--- a/ABNT-TCC.docx
+++ b/ABNT-TCC.docx
@@ -527,7 +527,7 @@
       <w:r>
         <w:fldChar w:fldCharType="separate"/>
       </w:r>
-      <w:hyperlink w:anchor="_Toc236255922" w:history="1">
+      <w:hyperlink w:anchor="_Toc236690915" w:history="1">
         <w:r>
           <w:rPr>
             <w:rStyle w:val="Hyperlink"/>
@@ -554,7 +554,7 @@
             <w:noProof/>
             <w:webHidden/>
           </w:rPr>
-          <w:instrText xml:space="preserve"> PAGEREF _Toc236255922 \h </w:instrText>
+          <w:instrText xml:space="preserve"> PAGEREF _Toc236690915 \h </w:instrText>
         </w:r>
         <w:r>
           <w:rPr>
@@ -600,7 +600,7 @@
           <w14:ligatures w14:val="standardContextual"/>
         </w:rPr>
       </w:pPr>
-      <w:hyperlink w:anchor="_Toc236255923" w:history="1">
+      <w:hyperlink w:anchor="_Toc236690916" w:history="1">
         <w:r>
           <w:rPr>
             <w:rStyle w:val="Hyperlink"/>
@@ -627,7 +627,7 @@
             <w:noProof/>
             <w:webHidden/>
           </w:rPr>
-          <w:instrText xml:space="preserve"> PAGEREF _Toc236255923 \h </w:instrText>
+          <w:instrText xml:space="preserve"> PAGEREF _Toc236690916 \h </w:instrText>
         </w:r>
         <w:r>
           <w:rPr>
@@ -673,7 +673,7 @@
           <w14:ligatures w14:val="standardContextual"/>
         </w:rPr>
       </w:pPr>
-      <w:hyperlink w:anchor="_Toc236255924" w:history="1">
+      <w:hyperlink w:anchor="_Toc236690917" w:history="1">
         <w:r>
           <w:rPr>
             <w:rStyle w:val="Hyperlink"/>
@@ -700,7 +700,7 @@
             <w:noProof/>
             <w:webHidden/>
           </w:rPr>
-          <w:instrText xml:space="preserve"> PAGEREF _Toc236255924 \h </w:instrText>
+          <w:instrText xml:space="preserve"> PAGEREF _Toc236690917 \h </w:instrText>
         </w:r>
         <w:r>
           <w:rPr>
@@ -746,7 +746,7 @@
           <w14:ligatures w14:val="standardContextual"/>
         </w:rPr>
       </w:pPr>
-      <w:hyperlink w:anchor="_Toc236255925" w:history="1">
+      <w:hyperlink w:anchor="_Toc236690918" w:history="1">
         <w:r>
           <w:rPr>
             <w:rStyle w:val="Hyperlink"/>
@@ -773,7 +773,7 @@
             <w:noProof/>
             <w:webHidden/>
           </w:rPr>
-          <w:instrText xml:space="preserve"> PAGEREF _Toc236255925 \h </w:instrText>
+          <w:instrText xml:space="preserve"> PAGEREF _Toc236690918 \h </w:instrText>
         </w:r>
         <w:r>
           <w:rPr>
@@ -819,7 +819,7 @@
           <w14:ligatures w14:val="standardContextual"/>
         </w:rPr>
       </w:pPr>
-      <w:hyperlink w:anchor="_Toc236255926" w:history="1">
+      <w:hyperlink w:anchor="_Toc236690919" w:history="1">
         <w:r>
           <w:rPr>
             <w:rStyle w:val="Hyperlink"/>
@@ -846,7 +846,7 @@
             <w:noProof/>
             <w:webHidden/>
           </w:rPr>
-          <w:instrText xml:space="preserve"> PAGEREF _Toc236255926 \h </w:instrText>
+          <w:instrText xml:space="preserve"> PAGEREF _Toc236690919 \h </w:instrText>
         </w:r>
         <w:r>
           <w:rPr>
@@ -892,7 +892,7 @@
           <w14:ligatures w14:val="standardContextual"/>
         </w:rPr>
       </w:pPr>
-      <w:hyperlink w:anchor="_Toc236255927" w:history="1">
+      <w:hyperlink w:anchor="_Toc236690920" w:history="1">
         <w:r>
           <w:rPr>
             <w:rStyle w:val="Hyperlink"/>
@@ -919,7 +919,7 @@
             <w:noProof/>
             <w:webHidden/>
           </w:rPr>
-          <w:instrText xml:space="preserve"> PAGEREF _Toc236255927 \h </w:instrText>
+          <w:instrText xml:space="preserve"> PAGEREF _Toc236690920 \h </w:instrText>
         </w:r>
         <w:r>
           <w:rPr>
@@ -965,7 +965,7 @@
           <w14:ligatures w14:val="standardContextual"/>
         </w:rPr>
       </w:pPr>
-      <w:hyperlink w:anchor="_Toc236255928" w:history="1">
+      <w:hyperlink w:anchor="_Toc236690921" w:history="1">
         <w:r>
           <w:rPr>
             <w:rStyle w:val="Hyperlink"/>
@@ -992,7 +992,7 @@
             <w:noProof/>
             <w:webHidden/>
           </w:rPr>
-          <w:instrText xml:space="preserve"> PAGEREF _Toc236255928 \h </w:instrText>
+          <w:instrText xml:space="preserve"> PAGEREF _Toc236690921 \h </w:instrText>
         </w:r>
         <w:r>
           <w:rPr>
@@ -1038,7 +1038,7 @@
           <w14:ligatures w14:val="standardContextual"/>
         </w:rPr>
       </w:pPr>
-      <w:hyperlink w:anchor="_Toc236255929" w:history="1">
+      <w:hyperlink w:anchor="_Toc236690922" w:history="1">
         <w:r>
           <w:rPr>
             <w:rStyle w:val="Hyperlink"/>
@@ -1065,7 +1065,7 @@
             <w:noProof/>
             <w:webHidden/>
           </w:rPr>
-          <w:instrText xml:space="preserve"> PAGEREF _Toc236255929 \h </w:instrText>
+          <w:instrText xml:space="preserve"> PAGEREF _Toc236690922 \h </w:instrText>
         </w:r>
         <w:r>
           <w:rPr>
@@ -1111,7 +1111,7 @@
           <w14:ligatures w14:val="standardContextual"/>
         </w:rPr>
       </w:pPr>
-      <w:hyperlink w:anchor="_Toc236255930" w:history="1">
+      <w:hyperlink w:anchor="_Toc236690923" w:history="1">
         <w:r>
           <w:rPr>
             <w:rStyle w:val="Hyperlink"/>
@@ -1138,7 +1138,7 @@
             <w:noProof/>
             <w:webHidden/>
           </w:rPr>
-          <w:instrText xml:space="preserve"> PAGEREF _Toc236255930 \h </w:instrText>
+          <w:instrText xml:space="preserve"> PAGEREF _Toc236690923 \h </w:instrText>
         </w:r>
         <w:r>
           <w:rPr>
@@ -1184,7 +1184,7 @@
           <w14:ligatures w14:val="standardContextual"/>
         </w:rPr>
       </w:pPr>
-      <w:hyperlink w:anchor="_Toc236255931" w:history="1">
+      <w:hyperlink w:anchor="_Toc236690924" w:history="1">
         <w:r>
           <w:rPr>
             <w:rStyle w:val="Hyperlink"/>
@@ -1211,7 +1211,7 @@
             <w:noProof/>
             <w:webHidden/>
           </w:rPr>
-          <w:instrText xml:space="preserve"> PAGEREF _Toc236255931 \h </w:instrText>
+          <w:instrText xml:space="preserve"> PAGEREF _Toc236690924 \h </w:instrText>
         </w:r>
         <w:r>
           <w:rPr>
@@ -1257,7 +1257,7 @@
           <w14:ligatures w14:val="standardContextual"/>
         </w:rPr>
       </w:pPr>
-      <w:hyperlink w:anchor="_Toc236255932" w:history="1">
+      <w:hyperlink w:anchor="_Toc236690925" w:history="1">
         <w:r>
           <w:rPr>
             <w:rStyle w:val="Hyperlink"/>
@@ -1284,7 +1284,7 @@
             <w:noProof/>
             <w:webHidden/>
           </w:rPr>
-          <w:instrText xml:space="preserve"> PAGEREF _Toc236255932 \h </w:instrText>
+          <w:instrText xml:space="preserve"> PAGEREF _Toc236690925 \h </w:instrText>
         </w:r>
         <w:r>
           <w:rPr>
@@ -1440,13 +1440,13 @@
       <w:r>
         <w:fldChar w:fldCharType="separate"/>
       </w:r>
-      <w:hyperlink w:anchor="_Toc236255433" w:history="1">
+      <w:hyperlink w:anchor="_Toc236690926" w:history="1">
         <w:r>
           <w:rPr>
             <w:rStyle w:val="Hyperlink"/>
             <w:noProof/>
           </w:rPr>
-          <w:t>Tabela 1: Caderno de Sensibilidade</w:t>
+          <w:t>Tabela 1: Caderno de Sensibilidadea</w:t>
         </w:r>
         <w:r>
           <w:rPr>
@@ -1467,7 +1467,7 @@
             <w:noProof/>
             <w:webHidden/>
           </w:rPr>
-          <w:instrText xml:space="preserve"> PAGEREF _Toc236255433 \h </w:instrText>
+          <w:instrText xml:space="preserve"> PAGEREF _Toc236690926 \h </w:instrText>
         </w:r>
         <w:r>
           <w:rPr>
@@ -1550,7 +1550,7 @@
         </w:rPr>
         <w:fldChar w:fldCharType="separate"/>
       </w:r>
-      <w:hyperlink w:anchor="_Toc236682737" w:history="1">
+      <w:hyperlink w:anchor="_Toc236690935" w:history="1">
         <w:r>
           <w:rPr>
             <w:rStyle w:val="Hyperlink"/>
@@ -1595,7 +1595,7 @@
             <w:noProof/>
             <w:webHidden/>
           </w:rPr>
-          <w:instrText xml:space="preserve"> PAGEREF _Toc236682737 \h </w:instrText>
+          <w:instrText xml:space="preserve"> PAGEREF _Toc236690935 \h </w:instrText>
         </w:r>
         <w:r>
           <w:rPr>
@@ -1638,7 +1638,7 @@
           <w14:ligatures w14:val="standardContextual"/>
         </w:rPr>
       </w:pPr>
-      <w:hyperlink w:anchor="_Toc236682738" w:history="1">
+      <w:hyperlink w:anchor="_Toc236690936" w:history="1">
         <w:r>
           <w:rPr>
             <w:rStyle w:val="Hyperlink"/>
@@ -1683,7 +1683,7 @@
             <w:noProof/>
             <w:webHidden/>
           </w:rPr>
-          <w:instrText xml:space="preserve"> PAGEREF _Toc236682738 \h </w:instrText>
+          <w:instrText xml:space="preserve"> PAGEREF _Toc236690936 \h </w:instrText>
         </w:r>
         <w:r>
           <w:rPr>
@@ -1726,7 +1726,7 @@
           <w14:ligatures w14:val="standardContextual"/>
         </w:rPr>
       </w:pPr>
-      <w:hyperlink w:anchor="_Toc236682739" w:history="1">
+      <w:hyperlink w:anchor="_Toc236690937" w:history="1">
         <w:r>
           <w:rPr>
             <w:rStyle w:val="Hyperlink"/>
@@ -1771,7 +1771,7 @@
             <w:noProof/>
             <w:webHidden/>
           </w:rPr>
-          <w:instrText xml:space="preserve"> PAGEREF _Toc236682739 \h </w:instrText>
+          <w:instrText xml:space="preserve"> PAGEREF _Toc236690937 \h </w:instrText>
         </w:r>
         <w:r>
           <w:rPr>
@@ -1814,7 +1814,7 @@
           <w14:ligatures w14:val="standardContextual"/>
         </w:rPr>
       </w:pPr>
-      <w:hyperlink w:anchor="_Toc236682740" w:history="1">
+      <w:hyperlink w:anchor="_Toc236690938" w:history="1">
         <w:r>
           <w:rPr>
             <w:rStyle w:val="Hyperlink"/>
@@ -1859,7 +1859,7 @@
             <w:noProof/>
             <w:webHidden/>
           </w:rPr>
-          <w:instrText xml:space="preserve"> PAGEREF _Toc236682740 \h </w:instrText>
+          <w:instrText xml:space="preserve"> PAGEREF _Toc236690938 \h </w:instrText>
         </w:r>
         <w:r>
           <w:rPr>
@@ -1902,7 +1902,7 @@
           <w14:ligatures w14:val="standardContextual"/>
         </w:rPr>
       </w:pPr>
-      <w:hyperlink w:anchor="_Toc236682741" w:history="1">
+      <w:hyperlink w:anchor="_Toc236690939" w:history="1">
         <w:r>
           <w:rPr>
             <w:rStyle w:val="Hyperlink"/>
@@ -1947,7 +1947,7 @@
             <w:noProof/>
             <w:webHidden/>
           </w:rPr>
-          <w:instrText xml:space="preserve"> PAGEREF _Toc236682741 \h </w:instrText>
+          <w:instrText xml:space="preserve"> PAGEREF _Toc236690939 \h </w:instrText>
         </w:r>
         <w:r>
           <w:rPr>
@@ -1990,7 +1990,7 @@
           <w14:ligatures w14:val="standardContextual"/>
         </w:rPr>
       </w:pPr>
-      <w:hyperlink w:anchor="_Toc236682742" w:history="1">
+      <w:hyperlink w:anchor="_Toc236690940" w:history="1">
         <w:r>
           <w:rPr>
             <w:rStyle w:val="Hyperlink"/>
@@ -2035,7 +2035,7 @@
             <w:noProof/>
             <w:webHidden/>
           </w:rPr>
-          <w:instrText xml:space="preserve"> PAGEREF _Toc236682742 \h </w:instrText>
+          <w:instrText xml:space="preserve"> PAGEREF _Toc236690940 \h </w:instrText>
         </w:r>
         <w:r>
           <w:rPr>
@@ -2078,7 +2078,7 @@
           <w14:ligatures w14:val="standardContextual"/>
         </w:rPr>
       </w:pPr>
-      <w:hyperlink w:anchor="_Toc236682743" w:history="1">
+      <w:hyperlink w:anchor="_Toc236690941" w:history="1">
         <w:r>
           <w:rPr>
             <w:rStyle w:val="Hyperlink"/>
@@ -2123,7 +2123,7 @@
             <w:noProof/>
             <w:webHidden/>
           </w:rPr>
-          <w:instrText xml:space="preserve"> PAGEREF _Toc236682743 \h </w:instrText>
+          <w:instrText xml:space="preserve"> PAGEREF _Toc236690941 \h </w:instrText>
         </w:r>
         <w:r>
           <w:rPr>
@@ -2166,7 +2166,7 @@
           <w14:ligatures w14:val="standardContextual"/>
         </w:rPr>
       </w:pPr>
-      <w:hyperlink w:anchor="_Toc236682744" w:history="1">
+      <w:hyperlink w:anchor="_Toc236690942" w:history="1">
         <w:r>
           <w:rPr>
             <w:rStyle w:val="Hyperlink"/>
@@ -2211,7 +2211,7 @@
             <w:noProof/>
             <w:webHidden/>
           </w:rPr>
-          <w:instrText xml:space="preserve"> PAGEREF _Toc236682744 \h </w:instrText>
+          <w:instrText xml:space="preserve"> PAGEREF _Toc236690942 \h </w:instrText>
         </w:r>
         <w:r>
           <w:rPr>
@@ -2254,7 +2254,7 @@
           <w14:ligatures w14:val="standardContextual"/>
         </w:rPr>
       </w:pPr>
-      <w:hyperlink w:anchor="_Toc236682745" w:history="1">
+      <w:hyperlink w:anchor="_Toc236690943" w:history="1">
         <w:r>
           <w:rPr>
             <w:rStyle w:val="Hyperlink"/>
@@ -2300,7 +2300,7 @@
             <w:noProof/>
             <w:webHidden/>
           </w:rPr>
-          <w:instrText xml:space="preserve"> PAGEREF _Toc236682745 \h </w:instrText>
+          <w:instrText xml:space="preserve"> PAGEREF _Toc236690943 \h </w:instrText>
         </w:r>
         <w:r>
           <w:rPr>
@@ -2343,7 +2343,7 @@
           <w14:ligatures w14:val="standardContextual"/>
         </w:rPr>
       </w:pPr>
-      <w:hyperlink w:anchor="_Toc236682746" w:history="1">
+      <w:hyperlink w:anchor="_Toc236690944" w:history="1">
         <w:r>
           <w:rPr>
             <w:rStyle w:val="Hyperlink"/>
@@ -2388,7 +2388,7 @@
             <w:noProof/>
             <w:webHidden/>
           </w:rPr>
-          <w:instrText xml:space="preserve"> PAGEREF _Toc236682746 \h </w:instrText>
+          <w:instrText xml:space="preserve"> PAGEREF _Toc236690944 \h </w:instrText>
         </w:r>
         <w:r>
           <w:rPr>
@@ -2431,7 +2431,7 @@
           <w14:ligatures w14:val="standardContextual"/>
         </w:rPr>
       </w:pPr>
-      <w:hyperlink w:anchor="_Toc236682747" w:history="1">
+      <w:hyperlink w:anchor="_Toc236690945" w:history="1">
         <w:r>
           <w:rPr>
             <w:rStyle w:val="Hyperlink"/>
@@ -2476,7 +2476,7 @@
             <w:noProof/>
             <w:webHidden/>
           </w:rPr>
-          <w:instrText xml:space="preserve"> PAGEREF _Toc236682747 \h </w:instrText>
+          <w:instrText xml:space="preserve"> PAGEREF _Toc236690945 \h </w:instrText>
         </w:r>
         <w:r>
           <w:rPr>
@@ -2519,7 +2519,7 @@
           <w14:ligatures w14:val="standardContextual"/>
         </w:rPr>
       </w:pPr>
-      <w:hyperlink w:anchor="_Toc236682748" w:history="1">
+      <w:hyperlink w:anchor="_Toc236690946" w:history="1">
         <w:r>
           <w:rPr>
             <w:rStyle w:val="Hyperlink"/>
@@ -2564,7 +2564,7 @@
             <w:noProof/>
             <w:webHidden/>
           </w:rPr>
-          <w:instrText xml:space="preserve"> PAGEREF _Toc236682748 \h </w:instrText>
+          <w:instrText xml:space="preserve"> PAGEREF _Toc236690946 \h </w:instrText>
         </w:r>
         <w:r>
           <w:rPr>
@@ -2607,7 +2607,7 @@
           <w14:ligatures w14:val="standardContextual"/>
         </w:rPr>
       </w:pPr>
-      <w:hyperlink w:anchor="_Toc236682749" w:history="1">
+      <w:hyperlink w:anchor="_Toc236690947" w:history="1">
         <w:r>
           <w:rPr>
             <w:rStyle w:val="Hyperlink"/>
@@ -2652,7 +2652,7 @@
             <w:noProof/>
             <w:webHidden/>
           </w:rPr>
-          <w:instrText xml:space="preserve"> PAGEREF _Toc236682749 \h </w:instrText>
+          <w:instrText xml:space="preserve"> PAGEREF _Toc236690947 \h </w:instrText>
         </w:r>
         <w:r>
           <w:rPr>
@@ -2695,7 +2695,7 @@
           <w14:ligatures w14:val="standardContextual"/>
         </w:rPr>
       </w:pPr>
-      <w:hyperlink w:anchor="_Toc236682750" w:history="1">
+      <w:hyperlink w:anchor="_Toc236690948" w:history="1">
         <w:r>
           <w:rPr>
             <w:rStyle w:val="Hyperlink"/>
@@ -2740,7 +2740,7 @@
             <w:noProof/>
             <w:webHidden/>
           </w:rPr>
-          <w:instrText xml:space="preserve"> PAGEREF _Toc236682750 \h </w:instrText>
+          <w:instrText xml:space="preserve"> PAGEREF _Toc236690948 \h </w:instrText>
         </w:r>
         <w:r>
           <w:rPr>
@@ -2760,7 +2760,7 @@
             <w:noProof/>
             <w:webHidden/>
           </w:rPr>
-          <w:t>20</w:t>
+          <w:t>21</w:t>
         </w:r>
         <w:r>
           <w:rPr>
@@ -2783,7 +2783,7 @@
           <w14:ligatures w14:val="standardContextual"/>
         </w:rPr>
       </w:pPr>
-      <w:hyperlink w:anchor="_Toc236682751" w:history="1">
+      <w:hyperlink w:anchor="_Toc236690949" w:history="1">
         <w:r>
           <w:rPr>
             <w:rStyle w:val="Hyperlink"/>
@@ -2828,7 +2828,7 @@
             <w:noProof/>
             <w:webHidden/>
           </w:rPr>
-          <w:instrText xml:space="preserve"> PAGEREF _Toc236682751 \h </w:instrText>
+          <w:instrText xml:space="preserve"> PAGEREF _Toc236690949 \h </w:instrText>
         </w:r>
         <w:r>
           <w:rPr>
@@ -2848,7 +2848,7 @@
             <w:noProof/>
             <w:webHidden/>
           </w:rPr>
-          <w:t>20</w:t>
+          <w:t>21</w:t>
         </w:r>
         <w:r>
           <w:rPr>
@@ -2871,7 +2871,7 @@
           <w14:ligatures w14:val="standardContextual"/>
         </w:rPr>
       </w:pPr>
-      <w:hyperlink w:anchor="_Toc236682752" w:history="1">
+      <w:hyperlink w:anchor="_Toc236690950" w:history="1">
         <w:r>
           <w:rPr>
             <w:rStyle w:val="Hyperlink"/>
@@ -2916,7 +2916,7 @@
             <w:noProof/>
             <w:webHidden/>
           </w:rPr>
-          <w:instrText xml:space="preserve"> PAGEREF _Toc236682752 \h </w:instrText>
+          <w:instrText xml:space="preserve"> PAGEREF _Toc236690950 \h </w:instrText>
         </w:r>
         <w:r>
           <w:rPr>
@@ -2959,7 +2959,7 @@
           <w14:ligatures w14:val="standardContextual"/>
         </w:rPr>
       </w:pPr>
-      <w:hyperlink w:anchor="_Toc236682753" w:history="1">
+      <w:hyperlink w:anchor="_Toc236690951" w:history="1">
         <w:r>
           <w:rPr>
             <w:rStyle w:val="Hyperlink"/>
@@ -3004,7 +3004,7 @@
             <w:noProof/>
             <w:webHidden/>
           </w:rPr>
-          <w:instrText xml:space="preserve"> PAGEREF _Toc236682753 \h </w:instrText>
+          <w:instrText xml:space="preserve"> PAGEREF _Toc236690951 \h </w:instrText>
         </w:r>
         <w:r>
           <w:rPr>
@@ -3024,7 +3024,7 @@
             <w:noProof/>
             <w:webHidden/>
           </w:rPr>
-          <w:t>21</w:t>
+          <w:t>22</w:t>
         </w:r>
         <w:r>
           <w:rPr>
@@ -3047,7 +3047,7 @@
           <w14:ligatures w14:val="standardContextual"/>
         </w:rPr>
       </w:pPr>
-      <w:hyperlink w:anchor="_Toc236682754" w:history="1">
+      <w:hyperlink w:anchor="_Toc236690952" w:history="1">
         <w:r>
           <w:rPr>
             <w:rStyle w:val="Hyperlink"/>
@@ -3092,7 +3092,7 @@
             <w:noProof/>
             <w:webHidden/>
           </w:rPr>
-          <w:instrText xml:space="preserve"> PAGEREF _Toc236682754 \h </w:instrText>
+          <w:instrText xml:space="preserve"> PAGEREF _Toc236690952 \h </w:instrText>
         </w:r>
         <w:r>
           <w:rPr>
@@ -3112,7 +3112,7 @@
             <w:noProof/>
             <w:webHidden/>
           </w:rPr>
-          <w:t>21</w:t>
+          <w:t>22</w:t>
         </w:r>
         <w:r>
           <w:rPr>
@@ -3135,7 +3135,7 @@
           <w14:ligatures w14:val="standardContextual"/>
         </w:rPr>
       </w:pPr>
-      <w:hyperlink w:anchor="_Toc236682755" w:history="1">
+      <w:hyperlink w:anchor="_Toc236690953" w:history="1">
         <w:r>
           <w:rPr>
             <w:rStyle w:val="Hyperlink"/>
@@ -3180,7 +3180,7 @@
             <w:noProof/>
             <w:webHidden/>
           </w:rPr>
-          <w:instrText xml:space="preserve"> PAGEREF _Toc236682755 \h </w:instrText>
+          <w:instrText xml:space="preserve"> PAGEREF _Toc236690953 \h </w:instrText>
         </w:r>
         <w:r>
           <w:rPr>
@@ -3200,7 +3200,7 @@
             <w:noProof/>
             <w:webHidden/>
           </w:rPr>
-          <w:t>21</w:t>
+          <w:t>22</w:t>
         </w:r>
         <w:r>
           <w:rPr>
@@ -3223,7 +3223,7 @@
           <w14:ligatures w14:val="standardContextual"/>
         </w:rPr>
       </w:pPr>
-      <w:hyperlink w:anchor="_Toc236682756" w:history="1">
+      <w:hyperlink w:anchor="_Toc236690954" w:history="1">
         <w:r>
           <w:rPr>
             <w:rStyle w:val="Hyperlink"/>
@@ -3268,7 +3268,7 @@
             <w:noProof/>
             <w:webHidden/>
           </w:rPr>
-          <w:instrText xml:space="preserve"> PAGEREF _Toc236682756 \h </w:instrText>
+          <w:instrText xml:space="preserve"> PAGEREF _Toc236690954 \h </w:instrText>
         </w:r>
         <w:r>
           <w:rPr>
@@ -3288,7 +3288,7 @@
             <w:noProof/>
             <w:webHidden/>
           </w:rPr>
-          <w:t>21</w:t>
+          <w:t>22</w:t>
         </w:r>
         <w:r>
           <w:rPr>
@@ -3311,7 +3311,7 @@
           <w14:ligatures w14:val="standardContextual"/>
         </w:rPr>
       </w:pPr>
-      <w:hyperlink w:anchor="_Toc236682757" w:history="1">
+      <w:hyperlink w:anchor="_Toc236690955" w:history="1">
         <w:r>
           <w:rPr>
             <w:rStyle w:val="Hyperlink"/>
@@ -3356,7 +3356,7 @@
             <w:noProof/>
             <w:webHidden/>
           </w:rPr>
-          <w:instrText xml:space="preserve"> PAGEREF _Toc236682757 \h </w:instrText>
+          <w:instrText xml:space="preserve"> PAGEREF _Toc236690955 \h </w:instrText>
         </w:r>
         <w:r>
           <w:rPr>
@@ -3399,7 +3399,7 @@
           <w14:ligatures w14:val="standardContextual"/>
         </w:rPr>
       </w:pPr>
-      <w:hyperlink w:anchor="_Toc236682758" w:history="1">
+      <w:hyperlink w:anchor="_Toc236690956" w:history="1">
         <w:r>
           <w:rPr>
             <w:rStyle w:val="Hyperlink"/>
@@ -3444,7 +3444,7 @@
             <w:noProof/>
             <w:webHidden/>
           </w:rPr>
-          <w:instrText xml:space="preserve"> PAGEREF _Toc236682758 \h </w:instrText>
+          <w:instrText xml:space="preserve"> PAGEREF _Toc236690956 \h </w:instrText>
         </w:r>
         <w:r>
           <w:rPr>
@@ -3487,7 +3487,7 @@
           <w14:ligatures w14:val="standardContextual"/>
         </w:rPr>
       </w:pPr>
-      <w:hyperlink w:anchor="_Toc236682759" w:history="1">
+      <w:hyperlink w:anchor="_Toc236690957" w:history="1">
         <w:r>
           <w:rPr>
             <w:rStyle w:val="Hyperlink"/>
@@ -3532,7 +3532,7 @@
             <w:noProof/>
             <w:webHidden/>
           </w:rPr>
-          <w:instrText xml:space="preserve"> PAGEREF _Toc236682759 \h </w:instrText>
+          <w:instrText xml:space="preserve"> PAGEREF _Toc236690957 \h </w:instrText>
         </w:r>
         <w:r>
           <w:rPr>
@@ -3552,7 +3552,7 @@
             <w:noProof/>
             <w:webHidden/>
           </w:rPr>
-          <w:t>22</w:t>
+          <w:t>23</w:t>
         </w:r>
         <w:r>
           <w:rPr>
@@ -3575,7 +3575,7 @@
           <w14:ligatures w14:val="standardContextual"/>
         </w:rPr>
       </w:pPr>
-      <w:hyperlink w:anchor="_Toc236682760" w:history="1">
+      <w:hyperlink w:anchor="_Toc236690958" w:history="1">
         <w:r>
           <w:rPr>
             <w:rStyle w:val="Hyperlink"/>
@@ -3620,7 +3620,7 @@
             <w:noProof/>
             <w:webHidden/>
           </w:rPr>
-          <w:instrText xml:space="preserve"> PAGEREF _Toc236682760 \h </w:instrText>
+          <w:instrText xml:space="preserve"> PAGEREF _Toc236690958 \h </w:instrText>
         </w:r>
         <w:r>
           <w:rPr>
@@ -3663,7 +3663,7 @@
           <w14:ligatures w14:val="standardContextual"/>
         </w:rPr>
       </w:pPr>
-      <w:hyperlink w:anchor="_Toc236682761" w:history="1">
+      <w:hyperlink w:anchor="_Toc236690959" w:history="1">
         <w:r>
           <w:rPr>
             <w:rStyle w:val="Hyperlink"/>
@@ -3708,7 +3708,7 @@
             <w:noProof/>
             <w:webHidden/>
           </w:rPr>
-          <w:instrText xml:space="preserve"> PAGEREF _Toc236682761 \h </w:instrText>
+          <w:instrText xml:space="preserve"> PAGEREF _Toc236690959 \h </w:instrText>
         </w:r>
         <w:r>
           <w:rPr>
@@ -3728,7 +3728,7 @@
             <w:noProof/>
             <w:webHidden/>
           </w:rPr>
-          <w:t>23</w:t>
+          <w:t>24</w:t>
         </w:r>
         <w:r>
           <w:rPr>
@@ -3751,7 +3751,7 @@
           <w14:ligatures w14:val="standardContextual"/>
         </w:rPr>
       </w:pPr>
-      <w:hyperlink w:anchor="_Toc236682762" w:history="1">
+      <w:hyperlink w:anchor="_Toc236690960" w:history="1">
         <w:r>
           <w:rPr>
             <w:rStyle w:val="Hyperlink"/>
@@ -3796,7 +3796,7 @@
             <w:noProof/>
             <w:webHidden/>
           </w:rPr>
-          <w:instrText xml:space="preserve"> PAGEREF _Toc236682762 \h </w:instrText>
+          <w:instrText xml:space="preserve"> PAGEREF _Toc236690960 \h </w:instrText>
         </w:r>
         <w:r>
           <w:rPr>
@@ -3816,7 +3816,7 @@
             <w:noProof/>
             <w:webHidden/>
           </w:rPr>
-          <w:t>23</w:t>
+          <w:t>24</w:t>
         </w:r>
         <w:r>
           <w:rPr>
@@ -3839,7 +3839,7 @@
           <w14:ligatures w14:val="standardContextual"/>
         </w:rPr>
       </w:pPr>
-      <w:hyperlink w:anchor="_Toc236682763" w:history="1">
+      <w:hyperlink w:anchor="_Toc236690961" w:history="1">
         <w:r>
           <w:rPr>
             <w:rStyle w:val="Hyperlink"/>
@@ -3884,7 +3884,7 @@
             <w:noProof/>
             <w:webHidden/>
           </w:rPr>
-          <w:instrText xml:space="preserve"> PAGEREF _Toc236682763 \h </w:instrText>
+          <w:instrText xml:space="preserve"> PAGEREF _Toc236690961 \h </w:instrText>
         </w:r>
         <w:r>
           <w:rPr>
@@ -3927,7 +3927,7 @@
           <w14:ligatures w14:val="standardContextual"/>
         </w:rPr>
       </w:pPr>
-      <w:hyperlink w:anchor="_Toc236682764" w:history="1">
+      <w:hyperlink w:anchor="_Toc236690962" w:history="1">
         <w:r>
           <w:rPr>
             <w:rStyle w:val="Hyperlink"/>
@@ -3972,7 +3972,7 @@
             <w:noProof/>
             <w:webHidden/>
           </w:rPr>
-          <w:instrText xml:space="preserve"> PAGEREF _Toc236682764 \h </w:instrText>
+          <w:instrText xml:space="preserve"> PAGEREF _Toc236690962 \h </w:instrText>
         </w:r>
         <w:r>
           <w:rPr>
@@ -4015,7 +4015,7 @@
           <w14:ligatures w14:val="standardContextual"/>
         </w:rPr>
       </w:pPr>
-      <w:hyperlink w:anchor="_Toc236682765" w:history="1">
+      <w:hyperlink w:anchor="_Toc236690963" w:history="1">
         <w:r>
           <w:rPr>
             <w:rStyle w:val="Hyperlink"/>
@@ -4060,7 +4060,7 @@
             <w:noProof/>
             <w:webHidden/>
           </w:rPr>
-          <w:instrText xml:space="preserve"> PAGEREF _Toc236682765 \h </w:instrText>
+          <w:instrText xml:space="preserve"> PAGEREF _Toc236690963 \h </w:instrText>
         </w:r>
         <w:r>
           <w:rPr>
@@ -4103,7 +4103,7 @@
           <w14:ligatures w14:val="standardContextual"/>
         </w:rPr>
       </w:pPr>
-      <w:hyperlink w:anchor="_Toc236682766" w:history="1">
+      <w:hyperlink w:anchor="_Toc236690964" w:history="1">
         <w:r>
           <w:rPr>
             <w:rStyle w:val="Hyperlink"/>
@@ -4148,7 +4148,7 @@
             <w:noProof/>
             <w:webHidden/>
           </w:rPr>
-          <w:instrText xml:space="preserve"> PAGEREF _Toc236682766 \h </w:instrText>
+          <w:instrText xml:space="preserve"> PAGEREF _Toc236690964 \h </w:instrText>
         </w:r>
         <w:r>
           <w:rPr>
@@ -4191,7 +4191,7 @@
           <w14:ligatures w14:val="standardContextual"/>
         </w:rPr>
       </w:pPr>
-      <w:hyperlink w:anchor="_Toc236682767" w:history="1">
+      <w:hyperlink w:anchor="_Toc236690965" w:history="1">
         <w:r>
           <w:rPr>
             <w:rStyle w:val="Hyperlink"/>
@@ -4236,7 +4236,7 @@
             <w:noProof/>
             <w:webHidden/>
           </w:rPr>
-          <w:instrText xml:space="preserve"> PAGEREF _Toc236682767 \h </w:instrText>
+          <w:instrText xml:space="preserve"> PAGEREF _Toc236690965 \h </w:instrText>
         </w:r>
         <w:r>
           <w:rPr>
@@ -4279,7 +4279,7 @@
           <w14:ligatures w14:val="standardContextual"/>
         </w:rPr>
       </w:pPr>
-      <w:hyperlink w:anchor="_Toc236682768" w:history="1">
+      <w:hyperlink w:anchor="_Toc236690966" w:history="1">
         <w:r>
           <w:rPr>
             <w:rStyle w:val="Hyperlink"/>
@@ -4328,7 +4328,7 @@
             <w:noProof/>
             <w:webHidden/>
           </w:rPr>
-          <w:instrText xml:space="preserve"> PAGEREF _Toc236682768 \h </w:instrText>
+          <w:instrText xml:space="preserve"> PAGEREF _Toc236690966 \h </w:instrText>
         </w:r>
         <w:r>
           <w:rPr>
@@ -4371,7 +4371,7 @@
           <w14:ligatures w14:val="standardContextual"/>
         </w:rPr>
       </w:pPr>
-      <w:hyperlink w:anchor="_Toc236682769" w:history="1">
+      <w:hyperlink w:anchor="_Toc236690967" w:history="1">
         <w:r>
           <w:rPr>
             <w:rStyle w:val="Hyperlink"/>
@@ -4418,7 +4418,7 @@
             <w:noProof/>
             <w:webHidden/>
           </w:rPr>
-          <w:instrText xml:space="preserve"> PAGEREF _Toc236682769 \h </w:instrText>
+          <w:instrText xml:space="preserve"> PAGEREF _Toc236690967 \h </w:instrText>
         </w:r>
         <w:r>
           <w:rPr>
@@ -4461,7 +4461,7 @@
           <w14:ligatures w14:val="standardContextual"/>
         </w:rPr>
       </w:pPr>
-      <w:hyperlink w:anchor="_Toc236682770" w:history="1">
+      <w:hyperlink w:anchor="_Toc236690968" w:history="1">
         <w:r>
           <w:rPr>
             <w:rStyle w:val="Hyperlink"/>
@@ -4508,7 +4508,7 @@
             <w:noProof/>
             <w:webHidden/>
           </w:rPr>
-          <w:instrText xml:space="preserve"> PAGEREF _Toc236682770 \h </w:instrText>
+          <w:instrText xml:space="preserve"> PAGEREF _Toc236690968 \h </w:instrText>
         </w:r>
         <w:r>
           <w:rPr>
@@ -4551,7 +4551,7 @@
           <w14:ligatures w14:val="standardContextual"/>
         </w:rPr>
       </w:pPr>
-      <w:hyperlink w:anchor="_Toc236682771" w:history="1">
+      <w:hyperlink w:anchor="_Toc236690969" w:history="1">
         <w:r>
           <w:rPr>
             <w:rStyle w:val="Hyperlink"/>
@@ -4596,7 +4596,7 @@
             <w:noProof/>
             <w:webHidden/>
           </w:rPr>
-          <w:instrText xml:space="preserve"> PAGEREF _Toc236682771 \h </w:instrText>
+          <w:instrText xml:space="preserve"> PAGEREF _Toc236690969 \h </w:instrText>
         </w:r>
         <w:r>
           <w:rPr>
@@ -4639,7 +4639,7 @@
           <w14:ligatures w14:val="standardContextual"/>
         </w:rPr>
       </w:pPr>
-      <w:hyperlink w:anchor="_Toc236682772" w:history="1">
+      <w:hyperlink w:anchor="_Toc236690970" w:history="1">
         <w:r>
           <w:rPr>
             <w:rStyle w:val="Hyperlink"/>
@@ -4686,7 +4686,7 @@
             <w:noProof/>
             <w:webHidden/>
           </w:rPr>
-          <w:instrText xml:space="preserve"> PAGEREF _Toc236682772 \h </w:instrText>
+          <w:instrText xml:space="preserve"> PAGEREF _Toc236690970 \h </w:instrText>
         </w:r>
         <w:r>
           <w:rPr>
@@ -4729,7 +4729,7 @@
           <w14:ligatures w14:val="standardContextual"/>
         </w:rPr>
       </w:pPr>
-      <w:hyperlink w:anchor="_Toc236682773" w:history="1">
+      <w:hyperlink w:anchor="_Toc236690971" w:history="1">
         <w:r>
           <w:rPr>
             <w:rStyle w:val="Hyperlink"/>
@@ -4774,7 +4774,7 @@
             <w:noProof/>
             <w:webHidden/>
           </w:rPr>
-          <w:instrText xml:space="preserve"> PAGEREF _Toc236682773 \h </w:instrText>
+          <w:instrText xml:space="preserve"> PAGEREF _Toc236690971 \h </w:instrText>
         </w:r>
         <w:r>
           <w:rPr>
@@ -4817,7 +4817,7 @@
           <w14:ligatures w14:val="standardContextual"/>
         </w:rPr>
       </w:pPr>
-      <w:hyperlink w:anchor="_Toc236682774" w:history="1">
+      <w:hyperlink w:anchor="_Toc236690972" w:history="1">
         <w:r>
           <w:rPr>
             <w:rStyle w:val="Hyperlink"/>
@@ -4862,7 +4862,7 @@
             <w:noProof/>
             <w:webHidden/>
           </w:rPr>
-          <w:instrText xml:space="preserve"> PAGEREF _Toc236682774 \h </w:instrText>
+          <w:instrText xml:space="preserve"> PAGEREF _Toc236690972 \h </w:instrText>
         </w:r>
         <w:r>
           <w:rPr>
@@ -4905,7 +4905,7 @@
           <w14:ligatures w14:val="standardContextual"/>
         </w:rPr>
       </w:pPr>
-      <w:hyperlink w:anchor="_Toc236682775" w:history="1">
+      <w:hyperlink w:anchor="_Toc236690973" w:history="1">
         <w:r>
           <w:rPr>
             <w:rStyle w:val="Hyperlink"/>
@@ -4950,7 +4950,7 @@
             <w:noProof/>
             <w:webHidden/>
           </w:rPr>
-          <w:instrText xml:space="preserve"> PAGEREF _Toc236682775 \h </w:instrText>
+          <w:instrText xml:space="preserve"> PAGEREF _Toc236690973 \h </w:instrText>
         </w:r>
         <w:r>
           <w:rPr>
@@ -4993,7 +4993,7 @@
           <w14:ligatures w14:val="standardContextual"/>
         </w:rPr>
       </w:pPr>
-      <w:hyperlink w:anchor="_Toc236682776" w:history="1">
+      <w:hyperlink w:anchor="_Toc236690974" w:history="1">
         <w:r>
           <w:rPr>
             <w:rStyle w:val="Hyperlink"/>
@@ -5038,7 +5038,7 @@
             <w:noProof/>
             <w:webHidden/>
           </w:rPr>
-          <w:instrText xml:space="preserve"> PAGEREF _Toc236682776 \h </w:instrText>
+          <w:instrText xml:space="preserve"> PAGEREF _Toc236690974 \h </w:instrText>
         </w:r>
         <w:r>
           <w:rPr>
@@ -5081,7 +5081,7 @@
           <w14:ligatures w14:val="standardContextual"/>
         </w:rPr>
       </w:pPr>
-      <w:hyperlink w:anchor="_Toc236682777" w:history="1">
+      <w:hyperlink w:anchor="_Toc236690975" w:history="1">
         <w:r>
           <w:rPr>
             <w:rStyle w:val="Hyperlink"/>
@@ -5126,7 +5126,7 @@
             <w:noProof/>
             <w:webHidden/>
           </w:rPr>
-          <w:instrText xml:space="preserve"> PAGEREF _Toc236682777 \h </w:instrText>
+          <w:instrText xml:space="preserve"> PAGEREF _Toc236690975 \h </w:instrText>
         </w:r>
         <w:r>
           <w:rPr>
@@ -5169,7 +5169,7 @@
           <w14:ligatures w14:val="standardContextual"/>
         </w:rPr>
       </w:pPr>
-      <w:hyperlink w:anchor="_Toc236682778" w:history="1">
+      <w:hyperlink w:anchor="_Toc236690976" w:history="1">
         <w:r>
           <w:rPr>
             <w:rStyle w:val="Hyperlink"/>
@@ -5214,7 +5214,7 @@
             <w:noProof/>
             <w:webHidden/>
           </w:rPr>
-          <w:instrText xml:space="preserve"> PAGEREF _Toc236682778 \h </w:instrText>
+          <w:instrText xml:space="preserve"> PAGEREF _Toc236690976 \h </w:instrText>
         </w:r>
         <w:r>
           <w:rPr>
@@ -5257,7 +5257,7 @@
           <w14:ligatures w14:val="standardContextual"/>
         </w:rPr>
       </w:pPr>
-      <w:hyperlink w:anchor="_Toc236682779" w:history="1">
+      <w:hyperlink w:anchor="_Toc236690977" w:history="1">
         <w:r>
           <w:rPr>
             <w:rStyle w:val="Hyperlink"/>
@@ -5302,7 +5302,7 @@
             <w:noProof/>
             <w:webHidden/>
           </w:rPr>
-          <w:instrText xml:space="preserve"> PAGEREF _Toc236682779 \h </w:instrText>
+          <w:instrText xml:space="preserve"> PAGEREF _Toc236690977 \h </w:instrText>
         </w:r>
         <w:r>
           <w:rPr>
@@ -5345,7 +5345,7 @@
           <w14:ligatures w14:val="standardContextual"/>
         </w:rPr>
       </w:pPr>
-      <w:hyperlink w:anchor="_Toc236682780" w:history="1">
+      <w:hyperlink w:anchor="_Toc236690978" w:history="1">
         <w:r>
           <w:rPr>
             <w:rStyle w:val="Hyperlink"/>
@@ -5369,7 +5369,7 @@
             <w:rStyle w:val="Hyperlink"/>
             <w:noProof/>
           </w:rPr>
-          <w:t>Análise de concorrência</w:t>
+          <w:t>Análise de Concorrência</w:t>
         </w:r>
         <w:r>
           <w:rPr>
@@ -5390,7 +5390,7 @@
             <w:noProof/>
             <w:webHidden/>
           </w:rPr>
-          <w:instrText xml:space="preserve"> PAGEREF _Toc236682780 \h </w:instrText>
+          <w:instrText xml:space="preserve"> PAGEREF _Toc236690978 \h </w:instrText>
         </w:r>
         <w:r>
           <w:rPr>
@@ -5423,7 +5423,7 @@
     </w:p>
     <w:p>
       <w:pPr>
-        <w:pStyle w:val="Sumrio2"/>
+        <w:pStyle w:val="Sumrio3"/>
         <w:rPr>
           <w:rFonts w:asciiTheme="minorHAnsi" w:eastAsiaTheme="minorEastAsia" w:hAnsiTheme="minorHAnsi"/>
           <w:noProof/>
@@ -5433,14 +5433,13 @@
           <w14:ligatures w14:val="standardContextual"/>
         </w:rPr>
       </w:pPr>
-      <w:hyperlink w:anchor="_Toc236682781" w:history="1">
+      <w:hyperlink w:anchor="_Toc236690979" w:history="1">
         <w:r>
           <w:rPr>
             <w:rStyle w:val="Hyperlink"/>
-            <w:iCs/>
-            <w:noProof/>
-          </w:rPr>
-          <w:t>7.2</w:t>
+            <w:noProof/>
+          </w:rPr>
+          <w:t>7.1.1</w:t>
         </w:r>
         <w:r>
           <w:rPr>
@@ -5458,7 +5457,7 @@
             <w:rStyle w:val="Hyperlink"/>
             <w:noProof/>
           </w:rPr>
-          <w:t>Planejamento Financeiro</w:t>
+          <w:t>Concorrentes diretos e soluções mais próximas</w:t>
         </w:r>
         <w:r>
           <w:rPr>
@@ -5479,7 +5478,7 @@
             <w:noProof/>
             <w:webHidden/>
           </w:rPr>
-          <w:instrText xml:space="preserve"> PAGEREF _Toc236682781 \h </w:instrText>
+          <w:instrText xml:space="preserve"> PAGEREF _Toc236690979 \h </w:instrText>
         </w:r>
         <w:r>
           <w:rPr>
@@ -5499,7 +5498,7 @@
             <w:noProof/>
             <w:webHidden/>
           </w:rPr>
-          <w:t>38</w:t>
+          <w:t>41</w:t>
         </w:r>
         <w:r>
           <w:rPr>
@@ -5512,7 +5511,7 @@
     </w:p>
     <w:p>
       <w:pPr>
-        <w:pStyle w:val="Sumrio1"/>
+        <w:pStyle w:val="Sumrio3"/>
         <w:rPr>
           <w:rFonts w:asciiTheme="minorHAnsi" w:eastAsiaTheme="minorEastAsia" w:hAnsiTheme="minorHAnsi"/>
           <w:noProof/>
@@ -5522,12 +5521,365 @@
           <w14:ligatures w14:val="standardContextual"/>
         </w:rPr>
       </w:pPr>
-      <w:hyperlink w:anchor="_Toc236682782" w:history="1">
+      <w:hyperlink w:anchor="_Toc236690980" w:history="1">
         <w:r>
           <w:rPr>
             <w:rStyle w:val="Hyperlink"/>
             <w:noProof/>
           </w:rPr>
+          <w:t>7.1.2</w:t>
+        </w:r>
+        <w:r>
+          <w:rPr>
+            <w:rFonts w:asciiTheme="minorHAnsi" w:eastAsiaTheme="minorEastAsia" w:hAnsiTheme="minorHAnsi"/>
+            <w:noProof/>
+            <w:kern w:val="2"/>
+            <w:szCs w:val="24"/>
+            <w:lang w:eastAsia="pt-BR"/>
+            <w14:ligatures w14:val="standardContextual"/>
+          </w:rPr>
+          <w:tab/>
+        </w:r>
+        <w:r>
+          <w:rPr>
+            <w:rStyle w:val="Hyperlink"/>
+            <w:noProof/>
+          </w:rPr>
+          <w:t>Concorrentes indiretos e iniciativas semelhantes</w:t>
+        </w:r>
+        <w:r>
+          <w:rPr>
+            <w:noProof/>
+            <w:webHidden/>
+          </w:rPr>
+          <w:tab/>
+        </w:r>
+        <w:r>
+          <w:rPr>
+            <w:noProof/>
+            <w:webHidden/>
+          </w:rPr>
+          <w:fldChar w:fldCharType="begin"/>
+        </w:r>
+        <w:r>
+          <w:rPr>
+            <w:noProof/>
+            <w:webHidden/>
+          </w:rPr>
+          <w:instrText xml:space="preserve"> PAGEREF _Toc236690980 \h </w:instrText>
+        </w:r>
+        <w:r>
+          <w:rPr>
+            <w:noProof/>
+            <w:webHidden/>
+          </w:rPr>
+        </w:r>
+        <w:r>
+          <w:rPr>
+            <w:noProof/>
+            <w:webHidden/>
+          </w:rPr>
+          <w:fldChar w:fldCharType="separate"/>
+        </w:r>
+        <w:r>
+          <w:rPr>
+            <w:noProof/>
+            <w:webHidden/>
+          </w:rPr>
+          <w:t>42</w:t>
+        </w:r>
+        <w:r>
+          <w:rPr>
+            <w:noProof/>
+            <w:webHidden/>
+          </w:rPr>
+          <w:fldChar w:fldCharType="end"/>
+        </w:r>
+      </w:hyperlink>
+    </w:p>
+    <w:p>
+      <w:pPr>
+        <w:pStyle w:val="Sumrio3"/>
+        <w:rPr>
+          <w:rFonts w:asciiTheme="minorHAnsi" w:eastAsiaTheme="minorEastAsia" w:hAnsiTheme="minorHAnsi"/>
+          <w:noProof/>
+          <w:kern w:val="2"/>
+          <w:szCs w:val="24"/>
+          <w:lang w:eastAsia="pt-BR"/>
+          <w14:ligatures w14:val="standardContextual"/>
+        </w:rPr>
+      </w:pPr>
+      <w:hyperlink w:anchor="_Toc236690981" w:history="1">
+        <w:r>
+          <w:rPr>
+            <w:rStyle w:val="Hyperlink"/>
+            <w:noProof/>
+          </w:rPr>
+          <w:t>7.1.3</w:t>
+        </w:r>
+        <w:r>
+          <w:rPr>
+            <w:rFonts w:asciiTheme="minorHAnsi" w:eastAsiaTheme="minorEastAsia" w:hAnsiTheme="minorHAnsi"/>
+            <w:noProof/>
+            <w:kern w:val="2"/>
+            <w:szCs w:val="24"/>
+            <w:lang w:eastAsia="pt-BR"/>
+            <w14:ligatures w14:val="standardContextual"/>
+          </w:rPr>
+          <w:tab/>
+        </w:r>
+        <w:r>
+          <w:rPr>
+            <w:rStyle w:val="Hyperlink"/>
+            <w:noProof/>
+          </w:rPr>
+          <w:t>Soluções de aprendizagem sobre cultivo e a hipótese de um "Duolingo da horta"</w:t>
+        </w:r>
+        <w:r>
+          <w:rPr>
+            <w:noProof/>
+            <w:webHidden/>
+          </w:rPr>
+          <w:tab/>
+        </w:r>
+        <w:r>
+          <w:rPr>
+            <w:noProof/>
+            <w:webHidden/>
+          </w:rPr>
+          <w:fldChar w:fldCharType="begin"/>
+        </w:r>
+        <w:r>
+          <w:rPr>
+            <w:noProof/>
+            <w:webHidden/>
+          </w:rPr>
+          <w:instrText xml:space="preserve"> PAGEREF _Toc236690981 \h </w:instrText>
+        </w:r>
+        <w:r>
+          <w:rPr>
+            <w:noProof/>
+            <w:webHidden/>
+          </w:rPr>
+        </w:r>
+        <w:r>
+          <w:rPr>
+            <w:noProof/>
+            <w:webHidden/>
+          </w:rPr>
+          <w:fldChar w:fldCharType="separate"/>
+        </w:r>
+        <w:r>
+          <w:rPr>
+            <w:noProof/>
+            <w:webHidden/>
+          </w:rPr>
+          <w:t>43</w:t>
+        </w:r>
+        <w:r>
+          <w:rPr>
+            <w:noProof/>
+            <w:webHidden/>
+          </w:rPr>
+          <w:fldChar w:fldCharType="end"/>
+        </w:r>
+      </w:hyperlink>
+    </w:p>
+    <w:p>
+      <w:pPr>
+        <w:pStyle w:val="Sumrio3"/>
+        <w:rPr>
+          <w:rFonts w:asciiTheme="minorHAnsi" w:eastAsiaTheme="minorEastAsia" w:hAnsiTheme="minorHAnsi"/>
+          <w:noProof/>
+          <w:kern w:val="2"/>
+          <w:szCs w:val="24"/>
+          <w:lang w:eastAsia="pt-BR"/>
+          <w14:ligatures w14:val="standardContextual"/>
+        </w:rPr>
+      </w:pPr>
+      <w:hyperlink w:anchor="_Toc236690982" w:history="1">
+        <w:r>
+          <w:rPr>
+            <w:rStyle w:val="Hyperlink"/>
+            <w:noProof/>
+          </w:rPr>
+          <w:t>7.1.4</w:t>
+        </w:r>
+        <w:r>
+          <w:rPr>
+            <w:rFonts w:asciiTheme="minorHAnsi" w:eastAsiaTheme="minorEastAsia" w:hAnsiTheme="minorHAnsi"/>
+            <w:noProof/>
+            <w:kern w:val="2"/>
+            <w:szCs w:val="24"/>
+            <w:lang w:eastAsia="pt-BR"/>
+            <w14:ligatures w14:val="standardContextual"/>
+          </w:rPr>
+          <w:tab/>
+        </w:r>
+        <w:r>
+          <w:rPr>
+            <w:rStyle w:val="Hyperlink"/>
+            <w:noProof/>
+          </w:rPr>
+          <w:t>Soluções de gamificação aplicadas à educação</w:t>
+        </w:r>
+        <w:r>
+          <w:rPr>
+            <w:noProof/>
+            <w:webHidden/>
+          </w:rPr>
+          <w:tab/>
+        </w:r>
+        <w:r>
+          <w:rPr>
+            <w:noProof/>
+            <w:webHidden/>
+          </w:rPr>
+          <w:fldChar w:fldCharType="begin"/>
+        </w:r>
+        <w:r>
+          <w:rPr>
+            <w:noProof/>
+            <w:webHidden/>
+          </w:rPr>
+          <w:instrText xml:space="preserve"> PAGEREF _Toc236690982 \h </w:instrText>
+        </w:r>
+        <w:r>
+          <w:rPr>
+            <w:noProof/>
+            <w:webHidden/>
+          </w:rPr>
+        </w:r>
+        <w:r>
+          <w:rPr>
+            <w:noProof/>
+            <w:webHidden/>
+          </w:rPr>
+          <w:fldChar w:fldCharType="separate"/>
+        </w:r>
+        <w:r>
+          <w:rPr>
+            <w:noProof/>
+            <w:webHidden/>
+          </w:rPr>
+          <w:t>43</w:t>
+        </w:r>
+        <w:r>
+          <w:rPr>
+            <w:noProof/>
+            <w:webHidden/>
+          </w:rPr>
+          <w:fldChar w:fldCharType="end"/>
+        </w:r>
+      </w:hyperlink>
+    </w:p>
+    <w:p>
+      <w:pPr>
+        <w:pStyle w:val="Sumrio2"/>
+        <w:rPr>
+          <w:rFonts w:asciiTheme="minorHAnsi" w:eastAsiaTheme="minorEastAsia" w:hAnsiTheme="minorHAnsi"/>
+          <w:noProof/>
+          <w:kern w:val="2"/>
+          <w:szCs w:val="24"/>
+          <w:lang w:eastAsia="pt-BR"/>
+          <w14:ligatures w14:val="standardContextual"/>
+        </w:rPr>
+      </w:pPr>
+      <w:hyperlink w:anchor="_Toc236690983" w:history="1">
+        <w:r>
+          <w:rPr>
+            <w:rStyle w:val="Hyperlink"/>
+            <w:iCs/>
+            <w:noProof/>
+          </w:rPr>
+          <w:t>7.2</w:t>
+        </w:r>
+        <w:r>
+          <w:rPr>
+            <w:rFonts w:asciiTheme="minorHAnsi" w:eastAsiaTheme="minorEastAsia" w:hAnsiTheme="minorHAnsi"/>
+            <w:noProof/>
+            <w:kern w:val="2"/>
+            <w:szCs w:val="24"/>
+            <w:lang w:eastAsia="pt-BR"/>
+            <w14:ligatures w14:val="standardContextual"/>
+          </w:rPr>
+          <w:tab/>
+        </w:r>
+        <w:r>
+          <w:rPr>
+            <w:rStyle w:val="Hyperlink"/>
+            <w:noProof/>
+          </w:rPr>
+          <w:t>Planejamento Financeiro</w:t>
+        </w:r>
+        <w:r>
+          <w:rPr>
+            <w:noProof/>
+            <w:webHidden/>
+          </w:rPr>
+          <w:tab/>
+        </w:r>
+        <w:r>
+          <w:rPr>
+            <w:noProof/>
+            <w:webHidden/>
+          </w:rPr>
+          <w:fldChar w:fldCharType="begin"/>
+        </w:r>
+        <w:r>
+          <w:rPr>
+            <w:noProof/>
+            <w:webHidden/>
+          </w:rPr>
+          <w:instrText xml:space="preserve"> PAGEREF _Toc236690983 \h </w:instrText>
+        </w:r>
+        <w:r>
+          <w:rPr>
+            <w:noProof/>
+            <w:webHidden/>
+          </w:rPr>
+        </w:r>
+        <w:r>
+          <w:rPr>
+            <w:noProof/>
+            <w:webHidden/>
+          </w:rPr>
+          <w:fldChar w:fldCharType="separate"/>
+        </w:r>
+        <w:r>
+          <w:rPr>
+            <w:noProof/>
+            <w:webHidden/>
+          </w:rPr>
+          <w:t>44</w:t>
+        </w:r>
+        <w:r>
+          <w:rPr>
+            <w:noProof/>
+            <w:webHidden/>
+          </w:rPr>
+          <w:fldChar w:fldCharType="end"/>
+        </w:r>
+      </w:hyperlink>
+    </w:p>
+    <w:p>
+      <w:pPr>
+        <w:pStyle w:val="Sumrio1"/>
+        <w:rPr>
+          <w:rFonts w:asciiTheme="minorHAnsi" w:eastAsiaTheme="minorEastAsia" w:hAnsiTheme="minorHAnsi"/>
+          <w:noProof/>
+          <w:kern w:val="2"/>
+          <w:szCs w:val="24"/>
+          <w:lang w:eastAsia="pt-BR"/>
+          <w14:ligatures w14:val="standardContextual"/>
+        </w:rPr>
+      </w:pPr>
+      <w:hyperlink w:anchor="_Toc236690984" w:history="1">
+        <w:r>
+          <w:rPr>
+            <w:rStyle w:val="Hyperlink"/>
+            <w:noProof/>
+          </w:rPr>
           <w:t>REFERÊNCIAS</w:t>
         </w:r>
         <w:r>
@@ -5549,7 +5901,7 @@
             <w:noProof/>
             <w:webHidden/>
           </w:rPr>
-          <w:instrText xml:space="preserve"> PAGEREF _Toc236682782 \h </w:instrText>
+          <w:instrText xml:space="preserve"> PAGEREF _Toc236690984 \h </w:instrText>
         </w:r>
         <w:r>
           <w:rPr>
@@ -5569,7 +5921,7 @@
             <w:noProof/>
             <w:webHidden/>
           </w:rPr>
-          <w:t>39</w:t>
+          <w:t>46</w:t>
         </w:r>
         <w:r>
           <w:rPr>
@@ -5612,7 +5964,7 @@
       <w:pPr>
         <w:pStyle w:val="Ttulo1"/>
       </w:pPr>
-      <w:bookmarkStart w:id="0" w:name="_Toc236682737"/>
+      <w:bookmarkStart w:id="0" w:name="_Toc236690935"/>
       <w:r>
         <w:t>INTRODUÇÃO</w:t>
       </w:r>
@@ -5807,7 +6159,7 @@
       <w:pPr>
         <w:pStyle w:val="Ttulo2"/>
       </w:pPr>
-      <w:bookmarkStart w:id="1" w:name="_Toc236682738"/>
+      <w:bookmarkStart w:id="1" w:name="_Toc236690936"/>
       <w:r>
         <w:t>Problemática</w:t>
       </w:r>
@@ -6081,7 +6433,21 @@
         <w:rPr>
           <w:lang w:eastAsia="pt-BR"/>
         </w:rPr>
-        <w:t xml:space="preserve"> abordagens  pedagógicas  possam  ser  incorporadas, causando resistência para a alteração desse modelo. (</w:t>
+        <w:t xml:space="preserve"> </w:t>
+      </w:r>
+      <w:proofErr w:type="gramStart"/>
+      <w:r>
+        <w:rPr>
+          <w:lang w:eastAsia="pt-BR"/>
+        </w:rPr>
+        <w:t>abordagens  pedagógicas</w:t>
+      </w:r>
+      <w:proofErr w:type="gramEnd"/>
+      <w:r>
+        <w:rPr>
+          <w:lang w:eastAsia="pt-BR"/>
+        </w:rPr>
+        <w:t>  possam  ser  incorporadas, causando resistência para a alteração desse modelo. (</w:t>
       </w:r>
       <w:r>
         <w:rPr>
@@ -6106,7 +6472,7 @@
       <w:pPr>
         <w:pStyle w:val="Ttulo2"/>
       </w:pPr>
-      <w:bookmarkStart w:id="2" w:name="_Toc236682739"/>
+      <w:bookmarkStart w:id="2" w:name="_Toc236690937"/>
       <w:r>
         <w:t>Justificativa</w:t>
       </w:r>
@@ -6506,7 +6872,7 @@
       <w:pPr>
         <w:pStyle w:val="Ttulo2"/>
       </w:pPr>
-      <w:bookmarkStart w:id="3" w:name="_Toc236682740"/>
+      <w:bookmarkStart w:id="3" w:name="_Toc236690938"/>
       <w:r>
         <w:lastRenderedPageBreak/>
         <w:t>Objetivos</w:t>
@@ -6517,7 +6883,7 @@
       <w:pPr>
         <w:pStyle w:val="Ttulo3"/>
       </w:pPr>
-      <w:bookmarkStart w:id="4" w:name="_Toc236682741"/>
+      <w:bookmarkStart w:id="4" w:name="_Toc236690939"/>
       <w:r>
         <w:t>Objetivos geral</w:t>
       </w:r>
@@ -6527,7 +6893,7 @@
       <w:pPr>
         <w:pStyle w:val="Ttulo3"/>
       </w:pPr>
-      <w:bookmarkStart w:id="5" w:name="_Toc236682742"/>
+      <w:bookmarkStart w:id="5" w:name="_Toc236690940"/>
       <w:r>
         <w:t>Objetivos específicos</w:t>
       </w:r>
@@ -6537,7 +6903,7 @@
       <w:pPr>
         <w:pStyle w:val="Ttulo2"/>
       </w:pPr>
-      <w:bookmarkStart w:id="6" w:name="_Toc236682743"/>
+      <w:bookmarkStart w:id="6" w:name="_Toc236690941"/>
       <w:r>
         <w:t>Metodologia</w:t>
       </w:r>
@@ -6547,7 +6913,7 @@
       <w:pPr>
         <w:pStyle w:val="Ttulo2"/>
       </w:pPr>
-      <w:bookmarkStart w:id="7" w:name="_Toc236682744"/>
+      <w:bookmarkStart w:id="7" w:name="_Toc236690942"/>
       <w:r>
         <w:t>Resultados esperados</w:t>
       </w:r>
@@ -6566,7 +6932,7 @@
           <w:szCs w:val="24"/>
         </w:rPr>
       </w:pPr>
-      <w:bookmarkStart w:id="8" w:name="_Toc236682745"/>
+      <w:bookmarkStart w:id="8" w:name="_Toc236690943"/>
       <w:r>
         <w:lastRenderedPageBreak/>
         <w:t>REFERÊNCIAL TEÓRICO</w:t>
@@ -6577,7 +6943,7 @@
       <w:pPr>
         <w:pStyle w:val="Ttulo2"/>
       </w:pPr>
-      <w:bookmarkStart w:id="9" w:name="_Toc236682746"/>
+      <w:bookmarkStart w:id="9" w:name="_Toc236690944"/>
       <w:r>
         <w:t>Contextualização</w:t>
       </w:r>
@@ -6678,7 +7044,7 @@
       <w:pPr>
         <w:pStyle w:val="Ttulo2"/>
       </w:pPr>
-      <w:bookmarkStart w:id="10" w:name="_Toc236682747"/>
+      <w:bookmarkStart w:id="10" w:name="_Toc236690945"/>
       <w:r>
         <w:t>Metodologia de desenvolvimento</w:t>
       </w:r>
@@ -6693,7 +7059,7 @@
       <w:pPr>
         <w:pStyle w:val="Ttulo3"/>
       </w:pPr>
-      <w:bookmarkStart w:id="11" w:name="_Toc236682748"/>
+      <w:bookmarkStart w:id="11" w:name="_Toc236690946"/>
       <w:r>
         <w:t>Design Thinking</w:t>
       </w:r>
@@ -6703,7 +7069,7 @@
       <w:pPr>
         <w:pStyle w:val="Ttulo4"/>
       </w:pPr>
-      <w:bookmarkStart w:id="12" w:name="_Toc236682749"/>
+      <w:bookmarkStart w:id="12" w:name="_Toc236690947"/>
       <w:r>
         <w:t>Caderno de sensibilidade</w:t>
       </w:r>
@@ -6765,7 +7131,7 @@
       <w:pPr>
         <w:pStyle w:val="Ttulo4"/>
       </w:pPr>
-      <w:bookmarkStart w:id="13" w:name="_Toc236682750"/>
+      <w:bookmarkStart w:id="13" w:name="_Toc236690948"/>
       <w:r>
         <w:t>Cardápio de ideias</w:t>
       </w:r>
@@ -6780,7 +7146,7 @@
       <w:pPr>
         <w:pStyle w:val="Ttulo4"/>
       </w:pPr>
-      <w:bookmarkStart w:id="14" w:name="_Toc236682751"/>
+      <w:bookmarkStart w:id="14" w:name="_Toc236690949"/>
       <w:r>
         <w:t>Golden Circle</w:t>
       </w:r>
@@ -6800,7 +7166,7 @@
       <w:pPr>
         <w:pStyle w:val="Ttulo4"/>
       </w:pPr>
-      <w:bookmarkStart w:id="15" w:name="_Toc236682752"/>
+      <w:bookmarkStart w:id="15" w:name="_Toc236690950"/>
       <w:r>
         <w:t>Brainstroming</w:t>
       </w:r>
@@ -6820,7 +7186,7 @@
       <w:pPr>
         <w:pStyle w:val="Ttulo4"/>
       </w:pPr>
-      <w:bookmarkStart w:id="16" w:name="_Toc236682753"/>
+      <w:bookmarkStart w:id="16" w:name="_Toc236690951"/>
       <w:r>
         <w:lastRenderedPageBreak/>
         <w:t>Persona</w:t>
@@ -6846,7 +7212,7 @@
       <w:pPr>
         <w:pStyle w:val="Ttulo3"/>
       </w:pPr>
-      <w:bookmarkStart w:id="17" w:name="_Toc236682754"/>
+      <w:bookmarkStart w:id="17" w:name="_Toc236690952"/>
       <w:r>
         <w:t>Prototipação e Desenvolvimento</w:t>
       </w:r>
@@ -6856,7 +7222,7 @@
       <w:pPr>
         <w:pStyle w:val="Ttulo4"/>
       </w:pPr>
-      <w:bookmarkStart w:id="18" w:name="_Toc236682755"/>
+      <w:bookmarkStart w:id="18" w:name="_Toc236690953"/>
       <w:r>
         <w:t>Diagrama de caso de uso</w:t>
       </w:r>
@@ -6877,7 +7243,7 @@
       <w:pPr>
         <w:pStyle w:val="Ttulo4"/>
       </w:pPr>
-      <w:bookmarkStart w:id="19" w:name="_Toc236682756"/>
+      <w:bookmarkStart w:id="19" w:name="_Toc236690954"/>
       <w:r>
         <w:t>Modelagem do banco de dados</w:t>
       </w:r>
@@ -6892,7 +7258,7 @@
       <w:pPr>
         <w:pStyle w:val="Ttulo2"/>
       </w:pPr>
-      <w:bookmarkStart w:id="20" w:name="_Toc236682757"/>
+      <w:bookmarkStart w:id="20" w:name="_Toc236690955"/>
       <w:r>
         <w:t>Tecnologias utilizadas</w:t>
       </w:r>
@@ -6907,7 +7273,7 @@
       <w:pPr>
         <w:pStyle w:val="Ttulo3"/>
       </w:pPr>
-      <w:bookmarkStart w:id="21" w:name="_Toc236682758"/>
+      <w:bookmarkStart w:id="21" w:name="_Toc236690956"/>
       <w:r>
         <w:t>React</w:t>
       </w:r>
@@ -6926,7 +7292,7 @@
       <w:pPr>
         <w:pStyle w:val="Ttulo3"/>
       </w:pPr>
-      <w:bookmarkStart w:id="22" w:name="_Toc236682759"/>
+      <w:bookmarkStart w:id="22" w:name="_Toc236690957"/>
       <w:r>
         <w:t>TypeScript</w:t>
       </w:r>
@@ -6941,7 +7307,7 @@
       <w:pPr>
         <w:pStyle w:val="Ttulo3"/>
       </w:pPr>
-      <w:bookmarkStart w:id="23" w:name="_Toc236682760"/>
+      <w:bookmarkStart w:id="23" w:name="_Toc236690958"/>
       <w:r>
         <w:t>PHP</w:t>
       </w:r>
@@ -6956,7 +7322,7 @@
       <w:pPr>
         <w:pStyle w:val="Ttulo3"/>
       </w:pPr>
-      <w:bookmarkStart w:id="24" w:name="_Toc236682761"/>
+      <w:bookmarkStart w:id="24" w:name="_Toc236690959"/>
       <w:r>
         <w:lastRenderedPageBreak/>
         <w:t>Laravel</w:t>
@@ -6981,7 +7347,7 @@
       <w:pPr>
         <w:pStyle w:val="Ttulo3"/>
       </w:pPr>
-      <w:bookmarkStart w:id="25" w:name="_Toc236682762"/>
+      <w:bookmarkStart w:id="25" w:name="_Toc236690960"/>
       <w:r>
         <w:t>MySQL</w:t>
       </w:r>
@@ -7011,7 +7377,7 @@
       <w:pPr>
         <w:pStyle w:val="Ttulo1"/>
       </w:pPr>
-      <w:bookmarkStart w:id="26" w:name="_Toc236682763"/>
+      <w:bookmarkStart w:id="26" w:name="_Toc236690961"/>
       <w:r>
         <w:lastRenderedPageBreak/>
         <w:t>IMERSÃO</w:t>
@@ -7035,7 +7401,7 @@
           <w:noProof/>
         </w:rPr>
       </w:pPr>
-      <w:bookmarkStart w:id="27" w:name="_Toc236682764"/>
+      <w:bookmarkStart w:id="27" w:name="_Toc236690962"/>
       <w:r>
         <w:rPr>
           <w:noProof/>
@@ -7077,7 +7443,7 @@
         <w:pStyle w:val="Legenda"/>
         <w:keepNext/>
       </w:pPr>
-      <w:bookmarkStart w:id="28" w:name="_Toc236255433"/>
+      <w:bookmarkStart w:id="28" w:name="_Toc236690926"/>
       <w:r>
         <w:t xml:space="preserve">Tabela </w:t>
       </w:r>
@@ -7104,6 +7470,9 @@
       </w:r>
       <w:r>
         <w:t>: Caderno de Sensibilidade</w:t>
+      </w:r>
+      <w:r>
+        <w:t>a</w:t>
       </w:r>
       <w:bookmarkEnd w:id="28"/>
     </w:p>
@@ -8118,7 +8487,7 @@
       <w:pPr>
         <w:pStyle w:val="Ttulo2"/>
       </w:pPr>
-      <w:bookmarkStart w:id="29" w:name="_Toc236682765"/>
+      <w:bookmarkStart w:id="29" w:name="_Toc236690963"/>
       <w:r>
         <w:t>Pesquisa de Campo</w:t>
       </w:r>
@@ -8140,7 +8509,7 @@
       <w:pPr>
         <w:pStyle w:val="Ttulo1"/>
       </w:pPr>
-      <w:bookmarkStart w:id="30" w:name="_Toc236682766"/>
+      <w:bookmarkStart w:id="30" w:name="_Toc236690964"/>
       <w:r>
         <w:lastRenderedPageBreak/>
         <w:t>ANÁLISE E SÍNTESE</w:t>
@@ -8151,7 +8520,7 @@
       <w:pPr>
         <w:pStyle w:val="Ttulo2"/>
       </w:pPr>
-      <w:bookmarkStart w:id="31" w:name="_Toc236682767"/>
+      <w:bookmarkStart w:id="31" w:name="_Toc236690965"/>
       <w:r>
         <w:t>Persona</w:t>
       </w:r>
@@ -8190,7 +8559,7 @@
           <w:lang w:eastAsia="pt-BR"/>
         </w:rPr>
       </w:pPr>
-      <w:bookmarkStart w:id="32" w:name="_Toc236682768"/>
+      <w:bookmarkStart w:id="32" w:name="_Toc236690966"/>
       <w:r>
         <w:rPr>
           <w:rFonts w:eastAsia="Times New Roman"/>
@@ -8209,7 +8578,7 @@
       <w:pPr>
         <w:pStyle w:val="Legenda"/>
       </w:pPr>
-      <w:bookmarkStart w:id="33" w:name="_Toc236255922"/>
+      <w:bookmarkStart w:id="33" w:name="_Toc236690915"/>
       <w:r>
         <w:t xml:space="preserve">Figura </w:t>
       </w:r>
@@ -8310,7 +8679,7 @@
           <w:lang w:eastAsia="pt-BR"/>
         </w:rPr>
       </w:pPr>
-      <w:bookmarkStart w:id="34" w:name="_Toc236682769"/>
+      <w:bookmarkStart w:id="34" w:name="_Toc236690967"/>
       <w:r>
         <w:rPr>
           <w:lang w:eastAsia="pt-BR"/>
@@ -8342,7 +8711,7 @@
           <w:rStyle w:val="RefernciaSutil"/>
         </w:rPr>
       </w:pPr>
-      <w:bookmarkStart w:id="35" w:name="_Toc236255923"/>
+      <w:bookmarkStart w:id="35" w:name="_Toc236690916"/>
       <w:r>
         <w:t xml:space="preserve">Figura </w:t>
       </w:r>
@@ -8446,7 +8815,7 @@
           <w:lang w:eastAsia="pt-BR"/>
         </w:rPr>
       </w:pPr>
-      <w:bookmarkStart w:id="36" w:name="_Toc236682770"/>
+      <w:bookmarkStart w:id="36" w:name="_Toc236690968"/>
       <w:r>
         <w:rPr>
           <w:lang w:eastAsia="pt-BR"/>
@@ -8484,7 +8853,7 @@
       <w:pPr>
         <w:pStyle w:val="Legenda"/>
       </w:pPr>
-      <w:bookmarkStart w:id="37" w:name="_Toc236255924"/>
+      <w:bookmarkStart w:id="37" w:name="_Toc236690917"/>
       <w:r>
         <w:t xml:space="preserve">Figura </w:t>
       </w:r>
@@ -8599,7 +8968,7 @@
       <w:pPr>
         <w:pStyle w:val="Ttulo1"/>
       </w:pPr>
-      <w:bookmarkStart w:id="38" w:name="_Toc236682771"/>
+      <w:bookmarkStart w:id="38" w:name="_Toc236690969"/>
       <w:r>
         <w:lastRenderedPageBreak/>
         <w:t>IDEAÇÃO</w:t>
@@ -8613,7 +8982,7 @@
           <w:lang w:eastAsia="pt-BR"/>
         </w:rPr>
       </w:pPr>
-      <w:bookmarkStart w:id="39" w:name="_Toc236682772"/>
+      <w:bookmarkStart w:id="39" w:name="_Toc236690970"/>
       <w:r>
         <w:rPr>
           <w:lang w:eastAsia="pt-BR"/>
@@ -8644,14 +9013,22 @@
     </w:p>
     <w:p>
       <w:r>
-        <w:t>A estruturação do propósito do Viridis por meio do Golden Circle orientou diretamente as decisões tomadas nas etapas seguintes de ideação.Mapa de empatia</w:t>
+        <w:t xml:space="preserve">A estruturação do propósito do Viridis por meio do Golden Circle orientou diretamente as decisões tomadas nas etapas seguintes de </w:t>
+      </w:r>
+      <w:proofErr w:type="gramStart"/>
+      <w:r>
+        <w:t>ideação.Mapa</w:t>
+      </w:r>
+      <w:proofErr w:type="gramEnd"/>
+      <w:r>
+        <w:t xml:space="preserve"> de empatia</w:t>
       </w:r>
     </w:p>
     <w:p>
       <w:pPr>
         <w:pStyle w:val="Legenda"/>
       </w:pPr>
-      <w:bookmarkStart w:id="40" w:name="_Toc236255925"/>
+      <w:bookmarkStart w:id="40" w:name="_Toc236690918"/>
       <w:r>
         <w:t xml:space="preserve">Figura </w:t>
       </w:r>
@@ -8704,7 +9081,7 @@
             <v:path o:extrusionok="f" gradientshapeok="t" o:connecttype="rect"/>
             <o:lock v:ext="edit" aspectratio="t"/>
           </v:shapetype>
-          <v:shape id="_x0000_i1025" type="#_x0000_t75" style="width:453.75pt;height:256.2pt">
+          <v:shape id="_x0000_i1025" type="#_x0000_t75" style="width:453.6pt;height:256.2pt">
             <v:imagedata r:id="rId13" o:title="GoldenCircle"/>
           </v:shape>
         </w:pict>
@@ -8725,7 +9102,7 @@
       <w:pPr>
         <w:pStyle w:val="Ttulo2"/>
       </w:pPr>
-      <w:bookmarkStart w:id="41" w:name="_Toc236682773"/>
+      <w:bookmarkStart w:id="41" w:name="_Toc236690971"/>
       <w:r>
         <w:t>Cardápio de ideias:</w:t>
       </w:r>
@@ -8750,7 +9127,7 @@
       <w:pPr>
         <w:pStyle w:val="Legenda"/>
       </w:pPr>
-      <w:bookmarkStart w:id="42" w:name="_Toc236255926"/>
+      <w:bookmarkStart w:id="42" w:name="_Toc236690919"/>
       <w:r>
         <w:lastRenderedPageBreak/>
         <w:t xml:space="preserve">Figura </w:t>
@@ -8854,7 +9231,7 @@
       <w:pPr>
         <w:pStyle w:val="Ttulo2"/>
       </w:pPr>
-      <w:bookmarkStart w:id="43" w:name="_Toc236682774"/>
+      <w:bookmarkStart w:id="43" w:name="_Toc236690972"/>
       <w:r>
         <w:t>Brainstorming</w:t>
       </w:r>
@@ -8873,7 +9250,7 @@
         <w:pStyle w:val="Legenda"/>
         <w:keepNext/>
       </w:pPr>
-      <w:bookmarkStart w:id="44" w:name="_Toc236255927"/>
+      <w:bookmarkStart w:id="44" w:name="_Toc236690920"/>
       <w:r>
         <w:lastRenderedPageBreak/>
         <w:t xml:space="preserve">Figura </w:t>
@@ -9067,7 +9444,7 @@
       <w:pPr>
         <w:pStyle w:val="Ttulo1"/>
       </w:pPr>
-      <w:bookmarkStart w:id="45" w:name="_Toc236682775"/>
+      <w:bookmarkStart w:id="45" w:name="_Toc236690973"/>
       <w:r>
         <w:lastRenderedPageBreak/>
         <w:t>PROTOTIPAÇÃO</w:t>
@@ -9083,7 +9460,7 @@
       <w:pPr>
         <w:pStyle w:val="Ttulo2"/>
       </w:pPr>
-      <w:bookmarkStart w:id="46" w:name="_Toc236682776"/>
+      <w:bookmarkStart w:id="46" w:name="_Toc236690974"/>
       <w:r>
         <w:t>Modelagem de dados</w:t>
       </w:r>
@@ -9101,7 +9478,7 @@
       <w:pPr>
         <w:pStyle w:val="Ttulo3"/>
       </w:pPr>
-      <w:bookmarkStart w:id="47" w:name="_Toc236682777"/>
+      <w:bookmarkStart w:id="47" w:name="_Toc236690975"/>
       <w:r>
         <w:t>Diagrama de caso de uso</w:t>
       </w:r>
@@ -9116,7 +9493,7 @@
       <w:pPr>
         <w:pStyle w:val="Legenda"/>
       </w:pPr>
-      <w:bookmarkStart w:id="48" w:name="_Toc236255928"/>
+      <w:bookmarkStart w:id="48" w:name="_Toc236690921"/>
       <w:r>
         <w:t xml:space="preserve">Figura </w:t>
       </w:r>
@@ -9251,7 +9628,7 @@
       <w:pPr>
         <w:pStyle w:val="Legenda"/>
       </w:pPr>
-      <w:bookmarkStart w:id="49" w:name="_Toc236255929"/>
+      <w:bookmarkStart w:id="49" w:name="_Toc236690922"/>
       <w:r>
         <w:t xml:space="preserve">Figura </w:t>
       </w:r>
@@ -9381,7 +9758,7 @@
       <w:pPr>
         <w:pStyle w:val="Legenda"/>
       </w:pPr>
-      <w:bookmarkStart w:id="50" w:name="_Toc236255930"/>
+      <w:bookmarkStart w:id="50" w:name="_Toc236690923"/>
       <w:r>
         <w:t xml:space="preserve">Figura </w:t>
       </w:r>
@@ -9504,7 +9881,7 @@
       <w:pPr>
         <w:pStyle w:val="Legenda"/>
       </w:pPr>
-      <w:bookmarkStart w:id="51" w:name="_Toc236255931"/>
+      <w:bookmarkStart w:id="51" w:name="_Toc236690924"/>
       <w:r>
         <w:t xml:space="preserve">Figura </w:t>
       </w:r>
@@ -9658,7 +10035,7 @@
           <w:szCs w:val="32"/>
         </w:rPr>
       </w:pPr>
-      <w:bookmarkStart w:id="52" w:name="_Toc236682778"/>
+      <w:bookmarkStart w:id="52" w:name="_Toc236690976"/>
       <w:r>
         <w:t>Banco</w:t>
       </w:r>
@@ -9671,7 +10048,7 @@
       <w:pPr>
         <w:pStyle w:val="Legenda"/>
       </w:pPr>
-      <w:bookmarkStart w:id="53" w:name="_Toc236255932"/>
+      <w:bookmarkStart w:id="53" w:name="_Toc236690925"/>
       <w:r>
         <w:t xml:space="preserve">Figura </w:t>
       </w:r>
@@ -9706,7 +10083,7 @@
       </w:pPr>
       <w:r>
         <w:pict w14:anchorId="45489227">
-          <v:shape id="_x0000_i1026" type="#_x0000_t75" style="width:415.25pt;height:238.6pt">
+          <v:shape id="_x0000_i1026" type="#_x0000_t75" style="width:415.2pt;height:238.8pt">
             <v:imagedata r:id="rId20" o:title="modeloLogicoBdViridis"/>
           </v:shape>
         </w:pict>
@@ -9896,7 +10273,7 @@
       <w:pPr>
         <w:pStyle w:val="Ttulo1"/>
       </w:pPr>
-      <w:bookmarkStart w:id="54" w:name="_Toc236682779"/>
+      <w:bookmarkStart w:id="54" w:name="_Toc236690977"/>
       <w:r>
         <w:lastRenderedPageBreak/>
         <w:t>ASPECTOS FINANCEIROS</w:t>
@@ -9907,11 +10284,5731 @@
       <w:pPr>
         <w:pStyle w:val="Ttulo2"/>
       </w:pPr>
-      <w:bookmarkStart w:id="55" w:name="_Toc236682780"/>
-      <w:r>
-        <w:t>Análise de concorrência</w:t>
+      <w:bookmarkStart w:id="55" w:name="_Toc236690978"/>
+      <w:r>
+        <w:t>Análise de Concorrência</w:t>
       </w:r>
       <w:bookmarkEnd w:id="55"/>
+    </w:p>
+    <w:p>
+      <w:r>
+        <w:t>A análise de concorrência do Viridis parte da constatação de que não se trata de um produto isolado, mas de uma proposta situada na interseção de três campos distintos: a gamificação aplicada à educação, o gerenciamento de atividades de cultivo e a educação ambiental e alimentar por meio de hortas. A essa proposta soma-se, ainda em fase de definição pelo grupo, uma possível aba educacional inspirada na lógica de progressão do Duolingo, destinada a ensinar noções de preparo do solo, sementes, plantio, irrigação, adubação, identificação de plantas, pragas e doenças, colheita, alimentação saudável e educação ambiental por meio de conteúdos curtos, questionários e trilhas de aprendizagem gamificadas. Por essa razão, a investigação de soluções concorrentes não pode se restringir a aplicativos que reproduzam exatamente o mesmo conjunto de funcionalidades, uma vez que dificilmente existiria uma ferramenta idêntica em finalidade e escopo. Optou-se, assim, por mapear tanto concorrentes diretos quanto indiretos, entendidos como iniciativas, programas públicos, plataformas e aplicativos que disputam, ainda que parcialmente, os benefícios que o Viridis pretende oferecer: o engajamento constante de alunos, professores e gestores no cultivo e na manutenção de hortas, mediado por mecânicas de pontuação, missões, trilhas de progressão, quizzes e recompensas.</w:t>
+      </w:r>
+    </w:p>
+    <w:p>
+      <w:pPr>
+        <w:rPr>
+          <w:lang w:val="en-US"/>
+        </w:rPr>
+      </w:pPr>
+      <w:r>
+        <w:t>Essa abordagem é coerente com a literatura que fundamenta o projeto. Kandler (2012) e Morgado (2006) já demonstravam, em contextos distintos, que a horta escolar funciona como espaço privilegiado de educação ambiental e alimentar, mas ambos os relatos descrevem experiências conduzidas de forma presencial, sem qualquer suporte de plataforma digital de acompanhamento. Da mesma forma, Vendramini (2025) e Silva (2021) reforçam o papel pedagógico da horta no desenvolvimento do protagonismo estudantil e na aprendizagem prática, também sem associá-lo a mecanismos de gamificação. Esse contraste é um dos pontos de partida da presente análise: a literatura acadêmica brasileira sobre hortas escolares é relativamente robusta, mas raramente dialoga com a literatura sobre gamificação na educação, representada, no referencial já utilizado neste trabalho, pelos estudos de Moreira e Knoll (2019) e Shortt et al. (2023) sobre o Duolingo, e ampliada nesta revisão por Fadel et al. (2014) e Valença et al. (2026).</w:t>
+      </w:r>
+      <w:r>
+        <w:t xml:space="preserve"> </w:t>
+      </w:r>
+    </w:p>
+    <w:p>
+      <w:r>
+        <w:lastRenderedPageBreak/>
+        <w:t>A fim de evitar afirmações categóricas não sustentadas por evidência, esta seção foi revisada a partir de uma nova rodada de buscas, realizada em 29 de julho de 2026, dedicada a verificar a existência de soluções</w:t>
+      </w:r>
+      <w:r>
+        <w:t xml:space="preserve">, </w:t>
+      </w:r>
+      <w:r>
+        <w:t>brasileiras ou internacionais</w:t>
+      </w:r>
+      <w:r>
+        <w:t xml:space="preserve">, </w:t>
+      </w:r>
+      <w:r>
+        <w:t>que combinem, total ou parcialmente, gestão de horta escolar, gamificação por missões, pontuação ou experiência (XP), quizzes, trilhas de aprendizagem progressiva e participação estruturada de alunos, professores e gestores. Buscaram-se especificamente aplicativos, trabalhos de conclusão de curso, dissertações e iniciativas acadêmicas brasileiras recentes, entre elas o aplicativo Green School, desenvolvido em 2025 por pesquisadoras do Centro Paula Souza, e o aplicativo internacional AsparGo, avaliando-se também a hipótese de uma solução equivalente a um "Duolingo da horta". Os resultados dessa revisão estão incorporados às subseções e à tabela comparativa a seguir; quando uma funcionalidade não pôde ser confirmada nas fontes consultadas, ela foi registrada como "não identificada", em vez de presumida como inexistente.</w:t>
+      </w:r>
+    </w:p>
+    <w:p/>
+    <w:p>
+      <w:pPr>
+        <w:pStyle w:val="Legenda"/>
+      </w:pPr>
+      <w:r>
+        <w:t>Tabela 2: Presença de funcionalidades nas soluções mapeadas, em comparação com o Viridis</w:t>
+      </w:r>
+    </w:p>
+    <w:tbl>
+      <w:tblPr>
+        <w:tblW w:w="0" w:type="auto"/>
+        <w:jc w:val="center"/>
+        <w:tblBorders>
+          <w:top w:val="single" w:sz="4" w:space="0" w:color="auto"/>
+          <w:left w:val="single" w:sz="4" w:space="0" w:color="auto"/>
+          <w:bottom w:val="single" w:sz="4" w:space="0" w:color="auto"/>
+          <w:right w:val="single" w:sz="4" w:space="0" w:color="auto"/>
+          <w:insideH w:val="single" w:sz="4" w:space="0" w:color="auto"/>
+          <w:insideV w:val="single" w:sz="4" w:space="0" w:color="auto"/>
+        </w:tblBorders>
+        <w:tblLayout w:type="fixed"/>
+        <w:tblLook w:val="04A0" w:firstRow="1" w:lastRow="0" w:firstColumn="1" w:lastColumn="0" w:noHBand="0" w:noVBand="1"/>
+      </w:tblPr>
+      <w:tblGrid>
+        <w:gridCol w:w="2592"/>
+        <w:gridCol w:w="1296"/>
+        <w:gridCol w:w="1296"/>
+        <w:gridCol w:w="864"/>
+        <w:gridCol w:w="1440"/>
+        <w:gridCol w:w="1152"/>
+        <w:gridCol w:w="1584"/>
+        <w:gridCol w:w="1296"/>
+      </w:tblGrid>
+      <w:tr>
+        <w:trPr>
+          <w:jc w:val="center"/>
+        </w:trPr>
+        <w:tc>
+          <w:tcPr>
+            <w:tcW w:w="2592" w:type="dxa"/>
+            <w:shd w:val="clear" w:color="auto" w:fill="2E7559"/>
+            <w:tcMar>
+              <w:top w:w="120" w:type="dxa"/>
+              <w:left w:w="150" w:type="dxa"/>
+              <w:bottom w:w="120" w:type="dxa"/>
+              <w:right w:w="150" w:type="dxa"/>
+            </w:tcMar>
+            <w:vAlign w:val="center"/>
+            <w:hideMark/>
+          </w:tcPr>
+          <w:p>
+            <w:pPr>
+              <w:pStyle w:val="Legenda"/>
+              <w:rPr>
+                <w:sz w:val="24"/>
+                <w:szCs w:val="24"/>
+                <w:lang w:val="en-US"/>
+              </w:rPr>
+            </w:pPr>
+            <w:r>
+              <w:rPr>
+                <w:sz w:val="24"/>
+                <w:szCs w:val="24"/>
+                <w:lang w:val="en-US"/>
+              </w:rPr>
+              <w:t>Solução / Iniciativa</w:t>
+            </w:r>
+          </w:p>
+        </w:tc>
+        <w:tc>
+          <w:tcPr>
+            <w:tcW w:w="1296" w:type="dxa"/>
+            <w:shd w:val="clear" w:color="auto" w:fill="2E7559"/>
+            <w:tcMar>
+              <w:top w:w="120" w:type="dxa"/>
+              <w:left w:w="150" w:type="dxa"/>
+              <w:bottom w:w="120" w:type="dxa"/>
+              <w:right w:w="150" w:type="dxa"/>
+            </w:tcMar>
+            <w:vAlign w:val="center"/>
+            <w:hideMark/>
+          </w:tcPr>
+          <w:p>
+            <w:pPr>
+              <w:pStyle w:val="Legenda"/>
+              <w:rPr>
+                <w:sz w:val="24"/>
+                <w:szCs w:val="24"/>
+                <w:lang w:val="en-US"/>
+              </w:rPr>
+            </w:pPr>
+            <w:r>
+              <w:rPr>
+                <w:sz w:val="24"/>
+                <w:szCs w:val="24"/>
+                <w:lang w:val="en-US"/>
+              </w:rPr>
+              <w:t>Horta real</w:t>
+            </w:r>
+          </w:p>
+        </w:tc>
+        <w:tc>
+          <w:tcPr>
+            <w:tcW w:w="1296" w:type="dxa"/>
+            <w:shd w:val="clear" w:color="auto" w:fill="2E7559"/>
+            <w:tcMar>
+              <w:top w:w="120" w:type="dxa"/>
+              <w:left w:w="150" w:type="dxa"/>
+              <w:bottom w:w="120" w:type="dxa"/>
+              <w:right w:w="150" w:type="dxa"/>
+            </w:tcMar>
+            <w:vAlign w:val="center"/>
+            <w:hideMark/>
+          </w:tcPr>
+          <w:p>
+            <w:pPr>
+              <w:pStyle w:val="Legenda"/>
+              <w:rPr>
+                <w:sz w:val="24"/>
+                <w:szCs w:val="24"/>
+                <w:lang w:val="en-US"/>
+              </w:rPr>
+            </w:pPr>
+            <w:r>
+              <w:rPr>
+                <w:sz w:val="24"/>
+                <w:szCs w:val="24"/>
+                <w:lang w:val="en-US"/>
+              </w:rPr>
+              <w:t>Conteúdo educativo</w:t>
+            </w:r>
+          </w:p>
+        </w:tc>
+        <w:tc>
+          <w:tcPr>
+            <w:tcW w:w="864" w:type="dxa"/>
+            <w:shd w:val="clear" w:color="auto" w:fill="2E7559"/>
+            <w:tcMar>
+              <w:top w:w="120" w:type="dxa"/>
+              <w:left w:w="150" w:type="dxa"/>
+              <w:bottom w:w="120" w:type="dxa"/>
+              <w:right w:w="150" w:type="dxa"/>
+            </w:tcMar>
+            <w:vAlign w:val="center"/>
+            <w:hideMark/>
+          </w:tcPr>
+          <w:p>
+            <w:pPr>
+              <w:pStyle w:val="Legenda"/>
+              <w:rPr>
+                <w:sz w:val="24"/>
+                <w:szCs w:val="24"/>
+                <w:lang w:val="en-US"/>
+              </w:rPr>
+            </w:pPr>
+            <w:r>
+              <w:rPr>
+                <w:sz w:val="24"/>
+                <w:szCs w:val="24"/>
+                <w:lang w:val="en-US"/>
+              </w:rPr>
+              <w:t>Quiz</w:t>
+            </w:r>
+          </w:p>
+        </w:tc>
+        <w:tc>
+          <w:tcPr>
+            <w:tcW w:w="1440" w:type="dxa"/>
+            <w:shd w:val="clear" w:color="auto" w:fill="2E7559"/>
+            <w:tcMar>
+              <w:top w:w="120" w:type="dxa"/>
+              <w:left w:w="150" w:type="dxa"/>
+              <w:bottom w:w="120" w:type="dxa"/>
+              <w:right w:w="150" w:type="dxa"/>
+            </w:tcMar>
+            <w:vAlign w:val="center"/>
+            <w:hideMark/>
+          </w:tcPr>
+          <w:p>
+            <w:pPr>
+              <w:pStyle w:val="Legenda"/>
+              <w:rPr>
+                <w:sz w:val="24"/>
+                <w:szCs w:val="24"/>
+                <w:lang w:val="en-US"/>
+              </w:rPr>
+            </w:pPr>
+            <w:r>
+              <w:rPr>
+                <w:sz w:val="24"/>
+                <w:szCs w:val="24"/>
+                <w:lang w:val="en-US"/>
+              </w:rPr>
+              <w:t>Gamificação</w:t>
+            </w:r>
+          </w:p>
+        </w:tc>
+        <w:tc>
+          <w:tcPr>
+            <w:tcW w:w="1152" w:type="dxa"/>
+            <w:shd w:val="clear" w:color="auto" w:fill="2E7559"/>
+            <w:tcMar>
+              <w:top w:w="120" w:type="dxa"/>
+              <w:left w:w="150" w:type="dxa"/>
+              <w:bottom w:w="120" w:type="dxa"/>
+              <w:right w:w="150" w:type="dxa"/>
+            </w:tcMar>
+            <w:vAlign w:val="center"/>
+            <w:hideMark/>
+          </w:tcPr>
+          <w:p>
+            <w:pPr>
+              <w:pStyle w:val="Legenda"/>
+              <w:rPr>
+                <w:sz w:val="24"/>
+                <w:szCs w:val="24"/>
+                <w:lang w:val="en-US"/>
+              </w:rPr>
+            </w:pPr>
+            <w:r>
+              <w:rPr>
+                <w:sz w:val="24"/>
+                <w:szCs w:val="24"/>
+                <w:lang w:val="en-US"/>
+              </w:rPr>
+              <w:t>XP de cultivo</w:t>
+            </w:r>
+          </w:p>
+        </w:tc>
+        <w:tc>
+          <w:tcPr>
+            <w:tcW w:w="1584" w:type="dxa"/>
+            <w:shd w:val="clear" w:color="auto" w:fill="2E7559"/>
+            <w:tcMar>
+              <w:top w:w="120" w:type="dxa"/>
+              <w:left w:w="150" w:type="dxa"/>
+              <w:bottom w:w="120" w:type="dxa"/>
+              <w:right w:w="150" w:type="dxa"/>
+            </w:tcMar>
+            <w:vAlign w:val="center"/>
+            <w:hideMark/>
+          </w:tcPr>
+          <w:p>
+            <w:pPr>
+              <w:pStyle w:val="Legenda"/>
+              <w:rPr>
+                <w:sz w:val="24"/>
+                <w:szCs w:val="24"/>
+                <w:lang w:val="en-US"/>
+              </w:rPr>
+            </w:pPr>
+            <w:r>
+              <w:rPr>
+                <w:sz w:val="24"/>
+                <w:szCs w:val="24"/>
+                <w:lang w:val="en-US"/>
+              </w:rPr>
+              <w:t>Perfis institucionais</w:t>
+            </w:r>
+          </w:p>
+        </w:tc>
+        <w:tc>
+          <w:tcPr>
+            <w:tcW w:w="1296" w:type="dxa"/>
+            <w:shd w:val="clear" w:color="auto" w:fill="2E7559"/>
+            <w:tcMar>
+              <w:top w:w="120" w:type="dxa"/>
+              <w:left w:w="150" w:type="dxa"/>
+              <w:bottom w:w="120" w:type="dxa"/>
+              <w:right w:w="150" w:type="dxa"/>
+            </w:tcMar>
+            <w:vAlign w:val="center"/>
+            <w:hideMark/>
+          </w:tcPr>
+          <w:p>
+            <w:pPr>
+              <w:pStyle w:val="Legenda"/>
+              <w:rPr>
+                <w:sz w:val="24"/>
+                <w:szCs w:val="24"/>
+                <w:lang w:val="en-US"/>
+              </w:rPr>
+            </w:pPr>
+            <w:r>
+              <w:rPr>
+                <w:sz w:val="24"/>
+                <w:szCs w:val="24"/>
+                <w:lang w:val="en-US"/>
+              </w:rPr>
+              <w:t>Recompensas</w:t>
+            </w:r>
+          </w:p>
+        </w:tc>
+      </w:tr>
+      <w:tr>
+        <w:trPr>
+          <w:jc w:val="center"/>
+        </w:trPr>
+        <w:tc>
+          <w:tcPr>
+            <w:tcW w:w="2592" w:type="dxa"/>
+            <w:shd w:val="clear" w:color="auto" w:fill="FFFFFF"/>
+            <w:tcMar>
+              <w:top w:w="100" w:type="dxa"/>
+              <w:left w:w="150" w:type="dxa"/>
+              <w:bottom w:w="100" w:type="dxa"/>
+              <w:right w:w="150" w:type="dxa"/>
+            </w:tcMar>
+            <w:vAlign w:val="center"/>
+            <w:hideMark/>
+          </w:tcPr>
+          <w:p>
+            <w:pPr>
+              <w:pStyle w:val="LegendaInferior"/>
+              <w:rPr>
+                <w:rFonts w:cs="Arial"/>
+                <w:sz w:val="24"/>
+                <w:szCs w:val="24"/>
+                <w:lang w:val="en-US"/>
+              </w:rPr>
+            </w:pPr>
+            <w:r>
+              <w:rPr>
+                <w:rFonts w:cs="Arial"/>
+                <w:sz w:val="24"/>
+                <w:szCs w:val="24"/>
+                <w:lang w:val="en-US"/>
+              </w:rPr>
+              <w:t>Cultivar! Brasil e Plantit</w:t>
+            </w:r>
+          </w:p>
+        </w:tc>
+        <w:tc>
+          <w:tcPr>
+            <w:tcW w:w="1296" w:type="dxa"/>
+            <w:shd w:val="clear" w:color="auto" w:fill="FFFFFF"/>
+            <w:tcMar>
+              <w:top w:w="100" w:type="dxa"/>
+              <w:left w:w="150" w:type="dxa"/>
+              <w:bottom w:w="100" w:type="dxa"/>
+              <w:right w:w="150" w:type="dxa"/>
+            </w:tcMar>
+            <w:vAlign w:val="center"/>
+            <w:hideMark/>
+          </w:tcPr>
+          <w:p>
+            <w:pPr>
+              <w:pStyle w:val="LegendaInferior"/>
+              <w:rPr>
+                <w:rFonts w:cs="Arial"/>
+                <w:sz w:val="24"/>
+                <w:szCs w:val="24"/>
+                <w:lang w:val="en-US"/>
+              </w:rPr>
+            </w:pPr>
+            <w:r>
+              <w:rPr>
+                <w:rFonts w:cs="Arial"/>
+                <w:sz w:val="24"/>
+                <w:szCs w:val="24"/>
+                <w:lang w:val="en-US"/>
+              </w:rPr>
+              <w:t>Sim (indireta, doméstica)</w:t>
+            </w:r>
+          </w:p>
+        </w:tc>
+        <w:tc>
+          <w:tcPr>
+            <w:tcW w:w="1296" w:type="dxa"/>
+            <w:shd w:val="clear" w:color="auto" w:fill="FFFFFF"/>
+            <w:tcMar>
+              <w:top w:w="100" w:type="dxa"/>
+              <w:left w:w="150" w:type="dxa"/>
+              <w:bottom w:w="100" w:type="dxa"/>
+              <w:right w:w="150" w:type="dxa"/>
+            </w:tcMar>
+            <w:vAlign w:val="center"/>
+            <w:hideMark/>
+          </w:tcPr>
+          <w:p>
+            <w:pPr>
+              <w:pStyle w:val="LegendaInferior"/>
+              <w:rPr>
+                <w:rFonts w:cs="Arial"/>
+                <w:sz w:val="24"/>
+                <w:szCs w:val="24"/>
+                <w:lang w:val="en-US"/>
+              </w:rPr>
+            </w:pPr>
+            <w:r>
+              <w:rPr>
+                <w:rFonts w:cs="Arial"/>
+                <w:sz w:val="24"/>
+                <w:szCs w:val="24"/>
+                <w:lang w:val="en-US"/>
+              </w:rPr>
+              <w:t>Não</w:t>
+            </w:r>
+          </w:p>
+        </w:tc>
+        <w:tc>
+          <w:tcPr>
+            <w:tcW w:w="864" w:type="dxa"/>
+            <w:shd w:val="clear" w:color="auto" w:fill="FFFFFF"/>
+            <w:tcMar>
+              <w:top w:w="100" w:type="dxa"/>
+              <w:left w:w="150" w:type="dxa"/>
+              <w:bottom w:w="100" w:type="dxa"/>
+              <w:right w:w="150" w:type="dxa"/>
+            </w:tcMar>
+            <w:vAlign w:val="center"/>
+            <w:hideMark/>
+          </w:tcPr>
+          <w:p>
+            <w:pPr>
+              <w:pStyle w:val="LegendaInferior"/>
+              <w:rPr>
+                <w:rFonts w:cs="Arial"/>
+                <w:sz w:val="24"/>
+                <w:szCs w:val="24"/>
+                <w:lang w:val="en-US"/>
+              </w:rPr>
+            </w:pPr>
+            <w:r>
+              <w:rPr>
+                <w:rFonts w:cs="Arial"/>
+                <w:sz w:val="24"/>
+                <w:szCs w:val="24"/>
+                <w:lang w:val="en-US"/>
+              </w:rPr>
+              <w:t>Não</w:t>
+            </w:r>
+          </w:p>
+        </w:tc>
+        <w:tc>
+          <w:tcPr>
+            <w:tcW w:w="1440" w:type="dxa"/>
+            <w:shd w:val="clear" w:color="auto" w:fill="FFFFFF"/>
+            <w:tcMar>
+              <w:top w:w="100" w:type="dxa"/>
+              <w:left w:w="150" w:type="dxa"/>
+              <w:bottom w:w="100" w:type="dxa"/>
+              <w:right w:w="150" w:type="dxa"/>
+            </w:tcMar>
+            <w:vAlign w:val="center"/>
+            <w:hideMark/>
+          </w:tcPr>
+          <w:p>
+            <w:pPr>
+              <w:pStyle w:val="LegendaInferior"/>
+              <w:rPr>
+                <w:rFonts w:cs="Arial"/>
+                <w:sz w:val="24"/>
+                <w:szCs w:val="24"/>
+                <w:lang w:val="en-US"/>
+              </w:rPr>
+            </w:pPr>
+            <w:r>
+              <w:rPr>
+                <w:rFonts w:cs="Arial"/>
+                <w:sz w:val="24"/>
+                <w:szCs w:val="24"/>
+                <w:lang w:val="en-US"/>
+              </w:rPr>
+              <w:t>Não identificada</w:t>
+            </w:r>
+          </w:p>
+        </w:tc>
+        <w:tc>
+          <w:tcPr>
+            <w:tcW w:w="1152" w:type="dxa"/>
+            <w:shd w:val="clear" w:color="auto" w:fill="FFFFFF"/>
+            <w:tcMar>
+              <w:top w:w="100" w:type="dxa"/>
+              <w:left w:w="150" w:type="dxa"/>
+              <w:bottom w:w="100" w:type="dxa"/>
+              <w:right w:w="150" w:type="dxa"/>
+            </w:tcMar>
+            <w:vAlign w:val="center"/>
+            <w:hideMark/>
+          </w:tcPr>
+          <w:p>
+            <w:pPr>
+              <w:pStyle w:val="LegendaInferior"/>
+              <w:rPr>
+                <w:rFonts w:cs="Arial"/>
+                <w:sz w:val="24"/>
+                <w:szCs w:val="24"/>
+                <w:lang w:val="en-US"/>
+              </w:rPr>
+            </w:pPr>
+            <w:r>
+              <w:rPr>
+                <w:rFonts w:cs="Arial"/>
+                <w:sz w:val="24"/>
+                <w:szCs w:val="24"/>
+                <w:lang w:val="en-US"/>
+              </w:rPr>
+              <w:t>Não</w:t>
+            </w:r>
+          </w:p>
+        </w:tc>
+        <w:tc>
+          <w:tcPr>
+            <w:tcW w:w="1584" w:type="dxa"/>
+            <w:shd w:val="clear" w:color="auto" w:fill="FFFFFF"/>
+            <w:tcMar>
+              <w:top w:w="100" w:type="dxa"/>
+              <w:left w:w="150" w:type="dxa"/>
+              <w:bottom w:w="100" w:type="dxa"/>
+              <w:right w:w="150" w:type="dxa"/>
+            </w:tcMar>
+            <w:vAlign w:val="center"/>
+            <w:hideMark/>
+          </w:tcPr>
+          <w:p>
+            <w:pPr>
+              <w:pStyle w:val="LegendaInferior"/>
+              <w:rPr>
+                <w:rFonts w:cs="Arial"/>
+                <w:sz w:val="24"/>
+                <w:szCs w:val="24"/>
+                <w:lang w:val="en-US"/>
+              </w:rPr>
+            </w:pPr>
+            <w:r>
+              <w:rPr>
+                <w:rFonts w:cs="Arial"/>
+                <w:sz w:val="24"/>
+                <w:szCs w:val="24"/>
+                <w:lang w:val="en-US"/>
+              </w:rPr>
+              <w:t>Não</w:t>
+            </w:r>
+          </w:p>
+        </w:tc>
+        <w:tc>
+          <w:tcPr>
+            <w:tcW w:w="1296" w:type="dxa"/>
+            <w:shd w:val="clear" w:color="auto" w:fill="FFFFFF"/>
+            <w:tcMar>
+              <w:top w:w="100" w:type="dxa"/>
+              <w:left w:w="150" w:type="dxa"/>
+              <w:bottom w:w="100" w:type="dxa"/>
+              <w:right w:w="150" w:type="dxa"/>
+            </w:tcMar>
+            <w:vAlign w:val="center"/>
+            <w:hideMark/>
+          </w:tcPr>
+          <w:p>
+            <w:pPr>
+              <w:pStyle w:val="LegendaInferior"/>
+              <w:rPr>
+                <w:rFonts w:cs="Arial"/>
+                <w:sz w:val="24"/>
+                <w:szCs w:val="24"/>
+                <w:lang w:val="en-US"/>
+              </w:rPr>
+            </w:pPr>
+            <w:r>
+              <w:rPr>
+                <w:rFonts w:cs="Arial"/>
+                <w:sz w:val="24"/>
+                <w:szCs w:val="24"/>
+                <w:lang w:val="en-US"/>
+              </w:rPr>
+              <w:t>Não</w:t>
+            </w:r>
+          </w:p>
+        </w:tc>
+      </w:tr>
+      <w:tr>
+        <w:trPr>
+          <w:jc w:val="center"/>
+        </w:trPr>
+        <w:tc>
+          <w:tcPr>
+            <w:tcW w:w="2592" w:type="dxa"/>
+            <w:shd w:val="clear" w:color="auto" w:fill="F2F7F5"/>
+            <w:tcMar>
+              <w:top w:w="100" w:type="dxa"/>
+              <w:left w:w="150" w:type="dxa"/>
+              <w:bottom w:w="100" w:type="dxa"/>
+              <w:right w:w="150" w:type="dxa"/>
+            </w:tcMar>
+            <w:vAlign w:val="center"/>
+            <w:hideMark/>
+          </w:tcPr>
+          <w:p>
+            <w:pPr>
+              <w:pStyle w:val="LegendaInferior"/>
+              <w:rPr>
+                <w:rFonts w:cs="Arial"/>
+                <w:sz w:val="24"/>
+                <w:szCs w:val="24"/>
+                <w:lang w:val="en-US"/>
+              </w:rPr>
+            </w:pPr>
+            <w:r>
+              <w:rPr>
+                <w:rFonts w:cs="Arial"/>
+                <w:sz w:val="24"/>
+                <w:szCs w:val="24"/>
+                <w:lang w:val="en-US"/>
+              </w:rPr>
+              <w:t>Apps de identificação (PictureThis, Planta)</w:t>
+            </w:r>
+          </w:p>
+        </w:tc>
+        <w:tc>
+          <w:tcPr>
+            <w:tcW w:w="1296" w:type="dxa"/>
+            <w:shd w:val="clear" w:color="auto" w:fill="F2F7F5"/>
+            <w:tcMar>
+              <w:top w:w="100" w:type="dxa"/>
+              <w:left w:w="150" w:type="dxa"/>
+              <w:bottom w:w="100" w:type="dxa"/>
+              <w:right w:w="150" w:type="dxa"/>
+            </w:tcMar>
+            <w:vAlign w:val="center"/>
+            <w:hideMark/>
+          </w:tcPr>
+          <w:p>
+            <w:pPr>
+              <w:pStyle w:val="LegendaInferior"/>
+              <w:rPr>
+                <w:rFonts w:cs="Arial"/>
+                <w:sz w:val="24"/>
+                <w:szCs w:val="24"/>
+                <w:lang w:val="en-US"/>
+              </w:rPr>
+            </w:pPr>
+            <w:r>
+              <w:rPr>
+                <w:rFonts w:cs="Arial"/>
+                <w:sz w:val="24"/>
+                <w:szCs w:val="24"/>
+                <w:lang w:val="en-US"/>
+              </w:rPr>
+              <w:t>Parcial (ornamentais)</w:t>
+            </w:r>
+          </w:p>
+        </w:tc>
+        <w:tc>
+          <w:tcPr>
+            <w:tcW w:w="1296" w:type="dxa"/>
+            <w:shd w:val="clear" w:color="auto" w:fill="F2F7F5"/>
+            <w:tcMar>
+              <w:top w:w="100" w:type="dxa"/>
+              <w:left w:w="150" w:type="dxa"/>
+              <w:bottom w:w="100" w:type="dxa"/>
+              <w:right w:w="150" w:type="dxa"/>
+            </w:tcMar>
+            <w:vAlign w:val="center"/>
+            <w:hideMark/>
+          </w:tcPr>
+          <w:p>
+            <w:pPr>
+              <w:pStyle w:val="LegendaInferior"/>
+              <w:rPr>
+                <w:rFonts w:cs="Arial"/>
+                <w:sz w:val="24"/>
+                <w:szCs w:val="24"/>
+                <w:lang w:val="en-US"/>
+              </w:rPr>
+            </w:pPr>
+            <w:r>
+              <w:rPr>
+                <w:rFonts w:cs="Arial"/>
+                <w:sz w:val="24"/>
+                <w:szCs w:val="24"/>
+                <w:lang w:val="en-US"/>
+              </w:rPr>
+              <w:t>Não</w:t>
+            </w:r>
+          </w:p>
+        </w:tc>
+        <w:tc>
+          <w:tcPr>
+            <w:tcW w:w="864" w:type="dxa"/>
+            <w:shd w:val="clear" w:color="auto" w:fill="F2F7F5"/>
+            <w:tcMar>
+              <w:top w:w="100" w:type="dxa"/>
+              <w:left w:w="150" w:type="dxa"/>
+              <w:bottom w:w="100" w:type="dxa"/>
+              <w:right w:w="150" w:type="dxa"/>
+            </w:tcMar>
+            <w:vAlign w:val="center"/>
+            <w:hideMark/>
+          </w:tcPr>
+          <w:p>
+            <w:pPr>
+              <w:pStyle w:val="LegendaInferior"/>
+              <w:rPr>
+                <w:rFonts w:cs="Arial"/>
+                <w:sz w:val="24"/>
+                <w:szCs w:val="24"/>
+                <w:lang w:val="en-US"/>
+              </w:rPr>
+            </w:pPr>
+            <w:r>
+              <w:rPr>
+                <w:rFonts w:cs="Arial"/>
+                <w:sz w:val="24"/>
+                <w:szCs w:val="24"/>
+                <w:lang w:val="en-US"/>
+              </w:rPr>
+              <w:t>Não</w:t>
+            </w:r>
+          </w:p>
+        </w:tc>
+        <w:tc>
+          <w:tcPr>
+            <w:tcW w:w="1440" w:type="dxa"/>
+            <w:shd w:val="clear" w:color="auto" w:fill="F2F7F5"/>
+            <w:tcMar>
+              <w:top w:w="100" w:type="dxa"/>
+              <w:left w:w="150" w:type="dxa"/>
+              <w:bottom w:w="100" w:type="dxa"/>
+              <w:right w:w="150" w:type="dxa"/>
+            </w:tcMar>
+            <w:vAlign w:val="center"/>
+            <w:hideMark/>
+          </w:tcPr>
+          <w:p>
+            <w:pPr>
+              <w:pStyle w:val="LegendaInferior"/>
+              <w:rPr>
+                <w:rFonts w:cs="Arial"/>
+                <w:sz w:val="24"/>
+                <w:szCs w:val="24"/>
+                <w:lang w:val="en-US"/>
+              </w:rPr>
+            </w:pPr>
+            <w:r>
+              <w:rPr>
+                <w:rFonts w:cs="Arial"/>
+                <w:sz w:val="24"/>
+                <w:szCs w:val="24"/>
+                <w:lang w:val="en-US"/>
+              </w:rPr>
+              <w:t>Não identificada</w:t>
+            </w:r>
+          </w:p>
+        </w:tc>
+        <w:tc>
+          <w:tcPr>
+            <w:tcW w:w="1152" w:type="dxa"/>
+            <w:shd w:val="clear" w:color="auto" w:fill="F2F7F5"/>
+            <w:tcMar>
+              <w:top w:w="100" w:type="dxa"/>
+              <w:left w:w="150" w:type="dxa"/>
+              <w:bottom w:w="100" w:type="dxa"/>
+              <w:right w:w="150" w:type="dxa"/>
+            </w:tcMar>
+            <w:vAlign w:val="center"/>
+            <w:hideMark/>
+          </w:tcPr>
+          <w:p>
+            <w:pPr>
+              <w:pStyle w:val="LegendaInferior"/>
+              <w:rPr>
+                <w:rFonts w:cs="Arial"/>
+                <w:sz w:val="24"/>
+                <w:szCs w:val="24"/>
+                <w:lang w:val="en-US"/>
+              </w:rPr>
+            </w:pPr>
+            <w:r>
+              <w:rPr>
+                <w:rFonts w:cs="Arial"/>
+                <w:sz w:val="24"/>
+                <w:szCs w:val="24"/>
+                <w:lang w:val="en-US"/>
+              </w:rPr>
+              <w:t>Não</w:t>
+            </w:r>
+          </w:p>
+        </w:tc>
+        <w:tc>
+          <w:tcPr>
+            <w:tcW w:w="1584" w:type="dxa"/>
+            <w:shd w:val="clear" w:color="auto" w:fill="F2F7F5"/>
+            <w:tcMar>
+              <w:top w:w="100" w:type="dxa"/>
+              <w:left w:w="150" w:type="dxa"/>
+              <w:bottom w:w="100" w:type="dxa"/>
+              <w:right w:w="150" w:type="dxa"/>
+            </w:tcMar>
+            <w:vAlign w:val="center"/>
+            <w:hideMark/>
+          </w:tcPr>
+          <w:p>
+            <w:pPr>
+              <w:pStyle w:val="LegendaInferior"/>
+              <w:rPr>
+                <w:rFonts w:cs="Arial"/>
+                <w:sz w:val="24"/>
+                <w:szCs w:val="24"/>
+                <w:lang w:val="en-US"/>
+              </w:rPr>
+            </w:pPr>
+            <w:r>
+              <w:rPr>
+                <w:rFonts w:cs="Arial"/>
+                <w:sz w:val="24"/>
+                <w:szCs w:val="24"/>
+                <w:lang w:val="en-US"/>
+              </w:rPr>
+              <w:t>Não</w:t>
+            </w:r>
+          </w:p>
+        </w:tc>
+        <w:tc>
+          <w:tcPr>
+            <w:tcW w:w="1296" w:type="dxa"/>
+            <w:shd w:val="clear" w:color="auto" w:fill="F2F7F5"/>
+            <w:tcMar>
+              <w:top w:w="100" w:type="dxa"/>
+              <w:left w:w="150" w:type="dxa"/>
+              <w:bottom w:w="100" w:type="dxa"/>
+              <w:right w:w="150" w:type="dxa"/>
+            </w:tcMar>
+            <w:vAlign w:val="center"/>
+            <w:hideMark/>
+          </w:tcPr>
+          <w:p>
+            <w:pPr>
+              <w:pStyle w:val="LegendaInferior"/>
+              <w:rPr>
+                <w:rFonts w:cs="Arial"/>
+                <w:sz w:val="24"/>
+                <w:szCs w:val="24"/>
+                <w:lang w:val="en-US"/>
+              </w:rPr>
+            </w:pPr>
+            <w:r>
+              <w:rPr>
+                <w:rFonts w:cs="Arial"/>
+                <w:sz w:val="24"/>
+                <w:szCs w:val="24"/>
+                <w:lang w:val="en-US"/>
+              </w:rPr>
+              <w:t>Não</w:t>
+            </w:r>
+          </w:p>
+        </w:tc>
+      </w:tr>
+      <w:tr>
+        <w:trPr>
+          <w:jc w:val="center"/>
+        </w:trPr>
+        <w:tc>
+          <w:tcPr>
+            <w:tcW w:w="2592" w:type="dxa"/>
+            <w:shd w:val="clear" w:color="auto" w:fill="FFFFFF"/>
+            <w:tcMar>
+              <w:top w:w="100" w:type="dxa"/>
+              <w:left w:w="150" w:type="dxa"/>
+              <w:bottom w:w="100" w:type="dxa"/>
+              <w:right w:w="150" w:type="dxa"/>
+            </w:tcMar>
+            <w:vAlign w:val="center"/>
+            <w:hideMark/>
+          </w:tcPr>
+          <w:p>
+            <w:pPr>
+              <w:pStyle w:val="LegendaInferior"/>
+              <w:rPr>
+                <w:rFonts w:cs="Arial"/>
+                <w:sz w:val="24"/>
+                <w:szCs w:val="24"/>
+              </w:rPr>
+            </w:pPr>
+            <w:r>
+              <w:rPr>
+                <w:rFonts w:cs="Arial"/>
+                <w:sz w:val="24"/>
+                <w:szCs w:val="24"/>
+              </w:rPr>
+              <w:t>Horta Fácil (Conrado et al., 2011)</w:t>
+            </w:r>
+          </w:p>
+        </w:tc>
+        <w:tc>
+          <w:tcPr>
+            <w:tcW w:w="1296" w:type="dxa"/>
+            <w:shd w:val="clear" w:color="auto" w:fill="FFFFFF"/>
+            <w:tcMar>
+              <w:top w:w="100" w:type="dxa"/>
+              <w:left w:w="150" w:type="dxa"/>
+              <w:bottom w:w="100" w:type="dxa"/>
+              <w:right w:w="150" w:type="dxa"/>
+            </w:tcMar>
+            <w:vAlign w:val="center"/>
+            <w:hideMark/>
+          </w:tcPr>
+          <w:p>
+            <w:pPr>
+              <w:pStyle w:val="LegendaInferior"/>
+              <w:rPr>
+                <w:rFonts w:cs="Arial"/>
+                <w:sz w:val="24"/>
+                <w:szCs w:val="24"/>
+                <w:lang w:val="en-US"/>
+              </w:rPr>
+            </w:pPr>
+            <w:r>
+              <w:rPr>
+                <w:rFonts w:cs="Arial"/>
+                <w:sz w:val="24"/>
+                <w:szCs w:val="24"/>
+                <w:lang w:val="en-US"/>
+              </w:rPr>
+              <w:t>Sim</w:t>
+            </w:r>
+          </w:p>
+        </w:tc>
+        <w:tc>
+          <w:tcPr>
+            <w:tcW w:w="1296" w:type="dxa"/>
+            <w:shd w:val="clear" w:color="auto" w:fill="FFFFFF"/>
+            <w:tcMar>
+              <w:top w:w="100" w:type="dxa"/>
+              <w:left w:w="150" w:type="dxa"/>
+              <w:bottom w:w="100" w:type="dxa"/>
+              <w:right w:w="150" w:type="dxa"/>
+            </w:tcMar>
+            <w:vAlign w:val="center"/>
+            <w:hideMark/>
+          </w:tcPr>
+          <w:p>
+            <w:pPr>
+              <w:pStyle w:val="LegendaInferior"/>
+              <w:rPr>
+                <w:rFonts w:cs="Arial"/>
+                <w:sz w:val="24"/>
+                <w:szCs w:val="24"/>
+                <w:lang w:val="en-US"/>
+              </w:rPr>
+            </w:pPr>
+            <w:r>
+              <w:rPr>
+                <w:rFonts w:cs="Arial"/>
+                <w:sz w:val="24"/>
+                <w:szCs w:val="24"/>
+                <w:lang w:val="en-US"/>
+              </w:rPr>
+              <w:t>Não</w:t>
+            </w:r>
+          </w:p>
+        </w:tc>
+        <w:tc>
+          <w:tcPr>
+            <w:tcW w:w="864" w:type="dxa"/>
+            <w:shd w:val="clear" w:color="auto" w:fill="FFFFFF"/>
+            <w:tcMar>
+              <w:top w:w="100" w:type="dxa"/>
+              <w:left w:w="150" w:type="dxa"/>
+              <w:bottom w:w="100" w:type="dxa"/>
+              <w:right w:w="150" w:type="dxa"/>
+            </w:tcMar>
+            <w:vAlign w:val="center"/>
+            <w:hideMark/>
+          </w:tcPr>
+          <w:p>
+            <w:pPr>
+              <w:pStyle w:val="LegendaInferior"/>
+              <w:rPr>
+                <w:rFonts w:cs="Arial"/>
+                <w:sz w:val="24"/>
+                <w:szCs w:val="24"/>
+                <w:lang w:val="en-US"/>
+              </w:rPr>
+            </w:pPr>
+            <w:r>
+              <w:rPr>
+                <w:rFonts w:cs="Arial"/>
+                <w:sz w:val="24"/>
+                <w:szCs w:val="24"/>
+                <w:lang w:val="en-US"/>
+              </w:rPr>
+              <w:t>Não</w:t>
+            </w:r>
+          </w:p>
+        </w:tc>
+        <w:tc>
+          <w:tcPr>
+            <w:tcW w:w="1440" w:type="dxa"/>
+            <w:shd w:val="clear" w:color="auto" w:fill="FFFFFF"/>
+            <w:tcMar>
+              <w:top w:w="100" w:type="dxa"/>
+              <w:left w:w="150" w:type="dxa"/>
+              <w:bottom w:w="100" w:type="dxa"/>
+              <w:right w:w="150" w:type="dxa"/>
+            </w:tcMar>
+            <w:vAlign w:val="center"/>
+            <w:hideMark/>
+          </w:tcPr>
+          <w:p>
+            <w:pPr>
+              <w:pStyle w:val="LegendaInferior"/>
+              <w:rPr>
+                <w:rFonts w:cs="Arial"/>
+                <w:sz w:val="24"/>
+                <w:szCs w:val="24"/>
+                <w:lang w:val="en-US"/>
+              </w:rPr>
+            </w:pPr>
+            <w:r>
+              <w:rPr>
+                <w:rFonts w:cs="Arial"/>
+                <w:sz w:val="24"/>
+                <w:szCs w:val="24"/>
+                <w:lang w:val="en-US"/>
+              </w:rPr>
+              <w:t>Não identificada</w:t>
+            </w:r>
+          </w:p>
+        </w:tc>
+        <w:tc>
+          <w:tcPr>
+            <w:tcW w:w="1152" w:type="dxa"/>
+            <w:shd w:val="clear" w:color="auto" w:fill="FFFFFF"/>
+            <w:tcMar>
+              <w:top w:w="100" w:type="dxa"/>
+              <w:left w:w="150" w:type="dxa"/>
+              <w:bottom w:w="100" w:type="dxa"/>
+              <w:right w:w="150" w:type="dxa"/>
+            </w:tcMar>
+            <w:vAlign w:val="center"/>
+            <w:hideMark/>
+          </w:tcPr>
+          <w:p>
+            <w:pPr>
+              <w:pStyle w:val="LegendaInferior"/>
+              <w:rPr>
+                <w:rFonts w:cs="Arial"/>
+                <w:sz w:val="24"/>
+                <w:szCs w:val="24"/>
+                <w:lang w:val="en-US"/>
+              </w:rPr>
+            </w:pPr>
+            <w:r>
+              <w:rPr>
+                <w:rFonts w:cs="Arial"/>
+                <w:sz w:val="24"/>
+                <w:szCs w:val="24"/>
+                <w:lang w:val="en-US"/>
+              </w:rPr>
+              <w:t>Não</w:t>
+            </w:r>
+          </w:p>
+        </w:tc>
+        <w:tc>
+          <w:tcPr>
+            <w:tcW w:w="1584" w:type="dxa"/>
+            <w:shd w:val="clear" w:color="auto" w:fill="FFFFFF"/>
+            <w:tcMar>
+              <w:top w:w="100" w:type="dxa"/>
+              <w:left w:w="150" w:type="dxa"/>
+              <w:bottom w:w="100" w:type="dxa"/>
+              <w:right w:w="150" w:type="dxa"/>
+            </w:tcMar>
+            <w:vAlign w:val="center"/>
+            <w:hideMark/>
+          </w:tcPr>
+          <w:p>
+            <w:pPr>
+              <w:pStyle w:val="LegendaInferior"/>
+              <w:rPr>
+                <w:rFonts w:cs="Arial"/>
+                <w:sz w:val="24"/>
+                <w:szCs w:val="24"/>
+                <w:lang w:val="en-US"/>
+              </w:rPr>
+            </w:pPr>
+            <w:r>
+              <w:rPr>
+                <w:rFonts w:cs="Arial"/>
+                <w:sz w:val="24"/>
+                <w:szCs w:val="24"/>
+                <w:lang w:val="en-US"/>
+              </w:rPr>
+              <w:t>Não (extensionistas)</w:t>
+            </w:r>
+          </w:p>
+        </w:tc>
+        <w:tc>
+          <w:tcPr>
+            <w:tcW w:w="1296" w:type="dxa"/>
+            <w:shd w:val="clear" w:color="auto" w:fill="FFFFFF"/>
+            <w:tcMar>
+              <w:top w:w="100" w:type="dxa"/>
+              <w:left w:w="150" w:type="dxa"/>
+              <w:bottom w:w="100" w:type="dxa"/>
+              <w:right w:w="150" w:type="dxa"/>
+            </w:tcMar>
+            <w:vAlign w:val="center"/>
+            <w:hideMark/>
+          </w:tcPr>
+          <w:p>
+            <w:pPr>
+              <w:pStyle w:val="LegendaInferior"/>
+              <w:rPr>
+                <w:rFonts w:cs="Arial"/>
+                <w:sz w:val="24"/>
+                <w:szCs w:val="24"/>
+                <w:lang w:val="en-US"/>
+              </w:rPr>
+            </w:pPr>
+            <w:r>
+              <w:rPr>
+                <w:rFonts w:cs="Arial"/>
+                <w:sz w:val="24"/>
+                <w:szCs w:val="24"/>
+                <w:lang w:val="en-US"/>
+              </w:rPr>
+              <w:t>Não</w:t>
+            </w:r>
+          </w:p>
+        </w:tc>
+      </w:tr>
+      <w:tr>
+        <w:trPr>
+          <w:jc w:val="center"/>
+        </w:trPr>
+        <w:tc>
+          <w:tcPr>
+            <w:tcW w:w="2592" w:type="dxa"/>
+            <w:shd w:val="clear" w:color="auto" w:fill="F2F7F5"/>
+            <w:tcMar>
+              <w:top w:w="100" w:type="dxa"/>
+              <w:left w:w="150" w:type="dxa"/>
+              <w:bottom w:w="100" w:type="dxa"/>
+              <w:right w:w="150" w:type="dxa"/>
+            </w:tcMar>
+            <w:vAlign w:val="center"/>
+            <w:hideMark/>
+          </w:tcPr>
+          <w:p>
+            <w:pPr>
+              <w:pStyle w:val="LegendaInferior"/>
+              <w:rPr>
+                <w:rFonts w:cs="Arial"/>
+                <w:sz w:val="24"/>
+                <w:szCs w:val="24"/>
+                <w:lang w:val="en-US"/>
+              </w:rPr>
+            </w:pPr>
+            <w:r>
+              <w:rPr>
+                <w:rFonts w:cs="Arial"/>
+                <w:sz w:val="24"/>
+                <w:szCs w:val="24"/>
+                <w:lang w:val="en-US"/>
+              </w:rPr>
+              <w:lastRenderedPageBreak/>
+              <w:t>Green School (Matos &amp; Gaspar, 2025)</w:t>
+            </w:r>
+          </w:p>
+        </w:tc>
+        <w:tc>
+          <w:tcPr>
+            <w:tcW w:w="1296" w:type="dxa"/>
+            <w:shd w:val="clear" w:color="auto" w:fill="F2F7F5"/>
+            <w:tcMar>
+              <w:top w:w="100" w:type="dxa"/>
+              <w:left w:w="150" w:type="dxa"/>
+              <w:bottom w:w="100" w:type="dxa"/>
+              <w:right w:w="150" w:type="dxa"/>
+            </w:tcMar>
+            <w:vAlign w:val="center"/>
+            <w:hideMark/>
+          </w:tcPr>
+          <w:p>
+            <w:pPr>
+              <w:pStyle w:val="LegendaInferior"/>
+              <w:rPr>
+                <w:rFonts w:cs="Arial"/>
+                <w:sz w:val="24"/>
+                <w:szCs w:val="24"/>
+                <w:lang w:val="en-US"/>
+              </w:rPr>
+            </w:pPr>
+            <w:r>
+              <w:rPr>
+                <w:rFonts w:cs="Arial"/>
+                <w:sz w:val="24"/>
+                <w:szCs w:val="24"/>
+                <w:lang w:val="en-US"/>
+              </w:rPr>
+              <w:t>Sim</w:t>
+            </w:r>
+          </w:p>
+        </w:tc>
+        <w:tc>
+          <w:tcPr>
+            <w:tcW w:w="1296" w:type="dxa"/>
+            <w:shd w:val="clear" w:color="auto" w:fill="F2F7F5"/>
+            <w:tcMar>
+              <w:top w:w="100" w:type="dxa"/>
+              <w:left w:w="150" w:type="dxa"/>
+              <w:bottom w:w="100" w:type="dxa"/>
+              <w:right w:w="150" w:type="dxa"/>
+            </w:tcMar>
+            <w:vAlign w:val="center"/>
+            <w:hideMark/>
+          </w:tcPr>
+          <w:p>
+            <w:pPr>
+              <w:pStyle w:val="LegendaInferior"/>
+              <w:rPr>
+                <w:rFonts w:cs="Arial"/>
+                <w:sz w:val="24"/>
+                <w:szCs w:val="24"/>
+                <w:lang w:val="en-US"/>
+              </w:rPr>
+            </w:pPr>
+            <w:r>
+              <w:rPr>
+                <w:rFonts w:cs="Arial"/>
+                <w:sz w:val="24"/>
+                <w:szCs w:val="24"/>
+                <w:lang w:val="en-US"/>
+              </w:rPr>
+              <w:t>Parcial (tutorial estático)</w:t>
+            </w:r>
+          </w:p>
+        </w:tc>
+        <w:tc>
+          <w:tcPr>
+            <w:tcW w:w="864" w:type="dxa"/>
+            <w:shd w:val="clear" w:color="auto" w:fill="F2F7F5"/>
+            <w:tcMar>
+              <w:top w:w="100" w:type="dxa"/>
+              <w:left w:w="150" w:type="dxa"/>
+              <w:bottom w:w="100" w:type="dxa"/>
+              <w:right w:w="150" w:type="dxa"/>
+            </w:tcMar>
+            <w:vAlign w:val="center"/>
+            <w:hideMark/>
+          </w:tcPr>
+          <w:p>
+            <w:pPr>
+              <w:pStyle w:val="LegendaInferior"/>
+              <w:rPr>
+                <w:rFonts w:cs="Arial"/>
+                <w:sz w:val="24"/>
+                <w:szCs w:val="24"/>
+                <w:lang w:val="en-US"/>
+              </w:rPr>
+            </w:pPr>
+            <w:r>
+              <w:rPr>
+                <w:rFonts w:cs="Arial"/>
+                <w:sz w:val="24"/>
+                <w:szCs w:val="24"/>
+                <w:lang w:val="en-US"/>
+              </w:rPr>
+              <w:t>Não identificado</w:t>
+            </w:r>
+          </w:p>
+        </w:tc>
+        <w:tc>
+          <w:tcPr>
+            <w:tcW w:w="1440" w:type="dxa"/>
+            <w:shd w:val="clear" w:color="auto" w:fill="F2F7F5"/>
+            <w:tcMar>
+              <w:top w:w="100" w:type="dxa"/>
+              <w:left w:w="150" w:type="dxa"/>
+              <w:bottom w:w="100" w:type="dxa"/>
+              <w:right w:w="150" w:type="dxa"/>
+            </w:tcMar>
+            <w:vAlign w:val="center"/>
+            <w:hideMark/>
+          </w:tcPr>
+          <w:p>
+            <w:pPr>
+              <w:pStyle w:val="LegendaInferior"/>
+              <w:rPr>
+                <w:rFonts w:cs="Arial"/>
+                <w:sz w:val="24"/>
+                <w:szCs w:val="24"/>
+                <w:lang w:val="en-US"/>
+              </w:rPr>
+            </w:pPr>
+            <w:r>
+              <w:rPr>
+                <w:rFonts w:cs="Arial"/>
+                <w:sz w:val="24"/>
+                <w:szCs w:val="24"/>
+                <w:lang w:val="en-US"/>
+              </w:rPr>
+              <w:t>Não identificada</w:t>
+            </w:r>
+          </w:p>
+        </w:tc>
+        <w:tc>
+          <w:tcPr>
+            <w:tcW w:w="1152" w:type="dxa"/>
+            <w:shd w:val="clear" w:color="auto" w:fill="F2F7F5"/>
+            <w:tcMar>
+              <w:top w:w="100" w:type="dxa"/>
+              <w:left w:w="150" w:type="dxa"/>
+              <w:bottom w:w="100" w:type="dxa"/>
+              <w:right w:w="150" w:type="dxa"/>
+            </w:tcMar>
+            <w:vAlign w:val="center"/>
+            <w:hideMark/>
+          </w:tcPr>
+          <w:p>
+            <w:pPr>
+              <w:pStyle w:val="LegendaInferior"/>
+              <w:rPr>
+                <w:rFonts w:cs="Arial"/>
+                <w:sz w:val="24"/>
+                <w:szCs w:val="24"/>
+                <w:lang w:val="en-US"/>
+              </w:rPr>
+            </w:pPr>
+            <w:r>
+              <w:rPr>
+                <w:rFonts w:cs="Arial"/>
+                <w:sz w:val="24"/>
+                <w:szCs w:val="24"/>
+                <w:lang w:val="en-US"/>
+              </w:rPr>
+              <w:t>Não</w:t>
+            </w:r>
+          </w:p>
+        </w:tc>
+        <w:tc>
+          <w:tcPr>
+            <w:tcW w:w="1584" w:type="dxa"/>
+            <w:shd w:val="clear" w:color="auto" w:fill="F2F7F5"/>
+            <w:tcMar>
+              <w:top w:w="100" w:type="dxa"/>
+              <w:left w:w="150" w:type="dxa"/>
+              <w:bottom w:w="100" w:type="dxa"/>
+              <w:right w:w="150" w:type="dxa"/>
+            </w:tcMar>
+            <w:vAlign w:val="center"/>
+            <w:hideMark/>
+          </w:tcPr>
+          <w:p>
+            <w:pPr>
+              <w:pStyle w:val="LegendaInferior"/>
+              <w:rPr>
+                <w:rFonts w:cs="Arial"/>
+                <w:sz w:val="24"/>
+                <w:szCs w:val="24"/>
+                <w:lang w:val="en-US"/>
+              </w:rPr>
+            </w:pPr>
+            <w:r>
+              <w:rPr>
+                <w:rFonts w:cs="Arial"/>
+                <w:sz w:val="24"/>
+                <w:szCs w:val="24"/>
+                <w:lang w:val="en-US"/>
+              </w:rPr>
+              <w:t>Parcial (sem gestor)</w:t>
+            </w:r>
+          </w:p>
+        </w:tc>
+        <w:tc>
+          <w:tcPr>
+            <w:tcW w:w="1296" w:type="dxa"/>
+            <w:shd w:val="clear" w:color="auto" w:fill="F2F7F5"/>
+            <w:tcMar>
+              <w:top w:w="100" w:type="dxa"/>
+              <w:left w:w="150" w:type="dxa"/>
+              <w:bottom w:w="100" w:type="dxa"/>
+              <w:right w:w="150" w:type="dxa"/>
+            </w:tcMar>
+            <w:vAlign w:val="center"/>
+            <w:hideMark/>
+          </w:tcPr>
+          <w:p>
+            <w:pPr>
+              <w:pStyle w:val="LegendaInferior"/>
+              <w:rPr>
+                <w:rFonts w:cs="Arial"/>
+                <w:sz w:val="24"/>
+                <w:szCs w:val="24"/>
+                <w:lang w:val="en-US"/>
+              </w:rPr>
+            </w:pPr>
+            <w:r>
+              <w:rPr>
+                <w:rFonts w:cs="Arial"/>
+                <w:sz w:val="24"/>
+                <w:szCs w:val="24"/>
+                <w:lang w:val="en-US"/>
+              </w:rPr>
+              <w:t>Não identificadas</w:t>
+            </w:r>
+          </w:p>
+        </w:tc>
+      </w:tr>
+      <w:tr>
+        <w:trPr>
+          <w:jc w:val="center"/>
+        </w:trPr>
+        <w:tc>
+          <w:tcPr>
+            <w:tcW w:w="2592" w:type="dxa"/>
+            <w:shd w:val="clear" w:color="auto" w:fill="FFFFFF"/>
+            <w:tcMar>
+              <w:top w:w="100" w:type="dxa"/>
+              <w:left w:w="150" w:type="dxa"/>
+              <w:bottom w:w="100" w:type="dxa"/>
+              <w:right w:w="150" w:type="dxa"/>
+            </w:tcMar>
+            <w:vAlign w:val="center"/>
+            <w:hideMark/>
+          </w:tcPr>
+          <w:p>
+            <w:pPr>
+              <w:pStyle w:val="LegendaInferior"/>
+              <w:rPr>
+                <w:rFonts w:cs="Arial"/>
+                <w:sz w:val="24"/>
+                <w:szCs w:val="24"/>
+              </w:rPr>
+            </w:pPr>
+            <w:r>
+              <w:rPr>
+                <w:rFonts w:cs="Arial"/>
+                <w:sz w:val="24"/>
+                <w:szCs w:val="24"/>
+              </w:rPr>
+              <w:t>Projeto Educando com a Horta Escolar</w:t>
+            </w:r>
+          </w:p>
+        </w:tc>
+        <w:tc>
+          <w:tcPr>
+            <w:tcW w:w="1296" w:type="dxa"/>
+            <w:shd w:val="clear" w:color="auto" w:fill="FFFFFF"/>
+            <w:tcMar>
+              <w:top w:w="100" w:type="dxa"/>
+              <w:left w:w="150" w:type="dxa"/>
+              <w:bottom w:w="100" w:type="dxa"/>
+              <w:right w:w="150" w:type="dxa"/>
+            </w:tcMar>
+            <w:vAlign w:val="center"/>
+            <w:hideMark/>
+          </w:tcPr>
+          <w:p>
+            <w:pPr>
+              <w:pStyle w:val="LegendaInferior"/>
+              <w:rPr>
+                <w:rFonts w:cs="Arial"/>
+                <w:sz w:val="24"/>
+                <w:szCs w:val="24"/>
+                <w:lang w:val="en-US"/>
+              </w:rPr>
+            </w:pPr>
+            <w:r>
+              <w:rPr>
+                <w:rFonts w:cs="Arial"/>
+                <w:sz w:val="24"/>
+                <w:szCs w:val="24"/>
+                <w:lang w:val="en-US"/>
+              </w:rPr>
+              <w:t>Sim</w:t>
+            </w:r>
+          </w:p>
+        </w:tc>
+        <w:tc>
+          <w:tcPr>
+            <w:tcW w:w="1296" w:type="dxa"/>
+            <w:shd w:val="clear" w:color="auto" w:fill="FFFFFF"/>
+            <w:tcMar>
+              <w:top w:w="100" w:type="dxa"/>
+              <w:left w:w="150" w:type="dxa"/>
+              <w:bottom w:w="100" w:type="dxa"/>
+              <w:right w:w="150" w:type="dxa"/>
+            </w:tcMar>
+            <w:vAlign w:val="center"/>
+            <w:hideMark/>
+          </w:tcPr>
+          <w:p>
+            <w:pPr>
+              <w:pStyle w:val="LegendaInferior"/>
+              <w:rPr>
+                <w:rFonts w:cs="Arial"/>
+                <w:sz w:val="24"/>
+                <w:szCs w:val="24"/>
+                <w:lang w:val="en-US"/>
+              </w:rPr>
+            </w:pPr>
+            <w:r>
+              <w:rPr>
+                <w:rFonts w:cs="Arial"/>
+                <w:sz w:val="24"/>
+                <w:szCs w:val="24"/>
+                <w:lang w:val="en-US"/>
+              </w:rPr>
+              <w:t>Não (presencial)</w:t>
+            </w:r>
+          </w:p>
+        </w:tc>
+        <w:tc>
+          <w:tcPr>
+            <w:tcW w:w="864" w:type="dxa"/>
+            <w:shd w:val="clear" w:color="auto" w:fill="FFFFFF"/>
+            <w:tcMar>
+              <w:top w:w="100" w:type="dxa"/>
+              <w:left w:w="150" w:type="dxa"/>
+              <w:bottom w:w="100" w:type="dxa"/>
+              <w:right w:w="150" w:type="dxa"/>
+            </w:tcMar>
+            <w:vAlign w:val="center"/>
+            <w:hideMark/>
+          </w:tcPr>
+          <w:p>
+            <w:pPr>
+              <w:pStyle w:val="LegendaInferior"/>
+              <w:rPr>
+                <w:rFonts w:cs="Arial"/>
+                <w:sz w:val="24"/>
+                <w:szCs w:val="24"/>
+                <w:lang w:val="en-US"/>
+              </w:rPr>
+            </w:pPr>
+            <w:r>
+              <w:rPr>
+                <w:rFonts w:cs="Arial"/>
+                <w:sz w:val="24"/>
+                <w:szCs w:val="24"/>
+                <w:lang w:val="en-US"/>
+              </w:rPr>
+              <w:t>Não</w:t>
+            </w:r>
+          </w:p>
+        </w:tc>
+        <w:tc>
+          <w:tcPr>
+            <w:tcW w:w="1440" w:type="dxa"/>
+            <w:shd w:val="clear" w:color="auto" w:fill="FFFFFF"/>
+            <w:tcMar>
+              <w:top w:w="100" w:type="dxa"/>
+              <w:left w:w="150" w:type="dxa"/>
+              <w:bottom w:w="100" w:type="dxa"/>
+              <w:right w:w="150" w:type="dxa"/>
+            </w:tcMar>
+            <w:vAlign w:val="center"/>
+            <w:hideMark/>
+          </w:tcPr>
+          <w:p>
+            <w:pPr>
+              <w:pStyle w:val="LegendaInferior"/>
+              <w:rPr>
+                <w:rFonts w:cs="Arial"/>
+                <w:sz w:val="24"/>
+                <w:szCs w:val="24"/>
+                <w:lang w:val="en-US"/>
+              </w:rPr>
+            </w:pPr>
+            <w:r>
+              <w:rPr>
+                <w:rFonts w:cs="Arial"/>
+                <w:sz w:val="24"/>
+                <w:szCs w:val="24"/>
+                <w:lang w:val="en-US"/>
+              </w:rPr>
+              <w:t>Não identificada</w:t>
+            </w:r>
+          </w:p>
+        </w:tc>
+        <w:tc>
+          <w:tcPr>
+            <w:tcW w:w="1152" w:type="dxa"/>
+            <w:shd w:val="clear" w:color="auto" w:fill="FFFFFF"/>
+            <w:tcMar>
+              <w:top w:w="100" w:type="dxa"/>
+              <w:left w:w="150" w:type="dxa"/>
+              <w:bottom w:w="100" w:type="dxa"/>
+              <w:right w:w="150" w:type="dxa"/>
+            </w:tcMar>
+            <w:vAlign w:val="center"/>
+            <w:hideMark/>
+          </w:tcPr>
+          <w:p>
+            <w:pPr>
+              <w:pStyle w:val="LegendaInferior"/>
+              <w:rPr>
+                <w:rFonts w:cs="Arial"/>
+                <w:sz w:val="24"/>
+                <w:szCs w:val="24"/>
+                <w:lang w:val="en-US"/>
+              </w:rPr>
+            </w:pPr>
+            <w:r>
+              <w:rPr>
+                <w:rFonts w:cs="Arial"/>
+                <w:sz w:val="24"/>
+                <w:szCs w:val="24"/>
+                <w:lang w:val="en-US"/>
+              </w:rPr>
+              <w:t>Não</w:t>
+            </w:r>
+          </w:p>
+        </w:tc>
+        <w:tc>
+          <w:tcPr>
+            <w:tcW w:w="1584" w:type="dxa"/>
+            <w:shd w:val="clear" w:color="auto" w:fill="FFFFFF"/>
+            <w:tcMar>
+              <w:top w:w="100" w:type="dxa"/>
+              <w:left w:w="150" w:type="dxa"/>
+              <w:bottom w:w="100" w:type="dxa"/>
+              <w:right w:w="150" w:type="dxa"/>
+            </w:tcMar>
+            <w:vAlign w:val="center"/>
+            <w:hideMark/>
+          </w:tcPr>
+          <w:p>
+            <w:pPr>
+              <w:pStyle w:val="LegendaInferior"/>
+              <w:rPr>
+                <w:rFonts w:cs="Arial"/>
+                <w:sz w:val="24"/>
+                <w:szCs w:val="24"/>
+                <w:lang w:val="en-US"/>
+              </w:rPr>
+            </w:pPr>
+            <w:r>
+              <w:rPr>
+                <w:rFonts w:cs="Arial"/>
+                <w:sz w:val="24"/>
+                <w:szCs w:val="24"/>
+                <w:lang w:val="en-US"/>
+              </w:rPr>
+              <w:t>Parcial (sem plataforma)</w:t>
+            </w:r>
+          </w:p>
+        </w:tc>
+        <w:tc>
+          <w:tcPr>
+            <w:tcW w:w="1296" w:type="dxa"/>
+            <w:shd w:val="clear" w:color="auto" w:fill="FFFFFF"/>
+            <w:tcMar>
+              <w:top w:w="100" w:type="dxa"/>
+              <w:left w:w="150" w:type="dxa"/>
+              <w:bottom w:w="100" w:type="dxa"/>
+              <w:right w:w="150" w:type="dxa"/>
+            </w:tcMar>
+            <w:vAlign w:val="center"/>
+            <w:hideMark/>
+          </w:tcPr>
+          <w:p>
+            <w:pPr>
+              <w:pStyle w:val="LegendaInferior"/>
+              <w:rPr>
+                <w:rFonts w:cs="Arial"/>
+                <w:sz w:val="24"/>
+                <w:szCs w:val="24"/>
+                <w:lang w:val="en-US"/>
+              </w:rPr>
+            </w:pPr>
+            <w:r>
+              <w:rPr>
+                <w:rFonts w:cs="Arial"/>
+                <w:sz w:val="24"/>
+                <w:szCs w:val="24"/>
+                <w:lang w:val="en-US"/>
+              </w:rPr>
+              <w:t>Não</w:t>
+            </w:r>
+          </w:p>
+        </w:tc>
+      </w:tr>
+      <w:tr>
+        <w:trPr>
+          <w:jc w:val="center"/>
+        </w:trPr>
+        <w:tc>
+          <w:tcPr>
+            <w:tcW w:w="2592" w:type="dxa"/>
+            <w:shd w:val="clear" w:color="auto" w:fill="F2F7F5"/>
+            <w:tcMar>
+              <w:top w:w="100" w:type="dxa"/>
+              <w:left w:w="150" w:type="dxa"/>
+              <w:bottom w:w="100" w:type="dxa"/>
+              <w:right w:w="150" w:type="dxa"/>
+            </w:tcMar>
+            <w:vAlign w:val="center"/>
+            <w:hideMark/>
+          </w:tcPr>
+          <w:p>
+            <w:pPr>
+              <w:pStyle w:val="LegendaInferior"/>
+              <w:rPr>
+                <w:rFonts w:cs="Arial"/>
+                <w:sz w:val="24"/>
+                <w:szCs w:val="24"/>
+              </w:rPr>
+            </w:pPr>
+            <w:r>
+              <w:rPr>
+                <w:rFonts w:cs="Arial"/>
+                <w:sz w:val="24"/>
+                <w:szCs w:val="24"/>
+              </w:rPr>
+              <w:t>Hortas Escolares – SME São Paulo</w:t>
+            </w:r>
+          </w:p>
+        </w:tc>
+        <w:tc>
+          <w:tcPr>
+            <w:tcW w:w="1296" w:type="dxa"/>
+            <w:shd w:val="clear" w:color="auto" w:fill="F2F7F5"/>
+            <w:tcMar>
+              <w:top w:w="100" w:type="dxa"/>
+              <w:left w:w="150" w:type="dxa"/>
+              <w:bottom w:w="100" w:type="dxa"/>
+              <w:right w:w="150" w:type="dxa"/>
+            </w:tcMar>
+            <w:vAlign w:val="center"/>
+            <w:hideMark/>
+          </w:tcPr>
+          <w:p>
+            <w:pPr>
+              <w:pStyle w:val="LegendaInferior"/>
+              <w:rPr>
+                <w:rFonts w:cs="Arial"/>
+                <w:sz w:val="24"/>
+                <w:szCs w:val="24"/>
+                <w:lang w:val="en-US"/>
+              </w:rPr>
+            </w:pPr>
+            <w:r>
+              <w:rPr>
+                <w:rFonts w:cs="Arial"/>
+                <w:sz w:val="24"/>
+                <w:szCs w:val="24"/>
+                <w:lang w:val="en-US"/>
+              </w:rPr>
+              <w:t>Sim</w:t>
+            </w:r>
+          </w:p>
+        </w:tc>
+        <w:tc>
+          <w:tcPr>
+            <w:tcW w:w="1296" w:type="dxa"/>
+            <w:shd w:val="clear" w:color="auto" w:fill="F2F7F5"/>
+            <w:tcMar>
+              <w:top w:w="100" w:type="dxa"/>
+              <w:left w:w="150" w:type="dxa"/>
+              <w:bottom w:w="100" w:type="dxa"/>
+              <w:right w:w="150" w:type="dxa"/>
+            </w:tcMar>
+            <w:vAlign w:val="center"/>
+            <w:hideMark/>
+          </w:tcPr>
+          <w:p>
+            <w:pPr>
+              <w:pStyle w:val="LegendaInferior"/>
+              <w:rPr>
+                <w:rFonts w:cs="Arial"/>
+                <w:sz w:val="24"/>
+                <w:szCs w:val="24"/>
+                <w:lang w:val="en-US"/>
+              </w:rPr>
+            </w:pPr>
+            <w:r>
+              <w:rPr>
+                <w:rFonts w:cs="Arial"/>
+                <w:sz w:val="24"/>
+                <w:szCs w:val="24"/>
+                <w:lang w:val="en-US"/>
+              </w:rPr>
+              <w:t>Não</w:t>
+            </w:r>
+          </w:p>
+        </w:tc>
+        <w:tc>
+          <w:tcPr>
+            <w:tcW w:w="864" w:type="dxa"/>
+            <w:shd w:val="clear" w:color="auto" w:fill="F2F7F5"/>
+            <w:tcMar>
+              <w:top w:w="100" w:type="dxa"/>
+              <w:left w:w="150" w:type="dxa"/>
+              <w:bottom w:w="100" w:type="dxa"/>
+              <w:right w:w="150" w:type="dxa"/>
+            </w:tcMar>
+            <w:vAlign w:val="center"/>
+            <w:hideMark/>
+          </w:tcPr>
+          <w:p>
+            <w:pPr>
+              <w:pStyle w:val="LegendaInferior"/>
+              <w:rPr>
+                <w:rFonts w:cs="Arial"/>
+                <w:sz w:val="24"/>
+                <w:szCs w:val="24"/>
+                <w:lang w:val="en-US"/>
+              </w:rPr>
+            </w:pPr>
+            <w:r>
+              <w:rPr>
+                <w:rFonts w:cs="Arial"/>
+                <w:sz w:val="24"/>
+                <w:szCs w:val="24"/>
+                <w:lang w:val="en-US"/>
+              </w:rPr>
+              <w:t>Não</w:t>
+            </w:r>
+          </w:p>
+        </w:tc>
+        <w:tc>
+          <w:tcPr>
+            <w:tcW w:w="1440" w:type="dxa"/>
+            <w:shd w:val="clear" w:color="auto" w:fill="F2F7F5"/>
+            <w:tcMar>
+              <w:top w:w="100" w:type="dxa"/>
+              <w:left w:w="150" w:type="dxa"/>
+              <w:bottom w:w="100" w:type="dxa"/>
+              <w:right w:w="150" w:type="dxa"/>
+            </w:tcMar>
+            <w:vAlign w:val="center"/>
+            <w:hideMark/>
+          </w:tcPr>
+          <w:p>
+            <w:pPr>
+              <w:pStyle w:val="LegendaInferior"/>
+              <w:rPr>
+                <w:rFonts w:cs="Arial"/>
+                <w:sz w:val="24"/>
+                <w:szCs w:val="24"/>
+                <w:lang w:val="en-US"/>
+              </w:rPr>
+            </w:pPr>
+            <w:r>
+              <w:rPr>
+                <w:rFonts w:cs="Arial"/>
+                <w:sz w:val="24"/>
+                <w:szCs w:val="24"/>
+                <w:lang w:val="en-US"/>
+              </w:rPr>
+              <w:t>Não identificada</w:t>
+            </w:r>
+          </w:p>
+        </w:tc>
+        <w:tc>
+          <w:tcPr>
+            <w:tcW w:w="1152" w:type="dxa"/>
+            <w:shd w:val="clear" w:color="auto" w:fill="F2F7F5"/>
+            <w:tcMar>
+              <w:top w:w="100" w:type="dxa"/>
+              <w:left w:w="150" w:type="dxa"/>
+              <w:bottom w:w="100" w:type="dxa"/>
+              <w:right w:w="150" w:type="dxa"/>
+            </w:tcMar>
+            <w:vAlign w:val="center"/>
+            <w:hideMark/>
+          </w:tcPr>
+          <w:p>
+            <w:pPr>
+              <w:pStyle w:val="LegendaInferior"/>
+              <w:rPr>
+                <w:rFonts w:cs="Arial"/>
+                <w:sz w:val="24"/>
+                <w:szCs w:val="24"/>
+                <w:lang w:val="en-US"/>
+              </w:rPr>
+            </w:pPr>
+            <w:r>
+              <w:rPr>
+                <w:rFonts w:cs="Arial"/>
+                <w:sz w:val="24"/>
+                <w:szCs w:val="24"/>
+                <w:lang w:val="en-US"/>
+              </w:rPr>
+              <w:t>Não</w:t>
+            </w:r>
+          </w:p>
+        </w:tc>
+        <w:tc>
+          <w:tcPr>
+            <w:tcW w:w="1584" w:type="dxa"/>
+            <w:shd w:val="clear" w:color="auto" w:fill="F2F7F5"/>
+            <w:tcMar>
+              <w:top w:w="100" w:type="dxa"/>
+              <w:left w:w="150" w:type="dxa"/>
+              <w:bottom w:w="100" w:type="dxa"/>
+              <w:right w:w="150" w:type="dxa"/>
+            </w:tcMar>
+            <w:vAlign w:val="center"/>
+            <w:hideMark/>
+          </w:tcPr>
+          <w:p>
+            <w:pPr>
+              <w:pStyle w:val="LegendaInferior"/>
+              <w:rPr>
+                <w:rFonts w:cs="Arial"/>
+                <w:sz w:val="24"/>
+                <w:szCs w:val="24"/>
+                <w:lang w:val="en-US"/>
+              </w:rPr>
+            </w:pPr>
+            <w:r>
+              <w:rPr>
+                <w:rFonts w:cs="Arial"/>
+                <w:sz w:val="24"/>
+                <w:szCs w:val="24"/>
+                <w:lang w:val="en-US"/>
+              </w:rPr>
+              <w:t>Parcial (administrativo)</w:t>
+            </w:r>
+          </w:p>
+        </w:tc>
+        <w:tc>
+          <w:tcPr>
+            <w:tcW w:w="1296" w:type="dxa"/>
+            <w:shd w:val="clear" w:color="auto" w:fill="F2F7F5"/>
+            <w:tcMar>
+              <w:top w:w="100" w:type="dxa"/>
+              <w:left w:w="150" w:type="dxa"/>
+              <w:bottom w:w="100" w:type="dxa"/>
+              <w:right w:w="150" w:type="dxa"/>
+            </w:tcMar>
+            <w:vAlign w:val="center"/>
+            <w:hideMark/>
+          </w:tcPr>
+          <w:p>
+            <w:pPr>
+              <w:pStyle w:val="LegendaInferior"/>
+              <w:rPr>
+                <w:rFonts w:cs="Arial"/>
+                <w:sz w:val="24"/>
+                <w:szCs w:val="24"/>
+                <w:lang w:val="en-US"/>
+              </w:rPr>
+            </w:pPr>
+            <w:r>
+              <w:rPr>
+                <w:rFonts w:cs="Arial"/>
+                <w:sz w:val="24"/>
+                <w:szCs w:val="24"/>
+                <w:lang w:val="en-US"/>
+              </w:rPr>
+              <w:t>Não</w:t>
+            </w:r>
+          </w:p>
+        </w:tc>
+      </w:tr>
+      <w:tr>
+        <w:trPr>
+          <w:jc w:val="center"/>
+        </w:trPr>
+        <w:tc>
+          <w:tcPr>
+            <w:tcW w:w="2592" w:type="dxa"/>
+            <w:shd w:val="clear" w:color="auto" w:fill="FFFFFF"/>
+            <w:tcMar>
+              <w:top w:w="100" w:type="dxa"/>
+              <w:left w:w="150" w:type="dxa"/>
+              <w:bottom w:w="100" w:type="dxa"/>
+              <w:right w:w="150" w:type="dxa"/>
+            </w:tcMar>
+            <w:vAlign w:val="center"/>
+            <w:hideMark/>
+          </w:tcPr>
+          <w:p>
+            <w:pPr>
+              <w:pStyle w:val="LegendaInferior"/>
+              <w:rPr>
+                <w:rFonts w:cs="Arial"/>
+                <w:sz w:val="24"/>
+                <w:szCs w:val="24"/>
+              </w:rPr>
+            </w:pPr>
+            <w:r>
+              <w:rPr>
+                <w:rFonts w:cs="Arial"/>
+                <w:sz w:val="24"/>
+                <w:szCs w:val="24"/>
+              </w:rPr>
+              <w:t>Hortas Cariocas (Prefeitura do Rio)</w:t>
+            </w:r>
+          </w:p>
+        </w:tc>
+        <w:tc>
+          <w:tcPr>
+            <w:tcW w:w="1296" w:type="dxa"/>
+            <w:shd w:val="clear" w:color="auto" w:fill="FFFFFF"/>
+            <w:tcMar>
+              <w:top w:w="100" w:type="dxa"/>
+              <w:left w:w="150" w:type="dxa"/>
+              <w:bottom w:w="100" w:type="dxa"/>
+              <w:right w:w="150" w:type="dxa"/>
+            </w:tcMar>
+            <w:vAlign w:val="center"/>
+            <w:hideMark/>
+          </w:tcPr>
+          <w:p>
+            <w:pPr>
+              <w:pStyle w:val="LegendaInferior"/>
+              <w:rPr>
+                <w:rFonts w:cs="Arial"/>
+                <w:sz w:val="24"/>
+                <w:szCs w:val="24"/>
+                <w:lang w:val="en-US"/>
+              </w:rPr>
+            </w:pPr>
+            <w:r>
+              <w:rPr>
+                <w:rFonts w:cs="Arial"/>
+                <w:sz w:val="24"/>
+                <w:szCs w:val="24"/>
+                <w:lang w:val="en-US"/>
+              </w:rPr>
+              <w:t>Sim</w:t>
+            </w:r>
+          </w:p>
+        </w:tc>
+        <w:tc>
+          <w:tcPr>
+            <w:tcW w:w="1296" w:type="dxa"/>
+            <w:shd w:val="clear" w:color="auto" w:fill="FFFFFF"/>
+            <w:tcMar>
+              <w:top w:w="100" w:type="dxa"/>
+              <w:left w:w="150" w:type="dxa"/>
+              <w:bottom w:w="100" w:type="dxa"/>
+              <w:right w:w="150" w:type="dxa"/>
+            </w:tcMar>
+            <w:vAlign w:val="center"/>
+            <w:hideMark/>
+          </w:tcPr>
+          <w:p>
+            <w:pPr>
+              <w:pStyle w:val="LegendaInferior"/>
+              <w:rPr>
+                <w:rFonts w:cs="Arial"/>
+                <w:sz w:val="24"/>
+                <w:szCs w:val="24"/>
+                <w:lang w:val="en-US"/>
+              </w:rPr>
+            </w:pPr>
+            <w:r>
+              <w:rPr>
+                <w:rFonts w:cs="Arial"/>
+                <w:sz w:val="24"/>
+                <w:szCs w:val="24"/>
+                <w:lang w:val="en-US"/>
+              </w:rPr>
+              <w:t>Não</w:t>
+            </w:r>
+          </w:p>
+        </w:tc>
+        <w:tc>
+          <w:tcPr>
+            <w:tcW w:w="864" w:type="dxa"/>
+            <w:shd w:val="clear" w:color="auto" w:fill="FFFFFF"/>
+            <w:tcMar>
+              <w:top w:w="100" w:type="dxa"/>
+              <w:left w:w="150" w:type="dxa"/>
+              <w:bottom w:w="100" w:type="dxa"/>
+              <w:right w:w="150" w:type="dxa"/>
+            </w:tcMar>
+            <w:vAlign w:val="center"/>
+            <w:hideMark/>
+          </w:tcPr>
+          <w:p>
+            <w:pPr>
+              <w:pStyle w:val="LegendaInferior"/>
+              <w:rPr>
+                <w:rFonts w:cs="Arial"/>
+                <w:sz w:val="24"/>
+                <w:szCs w:val="24"/>
+                <w:lang w:val="en-US"/>
+              </w:rPr>
+            </w:pPr>
+            <w:r>
+              <w:rPr>
+                <w:rFonts w:cs="Arial"/>
+                <w:sz w:val="24"/>
+                <w:szCs w:val="24"/>
+                <w:lang w:val="en-US"/>
+              </w:rPr>
+              <w:t>Não</w:t>
+            </w:r>
+          </w:p>
+        </w:tc>
+        <w:tc>
+          <w:tcPr>
+            <w:tcW w:w="1440" w:type="dxa"/>
+            <w:shd w:val="clear" w:color="auto" w:fill="FFFFFF"/>
+            <w:tcMar>
+              <w:top w:w="100" w:type="dxa"/>
+              <w:left w:w="150" w:type="dxa"/>
+              <w:bottom w:w="100" w:type="dxa"/>
+              <w:right w:w="150" w:type="dxa"/>
+            </w:tcMar>
+            <w:vAlign w:val="center"/>
+            <w:hideMark/>
+          </w:tcPr>
+          <w:p>
+            <w:pPr>
+              <w:pStyle w:val="LegendaInferior"/>
+              <w:rPr>
+                <w:rFonts w:cs="Arial"/>
+                <w:sz w:val="24"/>
+                <w:szCs w:val="24"/>
+                <w:lang w:val="en-US"/>
+              </w:rPr>
+            </w:pPr>
+            <w:r>
+              <w:rPr>
+                <w:rFonts w:cs="Arial"/>
+                <w:sz w:val="24"/>
+                <w:szCs w:val="24"/>
+                <w:lang w:val="en-US"/>
+              </w:rPr>
+              <w:t>Não identificada</w:t>
+            </w:r>
+          </w:p>
+        </w:tc>
+        <w:tc>
+          <w:tcPr>
+            <w:tcW w:w="1152" w:type="dxa"/>
+            <w:shd w:val="clear" w:color="auto" w:fill="FFFFFF"/>
+            <w:tcMar>
+              <w:top w:w="100" w:type="dxa"/>
+              <w:left w:w="150" w:type="dxa"/>
+              <w:bottom w:w="100" w:type="dxa"/>
+              <w:right w:w="150" w:type="dxa"/>
+            </w:tcMar>
+            <w:vAlign w:val="center"/>
+            <w:hideMark/>
+          </w:tcPr>
+          <w:p>
+            <w:pPr>
+              <w:pStyle w:val="LegendaInferior"/>
+              <w:rPr>
+                <w:rFonts w:cs="Arial"/>
+                <w:sz w:val="24"/>
+                <w:szCs w:val="24"/>
+                <w:lang w:val="en-US"/>
+              </w:rPr>
+            </w:pPr>
+            <w:r>
+              <w:rPr>
+                <w:rFonts w:cs="Arial"/>
+                <w:sz w:val="24"/>
+                <w:szCs w:val="24"/>
+                <w:lang w:val="en-US"/>
+              </w:rPr>
+              <w:t>Não</w:t>
+            </w:r>
+          </w:p>
+        </w:tc>
+        <w:tc>
+          <w:tcPr>
+            <w:tcW w:w="1584" w:type="dxa"/>
+            <w:shd w:val="clear" w:color="auto" w:fill="FFFFFF"/>
+            <w:tcMar>
+              <w:top w:w="100" w:type="dxa"/>
+              <w:left w:w="150" w:type="dxa"/>
+              <w:bottom w:w="100" w:type="dxa"/>
+              <w:right w:w="150" w:type="dxa"/>
+            </w:tcMar>
+            <w:vAlign w:val="center"/>
+            <w:hideMark/>
+          </w:tcPr>
+          <w:p>
+            <w:pPr>
+              <w:pStyle w:val="LegendaInferior"/>
+              <w:rPr>
+                <w:rFonts w:cs="Arial"/>
+                <w:sz w:val="24"/>
+                <w:szCs w:val="24"/>
+                <w:lang w:val="en-US"/>
+              </w:rPr>
+            </w:pPr>
+            <w:r>
+              <w:rPr>
+                <w:rFonts w:cs="Arial"/>
+                <w:sz w:val="24"/>
+                <w:szCs w:val="24"/>
+                <w:lang w:val="en-US"/>
+              </w:rPr>
+              <w:t>Parcial (com parceiros)</w:t>
+            </w:r>
+          </w:p>
+        </w:tc>
+        <w:tc>
+          <w:tcPr>
+            <w:tcW w:w="1296" w:type="dxa"/>
+            <w:shd w:val="clear" w:color="auto" w:fill="FFFFFF"/>
+            <w:tcMar>
+              <w:top w:w="100" w:type="dxa"/>
+              <w:left w:w="150" w:type="dxa"/>
+              <w:bottom w:w="100" w:type="dxa"/>
+              <w:right w:w="150" w:type="dxa"/>
+            </w:tcMar>
+            <w:vAlign w:val="center"/>
+            <w:hideMark/>
+          </w:tcPr>
+          <w:p>
+            <w:pPr>
+              <w:pStyle w:val="LegendaInferior"/>
+              <w:rPr>
+                <w:rFonts w:cs="Arial"/>
+                <w:sz w:val="24"/>
+                <w:szCs w:val="24"/>
+                <w:lang w:val="en-US"/>
+              </w:rPr>
+            </w:pPr>
+            <w:r>
+              <w:rPr>
+                <w:rFonts w:cs="Arial"/>
+                <w:sz w:val="24"/>
+                <w:szCs w:val="24"/>
+                <w:lang w:val="en-US"/>
+              </w:rPr>
+              <w:t>Não</w:t>
+            </w:r>
+          </w:p>
+        </w:tc>
+      </w:tr>
+      <w:tr>
+        <w:trPr>
+          <w:jc w:val="center"/>
+        </w:trPr>
+        <w:tc>
+          <w:tcPr>
+            <w:tcW w:w="2592" w:type="dxa"/>
+            <w:shd w:val="clear" w:color="auto" w:fill="F2F7F5"/>
+            <w:tcMar>
+              <w:top w:w="100" w:type="dxa"/>
+              <w:left w:w="150" w:type="dxa"/>
+              <w:bottom w:w="100" w:type="dxa"/>
+              <w:right w:w="150" w:type="dxa"/>
+            </w:tcMar>
+            <w:vAlign w:val="center"/>
+            <w:hideMark/>
+          </w:tcPr>
+          <w:p>
+            <w:pPr>
+              <w:pStyle w:val="LegendaInferior"/>
+              <w:rPr>
+                <w:rFonts w:cs="Arial"/>
+                <w:sz w:val="24"/>
+                <w:szCs w:val="24"/>
+                <w:lang w:val="en-US"/>
+              </w:rPr>
+            </w:pPr>
+            <w:r>
+              <w:rPr>
+                <w:rFonts w:cs="Arial"/>
+                <w:sz w:val="24"/>
+                <w:szCs w:val="24"/>
+                <w:lang w:val="en-US"/>
+              </w:rPr>
+              <w:t>PNAE (FNDE/MEC)</w:t>
+            </w:r>
+          </w:p>
+        </w:tc>
+        <w:tc>
+          <w:tcPr>
+            <w:tcW w:w="1296" w:type="dxa"/>
+            <w:shd w:val="clear" w:color="auto" w:fill="F2F7F5"/>
+            <w:tcMar>
+              <w:top w:w="100" w:type="dxa"/>
+              <w:left w:w="150" w:type="dxa"/>
+              <w:bottom w:w="100" w:type="dxa"/>
+              <w:right w:w="150" w:type="dxa"/>
+            </w:tcMar>
+            <w:vAlign w:val="center"/>
+            <w:hideMark/>
+          </w:tcPr>
+          <w:p>
+            <w:pPr>
+              <w:pStyle w:val="LegendaInferior"/>
+              <w:rPr>
+                <w:rFonts w:cs="Arial"/>
+                <w:sz w:val="24"/>
+                <w:szCs w:val="24"/>
+                <w:lang w:val="en-US"/>
+              </w:rPr>
+            </w:pPr>
+            <w:r>
+              <w:rPr>
+                <w:rFonts w:cs="Arial"/>
+                <w:sz w:val="24"/>
+                <w:szCs w:val="24"/>
+                <w:lang w:val="en-US"/>
+              </w:rPr>
+              <w:t>Indireta</w:t>
+            </w:r>
+          </w:p>
+        </w:tc>
+        <w:tc>
+          <w:tcPr>
+            <w:tcW w:w="1296" w:type="dxa"/>
+            <w:shd w:val="clear" w:color="auto" w:fill="F2F7F5"/>
+            <w:tcMar>
+              <w:top w:w="100" w:type="dxa"/>
+              <w:left w:w="150" w:type="dxa"/>
+              <w:bottom w:w="100" w:type="dxa"/>
+              <w:right w:w="150" w:type="dxa"/>
+            </w:tcMar>
+            <w:vAlign w:val="center"/>
+            <w:hideMark/>
+          </w:tcPr>
+          <w:p>
+            <w:pPr>
+              <w:pStyle w:val="LegendaInferior"/>
+              <w:rPr>
+                <w:rFonts w:cs="Arial"/>
+                <w:sz w:val="24"/>
+                <w:szCs w:val="24"/>
+                <w:lang w:val="en-US"/>
+              </w:rPr>
+            </w:pPr>
+            <w:r>
+              <w:rPr>
+                <w:rFonts w:cs="Arial"/>
+                <w:sz w:val="24"/>
+                <w:szCs w:val="24"/>
+                <w:lang w:val="en-US"/>
+              </w:rPr>
+              <w:t>Não</w:t>
+            </w:r>
+          </w:p>
+        </w:tc>
+        <w:tc>
+          <w:tcPr>
+            <w:tcW w:w="864" w:type="dxa"/>
+            <w:shd w:val="clear" w:color="auto" w:fill="F2F7F5"/>
+            <w:tcMar>
+              <w:top w:w="100" w:type="dxa"/>
+              <w:left w:w="150" w:type="dxa"/>
+              <w:bottom w:w="100" w:type="dxa"/>
+              <w:right w:w="150" w:type="dxa"/>
+            </w:tcMar>
+            <w:vAlign w:val="center"/>
+            <w:hideMark/>
+          </w:tcPr>
+          <w:p>
+            <w:pPr>
+              <w:pStyle w:val="LegendaInferior"/>
+              <w:rPr>
+                <w:rFonts w:cs="Arial"/>
+                <w:sz w:val="24"/>
+                <w:szCs w:val="24"/>
+                <w:lang w:val="en-US"/>
+              </w:rPr>
+            </w:pPr>
+            <w:r>
+              <w:rPr>
+                <w:rFonts w:cs="Arial"/>
+                <w:sz w:val="24"/>
+                <w:szCs w:val="24"/>
+                <w:lang w:val="en-US"/>
+              </w:rPr>
+              <w:t>Não</w:t>
+            </w:r>
+          </w:p>
+        </w:tc>
+        <w:tc>
+          <w:tcPr>
+            <w:tcW w:w="1440" w:type="dxa"/>
+            <w:shd w:val="clear" w:color="auto" w:fill="F2F7F5"/>
+            <w:tcMar>
+              <w:top w:w="100" w:type="dxa"/>
+              <w:left w:w="150" w:type="dxa"/>
+              <w:bottom w:w="100" w:type="dxa"/>
+              <w:right w:w="150" w:type="dxa"/>
+            </w:tcMar>
+            <w:vAlign w:val="center"/>
+            <w:hideMark/>
+          </w:tcPr>
+          <w:p>
+            <w:pPr>
+              <w:pStyle w:val="LegendaInferior"/>
+              <w:rPr>
+                <w:rFonts w:cs="Arial"/>
+                <w:sz w:val="24"/>
+                <w:szCs w:val="24"/>
+                <w:lang w:val="en-US"/>
+              </w:rPr>
+            </w:pPr>
+            <w:r>
+              <w:rPr>
+                <w:rFonts w:cs="Arial"/>
+                <w:sz w:val="24"/>
+                <w:szCs w:val="24"/>
+                <w:lang w:val="en-US"/>
+              </w:rPr>
+              <w:t>Não identificada</w:t>
+            </w:r>
+          </w:p>
+        </w:tc>
+        <w:tc>
+          <w:tcPr>
+            <w:tcW w:w="1152" w:type="dxa"/>
+            <w:shd w:val="clear" w:color="auto" w:fill="F2F7F5"/>
+            <w:tcMar>
+              <w:top w:w="100" w:type="dxa"/>
+              <w:left w:w="150" w:type="dxa"/>
+              <w:bottom w:w="100" w:type="dxa"/>
+              <w:right w:w="150" w:type="dxa"/>
+            </w:tcMar>
+            <w:vAlign w:val="center"/>
+            <w:hideMark/>
+          </w:tcPr>
+          <w:p>
+            <w:pPr>
+              <w:pStyle w:val="LegendaInferior"/>
+              <w:rPr>
+                <w:rFonts w:cs="Arial"/>
+                <w:sz w:val="24"/>
+                <w:szCs w:val="24"/>
+                <w:lang w:val="en-US"/>
+              </w:rPr>
+            </w:pPr>
+            <w:r>
+              <w:rPr>
+                <w:rFonts w:cs="Arial"/>
+                <w:sz w:val="24"/>
+                <w:szCs w:val="24"/>
+                <w:lang w:val="en-US"/>
+              </w:rPr>
+              <w:t>Não</w:t>
+            </w:r>
+          </w:p>
+        </w:tc>
+        <w:tc>
+          <w:tcPr>
+            <w:tcW w:w="1584" w:type="dxa"/>
+            <w:shd w:val="clear" w:color="auto" w:fill="F2F7F5"/>
+            <w:tcMar>
+              <w:top w:w="100" w:type="dxa"/>
+              <w:left w:w="150" w:type="dxa"/>
+              <w:bottom w:w="100" w:type="dxa"/>
+              <w:right w:w="150" w:type="dxa"/>
+            </w:tcMar>
+            <w:vAlign w:val="center"/>
+            <w:hideMark/>
+          </w:tcPr>
+          <w:p>
+            <w:pPr>
+              <w:pStyle w:val="LegendaInferior"/>
+              <w:rPr>
+                <w:rFonts w:cs="Arial"/>
+                <w:sz w:val="24"/>
+                <w:szCs w:val="24"/>
+                <w:lang w:val="en-US"/>
+              </w:rPr>
+            </w:pPr>
+            <w:r>
+              <w:rPr>
+                <w:rFonts w:cs="Arial"/>
+                <w:sz w:val="24"/>
+                <w:szCs w:val="24"/>
+                <w:lang w:val="en-US"/>
+              </w:rPr>
+              <w:t>Não (orçamentário)</w:t>
+            </w:r>
+          </w:p>
+        </w:tc>
+        <w:tc>
+          <w:tcPr>
+            <w:tcW w:w="1296" w:type="dxa"/>
+            <w:shd w:val="clear" w:color="auto" w:fill="F2F7F5"/>
+            <w:tcMar>
+              <w:top w:w="100" w:type="dxa"/>
+              <w:left w:w="150" w:type="dxa"/>
+              <w:bottom w:w="100" w:type="dxa"/>
+              <w:right w:w="150" w:type="dxa"/>
+            </w:tcMar>
+            <w:vAlign w:val="center"/>
+            <w:hideMark/>
+          </w:tcPr>
+          <w:p>
+            <w:pPr>
+              <w:pStyle w:val="LegendaInferior"/>
+              <w:rPr>
+                <w:rFonts w:cs="Arial"/>
+                <w:sz w:val="24"/>
+                <w:szCs w:val="24"/>
+                <w:lang w:val="en-US"/>
+              </w:rPr>
+            </w:pPr>
+            <w:r>
+              <w:rPr>
+                <w:rFonts w:cs="Arial"/>
+                <w:sz w:val="24"/>
+                <w:szCs w:val="24"/>
+                <w:lang w:val="en-US"/>
+              </w:rPr>
+              <w:t>Não</w:t>
+            </w:r>
+          </w:p>
+        </w:tc>
+      </w:tr>
+      <w:tr>
+        <w:trPr>
+          <w:jc w:val="center"/>
+        </w:trPr>
+        <w:tc>
+          <w:tcPr>
+            <w:tcW w:w="2592" w:type="dxa"/>
+            <w:shd w:val="clear" w:color="auto" w:fill="FFFFFF"/>
+            <w:tcMar>
+              <w:top w:w="100" w:type="dxa"/>
+              <w:left w:w="150" w:type="dxa"/>
+              <w:bottom w:w="100" w:type="dxa"/>
+              <w:right w:w="150" w:type="dxa"/>
+            </w:tcMar>
+            <w:vAlign w:val="center"/>
+            <w:hideMark/>
+          </w:tcPr>
+          <w:p>
+            <w:pPr>
+              <w:pStyle w:val="LegendaInferior"/>
+              <w:rPr>
+                <w:rFonts w:cs="Arial"/>
+                <w:sz w:val="24"/>
+                <w:szCs w:val="24"/>
+                <w:lang w:val="en-US"/>
+              </w:rPr>
+            </w:pPr>
+            <w:r>
+              <w:rPr>
+                <w:rFonts w:cs="Arial"/>
+                <w:sz w:val="24"/>
+                <w:szCs w:val="24"/>
+                <w:lang w:val="en-US"/>
+              </w:rPr>
+              <w:t>ProNEA (MEC/MMA)</w:t>
+            </w:r>
+          </w:p>
+        </w:tc>
+        <w:tc>
+          <w:tcPr>
+            <w:tcW w:w="1296" w:type="dxa"/>
+            <w:shd w:val="clear" w:color="auto" w:fill="FFFFFF"/>
+            <w:tcMar>
+              <w:top w:w="100" w:type="dxa"/>
+              <w:left w:w="150" w:type="dxa"/>
+              <w:bottom w:w="100" w:type="dxa"/>
+              <w:right w:w="150" w:type="dxa"/>
+            </w:tcMar>
+            <w:vAlign w:val="center"/>
+            <w:hideMark/>
+          </w:tcPr>
+          <w:p>
+            <w:pPr>
+              <w:pStyle w:val="LegendaInferior"/>
+              <w:rPr>
+                <w:rFonts w:cs="Arial"/>
+                <w:sz w:val="24"/>
+                <w:szCs w:val="24"/>
+                <w:lang w:val="en-US"/>
+              </w:rPr>
+            </w:pPr>
+            <w:r>
+              <w:rPr>
+                <w:rFonts w:cs="Arial"/>
+                <w:sz w:val="24"/>
+                <w:szCs w:val="24"/>
+                <w:lang w:val="en-US"/>
+              </w:rPr>
+              <w:t>Indireta</w:t>
+            </w:r>
+          </w:p>
+        </w:tc>
+        <w:tc>
+          <w:tcPr>
+            <w:tcW w:w="1296" w:type="dxa"/>
+            <w:shd w:val="clear" w:color="auto" w:fill="FFFFFF"/>
+            <w:tcMar>
+              <w:top w:w="100" w:type="dxa"/>
+              <w:left w:w="150" w:type="dxa"/>
+              <w:bottom w:w="100" w:type="dxa"/>
+              <w:right w:w="150" w:type="dxa"/>
+            </w:tcMar>
+            <w:vAlign w:val="center"/>
+            <w:hideMark/>
+          </w:tcPr>
+          <w:p>
+            <w:pPr>
+              <w:pStyle w:val="LegendaInferior"/>
+              <w:rPr>
+                <w:rFonts w:cs="Arial"/>
+                <w:sz w:val="24"/>
+                <w:szCs w:val="24"/>
+                <w:lang w:val="en-US"/>
+              </w:rPr>
+            </w:pPr>
+            <w:r>
+              <w:rPr>
+                <w:rFonts w:cs="Arial"/>
+                <w:sz w:val="24"/>
+                <w:szCs w:val="24"/>
+                <w:lang w:val="en-US"/>
+              </w:rPr>
+              <w:t>Não</w:t>
+            </w:r>
+          </w:p>
+        </w:tc>
+        <w:tc>
+          <w:tcPr>
+            <w:tcW w:w="864" w:type="dxa"/>
+            <w:shd w:val="clear" w:color="auto" w:fill="FFFFFF"/>
+            <w:tcMar>
+              <w:top w:w="100" w:type="dxa"/>
+              <w:left w:w="150" w:type="dxa"/>
+              <w:bottom w:w="100" w:type="dxa"/>
+              <w:right w:w="150" w:type="dxa"/>
+            </w:tcMar>
+            <w:vAlign w:val="center"/>
+            <w:hideMark/>
+          </w:tcPr>
+          <w:p>
+            <w:pPr>
+              <w:pStyle w:val="LegendaInferior"/>
+              <w:rPr>
+                <w:rFonts w:cs="Arial"/>
+                <w:sz w:val="24"/>
+                <w:szCs w:val="24"/>
+                <w:lang w:val="en-US"/>
+              </w:rPr>
+            </w:pPr>
+            <w:r>
+              <w:rPr>
+                <w:rFonts w:cs="Arial"/>
+                <w:sz w:val="24"/>
+                <w:szCs w:val="24"/>
+                <w:lang w:val="en-US"/>
+              </w:rPr>
+              <w:t>Não</w:t>
+            </w:r>
+          </w:p>
+        </w:tc>
+        <w:tc>
+          <w:tcPr>
+            <w:tcW w:w="1440" w:type="dxa"/>
+            <w:shd w:val="clear" w:color="auto" w:fill="FFFFFF"/>
+            <w:tcMar>
+              <w:top w:w="100" w:type="dxa"/>
+              <w:left w:w="150" w:type="dxa"/>
+              <w:bottom w:w="100" w:type="dxa"/>
+              <w:right w:w="150" w:type="dxa"/>
+            </w:tcMar>
+            <w:vAlign w:val="center"/>
+            <w:hideMark/>
+          </w:tcPr>
+          <w:p>
+            <w:pPr>
+              <w:pStyle w:val="LegendaInferior"/>
+              <w:rPr>
+                <w:rFonts w:cs="Arial"/>
+                <w:sz w:val="24"/>
+                <w:szCs w:val="24"/>
+                <w:lang w:val="en-US"/>
+              </w:rPr>
+            </w:pPr>
+            <w:r>
+              <w:rPr>
+                <w:rFonts w:cs="Arial"/>
+                <w:sz w:val="24"/>
+                <w:szCs w:val="24"/>
+                <w:lang w:val="en-US"/>
+              </w:rPr>
+              <w:t>Não identificada</w:t>
+            </w:r>
+          </w:p>
+        </w:tc>
+        <w:tc>
+          <w:tcPr>
+            <w:tcW w:w="1152" w:type="dxa"/>
+            <w:shd w:val="clear" w:color="auto" w:fill="FFFFFF"/>
+            <w:tcMar>
+              <w:top w:w="100" w:type="dxa"/>
+              <w:left w:w="150" w:type="dxa"/>
+              <w:bottom w:w="100" w:type="dxa"/>
+              <w:right w:w="150" w:type="dxa"/>
+            </w:tcMar>
+            <w:vAlign w:val="center"/>
+            <w:hideMark/>
+          </w:tcPr>
+          <w:p>
+            <w:pPr>
+              <w:pStyle w:val="LegendaInferior"/>
+              <w:rPr>
+                <w:rFonts w:cs="Arial"/>
+                <w:sz w:val="24"/>
+                <w:szCs w:val="24"/>
+                <w:lang w:val="en-US"/>
+              </w:rPr>
+            </w:pPr>
+            <w:r>
+              <w:rPr>
+                <w:rFonts w:cs="Arial"/>
+                <w:sz w:val="24"/>
+                <w:szCs w:val="24"/>
+                <w:lang w:val="en-US"/>
+              </w:rPr>
+              <w:t>Não</w:t>
+            </w:r>
+          </w:p>
+        </w:tc>
+        <w:tc>
+          <w:tcPr>
+            <w:tcW w:w="1584" w:type="dxa"/>
+            <w:shd w:val="clear" w:color="auto" w:fill="FFFFFF"/>
+            <w:tcMar>
+              <w:top w:w="100" w:type="dxa"/>
+              <w:left w:w="150" w:type="dxa"/>
+              <w:bottom w:w="100" w:type="dxa"/>
+              <w:right w:w="150" w:type="dxa"/>
+            </w:tcMar>
+            <w:vAlign w:val="center"/>
+            <w:hideMark/>
+          </w:tcPr>
+          <w:p>
+            <w:pPr>
+              <w:pStyle w:val="LegendaInferior"/>
+              <w:rPr>
+                <w:rFonts w:cs="Arial"/>
+                <w:sz w:val="24"/>
+                <w:szCs w:val="24"/>
+                <w:lang w:val="en-US"/>
+              </w:rPr>
+            </w:pPr>
+            <w:r>
+              <w:rPr>
+                <w:rFonts w:cs="Arial"/>
+                <w:sz w:val="24"/>
+                <w:szCs w:val="24"/>
+                <w:lang w:val="en-US"/>
+              </w:rPr>
+              <w:t>Não</w:t>
+            </w:r>
+          </w:p>
+        </w:tc>
+        <w:tc>
+          <w:tcPr>
+            <w:tcW w:w="1296" w:type="dxa"/>
+            <w:shd w:val="clear" w:color="auto" w:fill="FFFFFF"/>
+            <w:tcMar>
+              <w:top w:w="100" w:type="dxa"/>
+              <w:left w:w="150" w:type="dxa"/>
+              <w:bottom w:w="100" w:type="dxa"/>
+              <w:right w:w="150" w:type="dxa"/>
+            </w:tcMar>
+            <w:vAlign w:val="center"/>
+            <w:hideMark/>
+          </w:tcPr>
+          <w:p>
+            <w:pPr>
+              <w:pStyle w:val="LegendaInferior"/>
+              <w:rPr>
+                <w:rFonts w:cs="Arial"/>
+                <w:sz w:val="24"/>
+                <w:szCs w:val="24"/>
+                <w:lang w:val="en-US"/>
+              </w:rPr>
+            </w:pPr>
+            <w:r>
+              <w:rPr>
+                <w:rFonts w:cs="Arial"/>
+                <w:sz w:val="24"/>
+                <w:szCs w:val="24"/>
+                <w:lang w:val="en-US"/>
+              </w:rPr>
+              <w:t>Não</w:t>
+            </w:r>
+          </w:p>
+        </w:tc>
+      </w:tr>
+      <w:tr>
+        <w:trPr>
+          <w:jc w:val="center"/>
+        </w:trPr>
+        <w:tc>
+          <w:tcPr>
+            <w:tcW w:w="2592" w:type="dxa"/>
+            <w:shd w:val="clear" w:color="auto" w:fill="F2F7F5"/>
+            <w:tcMar>
+              <w:top w:w="100" w:type="dxa"/>
+              <w:left w:w="150" w:type="dxa"/>
+              <w:bottom w:w="100" w:type="dxa"/>
+              <w:right w:w="150" w:type="dxa"/>
+            </w:tcMar>
+            <w:vAlign w:val="center"/>
+            <w:hideMark/>
+          </w:tcPr>
+          <w:p>
+            <w:pPr>
+              <w:pStyle w:val="LegendaInferior"/>
+              <w:rPr>
+                <w:rFonts w:cs="Arial"/>
+                <w:sz w:val="24"/>
+                <w:szCs w:val="24"/>
+                <w:lang w:val="en-US"/>
+              </w:rPr>
+            </w:pPr>
+            <w:r>
+              <w:rPr>
+                <w:rFonts w:cs="Arial"/>
+                <w:sz w:val="24"/>
+                <w:szCs w:val="24"/>
+                <w:lang w:val="en-US"/>
+              </w:rPr>
+              <w:t>Edukatu (Instituto Akatu)</w:t>
+            </w:r>
+          </w:p>
+        </w:tc>
+        <w:tc>
+          <w:tcPr>
+            <w:tcW w:w="1296" w:type="dxa"/>
+            <w:shd w:val="clear" w:color="auto" w:fill="F2F7F5"/>
+            <w:tcMar>
+              <w:top w:w="100" w:type="dxa"/>
+              <w:left w:w="150" w:type="dxa"/>
+              <w:bottom w:w="100" w:type="dxa"/>
+              <w:right w:w="150" w:type="dxa"/>
+            </w:tcMar>
+            <w:vAlign w:val="center"/>
+            <w:hideMark/>
+          </w:tcPr>
+          <w:p>
+            <w:pPr>
+              <w:pStyle w:val="LegendaInferior"/>
+              <w:rPr>
+                <w:rFonts w:cs="Arial"/>
+                <w:sz w:val="24"/>
+                <w:szCs w:val="24"/>
+                <w:lang w:val="en-US"/>
+              </w:rPr>
+            </w:pPr>
+            <w:r>
+              <w:rPr>
+                <w:rFonts w:cs="Arial"/>
+                <w:sz w:val="24"/>
+                <w:szCs w:val="24"/>
+                <w:lang w:val="en-US"/>
+              </w:rPr>
+              <w:t>Não (sustentabilidade)</w:t>
+            </w:r>
+          </w:p>
+        </w:tc>
+        <w:tc>
+          <w:tcPr>
+            <w:tcW w:w="1296" w:type="dxa"/>
+            <w:shd w:val="clear" w:color="auto" w:fill="F2F7F5"/>
+            <w:tcMar>
+              <w:top w:w="100" w:type="dxa"/>
+              <w:left w:w="150" w:type="dxa"/>
+              <w:bottom w:w="100" w:type="dxa"/>
+              <w:right w:w="150" w:type="dxa"/>
+            </w:tcMar>
+            <w:vAlign w:val="center"/>
+            <w:hideMark/>
+          </w:tcPr>
+          <w:p>
+            <w:pPr>
+              <w:pStyle w:val="LegendaInferior"/>
+              <w:rPr>
+                <w:rFonts w:cs="Arial"/>
+                <w:sz w:val="24"/>
+                <w:szCs w:val="24"/>
+                <w:lang w:val="en-US"/>
+              </w:rPr>
+            </w:pPr>
+            <w:r>
+              <w:rPr>
+                <w:rFonts w:cs="Arial"/>
+                <w:sz w:val="24"/>
+                <w:szCs w:val="24"/>
+                <w:lang w:val="en-US"/>
+              </w:rPr>
+              <w:t>Sim (circuitos)</w:t>
+            </w:r>
+          </w:p>
+        </w:tc>
+        <w:tc>
+          <w:tcPr>
+            <w:tcW w:w="864" w:type="dxa"/>
+            <w:shd w:val="clear" w:color="auto" w:fill="F2F7F5"/>
+            <w:tcMar>
+              <w:top w:w="100" w:type="dxa"/>
+              <w:left w:w="150" w:type="dxa"/>
+              <w:bottom w:w="100" w:type="dxa"/>
+              <w:right w:w="150" w:type="dxa"/>
+            </w:tcMar>
+            <w:vAlign w:val="center"/>
+            <w:hideMark/>
+          </w:tcPr>
+          <w:p>
+            <w:pPr>
+              <w:pStyle w:val="LegendaInferior"/>
+              <w:rPr>
+                <w:rFonts w:cs="Arial"/>
+                <w:sz w:val="24"/>
+                <w:szCs w:val="24"/>
+                <w:lang w:val="en-US"/>
+              </w:rPr>
+            </w:pPr>
+            <w:r>
+              <w:rPr>
+                <w:rFonts w:cs="Arial"/>
+                <w:sz w:val="24"/>
+                <w:szCs w:val="24"/>
+                <w:lang w:val="en-US"/>
+              </w:rPr>
+              <w:t>Parcial</w:t>
+            </w:r>
+          </w:p>
+        </w:tc>
+        <w:tc>
+          <w:tcPr>
+            <w:tcW w:w="1440" w:type="dxa"/>
+            <w:shd w:val="clear" w:color="auto" w:fill="F2F7F5"/>
+            <w:tcMar>
+              <w:top w:w="100" w:type="dxa"/>
+              <w:left w:w="150" w:type="dxa"/>
+              <w:bottom w:w="100" w:type="dxa"/>
+              <w:right w:w="150" w:type="dxa"/>
+            </w:tcMar>
+            <w:vAlign w:val="center"/>
+            <w:hideMark/>
+          </w:tcPr>
+          <w:p>
+            <w:pPr>
+              <w:pStyle w:val="LegendaInferior"/>
+              <w:rPr>
+                <w:rFonts w:cs="Arial"/>
+                <w:sz w:val="24"/>
+                <w:szCs w:val="24"/>
+                <w:lang w:val="en-US"/>
+              </w:rPr>
+            </w:pPr>
+            <w:r>
+              <w:rPr>
+                <w:rFonts w:cs="Arial"/>
+                <w:sz w:val="24"/>
+                <w:szCs w:val="24"/>
+                <w:lang w:val="en-US"/>
+              </w:rPr>
+              <w:t>Sim (medalhas, progresso)</w:t>
+            </w:r>
+          </w:p>
+        </w:tc>
+        <w:tc>
+          <w:tcPr>
+            <w:tcW w:w="1152" w:type="dxa"/>
+            <w:shd w:val="clear" w:color="auto" w:fill="F2F7F5"/>
+            <w:tcMar>
+              <w:top w:w="100" w:type="dxa"/>
+              <w:left w:w="150" w:type="dxa"/>
+              <w:bottom w:w="100" w:type="dxa"/>
+              <w:right w:w="150" w:type="dxa"/>
+            </w:tcMar>
+            <w:vAlign w:val="center"/>
+            <w:hideMark/>
+          </w:tcPr>
+          <w:p>
+            <w:pPr>
+              <w:pStyle w:val="LegendaInferior"/>
+              <w:rPr>
+                <w:rFonts w:cs="Arial"/>
+                <w:sz w:val="24"/>
+                <w:szCs w:val="24"/>
+                <w:lang w:val="en-US"/>
+              </w:rPr>
+            </w:pPr>
+            <w:r>
+              <w:rPr>
+                <w:rFonts w:cs="Arial"/>
+                <w:sz w:val="24"/>
+                <w:szCs w:val="24"/>
+                <w:lang w:val="en-US"/>
+              </w:rPr>
+              <w:t>Não</w:t>
+            </w:r>
+          </w:p>
+        </w:tc>
+        <w:tc>
+          <w:tcPr>
+            <w:tcW w:w="1584" w:type="dxa"/>
+            <w:shd w:val="clear" w:color="auto" w:fill="F2F7F5"/>
+            <w:tcMar>
+              <w:top w:w="100" w:type="dxa"/>
+              <w:left w:w="150" w:type="dxa"/>
+              <w:bottom w:w="100" w:type="dxa"/>
+              <w:right w:w="150" w:type="dxa"/>
+            </w:tcMar>
+            <w:vAlign w:val="center"/>
+            <w:hideMark/>
+          </w:tcPr>
+          <w:p>
+            <w:pPr>
+              <w:pStyle w:val="LegendaInferior"/>
+              <w:rPr>
+                <w:rFonts w:cs="Arial"/>
+                <w:sz w:val="24"/>
+                <w:szCs w:val="24"/>
+                <w:lang w:val="en-US"/>
+              </w:rPr>
+            </w:pPr>
+            <w:r>
+              <w:rPr>
+                <w:rFonts w:cs="Arial"/>
+                <w:sz w:val="24"/>
+                <w:szCs w:val="24"/>
+                <w:lang w:val="en-US"/>
+              </w:rPr>
+              <w:t>Parcial (sem gestor)</w:t>
+            </w:r>
+          </w:p>
+        </w:tc>
+        <w:tc>
+          <w:tcPr>
+            <w:tcW w:w="1296" w:type="dxa"/>
+            <w:shd w:val="clear" w:color="auto" w:fill="F2F7F5"/>
+            <w:tcMar>
+              <w:top w:w="100" w:type="dxa"/>
+              <w:left w:w="150" w:type="dxa"/>
+              <w:bottom w:w="100" w:type="dxa"/>
+              <w:right w:w="150" w:type="dxa"/>
+            </w:tcMar>
+            <w:vAlign w:val="center"/>
+            <w:hideMark/>
+          </w:tcPr>
+          <w:p>
+            <w:pPr>
+              <w:pStyle w:val="LegendaInferior"/>
+              <w:rPr>
+                <w:rFonts w:cs="Arial"/>
+                <w:sz w:val="24"/>
+                <w:szCs w:val="24"/>
+                <w:lang w:val="en-US"/>
+              </w:rPr>
+            </w:pPr>
+            <w:r>
+              <w:rPr>
+                <w:rFonts w:cs="Arial"/>
+                <w:sz w:val="24"/>
+                <w:szCs w:val="24"/>
+                <w:lang w:val="en-US"/>
+              </w:rPr>
+              <w:t>Sim (medalhas)</w:t>
+            </w:r>
+          </w:p>
+        </w:tc>
+      </w:tr>
+      <w:tr>
+        <w:trPr>
+          <w:jc w:val="center"/>
+        </w:trPr>
+        <w:tc>
+          <w:tcPr>
+            <w:tcW w:w="2592" w:type="dxa"/>
+            <w:shd w:val="clear" w:color="auto" w:fill="FFFFFF"/>
+            <w:tcMar>
+              <w:top w:w="100" w:type="dxa"/>
+              <w:left w:w="150" w:type="dxa"/>
+              <w:bottom w:w="100" w:type="dxa"/>
+              <w:right w:w="150" w:type="dxa"/>
+            </w:tcMar>
+            <w:vAlign w:val="center"/>
+            <w:hideMark/>
+          </w:tcPr>
+          <w:p>
+            <w:pPr>
+              <w:pStyle w:val="LegendaInferior"/>
+              <w:rPr>
+                <w:rFonts w:cs="Arial"/>
+                <w:sz w:val="24"/>
+                <w:szCs w:val="24"/>
+                <w:lang w:val="en-US"/>
+              </w:rPr>
+            </w:pPr>
+            <w:r>
+              <w:rPr>
+                <w:rFonts w:cs="Arial"/>
+                <w:sz w:val="24"/>
+                <w:szCs w:val="24"/>
+                <w:lang w:val="en-US"/>
+              </w:rPr>
+              <w:lastRenderedPageBreak/>
+              <w:t>RangoMania (Instituto Akatu)</w:t>
+            </w:r>
+          </w:p>
+        </w:tc>
+        <w:tc>
+          <w:tcPr>
+            <w:tcW w:w="1296" w:type="dxa"/>
+            <w:shd w:val="clear" w:color="auto" w:fill="FFFFFF"/>
+            <w:tcMar>
+              <w:top w:w="100" w:type="dxa"/>
+              <w:left w:w="150" w:type="dxa"/>
+              <w:bottom w:w="100" w:type="dxa"/>
+              <w:right w:w="150" w:type="dxa"/>
+            </w:tcMar>
+            <w:vAlign w:val="center"/>
+            <w:hideMark/>
+          </w:tcPr>
+          <w:p>
+            <w:pPr>
+              <w:pStyle w:val="LegendaInferior"/>
+              <w:rPr>
+                <w:rFonts w:cs="Arial"/>
+                <w:sz w:val="24"/>
+                <w:szCs w:val="24"/>
+                <w:lang w:val="en-US"/>
+              </w:rPr>
+            </w:pPr>
+            <w:r>
+              <w:rPr>
+                <w:rFonts w:cs="Arial"/>
+                <w:sz w:val="24"/>
+                <w:szCs w:val="24"/>
+                <w:lang w:val="en-US"/>
+              </w:rPr>
+              <w:t>Não</w:t>
+            </w:r>
+          </w:p>
+        </w:tc>
+        <w:tc>
+          <w:tcPr>
+            <w:tcW w:w="1296" w:type="dxa"/>
+            <w:shd w:val="clear" w:color="auto" w:fill="FFFFFF"/>
+            <w:tcMar>
+              <w:top w:w="100" w:type="dxa"/>
+              <w:left w:w="150" w:type="dxa"/>
+              <w:bottom w:w="100" w:type="dxa"/>
+              <w:right w:w="150" w:type="dxa"/>
+            </w:tcMar>
+            <w:vAlign w:val="center"/>
+            <w:hideMark/>
+          </w:tcPr>
+          <w:p>
+            <w:pPr>
+              <w:pStyle w:val="LegendaInferior"/>
+              <w:rPr>
+                <w:rFonts w:cs="Arial"/>
+                <w:sz w:val="24"/>
+                <w:szCs w:val="24"/>
+                <w:lang w:val="en-US"/>
+              </w:rPr>
+            </w:pPr>
+            <w:r>
+              <w:rPr>
+                <w:rFonts w:cs="Arial"/>
+                <w:sz w:val="24"/>
+                <w:szCs w:val="24"/>
+                <w:lang w:val="en-US"/>
+              </w:rPr>
+              <w:t>Não</w:t>
+            </w:r>
+          </w:p>
+        </w:tc>
+        <w:tc>
+          <w:tcPr>
+            <w:tcW w:w="864" w:type="dxa"/>
+            <w:shd w:val="clear" w:color="auto" w:fill="FFFFFF"/>
+            <w:tcMar>
+              <w:top w:w="100" w:type="dxa"/>
+              <w:left w:w="150" w:type="dxa"/>
+              <w:bottom w:w="100" w:type="dxa"/>
+              <w:right w:w="150" w:type="dxa"/>
+            </w:tcMar>
+            <w:vAlign w:val="center"/>
+            <w:hideMark/>
+          </w:tcPr>
+          <w:p>
+            <w:pPr>
+              <w:pStyle w:val="LegendaInferior"/>
+              <w:rPr>
+                <w:rFonts w:cs="Arial"/>
+                <w:sz w:val="24"/>
+                <w:szCs w:val="24"/>
+                <w:lang w:val="en-US"/>
+              </w:rPr>
+            </w:pPr>
+            <w:r>
+              <w:rPr>
+                <w:rFonts w:cs="Arial"/>
+                <w:sz w:val="24"/>
+                <w:szCs w:val="24"/>
+                <w:lang w:val="en-US"/>
+              </w:rPr>
+              <w:t>Não identificado</w:t>
+            </w:r>
+          </w:p>
+        </w:tc>
+        <w:tc>
+          <w:tcPr>
+            <w:tcW w:w="1440" w:type="dxa"/>
+            <w:shd w:val="clear" w:color="auto" w:fill="FFFFFF"/>
+            <w:tcMar>
+              <w:top w:w="100" w:type="dxa"/>
+              <w:left w:w="150" w:type="dxa"/>
+              <w:bottom w:w="100" w:type="dxa"/>
+              <w:right w:w="150" w:type="dxa"/>
+            </w:tcMar>
+            <w:vAlign w:val="center"/>
+            <w:hideMark/>
+          </w:tcPr>
+          <w:p>
+            <w:pPr>
+              <w:pStyle w:val="LegendaInferior"/>
+              <w:rPr>
+                <w:rFonts w:cs="Arial"/>
+                <w:sz w:val="24"/>
+                <w:szCs w:val="24"/>
+                <w:lang w:val="en-US"/>
+              </w:rPr>
+            </w:pPr>
+            <w:r>
+              <w:rPr>
+                <w:rFonts w:cs="Arial"/>
+                <w:sz w:val="24"/>
+                <w:szCs w:val="24"/>
+                <w:lang w:val="en-US"/>
+              </w:rPr>
+              <w:t>Sim (jogo)</w:t>
+            </w:r>
+          </w:p>
+        </w:tc>
+        <w:tc>
+          <w:tcPr>
+            <w:tcW w:w="1152" w:type="dxa"/>
+            <w:shd w:val="clear" w:color="auto" w:fill="FFFFFF"/>
+            <w:tcMar>
+              <w:top w:w="100" w:type="dxa"/>
+              <w:left w:w="150" w:type="dxa"/>
+              <w:bottom w:w="100" w:type="dxa"/>
+              <w:right w:w="150" w:type="dxa"/>
+            </w:tcMar>
+            <w:vAlign w:val="center"/>
+            <w:hideMark/>
+          </w:tcPr>
+          <w:p>
+            <w:pPr>
+              <w:pStyle w:val="LegendaInferior"/>
+              <w:rPr>
+                <w:rFonts w:cs="Arial"/>
+                <w:sz w:val="24"/>
+                <w:szCs w:val="24"/>
+                <w:lang w:val="en-US"/>
+              </w:rPr>
+            </w:pPr>
+            <w:r>
+              <w:rPr>
+                <w:rFonts w:cs="Arial"/>
+                <w:sz w:val="24"/>
+                <w:szCs w:val="24"/>
+                <w:lang w:val="en-US"/>
+              </w:rPr>
+              <w:t>Não</w:t>
+            </w:r>
+          </w:p>
+        </w:tc>
+        <w:tc>
+          <w:tcPr>
+            <w:tcW w:w="1584" w:type="dxa"/>
+            <w:shd w:val="clear" w:color="auto" w:fill="FFFFFF"/>
+            <w:tcMar>
+              <w:top w:w="100" w:type="dxa"/>
+              <w:left w:w="150" w:type="dxa"/>
+              <w:bottom w:w="100" w:type="dxa"/>
+              <w:right w:w="150" w:type="dxa"/>
+            </w:tcMar>
+            <w:vAlign w:val="center"/>
+            <w:hideMark/>
+          </w:tcPr>
+          <w:p>
+            <w:pPr>
+              <w:pStyle w:val="LegendaInferior"/>
+              <w:rPr>
+                <w:rFonts w:cs="Arial"/>
+                <w:sz w:val="24"/>
+                <w:szCs w:val="24"/>
+                <w:lang w:val="en-US"/>
+              </w:rPr>
+            </w:pPr>
+            <w:r>
+              <w:rPr>
+                <w:rFonts w:cs="Arial"/>
+                <w:sz w:val="24"/>
+                <w:szCs w:val="24"/>
+                <w:lang w:val="en-US"/>
+              </w:rPr>
+              <w:t>Não</w:t>
+            </w:r>
+          </w:p>
+        </w:tc>
+        <w:tc>
+          <w:tcPr>
+            <w:tcW w:w="1296" w:type="dxa"/>
+            <w:shd w:val="clear" w:color="auto" w:fill="FFFFFF"/>
+            <w:tcMar>
+              <w:top w:w="100" w:type="dxa"/>
+              <w:left w:w="150" w:type="dxa"/>
+              <w:bottom w:w="100" w:type="dxa"/>
+              <w:right w:w="150" w:type="dxa"/>
+            </w:tcMar>
+            <w:vAlign w:val="center"/>
+            <w:hideMark/>
+          </w:tcPr>
+          <w:p>
+            <w:pPr>
+              <w:pStyle w:val="LegendaInferior"/>
+              <w:rPr>
+                <w:rFonts w:cs="Arial"/>
+                <w:sz w:val="24"/>
+                <w:szCs w:val="24"/>
+                <w:lang w:val="en-US"/>
+              </w:rPr>
+            </w:pPr>
+            <w:r>
+              <w:rPr>
+                <w:rFonts w:cs="Arial"/>
+                <w:sz w:val="24"/>
+                <w:szCs w:val="24"/>
+                <w:lang w:val="en-US"/>
+              </w:rPr>
+              <w:t>Não identificadas</w:t>
+            </w:r>
+          </w:p>
+        </w:tc>
+      </w:tr>
+      <w:tr>
+        <w:trPr>
+          <w:jc w:val="center"/>
+        </w:trPr>
+        <w:tc>
+          <w:tcPr>
+            <w:tcW w:w="2592" w:type="dxa"/>
+            <w:shd w:val="clear" w:color="auto" w:fill="F2F7F5"/>
+            <w:tcMar>
+              <w:top w:w="100" w:type="dxa"/>
+              <w:left w:w="150" w:type="dxa"/>
+              <w:bottom w:w="100" w:type="dxa"/>
+              <w:right w:w="150" w:type="dxa"/>
+            </w:tcMar>
+            <w:vAlign w:val="center"/>
+            <w:hideMark/>
+          </w:tcPr>
+          <w:p>
+            <w:pPr>
+              <w:pStyle w:val="LegendaInferior"/>
+              <w:rPr>
+                <w:rFonts w:cs="Arial"/>
+                <w:sz w:val="24"/>
+                <w:szCs w:val="24"/>
+                <w:lang w:val="en-US"/>
+              </w:rPr>
+            </w:pPr>
+            <w:r>
+              <w:rPr>
+                <w:rFonts w:cs="Arial"/>
+                <w:sz w:val="24"/>
+                <w:szCs w:val="24"/>
+                <w:lang w:val="en-US"/>
+              </w:rPr>
+              <w:t>Classcraft</w:t>
+            </w:r>
+          </w:p>
+        </w:tc>
+        <w:tc>
+          <w:tcPr>
+            <w:tcW w:w="1296" w:type="dxa"/>
+            <w:shd w:val="clear" w:color="auto" w:fill="F2F7F5"/>
+            <w:tcMar>
+              <w:top w:w="100" w:type="dxa"/>
+              <w:left w:w="150" w:type="dxa"/>
+              <w:bottom w:w="100" w:type="dxa"/>
+              <w:right w:w="150" w:type="dxa"/>
+            </w:tcMar>
+            <w:vAlign w:val="center"/>
+            <w:hideMark/>
+          </w:tcPr>
+          <w:p>
+            <w:pPr>
+              <w:pStyle w:val="LegendaInferior"/>
+              <w:rPr>
+                <w:rFonts w:cs="Arial"/>
+                <w:sz w:val="24"/>
+                <w:szCs w:val="24"/>
+                <w:lang w:val="en-US"/>
+              </w:rPr>
+            </w:pPr>
+            <w:r>
+              <w:rPr>
+                <w:rFonts w:cs="Arial"/>
+                <w:sz w:val="24"/>
+                <w:szCs w:val="24"/>
+                <w:lang w:val="en-US"/>
+              </w:rPr>
+              <w:t>Não</w:t>
+            </w:r>
+          </w:p>
+        </w:tc>
+        <w:tc>
+          <w:tcPr>
+            <w:tcW w:w="1296" w:type="dxa"/>
+            <w:shd w:val="clear" w:color="auto" w:fill="F2F7F5"/>
+            <w:tcMar>
+              <w:top w:w="100" w:type="dxa"/>
+              <w:left w:w="150" w:type="dxa"/>
+              <w:bottom w:w="100" w:type="dxa"/>
+              <w:right w:w="150" w:type="dxa"/>
+            </w:tcMar>
+            <w:vAlign w:val="center"/>
+            <w:hideMark/>
+          </w:tcPr>
+          <w:p>
+            <w:pPr>
+              <w:pStyle w:val="LegendaInferior"/>
+              <w:rPr>
+                <w:rFonts w:cs="Arial"/>
+                <w:sz w:val="24"/>
+                <w:szCs w:val="24"/>
+                <w:lang w:val="en-US"/>
+              </w:rPr>
+            </w:pPr>
+            <w:r>
+              <w:rPr>
+                <w:rFonts w:cs="Arial"/>
+                <w:sz w:val="24"/>
+                <w:szCs w:val="24"/>
+                <w:lang w:val="en-US"/>
+              </w:rPr>
+              <w:t>Parcial (missões)</w:t>
+            </w:r>
+          </w:p>
+        </w:tc>
+        <w:tc>
+          <w:tcPr>
+            <w:tcW w:w="864" w:type="dxa"/>
+            <w:shd w:val="clear" w:color="auto" w:fill="F2F7F5"/>
+            <w:tcMar>
+              <w:top w:w="100" w:type="dxa"/>
+              <w:left w:w="150" w:type="dxa"/>
+              <w:bottom w:w="100" w:type="dxa"/>
+              <w:right w:w="150" w:type="dxa"/>
+            </w:tcMar>
+            <w:vAlign w:val="center"/>
+            <w:hideMark/>
+          </w:tcPr>
+          <w:p>
+            <w:pPr>
+              <w:pStyle w:val="LegendaInferior"/>
+              <w:rPr>
+                <w:rFonts w:cs="Arial"/>
+                <w:sz w:val="24"/>
+                <w:szCs w:val="24"/>
+                <w:lang w:val="en-US"/>
+              </w:rPr>
+            </w:pPr>
+            <w:r>
+              <w:rPr>
+                <w:rFonts w:cs="Arial"/>
+                <w:sz w:val="24"/>
+                <w:szCs w:val="24"/>
+                <w:lang w:val="en-US"/>
+              </w:rPr>
+              <w:t>Não</w:t>
+            </w:r>
+          </w:p>
+        </w:tc>
+        <w:tc>
+          <w:tcPr>
+            <w:tcW w:w="1440" w:type="dxa"/>
+            <w:shd w:val="clear" w:color="auto" w:fill="F2F7F5"/>
+            <w:tcMar>
+              <w:top w:w="100" w:type="dxa"/>
+              <w:left w:w="150" w:type="dxa"/>
+              <w:bottom w:w="100" w:type="dxa"/>
+              <w:right w:w="150" w:type="dxa"/>
+            </w:tcMar>
+            <w:vAlign w:val="center"/>
+            <w:hideMark/>
+          </w:tcPr>
+          <w:p>
+            <w:pPr>
+              <w:pStyle w:val="LegendaInferior"/>
+              <w:rPr>
+                <w:rFonts w:cs="Arial"/>
+                <w:sz w:val="24"/>
+                <w:szCs w:val="24"/>
+                <w:lang w:val="en-US"/>
+              </w:rPr>
+            </w:pPr>
+            <w:r>
+              <w:rPr>
+                <w:rFonts w:cs="Arial"/>
+                <w:sz w:val="24"/>
+                <w:szCs w:val="24"/>
+                <w:lang w:val="en-US"/>
+              </w:rPr>
+              <w:t>Sim (XP, missões)</w:t>
+            </w:r>
+          </w:p>
+        </w:tc>
+        <w:tc>
+          <w:tcPr>
+            <w:tcW w:w="1152" w:type="dxa"/>
+            <w:shd w:val="clear" w:color="auto" w:fill="F2F7F5"/>
+            <w:tcMar>
+              <w:top w:w="100" w:type="dxa"/>
+              <w:left w:w="150" w:type="dxa"/>
+              <w:bottom w:w="100" w:type="dxa"/>
+              <w:right w:w="150" w:type="dxa"/>
+            </w:tcMar>
+            <w:vAlign w:val="center"/>
+            <w:hideMark/>
+          </w:tcPr>
+          <w:p>
+            <w:pPr>
+              <w:pStyle w:val="LegendaInferior"/>
+              <w:rPr>
+                <w:rFonts w:cs="Arial"/>
+                <w:sz w:val="24"/>
+                <w:szCs w:val="24"/>
+                <w:lang w:val="en-US"/>
+              </w:rPr>
+            </w:pPr>
+            <w:r>
+              <w:rPr>
+                <w:rFonts w:cs="Arial"/>
+                <w:sz w:val="24"/>
+                <w:szCs w:val="24"/>
+                <w:lang w:val="en-US"/>
+              </w:rPr>
+              <w:t>Não (genérico)</w:t>
+            </w:r>
+          </w:p>
+        </w:tc>
+        <w:tc>
+          <w:tcPr>
+            <w:tcW w:w="1584" w:type="dxa"/>
+            <w:shd w:val="clear" w:color="auto" w:fill="F2F7F5"/>
+            <w:tcMar>
+              <w:top w:w="100" w:type="dxa"/>
+              <w:left w:w="150" w:type="dxa"/>
+              <w:bottom w:w="100" w:type="dxa"/>
+              <w:right w:w="150" w:type="dxa"/>
+            </w:tcMar>
+            <w:vAlign w:val="center"/>
+            <w:hideMark/>
+          </w:tcPr>
+          <w:p>
+            <w:pPr>
+              <w:pStyle w:val="LegendaInferior"/>
+              <w:rPr>
+                <w:rFonts w:cs="Arial"/>
+                <w:sz w:val="24"/>
+                <w:szCs w:val="24"/>
+                <w:lang w:val="en-US"/>
+              </w:rPr>
+            </w:pPr>
+            <w:r>
+              <w:rPr>
+                <w:rFonts w:cs="Arial"/>
+                <w:sz w:val="24"/>
+                <w:szCs w:val="24"/>
+                <w:lang w:val="en-US"/>
+              </w:rPr>
+              <w:t>Parcial (aluno/professor)</w:t>
+            </w:r>
+          </w:p>
+        </w:tc>
+        <w:tc>
+          <w:tcPr>
+            <w:tcW w:w="1296" w:type="dxa"/>
+            <w:shd w:val="clear" w:color="auto" w:fill="F2F7F5"/>
+            <w:tcMar>
+              <w:top w:w="100" w:type="dxa"/>
+              <w:left w:w="150" w:type="dxa"/>
+              <w:bottom w:w="100" w:type="dxa"/>
+              <w:right w:w="150" w:type="dxa"/>
+            </w:tcMar>
+            <w:vAlign w:val="center"/>
+            <w:hideMark/>
+          </w:tcPr>
+          <w:p>
+            <w:pPr>
+              <w:pStyle w:val="LegendaInferior"/>
+              <w:rPr>
+                <w:rFonts w:cs="Arial"/>
+                <w:sz w:val="24"/>
+                <w:szCs w:val="24"/>
+                <w:lang w:val="en-US"/>
+              </w:rPr>
+            </w:pPr>
+            <w:r>
+              <w:rPr>
+                <w:rFonts w:cs="Arial"/>
+                <w:sz w:val="24"/>
+                <w:szCs w:val="24"/>
+                <w:lang w:val="en-US"/>
+              </w:rPr>
+              <w:t>Sim</w:t>
+            </w:r>
+          </w:p>
+        </w:tc>
+      </w:tr>
+      <w:tr>
+        <w:trPr>
+          <w:jc w:val="center"/>
+        </w:trPr>
+        <w:tc>
+          <w:tcPr>
+            <w:tcW w:w="2592" w:type="dxa"/>
+            <w:shd w:val="clear" w:color="auto" w:fill="FFFFFF"/>
+            <w:tcMar>
+              <w:top w:w="100" w:type="dxa"/>
+              <w:left w:w="150" w:type="dxa"/>
+              <w:bottom w:w="100" w:type="dxa"/>
+              <w:right w:w="150" w:type="dxa"/>
+            </w:tcMar>
+            <w:vAlign w:val="center"/>
+            <w:hideMark/>
+          </w:tcPr>
+          <w:p>
+            <w:pPr>
+              <w:pStyle w:val="LegendaInferior"/>
+              <w:rPr>
+                <w:rFonts w:cs="Arial"/>
+                <w:sz w:val="24"/>
+                <w:szCs w:val="24"/>
+                <w:lang w:val="en-US"/>
+              </w:rPr>
+            </w:pPr>
+            <w:r>
+              <w:rPr>
+                <w:rFonts w:cs="Arial"/>
+                <w:sz w:val="24"/>
+                <w:szCs w:val="24"/>
+                <w:lang w:val="en-US"/>
+              </w:rPr>
+              <w:t>Kahoot</w:t>
+            </w:r>
+          </w:p>
+        </w:tc>
+        <w:tc>
+          <w:tcPr>
+            <w:tcW w:w="1296" w:type="dxa"/>
+            <w:shd w:val="clear" w:color="auto" w:fill="FFFFFF"/>
+            <w:tcMar>
+              <w:top w:w="100" w:type="dxa"/>
+              <w:left w:w="150" w:type="dxa"/>
+              <w:bottom w:w="100" w:type="dxa"/>
+              <w:right w:w="150" w:type="dxa"/>
+            </w:tcMar>
+            <w:vAlign w:val="center"/>
+            <w:hideMark/>
+          </w:tcPr>
+          <w:p>
+            <w:pPr>
+              <w:pStyle w:val="LegendaInferior"/>
+              <w:rPr>
+                <w:rFonts w:cs="Arial"/>
+                <w:sz w:val="24"/>
+                <w:szCs w:val="24"/>
+                <w:lang w:val="en-US"/>
+              </w:rPr>
+            </w:pPr>
+            <w:r>
+              <w:rPr>
+                <w:rFonts w:cs="Arial"/>
+                <w:sz w:val="24"/>
+                <w:szCs w:val="24"/>
+                <w:lang w:val="en-US"/>
+              </w:rPr>
+              <w:t>Não</w:t>
+            </w:r>
+          </w:p>
+        </w:tc>
+        <w:tc>
+          <w:tcPr>
+            <w:tcW w:w="1296" w:type="dxa"/>
+            <w:shd w:val="clear" w:color="auto" w:fill="FFFFFF"/>
+            <w:tcMar>
+              <w:top w:w="100" w:type="dxa"/>
+              <w:left w:w="150" w:type="dxa"/>
+              <w:bottom w:w="100" w:type="dxa"/>
+              <w:right w:w="150" w:type="dxa"/>
+            </w:tcMar>
+            <w:vAlign w:val="center"/>
+            <w:hideMark/>
+          </w:tcPr>
+          <w:p>
+            <w:pPr>
+              <w:pStyle w:val="LegendaInferior"/>
+              <w:rPr>
+                <w:rFonts w:cs="Arial"/>
+                <w:sz w:val="24"/>
+                <w:szCs w:val="24"/>
+                <w:lang w:val="en-US"/>
+              </w:rPr>
+            </w:pPr>
+            <w:r>
+              <w:rPr>
+                <w:rFonts w:cs="Arial"/>
+                <w:sz w:val="24"/>
+                <w:szCs w:val="24"/>
+                <w:lang w:val="en-US"/>
+              </w:rPr>
+              <w:t>Não (pontual)</w:t>
+            </w:r>
+          </w:p>
+        </w:tc>
+        <w:tc>
+          <w:tcPr>
+            <w:tcW w:w="864" w:type="dxa"/>
+            <w:shd w:val="clear" w:color="auto" w:fill="FFFFFF"/>
+            <w:tcMar>
+              <w:top w:w="100" w:type="dxa"/>
+              <w:left w:w="150" w:type="dxa"/>
+              <w:bottom w:w="100" w:type="dxa"/>
+              <w:right w:w="150" w:type="dxa"/>
+            </w:tcMar>
+            <w:vAlign w:val="center"/>
+            <w:hideMark/>
+          </w:tcPr>
+          <w:p>
+            <w:pPr>
+              <w:pStyle w:val="LegendaInferior"/>
+              <w:rPr>
+                <w:rFonts w:cs="Arial"/>
+                <w:sz w:val="24"/>
+                <w:szCs w:val="24"/>
+                <w:lang w:val="en-US"/>
+              </w:rPr>
+            </w:pPr>
+            <w:r>
+              <w:rPr>
+                <w:rFonts w:cs="Arial"/>
+                <w:sz w:val="24"/>
+                <w:szCs w:val="24"/>
+                <w:lang w:val="en-US"/>
+              </w:rPr>
+              <w:t>Sim</w:t>
+            </w:r>
+          </w:p>
+        </w:tc>
+        <w:tc>
+          <w:tcPr>
+            <w:tcW w:w="1440" w:type="dxa"/>
+            <w:shd w:val="clear" w:color="auto" w:fill="FFFFFF"/>
+            <w:tcMar>
+              <w:top w:w="100" w:type="dxa"/>
+              <w:left w:w="150" w:type="dxa"/>
+              <w:bottom w:w="100" w:type="dxa"/>
+              <w:right w:w="150" w:type="dxa"/>
+            </w:tcMar>
+            <w:vAlign w:val="center"/>
+            <w:hideMark/>
+          </w:tcPr>
+          <w:p>
+            <w:pPr>
+              <w:pStyle w:val="LegendaInferior"/>
+              <w:rPr>
+                <w:rFonts w:cs="Arial"/>
+                <w:sz w:val="24"/>
+                <w:szCs w:val="24"/>
+                <w:lang w:val="en-US"/>
+              </w:rPr>
+            </w:pPr>
+            <w:r>
+              <w:rPr>
+                <w:rFonts w:cs="Arial"/>
+                <w:sz w:val="24"/>
+                <w:szCs w:val="24"/>
+                <w:lang w:val="en-US"/>
+              </w:rPr>
+              <w:t>Sim (ranking)</w:t>
+            </w:r>
+          </w:p>
+        </w:tc>
+        <w:tc>
+          <w:tcPr>
+            <w:tcW w:w="1152" w:type="dxa"/>
+            <w:shd w:val="clear" w:color="auto" w:fill="FFFFFF"/>
+            <w:tcMar>
+              <w:top w:w="100" w:type="dxa"/>
+              <w:left w:w="150" w:type="dxa"/>
+              <w:bottom w:w="100" w:type="dxa"/>
+              <w:right w:w="150" w:type="dxa"/>
+            </w:tcMar>
+            <w:vAlign w:val="center"/>
+            <w:hideMark/>
+          </w:tcPr>
+          <w:p>
+            <w:pPr>
+              <w:pStyle w:val="LegendaInferior"/>
+              <w:rPr>
+                <w:rFonts w:cs="Arial"/>
+                <w:sz w:val="24"/>
+                <w:szCs w:val="24"/>
+                <w:lang w:val="en-US"/>
+              </w:rPr>
+            </w:pPr>
+            <w:r>
+              <w:rPr>
+                <w:rFonts w:cs="Arial"/>
+                <w:sz w:val="24"/>
+                <w:szCs w:val="24"/>
+                <w:lang w:val="en-US"/>
+              </w:rPr>
+              <w:t>Não</w:t>
+            </w:r>
+          </w:p>
+        </w:tc>
+        <w:tc>
+          <w:tcPr>
+            <w:tcW w:w="1584" w:type="dxa"/>
+            <w:shd w:val="clear" w:color="auto" w:fill="FFFFFF"/>
+            <w:tcMar>
+              <w:top w:w="100" w:type="dxa"/>
+              <w:left w:w="150" w:type="dxa"/>
+              <w:bottom w:w="100" w:type="dxa"/>
+              <w:right w:w="150" w:type="dxa"/>
+            </w:tcMar>
+            <w:vAlign w:val="center"/>
+            <w:hideMark/>
+          </w:tcPr>
+          <w:p>
+            <w:pPr>
+              <w:pStyle w:val="LegendaInferior"/>
+              <w:rPr>
+                <w:rFonts w:cs="Arial"/>
+                <w:sz w:val="24"/>
+                <w:szCs w:val="24"/>
+                <w:lang w:val="en-US"/>
+              </w:rPr>
+            </w:pPr>
+            <w:r>
+              <w:rPr>
+                <w:rFonts w:cs="Arial"/>
+                <w:sz w:val="24"/>
+                <w:szCs w:val="24"/>
+                <w:lang w:val="en-US"/>
+              </w:rPr>
+              <w:t>Parcial (aluno/professor)</w:t>
+            </w:r>
+          </w:p>
+        </w:tc>
+        <w:tc>
+          <w:tcPr>
+            <w:tcW w:w="1296" w:type="dxa"/>
+            <w:shd w:val="clear" w:color="auto" w:fill="FFFFFF"/>
+            <w:tcMar>
+              <w:top w:w="100" w:type="dxa"/>
+              <w:left w:w="150" w:type="dxa"/>
+              <w:bottom w:w="100" w:type="dxa"/>
+              <w:right w:w="150" w:type="dxa"/>
+            </w:tcMar>
+            <w:vAlign w:val="center"/>
+            <w:hideMark/>
+          </w:tcPr>
+          <w:p>
+            <w:pPr>
+              <w:pStyle w:val="LegendaInferior"/>
+              <w:rPr>
+                <w:rFonts w:cs="Arial"/>
+                <w:sz w:val="24"/>
+                <w:szCs w:val="24"/>
+                <w:lang w:val="en-US"/>
+              </w:rPr>
+            </w:pPr>
+            <w:r>
+              <w:rPr>
+                <w:rFonts w:cs="Arial"/>
+                <w:sz w:val="24"/>
+                <w:szCs w:val="24"/>
+                <w:lang w:val="en-US"/>
+              </w:rPr>
+              <w:t>Não</w:t>
+            </w:r>
+          </w:p>
+        </w:tc>
+      </w:tr>
+      <w:tr>
+        <w:trPr>
+          <w:jc w:val="center"/>
+        </w:trPr>
+        <w:tc>
+          <w:tcPr>
+            <w:tcW w:w="2592" w:type="dxa"/>
+            <w:shd w:val="clear" w:color="auto" w:fill="F2F7F5"/>
+            <w:tcMar>
+              <w:top w:w="100" w:type="dxa"/>
+              <w:left w:w="150" w:type="dxa"/>
+              <w:bottom w:w="100" w:type="dxa"/>
+              <w:right w:w="150" w:type="dxa"/>
+            </w:tcMar>
+            <w:vAlign w:val="center"/>
+            <w:hideMark/>
+          </w:tcPr>
+          <w:p>
+            <w:pPr>
+              <w:pStyle w:val="LegendaInferior"/>
+              <w:rPr>
+                <w:rFonts w:cs="Arial"/>
+                <w:sz w:val="24"/>
+                <w:szCs w:val="24"/>
+                <w:lang w:val="en-US"/>
+              </w:rPr>
+            </w:pPr>
+            <w:r>
+              <w:rPr>
+                <w:rFonts w:cs="Arial"/>
+                <w:sz w:val="24"/>
+                <w:szCs w:val="24"/>
+                <w:lang w:val="en-US"/>
+              </w:rPr>
+              <w:t>Habitica</w:t>
+            </w:r>
+          </w:p>
+        </w:tc>
+        <w:tc>
+          <w:tcPr>
+            <w:tcW w:w="1296" w:type="dxa"/>
+            <w:shd w:val="clear" w:color="auto" w:fill="F2F7F5"/>
+            <w:tcMar>
+              <w:top w:w="100" w:type="dxa"/>
+              <w:left w:w="150" w:type="dxa"/>
+              <w:bottom w:w="100" w:type="dxa"/>
+              <w:right w:w="150" w:type="dxa"/>
+            </w:tcMar>
+            <w:vAlign w:val="center"/>
+            <w:hideMark/>
+          </w:tcPr>
+          <w:p>
+            <w:pPr>
+              <w:pStyle w:val="LegendaInferior"/>
+              <w:rPr>
+                <w:rFonts w:cs="Arial"/>
+                <w:sz w:val="24"/>
+                <w:szCs w:val="24"/>
+                <w:lang w:val="en-US"/>
+              </w:rPr>
+            </w:pPr>
+            <w:r>
+              <w:rPr>
+                <w:rFonts w:cs="Arial"/>
+                <w:sz w:val="24"/>
+                <w:szCs w:val="24"/>
+                <w:lang w:val="en-US"/>
+              </w:rPr>
+              <w:t>Não</w:t>
+            </w:r>
+          </w:p>
+        </w:tc>
+        <w:tc>
+          <w:tcPr>
+            <w:tcW w:w="1296" w:type="dxa"/>
+            <w:shd w:val="clear" w:color="auto" w:fill="F2F7F5"/>
+            <w:tcMar>
+              <w:top w:w="100" w:type="dxa"/>
+              <w:left w:w="150" w:type="dxa"/>
+              <w:bottom w:w="100" w:type="dxa"/>
+              <w:right w:w="150" w:type="dxa"/>
+            </w:tcMar>
+            <w:vAlign w:val="center"/>
+            <w:hideMark/>
+          </w:tcPr>
+          <w:p>
+            <w:pPr>
+              <w:pStyle w:val="LegendaInferior"/>
+              <w:rPr>
+                <w:rFonts w:cs="Arial"/>
+                <w:sz w:val="24"/>
+                <w:szCs w:val="24"/>
+                <w:lang w:val="en-US"/>
+              </w:rPr>
+            </w:pPr>
+            <w:r>
+              <w:rPr>
+                <w:rFonts w:cs="Arial"/>
+                <w:sz w:val="24"/>
+                <w:szCs w:val="24"/>
+                <w:lang w:val="en-US"/>
+              </w:rPr>
+              <w:t>Não</w:t>
+            </w:r>
+          </w:p>
+        </w:tc>
+        <w:tc>
+          <w:tcPr>
+            <w:tcW w:w="864" w:type="dxa"/>
+            <w:shd w:val="clear" w:color="auto" w:fill="F2F7F5"/>
+            <w:tcMar>
+              <w:top w:w="100" w:type="dxa"/>
+              <w:left w:w="150" w:type="dxa"/>
+              <w:bottom w:w="100" w:type="dxa"/>
+              <w:right w:w="150" w:type="dxa"/>
+            </w:tcMar>
+            <w:vAlign w:val="center"/>
+            <w:hideMark/>
+          </w:tcPr>
+          <w:p>
+            <w:pPr>
+              <w:pStyle w:val="LegendaInferior"/>
+              <w:rPr>
+                <w:rFonts w:cs="Arial"/>
+                <w:sz w:val="24"/>
+                <w:szCs w:val="24"/>
+                <w:lang w:val="en-US"/>
+              </w:rPr>
+            </w:pPr>
+            <w:r>
+              <w:rPr>
+                <w:rFonts w:cs="Arial"/>
+                <w:sz w:val="24"/>
+                <w:szCs w:val="24"/>
+                <w:lang w:val="en-US"/>
+              </w:rPr>
+              <w:t>Não</w:t>
+            </w:r>
+          </w:p>
+        </w:tc>
+        <w:tc>
+          <w:tcPr>
+            <w:tcW w:w="1440" w:type="dxa"/>
+            <w:shd w:val="clear" w:color="auto" w:fill="F2F7F5"/>
+            <w:tcMar>
+              <w:top w:w="100" w:type="dxa"/>
+              <w:left w:w="150" w:type="dxa"/>
+              <w:bottom w:w="100" w:type="dxa"/>
+              <w:right w:w="150" w:type="dxa"/>
+            </w:tcMar>
+            <w:vAlign w:val="center"/>
+            <w:hideMark/>
+          </w:tcPr>
+          <w:p>
+            <w:pPr>
+              <w:pStyle w:val="LegendaInferior"/>
+              <w:rPr>
+                <w:rFonts w:cs="Arial"/>
+                <w:sz w:val="24"/>
+                <w:szCs w:val="24"/>
+                <w:lang w:val="en-US"/>
+              </w:rPr>
+            </w:pPr>
+            <w:r>
+              <w:rPr>
+                <w:rFonts w:cs="Arial"/>
+                <w:sz w:val="24"/>
+                <w:szCs w:val="24"/>
+                <w:lang w:val="en-US"/>
+              </w:rPr>
+              <w:t>Sim (XP, avatar, desafios)</w:t>
+            </w:r>
+          </w:p>
+        </w:tc>
+        <w:tc>
+          <w:tcPr>
+            <w:tcW w:w="1152" w:type="dxa"/>
+            <w:shd w:val="clear" w:color="auto" w:fill="F2F7F5"/>
+            <w:tcMar>
+              <w:top w:w="100" w:type="dxa"/>
+              <w:left w:w="150" w:type="dxa"/>
+              <w:bottom w:w="100" w:type="dxa"/>
+              <w:right w:w="150" w:type="dxa"/>
+            </w:tcMar>
+            <w:vAlign w:val="center"/>
+            <w:hideMark/>
+          </w:tcPr>
+          <w:p>
+            <w:pPr>
+              <w:pStyle w:val="LegendaInferior"/>
+              <w:rPr>
+                <w:rFonts w:cs="Arial"/>
+                <w:sz w:val="24"/>
+                <w:szCs w:val="24"/>
+                <w:lang w:val="en-US"/>
+              </w:rPr>
+            </w:pPr>
+            <w:r>
+              <w:rPr>
+                <w:rFonts w:cs="Arial"/>
+                <w:sz w:val="24"/>
+                <w:szCs w:val="24"/>
+                <w:lang w:val="en-US"/>
+              </w:rPr>
+              <w:t>Sim (genérico)</w:t>
+            </w:r>
+          </w:p>
+        </w:tc>
+        <w:tc>
+          <w:tcPr>
+            <w:tcW w:w="1584" w:type="dxa"/>
+            <w:shd w:val="clear" w:color="auto" w:fill="F2F7F5"/>
+            <w:tcMar>
+              <w:top w:w="100" w:type="dxa"/>
+              <w:left w:w="150" w:type="dxa"/>
+              <w:bottom w:w="100" w:type="dxa"/>
+              <w:right w:w="150" w:type="dxa"/>
+            </w:tcMar>
+            <w:vAlign w:val="center"/>
+            <w:hideMark/>
+          </w:tcPr>
+          <w:p>
+            <w:pPr>
+              <w:pStyle w:val="LegendaInferior"/>
+              <w:rPr>
+                <w:rFonts w:cs="Arial"/>
+                <w:sz w:val="24"/>
+                <w:szCs w:val="24"/>
+                <w:lang w:val="en-US"/>
+              </w:rPr>
+            </w:pPr>
+            <w:r>
+              <w:rPr>
+                <w:rFonts w:cs="Arial"/>
+                <w:sz w:val="24"/>
+                <w:szCs w:val="24"/>
+                <w:lang w:val="en-US"/>
+              </w:rPr>
+              <w:t>Não</w:t>
+            </w:r>
+          </w:p>
+        </w:tc>
+        <w:tc>
+          <w:tcPr>
+            <w:tcW w:w="1296" w:type="dxa"/>
+            <w:shd w:val="clear" w:color="auto" w:fill="F2F7F5"/>
+            <w:tcMar>
+              <w:top w:w="100" w:type="dxa"/>
+              <w:left w:w="150" w:type="dxa"/>
+              <w:bottom w:w="100" w:type="dxa"/>
+              <w:right w:w="150" w:type="dxa"/>
+            </w:tcMar>
+            <w:vAlign w:val="center"/>
+            <w:hideMark/>
+          </w:tcPr>
+          <w:p>
+            <w:pPr>
+              <w:pStyle w:val="LegendaInferior"/>
+              <w:rPr>
+                <w:rFonts w:cs="Arial"/>
+                <w:sz w:val="24"/>
+                <w:szCs w:val="24"/>
+                <w:lang w:val="en-US"/>
+              </w:rPr>
+            </w:pPr>
+            <w:r>
+              <w:rPr>
+                <w:rFonts w:cs="Arial"/>
+                <w:sz w:val="24"/>
+                <w:szCs w:val="24"/>
+                <w:lang w:val="en-US"/>
+              </w:rPr>
+              <w:t>Sim</w:t>
+            </w:r>
+          </w:p>
+        </w:tc>
+      </w:tr>
+      <w:tr>
+        <w:trPr>
+          <w:jc w:val="center"/>
+        </w:trPr>
+        <w:tc>
+          <w:tcPr>
+            <w:tcW w:w="2592" w:type="dxa"/>
+            <w:shd w:val="clear" w:color="auto" w:fill="FFFFFF"/>
+            <w:tcMar>
+              <w:top w:w="100" w:type="dxa"/>
+              <w:left w:w="150" w:type="dxa"/>
+              <w:bottom w:w="100" w:type="dxa"/>
+              <w:right w:w="150" w:type="dxa"/>
+            </w:tcMar>
+            <w:vAlign w:val="center"/>
+            <w:hideMark/>
+          </w:tcPr>
+          <w:p>
+            <w:pPr>
+              <w:pStyle w:val="LegendaInferior"/>
+              <w:rPr>
+                <w:rFonts w:cs="Arial"/>
+                <w:sz w:val="24"/>
+                <w:szCs w:val="24"/>
+                <w:lang w:val="en-US"/>
+              </w:rPr>
+            </w:pPr>
+            <w:r>
+              <w:rPr>
+                <w:rFonts w:cs="Arial"/>
+                <w:sz w:val="24"/>
+                <w:szCs w:val="24"/>
+                <w:lang w:val="en-US"/>
+              </w:rPr>
+              <w:t>AsparGo</w:t>
+            </w:r>
+          </w:p>
+        </w:tc>
+        <w:tc>
+          <w:tcPr>
+            <w:tcW w:w="1296" w:type="dxa"/>
+            <w:shd w:val="clear" w:color="auto" w:fill="FFFFFF"/>
+            <w:tcMar>
+              <w:top w:w="100" w:type="dxa"/>
+              <w:left w:w="150" w:type="dxa"/>
+              <w:bottom w:w="100" w:type="dxa"/>
+              <w:right w:w="150" w:type="dxa"/>
+            </w:tcMar>
+            <w:vAlign w:val="center"/>
+            <w:hideMark/>
+          </w:tcPr>
+          <w:p>
+            <w:pPr>
+              <w:pStyle w:val="LegendaInferior"/>
+              <w:rPr>
+                <w:rFonts w:cs="Arial"/>
+                <w:sz w:val="24"/>
+                <w:szCs w:val="24"/>
+                <w:lang w:val="en-US"/>
+              </w:rPr>
+            </w:pPr>
+            <w:r>
+              <w:rPr>
+                <w:rFonts w:cs="Arial"/>
+                <w:sz w:val="24"/>
+                <w:szCs w:val="24"/>
+                <w:lang w:val="en-US"/>
+              </w:rPr>
+              <w:t>Parcial (cultivo doméstico)</w:t>
+            </w:r>
+          </w:p>
+        </w:tc>
+        <w:tc>
+          <w:tcPr>
+            <w:tcW w:w="1296" w:type="dxa"/>
+            <w:shd w:val="clear" w:color="auto" w:fill="FFFFFF"/>
+            <w:tcMar>
+              <w:top w:w="100" w:type="dxa"/>
+              <w:left w:w="150" w:type="dxa"/>
+              <w:bottom w:w="100" w:type="dxa"/>
+              <w:right w:w="150" w:type="dxa"/>
+            </w:tcMar>
+            <w:vAlign w:val="center"/>
+            <w:hideMark/>
+          </w:tcPr>
+          <w:p>
+            <w:pPr>
+              <w:pStyle w:val="LegendaInferior"/>
+              <w:rPr>
+                <w:rFonts w:cs="Arial"/>
+                <w:sz w:val="24"/>
+                <w:szCs w:val="24"/>
+                <w:lang w:val="en-US"/>
+              </w:rPr>
+            </w:pPr>
+            <w:r>
+              <w:rPr>
+                <w:rFonts w:cs="Arial"/>
+                <w:sz w:val="24"/>
+                <w:szCs w:val="24"/>
+                <w:lang w:val="en-US"/>
+              </w:rPr>
+              <w:t>Sim (trilhas)</w:t>
+            </w:r>
+          </w:p>
+        </w:tc>
+        <w:tc>
+          <w:tcPr>
+            <w:tcW w:w="864" w:type="dxa"/>
+            <w:shd w:val="clear" w:color="auto" w:fill="FFFFFF"/>
+            <w:tcMar>
+              <w:top w:w="100" w:type="dxa"/>
+              <w:left w:w="150" w:type="dxa"/>
+              <w:bottom w:w="100" w:type="dxa"/>
+              <w:right w:w="150" w:type="dxa"/>
+            </w:tcMar>
+            <w:vAlign w:val="center"/>
+            <w:hideMark/>
+          </w:tcPr>
+          <w:p>
+            <w:pPr>
+              <w:pStyle w:val="LegendaInferior"/>
+              <w:rPr>
+                <w:rFonts w:cs="Arial"/>
+                <w:sz w:val="24"/>
+                <w:szCs w:val="24"/>
+                <w:lang w:val="en-US"/>
+              </w:rPr>
+            </w:pPr>
+            <w:r>
+              <w:rPr>
+                <w:rFonts w:cs="Arial"/>
+                <w:sz w:val="24"/>
+                <w:szCs w:val="24"/>
+                <w:lang w:val="en-US"/>
+              </w:rPr>
+              <w:t>Não identificado</w:t>
+            </w:r>
+          </w:p>
+        </w:tc>
+        <w:tc>
+          <w:tcPr>
+            <w:tcW w:w="1440" w:type="dxa"/>
+            <w:shd w:val="clear" w:color="auto" w:fill="FFFFFF"/>
+            <w:tcMar>
+              <w:top w:w="100" w:type="dxa"/>
+              <w:left w:w="150" w:type="dxa"/>
+              <w:bottom w:w="100" w:type="dxa"/>
+              <w:right w:w="150" w:type="dxa"/>
+            </w:tcMar>
+            <w:vAlign w:val="center"/>
+            <w:hideMark/>
+          </w:tcPr>
+          <w:p>
+            <w:pPr>
+              <w:pStyle w:val="LegendaInferior"/>
+              <w:rPr>
+                <w:rFonts w:cs="Arial"/>
+                <w:sz w:val="24"/>
+                <w:szCs w:val="24"/>
+                <w:lang w:val="en-US"/>
+              </w:rPr>
+            </w:pPr>
+            <w:r>
+              <w:rPr>
+                <w:rFonts w:cs="Arial"/>
+                <w:sz w:val="24"/>
+                <w:szCs w:val="24"/>
+                <w:lang w:val="en-US"/>
+              </w:rPr>
+              <w:t>Sim (missões, trilha)</w:t>
+            </w:r>
+          </w:p>
+        </w:tc>
+        <w:tc>
+          <w:tcPr>
+            <w:tcW w:w="1152" w:type="dxa"/>
+            <w:shd w:val="clear" w:color="auto" w:fill="FFFFFF"/>
+            <w:tcMar>
+              <w:top w:w="100" w:type="dxa"/>
+              <w:left w:w="150" w:type="dxa"/>
+              <w:bottom w:w="100" w:type="dxa"/>
+              <w:right w:w="150" w:type="dxa"/>
+            </w:tcMar>
+            <w:vAlign w:val="center"/>
+            <w:hideMark/>
+          </w:tcPr>
+          <w:p>
+            <w:pPr>
+              <w:pStyle w:val="LegendaInferior"/>
+              <w:rPr>
+                <w:rFonts w:cs="Arial"/>
+                <w:sz w:val="24"/>
+                <w:szCs w:val="24"/>
+                <w:lang w:val="en-US"/>
+              </w:rPr>
+            </w:pPr>
+            <w:r>
+              <w:rPr>
+                <w:rFonts w:cs="Arial"/>
+                <w:sz w:val="24"/>
+                <w:szCs w:val="24"/>
+                <w:lang w:val="en-US"/>
+              </w:rPr>
+              <w:t>Sim</w:t>
+            </w:r>
+          </w:p>
+        </w:tc>
+        <w:tc>
+          <w:tcPr>
+            <w:tcW w:w="1584" w:type="dxa"/>
+            <w:shd w:val="clear" w:color="auto" w:fill="FFFFFF"/>
+            <w:tcMar>
+              <w:top w:w="100" w:type="dxa"/>
+              <w:left w:w="150" w:type="dxa"/>
+              <w:bottom w:w="100" w:type="dxa"/>
+              <w:right w:w="150" w:type="dxa"/>
+            </w:tcMar>
+            <w:vAlign w:val="center"/>
+            <w:hideMark/>
+          </w:tcPr>
+          <w:p>
+            <w:pPr>
+              <w:pStyle w:val="LegendaInferior"/>
+              <w:rPr>
+                <w:rFonts w:cs="Arial"/>
+                <w:sz w:val="24"/>
+                <w:szCs w:val="24"/>
+                <w:lang w:val="en-US"/>
+              </w:rPr>
+            </w:pPr>
+            <w:r>
+              <w:rPr>
+                <w:rFonts w:cs="Arial"/>
+                <w:sz w:val="24"/>
+                <w:szCs w:val="24"/>
+                <w:lang w:val="en-US"/>
+              </w:rPr>
+              <w:t>Não</w:t>
+            </w:r>
+          </w:p>
+        </w:tc>
+        <w:tc>
+          <w:tcPr>
+            <w:tcW w:w="1296" w:type="dxa"/>
+            <w:shd w:val="clear" w:color="auto" w:fill="FFFFFF"/>
+            <w:tcMar>
+              <w:top w:w="100" w:type="dxa"/>
+              <w:left w:w="150" w:type="dxa"/>
+              <w:bottom w:w="100" w:type="dxa"/>
+              <w:right w:w="150" w:type="dxa"/>
+            </w:tcMar>
+            <w:vAlign w:val="center"/>
+            <w:hideMark/>
+          </w:tcPr>
+          <w:p>
+            <w:pPr>
+              <w:pStyle w:val="LegendaInferior"/>
+              <w:rPr>
+                <w:rFonts w:cs="Arial"/>
+                <w:sz w:val="24"/>
+                <w:szCs w:val="24"/>
+                <w:lang w:val="en-US"/>
+              </w:rPr>
+            </w:pPr>
+            <w:r>
+              <w:rPr>
+                <w:rFonts w:cs="Arial"/>
+                <w:sz w:val="24"/>
+                <w:szCs w:val="24"/>
+                <w:lang w:val="en-US"/>
+              </w:rPr>
+              <w:t>Sim (insígnias)</w:t>
+            </w:r>
+          </w:p>
+        </w:tc>
+      </w:tr>
+    </w:tbl>
+    <w:p>
+      <w:pPr>
+        <w:rPr>
+          <w:lang w:val="en-US"/>
+        </w:rPr>
+      </w:pPr>
+    </w:p>
+    <w:p>
+      <w:pPr>
+        <w:pStyle w:val="LegendaInferior"/>
+      </w:pPr>
+      <w:r>
+        <w:t>Fonte: Os autores, 2026, com base nas fontes citadas ao longo desta seção. Legenda: quando uma informação não pôde ser confirmada em fonte confiável consultada, ela foi registrada como "não identificada"/"não identificado", conforme orientação metodológica desta análise.</w:t>
+      </w:r>
+    </w:p>
+    <w:p>
+      <w:pPr>
+        <w:pStyle w:val="LegendaInferior"/>
+        <w:jc w:val="both"/>
+      </w:pPr>
+    </w:p>
+    <w:p>
+      <w:pPr>
+        <w:pStyle w:val="Ttulo3"/>
+      </w:pPr>
+      <w:bookmarkStart w:id="56" w:name="_Toc236690979"/>
+      <w:r>
+        <w:t>Concorrentes diretos e soluções mais próximas</w:t>
+      </w:r>
+      <w:bookmarkEnd w:id="56"/>
+    </w:p>
+    <w:p>
+      <w:r>
+        <w:t xml:space="preserve">Dentro do conjunto de fontes analisadas nesta pesquisa, não foi identificada uma solução que combine de forma integral gamificação aplicada ao cultivo, gestão de atividades de horta e participação estruturada de alunos, professores e gestores escolares. Encontram-se, no entanto, soluções que se aproximam parcialmente dessa </w:t>
+      </w:r>
+      <w:r>
+        <w:lastRenderedPageBreak/>
+        <w:t>proposta, cada uma cobrindo apenas uma ou algumas das dimensões do Viridis</w:t>
+      </w:r>
+      <w:r>
+        <w:t xml:space="preserve">, </w:t>
+      </w:r>
+      <w:r>
+        <w:t>e a nova rodada de buscas conduzida para esta revisão identificou um concorrente brasileiro adicional, mais próximo do Viridis na dimensão específica de gestão de horta escolar.</w:t>
+      </w:r>
+    </w:p>
+    <w:p>
+      <w:r>
+        <w:t>Entre as soluções brasileiras mais recentes, destaca-se o aplicativo Green School (Matos &amp; Gaspar, 2025), desenvolvido por pesquisadoras da Faculdade de Tecnologia de Praia Grande, unidade do Centro Paula Souza, e testado em 2025 por dois professores e dez alunos de uma escola estadual de Ensino Médio e técnico de Praia Grande (SP). O aplicativo permite registrar o ciclo de plantio, colheita e compostagem de uma horta orgânica escolar real, por meio de funcionalidades de calendário de atividades, tutorial, anotações, mensagens e fotos, distribuídas entre dois perfis de acesso: professores/orientadores e alunos. Por sua finalidade, o Green School constitui, entre as fontes consultadas, a iniciativa brasileira mais diretamente comparável ao Viridis na dimensão de gestão de horta. Contudo, o aplicativo não incorpora elementos de gamificação: não há pontuação, níveis, missões, quizzes, experiência (XP) ou trilha de aprendizagem progressiva, e o registro depende de inserção manual. Tampouco foi identificado um terceiro perfil de gestor escolar.</w:t>
+      </w:r>
+    </w:p>
+    <w:p>
+      <w:r>
+        <w:t>O Edukatu, rede de aprendizagem mantida pelo Instituto Akatu com apoio institucional dos Ministérios do Meio Ambiente e da Educação, é a iniciativa que mais se aproxima do Viridis do ponto de vista da gamificação estruturada: reúne alunos e professores em torno de atividades lúdicas organizadas em "circuitos", com concessão de medalhas. Sua finalidade, contudo, é a sustentabilidade e o consumo consciente de forma ampla, sem foco específico em cultivo ou manutenção de hortas, e sem um sistema de pontuação trocável por recompensas concretas.</w:t>
+      </w:r>
+    </w:p>
+    <w:p>
+      <w:r>
+        <w:t>A plataforma Classcraft é a que mais se aproxima do Viridis do ponto de vista da mecânica de jogo: nela, os alunos criam personagens que acumulam pontos de experiência, participam de missões definidas pelo professor e integram sistemas de recompensa dentro do ambiente de sala de aula (Seadco, [s.d.]). Trata-se, entretanto, de uma ferramenta genérica de gestão de turma, sem qualquer relação com atividades de cultivo, hortas ou educação ambiental.</w:t>
+      </w:r>
+    </w:p>
+    <w:p>
+      <w:pPr>
+        <w:pStyle w:val="Ttulo3"/>
+      </w:pPr>
+      <w:bookmarkStart w:id="57" w:name="_Toc236690980"/>
+      <w:r>
+        <w:lastRenderedPageBreak/>
+        <w:t>Concorrentes indiretos e iniciativas semelhantes</w:t>
+      </w:r>
+      <w:bookmarkEnd w:id="57"/>
+    </w:p>
+    <w:p>
+      <w:r>
+        <w:t>Além dessas soluções mais próximas, foram identificadas iniciativas indiretas em cada uma das categorias de análise propostas. No campo dos aplicativos e plataformas de jardinagem ou cultivo, destacam-se o Cultivar! Brasil e o Plantit, além de aplicativos de identificação e cuidado de plantas (PictureThis, Planta, Meu Jardim). No campo do gerenciamento de hortas, destaca-se o Horta Fácil (Conrado et al., 2011), voltado a horticultores e extensionistas. No campo dos projetos de hortas escolares, destacam-se o Projeto Educando com a Horta Escolar (FNDE/MEC/UnB), as diretrizes da SME de São Paulo e o programa Hortas Cariocas (Prefeitura do Rio). No campo da educação ambiental, destacam-se o ProNEA (MEC/MMA), o PNAE e o aplicativo RangoMania. Por fim, o Habitica representa um caso relevante de gamificação de hábitos cotidianos em formato RPG, mas sem qualquer relação com hortas ou contexto escolar.</w:t>
+      </w:r>
+    </w:p>
+    <w:p>
+      <w:pPr>
+        <w:pStyle w:val="Ttulo3"/>
+      </w:pPr>
+      <w:bookmarkStart w:id="58" w:name="_Toc236690981"/>
+      <w:r>
+        <w:t>Soluções de aprendizagem sobre cultivo</w:t>
+      </w:r>
+      <w:bookmarkEnd w:id="58"/>
+    </w:p>
+    <w:p>
+      <w:r>
+        <w:t>Uma das questões levantadas para esta revisão foi verificar se já existe uma plataforma que funcione como uma espécie de "Duolingo da horta", ensinando cultivo por meio de conteúdos progressivos, questionários e gamificação. Não foi localizado nenhum trabalho acadêmico nacional que implemente explicitamente o conceito de trilha gamificada de aprendizagem sobre cultivo nos moldes do Duolingo. A aproximação mais próxima identificada foi o aplicativo internacional AsparGo, de origem australiana, que organiza o aprendizado em missões curtas e progressivas, desbloqueando cartões de conhecimento e concedendo pontos de experiência (XP) e insígnias.</w:t>
+      </w:r>
+    </w:p>
+    <w:p>
+      <w:r>
+        <w:t>O AsparGo apresenta diferenças relevantes em relação ao Viridis: é voltado à jardinagem doméstica individual, sem vínculo com hortas escolares, sem perfis institucionais de aluno, professor ou gestor, sem quiz no sentido estrito e com documentação majoritariamente em inglês. A combinação específica pretendida pela aba educacional do Viridis (trilha de aprendizagem sobre cultivo de horta, com quizzes, missões, XP, níveis e conquistas, integrada a um contexto escolar brasileiro com perfis de aluno, professor e gestor) não foi encontrada, de forma integral, em nenhuma das fontes consultadas.</w:t>
+      </w:r>
+      <w:r>
+        <w:t xml:space="preserve"> </w:t>
+      </w:r>
+      <w:r>
+        <w:t xml:space="preserve">MORGADO, Fernanda. A horta escolar na educação ambiental e alimentar: experiência do Projeto Horta Viva nas escolas </w:t>
+      </w:r>
+      <w:r>
+        <w:lastRenderedPageBreak/>
+        <w:t>municipais de Florianópolis. 2006. 45 f. Relatório de Conclusão de Graduação (Graduação em Agronomia) – Universidade Federal de Santa Catarina, Florianópolis, 2006. Disponível em: https://repositorio.ufsc.br/bitstream/handle/123456789/118768/230911.pdf. Acesso em: 5 maio 2026.</w:t>
+      </w:r>
+    </w:p>
+    <w:p>
+      <w:r>
+        <w:t>MORGADO, Fernanda. A horta escolar na educação ambiental e alimentar: experiência do Projeto Horta Viva nas escolas municipais de Florianópolis. 2006.</w:t>
+      </w:r>
+    </w:p>
+    <w:p>
+      <w:r>
+        <w:t>GADOTTI, M. Educar para a sustentabilidade: uma contribuição à década da educação para o desenvolvimento sustentável. São Paulo: Editora e Livraria Instituto Paulo Freire, p. 61-86, 2008.</w:t>
+      </w:r>
+    </w:p>
+    <w:p>
+      <w:r>
+        <w:t>CONRADO, Thiago V.; MALUF, Wilson Roberto; SILVA, Ernani C. da; GOMES, Luiz Antônio Augusto. Horta Fácil: software para o planejamento, dimensionamento e gerenciamento de hortas em geral. Horticultura Brasileira, v. 29, n. 3, p. 435-441, 2011. Disponível em: https://www.scielo.br/j/hb/a/sFyrfcdfSkgD6kWQgjZpKWM/?lang=pt. Acesso em: 29 jul. 2026.</w:t>
+      </w:r>
+    </w:p>
+    <w:p>
+      <w:r>
+        <w:t>KANDLER, Rodrigo. EDUCAÇÃO AMBIENTAL: HORTA ESCOLAR, UMA EXPERIÊNCIA EM EDUCAÇÃO. Ágora: revista de divulgação científica, v. 16, n. 2esp., p. 642–645, 2012. Disponível em: https://www.periodicos.unc.br/index.php/agora/article/view/153. Acesso em: 10 jun. 2026.</w:t>
+      </w:r>
+    </w:p>
+    <w:p>
+      <w:r>
+        <w:t>KANDLER, Rodrigo. Educação ambiental: horta escolar, uma experiência em educação. Ágora: revista de divulgação científica, v. 16, n. 2esp., p. 642–645, 2012. Disponível em: https://www.periodicos.unc.br/index.php/agora/article/view/153. Acesso em: 10 jun. 2026.</w:t>
+      </w:r>
+    </w:p>
+    <w:p>
+      <w:r>
+        <w:t>VIANNA, Maurício; VIANNA, Ysmar; ADLER, Isabel K.; LUCENA, Brenda; RUSSO, Beatriz. Design Thinking: inovação em negócios. Rio de Janeiro: MJV Press, 2012.</w:t>
+      </w:r>
+    </w:p>
+    <w:p>
+      <w:r>
+        <w:t>FADEL, Luciane Maria; ULBRICHT, Vania Ribas; BATISTA, Cláudia Regina; VANZIN, Tarcísio. Gamificação na Educação. São Paulo: Pimenta Cultural, 2014.</w:t>
+      </w:r>
+    </w:p>
+    <w:p>
+      <w:r>
+        <w:t xml:space="preserve">LOPES, João Carlos Raguzzoni. Conhecimentos populares dos alunos como referência para o ensino de Botânica no Ensino Médio. 2018. Dissertação (Mestrado) </w:t>
+      </w:r>
+      <w:r>
+        <w:lastRenderedPageBreak/>
+        <w:t>– Universidade Federal Rural do Rio de Janeiro (UFRRJ), Seropédica, 2018. Disponível em: https://rima.ufrrj.br/jspui/handle/20.500.14407/14961. Acesso em: 7 maio 2026.</w:t>
+      </w:r>
+    </w:p>
+    <w:p>
+      <w:r>
+        <w:t>BARCELOS, Carlos. Diagrama de casos de uso. Documentação UML, Medium, 2019. Disponível em: https://medium.com/documentaçao-uml/diagrama-de-casos-de-uso-b13221668fed. Acesso em: 18 jun. 2026.</w:t>
+      </w:r>
+    </w:p>
+    <w:p>
+      <w:r>
+        <w:t>IPEA – INSTITUTO DE PESQUISA ECONÔMICA APLICADA. ODS 4 – Educação de Qualidade. Brasília, DF: Ipea, [2019?]. Disponível em: https://www.ipea.gov.br/ods/ods4.html. Acesso em: 7 maio 2026.</w:t>
+      </w:r>
+    </w:p>
+    <w:p>
+      <w:r>
+        <w:t>MOREIRA, G. L. da R.; KNOLL, G. F. Elementos de gamificação no aplicativo Duolingo. Disciplinarum Scientia | Ciências Humanas, Santa Maria (RS, Brasil), v. 19, n. 2, p. 205–214, 2019. Disponível em: https://periodicos.ufn.edu.br/index.php/disciplinarumCH/article/view/2923. Acesso em: 14 jun. 2026.</w:t>
+      </w:r>
+    </w:p>
+    <w:p>
+      <w:r>
+        <w:t>MOREIRA, G. L. da R.; KNOLL, G. F. Elementos de gamificação no aplicativo Duolingo. Disciplinarum Scientia | Ciências Humanas, Santa Maria (RS, Brasil), v. 19, n. 2, p. 205–214, 2019. Disponível em: https://periodicos.ufn.edu.br/index.php/disciplinarumCH/article/view/2923. Acesso em: 14 jun. 2026.</w:t>
+      </w:r>
+    </w:p>
+    <w:p>
+      <w:r>
+        <w:t>INSTITUTO AKATU. Instituto Akatu lança aplicativo que incentiva alimentação saudável para jovens. [S.l.], [2021?]. Disponível em: https://akatu.org.br/instituto-akatu-lanca-aplicativo-que-incentiva-alimentacao-saudavel-para-jovens/. Acesso em: 29 jul. 2026.</w:t>
+      </w:r>
+    </w:p>
+    <w:p>
+      <w:r>
+        <w:t>SILVA, Ediner Costa da. A importância da catalogação, utilização e do cultivo de hortaliças e plantas medicinais para ensino e aprendizagem dos alunos em uma comunidade escolar. 2021. Trabalho de Conclusão de Curso (Especialização em Ensino de Ciências) – Universidade da Integração Internacional da Lusofonia Afro-Brasileira (UNILAB), Redenção, 2021. Disponível em: https://repositorio.unilab.edu.br/jspui/handle/123456789/6383. Acesso em: 7 maio 2026.</w:t>
+      </w:r>
+    </w:p>
+    <w:p>
+      <w:r>
+        <w:t xml:space="preserve">SILVA, Ediner Costa da. A importância da catalogação, utilização e do cultivo de hortaliças e plantas medicinais para ensino e aprendizagem dos alunos em uma </w:t>
+      </w:r>
+      <w:r>
+        <w:lastRenderedPageBreak/>
+        <w:t>comunidade escolar. 2021. Trabalho de Conclusão de Curso (Especialização em Ensino de Ciências) – Universidade da Integração Internacional da Lusofonia Afro-Brasileira (UNILAB), Redenção, 2021. Disponível em: https://repositorio.unilab.edu.br/jspui/handle/123456789/6383. Acesso em: 7 maio 2026.</w:t>
+      </w:r>
+    </w:p>
+    <w:p>
+      <w:r>
+        <w:t>ERWIN, Inc. Modelagem conceitual de dados. Disponível em: https://www.erwin.com/br-pt/solutions/data-modeling/conceptual.aspx. Acesso em: 17 jun. 2025.</w:t>
+      </w:r>
+    </w:p>
+    <w:p>
+      <w:r>
+        <w:t>MATOS, Janara de Camargo; GASPAR, Fabiana. Green School: aplicativo para gerenciamento de horta escolar sustentável. Ensino &amp; Pesquisa, União da Vitória, v. 23, n. 1, p. 483-495, 2025. DOI: https://doi.org/10.33871/23594381.2025.23.1.9331. Acesso em: 29 jul. 2026.</w:t>
+      </w:r>
+    </w:p>
+    <w:p>
+      <w:r>
+        <w:t>NUNES, Ana Teixeira. A horta escolar como estratégia de ensino de Educação Ambiental em escolas públicas da Educação Básica de Catalão/GO. 2025. Trabalho de Conclusão de Curso – Instituto Federal Goiano, Catalão, 2025. Disponível em: https://repositorio.ifgoiano.edu.br/items/1d444033-a591-4abe-8f6b-1c9eb83ebe9e. Acesso em: 7 maio 2026.</w:t>
+      </w:r>
+    </w:p>
+    <w:p>
+      <w:r>
+        <w:t>OLIVEIRA, Paulo et al. SUSTENTABILIDADE NA EDUCAÇÃO: IMPACTOS E DESAFIOS. Revista Foco, v. 18, n. 4, p. 1-11, 2025. Disponível em: https://ojs.focopublicacoes.com.br/foco/article/view/8286/5856.  Acesso em: 5 maio 2026.</w:t>
+      </w:r>
+    </w:p>
+    <w:p>
+      <w:r>
+        <w:t>VENDRAMINI, William James. Horta escolar como atividade pedagógica para o desenvolvimento do protagonismo estudantil. Geografia: Ambiente, Educação e Sociedades, v. 4, n. 8, p. 91-104, 2025. Disponível em: https://periodicos.unemat.br/index.php/geoambes/article/view/14670. Acesso em: 7 maio 2026.</w:t>
+      </w:r>
+    </w:p>
+    <w:p>
+      <w:r>
+        <w:t>VENDRAMINI, William James. Horta escolar como atividade pedagógica para o desenvolvimento do protagonismo estudantil. Geografia: Ambiente, Educação e Sociedades, v. 4, n. 8, p. 91-104, 2025. Disponível em: https://periodicos.unemat.br/index.php/geoambes/article/view/14670. Acesso em: 7 maio 2026.</w:t>
+      </w:r>
+    </w:p>
+    <w:p>
+      <w:r>
+        <w:lastRenderedPageBreak/>
+        <w:t xml:space="preserve">ALMEIDA, A. B. B. et al. Gamificação com o uso do </w:t>
+      </w:r>
+      <w:proofErr w:type="gramStart"/>
+      <w:r>
+        <w:t>Kahoot!:</w:t>
+      </w:r>
+      <w:proofErr w:type="gramEnd"/>
+      <w:r>
+        <w:t xml:space="preserve"> utilização de quizzes em sala de aula no Ensino Fundamental I. Revista Foco, v. 16, n. 11, e3782, 2023. Disponível em: https://doi.org/10.54751/revistafoco.v16n11-235. Acesso em: 29 jul. 2026.</w:t>
+      </w:r>
+    </w:p>
+    <w:p>
+      <w:r>
+        <w:rPr>
+          <w:lang w:val="en-US"/>
+        </w:rPr>
+        <w:t xml:space="preserve">ASPARGO. AsparGo: Learn How to Garden. </w:t>
+      </w:r>
+      <w:r>
+        <w:t>[S.l.]: AsparGo Pty Ltd, [2023?]. Disponível em: https://www.aspargo.com.au. Acesso em: 29 jul. 2026.</w:t>
+      </w:r>
+    </w:p>
+    <w:p>
+      <w:pPr>
+        <w:rPr>
+          <w:lang w:val="en-US"/>
+        </w:rPr>
+      </w:pPr>
+      <w:r>
+        <w:rPr>
+          <w:lang w:val="en-US"/>
+        </w:rPr>
+        <w:t xml:space="preserve">SHORTT, Mitchell et al. Gamification in mobile-assisted language learning: a systematic review of Duolingo literature from public release of 2012 to early 2020. </w:t>
+      </w:r>
+      <w:r>
+        <w:t xml:space="preserve">Computer Assisted Language Learning, v. 36, n. 3, p. 517-554, 2023. DOI: 10.1080/09588221.2021.1933540. Disponível em: https://www.researchgate.net/publication/351746804_Gamification_in_mobile-assisted_language_learning_A_systematic_review_of_Duolingo_literature_from_public_release_of_2012_to_early_2020#pf1f. </w:t>
+      </w:r>
+      <w:r>
+        <w:rPr>
+          <w:lang w:val="en-US"/>
+        </w:rPr>
+        <w:t>Acesso em: 11 de jun. de 2026.</w:t>
+      </w:r>
+    </w:p>
+    <w:p>
+      <w:r>
+        <w:rPr>
+          <w:lang w:val="en-US"/>
+        </w:rPr>
+        <w:t xml:space="preserve">SHORTT, M. et al. Gamification in mobile-assisted language learning: a systematic review of Duolingo literature. </w:t>
+      </w:r>
+      <w:r>
+        <w:t>Computer Assisted Language Learning, v. 36, n. 3, p. 517–554, 2023.</w:t>
+      </w:r>
+    </w:p>
+    <w:p>
+      <w:r>
+        <w:t>FERREIRA, Arthur; PEREIRA, Vanessa; FIORE, Fabiana. Princípios e Barreiras de Educação para Sustentabilidade Identificados nas Atividades do Projeto Escola Sustentável. Ambiente &amp; Sociedade, São Paulo, v. 27, p. 1-23, 2024. Disponível em: https://doi.org/10.1590/1809-4422asoc00052vu27L3AO. Acesso em: 5 maio 2026.</w:t>
+      </w:r>
+    </w:p>
+    <w:p>
+      <w:r>
+        <w:t>BRASIL. Fundo Nacional de Desenvolvimento da Educação. Hortas Escolares. Brasília: FNDE; WFP; FAO; ABC, [s.d.]. Disponível em: https://www.gov.br/fnde/pt-br/acesso-a-informacao/acoes-e-programas/programas/pnae/manuais-e-cartilhas/hortas-escolares-fnde-wfp-fao-abc.pdf/view. Acesso em: 29 jul. 2026.</w:t>
+      </w:r>
+    </w:p>
+    <w:p>
+      <w:r>
+        <w:t>BRASIL. Ministério da Educação; Fundo Nacional de Desenvolvimento da Educação. Projeto Educando com a Horta Escolar e a Alimentação Escolar Saudável. Brasília: FNDE/MEC; UnB/CET, [s.d.]. Disponível em: https://portaldoprofessor.mec.gov.br/storage/materiais/0000016885.pdf. Acesso em: 29 jul. 2026.</w:t>
+      </w:r>
+    </w:p>
+    <w:p>
+      <w:r>
+        <w:t>CLASSCRAFT STUDIOS. Classcraft. Disponível em: https://www.classcraft.com/pt. Acesso em: 29 jul. 2026.</w:t>
+      </w:r>
+    </w:p>
+    <w:p>
+      <w:r>
+        <w:lastRenderedPageBreak/>
+        <w:t>INSTITUTO AKATU. Edukatu: rede de aprendizagem para o consumo consciente e a sustentabilidade. Disponível em: https://edukatu.org.br. Acesso em: 29 jul. 2026.</w:t>
+      </w:r>
+    </w:p>
+    <w:p>
+      <w:r>
+        <w:t>INVENTTA. Brainstorming: o que é e como fazer? Disponível em: https://inventta.net/brainstorming-o-que-e-e-como-fazer/. Acesso em: 18 jun. 2026.</w:t>
+      </w:r>
+    </w:p>
+    <w:p>
+      <w:r>
+        <w:t>INVENTTA. Design Thinking: o que é e como aplicar na inovação. Disponível em: https://inventta.net/. Acesso em: 18 jun. 2026.</w:t>
+      </w:r>
+    </w:p>
+    <w:p>
+      <w:r>
+        <w:t>LARAVEL. Laravel Cloud. Disponível em: https://laravel.com/cloud. Acesso em: 18 jul. 2026.</w:t>
+      </w:r>
+    </w:p>
+    <w:p>
+      <w:r>
+        <w:t>LUCIDCHART. Diagrama de caso de uso UML: o que é, como fazer e exemplos. Disponível em: https://www.lucidchart.com/pages/pt/diagrama-de-caso-de-uso-uml. Acesso em: 18 jun. 2026.</w:t>
+      </w:r>
+    </w:p>
+    <w:p>
+      <w:r>
+        <w:t>MJV INNOVATION. Design Thinking: o que são Cadernos de Sensibilização. Disponível em: https://www.mjvinnovation.com/pt-br/blog/design-thinking-que-sao-cadernos-sensibilizacao/. Acesso em: 18 jun. 2026.</w:t>
+      </w:r>
+    </w:p>
+    <w:p>
+      <w:r>
+        <w:t>MJV INNOVATION. Ideação: o que é, etapas e ferramentas. Disponível em: https://www.mjvinnovation.com/pt-br/blog/ideacao-no-design-thinking/. Acesso em: 18 jun. 2026.</w:t>
+      </w:r>
+    </w:p>
+    <w:p>
+      <w:r>
+        <w:t>MJV INNOVATION. Personas: entenda o conceito e conheça o seu cliente ideal. Disponível em: https://www.mjvinnovation.com/pt-br/blog/personas-uma-ferramenta-poderosa-no-design-thinking-2/. Acesso em: 18 jun. 2026.</w:t>
+      </w:r>
+    </w:p>
+    <w:p>
+      <w:r>
+        <w:t>MJV TEAM. Personas: entenda o conceito e conheça o seu cliente. Disponível em: https://www.mjvinnovation.com/pt-br/blog/personas-uma-ferramenta-poderosa-no-design-thinking-2/. Acesso em: 18 jun. 2026.</w:t>
+      </w:r>
+    </w:p>
+    <w:p>
+      <w:r>
+        <w:t>MYSQL. MySQL. Disponível em: https://www.mysql.com. Acesso em: 20 jul. 2026.</w:t>
+      </w:r>
+    </w:p>
+    <w:p>
+      <w:r>
+        <w:t>PHP. PHP: Hypertext Preprocessor. Disponível em: https://www.php.net. Acesso em: 18 jul. 2026.</w:t>
+      </w:r>
+    </w:p>
+    <w:p>
+      <w:r>
+        <w:t>PREFEITURA DA CIDADE DO RIO DE JANEIRO. Hortas Cariocas. Disponível em: https://carioca.rio/servicos/hortas-cariocas/. Acesso em: 29 jul. 2026.</w:t>
+      </w:r>
+    </w:p>
+    <w:p>
+      <w:r>
+        <w:rPr>
+          <w:lang w:val="en-US"/>
+        </w:rPr>
+        <w:lastRenderedPageBreak/>
+        <w:t xml:space="preserve">REACT. React – A library for web and native user interfaces. </w:t>
+      </w:r>
+      <w:r>
+        <w:t>Disponível em: https://react.dev/reference/react. Acesso em: 18 jul. 2026.</w:t>
+      </w:r>
+    </w:p>
+    <w:p>
+      <w:r>
+        <w:t>SÃO PAULO (Município). Secretaria Municipal de Educação. Hortas Escolares: implantação, manutenção e uso pedagógico. Manual de Normas e Procedimentos, [s.d.]. Disponível em: https://manual.sme.prefeitura.sp.gov.br. Acesso em: 29 jul. 2026.</w:t>
+      </w:r>
+    </w:p>
+    <w:p>
+      <w:pPr>
+        <w:rPr>
+          <w:lang w:val="en-US"/>
+        </w:rPr>
+      </w:pPr>
+      <w:r>
+        <w:t xml:space="preserve">SEMINÁRIO DE EDUCAÇÃO A DISTÂNCIA (SEADCO). Gamificação: uma Proposta de Aplicação da Plataforma Classcraft nas Aulas de Jogos Educativos do IFPI – Campus Teresina Zona Sul. Anais do Seminário de Educação a Distância. Disponível em: https://sol.sbc.org.br/index.php/seadco/article/view/20399. </w:t>
+      </w:r>
+      <w:r>
+        <w:rPr>
+          <w:lang w:val="en-US"/>
+        </w:rPr>
+        <w:t>Acesso em: 29 jul. 2026.</w:t>
+      </w:r>
+    </w:p>
+    <w:p>
+      <w:r>
+        <w:rPr>
+          <w:lang w:val="en-US"/>
+        </w:rPr>
+        <w:t xml:space="preserve">TYPESCRIPT. TypeScript: JavaScript with syntax for types. </w:t>
+      </w:r>
+      <w:r>
+        <w:t>Disponível em: https://www.typescriptlang.org. Acesso em: 18 jul. 2026.</w:t>
+      </w:r>
+    </w:p>
+    <w:p>
+      <w:r>
+        <w:t>VALENÇA, Adriana Rezende et al. Gamificação na Educação Básica: o uso de elementos dos jogos digitais como estratégia para potencializar a aprendizagem e a participação escolar. Revista Tópicos, Rio de Janeiro, v. 4, n. 34, p. 1-36, 2026. Disponível em: https://doi.org/10.70773/revistatopicos/782197964. Acesso em: 29 jul. 2026.</w:t>
+      </w:r>
+    </w:p>
+    <w:p>
+      <w:pPr>
+        <w:rPr>
+          <w:u w:val="single"/>
+        </w:rPr>
+      </w:pPr>
+      <w:r>
+        <w:t>ZENDESK. O que é Golden Circle: entenda o conceito de Simon Sinek. Disponível em: https://www.zendesk.com.br/blog/o-que-e-golden-circle/. Acesso em: 18 jun. 2026.</w:t>
+      </w:r>
+    </w:p>
+    <w:p>
+      <w:pPr>
+        <w:pStyle w:val="Ttulo3"/>
+      </w:pPr>
+      <w:bookmarkStart w:id="59" w:name="_Toc236690982"/>
+      <w:r>
+        <w:t>Soluções de gamificação aplicadas à educação</w:t>
+      </w:r>
+      <w:bookmarkEnd w:id="59"/>
+    </w:p>
+    <w:p>
+      <w:r>
+        <w:t>No campo das plataformas educacionais que utilizam gamificação, destaca-se o Kahoot, amplamente utilizado em salas de aula brasileiras para aplicação de questionários gamificados com ranking (Almeida et al., 2023), embora sua gamificação seja pontual e restrita a perguntas e respostas. A literatura recente (Fadel et al., 2014; Valença et al., 2026) reforça que o planejamento de experiências gamificadas eficazes depende da articulação entre desafios, progressão, feedback e cooperação, e não apenas da presença isolada de pontos ou rankings.</w:t>
+      </w:r>
+    </w:p>
+    <w:p/>
+    <w:p>
+      <w:pPr>
+        <w:pStyle w:val="Legenda"/>
+        <w:rPr>
+          <w:u w:val="single"/>
+        </w:rPr>
+      </w:pPr>
+      <w:r>
+        <w:t>Tabela 3: Semelhanças e diferenças entre as soluções mais próximas e o Viridis</w:t>
+      </w:r>
+    </w:p>
+    <w:tbl>
+      <w:tblPr>
+        <w:tblW w:w="10080" w:type="dxa"/>
+        <w:jc w:val="center"/>
+        <w:tblBorders>
+          <w:top w:val="single" w:sz="4" w:space="0" w:color="000000" w:themeColor="text1"/>
+          <w:left w:val="single" w:sz="4" w:space="0" w:color="000000" w:themeColor="text1"/>
+          <w:bottom w:val="single" w:sz="4" w:space="0" w:color="000000" w:themeColor="text1"/>
+          <w:right w:val="single" w:sz="4" w:space="0" w:color="000000" w:themeColor="text1"/>
+          <w:insideH w:val="single" w:sz="4" w:space="0" w:color="000000" w:themeColor="text1"/>
+          <w:insideV w:val="single" w:sz="4" w:space="0" w:color="000000" w:themeColor="text1"/>
+        </w:tblBorders>
+        <w:tblLayout w:type="fixed"/>
+        <w:tblLook w:val="04A0" w:firstRow="1" w:lastRow="0" w:firstColumn="1" w:lastColumn="0" w:noHBand="0" w:noVBand="1"/>
+      </w:tblPr>
+      <w:tblGrid>
+        <w:gridCol w:w="2592"/>
+        <w:gridCol w:w="3744"/>
+        <w:gridCol w:w="3744"/>
+      </w:tblGrid>
+      <w:tr>
+        <w:trPr>
+          <w:jc w:val="center"/>
+        </w:trPr>
+        <w:tc>
+          <w:tcPr>
+            <w:tcW w:w="2592" w:type="dxa"/>
+            <w:shd w:val="clear" w:color="auto" w:fill="2E7559"/>
+            <w:tcMar>
+              <w:top w:w="120" w:type="dxa"/>
+              <w:left w:w="150" w:type="dxa"/>
+              <w:bottom w:w="120" w:type="dxa"/>
+              <w:right w:w="150" w:type="dxa"/>
+            </w:tcMar>
+            <w:vAlign w:val="center"/>
+            <w:hideMark/>
+          </w:tcPr>
+          <w:p>
+            <w:pPr>
+              <w:pStyle w:val="Legenda"/>
+              <w:rPr>
+                <w:sz w:val="24"/>
+                <w:szCs w:val="24"/>
+              </w:rPr>
+            </w:pPr>
+            <w:r>
+              <w:rPr>
+                <w:sz w:val="24"/>
+                <w:szCs w:val="24"/>
+              </w:rPr>
+              <w:lastRenderedPageBreak/>
+              <w:t>Solução</w:t>
+            </w:r>
+          </w:p>
+        </w:tc>
+        <w:tc>
+          <w:tcPr>
+            <w:tcW w:w="3744" w:type="dxa"/>
+            <w:shd w:val="clear" w:color="auto" w:fill="2E7559"/>
+            <w:tcMar>
+              <w:top w:w="120" w:type="dxa"/>
+              <w:left w:w="150" w:type="dxa"/>
+              <w:bottom w:w="120" w:type="dxa"/>
+              <w:right w:w="150" w:type="dxa"/>
+            </w:tcMar>
+            <w:vAlign w:val="center"/>
+            <w:hideMark/>
+          </w:tcPr>
+          <w:p>
+            <w:pPr>
+              <w:pStyle w:val="Legenda"/>
+              <w:rPr>
+                <w:sz w:val="24"/>
+                <w:szCs w:val="24"/>
+              </w:rPr>
+            </w:pPr>
+            <w:r>
+              <w:rPr>
+                <w:sz w:val="24"/>
+                <w:szCs w:val="24"/>
+              </w:rPr>
+              <w:t>Semelhanças com o Viridis</w:t>
+            </w:r>
+          </w:p>
+        </w:tc>
+        <w:tc>
+          <w:tcPr>
+            <w:tcW w:w="3744" w:type="dxa"/>
+            <w:shd w:val="clear" w:color="auto" w:fill="2E7559"/>
+            <w:tcMar>
+              <w:top w:w="120" w:type="dxa"/>
+              <w:left w:w="150" w:type="dxa"/>
+              <w:bottom w:w="120" w:type="dxa"/>
+              <w:right w:w="150" w:type="dxa"/>
+            </w:tcMar>
+            <w:vAlign w:val="center"/>
+            <w:hideMark/>
+          </w:tcPr>
+          <w:p>
+            <w:pPr>
+              <w:pStyle w:val="Legenda"/>
+              <w:rPr>
+                <w:sz w:val="24"/>
+                <w:szCs w:val="24"/>
+              </w:rPr>
+            </w:pPr>
+            <w:r>
+              <w:rPr>
+                <w:sz w:val="24"/>
+                <w:szCs w:val="24"/>
+              </w:rPr>
+              <w:t>Diferenças em relação ao Viridis</w:t>
+            </w:r>
+          </w:p>
+        </w:tc>
+      </w:tr>
+      <w:tr>
+        <w:trPr>
+          <w:jc w:val="center"/>
+        </w:trPr>
+        <w:tc>
+          <w:tcPr>
+            <w:tcW w:w="2592" w:type="dxa"/>
+            <w:shd w:val="clear" w:color="auto" w:fill="FFFFFF"/>
+            <w:tcMar>
+              <w:top w:w="100" w:type="dxa"/>
+              <w:left w:w="150" w:type="dxa"/>
+              <w:bottom w:w="100" w:type="dxa"/>
+              <w:right w:w="150" w:type="dxa"/>
+            </w:tcMar>
+            <w:vAlign w:val="center"/>
+            <w:hideMark/>
+          </w:tcPr>
+          <w:p>
+            <w:pPr>
+              <w:pStyle w:val="LegendaInferior"/>
+              <w:rPr>
+                <w:sz w:val="24"/>
+                <w:szCs w:val="24"/>
+                <w:lang w:val="en-US"/>
+              </w:rPr>
+            </w:pPr>
+            <w:r>
+              <w:rPr>
+                <w:sz w:val="24"/>
+                <w:szCs w:val="24"/>
+                <w:lang w:val="en-US"/>
+              </w:rPr>
+              <w:t>Green School (Matos &amp; Gaspar, 2025)</w:t>
+            </w:r>
+          </w:p>
+        </w:tc>
+        <w:tc>
+          <w:tcPr>
+            <w:tcW w:w="3744" w:type="dxa"/>
+            <w:shd w:val="clear" w:color="auto" w:fill="FFFFFF"/>
+            <w:tcMar>
+              <w:top w:w="100" w:type="dxa"/>
+              <w:left w:w="150" w:type="dxa"/>
+              <w:bottom w:w="100" w:type="dxa"/>
+              <w:right w:w="150" w:type="dxa"/>
+            </w:tcMar>
+            <w:vAlign w:val="center"/>
+            <w:hideMark/>
+          </w:tcPr>
+          <w:p>
+            <w:pPr>
+              <w:pStyle w:val="LegendaInferior"/>
+              <w:rPr>
+                <w:sz w:val="24"/>
+                <w:szCs w:val="24"/>
+              </w:rPr>
+            </w:pPr>
+            <w:r>
+              <w:rPr>
+                <w:sz w:val="24"/>
+                <w:szCs w:val="24"/>
+              </w:rPr>
+              <w:t>Gestão de horta escolar real, perfis de professor e aluno, acompanhamento do ciclo de plantio.</w:t>
+            </w:r>
+          </w:p>
+        </w:tc>
+        <w:tc>
+          <w:tcPr>
+            <w:tcW w:w="3744" w:type="dxa"/>
+            <w:shd w:val="clear" w:color="auto" w:fill="FFFFFF"/>
+            <w:tcMar>
+              <w:top w:w="100" w:type="dxa"/>
+              <w:left w:w="150" w:type="dxa"/>
+              <w:bottom w:w="100" w:type="dxa"/>
+              <w:right w:w="150" w:type="dxa"/>
+            </w:tcMar>
+            <w:vAlign w:val="center"/>
+            <w:hideMark/>
+          </w:tcPr>
+          <w:p>
+            <w:pPr>
+              <w:pStyle w:val="LegendaInferior"/>
+              <w:rPr>
+                <w:sz w:val="24"/>
+                <w:szCs w:val="24"/>
+              </w:rPr>
+            </w:pPr>
+            <w:r>
+              <w:rPr>
+                <w:sz w:val="24"/>
+                <w:szCs w:val="24"/>
+              </w:rPr>
+              <w:t>Não incorpora gamificação, missões, quizzes ou XP; sem perfil de gestor; depende de inserção manual.</w:t>
+            </w:r>
+          </w:p>
+        </w:tc>
+      </w:tr>
+      <w:tr>
+        <w:trPr>
+          <w:jc w:val="center"/>
+        </w:trPr>
+        <w:tc>
+          <w:tcPr>
+            <w:tcW w:w="2592" w:type="dxa"/>
+            <w:shd w:val="clear" w:color="auto" w:fill="F2F7F5"/>
+            <w:tcMar>
+              <w:top w:w="100" w:type="dxa"/>
+              <w:left w:w="150" w:type="dxa"/>
+              <w:bottom w:w="100" w:type="dxa"/>
+              <w:right w:w="150" w:type="dxa"/>
+            </w:tcMar>
+            <w:vAlign w:val="center"/>
+            <w:hideMark/>
+          </w:tcPr>
+          <w:p>
+            <w:pPr>
+              <w:pStyle w:val="LegendaInferior"/>
+              <w:rPr>
+                <w:sz w:val="24"/>
+                <w:szCs w:val="24"/>
+                <w:lang w:val="en-US"/>
+              </w:rPr>
+            </w:pPr>
+            <w:r>
+              <w:rPr>
+                <w:sz w:val="24"/>
+                <w:szCs w:val="24"/>
+                <w:lang w:val="en-US"/>
+              </w:rPr>
+              <w:t>AsparGo</w:t>
+            </w:r>
+          </w:p>
+        </w:tc>
+        <w:tc>
+          <w:tcPr>
+            <w:tcW w:w="3744" w:type="dxa"/>
+            <w:shd w:val="clear" w:color="auto" w:fill="F2F7F5"/>
+            <w:tcMar>
+              <w:top w:w="100" w:type="dxa"/>
+              <w:left w:w="150" w:type="dxa"/>
+              <w:bottom w:w="100" w:type="dxa"/>
+              <w:right w:w="150" w:type="dxa"/>
+            </w:tcMar>
+            <w:vAlign w:val="center"/>
+            <w:hideMark/>
+          </w:tcPr>
+          <w:p>
+            <w:pPr>
+              <w:pStyle w:val="LegendaInferior"/>
+              <w:rPr>
+                <w:sz w:val="24"/>
+                <w:szCs w:val="24"/>
+              </w:rPr>
+            </w:pPr>
+            <w:r>
+              <w:rPr>
+                <w:sz w:val="24"/>
+                <w:szCs w:val="24"/>
+              </w:rPr>
+              <w:t>Organiza aprendizado em missões curtas, com XP, desbloqueio de conteúdo, trilha progressiva e insígnias.</w:t>
+            </w:r>
+          </w:p>
+        </w:tc>
+        <w:tc>
+          <w:tcPr>
+            <w:tcW w:w="3744" w:type="dxa"/>
+            <w:shd w:val="clear" w:color="auto" w:fill="F2F7F5"/>
+            <w:tcMar>
+              <w:top w:w="100" w:type="dxa"/>
+              <w:left w:w="150" w:type="dxa"/>
+              <w:bottom w:w="100" w:type="dxa"/>
+              <w:right w:w="150" w:type="dxa"/>
+            </w:tcMar>
+            <w:vAlign w:val="center"/>
+            <w:hideMark/>
+          </w:tcPr>
+          <w:p>
+            <w:pPr>
+              <w:pStyle w:val="LegendaInferior"/>
+              <w:rPr>
+                <w:sz w:val="24"/>
+                <w:szCs w:val="24"/>
+              </w:rPr>
+            </w:pPr>
+            <w:r>
+              <w:rPr>
+                <w:sz w:val="24"/>
+                <w:szCs w:val="24"/>
+              </w:rPr>
+              <w:t>Voltado à jardinagem doméstica individual; sem hortas escolares; sem perfis institucionais; sem quiz estruturado; em inglês.</w:t>
+            </w:r>
+          </w:p>
+        </w:tc>
+      </w:tr>
+      <w:tr>
+        <w:trPr>
+          <w:jc w:val="center"/>
+        </w:trPr>
+        <w:tc>
+          <w:tcPr>
+            <w:tcW w:w="2592" w:type="dxa"/>
+            <w:shd w:val="clear" w:color="auto" w:fill="FFFFFF"/>
+            <w:tcMar>
+              <w:top w:w="100" w:type="dxa"/>
+              <w:left w:w="150" w:type="dxa"/>
+              <w:bottom w:w="100" w:type="dxa"/>
+              <w:right w:w="150" w:type="dxa"/>
+            </w:tcMar>
+            <w:vAlign w:val="center"/>
+            <w:hideMark/>
+          </w:tcPr>
+          <w:p>
+            <w:pPr>
+              <w:pStyle w:val="LegendaInferior"/>
+              <w:rPr>
+                <w:sz w:val="24"/>
+                <w:szCs w:val="24"/>
+                <w:lang w:val="en-US"/>
+              </w:rPr>
+            </w:pPr>
+            <w:r>
+              <w:rPr>
+                <w:sz w:val="24"/>
+                <w:szCs w:val="24"/>
+                <w:lang w:val="en-US"/>
+              </w:rPr>
+              <w:t>Edukatu</w:t>
+            </w:r>
+          </w:p>
+        </w:tc>
+        <w:tc>
+          <w:tcPr>
+            <w:tcW w:w="3744" w:type="dxa"/>
+            <w:shd w:val="clear" w:color="auto" w:fill="FFFFFF"/>
+            <w:tcMar>
+              <w:top w:w="100" w:type="dxa"/>
+              <w:left w:w="150" w:type="dxa"/>
+              <w:bottom w:w="100" w:type="dxa"/>
+              <w:right w:w="150" w:type="dxa"/>
+            </w:tcMar>
+            <w:vAlign w:val="center"/>
+            <w:hideMark/>
+          </w:tcPr>
+          <w:p>
+            <w:pPr>
+              <w:pStyle w:val="LegendaInferior"/>
+              <w:rPr>
+                <w:sz w:val="24"/>
+                <w:szCs w:val="24"/>
+              </w:rPr>
+            </w:pPr>
+            <w:r>
+              <w:rPr>
+                <w:sz w:val="24"/>
+                <w:szCs w:val="24"/>
+              </w:rPr>
+              <w:t>Atividades lúdicas em circuitos com progresso e medalhas para alunos e professores.</w:t>
+            </w:r>
+          </w:p>
+        </w:tc>
+        <w:tc>
+          <w:tcPr>
+            <w:tcW w:w="3744" w:type="dxa"/>
+            <w:shd w:val="clear" w:color="auto" w:fill="FFFFFF"/>
+            <w:tcMar>
+              <w:top w:w="100" w:type="dxa"/>
+              <w:left w:w="150" w:type="dxa"/>
+              <w:bottom w:w="100" w:type="dxa"/>
+              <w:right w:w="150" w:type="dxa"/>
+            </w:tcMar>
+            <w:vAlign w:val="center"/>
+            <w:hideMark/>
+          </w:tcPr>
+          <w:p>
+            <w:pPr>
+              <w:pStyle w:val="LegendaInferior"/>
+              <w:rPr>
+                <w:sz w:val="24"/>
+                <w:szCs w:val="24"/>
+              </w:rPr>
+            </w:pPr>
+            <w:r>
+              <w:rPr>
+                <w:sz w:val="24"/>
+                <w:szCs w:val="24"/>
+              </w:rPr>
+              <w:t>Foco em sustentabilidade ampla; sem cultivo de hortas como eixo central; sem sistema de XP ou recompensas trocáveis.</w:t>
+            </w:r>
+          </w:p>
+        </w:tc>
+      </w:tr>
+      <w:tr>
+        <w:trPr>
+          <w:jc w:val="center"/>
+        </w:trPr>
+        <w:tc>
+          <w:tcPr>
+            <w:tcW w:w="2592" w:type="dxa"/>
+            <w:shd w:val="clear" w:color="auto" w:fill="F2F7F5"/>
+            <w:tcMar>
+              <w:top w:w="100" w:type="dxa"/>
+              <w:left w:w="150" w:type="dxa"/>
+              <w:bottom w:w="100" w:type="dxa"/>
+              <w:right w:w="150" w:type="dxa"/>
+            </w:tcMar>
+            <w:vAlign w:val="center"/>
+            <w:hideMark/>
+          </w:tcPr>
+          <w:p>
+            <w:pPr>
+              <w:pStyle w:val="LegendaInferior"/>
+              <w:rPr>
+                <w:sz w:val="24"/>
+                <w:szCs w:val="24"/>
+                <w:lang w:val="en-US"/>
+              </w:rPr>
+            </w:pPr>
+            <w:r>
+              <w:rPr>
+                <w:sz w:val="24"/>
+                <w:szCs w:val="24"/>
+                <w:lang w:val="en-US"/>
+              </w:rPr>
+              <w:t>Classcraft</w:t>
+            </w:r>
+          </w:p>
+        </w:tc>
+        <w:tc>
+          <w:tcPr>
+            <w:tcW w:w="3744" w:type="dxa"/>
+            <w:shd w:val="clear" w:color="auto" w:fill="F2F7F5"/>
+            <w:tcMar>
+              <w:top w:w="100" w:type="dxa"/>
+              <w:left w:w="150" w:type="dxa"/>
+              <w:bottom w:w="100" w:type="dxa"/>
+              <w:right w:w="150" w:type="dxa"/>
+            </w:tcMar>
+            <w:vAlign w:val="center"/>
+            <w:hideMark/>
+          </w:tcPr>
+          <w:p>
+            <w:pPr>
+              <w:pStyle w:val="LegendaInferior"/>
+              <w:rPr>
+                <w:sz w:val="24"/>
+                <w:szCs w:val="24"/>
+              </w:rPr>
+            </w:pPr>
+            <w:r>
+              <w:rPr>
+                <w:sz w:val="24"/>
+                <w:szCs w:val="24"/>
+              </w:rPr>
+              <w:t>Estrutura de XP, missões definidas pelo professor e recompensas em sala de aula.</w:t>
+            </w:r>
+          </w:p>
+        </w:tc>
+        <w:tc>
+          <w:tcPr>
+            <w:tcW w:w="3744" w:type="dxa"/>
+            <w:shd w:val="clear" w:color="auto" w:fill="F2F7F5"/>
+            <w:tcMar>
+              <w:top w:w="100" w:type="dxa"/>
+              <w:left w:w="150" w:type="dxa"/>
+              <w:bottom w:w="100" w:type="dxa"/>
+              <w:right w:w="150" w:type="dxa"/>
+            </w:tcMar>
+            <w:vAlign w:val="center"/>
+            <w:hideMark/>
+          </w:tcPr>
+          <w:p>
+            <w:pPr>
+              <w:pStyle w:val="LegendaInferior"/>
+              <w:rPr>
+                <w:sz w:val="24"/>
+                <w:szCs w:val="24"/>
+              </w:rPr>
+            </w:pPr>
+            <w:r>
+              <w:rPr>
+                <w:sz w:val="24"/>
+                <w:szCs w:val="24"/>
+              </w:rPr>
+              <w:t>Ferramenta genérica de gestão de turma, sem relação com cultivo, hortas ou educação ambiental.</w:t>
+            </w:r>
+          </w:p>
+        </w:tc>
+      </w:tr>
+      <w:tr>
+        <w:trPr>
+          <w:jc w:val="center"/>
+        </w:trPr>
+        <w:tc>
+          <w:tcPr>
+            <w:tcW w:w="2592" w:type="dxa"/>
+            <w:shd w:val="clear" w:color="auto" w:fill="FFFFFF"/>
+            <w:tcMar>
+              <w:top w:w="100" w:type="dxa"/>
+              <w:left w:w="150" w:type="dxa"/>
+              <w:bottom w:w="100" w:type="dxa"/>
+              <w:right w:w="150" w:type="dxa"/>
+            </w:tcMar>
+            <w:vAlign w:val="center"/>
+            <w:hideMark/>
+          </w:tcPr>
+          <w:p>
+            <w:pPr>
+              <w:pStyle w:val="LegendaInferior"/>
+              <w:rPr>
+                <w:sz w:val="24"/>
+                <w:szCs w:val="24"/>
+                <w:lang w:val="en-US"/>
+              </w:rPr>
+            </w:pPr>
+            <w:r>
+              <w:rPr>
+                <w:sz w:val="24"/>
+                <w:szCs w:val="24"/>
+                <w:lang w:val="en-US"/>
+              </w:rPr>
+              <w:t>Kahoot</w:t>
+            </w:r>
+          </w:p>
+        </w:tc>
+        <w:tc>
+          <w:tcPr>
+            <w:tcW w:w="3744" w:type="dxa"/>
+            <w:shd w:val="clear" w:color="auto" w:fill="FFFFFF"/>
+            <w:tcMar>
+              <w:top w:w="100" w:type="dxa"/>
+              <w:left w:w="150" w:type="dxa"/>
+              <w:bottom w:w="100" w:type="dxa"/>
+              <w:right w:w="150" w:type="dxa"/>
+            </w:tcMar>
+            <w:vAlign w:val="center"/>
+            <w:hideMark/>
+          </w:tcPr>
+          <w:p>
+            <w:pPr>
+              <w:pStyle w:val="LegendaInferior"/>
+              <w:rPr>
+                <w:sz w:val="24"/>
+                <w:szCs w:val="24"/>
+              </w:rPr>
+            </w:pPr>
+            <w:r>
+              <w:rPr>
+                <w:sz w:val="24"/>
+                <w:szCs w:val="24"/>
+              </w:rPr>
+              <w:t>Uso de quizzes gamificados com ranking de pontuação em salas de aula.</w:t>
+            </w:r>
+          </w:p>
+        </w:tc>
+        <w:tc>
+          <w:tcPr>
+            <w:tcW w:w="3744" w:type="dxa"/>
+            <w:shd w:val="clear" w:color="auto" w:fill="FFFFFF"/>
+            <w:tcMar>
+              <w:top w:w="100" w:type="dxa"/>
+              <w:left w:w="150" w:type="dxa"/>
+              <w:bottom w:w="100" w:type="dxa"/>
+              <w:right w:w="150" w:type="dxa"/>
+            </w:tcMar>
+            <w:vAlign w:val="center"/>
+            <w:hideMark/>
+          </w:tcPr>
+          <w:p>
+            <w:pPr>
+              <w:pStyle w:val="LegendaInferior"/>
+              <w:rPr>
+                <w:sz w:val="24"/>
+                <w:szCs w:val="24"/>
+              </w:rPr>
+            </w:pPr>
+            <w:r>
+              <w:rPr>
+                <w:sz w:val="24"/>
+                <w:szCs w:val="24"/>
+              </w:rPr>
+              <w:t>Gamificação pontual, restrita a perguntas e respostas, sem missões contínuas ou vínculo com cultivo prático.</w:t>
+            </w:r>
+          </w:p>
+        </w:tc>
+      </w:tr>
+      <w:tr>
+        <w:trPr>
+          <w:jc w:val="center"/>
+        </w:trPr>
+        <w:tc>
+          <w:tcPr>
+            <w:tcW w:w="2592" w:type="dxa"/>
+            <w:shd w:val="clear" w:color="auto" w:fill="F2F7F5"/>
+            <w:tcMar>
+              <w:top w:w="100" w:type="dxa"/>
+              <w:left w:w="150" w:type="dxa"/>
+              <w:bottom w:w="100" w:type="dxa"/>
+              <w:right w:w="150" w:type="dxa"/>
+            </w:tcMar>
+            <w:vAlign w:val="center"/>
+            <w:hideMark/>
+          </w:tcPr>
+          <w:p>
+            <w:pPr>
+              <w:pStyle w:val="LegendaInferior"/>
+              <w:rPr>
+                <w:lang w:val="en-US"/>
+              </w:rPr>
+            </w:pPr>
+            <w:r>
+              <w:rPr>
+                <w:lang w:val="en-US"/>
+              </w:rPr>
+              <w:t>Habitica</w:t>
+            </w:r>
+          </w:p>
+        </w:tc>
+        <w:tc>
+          <w:tcPr>
+            <w:tcW w:w="3744" w:type="dxa"/>
+            <w:shd w:val="clear" w:color="auto" w:fill="F2F7F5"/>
+            <w:tcMar>
+              <w:top w:w="100" w:type="dxa"/>
+              <w:left w:w="150" w:type="dxa"/>
+              <w:bottom w:w="100" w:type="dxa"/>
+              <w:right w:w="150" w:type="dxa"/>
+            </w:tcMar>
+            <w:vAlign w:val="center"/>
+            <w:hideMark/>
+          </w:tcPr>
+          <w:p>
+            <w:pPr>
+              <w:pStyle w:val="LegendaInferior"/>
+            </w:pPr>
+            <w:r>
+              <w:t>Lógica de gamificação estruturalmente próxima (XP, avatar, desafios em grupo, recompensas).</w:t>
+            </w:r>
+          </w:p>
+        </w:tc>
+        <w:tc>
+          <w:tcPr>
+            <w:tcW w:w="3744" w:type="dxa"/>
+            <w:shd w:val="clear" w:color="auto" w:fill="F2F7F5"/>
+            <w:tcMar>
+              <w:top w:w="100" w:type="dxa"/>
+              <w:left w:w="150" w:type="dxa"/>
+              <w:bottom w:w="100" w:type="dxa"/>
+              <w:right w:w="150" w:type="dxa"/>
+            </w:tcMar>
+            <w:vAlign w:val="center"/>
+            <w:hideMark/>
+          </w:tcPr>
+          <w:p>
+            <w:pPr>
+              <w:pStyle w:val="LegendaInferior"/>
+            </w:pPr>
+            <w:r>
+              <w:t>Sem relação com hortas, escolas ou papéis institucionais; uso genérico.</w:t>
+            </w:r>
+          </w:p>
+        </w:tc>
+      </w:tr>
+      <w:tr>
+        <w:trPr>
+          <w:jc w:val="center"/>
+        </w:trPr>
+        <w:tc>
+          <w:tcPr>
+            <w:tcW w:w="2592" w:type="dxa"/>
+            <w:shd w:val="clear" w:color="auto" w:fill="FFFFFF"/>
+            <w:tcMar>
+              <w:top w:w="100" w:type="dxa"/>
+              <w:left w:w="150" w:type="dxa"/>
+              <w:bottom w:w="100" w:type="dxa"/>
+              <w:right w:w="150" w:type="dxa"/>
+            </w:tcMar>
+            <w:vAlign w:val="center"/>
+            <w:hideMark/>
+          </w:tcPr>
+          <w:p>
+            <w:pPr>
+              <w:pStyle w:val="LegendaInferior"/>
+            </w:pPr>
+            <w:r>
+              <w:lastRenderedPageBreak/>
+              <w:t>Horta Fácil (Conrado et al., 2011)</w:t>
+            </w:r>
+          </w:p>
+        </w:tc>
+        <w:tc>
+          <w:tcPr>
+            <w:tcW w:w="3744" w:type="dxa"/>
+            <w:shd w:val="clear" w:color="auto" w:fill="FFFFFF"/>
+            <w:tcMar>
+              <w:top w:w="100" w:type="dxa"/>
+              <w:left w:w="150" w:type="dxa"/>
+              <w:bottom w:w="100" w:type="dxa"/>
+              <w:right w:w="150" w:type="dxa"/>
+            </w:tcMar>
+            <w:vAlign w:val="center"/>
+            <w:hideMark/>
+          </w:tcPr>
+          <w:p>
+            <w:pPr>
+              <w:pStyle w:val="LegendaInferior"/>
+            </w:pPr>
+            <w:r>
+              <w:t>Gerenciamento técnico aprofundado do cultivo de hortaliças, calendário e dimensionamento.</w:t>
+            </w:r>
+          </w:p>
+        </w:tc>
+        <w:tc>
+          <w:tcPr>
+            <w:tcW w:w="3744" w:type="dxa"/>
+            <w:shd w:val="clear" w:color="auto" w:fill="FFFFFF"/>
+            <w:tcMar>
+              <w:top w:w="100" w:type="dxa"/>
+              <w:left w:w="150" w:type="dxa"/>
+              <w:bottom w:w="100" w:type="dxa"/>
+              <w:right w:w="150" w:type="dxa"/>
+            </w:tcMar>
+            <w:vAlign w:val="center"/>
+            <w:hideMark/>
+          </w:tcPr>
+          <w:p>
+            <w:pPr>
+              <w:pStyle w:val="LegendaInferior"/>
+            </w:pPr>
+            <w:r>
+              <w:t>Público de horticultores e extensionistas; sem gamificação, sem perfis institucionais e sem função pedagógica.</w:t>
+            </w:r>
+          </w:p>
+        </w:tc>
+      </w:tr>
+    </w:tbl>
+    <w:p>
+      <w:pPr>
+        <w:pStyle w:val="Ttulo3"/>
+      </w:pPr>
+      <w:r>
+        <w:t>Comparação das funcionalidades e propostas</w:t>
+      </w:r>
+    </w:p>
+    <w:p>
+      <w:r>
+        <w:t>A comparação entre as soluções mapeadas e a proposta do Viridis permite organizar as funcionalidades investigadas em quatro grupos: (1) gamificação sem cultivo (Classcraft, Kahoot, Habitica, Edukatu); (2) gestão ou orientação de cultivo sem gamificação (Cultivar! Brasil, Plantit, Horta Fácil, Green School); (3) programas institucionais presenciais de hortas escolares; e (4) soluções de aprendizagem gamificada individual (AsparGo). Nenhuma solução reúne simultaneamente todos os elementos centrais propostos pelo Viridis.</w:t>
+      </w:r>
+    </w:p>
+    <w:p>
+      <w:pPr>
+        <w:pStyle w:val="Ttulo3"/>
+      </w:pPr>
+      <w:r>
+        <w:t>Lacunas identificadas</w:t>
+      </w:r>
+    </w:p>
+    <w:p>
+      <w:r>
+        <w:t>Existe uma lacuna na literatura e no mercado na combinação entre gamificação, trilha de aprendizagem sobre cultivo, gestão de atividades de horta e educação ambiental e alimentar em uma única plataforma voltada ao contexto escolar e institucional brasileiro. As soluções mapeadas cobrem partes isoladas, mas nenhuma integra simultaneamente: (i) pontuação obtida por atividades reais na horta; (ii) missões estruturadas de plantio e manutenção; (iii) trilha de aprendizagem com conteúdos progressivos e quizzes; (iv) ranking entre participantes ou turmas; (v) recompensas vinculadas à participação; (vi) gestão de responsabilidades entre aluno, professor e gestor; e (vii) incentivo simultâneo à sustentabilidade, alimentação saudável e aprendizagem prática.</w:t>
+      </w:r>
+    </w:p>
+    <w:p>
+      <w:pPr>
+        <w:pStyle w:val="Ttulo3"/>
+      </w:pPr>
+      <w:r>
+        <w:t>Diferenciais e posicionamento do Viridis</w:t>
+      </w:r>
+    </w:p>
+    <w:p>
+      <w:r>
+        <w:t xml:space="preserve">O posicionamento do Viridis decorre da combinação específica de funcionalidades que, isoladamente, já são exploradas por diferentes iniciativas. Enquanto o Green School demonstra a viabilidade de um aplicativo brasileiro de gestão de horta escolar real, e plataformas como Classcraft, Kahoot e AsparGo demonstram a eficácia de missões, XP, quizzes e trilhas gamificadas, o Viridis propõe articular esses campos por meio de uma aplicação web integrada. Essa articulação </w:t>
+      </w:r>
+      <w:r>
+        <w:lastRenderedPageBreak/>
+        <w:t>constitui o principal diferencial do projeto e responde à questão que orientou esta investigação, refletindo o conjunto de fontes consultadas até 29 de julho de 2026.</w:t>
+      </w:r>
     </w:p>
     <w:p>
       <w:pPr>
@@ -9924,14 +16021,14 @@
           <w:szCs w:val="18"/>
         </w:rPr>
       </w:pPr>
-      <w:bookmarkStart w:id="56" w:name="_Toc236682781"/>
+      <w:bookmarkStart w:id="60" w:name="_Toc236690983"/>
       <w:r>
         <w:t xml:space="preserve">Planejamento </w:t>
       </w:r>
       <w:r>
         <w:t>Financeiro</w:t>
       </w:r>
-      <w:bookmarkEnd w:id="56"/>
+      <w:bookmarkEnd w:id="60"/>
     </w:p>
     <w:p>
       <w:pPr>
@@ -9971,18 +16068,93 @@
           <w:numId w:val="0"/>
         </w:numPr>
       </w:pPr>
-      <w:bookmarkStart w:id="57" w:name="_Toc236682782"/>
+      <w:bookmarkStart w:id="61" w:name="_Toc236690984"/>
       <w:r>
         <w:lastRenderedPageBreak/>
         <w:t>REFERÊNCIAS</w:t>
       </w:r>
-      <w:bookmarkEnd w:id="57"/>
+      <w:bookmarkEnd w:id="61"/>
     </w:p>
     <w:p>
       <w:pPr>
         <w:pStyle w:val="Referencias"/>
       </w:pPr>
       <w:r>
+        <w:br/>
+      </w:r>
+      <w:r>
+        <w:t>MORGADO, Fernanda. A horta escolar na educação ambiental e alimentar: experiência do Projeto Horta Viva nas escolas municipais de Florianópolis. 2006. 45 f. Relatório de Conclusão de Graduação (Graduação em Agronomia) – Universidade Federal de Santa Catarina, Florianópolis, 2006. Disponível em: https://repositorio.ufsc.br/bitstream/handle/123456789/118768/230911.pdf. Acesso em: 5 maio 2026.</w:t>
+      </w:r>
+    </w:p>
+    <w:p>
+      <w:pPr>
+        <w:pStyle w:val="Referencias"/>
+      </w:pPr>
+      <w:r>
+        <w:t>MORGADO, Fernanda. A horta escolar na educação ambiental e alimentar: experiência do Projeto Horta Viva nas escolas municipais de Florianópolis. 2006.</w:t>
+      </w:r>
+    </w:p>
+    <w:p>
+      <w:pPr>
+        <w:pStyle w:val="Referencias"/>
+      </w:pPr>
+      <w:r>
+        <w:t>GADOTTI, M. Educar para a sustentabilidade: uma contribuição à década da educação para o desenvolvimento sustentável. São Paulo: Editora e Livraria Instituto Paulo Freire, p. 61-86, 2008.</w:t>
+      </w:r>
+    </w:p>
+    <w:p>
+      <w:pPr>
+        <w:pStyle w:val="Referencias"/>
+      </w:pPr>
+      <w:r>
+        <w:t>CONRADO, Thiago V.; MALUF, Wilson Roberto; SILVA, Ernani C. da; GOMES, Luiz Antônio Augusto. Horta Fácil: software para o planejamento, dimensionamento e gerenciamento de hortas em geral. Horticultura Brasileira, v. 29, n. 3, p. 435-441, 2011. Disponível em: https://www.scielo.br/j/hb/a/sFyrfcdfSkgD6kWQgjZpKWM/?lang=pt. Acesso em: 29 jul. 2026.</w:t>
+      </w:r>
+    </w:p>
+    <w:p>
+      <w:pPr>
+        <w:pStyle w:val="Referencias"/>
+      </w:pPr>
+      <w:r>
+        <w:t>KANDLER, Rodrigo. EDUCAÇÃO AMBIENTAL: HORTA ESCOLAR, UMA EXPERIÊNCIA EM EDUCAÇÃO. Ágora: revista de divulgação científica, v. 16, n. 2esp., p. 642–645, 2012. Disponível em: https://www.periodicos.unc.br/index.php/agora/article/view/153. Acesso em: 10 jun. 2026.</w:t>
+      </w:r>
+    </w:p>
+    <w:p>
+      <w:pPr>
+        <w:pStyle w:val="Referencias"/>
+      </w:pPr>
+      <w:r>
+        <w:t>KANDLER, Rodrigo. Educação ambiental: horta escolar, uma experiência em educação. Ágora: revista de divulgação científica, v. 16, n. 2esp., p. 642–645, 2012. Disponível em: https://www.periodicos.unc.br/index.php/agora/article/view/153. Acesso em: 10 jun. 2026.</w:t>
+      </w:r>
+    </w:p>
+    <w:p>
+      <w:pPr>
+        <w:pStyle w:val="Referencias"/>
+      </w:pPr>
+      <w:r>
+        <w:t>VIANNA, Maurício; VIANNA, Ysmar; ADLER, Isabel K.; LUCENA, Brenda; RUSSO, Beatriz. Design Thinking: inovação em negócios. Rio de Janeiro: MJV Press, 2012.</w:t>
+      </w:r>
+    </w:p>
+    <w:p>
+      <w:pPr>
+        <w:pStyle w:val="Referencias"/>
+      </w:pPr>
+      <w:r>
+        <w:t>FADEL, Luciane Maria; ULBRICHT, Vania Ribas; BATISTA, Cláudia Regina; VANZIN, Tarcísio. Gamificação na Educação. São Paulo: Pimenta Cultural, 2014.</w:t>
+      </w:r>
+    </w:p>
+    <w:p>
+      <w:pPr>
+        <w:pStyle w:val="Referencias"/>
+      </w:pPr>
+      <w:r>
+        <w:t>LOPES, João Carlos Raguzzoni. Conhecimentos populares dos alunos como referência para o ensino de Botânica no Ensino Médio. 2018. Dissertação (Mestrado) – Universidade Federal Rural do Rio de Janeiro (UFRRJ), Seropédica, 2018. Disponível em: https://rima.ufrrj.br/jspui/handle/20.500.14407/14961. Acesso em: 7 maio 2026.</w:t>
+      </w:r>
+    </w:p>
+    <w:p>
+      <w:pPr>
+        <w:pStyle w:val="Referencias"/>
+      </w:pPr>
+      <w:r>
         <w:t>BARCELOS, Carlos. Diagrama de casos de uso. Documentação UML, Medium, 2019. Disponível em: https://medium.com/documentaçao-uml/diagrama-de-casos-de-uso-b13221668fed. Acesso em: 18 jun. 2026.</w:t>
       </w:r>
     </w:p>
@@ -9991,6 +16163,55 @@
         <w:pStyle w:val="Referencias"/>
       </w:pPr>
       <w:r>
+        <w:lastRenderedPageBreak/>
+        <w:t>IPEA – INSTITUTO DE PESQUISA ECONÔMICA APLICADA. ODS 4 – Educação de Qualidade. Brasília, DF: Ipea, [2019?]. Disponível em: https://www.ipea.gov.br/ods/ods4.html. Acesso em: 7 maio 2026.</w:t>
+      </w:r>
+    </w:p>
+    <w:p>
+      <w:pPr>
+        <w:pStyle w:val="Referencias"/>
+      </w:pPr>
+      <w:r>
+        <w:t>MOREIRA, G. L. da R.; KNOLL, G. F. Elementos de gamificação no aplicativo Duolingo. Disciplinarum Scientia | Ciências Humanas, Santa Maria (RS, Brasil), v. 19, n. 2, p. 205–214, 2019. Disponível em: https://periodicos.ufn.edu.br/index.php/disciplinarumCH/article/view/2923. Acesso em: 14 jun. 2026.</w:t>
+      </w:r>
+    </w:p>
+    <w:p>
+      <w:pPr>
+        <w:pStyle w:val="Referencias"/>
+      </w:pPr>
+      <w:r>
+        <w:t>MOREIRA, G. L. da R.; KNOLL, G. F. Elementos de gamificação no aplicativo Duolingo. Disciplinarum Scientia | Ciências Humanas, Santa Maria (RS, Brasil), v. 19, n. 2, p. 205–214, 2019. Disponível em: https://periodicos.ufn.edu.br/index.php/disciplinarumCH/article/view/2923. Acesso em: 14 jun. 2026.</w:t>
+      </w:r>
+    </w:p>
+    <w:p>
+      <w:pPr>
+        <w:pStyle w:val="Referencias"/>
+      </w:pPr>
+      <w:r>
+        <w:t>INSTITUTO AKATU. Instituto Akatu lança aplicativo que incentiva alimentação saudável para jovens. [S.l.], [2021?]. Disponível em: https://akatu.org.br/instituto-akatu-lanca-aplicativo-que-incentiva-alimentacao-saudavel-para-jovens/. Acesso em: 29 jul. 2026.</w:t>
+      </w:r>
+    </w:p>
+    <w:p>
+      <w:pPr>
+        <w:pStyle w:val="Referencias"/>
+      </w:pPr>
+      <w:r>
+        <w:t>SILVA, Ediner Costa da. A importância da catalogação, utilização e do cultivo de hortaliças e plantas medicinais para ensino e aprendizagem dos alunos em uma comunidade escolar. 2021. Trabalho de Conclusão de Curso (Especialização em Ensino de Ciências) – Universidade da Integração Internacional da Lusofonia Afro-Brasileira (UNILAB), Redenção, 2021. Disponível em: https://repositorio.unilab.edu.br/jspui/handle/123456789/6383. Acesso em: 7 maio 2026.</w:t>
+      </w:r>
+    </w:p>
+    <w:p>
+      <w:pPr>
+        <w:pStyle w:val="Referencias"/>
+      </w:pPr>
+      <w:r>
+        <w:t>SILVA, Ediner Costa da. A importância da catalogação, utilização e do cultivo de hortaliças e plantas medicinais para ensino e aprendizagem dos alunos em uma comunidade escolar. 2021. Trabalho de Conclusão de Curso (Especialização em Ensino de Ciências) – Universidade da Integração Internacional da Lusofonia Afro-Brasileira (UNILAB), Redenção, 2021. Disponível em: https://repositorio.unilab.edu.br/jspui/handle/123456789/6383. Acesso em: 7 maio 2026.</w:t>
+      </w:r>
+    </w:p>
+    <w:p>
+      <w:pPr>
+        <w:pStyle w:val="Referencias"/>
+      </w:pPr>
+      <w:r>
         <w:t>ERWIN, Inc. Modelagem conceitual de dados. Disponível em: https://www.erwin.com/br-pt/solutions/data-modeling/conceptual.aspx. Acesso em: 17 jun. 2025.</w:t>
       </w:r>
     </w:p>
@@ -9999,13 +16220,7 @@
         <w:pStyle w:val="Referencias"/>
       </w:pPr>
       <w:r>
-        <w:t>FERREIRA, Arthur; PEREIRA, Vanessa; FIORE, Fabiana. Princípios e Barreiras de Educação para Sustentabilidade Identificados nas Atividades do Projeto Escola Sustentável. Ambiente &amp; Sociedade, São Paulo, v. 27, p. 1-23, 2024. Disponível em: https://doi.org/10.1590/1809-4422asoc00052vu27L3AO. Acesso em: 5 mai</w:t>
-      </w:r>
-      <w:r>
-        <w:t>o</w:t>
-      </w:r>
-      <w:r>
-        <w:t xml:space="preserve"> 2026.</w:t>
+        <w:t>MATOS, Janara de Camargo; GASPAR, Fabiana. Green School: aplicativo para gerenciamento de horta escolar sustentável. Ensino &amp; Pesquisa, União da Vitória, v. 23, n. 1, p. 483-495, 2025. DOI: https://doi.org/10.33871/23594381.2025.23.1.9331. Acesso em: 29 jul. 2026.</w:t>
       </w:r>
     </w:p>
     <w:p>
@@ -10013,7 +16228,7 @@
         <w:pStyle w:val="Referencias"/>
       </w:pPr>
       <w:r>
-        <w:t>GADOTTI, M. Educar para a sustentabilidade: uma contribuição à década da educação para o desenvolvimento sustentável. São Paulo: Editora e Livraria Instituto Paulo Freire, p. 61-86, 2008.</w:t>
+        <w:t>NUNES, Ana Teixeira. A horta escolar como estratégia de ensino de Educação Ambiental em escolas públicas da Educação Básica de Catalão/GO. 2025. Trabalho de Conclusão de Curso – Instituto Federal Goiano, Catalão, 2025. Disponível em: https://repositorio.ifgoiano.edu.br/items/1d444033-a591-4abe-8f6b-1c9eb83ebe9e. Acesso em: 7 maio 2026.</w:t>
       </w:r>
     </w:p>
     <w:p>
@@ -10021,6 +16236,133 @@
         <w:pStyle w:val="Referencias"/>
       </w:pPr>
       <w:r>
+        <w:lastRenderedPageBreak/>
+        <w:t>OLIVEIRA, Paulo et al. SUSTENTABILIDADE NA EDUCAÇÃO: IMPACTOS E DESAFIOS. Revista Foco, v. 18, n. 4, p. 1-11, 2025. Disponível em: https://ojs.focopublicacoes.com.br/foco/article/view/8286/5856.  Acesso em: 5 maio 2026.</w:t>
+      </w:r>
+    </w:p>
+    <w:p>
+      <w:pPr>
+        <w:pStyle w:val="Referencias"/>
+      </w:pPr>
+      <w:r>
+        <w:t>VENDRAMINI, William James. Horta escolar como atividade pedagógica para o desenvolvimento do protagonismo estudantil. Geografia: Ambiente, Educação e Sociedades, v. 4, n. 8, p. 91-104, 2025. Disponível em: https://periodicos.unemat.br/index.php/geoambes/article/view/14670. Acesso em: 7 maio 2026.</w:t>
+      </w:r>
+    </w:p>
+    <w:p>
+      <w:pPr>
+        <w:pStyle w:val="Referencias"/>
+      </w:pPr>
+      <w:r>
+        <w:t>VENDRAMINI, William James. Horta escolar como atividade pedagógica para o desenvolvimento do protagonismo estudantil. Geografia: Ambiente, Educação e Sociedades, v. 4, n. 8, p. 91-104, 2025. Disponível em: https://periodicos.unemat.br/index.php/geoambes/article/view/14670. Acesso em: 7 maio 2026.</w:t>
+      </w:r>
+    </w:p>
+    <w:p>
+      <w:pPr>
+        <w:pStyle w:val="Referencias"/>
+      </w:pPr>
+      <w:r>
+        <w:t xml:space="preserve">ALMEIDA, A. B. B. et al. Gamificação com o uso do </w:t>
+      </w:r>
+      <w:proofErr w:type="gramStart"/>
+      <w:r>
+        <w:t>Kahoot!:</w:t>
+      </w:r>
+      <w:proofErr w:type="gramEnd"/>
+      <w:r>
+        <w:t xml:space="preserve"> utilização de quizzes em sala de aula no Ensino Fundamental I. Revista Foco, v. 16, n. 11, e3782, 2023. Disponível em: https://doi.org/10.54751/revistafoco.v16n11-235. Acesso em: 29 jul. 2026.</w:t>
+      </w:r>
+    </w:p>
+    <w:p>
+      <w:pPr>
+        <w:pStyle w:val="Referencias"/>
+      </w:pPr>
+      <w:r>
+        <w:rPr>
+          <w:lang w:val="en-US"/>
+        </w:rPr>
+        <w:t xml:space="preserve">ASPARGO. AsparGo: Learn How to Garden. </w:t>
+      </w:r>
+      <w:r>
+        <w:t>[S.l.]: AsparGo Pty Ltd, [2023?]. Disponível em: https://www.aspargo.com.au. Acesso em: 29 jul. 2026.</w:t>
+      </w:r>
+    </w:p>
+    <w:p>
+      <w:pPr>
+        <w:pStyle w:val="Referencias"/>
+        <w:rPr>
+          <w:lang w:val="en-US"/>
+        </w:rPr>
+      </w:pPr>
+      <w:r>
+        <w:rPr>
+          <w:lang w:val="en-US"/>
+        </w:rPr>
+        <w:t>SHORTT, Mitchell et al. Gamification in mobile-assisted language learning: a systematic review of Duolingo literature from public release of 2012 to early 2020. Computer Assisted Language Learning, v. 36, n. 3, p. 517-554, 2023. DOI: 10.1080/09588221.2021.1933540. Disponível em: https://www.researchgate.net/publication/351746804_Gamification_in_mobile-assisted_language_learning_A_systematic_review_of_Duolingo_literature_from_public_release_of_2012_to_early_2020#pf1f. Acesso em: 11 de jun. de 2026.</w:t>
+      </w:r>
+    </w:p>
+    <w:p>
+      <w:pPr>
+        <w:pStyle w:val="Referencias"/>
+      </w:pPr>
+      <w:r>
+        <w:rPr>
+          <w:lang w:val="en-US"/>
+        </w:rPr>
+        <w:t xml:space="preserve">SHORTT, M. et al. Gamification in mobile-assisted language learning: a systematic review of Duolingo literature. </w:t>
+      </w:r>
+      <w:r>
+        <w:t>Computer Assisted Language Learning, v. 36, n. 3, p. 517–554, 2023.</w:t>
+      </w:r>
+    </w:p>
+    <w:p>
+      <w:pPr>
+        <w:pStyle w:val="Referencias"/>
+      </w:pPr>
+      <w:r>
+        <w:t>FERREIRA, Arthur; PEREIRA, Vanessa; FIORE, Fabiana. Princípios e Barreiras de Educação para Sustentabilidade Identificados nas Atividades do Projeto Escola Sustentável. Ambiente &amp; Sociedade, São Paulo, v. 27, p. 1-23, 2024. Disponível em: https://doi.org/10.1590/1809-4422asoc00052vu27L3AO. Acesso em: 5 maio 2026.</w:t>
+      </w:r>
+    </w:p>
+    <w:p>
+      <w:pPr>
+        <w:pStyle w:val="Referencias"/>
+      </w:pPr>
+      <w:r>
+        <w:t>BRASIL. Fundo Nacional de Desenvolvimento da Educação. Hortas Escolares. Brasília: FNDE; WFP; FAO; ABC, [s.d.]. Disponível em: https://www.gov.br/fnde/pt-br/acesso-a-informacao/acoes-e-programas/programas/pnae/manuais-e-cartilhas/hortas-escolares-fnde-wfp-fao-abc.pdf/view. Acesso em: 29 jul. 2026.</w:t>
+      </w:r>
+    </w:p>
+    <w:p>
+      <w:pPr>
+        <w:pStyle w:val="Referencias"/>
+      </w:pPr>
+      <w:r>
+        <w:t xml:space="preserve">BRASIL. Ministério da Educação; Fundo Nacional de Desenvolvimento da Educação. Projeto Educando com a Horta Escolar e a Alimentação Escolar Saudável. Brasília: FNDE/MEC; UnB/CET, [s.d.]. Disponível em: </w:t>
+      </w:r>
+      <w:r>
+        <w:lastRenderedPageBreak/>
+        <w:t>https://portaldoprofessor.mec.gov.br/storage/materiais/0000016885.pdf. Acesso em: 29 jul. 2026.</w:t>
+      </w:r>
+    </w:p>
+    <w:p>
+      <w:pPr>
+        <w:pStyle w:val="Referencias"/>
+      </w:pPr>
+      <w:r>
+        <w:t>CLASSCRAFT STUDIOS. Classcraft. Disponível em: https://www.classcraft.com/pt. Acesso em: 29 jul. 2026.</w:t>
+      </w:r>
+    </w:p>
+    <w:p>
+      <w:pPr>
+        <w:pStyle w:val="Referencias"/>
+      </w:pPr>
+      <w:r>
+        <w:t>INSTITUTO AKATU. Edukatu: rede de aprendizagem para o consumo consciente e a sustentabilidade. Disponível em: https://edukatu.org.br. Acesso em: 29 jul. 2026.</w:t>
+      </w:r>
+    </w:p>
+    <w:p>
+      <w:pPr>
+        <w:pStyle w:val="Referencias"/>
+      </w:pPr>
+      <w:r>
         <w:t>INVENTTA. Brainstorming: o que é e como fazer? Disponível em: https://inventta.net/brainstorming-o-que-e-e-como-fazer/. Acesso em: 18 jun. 2026.</w:t>
       </w:r>
     </w:p>
@@ -10037,7 +16379,7 @@
         <w:pStyle w:val="Referencias"/>
       </w:pPr>
       <w:r>
-        <w:t>IPEA – INSTITUTO DE PESQUISA ECONÔMICA APLICADA. ODS 4 – Educação de Qualidade. Brasília, DF: Ipea, [2019?]. Disponível em: https://www.ipea.gov.br/ods/ods4.html. Acesso em: 7 maio 2026.</w:t>
+        <w:t>LARAVEL. Laravel Cloud. Disponível em: https://laravel.com/cloud. Acesso em: 18 jul. 2026.</w:t>
       </w:r>
     </w:p>
     <w:p>
@@ -10045,7 +16387,7 @@
         <w:pStyle w:val="Referencias"/>
       </w:pPr>
       <w:r>
-        <w:t>KANDLER, Rodrigo. EDUCAÇÃO AMBIENTAL: HORTA ESCOLAR, UMA EXPERIÊNCIA EM EDUCAÇÃO. Ágora: revista de divulgação científica, v. 16, n. 2esp., p. 642–645, 2012. Disponível em: https://www.periodicos.unc.br/index.php/agora/article/view/153. Acesso em: 10 jun. 2026.</w:t>
+        <w:t>LUCIDCHART. Diagrama de caso de uso UML: o que é, como fazer e exemplos. Disponível em: https://www.lucidchart.com/pages/pt/diagrama-de-caso-de-uso-uml. Acesso em: 18 jun. 2026.</w:t>
       </w:r>
     </w:p>
     <w:p>
@@ -10053,7 +16395,7 @@
         <w:pStyle w:val="Referencias"/>
       </w:pPr>
       <w:r>
-        <w:t>LARAVEL. Laravel Cloud. Disponível em: https://laravel.com/cloud. Acesso em: 18 jul. 2026.</w:t>
+        <w:t>MJV INNOVATION. Design Thinking: o que são Cadernos de Sensibilização. Disponível em: https://www.mjvinnovation.com/pt-br/blog/design-thinking-que-sao-cadernos-sensibilizacao/. Acesso em: 18 jun. 2026.</w:t>
       </w:r>
     </w:p>
     <w:p>
@@ -10061,15 +16403,24 @@
         <w:pStyle w:val="Referencias"/>
       </w:pPr>
       <w:r>
-        <w:t>LOPES, João Carlos Raguzzoni. Conhecimentos populares dos alunos como referência para o ensino de Botânica no Ensino Médio. 2018. Dissertação (Mestrado) – Universidade Federal Rural do Rio de Janeiro (UFRRJ), Seropédica, 2018. Disponível em: https://rima.ufrrj.br/jspui/handle/20.500.14407/14961. Acesso em: 7 maio 2026.</w:t>
+        <w:t>MJV INNOVATION. Ideação: o que é, etapas e ferramentas. Disponível em: https://www.mjvinnovation.com/pt-br/blog/ideacao-no-design-thinking/. Acesso em: 18 jun. 2026.</w:t>
       </w:r>
     </w:p>
     <w:p>
       <w:pPr>
         <w:pStyle w:val="Referencias"/>
-      </w:pPr>
-      <w:r>
-        <w:t>LUCIDCHART. Diagrama de caso de uso UML: o que é, como fazer e exemplos. Disponível em: https://www.lucidchart.com/pages/pt/diagrama-de-caso-de-uso-uml. Acesso em: 18 jun. 2026.</w:t>
+        <w:rPr>
+          <w:lang w:val="en-US"/>
+        </w:rPr>
+      </w:pPr>
+      <w:r>
+        <w:t xml:space="preserve">MJV INNOVATION. Personas: entenda o conceito e conheça o seu cliente ideal. Disponível em: https://www.mjvinnovation.com/pt-br/blog/personas-uma-ferramenta-poderosa-no-design-thinking-2/. </w:t>
+      </w:r>
+      <w:r>
+        <w:rPr>
+          <w:lang w:val="en-US"/>
+        </w:rPr>
+        <w:t>Acesso em: 18 jun. 2026.</w:t>
       </w:r>
     </w:p>
     <w:p>
@@ -10077,7 +16428,7 @@
         <w:pStyle w:val="Referencias"/>
       </w:pPr>
       <w:r>
-        <w:t>MJV INNOVATION. Design Thinking: o que são Cadernos de Sensibilização. Disponível em: https://www.mjvinnovation.com/pt-br/blog/design-thinking-que-sao-cadernos-sensibilizacao/. Acesso em: 18 jun. 2026.</w:t>
+        <w:t>MJV TEAM. Personas: entenda o conceito e conheça o seu cliente. Disponível em: https://www.mjvinnovation.com/pt-br/blog/personas-uma-ferramenta-poderosa-no-design-thinking-2/. Acesso em: 18 jun. 2026.</w:t>
       </w:r>
     </w:p>
     <w:p>
@@ -10085,16 +16436,75 @@
         <w:pStyle w:val="Referencias"/>
       </w:pPr>
       <w:r>
+        <w:t>MYSQL. MySQL. Disponível em: https://www.mysql.com. Acesso em: 20 jul. 2026.</w:t>
+      </w:r>
+    </w:p>
+    <w:p>
+      <w:pPr>
+        <w:pStyle w:val="Referencias"/>
+      </w:pPr>
+      <w:r>
+        <w:t>PHP. PHP: Hypertext Preprocessor. Disponível em: https://www.php.net. Acesso em: 18 jul. 2026.</w:t>
+      </w:r>
+    </w:p>
+    <w:p>
+      <w:pPr>
+        <w:pStyle w:val="Referencias"/>
+        <w:rPr>
+          <w:lang w:val="en-US"/>
+        </w:rPr>
+      </w:pPr>
+      <w:r>
+        <w:t xml:space="preserve">PREFEITURA DA CIDADE DO RIO DE JANEIRO. Hortas Cariocas. Disponível em: https://carioca.rio/servicos/hortas-cariocas/. </w:t>
+      </w:r>
+      <w:r>
+        <w:rPr>
+          <w:lang w:val="en-US"/>
+        </w:rPr>
+        <w:t>Acesso em: 29 jul. 2026.</w:t>
+      </w:r>
+    </w:p>
+    <w:p>
+      <w:pPr>
+        <w:pStyle w:val="Referencias"/>
+      </w:pPr>
+      <w:r>
+        <w:rPr>
+          <w:lang w:val="en-US"/>
+        </w:rPr>
+        <w:t xml:space="preserve">REACT. React – A library for web and native user interfaces. </w:t>
+      </w:r>
+      <w:r>
+        <w:t>Disponível em: https://react.dev/reference/react. Acesso em: 18 jul. 2026.</w:t>
+      </w:r>
+    </w:p>
+    <w:p>
+      <w:pPr>
+        <w:pStyle w:val="Referencias"/>
+      </w:pPr>
+      <w:r>
+        <w:t xml:space="preserve">SÃO PAULO (Município). Secretaria Municipal de Educação. Hortas Escolares: implantação, manutenção e uso pedagógico. Manual de Normas e Procedimentos, </w:t>
+      </w:r>
+      <w:r>
         <w:lastRenderedPageBreak/>
-        <w:t>MJV INNOVATION. Ideação: o que é, etapas e ferramentas. Disponível em: https://www.mjvinnovation.com/pt-br/blog/ideacao-no-design-thinking/. Acesso em: 18 jun. 2026.</w:t>
+        <w:t>[s.d.]. Disponível em: https://manual.sme.prefeitura.sp.gov.br. Acesso em: 29 jul. 2026.</w:t>
       </w:r>
     </w:p>
     <w:p>
       <w:pPr>
         <w:pStyle w:val="Referencias"/>
-      </w:pPr>
-      <w:r>
-        <w:t>MJV INNOVATION. Personas: entenda o conceito e conheça o seu cliente ideal. Disponível em: https://www.mjvinnovation.com/pt-br/blog/personas-uma-ferramenta-poderosa-no-design-thinking-2/. Acesso em: 18 jun. 2026.</w:t>
+        <w:rPr>
+          <w:lang w:val="en-US"/>
+        </w:rPr>
+      </w:pPr>
+      <w:r>
+        <w:t xml:space="preserve">SEMINÁRIO DE EDUCAÇÃO A DISTÂNCIA (SEADCO). Gamificação: uma Proposta de Aplicação da Plataforma Classcraft nas Aulas de Jogos Educativos do IFPI – Campus Teresina Zona Sul. Anais do Seminário de Educação a Distância. Disponível em: https://sol.sbc.org.br/index.php/seadco/article/view/20399. </w:t>
+      </w:r>
+      <w:r>
+        <w:rPr>
+          <w:lang w:val="en-US"/>
+        </w:rPr>
+        <w:t>Acesso em: 29 jul. 2026.</w:t>
       </w:r>
     </w:p>
     <w:p>
@@ -10102,116 +16512,53 @@
         <w:pStyle w:val="Referencias"/>
       </w:pPr>
       <w:r>
-        <w:t>MJV TEAM. Personas: entenda o conceito e conheça o seu cliente. Disponível em: https://www.mjvinnovation.com/pt-br/blog/personas-uma-ferramenta-poderosa-no-design-thinking-2/. Acesso em: 18 jun. 2026.</w:t>
+        <w:rPr>
+          <w:lang w:val="en-US"/>
+        </w:rPr>
+        <w:t xml:space="preserve">TYPESCRIPT. TypeScript: JavaScript with syntax for types. </w:t>
+      </w:r>
+      <w:r>
+        <w:t>Disponível em: https://www.typescriptlang.org. Acesso em: 18 jul. 2026.</w:t>
       </w:r>
     </w:p>
     <w:p>
       <w:pPr>
         <w:pStyle w:val="Referencias"/>
-      </w:pPr>
-      <w:r>
-        <w:t>MOREIRA, G. L. da R.; KNOLL, G. F. Elementos de gamificação no aplicativo Duolingo. Disciplinarum Scientia | Ciências Humanas, Santa Maria (RS, Brasil), v. 19, n. 2, p. 205–214, 2019. Disponível em: https://periodicos.ufn.edu.br/index.php/disciplinarumCH/article/view/2923. Acesso em: 14 jun. 2026.</w:t>
+        <w:rPr>
+          <w:lang w:val="en-US"/>
+        </w:rPr>
+      </w:pPr>
+      <w:r>
+        <w:t xml:space="preserve">VALENÇA, Adriana Rezende et al. Gamificação na Educação Básica: o uso de elementos dos jogos digitais como estratégia para potencializar a aprendizagem e a participação escolar. Revista Tópicos, Rio de Janeiro, v. 4, n. 34, p. 1-36, 2026. Disponível em: https://doi.org/10.70773/revistatopicos/782197964. </w:t>
+      </w:r>
+      <w:r>
+        <w:rPr>
+          <w:lang w:val="en-US"/>
+        </w:rPr>
+        <w:t>Acesso em: 29 jul. 2026.</w:t>
       </w:r>
     </w:p>
     <w:p>
       <w:pPr>
         <w:pStyle w:val="Referencias"/>
-      </w:pPr>
-      <w:r>
-        <w:t>MORGADO, Fernanda. A horta escolar na educação ambiental e alimentar: experiência do Projeto Horta Viva nas escolas municipais de Florianópolis. 2006. 45 f. Relatório de Conclusão de Graduação (Graduação em Agronomia) – Universidade Federal de Santa Catarina, Florianópolis, 2006. Disponível em: https://repositorio.ufsc.br/bitstream/handle/123456789/118768/230911.pdf. Acesso em: 5 maio 2026.</w:t>
+        <w:rPr>
+          <w:lang w:val="en-US"/>
+        </w:rPr>
+      </w:pPr>
+      <w:r>
+        <w:t xml:space="preserve">ZENDESK. O que é Golden Circle: entenda o conceito de Simon Sinek. Disponível em: https://www.zendesk.com.br/blog/o-que-e-golden-circle/. </w:t>
+      </w:r>
+      <w:r>
+        <w:rPr>
+          <w:lang w:val="en-US"/>
+        </w:rPr>
+        <w:t>Acesso em: 18 jun. 2026.</w:t>
       </w:r>
     </w:p>
     <w:p>
       <w:pPr>
         <w:pStyle w:val="Referencias"/>
       </w:pPr>
-      <w:r>
-        <w:t>MYSQL. MySQL. Disponível em: https://www.mysql.com. Acesso em: 20 jul. 2026.</w:t>
-      </w:r>
-    </w:p>
-    <w:p>
-      <w:pPr>
-        <w:pStyle w:val="Referencias"/>
-      </w:pPr>
-      <w:r>
-        <w:t>NUNES, Ana Teixeira. A horta escolar como estratégia de ensino de Educação Ambiental em escolas públicas da Educação Básica de Catalão/GO. 2025. Trabalho de Conclusão de Curso – Instituto Federal Goiano, Catalão, 2025. Disponível em: https://repositorio.ifgoiano.edu.br/items/1d444033-a591-4abe-8f6b-1c9eb83ebe9e. Acesso em: 7 maio 2026.</w:t>
-      </w:r>
-    </w:p>
-    <w:p>
-      <w:pPr>
-        <w:pStyle w:val="Referencias"/>
-      </w:pPr>
-      <w:r>
-        <w:t>OLIVEIRA, Paulo et al. SUSTENTABILIDADE NA EDUCAÇÃO: IMPACTOS E DESAFIOS. Revista Foco, v. 18, n. 4, p. 1-11, 2025. Disponível em: https://ojs.focopublicacoes.com.br/foco/article/view/8286/5856.  Acesso em: 5 maio 2026.</w:t>
-      </w:r>
-    </w:p>
-    <w:p>
-      <w:pPr>
-        <w:pStyle w:val="Referencias"/>
-      </w:pPr>
-      <w:r>
-        <w:t>PHP. PHP: Hypertext Preprocessor. Disponível em: https://www.php.net. Acesso em: 18 jul. 2026.</w:t>
-      </w:r>
-    </w:p>
-    <w:p>
-      <w:pPr>
-        <w:pStyle w:val="Referencias"/>
-      </w:pPr>
-      <w:r>
-        <w:t>REACT. React – A library for web and native user interfaces. Disponível em: https://react.dev/reference/react. Acesso em: 18 jul. 2026.</w:t>
-      </w:r>
-    </w:p>
-    <w:p>
-      <w:pPr>
-        <w:pStyle w:val="Referencias"/>
-      </w:pPr>
-      <w:r>
-        <w:t>SHORTT, Mitchell et al. Gamification in mobile-assisted language learning: a systematic review of Duolingo literature from public release of 2012 to early 2020. Computer Assisted Language Learning, v. 36, n. 3, p. 517-554, 2023. DOI: 10.1080/09588221.2021.1933540. Disponível em: https://www.researchgate.net/publication/351746804_Gamification_in_mobile-assisted_language_learning_A_systematic_review_of_Duolingo_literature_from_public_release_of_2012_to_early_2020#pf1f. Acesso em: 11 de jun. de 2026.</w:t>
-      </w:r>
-    </w:p>
-    <w:p>
-      <w:pPr>
-        <w:pStyle w:val="Referencias"/>
-      </w:pPr>
-      <w:r>
-        <w:lastRenderedPageBreak/>
-        <w:t>SILVA, Ediner Costa da. A importância da catalogação, utilização e do cultivo de hortaliças e plantas medicinais para ensino e aprendizagem dos alunos em uma comunidade escolar. 2021. Trabalho de Conclusão de Curso (Especialização em Ensino de Ciências) – Universidade da Integração Internacional da Lusofonia Afro-Brasileira (UNILAB), Redenção, 2021. Disponível em: https://repositorio.unilab.edu.br/jspui/handle/123456789/6383. Acesso em: 7 maio 2026</w:t>
-      </w:r>
-      <w:r>
-        <w:t>.</w:t>
-      </w:r>
-    </w:p>
-    <w:p>
-      <w:pPr>
-        <w:pStyle w:val="Referencias"/>
-      </w:pPr>
-      <w:r>
-        <w:t>TYPESCRIPT. TypeScript: JavaScript with syntax for types. Disponível em: https://www.typescriptlang.org. Acesso em: 18 jul. 2026.</w:t>
-      </w:r>
-    </w:p>
-    <w:p>
-      <w:pPr>
-        <w:pStyle w:val="Referencias"/>
-      </w:pPr>
-      <w:r>
-        <w:t>VENDRAMINI, William James. Horta escolar como atividade pedagógica para o desenvolvimento do protagonismo estudantil. Geografia: Ambiente, Educação e Sociedades, v. 4, n. 8, p. 91-104, 2025. Disponível em: https://periodicos.unemat.br/index.php/geoambes/article/view/14670. Acesso em: 7 maio 2026.</w:t>
-      </w:r>
-    </w:p>
-    <w:p>
-      <w:pPr>
-        <w:pStyle w:val="Referencias"/>
-      </w:pPr>
-      <w:r>
-        <w:t>VIANNA, Maurício; VIANNA, Ysmar; ADLER, Isabel K.; LUCENA, Brenda; RUSSO, Beatriz. Design Thinking: inovação em negócios. Rio de Janeiro: MJV Press, 2012.</w:t>
-      </w:r>
-    </w:p>
-    <w:p>
-      <w:pPr>
-        <w:pStyle w:val="Referencias"/>
-      </w:pPr>
-      <w:r>
-        <w:t>ZENDESK. O que é Golden Circle: entenda o conceito de Simon Sinek. Disponível em: https://www.zendesk.com.br/blog/o-que-e-golden-circle/. Acesso em: 18 jun. 2026.</w:t>
-      </w:r>
     </w:p>
     <w:sectPr>
       <w:headerReference w:type="default" r:id="rId21"/>
@@ -12024,7 +18371,6 @@
   <w:style w:type="character" w:default="1" w:styleId="Fontepargpadro">
     <w:name w:val="Default Paragraph Font"/>
     <w:uiPriority w:val="1"/>
-    <w:semiHidden/>
     <w:unhideWhenUsed/>
   </w:style>
   <w:style w:type="table" w:default="1" w:styleId="Tabelanormal">

--- a/ABNT-TCC.docx
+++ b/ABNT-TCC.docx
@@ -43,8 +43,13 @@
         <w:pStyle w:val="SemEspaamento"/>
       </w:pPr>
       <w:r>
-        <w:t>Estevão Oliveira Locks</w:t>
-      </w:r>
+        <w:t xml:space="preserve">Estevão Oliveira </w:t>
+      </w:r>
+      <w:proofErr w:type="spellStart"/>
+      <w:r>
+        <w:t>Locks</w:t>
+      </w:r>
+      <w:proofErr w:type="spellEnd"/>
     </w:p>
     <w:p>
       <w:pPr>
@@ -75,9 +80,11 @@
         <w:pStyle w:val="SemEspaamento"/>
         <w:spacing w:before="2520"/>
       </w:pPr>
+      <w:proofErr w:type="spellStart"/>
       <w:r>
         <w:t>Viridis</w:t>
       </w:r>
+      <w:proofErr w:type="spellEnd"/>
       <w:r>
         <w:t xml:space="preserve">: </w:t>
       </w:r>
@@ -136,8 +143,13 @@
         <w:pStyle w:val="SemEspaamento"/>
       </w:pPr>
       <w:r>
-        <w:t>Estevão Oliveira Locks</w:t>
-      </w:r>
+        <w:t xml:space="preserve">Estevão Oliveira </w:t>
+      </w:r>
+      <w:proofErr w:type="spellStart"/>
+      <w:r>
+        <w:t>Locks</w:t>
+      </w:r>
+      <w:proofErr w:type="spellEnd"/>
     </w:p>
     <w:p>
       <w:pPr>
@@ -168,9 +180,11 @@
         <w:pStyle w:val="SemEspaamento"/>
         <w:spacing w:before="4200"/>
       </w:pPr>
+      <w:proofErr w:type="spellStart"/>
       <w:r>
         <w:t>Viridis</w:t>
       </w:r>
+      <w:proofErr w:type="spellEnd"/>
       <w:r>
         <w:t xml:space="preserve">: </w:t>
       </w:r>
@@ -219,7 +233,23 @@
           <w:b w:val="0"/>
           <w:sz w:val="22"/>
         </w:rPr>
-        <w:t xml:space="preserve"> Profª Me. Cíntia Maria de Araújo, como requisito parcial para obtenção do título de técnico em Informática para Internet.</w:t>
+        <w:t xml:space="preserve"> </w:t>
+      </w:r>
+      <w:proofErr w:type="spellStart"/>
+      <w:r>
+        <w:rPr>
+          <w:b w:val="0"/>
+          <w:sz w:val="22"/>
+        </w:rPr>
+        <w:t>Profª</w:t>
+      </w:r>
+      <w:proofErr w:type="spellEnd"/>
+      <w:r>
+        <w:rPr>
+          <w:b w:val="0"/>
+          <w:sz w:val="22"/>
+        </w:rPr>
+        <w:t xml:space="preserve"> Me. Cíntia Maria de Araújo, como requisito parcial para obtenção do título de técnico em Informática para Internet.</w:t>
       </w:r>
     </w:p>
     <w:p>
@@ -527,13 +557,13 @@
       <w:r>
         <w:fldChar w:fldCharType="separate"/>
       </w:r>
-      <w:hyperlink w:anchor="_Toc236690915" w:history="1">
+      <w:hyperlink w:anchor="_Toc236759093" w:history="1">
         <w:r>
           <w:rPr>
             <w:rStyle w:val="Hyperlink"/>
             <w:noProof/>
           </w:rPr>
-          <w:t>Figura 1: Persona do Usuário/Aluno</w:t>
+          <w:t>Figura 1: Caderno de Sensibilidade</w:t>
         </w:r>
         <w:r>
           <w:rPr>
@@ -554,7 +584,7 @@
             <w:noProof/>
             <w:webHidden/>
           </w:rPr>
-          <w:instrText xml:space="preserve"> PAGEREF _Toc236690915 \h </w:instrText>
+          <w:instrText xml:space="preserve"> PAGEREF _Toc236759093 \h </w:instrText>
         </w:r>
         <w:r>
           <w:rPr>
@@ -574,7 +604,7 @@
             <w:noProof/>
             <w:webHidden/>
           </w:rPr>
-          <w:t>27</w:t>
+          <w:t>25</w:t>
         </w:r>
         <w:r>
           <w:rPr>
@@ -600,13 +630,13 @@
           <w14:ligatures w14:val="standardContextual"/>
         </w:rPr>
       </w:pPr>
-      <w:hyperlink w:anchor="_Toc236690916" w:history="1">
+      <w:hyperlink w:anchor="_Toc236759094" w:history="1">
         <w:r>
           <w:rPr>
             <w:rStyle w:val="Hyperlink"/>
             <w:noProof/>
           </w:rPr>
-          <w:t>Figura 2: Persona do Administrador/Professor</w:t>
+          <w:t>Figura 2: Persona do Usuário/Aluno</w:t>
         </w:r>
         <w:r>
           <w:rPr>
@@ -627,7 +657,7 @@
             <w:noProof/>
             <w:webHidden/>
           </w:rPr>
-          <w:instrText xml:space="preserve"> PAGEREF _Toc236690916 \h </w:instrText>
+          <w:instrText xml:space="preserve"> PAGEREF _Toc236759094 \h </w:instrText>
         </w:r>
         <w:r>
           <w:rPr>
@@ -647,7 +677,7 @@
             <w:noProof/>
             <w:webHidden/>
           </w:rPr>
-          <w:t>28</w:t>
+          <w:t>26</w:t>
         </w:r>
         <w:r>
           <w:rPr>
@@ -673,13 +703,13 @@
           <w14:ligatures w14:val="standardContextual"/>
         </w:rPr>
       </w:pPr>
-      <w:hyperlink w:anchor="_Toc236690917" w:history="1">
+      <w:hyperlink w:anchor="_Toc236759095" w:history="1">
         <w:r>
           <w:rPr>
             <w:rStyle w:val="Hyperlink"/>
             <w:noProof/>
           </w:rPr>
-          <w:t>Figura 3: Persona do Administrador/Diretor</w:t>
+          <w:t>Figura 3: Persona do Administrador/Professor</w:t>
         </w:r>
         <w:r>
           <w:rPr>
@@ -700,7 +730,7 @@
             <w:noProof/>
             <w:webHidden/>
           </w:rPr>
-          <w:instrText xml:space="preserve"> PAGEREF _Toc236690917 \h </w:instrText>
+          <w:instrText xml:space="preserve"> PAGEREF _Toc236759095 \h </w:instrText>
         </w:r>
         <w:r>
           <w:rPr>
@@ -720,7 +750,7 @@
             <w:noProof/>
             <w:webHidden/>
           </w:rPr>
-          <w:t>28</w:t>
+          <w:t>27</w:t>
         </w:r>
         <w:r>
           <w:rPr>
@@ -746,13 +776,13 @@
           <w14:ligatures w14:val="standardContextual"/>
         </w:rPr>
       </w:pPr>
-      <w:hyperlink w:anchor="_Toc236690918" w:history="1">
+      <w:hyperlink w:anchor="_Toc236759096" w:history="1">
         <w:r>
           <w:rPr>
             <w:rStyle w:val="Hyperlink"/>
             <w:noProof/>
           </w:rPr>
-          <w:t>Figura 4: Golden Circle</w:t>
+          <w:t>Figura 4: Persona do Administrador/Diretor</w:t>
         </w:r>
         <w:r>
           <w:rPr>
@@ -773,7 +803,7 @@
             <w:noProof/>
             <w:webHidden/>
           </w:rPr>
-          <w:instrText xml:space="preserve"> PAGEREF _Toc236690918 \h </w:instrText>
+          <w:instrText xml:space="preserve"> PAGEREF _Toc236759096 \h </w:instrText>
         </w:r>
         <w:r>
           <w:rPr>
@@ -793,7 +823,7 @@
             <w:noProof/>
             <w:webHidden/>
           </w:rPr>
-          <w:t>30</w:t>
+          <w:t>27</w:t>
         </w:r>
         <w:r>
           <w:rPr>
@@ -819,13 +849,13 @@
           <w14:ligatures w14:val="standardContextual"/>
         </w:rPr>
       </w:pPr>
-      <w:hyperlink w:anchor="_Toc236690919" w:history="1">
+      <w:hyperlink w:anchor="_Toc236759097" w:history="1">
         <w:r>
           <w:rPr>
             <w:rStyle w:val="Hyperlink"/>
             <w:noProof/>
           </w:rPr>
-          <w:t>Figura 5: Cardápio de Ideias</w:t>
+          <w:t>Figura 5: Golden Circle</w:t>
         </w:r>
         <w:r>
           <w:rPr>
@@ -846,7 +876,7 @@
             <w:noProof/>
             <w:webHidden/>
           </w:rPr>
-          <w:instrText xml:space="preserve"> PAGEREF _Toc236690919 \h </w:instrText>
+          <w:instrText xml:space="preserve"> PAGEREF _Toc236759097 \h </w:instrText>
         </w:r>
         <w:r>
           <w:rPr>
@@ -866,7 +896,7 @@
             <w:noProof/>
             <w:webHidden/>
           </w:rPr>
-          <w:t>31</w:t>
+          <w:t>29</w:t>
         </w:r>
         <w:r>
           <w:rPr>
@@ -892,13 +922,13 @@
           <w14:ligatures w14:val="standardContextual"/>
         </w:rPr>
       </w:pPr>
-      <w:hyperlink w:anchor="_Toc236690920" w:history="1">
+      <w:hyperlink w:anchor="_Toc236759098" w:history="1">
         <w:r>
           <w:rPr>
             <w:rStyle w:val="Hyperlink"/>
             <w:noProof/>
           </w:rPr>
-          <w:t>Figura 6: Brain Storming</w:t>
+          <w:t>Figura 6: Cardápio de Ideias</w:t>
         </w:r>
         <w:r>
           <w:rPr>
@@ -919,7 +949,7 @@
             <w:noProof/>
             <w:webHidden/>
           </w:rPr>
-          <w:instrText xml:space="preserve"> PAGEREF _Toc236690920 \h </w:instrText>
+          <w:instrText xml:space="preserve"> PAGEREF _Toc236759098 \h </w:instrText>
         </w:r>
         <w:r>
           <w:rPr>
@@ -939,7 +969,7 @@
             <w:noProof/>
             <w:webHidden/>
           </w:rPr>
-          <w:t>32</w:t>
+          <w:t>30</w:t>
         </w:r>
         <w:r>
           <w:rPr>
@@ -965,13 +995,13 @@
           <w14:ligatures w14:val="standardContextual"/>
         </w:rPr>
       </w:pPr>
-      <w:hyperlink w:anchor="_Toc236690921" w:history="1">
+      <w:hyperlink w:anchor="_Toc236759099" w:history="1">
         <w:r>
           <w:rPr>
             <w:rStyle w:val="Hyperlink"/>
             <w:noProof/>
           </w:rPr>
-          <w:t>Figura 7: Aluno no diagrama de caso de uso</w:t>
+          <w:t>Figura 7: Brain Storming</w:t>
         </w:r>
         <w:r>
           <w:rPr>
@@ -992,7 +1022,7 @@
             <w:noProof/>
             <w:webHidden/>
           </w:rPr>
-          <w:instrText xml:space="preserve"> PAGEREF _Toc236690921 \h </w:instrText>
+          <w:instrText xml:space="preserve"> PAGEREF _Toc236759099 \h </w:instrText>
         </w:r>
         <w:r>
           <w:rPr>
@@ -1012,7 +1042,7 @@
             <w:noProof/>
             <w:webHidden/>
           </w:rPr>
-          <w:t>34</w:t>
+          <w:t>31</w:t>
         </w:r>
         <w:r>
           <w:rPr>
@@ -1038,13 +1068,13 @@
           <w14:ligatures w14:val="standardContextual"/>
         </w:rPr>
       </w:pPr>
-      <w:hyperlink w:anchor="_Toc236690922" w:history="1">
+      <w:hyperlink w:anchor="_Toc236759100" w:history="1">
         <w:r>
           <w:rPr>
             <w:rStyle w:val="Hyperlink"/>
             <w:noProof/>
           </w:rPr>
-          <w:t>Figura 8: Gestor no diagrama de caso de uso</w:t>
+          <w:t>Figura 8: Aluno no diagrama de caso de uso</w:t>
         </w:r>
         <w:r>
           <w:rPr>
@@ -1065,7 +1095,7 @@
             <w:noProof/>
             <w:webHidden/>
           </w:rPr>
-          <w:instrText xml:space="preserve"> PAGEREF _Toc236690922 \h </w:instrText>
+          <w:instrText xml:space="preserve"> PAGEREF _Toc236759100 \h </w:instrText>
         </w:r>
         <w:r>
           <w:rPr>
@@ -1085,7 +1115,7 @@
             <w:noProof/>
             <w:webHidden/>
           </w:rPr>
-          <w:t>34</w:t>
+          <w:t>33</w:t>
         </w:r>
         <w:r>
           <w:rPr>
@@ -1111,13 +1141,13 @@
           <w14:ligatures w14:val="standardContextual"/>
         </w:rPr>
       </w:pPr>
-      <w:hyperlink w:anchor="_Toc236690923" w:history="1">
+      <w:hyperlink w:anchor="_Toc236759101" w:history="1">
         <w:r>
           <w:rPr>
             <w:rStyle w:val="Hyperlink"/>
             <w:noProof/>
           </w:rPr>
-          <w:t>Figura 9: Professor no diagrama de caso de uso</w:t>
+          <w:t>Figura 9: Gestor no diagrama de caso de uso</w:t>
         </w:r>
         <w:r>
           <w:rPr>
@@ -1138,7 +1168,7 @@
             <w:noProof/>
             <w:webHidden/>
           </w:rPr>
-          <w:instrText xml:space="preserve"> PAGEREF _Toc236690923 \h </w:instrText>
+          <w:instrText xml:space="preserve"> PAGEREF _Toc236759101 \h </w:instrText>
         </w:r>
         <w:r>
           <w:rPr>
@@ -1158,7 +1188,7 @@
             <w:noProof/>
             <w:webHidden/>
           </w:rPr>
-          <w:t>35</w:t>
+          <w:t>33</w:t>
         </w:r>
         <w:r>
           <w:rPr>
@@ -1184,13 +1214,13 @@
           <w14:ligatures w14:val="standardContextual"/>
         </w:rPr>
       </w:pPr>
-      <w:hyperlink w:anchor="_Toc236690924" w:history="1">
+      <w:hyperlink w:anchor="_Toc236759102" w:history="1">
         <w:r>
           <w:rPr>
             <w:rStyle w:val="Hyperlink"/>
             <w:noProof/>
           </w:rPr>
-          <w:t>Figura 10: Administrador no diagrama de caso de uso</w:t>
+          <w:t>Figura 10: Professor no diagrama de caso de uso</w:t>
         </w:r>
         <w:r>
           <w:rPr>
@@ -1211,7 +1241,7 @@
             <w:noProof/>
             <w:webHidden/>
           </w:rPr>
-          <w:instrText xml:space="preserve"> PAGEREF _Toc236690924 \h </w:instrText>
+          <w:instrText xml:space="preserve"> PAGEREF _Toc236759102 \h </w:instrText>
         </w:r>
         <w:r>
           <w:rPr>
@@ -1231,7 +1261,7 @@
             <w:noProof/>
             <w:webHidden/>
           </w:rPr>
-          <w:t>35</w:t>
+          <w:t>34</w:t>
         </w:r>
         <w:r>
           <w:rPr>
@@ -1257,13 +1287,13 @@
           <w14:ligatures w14:val="standardContextual"/>
         </w:rPr>
       </w:pPr>
-      <w:hyperlink w:anchor="_Toc236690925" w:history="1">
+      <w:hyperlink w:anchor="_Toc236759103" w:history="1">
         <w:r>
           <w:rPr>
             <w:rStyle w:val="Hyperlink"/>
             <w:noProof/>
           </w:rPr>
-          <w:t>Figura 11: Modelagem do banco de dados</w:t>
+          <w:t>Figura 11: Administrador no diagrama de caso de uso</w:t>
         </w:r>
         <w:r>
           <w:rPr>
@@ -1284,7 +1314,7 @@
             <w:noProof/>
             <w:webHidden/>
           </w:rPr>
-          <w:instrText xml:space="preserve"> PAGEREF _Toc236690925 \h </w:instrText>
+          <w:instrText xml:space="preserve"> PAGEREF _Toc236759103 \h </w:instrText>
         </w:r>
         <w:r>
           <w:rPr>
@@ -1304,7 +1334,7 @@
             <w:noProof/>
             <w:webHidden/>
           </w:rPr>
-          <w:t>36</w:t>
+          <w:t>34</w:t>
         </w:r>
         <w:r>
           <w:rPr>
@@ -1314,107 +1344,6 @@
           <w:fldChar w:fldCharType="end"/>
         </w:r>
       </w:hyperlink>
-    </w:p>
-    <w:p>
-      <w:pPr>
-        <w:ind w:firstLine="0"/>
-      </w:pPr>
-      <w:r>
-        <w:rPr>
-          <w:b/>
-          <w:bCs/>
-          <w:noProof/>
-        </w:rPr>
-        <w:fldChar w:fldCharType="end"/>
-      </w:r>
-    </w:p>
-    <w:p>
-      <w:pPr>
-        <w:pStyle w:val="SemEspaamento"/>
-      </w:pPr>
-      <w:r>
-        <w:t>QUADROS</w:t>
-      </w:r>
-    </w:p>
-    <w:p>
-      <w:r>
-        <w:fldChar w:fldCharType="begin"/>
-      </w:r>
-      <w:r>
-        <w:instrText xml:space="preserve"> TOC \h \z \c "Quadro" </w:instrText>
-      </w:r>
-      <w:r>
-        <w:fldChar w:fldCharType="separate"/>
-      </w:r>
-      <w:r>
-        <w:rPr>
-          <w:b/>
-          <w:bCs/>
-          <w:noProof/>
-        </w:rPr>
-        <w:t>Nenhuma entrada de índice de ilustrações foi encontrada.</w:t>
-      </w:r>
-      <w:r>
-        <w:rPr>
-          <w:b/>
-          <w:bCs/>
-          <w:noProof/>
-        </w:rPr>
-        <w:fldChar w:fldCharType="end"/>
-      </w:r>
-    </w:p>
-    <w:p>
-      <w:pPr>
-        <w:pStyle w:val="SemEspaamento"/>
-      </w:pPr>
-    </w:p>
-    <w:p>
-      <w:pPr>
-        <w:pStyle w:val="SemEspaamento"/>
-      </w:pPr>
-      <w:r>
-        <w:t>GRÁFICOS</w:t>
-      </w:r>
-    </w:p>
-    <w:p>
-      <w:r>
-        <w:fldChar w:fldCharType="begin"/>
-      </w:r>
-      <w:r>
-        <w:instrText xml:space="preserve"> TOC \h \z \c "Gráfico" </w:instrText>
-      </w:r>
-      <w:r>
-        <w:fldChar w:fldCharType="separate"/>
-      </w:r>
-      <w:r>
-        <w:rPr>
-          <w:b/>
-          <w:bCs/>
-          <w:noProof/>
-        </w:rPr>
-        <w:t>Nenhuma entrada de índice de ilustrações foi encontrada.</w:t>
-      </w:r>
-      <w:r>
-        <w:rPr>
-          <w:b/>
-          <w:bCs/>
-          <w:noProof/>
-        </w:rPr>
-        <w:fldChar w:fldCharType="end"/>
-      </w:r>
-    </w:p>
-    <w:p>
-      <w:pPr>
-        <w:pStyle w:val="SemEspaamento"/>
-      </w:pPr>
-    </w:p>
-    <w:p>
-      <w:pPr>
-        <w:pStyle w:val="SemEspaamento"/>
-      </w:pPr>
-      <w:r>
-        <w:t>TABELAS</w:t>
-      </w:r>
     </w:p>
     <w:p>
       <w:pPr>
@@ -1431,98 +1360,171 @@
           <w14:ligatures w14:val="standardContextual"/>
         </w:rPr>
       </w:pPr>
+      <w:hyperlink w:anchor="_Toc236759104" w:history="1">
+        <w:r>
+          <w:rPr>
+            <w:rStyle w:val="Hyperlink"/>
+            <w:noProof/>
+          </w:rPr>
+          <w:t>Figura 12: Modelagem do banco de dados</w:t>
+        </w:r>
+        <w:r>
+          <w:rPr>
+            <w:noProof/>
+            <w:webHidden/>
+          </w:rPr>
+          <w:tab/>
+        </w:r>
+        <w:r>
+          <w:rPr>
+            <w:noProof/>
+            <w:webHidden/>
+          </w:rPr>
+          <w:fldChar w:fldCharType="begin"/>
+        </w:r>
+        <w:r>
+          <w:rPr>
+            <w:noProof/>
+            <w:webHidden/>
+          </w:rPr>
+          <w:instrText xml:space="preserve"> PAGEREF _Toc236759104 \h </w:instrText>
+        </w:r>
+        <w:r>
+          <w:rPr>
+            <w:noProof/>
+            <w:webHidden/>
+          </w:rPr>
+        </w:r>
+        <w:r>
+          <w:rPr>
+            <w:noProof/>
+            <w:webHidden/>
+          </w:rPr>
+          <w:fldChar w:fldCharType="separate"/>
+        </w:r>
+        <w:r>
+          <w:rPr>
+            <w:noProof/>
+            <w:webHidden/>
+          </w:rPr>
+          <w:t>35</w:t>
+        </w:r>
+        <w:r>
+          <w:rPr>
+            <w:noProof/>
+            <w:webHidden/>
+          </w:rPr>
+          <w:fldChar w:fldCharType="end"/>
+        </w:r>
+      </w:hyperlink>
+    </w:p>
+    <w:p>
+      <w:pPr>
+        <w:ind w:firstLine="0"/>
+      </w:pPr>
+      <w:r>
+        <w:rPr>
+          <w:b/>
+          <w:bCs/>
+          <w:noProof/>
+        </w:rPr>
+        <w:fldChar w:fldCharType="end"/>
+      </w:r>
+    </w:p>
+    <w:p>
+      <w:pPr>
+        <w:pStyle w:val="SemEspaamento"/>
+      </w:pPr>
+      <w:r>
+        <w:t>QUADROS</w:t>
+      </w:r>
+    </w:p>
+    <w:p>
       <w:r>
         <w:fldChar w:fldCharType="begin"/>
       </w:r>
       <w:r>
-        <w:instrText xml:space="preserve"> TOC \h \z \c "Tabela" </w:instrText>
+        <w:instrText xml:space="preserve"> TOC \h \z \c "Quadro" </w:instrText>
       </w:r>
       <w:r>
         <w:fldChar w:fldCharType="separate"/>
       </w:r>
-      <w:hyperlink w:anchor="_Toc236690926" w:history="1">
-        <w:r>
-          <w:rPr>
-            <w:rStyle w:val="Hyperlink"/>
-            <w:noProof/>
-          </w:rPr>
-          <w:t>Tabela 1: Caderno de Sensibilidadea</w:t>
-        </w:r>
-        <w:r>
-          <w:rPr>
-            <w:noProof/>
-            <w:webHidden/>
-          </w:rPr>
-          <w:tab/>
-        </w:r>
-        <w:r>
-          <w:rPr>
-            <w:noProof/>
-            <w:webHidden/>
-          </w:rPr>
-          <w:fldChar w:fldCharType="begin"/>
-        </w:r>
-        <w:r>
-          <w:rPr>
-            <w:noProof/>
-            <w:webHidden/>
-          </w:rPr>
-          <w:instrText xml:space="preserve"> PAGEREF _Toc236690926 \h </w:instrText>
-        </w:r>
-        <w:r>
-          <w:rPr>
-            <w:noProof/>
-            <w:webHidden/>
-          </w:rPr>
-        </w:r>
-        <w:r>
-          <w:rPr>
-            <w:noProof/>
-            <w:webHidden/>
-          </w:rPr>
-          <w:fldChar w:fldCharType="separate"/>
-        </w:r>
-        <w:r>
-          <w:rPr>
-            <w:noProof/>
-            <w:webHidden/>
-          </w:rPr>
-          <w:t>25</w:t>
-        </w:r>
-        <w:r>
-          <w:rPr>
-            <w:noProof/>
-            <w:webHidden/>
-          </w:rPr>
-          <w:fldChar w:fldCharType="end"/>
-        </w:r>
-      </w:hyperlink>
-    </w:p>
-    <w:p>
-      <w:pPr>
-        <w:ind w:firstLine="0"/>
-      </w:pPr>
-      <w:r>
+      <w:r>
+        <w:rPr>
+          <w:b/>
+          <w:bCs/>
+          <w:noProof/>
+        </w:rPr>
+        <w:t>Nenhuma entrada de índice de ilustrações foi encontrada.</w:t>
+      </w:r>
+      <w:r>
+        <w:rPr>
+          <w:b/>
+          <w:bCs/>
+          <w:noProof/>
+        </w:rPr>
         <w:fldChar w:fldCharType="end"/>
       </w:r>
     </w:p>
     <w:p>
-      <w:r>
-        <w:br w:type="page"/>
-      </w:r>
-    </w:p>
-    <w:p>
       <w:pPr>
         <w:pStyle w:val="SemEspaamento"/>
       </w:pPr>
-      <w:r>
-        <w:lastRenderedPageBreak/>
-        <w:t>SUMÁRIO</w:t>
-      </w:r>
-    </w:p>
-    <w:p>
-      <w:pPr>
-        <w:pStyle w:val="Sumrio1"/>
+    </w:p>
+    <w:p>
+      <w:pPr>
+        <w:pStyle w:val="SemEspaamento"/>
+      </w:pPr>
+      <w:r>
+        <w:t>GRÁFICOS</w:t>
+      </w:r>
+    </w:p>
+    <w:p>
+      <w:r>
+        <w:fldChar w:fldCharType="begin"/>
+      </w:r>
+      <w:r>
+        <w:instrText xml:space="preserve"> TOC \h \z \c "Gráfico" </w:instrText>
+      </w:r>
+      <w:r>
+        <w:fldChar w:fldCharType="separate"/>
+      </w:r>
+      <w:r>
+        <w:rPr>
+          <w:b/>
+          <w:bCs/>
+          <w:noProof/>
+        </w:rPr>
+        <w:t>Nenhuma entrada de índice de ilustrações foi encontrada.</w:t>
+      </w:r>
+      <w:r>
+        <w:rPr>
+          <w:b/>
+          <w:bCs/>
+          <w:noProof/>
+        </w:rPr>
+        <w:fldChar w:fldCharType="end"/>
+      </w:r>
+    </w:p>
+    <w:p>
+      <w:pPr>
+        <w:pStyle w:val="SemEspaamento"/>
+      </w:pPr>
+    </w:p>
+    <w:p>
+      <w:pPr>
+        <w:pStyle w:val="SemEspaamento"/>
+      </w:pPr>
+      <w:r>
+        <w:t>TABELAS</w:t>
+      </w:r>
+    </w:p>
+    <w:p>
+      <w:pPr>
+        <w:pStyle w:val="ndicedeilustraes"/>
+        <w:tabs>
+          <w:tab w:val="right" w:leader="dot" w:pos="9061"/>
+        </w:tabs>
         <w:rPr>
           <w:rFonts w:asciiTheme="minorHAnsi" w:eastAsiaTheme="minorEastAsia" w:hAnsiTheme="minorHAnsi"/>
           <w:noProof/>
@@ -1533,6 +1535,180 @@
         </w:rPr>
       </w:pPr>
       <w:r>
+        <w:fldChar w:fldCharType="begin"/>
+      </w:r>
+      <w:r>
+        <w:instrText xml:space="preserve"> TOC \h \z \c "Tabela" </w:instrText>
+      </w:r>
+      <w:r>
+        <w:fldChar w:fldCharType="separate"/>
+      </w:r>
+      <w:hyperlink w:anchor="_Toc236759191" w:history="1">
+        <w:r>
+          <w:rPr>
+            <w:rStyle w:val="Hyperlink"/>
+            <w:noProof/>
+          </w:rPr>
+          <w:t>Tabela 1: Presença de funcionalidades nas soluções mapeadas, em comparação com o Viridis</w:t>
+        </w:r>
+        <w:r>
+          <w:rPr>
+            <w:noProof/>
+            <w:webHidden/>
+          </w:rPr>
+          <w:tab/>
+        </w:r>
+        <w:r>
+          <w:rPr>
+            <w:noProof/>
+            <w:webHidden/>
+          </w:rPr>
+          <w:fldChar w:fldCharType="begin"/>
+        </w:r>
+        <w:r>
+          <w:rPr>
+            <w:noProof/>
+            <w:webHidden/>
+          </w:rPr>
+          <w:instrText xml:space="preserve"> PAGEREF _Toc236759191 \h </w:instrText>
+        </w:r>
+        <w:r>
+          <w:rPr>
+            <w:noProof/>
+            <w:webHidden/>
+          </w:rPr>
+        </w:r>
+        <w:r>
+          <w:rPr>
+            <w:noProof/>
+            <w:webHidden/>
+          </w:rPr>
+          <w:fldChar w:fldCharType="separate"/>
+        </w:r>
+        <w:r>
+          <w:rPr>
+            <w:noProof/>
+            <w:webHidden/>
+          </w:rPr>
+          <w:t>38</w:t>
+        </w:r>
+        <w:r>
+          <w:rPr>
+            <w:noProof/>
+            <w:webHidden/>
+          </w:rPr>
+          <w:fldChar w:fldCharType="end"/>
+        </w:r>
+      </w:hyperlink>
+    </w:p>
+    <w:p>
+      <w:pPr>
+        <w:pStyle w:val="ndicedeilustraes"/>
+        <w:tabs>
+          <w:tab w:val="right" w:leader="dot" w:pos="9061"/>
+        </w:tabs>
+        <w:rPr>
+          <w:rFonts w:asciiTheme="minorHAnsi" w:eastAsiaTheme="minorEastAsia" w:hAnsiTheme="minorHAnsi"/>
+          <w:noProof/>
+          <w:kern w:val="2"/>
+          <w:szCs w:val="24"/>
+          <w:lang w:eastAsia="pt-BR"/>
+          <w14:ligatures w14:val="standardContextual"/>
+        </w:rPr>
+      </w:pPr>
+      <w:hyperlink w:anchor="_Toc236759192" w:history="1">
+        <w:r>
+          <w:rPr>
+            <w:rStyle w:val="Hyperlink"/>
+            <w:noProof/>
+          </w:rPr>
+          <w:t>Tabela 2: Semelhanças e diferenças entre as soluções mais próximas e o Viridis</w:t>
+        </w:r>
+        <w:r>
+          <w:rPr>
+            <w:noProof/>
+            <w:webHidden/>
+          </w:rPr>
+          <w:tab/>
+        </w:r>
+        <w:r>
+          <w:rPr>
+            <w:noProof/>
+            <w:webHidden/>
+          </w:rPr>
+          <w:fldChar w:fldCharType="begin"/>
+        </w:r>
+        <w:r>
+          <w:rPr>
+            <w:noProof/>
+            <w:webHidden/>
+          </w:rPr>
+          <w:instrText xml:space="preserve"> PAGEREF _Toc236759192 \h </w:instrText>
+        </w:r>
+        <w:r>
+          <w:rPr>
+            <w:noProof/>
+            <w:webHidden/>
+          </w:rPr>
+        </w:r>
+        <w:r>
+          <w:rPr>
+            <w:noProof/>
+            <w:webHidden/>
+          </w:rPr>
+          <w:fldChar w:fldCharType="separate"/>
+        </w:r>
+        <w:r>
+          <w:rPr>
+            <w:noProof/>
+            <w:webHidden/>
+          </w:rPr>
+          <w:t>49</w:t>
+        </w:r>
+        <w:r>
+          <w:rPr>
+            <w:noProof/>
+            <w:webHidden/>
+          </w:rPr>
+          <w:fldChar w:fldCharType="end"/>
+        </w:r>
+      </w:hyperlink>
+    </w:p>
+    <w:p>
+      <w:pPr>
+        <w:ind w:firstLine="0"/>
+      </w:pPr>
+      <w:r>
+        <w:fldChar w:fldCharType="end"/>
+      </w:r>
+    </w:p>
+    <w:p>
+      <w:r>
+        <w:br w:type="page"/>
+      </w:r>
+    </w:p>
+    <w:p>
+      <w:pPr>
+        <w:pStyle w:val="SemEspaamento"/>
+      </w:pPr>
+      <w:r>
+        <w:lastRenderedPageBreak/>
+        <w:t>SUMÁRIO</w:t>
+      </w:r>
+    </w:p>
+    <w:p>
+      <w:pPr>
+        <w:pStyle w:val="Sumrio1"/>
+        <w:rPr>
+          <w:rFonts w:asciiTheme="minorHAnsi" w:eastAsiaTheme="minorEastAsia" w:hAnsiTheme="minorHAnsi"/>
+          <w:noProof/>
+          <w:kern w:val="2"/>
+          <w:szCs w:val="24"/>
+          <w:lang w:eastAsia="pt-BR"/>
+          <w14:ligatures w14:val="standardContextual"/>
+        </w:rPr>
+      </w:pPr>
+      <w:r>
         <w:rPr>
           <w:rFonts w:cs="Arial"/>
         </w:rPr>
@@ -1550,7 +1726,7 @@
         </w:rPr>
         <w:fldChar w:fldCharType="separate"/>
       </w:r>
-      <w:hyperlink w:anchor="_Toc236690935" w:history="1">
+      <w:hyperlink w:anchor="_Toc236759040" w:history="1">
         <w:r>
           <w:rPr>
             <w:rStyle w:val="Hyperlink"/>
@@ -1595,7 +1771,7 @@
             <w:noProof/>
             <w:webHidden/>
           </w:rPr>
-          <w:instrText xml:space="preserve"> PAGEREF _Toc236690935 \h </w:instrText>
+          <w:instrText xml:space="preserve"> PAGEREF _Toc236759040 \h </w:instrText>
         </w:r>
         <w:r>
           <w:rPr>
@@ -1638,7 +1814,7 @@
           <w14:ligatures w14:val="standardContextual"/>
         </w:rPr>
       </w:pPr>
-      <w:hyperlink w:anchor="_Toc236690936" w:history="1">
+      <w:hyperlink w:anchor="_Toc236759041" w:history="1">
         <w:r>
           <w:rPr>
             <w:rStyle w:val="Hyperlink"/>
@@ -1683,7 +1859,7 @@
             <w:noProof/>
             <w:webHidden/>
           </w:rPr>
-          <w:instrText xml:space="preserve"> PAGEREF _Toc236690936 \h </w:instrText>
+          <w:instrText xml:space="preserve"> PAGEREF _Toc236759041 \h </w:instrText>
         </w:r>
         <w:r>
           <w:rPr>
@@ -1726,7 +1902,7 @@
           <w14:ligatures w14:val="standardContextual"/>
         </w:rPr>
       </w:pPr>
-      <w:hyperlink w:anchor="_Toc236690937" w:history="1">
+      <w:hyperlink w:anchor="_Toc236759042" w:history="1">
         <w:r>
           <w:rPr>
             <w:rStyle w:val="Hyperlink"/>
@@ -1771,7 +1947,7 @@
             <w:noProof/>
             <w:webHidden/>
           </w:rPr>
-          <w:instrText xml:space="preserve"> PAGEREF _Toc236690937 \h </w:instrText>
+          <w:instrText xml:space="preserve"> PAGEREF _Toc236759042 \h </w:instrText>
         </w:r>
         <w:r>
           <w:rPr>
@@ -1814,7 +1990,7 @@
           <w14:ligatures w14:val="standardContextual"/>
         </w:rPr>
       </w:pPr>
-      <w:hyperlink w:anchor="_Toc236690938" w:history="1">
+      <w:hyperlink w:anchor="_Toc236759043" w:history="1">
         <w:r>
           <w:rPr>
             <w:rStyle w:val="Hyperlink"/>
@@ -1859,7 +2035,7 @@
             <w:noProof/>
             <w:webHidden/>
           </w:rPr>
-          <w:instrText xml:space="preserve"> PAGEREF _Toc236690938 \h </w:instrText>
+          <w:instrText xml:space="preserve"> PAGEREF _Toc236759043 \h </w:instrText>
         </w:r>
         <w:r>
           <w:rPr>
@@ -1902,7 +2078,7 @@
           <w14:ligatures w14:val="standardContextual"/>
         </w:rPr>
       </w:pPr>
-      <w:hyperlink w:anchor="_Toc236690939" w:history="1">
+      <w:hyperlink w:anchor="_Toc236759044" w:history="1">
         <w:r>
           <w:rPr>
             <w:rStyle w:val="Hyperlink"/>
@@ -1947,7 +2123,7 @@
             <w:noProof/>
             <w:webHidden/>
           </w:rPr>
-          <w:instrText xml:space="preserve"> PAGEREF _Toc236690939 \h </w:instrText>
+          <w:instrText xml:space="preserve"> PAGEREF _Toc236759044 \h </w:instrText>
         </w:r>
         <w:r>
           <w:rPr>
@@ -1990,7 +2166,7 @@
           <w14:ligatures w14:val="standardContextual"/>
         </w:rPr>
       </w:pPr>
-      <w:hyperlink w:anchor="_Toc236690940" w:history="1">
+      <w:hyperlink w:anchor="_Toc236759045" w:history="1">
         <w:r>
           <w:rPr>
             <w:rStyle w:val="Hyperlink"/>
@@ -2035,7 +2211,7 @@
             <w:noProof/>
             <w:webHidden/>
           </w:rPr>
-          <w:instrText xml:space="preserve"> PAGEREF _Toc236690940 \h </w:instrText>
+          <w:instrText xml:space="preserve"> PAGEREF _Toc236759045 \h </w:instrText>
         </w:r>
         <w:r>
           <w:rPr>
@@ -2078,7 +2254,7 @@
           <w14:ligatures w14:val="standardContextual"/>
         </w:rPr>
       </w:pPr>
-      <w:hyperlink w:anchor="_Toc236690941" w:history="1">
+      <w:hyperlink w:anchor="_Toc236759046" w:history="1">
         <w:r>
           <w:rPr>
             <w:rStyle w:val="Hyperlink"/>
@@ -2123,7 +2299,7 @@
             <w:noProof/>
             <w:webHidden/>
           </w:rPr>
-          <w:instrText xml:space="preserve"> PAGEREF _Toc236690941 \h </w:instrText>
+          <w:instrText xml:space="preserve"> PAGEREF _Toc236759046 \h </w:instrText>
         </w:r>
         <w:r>
           <w:rPr>
@@ -2166,7 +2342,7 @@
           <w14:ligatures w14:val="standardContextual"/>
         </w:rPr>
       </w:pPr>
-      <w:hyperlink w:anchor="_Toc236690942" w:history="1">
+      <w:hyperlink w:anchor="_Toc236759047" w:history="1">
         <w:r>
           <w:rPr>
             <w:rStyle w:val="Hyperlink"/>
@@ -2211,7 +2387,7 @@
             <w:noProof/>
             <w:webHidden/>
           </w:rPr>
-          <w:instrText xml:space="preserve"> PAGEREF _Toc236690942 \h </w:instrText>
+          <w:instrText xml:space="preserve"> PAGEREF _Toc236759047 \h </w:instrText>
         </w:r>
         <w:r>
           <w:rPr>
@@ -2254,7 +2430,7 @@
           <w14:ligatures w14:val="standardContextual"/>
         </w:rPr>
       </w:pPr>
-      <w:hyperlink w:anchor="_Toc236690943" w:history="1">
+      <w:hyperlink w:anchor="_Toc236759048" w:history="1">
         <w:r>
           <w:rPr>
             <w:rStyle w:val="Hyperlink"/>
@@ -2300,7 +2476,7 @@
             <w:noProof/>
             <w:webHidden/>
           </w:rPr>
-          <w:instrText xml:space="preserve"> PAGEREF _Toc236690943 \h </w:instrText>
+          <w:instrText xml:space="preserve"> PAGEREF _Toc236759048 \h </w:instrText>
         </w:r>
         <w:r>
           <w:rPr>
@@ -2343,7 +2519,7 @@
           <w14:ligatures w14:val="standardContextual"/>
         </w:rPr>
       </w:pPr>
-      <w:hyperlink w:anchor="_Toc236690944" w:history="1">
+      <w:hyperlink w:anchor="_Toc236759049" w:history="1">
         <w:r>
           <w:rPr>
             <w:rStyle w:val="Hyperlink"/>
@@ -2388,7 +2564,7 @@
             <w:noProof/>
             <w:webHidden/>
           </w:rPr>
-          <w:instrText xml:space="preserve"> PAGEREF _Toc236690944 \h </w:instrText>
+          <w:instrText xml:space="preserve"> PAGEREF _Toc236759049 \h </w:instrText>
         </w:r>
         <w:r>
           <w:rPr>
@@ -2431,7 +2607,7 @@
           <w14:ligatures w14:val="standardContextual"/>
         </w:rPr>
       </w:pPr>
-      <w:hyperlink w:anchor="_Toc236690945" w:history="1">
+      <w:hyperlink w:anchor="_Toc236759050" w:history="1">
         <w:r>
           <w:rPr>
             <w:rStyle w:val="Hyperlink"/>
@@ -2476,7 +2652,7 @@
             <w:noProof/>
             <w:webHidden/>
           </w:rPr>
-          <w:instrText xml:space="preserve"> PAGEREF _Toc236690945 \h </w:instrText>
+          <w:instrText xml:space="preserve"> PAGEREF _Toc236759050 \h </w:instrText>
         </w:r>
         <w:r>
           <w:rPr>
@@ -2519,7 +2695,7 @@
           <w14:ligatures w14:val="standardContextual"/>
         </w:rPr>
       </w:pPr>
-      <w:hyperlink w:anchor="_Toc236690946" w:history="1">
+      <w:hyperlink w:anchor="_Toc236759051" w:history="1">
         <w:r>
           <w:rPr>
             <w:rStyle w:val="Hyperlink"/>
@@ -2564,7 +2740,7 @@
             <w:noProof/>
             <w:webHidden/>
           </w:rPr>
-          <w:instrText xml:space="preserve"> PAGEREF _Toc236690946 \h </w:instrText>
+          <w:instrText xml:space="preserve"> PAGEREF _Toc236759051 \h </w:instrText>
         </w:r>
         <w:r>
           <w:rPr>
@@ -2607,7 +2783,7 @@
           <w14:ligatures w14:val="standardContextual"/>
         </w:rPr>
       </w:pPr>
-      <w:hyperlink w:anchor="_Toc236690947" w:history="1">
+      <w:hyperlink w:anchor="_Toc236759052" w:history="1">
         <w:r>
           <w:rPr>
             <w:rStyle w:val="Hyperlink"/>
@@ -2652,7 +2828,7 @@
             <w:noProof/>
             <w:webHidden/>
           </w:rPr>
-          <w:instrText xml:space="preserve"> PAGEREF _Toc236690947 \h </w:instrText>
+          <w:instrText xml:space="preserve"> PAGEREF _Toc236759052 \h </w:instrText>
         </w:r>
         <w:r>
           <w:rPr>
@@ -2695,7 +2871,7 @@
           <w14:ligatures w14:val="standardContextual"/>
         </w:rPr>
       </w:pPr>
-      <w:hyperlink w:anchor="_Toc236690948" w:history="1">
+      <w:hyperlink w:anchor="_Toc236759053" w:history="1">
         <w:r>
           <w:rPr>
             <w:rStyle w:val="Hyperlink"/>
@@ -2740,7 +2916,7 @@
             <w:noProof/>
             <w:webHidden/>
           </w:rPr>
-          <w:instrText xml:space="preserve"> PAGEREF _Toc236690948 \h </w:instrText>
+          <w:instrText xml:space="preserve"> PAGEREF _Toc236759053 \h </w:instrText>
         </w:r>
         <w:r>
           <w:rPr>
@@ -2783,7 +2959,7 @@
           <w14:ligatures w14:val="standardContextual"/>
         </w:rPr>
       </w:pPr>
-      <w:hyperlink w:anchor="_Toc236690949" w:history="1">
+      <w:hyperlink w:anchor="_Toc236759054" w:history="1">
         <w:r>
           <w:rPr>
             <w:rStyle w:val="Hyperlink"/>
@@ -2828,7 +3004,7 @@
             <w:noProof/>
             <w:webHidden/>
           </w:rPr>
-          <w:instrText xml:space="preserve"> PAGEREF _Toc236690949 \h </w:instrText>
+          <w:instrText xml:space="preserve"> PAGEREF _Toc236759054 \h </w:instrText>
         </w:r>
         <w:r>
           <w:rPr>
@@ -2871,7 +3047,7 @@
           <w14:ligatures w14:val="standardContextual"/>
         </w:rPr>
       </w:pPr>
-      <w:hyperlink w:anchor="_Toc236690950" w:history="1">
+      <w:hyperlink w:anchor="_Toc236759055" w:history="1">
         <w:r>
           <w:rPr>
             <w:rStyle w:val="Hyperlink"/>
@@ -2916,7 +3092,7 @@
             <w:noProof/>
             <w:webHidden/>
           </w:rPr>
-          <w:instrText xml:space="preserve"> PAGEREF _Toc236690950 \h </w:instrText>
+          <w:instrText xml:space="preserve"> PAGEREF _Toc236759055 \h </w:instrText>
         </w:r>
         <w:r>
           <w:rPr>
@@ -2959,7 +3135,7 @@
           <w14:ligatures w14:val="standardContextual"/>
         </w:rPr>
       </w:pPr>
-      <w:hyperlink w:anchor="_Toc236690951" w:history="1">
+      <w:hyperlink w:anchor="_Toc236759056" w:history="1">
         <w:r>
           <w:rPr>
             <w:rStyle w:val="Hyperlink"/>
@@ -3004,7 +3180,7 @@
             <w:noProof/>
             <w:webHidden/>
           </w:rPr>
-          <w:instrText xml:space="preserve"> PAGEREF _Toc236690951 \h </w:instrText>
+          <w:instrText xml:space="preserve"> PAGEREF _Toc236759056 \h </w:instrText>
         </w:r>
         <w:r>
           <w:rPr>
@@ -3047,7 +3223,7 @@
           <w14:ligatures w14:val="standardContextual"/>
         </w:rPr>
       </w:pPr>
-      <w:hyperlink w:anchor="_Toc236690952" w:history="1">
+      <w:hyperlink w:anchor="_Toc236759057" w:history="1">
         <w:r>
           <w:rPr>
             <w:rStyle w:val="Hyperlink"/>
@@ -3092,7 +3268,7 @@
             <w:noProof/>
             <w:webHidden/>
           </w:rPr>
-          <w:instrText xml:space="preserve"> PAGEREF _Toc236690952 \h </w:instrText>
+          <w:instrText xml:space="preserve"> PAGEREF _Toc236759057 \h </w:instrText>
         </w:r>
         <w:r>
           <w:rPr>
@@ -3135,7 +3311,7 @@
           <w14:ligatures w14:val="standardContextual"/>
         </w:rPr>
       </w:pPr>
-      <w:hyperlink w:anchor="_Toc236690953" w:history="1">
+      <w:hyperlink w:anchor="_Toc236759058" w:history="1">
         <w:r>
           <w:rPr>
             <w:rStyle w:val="Hyperlink"/>
@@ -3180,7 +3356,7 @@
             <w:noProof/>
             <w:webHidden/>
           </w:rPr>
-          <w:instrText xml:space="preserve"> PAGEREF _Toc236690953 \h </w:instrText>
+          <w:instrText xml:space="preserve"> PAGEREF _Toc236759058 \h </w:instrText>
         </w:r>
         <w:r>
           <w:rPr>
@@ -3223,7 +3399,7 @@
           <w14:ligatures w14:val="standardContextual"/>
         </w:rPr>
       </w:pPr>
-      <w:hyperlink w:anchor="_Toc236690954" w:history="1">
+      <w:hyperlink w:anchor="_Toc236759059" w:history="1">
         <w:r>
           <w:rPr>
             <w:rStyle w:val="Hyperlink"/>
@@ -3268,7 +3444,7 @@
             <w:noProof/>
             <w:webHidden/>
           </w:rPr>
-          <w:instrText xml:space="preserve"> PAGEREF _Toc236690954 \h </w:instrText>
+          <w:instrText xml:space="preserve"> PAGEREF _Toc236759059 \h </w:instrText>
         </w:r>
         <w:r>
           <w:rPr>
@@ -3311,7 +3487,7 @@
           <w14:ligatures w14:val="standardContextual"/>
         </w:rPr>
       </w:pPr>
-      <w:hyperlink w:anchor="_Toc236690955" w:history="1">
+      <w:hyperlink w:anchor="_Toc236759060" w:history="1">
         <w:r>
           <w:rPr>
             <w:rStyle w:val="Hyperlink"/>
@@ -3356,7 +3532,7 @@
             <w:noProof/>
             <w:webHidden/>
           </w:rPr>
-          <w:instrText xml:space="preserve"> PAGEREF _Toc236690955 \h </w:instrText>
+          <w:instrText xml:space="preserve"> PAGEREF _Toc236759060 \h </w:instrText>
         </w:r>
         <w:r>
           <w:rPr>
@@ -3399,7 +3575,7 @@
           <w14:ligatures w14:val="standardContextual"/>
         </w:rPr>
       </w:pPr>
-      <w:hyperlink w:anchor="_Toc236690956" w:history="1">
+      <w:hyperlink w:anchor="_Toc236759061" w:history="1">
         <w:r>
           <w:rPr>
             <w:rStyle w:val="Hyperlink"/>
@@ -3444,7 +3620,7 @@
             <w:noProof/>
             <w:webHidden/>
           </w:rPr>
-          <w:instrText xml:space="preserve"> PAGEREF _Toc236690956 \h </w:instrText>
+          <w:instrText xml:space="preserve"> PAGEREF _Toc236759061 \h </w:instrText>
         </w:r>
         <w:r>
           <w:rPr>
@@ -3487,7 +3663,7 @@
           <w14:ligatures w14:val="standardContextual"/>
         </w:rPr>
       </w:pPr>
-      <w:hyperlink w:anchor="_Toc236690957" w:history="1">
+      <w:hyperlink w:anchor="_Toc236759062" w:history="1">
         <w:r>
           <w:rPr>
             <w:rStyle w:val="Hyperlink"/>
@@ -3532,7 +3708,7 @@
             <w:noProof/>
             <w:webHidden/>
           </w:rPr>
-          <w:instrText xml:space="preserve"> PAGEREF _Toc236690957 \h </w:instrText>
+          <w:instrText xml:space="preserve"> PAGEREF _Toc236759062 \h </w:instrText>
         </w:r>
         <w:r>
           <w:rPr>
@@ -3575,7 +3751,7 @@
           <w14:ligatures w14:val="standardContextual"/>
         </w:rPr>
       </w:pPr>
-      <w:hyperlink w:anchor="_Toc236690958" w:history="1">
+      <w:hyperlink w:anchor="_Toc236759063" w:history="1">
         <w:r>
           <w:rPr>
             <w:rStyle w:val="Hyperlink"/>
@@ -3620,7 +3796,7 @@
             <w:noProof/>
             <w:webHidden/>
           </w:rPr>
-          <w:instrText xml:space="preserve"> PAGEREF _Toc236690958 \h </w:instrText>
+          <w:instrText xml:space="preserve"> PAGEREF _Toc236759063 \h </w:instrText>
         </w:r>
         <w:r>
           <w:rPr>
@@ -3663,7 +3839,7 @@
           <w14:ligatures w14:val="standardContextual"/>
         </w:rPr>
       </w:pPr>
-      <w:hyperlink w:anchor="_Toc236690959" w:history="1">
+      <w:hyperlink w:anchor="_Toc236759064" w:history="1">
         <w:r>
           <w:rPr>
             <w:rStyle w:val="Hyperlink"/>
@@ -3708,7 +3884,7 @@
             <w:noProof/>
             <w:webHidden/>
           </w:rPr>
-          <w:instrText xml:space="preserve"> PAGEREF _Toc236690959 \h </w:instrText>
+          <w:instrText xml:space="preserve"> PAGEREF _Toc236759064 \h </w:instrText>
         </w:r>
         <w:r>
           <w:rPr>
@@ -3751,7 +3927,7 @@
           <w14:ligatures w14:val="standardContextual"/>
         </w:rPr>
       </w:pPr>
-      <w:hyperlink w:anchor="_Toc236690960" w:history="1">
+      <w:hyperlink w:anchor="_Toc236759065" w:history="1">
         <w:r>
           <w:rPr>
             <w:rStyle w:val="Hyperlink"/>
@@ -3796,7 +3972,7 @@
             <w:noProof/>
             <w:webHidden/>
           </w:rPr>
-          <w:instrText xml:space="preserve"> PAGEREF _Toc236690960 \h </w:instrText>
+          <w:instrText xml:space="preserve"> PAGEREF _Toc236759065 \h </w:instrText>
         </w:r>
         <w:r>
           <w:rPr>
@@ -3839,7 +4015,7 @@
           <w14:ligatures w14:val="standardContextual"/>
         </w:rPr>
       </w:pPr>
-      <w:hyperlink w:anchor="_Toc236690961" w:history="1">
+      <w:hyperlink w:anchor="_Toc236759066" w:history="1">
         <w:r>
           <w:rPr>
             <w:rStyle w:val="Hyperlink"/>
@@ -3884,7 +4060,7 @@
             <w:noProof/>
             <w:webHidden/>
           </w:rPr>
-          <w:instrText xml:space="preserve"> PAGEREF _Toc236690961 \h </w:instrText>
+          <w:instrText xml:space="preserve"> PAGEREF _Toc236759066 \h </w:instrText>
         </w:r>
         <w:r>
           <w:rPr>
@@ -3927,7 +4103,7 @@
           <w14:ligatures w14:val="standardContextual"/>
         </w:rPr>
       </w:pPr>
-      <w:hyperlink w:anchor="_Toc236690962" w:history="1">
+      <w:hyperlink w:anchor="_Toc236759067" w:history="1">
         <w:r>
           <w:rPr>
             <w:rStyle w:val="Hyperlink"/>
@@ -3972,7 +4148,7 @@
             <w:noProof/>
             <w:webHidden/>
           </w:rPr>
-          <w:instrText xml:space="preserve"> PAGEREF _Toc236690962 \h </w:instrText>
+          <w:instrText xml:space="preserve"> PAGEREF _Toc236759067 \h </w:instrText>
         </w:r>
         <w:r>
           <w:rPr>
@@ -4015,7 +4191,7 @@
           <w14:ligatures w14:val="standardContextual"/>
         </w:rPr>
       </w:pPr>
-      <w:hyperlink w:anchor="_Toc236690963" w:history="1">
+      <w:hyperlink w:anchor="_Toc236759068" w:history="1">
         <w:r>
           <w:rPr>
             <w:rStyle w:val="Hyperlink"/>
@@ -4060,7 +4236,7 @@
             <w:noProof/>
             <w:webHidden/>
           </w:rPr>
-          <w:instrText xml:space="preserve"> PAGEREF _Toc236690963 \h </w:instrText>
+          <w:instrText xml:space="preserve"> PAGEREF _Toc236759068 \h </w:instrText>
         </w:r>
         <w:r>
           <w:rPr>
@@ -4080,7 +4256,7 @@
             <w:noProof/>
             <w:webHidden/>
           </w:rPr>
-          <w:t>26</w:t>
+          <w:t>25</w:t>
         </w:r>
         <w:r>
           <w:rPr>
@@ -4103,7 +4279,7 @@
           <w14:ligatures w14:val="standardContextual"/>
         </w:rPr>
       </w:pPr>
-      <w:hyperlink w:anchor="_Toc236690964" w:history="1">
+      <w:hyperlink w:anchor="_Toc236759069" w:history="1">
         <w:r>
           <w:rPr>
             <w:rStyle w:val="Hyperlink"/>
@@ -4148,7 +4324,7 @@
             <w:noProof/>
             <w:webHidden/>
           </w:rPr>
-          <w:instrText xml:space="preserve"> PAGEREF _Toc236690964 \h </w:instrText>
+          <w:instrText xml:space="preserve"> PAGEREF _Toc236759069 \h </w:instrText>
         </w:r>
         <w:r>
           <w:rPr>
@@ -4168,7 +4344,7 @@
             <w:noProof/>
             <w:webHidden/>
           </w:rPr>
-          <w:t>27</w:t>
+          <w:t>26</w:t>
         </w:r>
         <w:r>
           <w:rPr>
@@ -4191,7 +4367,7 @@
           <w14:ligatures w14:val="standardContextual"/>
         </w:rPr>
       </w:pPr>
-      <w:hyperlink w:anchor="_Toc236690965" w:history="1">
+      <w:hyperlink w:anchor="_Toc236759070" w:history="1">
         <w:r>
           <w:rPr>
             <w:rStyle w:val="Hyperlink"/>
@@ -4236,7 +4412,7 @@
             <w:noProof/>
             <w:webHidden/>
           </w:rPr>
-          <w:instrText xml:space="preserve"> PAGEREF _Toc236690965 \h </w:instrText>
+          <w:instrText xml:space="preserve"> PAGEREF _Toc236759070 \h </w:instrText>
         </w:r>
         <w:r>
           <w:rPr>
@@ -4256,7 +4432,7 @@
             <w:noProof/>
             <w:webHidden/>
           </w:rPr>
-          <w:t>27</w:t>
+          <w:t>26</w:t>
         </w:r>
         <w:r>
           <w:rPr>
@@ -4279,7 +4455,7 @@
           <w14:ligatures w14:val="standardContextual"/>
         </w:rPr>
       </w:pPr>
-      <w:hyperlink w:anchor="_Toc236690966" w:history="1">
+      <w:hyperlink w:anchor="_Toc236759071" w:history="1">
         <w:r>
           <w:rPr>
             <w:rStyle w:val="Hyperlink"/>
@@ -4328,7 +4504,7 @@
             <w:noProof/>
             <w:webHidden/>
           </w:rPr>
-          <w:instrText xml:space="preserve"> PAGEREF _Toc236690966 \h </w:instrText>
+          <w:instrText xml:space="preserve"> PAGEREF _Toc236759071 \h </w:instrText>
         </w:r>
         <w:r>
           <w:rPr>
@@ -4348,7 +4524,7 @@
             <w:noProof/>
             <w:webHidden/>
           </w:rPr>
-          <w:t>27</w:t>
+          <w:t>26</w:t>
         </w:r>
         <w:r>
           <w:rPr>
@@ -4371,7 +4547,7 @@
           <w14:ligatures w14:val="standardContextual"/>
         </w:rPr>
       </w:pPr>
-      <w:hyperlink w:anchor="_Toc236690967" w:history="1">
+      <w:hyperlink w:anchor="_Toc236759072" w:history="1">
         <w:r>
           <w:rPr>
             <w:rStyle w:val="Hyperlink"/>
@@ -4418,7 +4594,7 @@
             <w:noProof/>
             <w:webHidden/>
           </w:rPr>
-          <w:instrText xml:space="preserve"> PAGEREF _Toc236690967 \h </w:instrText>
+          <w:instrText xml:space="preserve"> PAGEREF _Toc236759072 \h </w:instrText>
         </w:r>
         <w:r>
           <w:rPr>
@@ -4438,7 +4614,7 @@
             <w:noProof/>
             <w:webHidden/>
           </w:rPr>
-          <w:t>28</w:t>
+          <w:t>27</w:t>
         </w:r>
         <w:r>
           <w:rPr>
@@ -4461,7 +4637,7 @@
           <w14:ligatures w14:val="standardContextual"/>
         </w:rPr>
       </w:pPr>
-      <w:hyperlink w:anchor="_Toc236690968" w:history="1">
+      <w:hyperlink w:anchor="_Toc236759073" w:history="1">
         <w:r>
           <w:rPr>
             <w:rStyle w:val="Hyperlink"/>
@@ -4508,7 +4684,7 @@
             <w:noProof/>
             <w:webHidden/>
           </w:rPr>
-          <w:instrText xml:space="preserve"> PAGEREF _Toc236690968 \h </w:instrText>
+          <w:instrText xml:space="preserve"> PAGEREF _Toc236759073 \h </w:instrText>
         </w:r>
         <w:r>
           <w:rPr>
@@ -4528,7 +4704,7 @@
             <w:noProof/>
             <w:webHidden/>
           </w:rPr>
-          <w:t>28</w:t>
+          <w:t>27</w:t>
         </w:r>
         <w:r>
           <w:rPr>
@@ -4551,7 +4727,7 @@
           <w14:ligatures w14:val="standardContextual"/>
         </w:rPr>
       </w:pPr>
-      <w:hyperlink w:anchor="_Toc236690969" w:history="1">
+      <w:hyperlink w:anchor="_Toc236759074" w:history="1">
         <w:r>
           <w:rPr>
             <w:rStyle w:val="Hyperlink"/>
@@ -4596,7 +4772,7 @@
             <w:noProof/>
             <w:webHidden/>
           </w:rPr>
-          <w:instrText xml:space="preserve"> PAGEREF _Toc236690969 \h </w:instrText>
+          <w:instrText xml:space="preserve"> PAGEREF _Toc236759074 \h </w:instrText>
         </w:r>
         <w:r>
           <w:rPr>
@@ -4616,7 +4792,7 @@
             <w:noProof/>
             <w:webHidden/>
           </w:rPr>
-          <w:t>30</w:t>
+          <w:t>29</w:t>
         </w:r>
         <w:r>
           <w:rPr>
@@ -4639,7 +4815,7 @@
           <w14:ligatures w14:val="standardContextual"/>
         </w:rPr>
       </w:pPr>
-      <w:hyperlink w:anchor="_Toc236690970" w:history="1">
+      <w:hyperlink w:anchor="_Toc236759075" w:history="1">
         <w:r>
           <w:rPr>
             <w:rStyle w:val="Hyperlink"/>
@@ -4686,7 +4862,7 @@
             <w:noProof/>
             <w:webHidden/>
           </w:rPr>
-          <w:instrText xml:space="preserve"> PAGEREF _Toc236690970 \h </w:instrText>
+          <w:instrText xml:space="preserve"> PAGEREF _Toc236759075 \h </w:instrText>
         </w:r>
         <w:r>
           <w:rPr>
@@ -4706,7 +4882,7 @@
             <w:noProof/>
             <w:webHidden/>
           </w:rPr>
-          <w:t>30</w:t>
+          <w:t>29</w:t>
         </w:r>
         <w:r>
           <w:rPr>
@@ -4729,7 +4905,7 @@
           <w14:ligatures w14:val="standardContextual"/>
         </w:rPr>
       </w:pPr>
-      <w:hyperlink w:anchor="_Toc236690971" w:history="1">
+      <w:hyperlink w:anchor="_Toc236759076" w:history="1">
         <w:r>
           <w:rPr>
             <w:rStyle w:val="Hyperlink"/>
@@ -4774,7 +4950,7 @@
             <w:noProof/>
             <w:webHidden/>
           </w:rPr>
-          <w:instrText xml:space="preserve"> PAGEREF _Toc236690971 \h </w:instrText>
+          <w:instrText xml:space="preserve"> PAGEREF _Toc236759076 \h </w:instrText>
         </w:r>
         <w:r>
           <w:rPr>
@@ -4794,7 +4970,7 @@
             <w:noProof/>
             <w:webHidden/>
           </w:rPr>
-          <w:t>30</w:t>
+          <w:t>29</w:t>
         </w:r>
         <w:r>
           <w:rPr>
@@ -4817,7 +4993,7 @@
           <w14:ligatures w14:val="standardContextual"/>
         </w:rPr>
       </w:pPr>
-      <w:hyperlink w:anchor="_Toc236690972" w:history="1">
+      <w:hyperlink w:anchor="_Toc236759077" w:history="1">
         <w:r>
           <w:rPr>
             <w:rStyle w:val="Hyperlink"/>
@@ -4862,7 +5038,7 @@
             <w:noProof/>
             <w:webHidden/>
           </w:rPr>
-          <w:instrText xml:space="preserve"> PAGEREF _Toc236690972 \h </w:instrText>
+          <w:instrText xml:space="preserve"> PAGEREF _Toc236759077 \h </w:instrText>
         </w:r>
         <w:r>
           <w:rPr>
@@ -4882,7 +5058,7 @@
             <w:noProof/>
             <w:webHidden/>
           </w:rPr>
-          <w:t>31</w:t>
+          <w:t>30</w:t>
         </w:r>
         <w:r>
           <w:rPr>
@@ -4905,7 +5081,7 @@
           <w14:ligatures w14:val="standardContextual"/>
         </w:rPr>
       </w:pPr>
-      <w:hyperlink w:anchor="_Toc236690973" w:history="1">
+      <w:hyperlink w:anchor="_Toc236759078" w:history="1">
         <w:r>
           <w:rPr>
             <w:rStyle w:val="Hyperlink"/>
@@ -4950,7 +5126,7 @@
             <w:noProof/>
             <w:webHidden/>
           </w:rPr>
-          <w:instrText xml:space="preserve"> PAGEREF _Toc236690973 \h </w:instrText>
+          <w:instrText xml:space="preserve"> PAGEREF _Toc236759078 \h </w:instrText>
         </w:r>
         <w:r>
           <w:rPr>
@@ -4970,7 +5146,7 @@
             <w:noProof/>
             <w:webHidden/>
           </w:rPr>
-          <w:t>34</w:t>
+          <w:t>33</w:t>
         </w:r>
         <w:r>
           <w:rPr>
@@ -4993,7 +5169,7 @@
           <w14:ligatures w14:val="standardContextual"/>
         </w:rPr>
       </w:pPr>
-      <w:hyperlink w:anchor="_Toc236690974" w:history="1">
+      <w:hyperlink w:anchor="_Toc236759079" w:history="1">
         <w:r>
           <w:rPr>
             <w:rStyle w:val="Hyperlink"/>
@@ -5038,7 +5214,7 @@
             <w:noProof/>
             <w:webHidden/>
           </w:rPr>
-          <w:instrText xml:space="preserve"> PAGEREF _Toc236690974 \h </w:instrText>
+          <w:instrText xml:space="preserve"> PAGEREF _Toc236759079 \h </w:instrText>
         </w:r>
         <w:r>
           <w:rPr>
@@ -5058,7 +5234,7 @@
             <w:noProof/>
             <w:webHidden/>
           </w:rPr>
-          <w:t>34</w:t>
+          <w:t>33</w:t>
         </w:r>
         <w:r>
           <w:rPr>
@@ -5081,7 +5257,7 @@
           <w14:ligatures w14:val="standardContextual"/>
         </w:rPr>
       </w:pPr>
-      <w:hyperlink w:anchor="_Toc236690975" w:history="1">
+      <w:hyperlink w:anchor="_Toc236759080" w:history="1">
         <w:r>
           <w:rPr>
             <w:rStyle w:val="Hyperlink"/>
@@ -5126,7 +5302,7 @@
             <w:noProof/>
             <w:webHidden/>
           </w:rPr>
-          <w:instrText xml:space="preserve"> PAGEREF _Toc236690975 \h </w:instrText>
+          <w:instrText xml:space="preserve"> PAGEREF _Toc236759080 \h </w:instrText>
         </w:r>
         <w:r>
           <w:rPr>
@@ -5146,7 +5322,7 @@
             <w:noProof/>
             <w:webHidden/>
           </w:rPr>
-          <w:t>34</w:t>
+          <w:t>33</w:t>
         </w:r>
         <w:r>
           <w:rPr>
@@ -5169,7 +5345,7 @@
           <w14:ligatures w14:val="standardContextual"/>
         </w:rPr>
       </w:pPr>
-      <w:hyperlink w:anchor="_Toc236690976" w:history="1">
+      <w:hyperlink w:anchor="_Toc236759081" w:history="1">
         <w:r>
           <w:rPr>
             <w:rStyle w:val="Hyperlink"/>
@@ -5214,7 +5390,7 @@
             <w:noProof/>
             <w:webHidden/>
           </w:rPr>
-          <w:instrText xml:space="preserve"> PAGEREF _Toc236690976 \h </w:instrText>
+          <w:instrText xml:space="preserve"> PAGEREF _Toc236759081 \h </w:instrText>
         </w:r>
         <w:r>
           <w:rPr>
@@ -5234,7 +5410,7 @@
             <w:noProof/>
             <w:webHidden/>
           </w:rPr>
-          <w:t>36</w:t>
+          <w:t>35</w:t>
         </w:r>
         <w:r>
           <w:rPr>
@@ -5257,7 +5433,7 @@
           <w14:ligatures w14:val="standardContextual"/>
         </w:rPr>
       </w:pPr>
-      <w:hyperlink w:anchor="_Toc236690977" w:history="1">
+      <w:hyperlink w:anchor="_Toc236759082" w:history="1">
         <w:r>
           <w:rPr>
             <w:rStyle w:val="Hyperlink"/>
@@ -5302,7 +5478,7 @@
             <w:noProof/>
             <w:webHidden/>
           </w:rPr>
-          <w:instrText xml:space="preserve"> PAGEREF _Toc236690977 \h </w:instrText>
+          <w:instrText xml:space="preserve"> PAGEREF _Toc236759082 \h </w:instrText>
         </w:r>
         <w:r>
           <w:rPr>
@@ -5322,7 +5498,7 @@
             <w:noProof/>
             <w:webHidden/>
           </w:rPr>
-          <w:t>38</w:t>
+          <w:t>37</w:t>
         </w:r>
         <w:r>
           <w:rPr>
@@ -5345,7 +5521,7 @@
           <w14:ligatures w14:val="standardContextual"/>
         </w:rPr>
       </w:pPr>
-      <w:hyperlink w:anchor="_Toc236690978" w:history="1">
+      <w:hyperlink w:anchor="_Toc236759083" w:history="1">
         <w:r>
           <w:rPr>
             <w:rStyle w:val="Hyperlink"/>
@@ -5390,7 +5566,7 @@
             <w:noProof/>
             <w:webHidden/>
           </w:rPr>
-          <w:instrText xml:space="preserve"> PAGEREF _Toc236690978 \h </w:instrText>
+          <w:instrText xml:space="preserve"> PAGEREF _Toc236759083 \h </w:instrText>
         </w:r>
         <w:r>
           <w:rPr>
@@ -5410,7 +5586,7 @@
             <w:noProof/>
             <w:webHidden/>
           </w:rPr>
-          <w:t>38</w:t>
+          <w:t>37</w:t>
         </w:r>
         <w:r>
           <w:rPr>
@@ -5433,7 +5609,7 @@
           <w14:ligatures w14:val="standardContextual"/>
         </w:rPr>
       </w:pPr>
-      <w:hyperlink w:anchor="_Toc236690979" w:history="1">
+      <w:hyperlink w:anchor="_Toc236759084" w:history="1">
         <w:r>
           <w:rPr>
             <w:rStyle w:val="Hyperlink"/>
@@ -5478,7 +5654,7 @@
             <w:noProof/>
             <w:webHidden/>
           </w:rPr>
-          <w:instrText xml:space="preserve"> PAGEREF _Toc236690979 \h </w:instrText>
+          <w:instrText xml:space="preserve"> PAGEREF _Toc236759084 \h </w:instrText>
         </w:r>
         <w:r>
           <w:rPr>
@@ -5521,7 +5697,7 @@
           <w14:ligatures w14:val="standardContextual"/>
         </w:rPr>
       </w:pPr>
-      <w:hyperlink w:anchor="_Toc236690980" w:history="1">
+      <w:hyperlink w:anchor="_Toc236759085" w:history="1">
         <w:r>
           <w:rPr>
             <w:rStyle w:val="Hyperlink"/>
@@ -5566,7 +5742,7 @@
             <w:noProof/>
             <w:webHidden/>
           </w:rPr>
-          <w:instrText xml:space="preserve"> PAGEREF _Toc236690980 \h </w:instrText>
+          <w:instrText xml:space="preserve"> PAGEREF _Toc236759085 \h </w:instrText>
         </w:r>
         <w:r>
           <w:rPr>
@@ -5609,7 +5785,7 @@
           <w14:ligatures w14:val="standardContextual"/>
         </w:rPr>
       </w:pPr>
-      <w:hyperlink w:anchor="_Toc236690981" w:history="1">
+      <w:hyperlink w:anchor="_Toc236759086" w:history="1">
         <w:r>
           <w:rPr>
             <w:rStyle w:val="Hyperlink"/>
@@ -5633,7 +5809,7 @@
             <w:rStyle w:val="Hyperlink"/>
             <w:noProof/>
           </w:rPr>
-          <w:t>Soluções de aprendizagem sobre cultivo e a hipótese de um "Duolingo da horta"</w:t>
+          <w:t>Soluções de aprendizagem sobre cultivo</w:t>
         </w:r>
         <w:r>
           <w:rPr>
@@ -5654,7 +5830,7 @@
             <w:noProof/>
             <w:webHidden/>
           </w:rPr>
-          <w:instrText xml:space="preserve"> PAGEREF _Toc236690981 \h </w:instrText>
+          <w:instrText xml:space="preserve"> PAGEREF _Toc236759086 \h </w:instrText>
         </w:r>
         <w:r>
           <w:rPr>
@@ -5674,7 +5850,7 @@
             <w:noProof/>
             <w:webHidden/>
           </w:rPr>
-          <w:t>43</w:t>
+          <w:t>42</w:t>
         </w:r>
         <w:r>
           <w:rPr>
@@ -5697,7 +5873,7 @@
           <w14:ligatures w14:val="standardContextual"/>
         </w:rPr>
       </w:pPr>
-      <w:hyperlink w:anchor="_Toc236690982" w:history="1">
+      <w:hyperlink w:anchor="_Toc236759087" w:history="1">
         <w:r>
           <w:rPr>
             <w:rStyle w:val="Hyperlink"/>
@@ -5742,7 +5918,7 @@
             <w:noProof/>
             <w:webHidden/>
           </w:rPr>
-          <w:instrText xml:space="preserve"> PAGEREF _Toc236690982 \h </w:instrText>
+          <w:instrText xml:space="preserve"> PAGEREF _Toc236759087 \h </w:instrText>
         </w:r>
         <w:r>
           <w:rPr>
@@ -5762,7 +5938,7 @@
             <w:noProof/>
             <w:webHidden/>
           </w:rPr>
-          <w:t>43</w:t>
+          <w:t>49</w:t>
         </w:r>
         <w:r>
           <w:rPr>
@@ -5775,7 +5951,7 @@
     </w:p>
     <w:p>
       <w:pPr>
-        <w:pStyle w:val="Sumrio2"/>
+        <w:pStyle w:val="Sumrio3"/>
         <w:rPr>
           <w:rFonts w:asciiTheme="minorHAnsi" w:eastAsiaTheme="minorEastAsia" w:hAnsiTheme="minorHAnsi"/>
           <w:noProof/>
@@ -5785,14 +5961,13 @@
           <w14:ligatures w14:val="standardContextual"/>
         </w:rPr>
       </w:pPr>
-      <w:hyperlink w:anchor="_Toc236690983" w:history="1">
+      <w:hyperlink w:anchor="_Toc236759088" w:history="1">
         <w:r>
           <w:rPr>
             <w:rStyle w:val="Hyperlink"/>
-            <w:iCs/>
-            <w:noProof/>
-          </w:rPr>
-          <w:t>7.2</w:t>
+            <w:noProof/>
+          </w:rPr>
+          <w:t>7.1.5</w:t>
         </w:r>
         <w:r>
           <w:rPr>
@@ -5810,7 +5985,7 @@
             <w:rStyle w:val="Hyperlink"/>
             <w:noProof/>
           </w:rPr>
-          <w:t>Planejamento Financeiro</w:t>
+          <w:t>Comparação das funcionalidades e propostas</w:t>
         </w:r>
         <w:r>
           <w:rPr>
@@ -5831,7 +6006,7 @@
             <w:noProof/>
             <w:webHidden/>
           </w:rPr>
-          <w:instrText xml:space="preserve"> PAGEREF _Toc236690983 \h </w:instrText>
+          <w:instrText xml:space="preserve"> PAGEREF _Toc236759088 \h </w:instrText>
         </w:r>
         <w:r>
           <w:rPr>
@@ -5851,7 +6026,7 @@
             <w:noProof/>
             <w:webHidden/>
           </w:rPr>
-          <w:t>44</w:t>
+          <w:t>50</w:t>
         </w:r>
         <w:r>
           <w:rPr>
@@ -5864,7 +6039,7 @@
     </w:p>
     <w:p>
       <w:pPr>
-        <w:pStyle w:val="Sumrio1"/>
+        <w:pStyle w:val="Sumrio3"/>
         <w:rPr>
           <w:rFonts w:asciiTheme="minorHAnsi" w:eastAsiaTheme="minorEastAsia" w:hAnsiTheme="minorHAnsi"/>
           <w:noProof/>
@@ -5874,12 +6049,277 @@
           <w14:ligatures w14:val="standardContextual"/>
         </w:rPr>
       </w:pPr>
-      <w:hyperlink w:anchor="_Toc236690984" w:history="1">
+      <w:hyperlink w:anchor="_Toc236759089" w:history="1">
         <w:r>
           <w:rPr>
             <w:rStyle w:val="Hyperlink"/>
             <w:noProof/>
           </w:rPr>
+          <w:t>7.1.6</w:t>
+        </w:r>
+        <w:r>
+          <w:rPr>
+            <w:rFonts w:asciiTheme="minorHAnsi" w:eastAsiaTheme="minorEastAsia" w:hAnsiTheme="minorHAnsi"/>
+            <w:noProof/>
+            <w:kern w:val="2"/>
+            <w:szCs w:val="24"/>
+            <w:lang w:eastAsia="pt-BR"/>
+            <w14:ligatures w14:val="standardContextual"/>
+          </w:rPr>
+          <w:tab/>
+        </w:r>
+        <w:r>
+          <w:rPr>
+            <w:rStyle w:val="Hyperlink"/>
+            <w:noProof/>
+          </w:rPr>
+          <w:t>Lacunas identificadas</w:t>
+        </w:r>
+        <w:r>
+          <w:rPr>
+            <w:noProof/>
+            <w:webHidden/>
+          </w:rPr>
+          <w:tab/>
+        </w:r>
+        <w:r>
+          <w:rPr>
+            <w:noProof/>
+            <w:webHidden/>
+          </w:rPr>
+          <w:fldChar w:fldCharType="begin"/>
+        </w:r>
+        <w:r>
+          <w:rPr>
+            <w:noProof/>
+            <w:webHidden/>
+          </w:rPr>
+          <w:instrText xml:space="preserve"> PAGEREF _Toc236759089 \h </w:instrText>
+        </w:r>
+        <w:r>
+          <w:rPr>
+            <w:noProof/>
+            <w:webHidden/>
+          </w:rPr>
+        </w:r>
+        <w:r>
+          <w:rPr>
+            <w:noProof/>
+            <w:webHidden/>
+          </w:rPr>
+          <w:fldChar w:fldCharType="separate"/>
+        </w:r>
+        <w:r>
+          <w:rPr>
+            <w:noProof/>
+            <w:webHidden/>
+          </w:rPr>
+          <w:t>50</w:t>
+        </w:r>
+        <w:r>
+          <w:rPr>
+            <w:noProof/>
+            <w:webHidden/>
+          </w:rPr>
+          <w:fldChar w:fldCharType="end"/>
+        </w:r>
+      </w:hyperlink>
+    </w:p>
+    <w:p>
+      <w:pPr>
+        <w:pStyle w:val="Sumrio3"/>
+        <w:rPr>
+          <w:rFonts w:asciiTheme="minorHAnsi" w:eastAsiaTheme="minorEastAsia" w:hAnsiTheme="minorHAnsi"/>
+          <w:noProof/>
+          <w:kern w:val="2"/>
+          <w:szCs w:val="24"/>
+          <w:lang w:eastAsia="pt-BR"/>
+          <w14:ligatures w14:val="standardContextual"/>
+        </w:rPr>
+      </w:pPr>
+      <w:hyperlink w:anchor="_Toc236759090" w:history="1">
+        <w:r>
+          <w:rPr>
+            <w:rStyle w:val="Hyperlink"/>
+            <w:noProof/>
+          </w:rPr>
+          <w:t>7.1.7</w:t>
+        </w:r>
+        <w:r>
+          <w:rPr>
+            <w:rFonts w:asciiTheme="minorHAnsi" w:eastAsiaTheme="minorEastAsia" w:hAnsiTheme="minorHAnsi"/>
+            <w:noProof/>
+            <w:kern w:val="2"/>
+            <w:szCs w:val="24"/>
+            <w:lang w:eastAsia="pt-BR"/>
+            <w14:ligatures w14:val="standardContextual"/>
+          </w:rPr>
+          <w:tab/>
+        </w:r>
+        <w:r>
+          <w:rPr>
+            <w:rStyle w:val="Hyperlink"/>
+            <w:noProof/>
+          </w:rPr>
+          <w:t>Diferenciais e posicionamento do Viridis</w:t>
+        </w:r>
+        <w:r>
+          <w:rPr>
+            <w:noProof/>
+            <w:webHidden/>
+          </w:rPr>
+          <w:tab/>
+        </w:r>
+        <w:r>
+          <w:rPr>
+            <w:noProof/>
+            <w:webHidden/>
+          </w:rPr>
+          <w:fldChar w:fldCharType="begin"/>
+        </w:r>
+        <w:r>
+          <w:rPr>
+            <w:noProof/>
+            <w:webHidden/>
+          </w:rPr>
+          <w:instrText xml:space="preserve"> PAGEREF _Toc236759090 \h </w:instrText>
+        </w:r>
+        <w:r>
+          <w:rPr>
+            <w:noProof/>
+            <w:webHidden/>
+          </w:rPr>
+        </w:r>
+        <w:r>
+          <w:rPr>
+            <w:noProof/>
+            <w:webHidden/>
+          </w:rPr>
+          <w:fldChar w:fldCharType="separate"/>
+        </w:r>
+        <w:r>
+          <w:rPr>
+            <w:noProof/>
+            <w:webHidden/>
+          </w:rPr>
+          <w:t>51</w:t>
+        </w:r>
+        <w:r>
+          <w:rPr>
+            <w:noProof/>
+            <w:webHidden/>
+          </w:rPr>
+          <w:fldChar w:fldCharType="end"/>
+        </w:r>
+      </w:hyperlink>
+    </w:p>
+    <w:p>
+      <w:pPr>
+        <w:pStyle w:val="Sumrio2"/>
+        <w:rPr>
+          <w:rFonts w:asciiTheme="minorHAnsi" w:eastAsiaTheme="minorEastAsia" w:hAnsiTheme="minorHAnsi"/>
+          <w:noProof/>
+          <w:kern w:val="2"/>
+          <w:szCs w:val="24"/>
+          <w:lang w:eastAsia="pt-BR"/>
+          <w14:ligatures w14:val="standardContextual"/>
+        </w:rPr>
+      </w:pPr>
+      <w:hyperlink w:anchor="_Toc236759091" w:history="1">
+        <w:r>
+          <w:rPr>
+            <w:rStyle w:val="Hyperlink"/>
+            <w:iCs/>
+            <w:noProof/>
+          </w:rPr>
+          <w:t>7.2</w:t>
+        </w:r>
+        <w:r>
+          <w:rPr>
+            <w:rFonts w:asciiTheme="minorHAnsi" w:eastAsiaTheme="minorEastAsia" w:hAnsiTheme="minorHAnsi"/>
+            <w:noProof/>
+            <w:kern w:val="2"/>
+            <w:szCs w:val="24"/>
+            <w:lang w:eastAsia="pt-BR"/>
+            <w14:ligatures w14:val="standardContextual"/>
+          </w:rPr>
+          <w:tab/>
+        </w:r>
+        <w:r>
+          <w:rPr>
+            <w:rStyle w:val="Hyperlink"/>
+            <w:noProof/>
+          </w:rPr>
+          <w:t>Planejamento Financeiro</w:t>
+        </w:r>
+        <w:r>
+          <w:rPr>
+            <w:noProof/>
+            <w:webHidden/>
+          </w:rPr>
+          <w:tab/>
+        </w:r>
+        <w:r>
+          <w:rPr>
+            <w:noProof/>
+            <w:webHidden/>
+          </w:rPr>
+          <w:fldChar w:fldCharType="begin"/>
+        </w:r>
+        <w:r>
+          <w:rPr>
+            <w:noProof/>
+            <w:webHidden/>
+          </w:rPr>
+          <w:instrText xml:space="preserve"> PAGEREF _Toc236759091 \h </w:instrText>
+        </w:r>
+        <w:r>
+          <w:rPr>
+            <w:noProof/>
+            <w:webHidden/>
+          </w:rPr>
+        </w:r>
+        <w:r>
+          <w:rPr>
+            <w:noProof/>
+            <w:webHidden/>
+          </w:rPr>
+          <w:fldChar w:fldCharType="separate"/>
+        </w:r>
+        <w:r>
+          <w:rPr>
+            <w:noProof/>
+            <w:webHidden/>
+          </w:rPr>
+          <w:t>51</w:t>
+        </w:r>
+        <w:r>
+          <w:rPr>
+            <w:noProof/>
+            <w:webHidden/>
+          </w:rPr>
+          <w:fldChar w:fldCharType="end"/>
+        </w:r>
+      </w:hyperlink>
+    </w:p>
+    <w:p>
+      <w:pPr>
+        <w:pStyle w:val="Sumrio1"/>
+        <w:rPr>
+          <w:rFonts w:asciiTheme="minorHAnsi" w:eastAsiaTheme="minorEastAsia" w:hAnsiTheme="minorHAnsi"/>
+          <w:noProof/>
+          <w:kern w:val="2"/>
+          <w:szCs w:val="24"/>
+          <w:lang w:eastAsia="pt-BR"/>
+          <w14:ligatures w14:val="standardContextual"/>
+        </w:rPr>
+      </w:pPr>
+      <w:hyperlink w:anchor="_Toc236759092" w:history="1">
+        <w:r>
+          <w:rPr>
+            <w:rStyle w:val="Hyperlink"/>
+            <w:noProof/>
+          </w:rPr>
           <w:t>REFERÊNCIAS</w:t>
         </w:r>
         <w:r>
@@ -5901,7 +6341,7 @@
             <w:noProof/>
             <w:webHidden/>
           </w:rPr>
-          <w:instrText xml:space="preserve"> PAGEREF _Toc236690984 \h </w:instrText>
+          <w:instrText xml:space="preserve"> PAGEREF _Toc236759092 \h </w:instrText>
         </w:r>
         <w:r>
           <w:rPr>
@@ -5921,7 +6361,7 @@
             <w:noProof/>
             <w:webHidden/>
           </w:rPr>
-          <w:t>46</w:t>
+          <w:t>52</w:t>
         </w:r>
         <w:r>
           <w:rPr>
@@ -5964,7 +6404,7 @@
       <w:pPr>
         <w:pStyle w:val="Ttulo1"/>
       </w:pPr>
-      <w:bookmarkStart w:id="0" w:name="_Toc236690935"/>
+      <w:bookmarkStart w:id="0" w:name="_Toc236759040"/>
       <w:r>
         <w:t>INTRODUÇÃO</w:t>
       </w:r>
@@ -5980,7 +6420,21 @@
         <w:rPr>
           <w:lang w:eastAsia="pt-BR"/>
         </w:rPr>
-        <w:t xml:space="preserve">Dentre os meios existentes de disseminação da cultura da preservação e da sustentabilidade, um dos principais, segundo Kandler (2012), é a escola, que passa esse conhecimento às novas gerações de modo que cada vez mais essa cultura esteja presente na sociedade. </w:t>
+        <w:t xml:space="preserve">Dentre os meios existentes de disseminação da cultura da preservação e da sustentabilidade, um dos principais, segundo </w:t>
+      </w:r>
+      <w:proofErr w:type="spellStart"/>
+      <w:r>
+        <w:rPr>
+          <w:lang w:eastAsia="pt-BR"/>
+        </w:rPr>
+        <w:t>Kandler</w:t>
+      </w:r>
+      <w:proofErr w:type="spellEnd"/>
+      <w:r>
+        <w:rPr>
+          <w:lang w:eastAsia="pt-BR"/>
+        </w:rPr>
+        <w:t xml:space="preserve"> (2012), é a escola, que passa esse conhecimento às novas gerações de modo que cada vez mais essa cultura esteja presente na sociedade. </w:t>
       </w:r>
     </w:p>
     <w:p>
@@ -6083,10 +6537,29 @@
           <w:lang w:eastAsia="pt-BR"/>
         </w:rPr>
         <w:lastRenderedPageBreak/>
-        <w:t xml:space="preserve">Um dos mais famosos exemplos de gamificação é o aplicativo para dispositivos móveis (app) Duolingo. Segundo uma análise feita por </w:t>
-      </w:r>
-      <w:r>
-        <w:t>Shortt et al.</w:t>
+        <w:t xml:space="preserve">Um dos mais famosos exemplos de gamificação é o aplicativo para dispositivos móveis (app) </w:t>
+      </w:r>
+      <w:proofErr w:type="spellStart"/>
+      <w:r>
+        <w:rPr>
+          <w:lang w:eastAsia="pt-BR"/>
+        </w:rPr>
+        <w:t>Duolingo</w:t>
+      </w:r>
+      <w:proofErr w:type="spellEnd"/>
+      <w:r>
+        <w:rPr>
+          <w:lang w:eastAsia="pt-BR"/>
+        </w:rPr>
+        <w:t xml:space="preserve">. Segundo uma análise feita por </w:t>
+      </w:r>
+      <w:proofErr w:type="spellStart"/>
+      <w:r>
+        <w:t>Shortt</w:t>
+      </w:r>
+      <w:proofErr w:type="spellEnd"/>
+      <w:r>
+        <w:t xml:space="preserve"> et al.</w:t>
       </w:r>
       <w:r>
         <w:t xml:space="preserve"> (2023),</w:t>
@@ -6102,53 +6575,95 @@
           <w:i/>
           <w:iCs/>
         </w:rPr>
-        <w:t>Mobile-Assisted Language Learning (MALL),</w:t>
-      </w:r>
-      <w:r>
-        <w:t xml:space="preserve"> que é o exemplo mais popular de gamificação para o ensino, tem alguns aspectos fundamentais para seu sucesso em atrair os usuários e motivá-los, tais quais: um meio de competição </w:t>
-      </w:r>
-      <w:r>
-        <w:t xml:space="preserve">formado por rankings semanais, um meio de contabilização de progresso formado por acúmulo de </w:t>
-      </w:r>
+        <w:t>Mobile-</w:t>
+      </w:r>
+      <w:proofErr w:type="spellStart"/>
       <w:r>
         <w:rPr>
           <w:i/>
           <w:iCs/>
         </w:rPr>
-        <w:t>xp</w:t>
-      </w:r>
-      <w:r>
-        <w:t>, uma sequência de dias consecutivos da plataforma mostrada em seu perfil e nomeada como “ofensiva”. Todos esses aspectos fazem com que os usuários tenham vontade de utilizar a plataforma e de não perder uma recorrência.</w:t>
-      </w:r>
-    </w:p>
-    <w:p>
-      <w:r>
-        <w:t xml:space="preserve">Tendo em mente a análise acima, para que alunos, ou qualquer participante de um determinado grupo social como uma empresa, condomínio ou qualquer outro, tenham vontade de colaborar com uma iniciativa de horta de forma constante, uma aplicação que utilize estratégias de gamificação para incentivar a constância e o aprendizado se torna uma solução pertinente e atual. </w:t>
-      </w:r>
-    </w:p>
-    <w:p>
-      <w:pPr>
-        <w:rPr>
-          <w:lang w:eastAsia="pt-BR"/>
-        </w:rPr>
-      </w:pPr>
-      <w:r>
-        <w:t xml:space="preserve">Com o objetivo de engajar, ensinar, </w:t>
-      </w:r>
-      <w:r>
-        <w:t>organizar e gerenciar</w:t>
-      </w:r>
-      <w:r>
-        <w:t xml:space="preserve"> alunos, funcionários e integrantes de grupos sociais diversos no desenvolvimento de hortas escolares ou comunitárias</w:t>
-      </w:r>
-      <w:r>
-        <w:t xml:space="preserve"> surge a Viridis: uma aplicação web (</w:t>
-      </w:r>
+        <w:t>Assisted</w:t>
+      </w:r>
+      <w:proofErr w:type="spellEnd"/>
       <w:r>
         <w:rPr>
           <w:i/>
           <w:iCs/>
         </w:rPr>
+        <w:t xml:space="preserve"> </w:t>
+      </w:r>
+      <w:proofErr w:type="spellStart"/>
+      <w:r>
+        <w:rPr>
+          <w:i/>
+          <w:iCs/>
+        </w:rPr>
+        <w:t>Language</w:t>
+      </w:r>
+      <w:proofErr w:type="spellEnd"/>
+      <w:r>
+        <w:rPr>
+          <w:i/>
+          <w:iCs/>
+        </w:rPr>
+        <w:t xml:space="preserve"> Learning (MALL),</w:t>
+      </w:r>
+      <w:r>
+        <w:t xml:space="preserve"> que é o exemplo mais popular de gamificação para o ensino, tem alguns aspectos fundamentais para seu sucesso em atrair os usuários e motivá-los, tais quais: um meio de competição </w:t>
+      </w:r>
+      <w:r>
+        <w:t xml:space="preserve">formado por rankings semanais, um meio de contabilização de progresso formado por acúmulo de </w:t>
+      </w:r>
+      <w:proofErr w:type="spellStart"/>
+      <w:r>
+        <w:rPr>
+          <w:i/>
+          <w:iCs/>
+        </w:rPr>
+        <w:t>xp</w:t>
+      </w:r>
+      <w:proofErr w:type="spellEnd"/>
+      <w:r>
+        <w:t>, uma sequência de dias consecutivos da plataforma mostrada em seu perfil e nomeada como “ofensiva”. Todos esses aspectos fazem com que os usuários tenham vontade de utilizar a plataforma e de não perder uma recorrência.</w:t>
+      </w:r>
+    </w:p>
+    <w:p>
+      <w:r>
+        <w:t xml:space="preserve">Tendo em mente a análise acima, para que alunos, ou qualquer participante de um determinado grupo social como uma empresa, condomínio ou qualquer outro, tenham vontade de colaborar com uma iniciativa de horta de forma constante, uma aplicação que utilize estratégias de gamificação para incentivar a constância e o aprendizado se torna uma solução pertinente e atual. </w:t>
+      </w:r>
+    </w:p>
+    <w:p>
+      <w:pPr>
+        <w:rPr>
+          <w:lang w:eastAsia="pt-BR"/>
+        </w:rPr>
+      </w:pPr>
+      <w:r>
+        <w:t xml:space="preserve">Com o objetivo de engajar, ensinar, </w:t>
+      </w:r>
+      <w:r>
+        <w:t>organizar e gerenciar</w:t>
+      </w:r>
+      <w:r>
+        <w:t xml:space="preserve"> alunos, funcionários e integrantes de grupos sociais diversos no desenvolvimento de hortas escolares ou comunitárias</w:t>
+      </w:r>
+      <w:r>
+        <w:t xml:space="preserve"> surge a </w:t>
+      </w:r>
+      <w:proofErr w:type="spellStart"/>
+      <w:r>
+        <w:t>Viridis</w:t>
+      </w:r>
+      <w:proofErr w:type="spellEnd"/>
+      <w:r>
+        <w:t>: uma aplicação web (</w:t>
+      </w:r>
+      <w:r>
+        <w:rPr>
+          <w:i/>
+          <w:iCs/>
+        </w:rPr>
         <w:t>Web App</w:t>
       </w:r>
       <w:r>
@@ -6159,7 +6674,7 @@
       <w:pPr>
         <w:pStyle w:val="Ttulo2"/>
       </w:pPr>
-      <w:bookmarkStart w:id="1" w:name="_Toc236690936"/>
+      <w:bookmarkStart w:id="1" w:name="_Toc236759041"/>
       <w:r>
         <w:t>Problemática</w:t>
       </w:r>
@@ -6167,7 +6682,15 @@
     </w:p>
     <w:p>
       <w:r>
-        <w:t>A adolescência é um período marcado por intensas transformações físicas, cognitivas e emocionais, tornando os jovens mais vulneráveis ao desenvolvimento de transtornos psicológicos. Diversos fatores — físicos, nutricionais, psicológicos e sociais — interagem de forma complexa, contribuindo para o surgimento de condições como ansiedade, depressão e transtorno de déficit de atenção/hiperatividade. Estima-se que cerca de 15% das crianças e adolescentes no mundo apresentam algum transtorno mental, evidenciando a magnitude desse problema de saúde pública (Guilherme V. Polanczyk).</w:t>
+        <w:t xml:space="preserve">A adolescência é um período marcado por intensas transformações físicas, cognitivas e emocionais, tornando os jovens mais vulneráveis ao desenvolvimento de transtornos psicológicos. Diversos fatores — físicos, nutricionais, psicológicos e sociais — interagem de forma complexa, contribuindo para o surgimento de condições como ansiedade, depressão e transtorno de déficit de atenção/hiperatividade. Estima-se que cerca de 15% das crianças e adolescentes no mundo apresentam algum transtorno mental, evidenciando a magnitude desse problema de saúde pública (Guilherme V. </w:t>
+      </w:r>
+      <w:proofErr w:type="spellStart"/>
+      <w:r>
+        <w:t>Polanczyk</w:t>
+      </w:r>
+      <w:proofErr w:type="spellEnd"/>
+      <w:r>
+        <w:t>).</w:t>
       </w:r>
     </w:p>
     <w:p>
@@ -6472,7 +6995,7 @@
       <w:pPr>
         <w:pStyle w:val="Ttulo2"/>
       </w:pPr>
-      <w:bookmarkStart w:id="2" w:name="_Toc236690937"/>
+      <w:bookmarkStart w:id="2" w:name="_Toc236759042"/>
       <w:r>
         <w:t>Justificativa</w:t>
       </w:r>
@@ -6665,7 +7188,35 @@
         <w:rPr>
           <w:lang w:eastAsia="pt-BR"/>
         </w:rPr>
-        <w:t>As hortas escolares também atuam como ferramentas pedagógicas voltadas à educação ambiental, estimulando a participação ativa dos estudantes em práticas sustentáveis, como compostagem, reciclagem de resíduos orgânicos e cultivo agroecológico. Segundo Salaroli e Bilotta (2025), as hortas escolares contribuem diretamente para o Objetivo de Desenvolvimento Sustentável 12 — Consumo e Produção Responsáveis — ao promoverem o uso consciente dos recursos naturais e a reflexão sobre sustentabilidade.</w:t>
+        <w:t xml:space="preserve">As hortas escolares também atuam como ferramentas pedagógicas voltadas à educação ambiental, estimulando a participação ativa dos estudantes em práticas sustentáveis, como compostagem, reciclagem de resíduos orgânicos e cultivo agroecológico. Segundo </w:t>
+      </w:r>
+      <w:proofErr w:type="spellStart"/>
+      <w:r>
+        <w:rPr>
+          <w:lang w:eastAsia="pt-BR"/>
+        </w:rPr>
+        <w:t>Salaroli</w:t>
+      </w:r>
+      <w:proofErr w:type="spellEnd"/>
+      <w:r>
+        <w:rPr>
+          <w:lang w:eastAsia="pt-BR"/>
+        </w:rPr>
+        <w:t xml:space="preserve"> e </w:t>
+      </w:r>
+      <w:proofErr w:type="spellStart"/>
+      <w:r>
+        <w:rPr>
+          <w:lang w:eastAsia="pt-BR"/>
+        </w:rPr>
+        <w:t>Bilotta</w:t>
+      </w:r>
+      <w:proofErr w:type="spellEnd"/>
+      <w:r>
+        <w:rPr>
+          <w:lang w:eastAsia="pt-BR"/>
+        </w:rPr>
+        <w:t xml:space="preserve"> (2025), as hortas escolares contribuem diretamente para o Objetivo de Desenvolvimento Sustentável 12 — Consumo e Produção Responsáveis — ao promoverem o uso consciente dos recursos naturais e a reflexão sobre sustentabilidade.</w:t>
       </w:r>
     </w:p>
     <w:p>
@@ -6763,34 +7314,46 @@
         </w:rPr>
         <w:t xml:space="preserve"> é ideal e estimula as pessoas a começarem e continuarem de forma constante a participar do projeto. Alguns elementos presentes em sistemas </w:t>
       </w:r>
+      <w:proofErr w:type="spellStart"/>
       <w:r>
         <w:rPr>
           <w:i/>
           <w:iCs/>
           <w:lang w:eastAsia="pt-BR"/>
         </w:rPr>
-        <w:t xml:space="preserve">gamificados </w:t>
-      </w:r>
-      <w:r>
-        <w:rPr>
-          <w:lang w:eastAsia="pt-BR"/>
-        </w:rPr>
-        <w:t>como formas de pontuação</w:t>
-      </w:r>
-      <w:r>
-        <w:rPr>
-          <w:lang w:eastAsia="pt-BR"/>
-        </w:rPr>
-        <w:t xml:space="preserve">, contagem de dias ativos, recompensas, cosméticos para o perfil, meios de competição, </w:t>
-      </w:r>
+        <w:t>gamificados</w:t>
+      </w:r>
+      <w:proofErr w:type="spellEnd"/>
       <w:r>
         <w:rPr>
           <w:i/>
           <w:iCs/>
           <w:lang w:eastAsia="pt-BR"/>
         </w:rPr>
+        <w:t xml:space="preserve"> </w:t>
+      </w:r>
+      <w:r>
+        <w:rPr>
+          <w:lang w:eastAsia="pt-BR"/>
+        </w:rPr>
+        <w:t>como formas de pontuação</w:t>
+      </w:r>
+      <w:r>
+        <w:rPr>
+          <w:lang w:eastAsia="pt-BR"/>
+        </w:rPr>
+        <w:t xml:space="preserve">, contagem de dias ativos, recompensas, cosméticos para o perfil, meios de competição, </w:t>
+      </w:r>
+      <w:proofErr w:type="spellStart"/>
+      <w:r>
+        <w:rPr>
+          <w:i/>
+          <w:iCs/>
+          <w:lang w:eastAsia="pt-BR"/>
+        </w:rPr>
         <w:t>rankigs</w:t>
       </w:r>
+      <w:proofErr w:type="spellEnd"/>
       <w:r>
         <w:rPr>
           <w:lang w:eastAsia="pt-BR"/>
@@ -6853,6 +7416,7 @@
         </w:rPr>
         <w:t xml:space="preserve">, aliado a um sistema </w:t>
       </w:r>
+      <w:proofErr w:type="spellStart"/>
       <w:r>
         <w:rPr>
           <w:i/>
@@ -6861,6 +7425,7 @@
         </w:rPr>
         <w:t>gamificado</w:t>
       </w:r>
+      <w:proofErr w:type="spellEnd"/>
       <w:r>
         <w:rPr>
           <w:lang w:eastAsia="pt-BR"/>
@@ -6872,7 +7437,7 @@
       <w:pPr>
         <w:pStyle w:val="Ttulo2"/>
       </w:pPr>
-      <w:bookmarkStart w:id="3" w:name="_Toc236690938"/>
+      <w:bookmarkStart w:id="3" w:name="_Toc236759043"/>
       <w:r>
         <w:lastRenderedPageBreak/>
         <w:t>Objetivos</w:t>
@@ -6883,7 +7448,7 @@
       <w:pPr>
         <w:pStyle w:val="Ttulo3"/>
       </w:pPr>
-      <w:bookmarkStart w:id="4" w:name="_Toc236690939"/>
+      <w:bookmarkStart w:id="4" w:name="_Toc236759044"/>
       <w:r>
         <w:t>Objetivos geral</w:t>
       </w:r>
@@ -6893,7 +7458,7 @@
       <w:pPr>
         <w:pStyle w:val="Ttulo3"/>
       </w:pPr>
-      <w:bookmarkStart w:id="5" w:name="_Toc236690940"/>
+      <w:bookmarkStart w:id="5" w:name="_Toc236759045"/>
       <w:r>
         <w:t>Objetivos específicos</w:t>
       </w:r>
@@ -6903,7 +7468,7 @@
       <w:pPr>
         <w:pStyle w:val="Ttulo2"/>
       </w:pPr>
-      <w:bookmarkStart w:id="6" w:name="_Toc236690941"/>
+      <w:bookmarkStart w:id="6" w:name="_Toc236759046"/>
       <w:r>
         <w:t>Metodologia</w:t>
       </w:r>
@@ -6913,7 +7478,7 @@
       <w:pPr>
         <w:pStyle w:val="Ttulo2"/>
       </w:pPr>
-      <w:bookmarkStart w:id="7" w:name="_Toc236690942"/>
+      <w:bookmarkStart w:id="7" w:name="_Toc236759047"/>
       <w:r>
         <w:t>Resultados esperados</w:t>
       </w:r>
@@ -6932,7 +7497,7 @@
           <w:szCs w:val="24"/>
         </w:rPr>
       </w:pPr>
-      <w:bookmarkStart w:id="8" w:name="_Toc236690943"/>
+      <w:bookmarkStart w:id="8" w:name="_Toc236759048"/>
       <w:r>
         <w:lastRenderedPageBreak/>
         <w:t>REFERÊNCIAL TEÓRICO</w:t>
@@ -6943,7 +7508,7 @@
       <w:pPr>
         <w:pStyle w:val="Ttulo2"/>
       </w:pPr>
-      <w:bookmarkStart w:id="9" w:name="_Toc236690944"/>
+      <w:bookmarkStart w:id="9" w:name="_Toc236759049"/>
       <w:r>
         <w:t>Contextualização</w:t>
       </w:r>
@@ -6991,7 +7556,21 @@
         <w:rPr>
           <w:lang w:eastAsia="pt-BR"/>
         </w:rPr>
-        <w:t>De acordo com dados da Pesquisa Nacional de Saúde do Escolar (PeNSE), 42,8% da alimentação dos adolescentes brasileiros é composta por alimentos ultraprocessados, fator que favorece o desenvolvimento de Doenças Crônicas Não Transmissíveis (DCNT), além de comprometer o rendimento escolar, a memória, a concentração e o desenvolvimento cognitivo. Esses impactos demonstram que a alimentação inadequada não afeta apenas a saúde dos estudantes, mas também seu processo de aprendizagem e sua qualidade de vida.</w:t>
+        <w:t>De acordo com dados da Pesquisa Nacional de Saúde do Escolar (</w:t>
+      </w:r>
+      <w:proofErr w:type="spellStart"/>
+      <w:r>
+        <w:rPr>
+          <w:lang w:eastAsia="pt-BR"/>
+        </w:rPr>
+        <w:t>PeNSE</w:t>
+      </w:r>
+      <w:proofErr w:type="spellEnd"/>
+      <w:r>
+        <w:rPr>
+          <w:lang w:eastAsia="pt-BR"/>
+        </w:rPr>
+        <w:t>), 42,8% da alimentação dos adolescentes brasileiros é composta por alimentos ultraprocessados, fator que favorece o desenvolvimento de Doenças Crônicas Não Transmissíveis (DCNT), além de comprometer o rendimento escolar, a memória, a concentração e o desenvolvimento cognitivo. Esses impactos demonstram que a alimentação inadequada não afeta apenas a saúde dos estudantes, mas também seu processo de aprendizagem e sua qualidade de vida.</w:t>
       </w:r>
     </w:p>
     <w:p>
@@ -7022,7 +7601,21 @@
           <w:lang w:eastAsia="pt-BR"/>
         </w:rPr>
         <w:lastRenderedPageBreak/>
-        <w:t>Diante desse cenário, torna-se necessária a adoção de estratégias que promovam maior envolvimento dos alunos nas atividades relacionadas à alimentação saudável e à sustentabilidade. Considerando que as tecnologias digitais fazem parte do cotidiano dos jovens, a utilização de uma plataforma gamificada apresenta-se como uma alternativa capaz de tornar essas atividades mais atrativas, organizadas e motivadoras.</w:t>
+        <w:t xml:space="preserve">Diante desse cenário, torna-se necessária a adoção de estratégias que promovam maior envolvimento dos alunos nas atividades relacionadas à alimentação saudável e à sustentabilidade. Considerando que as tecnologias digitais fazem parte do cotidiano dos jovens, a utilização de uma plataforma </w:t>
+      </w:r>
+      <w:proofErr w:type="spellStart"/>
+      <w:r>
+        <w:rPr>
+          <w:lang w:eastAsia="pt-BR"/>
+        </w:rPr>
+        <w:t>gamificada</w:t>
+      </w:r>
+      <w:proofErr w:type="spellEnd"/>
+      <w:r>
+        <w:rPr>
+          <w:lang w:eastAsia="pt-BR"/>
+        </w:rPr>
+        <w:t xml:space="preserve"> apresenta-se como uma alternativa capaz de tornar essas atividades mais atrativas, organizadas e motivadoras.</w:t>
       </w:r>
     </w:p>
     <w:p>
@@ -7044,7 +7637,7 @@
       <w:pPr>
         <w:pStyle w:val="Ttulo2"/>
       </w:pPr>
-      <w:bookmarkStart w:id="10" w:name="_Toc236690945"/>
+      <w:bookmarkStart w:id="10" w:name="_Toc236759050"/>
       <w:r>
         <w:t>Metodologia de desenvolvimento</w:t>
       </w:r>
@@ -7052,24 +7645,37 @@
     </w:p>
     <w:p>
       <w:r>
-        <w:t>Para o desenvolvimento do projeto, utilizamos a metodologia do Design Thinking para a ideação do projeto e estruturação das razões que o tornam relevante na sociedade e os problemas que ele soluciona, permitindo a definição de um projeto bem direcionado ao seu público alvo.</w:t>
+        <w:t xml:space="preserve">Para o desenvolvimento do projeto, utilizamos a metodologia do Design </w:t>
+      </w:r>
+      <w:proofErr w:type="spellStart"/>
+      <w:r>
+        <w:t>Thinking</w:t>
+      </w:r>
+      <w:proofErr w:type="spellEnd"/>
+      <w:r>
+        <w:t xml:space="preserve"> para a ideação do projeto e estruturação das razões que o tornam relevante na sociedade e os problemas que ele soluciona, permitindo a definição de um projeto bem direcionado ao seu público alvo.</w:t>
       </w:r>
     </w:p>
     <w:p>
       <w:pPr>
         <w:pStyle w:val="Ttulo3"/>
       </w:pPr>
-      <w:bookmarkStart w:id="11" w:name="_Toc236690946"/>
-      <w:r>
-        <w:t>Design Thinking</w:t>
+      <w:bookmarkStart w:id="11" w:name="_Toc236759051"/>
+      <w:r>
+        <w:t xml:space="preserve">Design </w:t>
+      </w:r>
+      <w:proofErr w:type="spellStart"/>
+      <w:r>
+        <w:t>Thinking</w:t>
       </w:r>
       <w:bookmarkEnd w:id="11"/>
+      <w:proofErr w:type="spellEnd"/>
     </w:p>
     <w:p>
       <w:pPr>
         <w:pStyle w:val="Ttulo4"/>
       </w:pPr>
-      <w:bookmarkStart w:id="12" w:name="_Toc236690947"/>
+      <w:bookmarkStart w:id="12" w:name="_Toc236759052"/>
       <w:r>
         <w:t>Caderno de sensibilidade</w:t>
       </w:r>
@@ -7077,7 +7683,15 @@
     </w:p>
     <w:p>
       <w:r>
-        <w:t>Caderno de Sensibilidade (ou caderno de sensibilização) é uma ferramenta usada na fase de Imersão do Design Thinking. Serve para coletar informações sobre o universo pessoal do usuário — seus hábitos, sonhos e expectativas — com o mínimo de interferência do pesquisador, já que é o próprio usuário quem registra suas vivências no dia a dia.</w:t>
+        <w:t xml:space="preserve">Caderno de Sensibilidade (ou caderno de sensibilização) é uma ferramenta usada na fase de Imersão do Design </w:t>
+      </w:r>
+      <w:proofErr w:type="spellStart"/>
+      <w:r>
+        <w:t>Thinking</w:t>
+      </w:r>
+      <w:proofErr w:type="spellEnd"/>
+      <w:r>
+        <w:t>. Serve para coletar informações sobre o universo pessoal do usuário — seus hábitos, sonhos e expectativas — com o mínimo de interferência do pesquisador, já que é o próprio usuário quem registra suas vivências no dia a dia.</w:t>
       </w:r>
     </w:p>
     <w:p>
@@ -7131,7 +7745,7 @@
       <w:pPr>
         <w:pStyle w:val="Ttulo4"/>
       </w:pPr>
-      <w:bookmarkStart w:id="13" w:name="_Toc236690948"/>
+      <w:bookmarkStart w:id="13" w:name="_Toc236759053"/>
       <w:r>
         <w:t>Cardápio de ideias</w:t>
       </w:r>
@@ -7139,14 +7753,22 @@
     </w:p>
     <w:p>
       <w:r>
-        <w:t>O cardápio de ideias é uma ferramenta da fase de Ideação que tem por objetivo sintetizar e tangibilizar todas as ideias geradas ao longo do projeto, reunindo-as em um catálogo visual e organizado. As ideias produzidas nos Brainstormings e nas Sessões de Cocriação são capturadas nesse cardápio, que é constantemente validado em reuniões com o cliente, geralmente com o apoio de uma Matriz de Posicionamento para priorização das soluções. Funciona, assim, como uma etapa intermediária entre a geração livre de ideias e a seleção daquelas que seguirão para a fase de Prototipação (VIANNA et al., 2012; MJV INNOVATION, 2025)</w:t>
+        <w:t xml:space="preserve">O cardápio de ideias é uma ferramenta da fase de Ideação que tem por objetivo sintetizar e tangibilizar todas as ideias geradas ao longo do projeto, reunindo-as em um catálogo visual e organizado. As ideias produzidas nos Brainstormings e nas Sessões de </w:t>
+      </w:r>
+      <w:proofErr w:type="spellStart"/>
+      <w:r>
+        <w:t>Cocriação</w:t>
+      </w:r>
+      <w:proofErr w:type="spellEnd"/>
+      <w:r>
+        <w:t xml:space="preserve"> são capturadas nesse cardápio, que é constantemente validado em reuniões com o cliente, geralmente com o apoio de uma Matriz de Posicionamento para priorização das soluções. Funciona, assim, como uma etapa intermediária entre a geração livre de ideias e a seleção daquelas que seguirão para a fase de Prototipação (VIANNA et al., 2012; MJV INNOVATION, 2025)</w:t>
       </w:r>
     </w:p>
     <w:p>
       <w:pPr>
         <w:pStyle w:val="Ttulo4"/>
       </w:pPr>
-      <w:bookmarkStart w:id="14" w:name="_Toc236690949"/>
+      <w:bookmarkStart w:id="14" w:name="_Toc236759054"/>
       <w:r>
         <w:t>Golden Circle</w:t>
       </w:r>
@@ -7159,18 +7781,28 @@
         </w:rPr>
       </w:pPr>
       <w:r>
-        <w:t>O Golden Circle (Círculo Dourado) é um modelo conceitual desenvolvido pelo escritor e consultor britânico Simon Sinek. O modelo propõe que organizações e projetos verdadeiramente inspiradores se comunicam de dentro para fora, partindo do propósito central que motiva sua existência (Por quê?), passando pelo processo que viabiliza esse propósito (Como?), até chegar ao produto ou serviço concreto entregue ao usuário final (O quê?). Essa lógica se contrapõe à comunicação convencional, que tende a iniciar pela descrição do produto, deixando o propósito em segundo plano (ZENDESK, 2024).</w:t>
+        <w:t xml:space="preserve">O Golden Circle (Círculo Dourado) é um modelo conceitual desenvolvido pelo escritor e consultor britânico Simon </w:t>
+      </w:r>
+      <w:proofErr w:type="spellStart"/>
+      <w:r>
+        <w:t>Sinek</w:t>
+      </w:r>
+      <w:proofErr w:type="spellEnd"/>
+      <w:r>
+        <w:t>. O modelo propõe que organizações e projetos verdadeiramente inspiradores se comunicam de dentro para fora, partindo do propósito central que motiva sua existência (Por quê?), passando pelo processo que viabiliza esse propósito (Como?), até chegar ao produto ou serviço concreto entregue ao usuário final (O quê?). Essa lógica se contrapõe à comunicação convencional, que tende a iniciar pela descrição do produto, deixando o propósito em segundo plano (ZENDESK, 2024).</w:t>
       </w:r>
     </w:p>
     <w:p>
       <w:pPr>
         <w:pStyle w:val="Ttulo4"/>
       </w:pPr>
-      <w:bookmarkStart w:id="15" w:name="_Toc236690950"/>
+      <w:bookmarkStart w:id="15" w:name="_Toc236759055"/>
+      <w:proofErr w:type="spellStart"/>
       <w:r>
         <w:t>Brainstroming</w:t>
       </w:r>
       <w:bookmarkEnd w:id="15"/>
+      <w:proofErr w:type="spellEnd"/>
     </w:p>
     <w:p>
       <w:pPr>
@@ -7186,7 +7818,7 @@
       <w:pPr>
         <w:pStyle w:val="Ttulo4"/>
       </w:pPr>
-      <w:bookmarkStart w:id="16" w:name="_Toc236690951"/>
+      <w:bookmarkStart w:id="16" w:name="_Toc236759056"/>
       <w:r>
         <w:lastRenderedPageBreak/>
         <w:t>Persona</w:t>
@@ -7195,7 +7827,15 @@
     </w:p>
     <w:p>
       <w:r>
-        <w:t xml:space="preserve">No âmbito do Design Thinking, a </w:t>
+        <w:t xml:space="preserve">No âmbito do Design </w:t>
+      </w:r>
+      <w:proofErr w:type="spellStart"/>
+      <w:r>
+        <w:t>Thinking</w:t>
+      </w:r>
+      <w:proofErr w:type="spellEnd"/>
+      <w:r>
+        <w:t xml:space="preserve">, a </w:t>
       </w:r>
       <w:r>
         <w:rPr>
@@ -7212,7 +7852,7 @@
       <w:pPr>
         <w:pStyle w:val="Ttulo3"/>
       </w:pPr>
-      <w:bookmarkStart w:id="17" w:name="_Toc236690952"/>
+      <w:bookmarkStart w:id="17" w:name="_Toc236759057"/>
       <w:r>
         <w:t>Prototipação e Desenvolvimento</w:t>
       </w:r>
@@ -7222,7 +7862,7 @@
       <w:pPr>
         <w:pStyle w:val="Ttulo4"/>
       </w:pPr>
-      <w:bookmarkStart w:id="18" w:name="_Toc236690953"/>
+      <w:bookmarkStart w:id="18" w:name="_Toc236759058"/>
       <w:r>
         <w:t>Diagrama de caso de uso</w:t>
       </w:r>
@@ -7243,7 +7883,7 @@
       <w:pPr>
         <w:pStyle w:val="Ttulo4"/>
       </w:pPr>
-      <w:bookmarkStart w:id="19" w:name="_Toc236690954"/>
+      <w:bookmarkStart w:id="19" w:name="_Toc236759059"/>
       <w:r>
         <w:t>Modelagem do banco de dados</w:t>
       </w:r>
@@ -7258,7 +7898,7 @@
       <w:pPr>
         <w:pStyle w:val="Ttulo2"/>
       </w:pPr>
-      <w:bookmarkStart w:id="20" w:name="_Toc236690955"/>
+      <w:bookmarkStart w:id="20" w:name="_Toc236759060"/>
       <w:r>
         <w:t>Tecnologias utilizadas</w:t>
       </w:r>
@@ -7266,48 +7906,156 @@
     </w:p>
     <w:p>
       <w:r>
-        <w:t>Para o desenvolvimento prático do sistema do Viridis foram utilizadas algumas tecnologias de desenvolvimento, tais quais linguagens de programação, frameworks, bem como linguagens de consulta de dados.</w:t>
+        <w:t xml:space="preserve">Para o desenvolvimento prático do sistema do </w:t>
+      </w:r>
+      <w:proofErr w:type="spellStart"/>
+      <w:r>
+        <w:t>Viridis</w:t>
+      </w:r>
+      <w:proofErr w:type="spellEnd"/>
+      <w:r>
+        <w:t xml:space="preserve"> foram utilizadas algumas tecnologias de desenvolvimento, tais quais linguagens de programação, frameworks, bem como linguagens de consulta de dados.</w:t>
       </w:r>
     </w:p>
     <w:p>
       <w:pPr>
         <w:pStyle w:val="Ttulo3"/>
       </w:pPr>
-      <w:bookmarkStart w:id="21" w:name="_Toc236690956"/>
+      <w:bookmarkStart w:id="21" w:name="_Toc236759061"/>
+      <w:proofErr w:type="spellStart"/>
       <w:r>
         <w:t>React</w:t>
       </w:r>
       <w:bookmarkEnd w:id="21"/>
-    </w:p>
-    <w:p>
-      <w:r>
-        <w:t xml:space="preserve">O React é uma biblioteca JavaScript de código aberto voltada para a construção de interfaces de usuário (UI), especialmente aplicações single-page. Sua arquitetura é baseada em componentes reutilizáveis e independentes, o que simplifica </w:t>
+      <w:proofErr w:type="spellEnd"/>
+    </w:p>
+    <w:p>
+      <w:r>
+        <w:t xml:space="preserve">O </w:t>
+      </w:r>
+      <w:proofErr w:type="spellStart"/>
+      <w:r>
+        <w:t>React</w:t>
+      </w:r>
+      <w:proofErr w:type="spellEnd"/>
+      <w:r>
+        <w:t xml:space="preserve"> é uma biblioteca </w:t>
+      </w:r>
+      <w:proofErr w:type="spellStart"/>
+      <w:r>
+        <w:t>JavaScript</w:t>
+      </w:r>
+      <w:proofErr w:type="spellEnd"/>
+      <w:r>
+        <w:t xml:space="preserve"> de código aberto voltada para a construção de interfaces de usuário (UI), especialmente aplicações single-</w:t>
+      </w:r>
+      <w:proofErr w:type="spellStart"/>
+      <w:r>
+        <w:t>page</w:t>
+      </w:r>
+      <w:proofErr w:type="spellEnd"/>
+      <w:r>
+        <w:t xml:space="preserve">. Sua arquitetura é baseada em componentes reutilizáveis e independentes, o que simplifica </w:t>
       </w:r>
       <w:r>
         <w:lastRenderedPageBreak/>
-        <w:t>tanto o desenvolvimento quanto a manutenção de sistemas web mais complexos, já que cada parte da interface pode ser criada, testada e alterada isoladamente. A adoção do React neste projeto justifica-se por sua maturidade no mercado, pela extensa comunidade de desenvolvedores que contribui com documentação e bibliotecas complementares, e pela possibilidade de reaproveitamento de componentes entre diferentes telas da aplicação, o que reduz a duplicação de código e agiliza o ciclo de desenvolvimento (REACT, 2026).</w:t>
+        <w:t xml:space="preserve">tanto o desenvolvimento quanto a manutenção de sistemas web mais complexos, já que cada parte da interface pode ser criada, testada e alterada isoladamente. A adoção do </w:t>
+      </w:r>
+      <w:proofErr w:type="spellStart"/>
+      <w:r>
+        <w:t>React</w:t>
+      </w:r>
+      <w:proofErr w:type="spellEnd"/>
+      <w:r>
+        <w:t xml:space="preserve"> neste projeto justifica-se por sua maturidade no mercado, pela extensa comunidade de desenvolvedores que contribui com documentação e bibliotecas complementares, e pela possibilidade de reaproveitamento de componentes entre diferentes telas da aplicação, o que reduz a duplicação de código e agiliza o ciclo de desenvolvimento (REACT, 2026).</w:t>
       </w:r>
     </w:p>
     <w:p>
       <w:pPr>
         <w:pStyle w:val="Ttulo3"/>
       </w:pPr>
-      <w:bookmarkStart w:id="22" w:name="_Toc236690957"/>
+      <w:bookmarkStart w:id="22" w:name="_Toc236759062"/>
+      <w:proofErr w:type="spellStart"/>
       <w:r>
         <w:t>TypeScript</w:t>
       </w:r>
       <w:bookmarkEnd w:id="22"/>
-    </w:p>
-    <w:p>
-      <w:r>
-        <w:t>O TypeScript é uma linguagem de programação desenvolvida pela Microsoft que consiste em um superset do JavaScript, ou seja, adiciona a esta linguagem um sistema de tipagem estática opcional, mantendo compatibilidade com todo o código JavaScript já existente. Essa tipagem permite identificar erros ainda em tempo de desenvolvimento, antes mesmo da execução da aplicação, o que aumenta a confiabilidade do código e facilita a manutenção em projetos de maior escala. No contexto deste trabalho, o TypeScript foi utilizado em conjunto com o React, já que este oferece suporte nativo à linguagem por meio de tipagens próprias para seus componentes, hooks e propriedades (props). Essa integração possibilita que erros relacionados à passagem incorreta de dados entre componentes sejam detectados antecipadamente, tornando o desenvolvimento da interface mais seguro e produtivo (TYPESCRIPT, 2026).</w:t>
+      <w:proofErr w:type="spellEnd"/>
+    </w:p>
+    <w:p>
+      <w:r>
+        <w:t xml:space="preserve">O </w:t>
+      </w:r>
+      <w:proofErr w:type="spellStart"/>
+      <w:r>
+        <w:t>TypeScript</w:t>
+      </w:r>
+      <w:proofErr w:type="spellEnd"/>
+      <w:r>
+        <w:t xml:space="preserve"> é uma linguagem de programação desenvolvida pela Microsoft que consiste em um </w:t>
+      </w:r>
+      <w:proofErr w:type="spellStart"/>
+      <w:r>
+        <w:t>superset</w:t>
+      </w:r>
+      <w:proofErr w:type="spellEnd"/>
+      <w:r>
+        <w:t xml:space="preserve"> do </w:t>
+      </w:r>
+      <w:proofErr w:type="spellStart"/>
+      <w:r>
+        <w:t>JavaScript</w:t>
+      </w:r>
+      <w:proofErr w:type="spellEnd"/>
+      <w:r>
+        <w:t xml:space="preserve">, ou seja, adiciona a esta linguagem um sistema de tipagem estática opcional, mantendo compatibilidade com todo o código </w:t>
+      </w:r>
+      <w:proofErr w:type="spellStart"/>
+      <w:r>
+        <w:t>JavaScript</w:t>
+      </w:r>
+      <w:proofErr w:type="spellEnd"/>
+      <w:r>
+        <w:t xml:space="preserve"> já existente. Essa tipagem permite identificar erros ainda em tempo de desenvolvimento, antes mesmo da execução da aplicação, o que aumenta a confiabilidade do código e facilita a manutenção em projetos de maior escala. No contexto deste trabalho, o </w:t>
+      </w:r>
+      <w:proofErr w:type="spellStart"/>
+      <w:r>
+        <w:t>TypeScript</w:t>
+      </w:r>
+      <w:proofErr w:type="spellEnd"/>
+      <w:r>
+        <w:t xml:space="preserve"> foi utilizado em conjunto com o </w:t>
+      </w:r>
+      <w:proofErr w:type="spellStart"/>
+      <w:r>
+        <w:t>React</w:t>
+      </w:r>
+      <w:proofErr w:type="spellEnd"/>
+      <w:r>
+        <w:t xml:space="preserve">, já que este oferece suporte nativo à linguagem por meio de tipagens próprias para seus componentes, </w:t>
+      </w:r>
+      <w:proofErr w:type="spellStart"/>
+      <w:r>
+        <w:t>hooks</w:t>
+      </w:r>
+      <w:proofErr w:type="spellEnd"/>
+      <w:r>
+        <w:t xml:space="preserve"> e propriedades (</w:t>
+      </w:r>
+      <w:proofErr w:type="spellStart"/>
+      <w:r>
+        <w:t>props</w:t>
+      </w:r>
+      <w:proofErr w:type="spellEnd"/>
+      <w:r>
+        <w:t>). Essa integração possibilita que erros relacionados à passagem incorreta de dados entre componentes sejam detectados antecipadamente, tornando o desenvolvimento da interface mais seguro e produtivo (TYPESCRIPT, 2026).</w:t>
       </w:r>
     </w:p>
     <w:p>
       <w:pPr>
         <w:pStyle w:val="Ttulo3"/>
       </w:pPr>
-      <w:bookmarkStart w:id="23" w:name="_Toc236690958"/>
+      <w:bookmarkStart w:id="23" w:name="_Toc236759063"/>
       <w:r>
         <w:t>PHP</w:t>
       </w:r>
@@ -7315,19 +8063,53 @@
     </w:p>
     <w:p>
       <w:r>
-        <w:t>O PHP (Hypertext Preprocessor) é uma linguagem de programação de código aberto amplamente utilizada no desenvolvimento web, especialmente na criação de sistemas que exigem processamento no lado do servidor (server-side). Criada originalmente para geração de páginas dinâmicas, a linguagem evoluiu ao longo dos anos e hoje serve de base para diversos frameworks modernos de desenvolvimento backend (PHP, 2026). Neste trabalho, o PHP não foi utilizado diretamente em sua forma nativa, mas sim por meio do framework Laravel, detalhado na seção seguinte, que estende suas funcionalidades e organiza o desenvolvimento em uma estrutura mais robusta e produtiva.</w:t>
+        <w:t xml:space="preserve">O PHP (Hypertext </w:t>
+      </w:r>
+      <w:proofErr w:type="spellStart"/>
+      <w:r>
+        <w:t>Preprocessor</w:t>
+      </w:r>
+      <w:proofErr w:type="spellEnd"/>
+      <w:r>
+        <w:t>) é uma linguagem de programação de código aberto amplamente utilizada no desenvolvimento web, especialmente na criação de sistemas que exigem processamento no lado do servidor (server-</w:t>
+      </w:r>
+      <w:proofErr w:type="spellStart"/>
+      <w:r>
+        <w:t>side</w:t>
+      </w:r>
+      <w:proofErr w:type="spellEnd"/>
+      <w:r>
+        <w:t xml:space="preserve">). Criada originalmente para geração de páginas dinâmicas, a linguagem evoluiu ao longo dos anos e hoje serve de base para diversos frameworks modernos de desenvolvimento </w:t>
+      </w:r>
+      <w:proofErr w:type="spellStart"/>
+      <w:r>
+        <w:t>backend</w:t>
+      </w:r>
+      <w:proofErr w:type="spellEnd"/>
+      <w:r>
+        <w:t xml:space="preserve"> (PHP, 2026). Neste trabalho, o PHP não foi utilizado diretamente em sua forma nativa, mas sim por meio do framework </w:t>
+      </w:r>
+      <w:proofErr w:type="spellStart"/>
+      <w:r>
+        <w:t>Laravel</w:t>
+      </w:r>
+      <w:proofErr w:type="spellEnd"/>
+      <w:r>
+        <w:t>, detalhado na seção seguinte, que estende suas funcionalidades e organiza o desenvolvimento em uma estrutura mais robusta e produtiva.</w:t>
       </w:r>
     </w:p>
     <w:p>
       <w:pPr>
         <w:pStyle w:val="Ttulo3"/>
       </w:pPr>
-      <w:bookmarkStart w:id="24" w:name="_Toc236690959"/>
+      <w:bookmarkStart w:id="24" w:name="_Toc236759064"/>
+      <w:proofErr w:type="spellStart"/>
       <w:r>
         <w:lastRenderedPageBreak/>
         <w:t>Laravel</w:t>
       </w:r>
       <w:bookmarkEnd w:id="24"/>
+      <w:proofErr w:type="spellEnd"/>
       <w:r>
         <w:t xml:space="preserve"> </w:t>
       </w:r>
@@ -7340,14 +8122,70 @@
         </w:rPr>
       </w:pPr>
       <w:r>
-        <w:t>Para o desenvolvimento do backend, optou-se pelo Laravel, um framework PHP conhecido por sua robustez, organização e facilidade de uso. O Laravel oferece uma estrutura completa e pré-configurada para a construção de aplicações web, disponibilizando recursos como sistema de autenticação, gerenciamento de rotas, controllers e camada de acesso a banco de dados por meio de um ORM próprio (Eloquent). A escolha do framework também considerou a familiaridade da equipe com a linguagem PHP, o que contribuiu para agilizar o desenvolvimento e simplificar a manutenção do projeto. Ademais, o Laravel é reconhecido por sua escalabilidade, característica que o torna adequado tanto para aplicações de pequeno porte quanto para sistemas de médio e grande porte (LARAVEL, 2026).</w:t>
+        <w:t xml:space="preserve">Para o desenvolvimento do </w:t>
+      </w:r>
+      <w:proofErr w:type="spellStart"/>
+      <w:r>
+        <w:t>backend</w:t>
+      </w:r>
+      <w:proofErr w:type="spellEnd"/>
+      <w:r>
+        <w:t xml:space="preserve">, optou-se pelo </w:t>
+      </w:r>
+      <w:proofErr w:type="spellStart"/>
+      <w:r>
+        <w:t>Laravel</w:t>
+      </w:r>
+      <w:proofErr w:type="spellEnd"/>
+      <w:r>
+        <w:t xml:space="preserve">, um framework PHP conhecido por sua robustez, organização e facilidade de uso. O </w:t>
+      </w:r>
+      <w:proofErr w:type="spellStart"/>
+      <w:r>
+        <w:t>Laravel</w:t>
+      </w:r>
+      <w:proofErr w:type="spellEnd"/>
+      <w:r>
+        <w:t xml:space="preserve"> oferece uma estrutura completa e </w:t>
+      </w:r>
+      <w:proofErr w:type="spellStart"/>
+      <w:r>
+        <w:t>pré</w:t>
+      </w:r>
+      <w:proofErr w:type="spellEnd"/>
+      <w:r>
+        <w:t xml:space="preserve">-configurada para a construção de aplicações web, disponibilizando recursos como sistema de autenticação, gerenciamento de rotas, </w:t>
+      </w:r>
+      <w:proofErr w:type="spellStart"/>
+      <w:r>
+        <w:t>controllers</w:t>
+      </w:r>
+      <w:proofErr w:type="spellEnd"/>
+      <w:r>
+        <w:t xml:space="preserve"> e camada de acesso a banco de dados por meio de um ORM próprio (</w:t>
+      </w:r>
+      <w:proofErr w:type="spellStart"/>
+      <w:r>
+        <w:t>Eloquent</w:t>
+      </w:r>
+      <w:proofErr w:type="spellEnd"/>
+      <w:r>
+        <w:t xml:space="preserve">). A escolha do framework também considerou a familiaridade da equipe com a linguagem PHP, o que contribuiu para agilizar o desenvolvimento e simplificar a manutenção do projeto. Ademais, o </w:t>
+      </w:r>
+      <w:proofErr w:type="spellStart"/>
+      <w:r>
+        <w:t>Laravel</w:t>
+      </w:r>
+      <w:proofErr w:type="spellEnd"/>
+      <w:r>
+        <w:t xml:space="preserve"> é reconhecido por sua escalabilidade, característica que o torna adequado tanto para aplicações de pequeno porte quanto para sistemas de médio e grande porte (LARAVEL, 2026).</w:t>
       </w:r>
     </w:p>
     <w:p>
       <w:pPr>
         <w:pStyle w:val="Ttulo3"/>
       </w:pPr>
-      <w:bookmarkStart w:id="25" w:name="_Toc236690960"/>
+      <w:bookmarkStart w:id="25" w:name="_Toc236759065"/>
       <w:r>
         <w:t>MySQL</w:t>
       </w:r>
@@ -7355,7 +8193,39 @@
     </w:p>
     <w:p>
       <w:r>
-        <w:t>MySQL, um sistema de gerenciamento de banco de dados relacional (SGBDR) de código aberto, amplamente utilizado em aplicações web de pequeno, médio e grande porte. O MySQL organiza os dados em tabelas relacionadas entre si, permitindo consultas eficientes por meio da linguagem SQL (Structured Query Language), além de oferecer suporte a transações, integridade referencial e índices para otimização de desempenho. A escolha dessa tecnologia se justifica pela sua ampla adoção no mercado, pela estabilidade e maturidade que oferece, e pela integração nativa com o Laravel, que disponibiliza, por meio do Eloquent ORM, uma camada simplificada para manipulação do banco de dados sem a necessidade de escrever consultas SQL manualmente na maior parte das operações (MYSQL, 2026).</w:t>
+        <w:t>MySQL, um sistema de gerenciamento de banco de dados relacional (SGBDR) de código aberto, amplamente utilizado em aplicações web de pequeno, médio e grande porte. O MySQL organiza os dados em tabelas relacionadas entre si, permitindo consultas eficientes por meio da linguagem SQL (</w:t>
+      </w:r>
+      <w:proofErr w:type="spellStart"/>
+      <w:r>
+        <w:t>Structured</w:t>
+      </w:r>
+      <w:proofErr w:type="spellEnd"/>
+      <w:r>
+        <w:t xml:space="preserve"> Query </w:t>
+      </w:r>
+      <w:proofErr w:type="spellStart"/>
+      <w:r>
+        <w:t>Language</w:t>
+      </w:r>
+      <w:proofErr w:type="spellEnd"/>
+      <w:r>
+        <w:t xml:space="preserve">), além de oferecer suporte a transações, integridade referencial e índices para otimização de desempenho. A escolha dessa tecnologia se justifica pela sua ampla adoção no mercado, pela estabilidade e maturidade que oferece, e pela integração nativa com o </w:t>
+      </w:r>
+      <w:proofErr w:type="spellStart"/>
+      <w:r>
+        <w:t>Laravel</w:t>
+      </w:r>
+      <w:proofErr w:type="spellEnd"/>
+      <w:r>
+        <w:t xml:space="preserve">, que disponibiliza, por meio do </w:t>
+      </w:r>
+      <w:proofErr w:type="spellStart"/>
+      <w:r>
+        <w:t>Eloquent</w:t>
+      </w:r>
+      <w:proofErr w:type="spellEnd"/>
+      <w:r>
+        <w:t xml:space="preserve"> ORM, uma camada simplificada para manipulação do banco de dados sem a necessidade de escrever consultas SQL manualmente na maior parte das operações (MYSQL, 2026).</w:t>
       </w:r>
     </w:p>
     <w:p>
@@ -7377,7 +8247,7 @@
       <w:pPr>
         <w:pStyle w:val="Ttulo1"/>
       </w:pPr>
-      <w:bookmarkStart w:id="26" w:name="_Toc236690961"/>
+      <w:bookmarkStart w:id="26" w:name="_Toc236759066"/>
       <w:r>
         <w:lastRenderedPageBreak/>
         <w:t>IMERSÃO</w:t>
@@ -7401,7 +8271,7 @@
           <w:noProof/>
         </w:rPr>
       </w:pPr>
-      <w:bookmarkStart w:id="27" w:name="_Toc236690962"/>
+      <w:bookmarkStart w:id="27" w:name="_Toc236759067"/>
       <w:r>
         <w:rPr>
           <w:noProof/>
@@ -7414,6 +8284,7 @@
       <w:r>
         <w:t xml:space="preserve">Tomando a visão do público alvo, percebe-se os seguintes aspectos negativos, que serão solucionados pela plataforma </w:t>
       </w:r>
+      <w:proofErr w:type="spellStart"/>
       <w:r>
         <w:rPr>
           <w:i/>
@@ -7421,6 +8292,7 @@
         </w:rPr>
         <w:t>gamificada</w:t>
       </w:r>
+      <w:proofErr w:type="spellEnd"/>
       <w:r>
         <w:rPr>
           <w:i/>
@@ -7428,12 +8300,14 @@
         </w:rPr>
         <w:t xml:space="preserve"> </w:t>
       </w:r>
+      <w:proofErr w:type="spellStart"/>
       <w:r>
         <w:rPr>
           <w:iCs/>
         </w:rPr>
         <w:t>Viridis</w:t>
       </w:r>
+      <w:proofErr w:type="spellEnd"/>
       <w:r>
         <w:t>, e positivos, resultantes da utilização desta, presentes no contexto de hortas escolares ou de grupos.</w:t>
       </w:r>
@@ -7441,1053 +8315,112 @@
     <w:p>
       <w:pPr>
         <w:pStyle w:val="Legenda"/>
+      </w:pPr>
+      <w:bookmarkStart w:id="28" w:name="_Toc236759093"/>
+      <w:r>
+        <w:t xml:space="preserve">Figura </w:t>
+      </w:r>
+      <w:r>
+        <w:fldChar w:fldCharType="begin"/>
+      </w:r>
+      <w:r>
+        <w:instrText xml:space="preserve"> SEQ Figura \* ARABIC </w:instrText>
+      </w:r>
+      <w:r>
+        <w:fldChar w:fldCharType="separate"/>
+      </w:r>
+      <w:r>
+        <w:rPr>
+          <w:noProof/>
+        </w:rPr>
+        <w:t>1</w:t>
+      </w:r>
+      <w:r>
+        <w:fldChar w:fldCharType="end"/>
+      </w:r>
+      <w:r>
+        <w:t xml:space="preserve">: </w:t>
+      </w:r>
+      <w:r>
+        <w:t>Caderno</w:t>
+      </w:r>
+      <w:r>
+        <w:t xml:space="preserve"> de Sensibilidade</w:t>
+      </w:r>
+      <w:bookmarkEnd w:id="28"/>
+    </w:p>
+    <w:p>
+      <w:pPr>
         <w:keepNext/>
-      </w:pPr>
-      <w:bookmarkStart w:id="28" w:name="_Toc236690926"/>
-      <w:r>
-        <w:t xml:space="preserve">Tabela </w:t>
-      </w:r>
-      <w:r>
-        <w:fldChar w:fldCharType="begin"/>
-      </w:r>
-      <w:r>
-        <w:instrText xml:space="preserve"> SEQ Tabela \* ARABIC </w:instrText>
-      </w:r>
-      <w:r>
-        <w:fldChar w:fldCharType="separate"/>
-      </w:r>
+        <w:ind w:firstLine="0"/>
+      </w:pPr>
       <w:r>
         <w:rPr>
           <w:noProof/>
         </w:rPr>
-        <w:t>1</w:t>
-      </w:r>
-      <w:r>
-        <w:rPr>
-          <w:noProof/>
-        </w:rPr>
-        <w:fldChar w:fldCharType="end"/>
-      </w:r>
-      <w:r>
-        <w:t>: Caderno de Sensibilidade</w:t>
-      </w:r>
-      <w:r>
-        <w:t>a</w:t>
-      </w:r>
-      <w:bookmarkEnd w:id="28"/>
-    </w:p>
-    <w:tbl>
-      <w:tblPr>
-        <w:tblStyle w:val="Tabelacomgrade"/>
-        <w:tblW w:w="0" w:type="auto"/>
-        <w:tblLook w:val="04A0" w:firstRow="1" w:lastRow="0" w:firstColumn="1" w:lastColumn="0" w:noHBand="0" w:noVBand="1"/>
-      </w:tblPr>
-      <w:tblGrid>
-        <w:gridCol w:w="4530"/>
-        <w:gridCol w:w="4531"/>
-      </w:tblGrid>
-      <w:tr>
-        <w:tc>
-          <w:tcPr>
-            <w:tcW w:w="4530" w:type="dxa"/>
-          </w:tcPr>
-          <w:p>
-            <w:pPr>
-              <w:ind w:firstLine="0"/>
-            </w:pPr>
-            <w:r>
-              <w:t>Os estudantes adquirem conhecimentos socioemocionais auxiliando nas hortas em ambiente escolar.</w:t>
-            </w:r>
-          </w:p>
-        </w:tc>
-        <w:tc>
-          <w:tcPr>
-            <w:tcW w:w="4531" w:type="dxa"/>
-            <w:vAlign w:val="center"/>
-          </w:tcPr>
-          <w:p>
-            <w:pPr>
-              <w:ind w:firstLine="0"/>
-              <w:jc w:val="center"/>
-            </w:pPr>
-            <w:r>
-              <w:rPr>
-                <w:noProof/>
-                <w:lang w:eastAsia="pt-BR"/>
-              </w:rPr>
-              <w:drawing>
-                <wp:inline distT="0" distB="0" distL="0" distR="0" wp14:anchorId="03E95AA2" wp14:editId="2614D680">
-                  <wp:extent cx="679450" cy="679450"/>
-                  <wp:effectExtent l="0" t="0" r="0" b="0"/>
-                  <wp:docPr id="1" name="Imagem 1" descr="C:\Users\Aluno\AppData\Local\Microsoft\Windows\INetCache\Content.MSO\A98B2B0B.tmp"/>
-                  <wp:cNvGraphicFramePr>
-                    <a:graphicFrameLocks xmlns:a="http://schemas.openxmlformats.org/drawingml/2006/main" noChangeAspect="1"/>
-                  </wp:cNvGraphicFramePr>
-                  <a:graphic xmlns:a="http://schemas.openxmlformats.org/drawingml/2006/main">
-                    <a:graphicData uri="http://schemas.openxmlformats.org/drawingml/2006/picture">
-                      <pic:pic xmlns:pic="http://schemas.openxmlformats.org/drawingml/2006/picture">
-                        <pic:nvPicPr>
-                          <pic:cNvPr id="0" name="Picture 1" descr="C:\Users\Aluno\AppData\Local\Microsoft\Windows\INetCache\Content.MSO\A98B2B0B.tmp"/>
-                          <pic:cNvPicPr>
-                            <a:picLocks noChangeAspect="1" noChangeArrowheads="1"/>
-                          </pic:cNvPicPr>
-                        </pic:nvPicPr>
-                        <pic:blipFill>
-                          <a:blip r:embed="rId8" cstate="print">
-                            <a:extLst>
-                              <a:ext uri="{28A0092B-C50C-407E-A947-70E740481C1C}">
-                                <a14:useLocalDpi xmlns:a14="http://schemas.microsoft.com/office/drawing/2010/main" val="0"/>
-                              </a:ext>
-                            </a:extLst>
-                          </a:blip>
-                          <a:srcRect/>
-                          <a:stretch>
-                            <a:fillRect/>
-                          </a:stretch>
-                        </pic:blipFill>
-                        <pic:spPr bwMode="auto">
-                          <a:xfrm>
-                            <a:off x="0" y="0"/>
-                            <a:ext cx="679450" cy="679450"/>
-                          </a:xfrm>
-                          <a:prstGeom prst="rect">
-                            <a:avLst/>
-                          </a:prstGeom>
-                          <a:noFill/>
-                          <a:ln>
-                            <a:noFill/>
-                          </a:ln>
-                        </pic:spPr>
-                      </pic:pic>
-                    </a:graphicData>
-                  </a:graphic>
-                </wp:inline>
-              </w:drawing>
-            </w:r>
-          </w:p>
-        </w:tc>
-      </w:tr>
-      <w:tr>
-        <w:tc>
-          <w:tcPr>
-            <w:tcW w:w="4530" w:type="dxa"/>
-          </w:tcPr>
-          <w:p>
-            <w:pPr>
-              <w:ind w:firstLine="0"/>
-            </w:pPr>
-            <w:r>
-              <w:t>Dificuldade das instituições em monitorar e dar continuidade em projetos sustentáveis.</w:t>
-            </w:r>
-          </w:p>
-        </w:tc>
-        <w:tc>
-          <w:tcPr>
-            <w:tcW w:w="4531" w:type="dxa"/>
-            <w:vAlign w:val="center"/>
-          </w:tcPr>
-          <w:p>
-            <w:pPr>
-              <w:ind w:firstLine="0"/>
-              <w:jc w:val="center"/>
-            </w:pPr>
-            <w:r>
-              <w:rPr>
-                <w:noProof/>
-                <w:lang w:eastAsia="pt-BR"/>
-              </w:rPr>
-              <w:drawing>
-                <wp:inline distT="0" distB="0" distL="0" distR="0" wp14:anchorId="0CC02AB6" wp14:editId="1692F104">
-                  <wp:extent cx="514350" cy="514350"/>
-                  <wp:effectExtent l="0" t="0" r="0" b="0"/>
-                  <wp:docPr id="2" name="Imagem 2" descr="C:\Users\Aluno\AppData\Local\Microsoft\Windows\INetCache\Content.MSO\57D8C451.tmp"/>
-                  <wp:cNvGraphicFramePr>
-                    <a:graphicFrameLocks xmlns:a="http://schemas.openxmlformats.org/drawingml/2006/main" noChangeAspect="1"/>
-                  </wp:cNvGraphicFramePr>
-                  <a:graphic xmlns:a="http://schemas.openxmlformats.org/drawingml/2006/main">
-                    <a:graphicData uri="http://schemas.openxmlformats.org/drawingml/2006/picture">
-                      <pic:pic xmlns:pic="http://schemas.openxmlformats.org/drawingml/2006/picture">
-                        <pic:nvPicPr>
-                          <pic:cNvPr id="0" name="Picture 3" descr="C:\Users\Aluno\AppData\Local\Microsoft\Windows\INetCache\Content.MSO\57D8C451.tmp"/>
-                          <pic:cNvPicPr>
-                            <a:picLocks noChangeAspect="1" noChangeArrowheads="1"/>
-                          </pic:cNvPicPr>
-                        </pic:nvPicPr>
-                        <pic:blipFill>
-                          <a:blip r:embed="rId9" cstate="print">
-                            <a:extLst>
-                              <a:ext uri="{28A0092B-C50C-407E-A947-70E740481C1C}">
-                                <a14:useLocalDpi xmlns:a14="http://schemas.microsoft.com/office/drawing/2010/main" val="0"/>
-                              </a:ext>
-                            </a:extLst>
-                          </a:blip>
-                          <a:srcRect/>
-                          <a:stretch>
-                            <a:fillRect/>
-                          </a:stretch>
-                        </pic:blipFill>
-                        <pic:spPr bwMode="auto">
-                          <a:xfrm>
-                            <a:off x="0" y="0"/>
-                            <a:ext cx="514350" cy="514350"/>
-                          </a:xfrm>
-                          <a:prstGeom prst="rect">
-                            <a:avLst/>
-                          </a:prstGeom>
-                          <a:noFill/>
-                          <a:ln>
-                            <a:noFill/>
-                          </a:ln>
-                        </pic:spPr>
-                      </pic:pic>
-                    </a:graphicData>
-                  </a:graphic>
-                </wp:inline>
-              </w:drawing>
-            </w:r>
-          </w:p>
-        </w:tc>
-      </w:tr>
-      <w:tr>
-        <w:tc>
-          <w:tcPr>
-            <w:tcW w:w="4530" w:type="dxa"/>
-          </w:tcPr>
-          <w:p>
-            <w:pPr>
-              <w:ind w:firstLine="0"/>
-            </w:pPr>
-            <w:r>
-              <w:t>As Instituições de Ensino não têm apoio para implementar uma horta escolar</w:t>
-            </w:r>
-          </w:p>
-        </w:tc>
-        <w:tc>
-          <w:tcPr>
-            <w:tcW w:w="4531" w:type="dxa"/>
-            <w:vAlign w:val="center"/>
-          </w:tcPr>
-          <w:p>
-            <w:pPr>
-              <w:ind w:firstLine="0"/>
-              <w:jc w:val="center"/>
-            </w:pPr>
-            <w:r>
-              <w:rPr>
-                <w:noProof/>
-                <w:lang w:eastAsia="pt-BR"/>
-              </w:rPr>
-              <w:drawing>
-                <wp:inline distT="0" distB="0" distL="0" distR="0" wp14:anchorId="1364A84E" wp14:editId="17996C7D">
-                  <wp:extent cx="514350" cy="514350"/>
-                  <wp:effectExtent l="0" t="0" r="0" b="0"/>
-                  <wp:docPr id="7" name="Imagem 7" descr="C:\Users\Aluno\AppData\Local\Microsoft\Windows\INetCache\Content.MSO\57D8C451.tmp"/>
-                  <wp:cNvGraphicFramePr>
-                    <a:graphicFrameLocks xmlns:a="http://schemas.openxmlformats.org/drawingml/2006/main" noChangeAspect="1"/>
-                  </wp:cNvGraphicFramePr>
-                  <a:graphic xmlns:a="http://schemas.openxmlformats.org/drawingml/2006/main">
-                    <a:graphicData uri="http://schemas.openxmlformats.org/drawingml/2006/picture">
-                      <pic:pic xmlns:pic="http://schemas.openxmlformats.org/drawingml/2006/picture">
-                        <pic:nvPicPr>
-                          <pic:cNvPr id="0" name="Picture 3" descr="C:\Users\Aluno\AppData\Local\Microsoft\Windows\INetCache\Content.MSO\57D8C451.tmp"/>
-                          <pic:cNvPicPr>
-                            <a:picLocks noChangeAspect="1" noChangeArrowheads="1"/>
-                          </pic:cNvPicPr>
-                        </pic:nvPicPr>
-                        <pic:blipFill>
-                          <a:blip r:embed="rId9" cstate="print">
-                            <a:extLst>
-                              <a:ext uri="{28A0092B-C50C-407E-A947-70E740481C1C}">
-                                <a14:useLocalDpi xmlns:a14="http://schemas.microsoft.com/office/drawing/2010/main" val="0"/>
-                              </a:ext>
-                            </a:extLst>
-                          </a:blip>
-                          <a:srcRect/>
-                          <a:stretch>
-                            <a:fillRect/>
-                          </a:stretch>
-                        </pic:blipFill>
-                        <pic:spPr bwMode="auto">
-                          <a:xfrm>
-                            <a:off x="0" y="0"/>
-                            <a:ext cx="514350" cy="514350"/>
-                          </a:xfrm>
-                          <a:prstGeom prst="rect">
-                            <a:avLst/>
-                          </a:prstGeom>
-                          <a:noFill/>
-                          <a:ln>
-                            <a:noFill/>
-                          </a:ln>
-                        </pic:spPr>
-                      </pic:pic>
-                    </a:graphicData>
-                  </a:graphic>
-                </wp:inline>
-              </w:drawing>
-            </w:r>
-          </w:p>
-        </w:tc>
-      </w:tr>
-      <w:tr>
-        <w:tc>
-          <w:tcPr>
-            <w:tcW w:w="4530" w:type="dxa"/>
-          </w:tcPr>
-          <w:p>
-            <w:pPr>
-              <w:ind w:firstLine="0"/>
-            </w:pPr>
-            <w:r>
-              <w:t>O cardápio escolar nem sempre é adequado e saudável.</w:t>
-            </w:r>
-          </w:p>
-        </w:tc>
-        <w:tc>
-          <w:tcPr>
-            <w:tcW w:w="4531" w:type="dxa"/>
-            <w:vAlign w:val="center"/>
-          </w:tcPr>
-          <w:p>
-            <w:pPr>
-              <w:ind w:firstLine="0"/>
-              <w:jc w:val="center"/>
-            </w:pPr>
-            <w:r>
-              <w:rPr>
-                <w:noProof/>
-                <w:lang w:eastAsia="pt-BR"/>
-              </w:rPr>
-              <w:drawing>
-                <wp:inline distT="0" distB="0" distL="0" distR="0" wp14:anchorId="7DF937E1" wp14:editId="5CE1A7DA">
-                  <wp:extent cx="514350" cy="514350"/>
-                  <wp:effectExtent l="0" t="0" r="0" b="0"/>
-                  <wp:docPr id="8" name="Imagem 8" descr="C:\Users\Aluno\AppData\Local\Microsoft\Windows\INetCache\Content.MSO\57D8C451.tmp"/>
-                  <wp:cNvGraphicFramePr>
-                    <a:graphicFrameLocks xmlns:a="http://schemas.openxmlformats.org/drawingml/2006/main" noChangeAspect="1"/>
-                  </wp:cNvGraphicFramePr>
-                  <a:graphic xmlns:a="http://schemas.openxmlformats.org/drawingml/2006/main">
-                    <a:graphicData uri="http://schemas.openxmlformats.org/drawingml/2006/picture">
-                      <pic:pic xmlns:pic="http://schemas.openxmlformats.org/drawingml/2006/picture">
-                        <pic:nvPicPr>
-                          <pic:cNvPr id="0" name="Picture 3" descr="C:\Users\Aluno\AppData\Local\Microsoft\Windows\INetCache\Content.MSO\57D8C451.tmp"/>
-                          <pic:cNvPicPr>
-                            <a:picLocks noChangeAspect="1" noChangeArrowheads="1"/>
-                          </pic:cNvPicPr>
-                        </pic:nvPicPr>
-                        <pic:blipFill>
-                          <a:blip r:embed="rId9" cstate="print">
-                            <a:extLst>
-                              <a:ext uri="{28A0092B-C50C-407E-A947-70E740481C1C}">
-                                <a14:useLocalDpi xmlns:a14="http://schemas.microsoft.com/office/drawing/2010/main" val="0"/>
-                              </a:ext>
-                            </a:extLst>
-                          </a:blip>
-                          <a:srcRect/>
-                          <a:stretch>
-                            <a:fillRect/>
-                          </a:stretch>
-                        </pic:blipFill>
-                        <pic:spPr bwMode="auto">
-                          <a:xfrm>
-                            <a:off x="0" y="0"/>
-                            <a:ext cx="514350" cy="514350"/>
-                          </a:xfrm>
-                          <a:prstGeom prst="rect">
-                            <a:avLst/>
-                          </a:prstGeom>
-                          <a:noFill/>
-                          <a:ln>
-                            <a:noFill/>
-                          </a:ln>
-                        </pic:spPr>
-                      </pic:pic>
-                    </a:graphicData>
-                  </a:graphic>
-                </wp:inline>
-              </w:drawing>
-            </w:r>
-          </w:p>
-        </w:tc>
-      </w:tr>
-      <w:tr>
-        <w:tc>
-          <w:tcPr>
-            <w:tcW w:w="4530" w:type="dxa"/>
-          </w:tcPr>
-          <w:p>
-            <w:pPr>
-              <w:ind w:firstLine="0"/>
-            </w:pPr>
-            <w:r>
-              <w:t>Os alunos podem adquirir conhecimento sobre cultivo de legumes, frutos, temperos e ervas</w:t>
-            </w:r>
-          </w:p>
-        </w:tc>
-        <w:tc>
-          <w:tcPr>
-            <w:tcW w:w="4531" w:type="dxa"/>
-            <w:vAlign w:val="center"/>
-          </w:tcPr>
-          <w:p>
-            <w:pPr>
-              <w:ind w:firstLine="0"/>
-              <w:jc w:val="center"/>
-            </w:pPr>
-            <w:r>
-              <w:rPr>
-                <w:noProof/>
-                <w:lang w:eastAsia="pt-BR"/>
-              </w:rPr>
-              <w:drawing>
-                <wp:inline distT="0" distB="0" distL="0" distR="0" wp14:anchorId="3C5F0600" wp14:editId="2475EF90">
-                  <wp:extent cx="679450" cy="679450"/>
-                  <wp:effectExtent l="0" t="0" r="0" b="0"/>
-                  <wp:docPr id="11" name="Imagem 11" descr="C:\Users\Aluno\AppData\Local\Microsoft\Windows\INetCache\Content.MSO\A98B2B0B.tmp"/>
-                  <wp:cNvGraphicFramePr>
-                    <a:graphicFrameLocks xmlns:a="http://schemas.openxmlformats.org/drawingml/2006/main" noChangeAspect="1"/>
-                  </wp:cNvGraphicFramePr>
-                  <a:graphic xmlns:a="http://schemas.openxmlformats.org/drawingml/2006/main">
-                    <a:graphicData uri="http://schemas.openxmlformats.org/drawingml/2006/picture">
-                      <pic:pic xmlns:pic="http://schemas.openxmlformats.org/drawingml/2006/picture">
-                        <pic:nvPicPr>
-                          <pic:cNvPr id="0" name="Picture 1" descr="C:\Users\Aluno\AppData\Local\Microsoft\Windows\INetCache\Content.MSO\A98B2B0B.tmp"/>
-                          <pic:cNvPicPr>
-                            <a:picLocks noChangeAspect="1" noChangeArrowheads="1"/>
-                          </pic:cNvPicPr>
-                        </pic:nvPicPr>
-                        <pic:blipFill>
-                          <a:blip r:embed="rId8" cstate="print">
-                            <a:extLst>
-                              <a:ext uri="{28A0092B-C50C-407E-A947-70E740481C1C}">
-                                <a14:useLocalDpi xmlns:a14="http://schemas.microsoft.com/office/drawing/2010/main" val="0"/>
-                              </a:ext>
-                            </a:extLst>
-                          </a:blip>
-                          <a:srcRect/>
-                          <a:stretch>
-                            <a:fillRect/>
-                          </a:stretch>
-                        </pic:blipFill>
-                        <pic:spPr bwMode="auto">
-                          <a:xfrm>
-                            <a:off x="0" y="0"/>
-                            <a:ext cx="679450" cy="679450"/>
-                          </a:xfrm>
-                          <a:prstGeom prst="rect">
-                            <a:avLst/>
-                          </a:prstGeom>
-                          <a:noFill/>
-                          <a:ln>
-                            <a:noFill/>
-                          </a:ln>
-                        </pic:spPr>
-                      </pic:pic>
-                    </a:graphicData>
-                  </a:graphic>
-                </wp:inline>
-              </w:drawing>
-            </w:r>
-          </w:p>
-        </w:tc>
-      </w:tr>
-      <w:tr>
-        <w:tc>
-          <w:tcPr>
-            <w:tcW w:w="4530" w:type="dxa"/>
-          </w:tcPr>
-          <w:p>
-            <w:pPr>
-              <w:ind w:firstLine="0"/>
-            </w:pPr>
-            <w:r>
-              <w:t>Há poucas iniciativas de atividades que propõem um equilíbrio no bem-estar emocional/mental que permanecem.</w:t>
-            </w:r>
-          </w:p>
-        </w:tc>
-        <w:tc>
-          <w:tcPr>
-            <w:tcW w:w="4531" w:type="dxa"/>
-            <w:vAlign w:val="center"/>
-          </w:tcPr>
-          <w:p>
-            <w:pPr>
-              <w:ind w:firstLine="0"/>
-              <w:jc w:val="center"/>
-            </w:pPr>
-            <w:r>
-              <w:rPr>
-                <w:noProof/>
-                <w:lang w:eastAsia="pt-BR"/>
-              </w:rPr>
-              <w:drawing>
-                <wp:inline distT="0" distB="0" distL="0" distR="0" wp14:anchorId="324C4DF1" wp14:editId="3456DEB5">
-                  <wp:extent cx="514350" cy="514350"/>
-                  <wp:effectExtent l="0" t="0" r="0" b="0"/>
-                  <wp:docPr id="9" name="Imagem 9" descr="C:\Users\Aluno\AppData\Local\Microsoft\Windows\INetCache\Content.MSO\57D8C451.tmp"/>
-                  <wp:cNvGraphicFramePr>
-                    <a:graphicFrameLocks xmlns:a="http://schemas.openxmlformats.org/drawingml/2006/main" noChangeAspect="1"/>
-                  </wp:cNvGraphicFramePr>
-                  <a:graphic xmlns:a="http://schemas.openxmlformats.org/drawingml/2006/main">
-                    <a:graphicData uri="http://schemas.openxmlformats.org/drawingml/2006/picture">
-                      <pic:pic xmlns:pic="http://schemas.openxmlformats.org/drawingml/2006/picture">
-                        <pic:nvPicPr>
-                          <pic:cNvPr id="0" name="Picture 3" descr="C:\Users\Aluno\AppData\Local\Microsoft\Windows\INetCache\Content.MSO\57D8C451.tmp"/>
-                          <pic:cNvPicPr>
-                            <a:picLocks noChangeAspect="1" noChangeArrowheads="1"/>
-                          </pic:cNvPicPr>
-                        </pic:nvPicPr>
-                        <pic:blipFill>
-                          <a:blip r:embed="rId9" cstate="print">
-                            <a:extLst>
-                              <a:ext uri="{28A0092B-C50C-407E-A947-70E740481C1C}">
-                                <a14:useLocalDpi xmlns:a14="http://schemas.microsoft.com/office/drawing/2010/main" val="0"/>
-                              </a:ext>
-                            </a:extLst>
-                          </a:blip>
-                          <a:srcRect/>
-                          <a:stretch>
-                            <a:fillRect/>
-                          </a:stretch>
-                        </pic:blipFill>
-                        <pic:spPr bwMode="auto">
-                          <a:xfrm>
-                            <a:off x="0" y="0"/>
-                            <a:ext cx="514350" cy="514350"/>
-                          </a:xfrm>
-                          <a:prstGeom prst="rect">
-                            <a:avLst/>
-                          </a:prstGeom>
-                          <a:noFill/>
-                          <a:ln>
-                            <a:noFill/>
-                          </a:ln>
-                        </pic:spPr>
-                      </pic:pic>
-                    </a:graphicData>
-                  </a:graphic>
-                </wp:inline>
-              </w:drawing>
-            </w:r>
-          </w:p>
-        </w:tc>
-      </w:tr>
-      <w:tr>
-        <w:tc>
-          <w:tcPr>
-            <w:tcW w:w="4530" w:type="dxa"/>
-          </w:tcPr>
-          <w:p>
-            <w:pPr>
-              <w:ind w:firstLine="0"/>
-            </w:pPr>
-            <w:r>
-              <w:t>Não há funcionários que tenham horário disponível para cuidar da horta, pois</w:t>
-            </w:r>
-            <w:r>
-              <w:t xml:space="preserve"> muitos já têm diversas funções na escola.</w:t>
-            </w:r>
-          </w:p>
-        </w:tc>
-        <w:tc>
-          <w:tcPr>
-            <w:tcW w:w="4531" w:type="dxa"/>
-            <w:vAlign w:val="center"/>
-          </w:tcPr>
-          <w:p>
-            <w:pPr>
-              <w:ind w:firstLine="0"/>
-              <w:jc w:val="center"/>
-            </w:pPr>
-            <w:r>
-              <w:rPr>
-                <w:noProof/>
-                <w:lang w:eastAsia="pt-BR"/>
-              </w:rPr>
-              <w:drawing>
-                <wp:inline distT="0" distB="0" distL="0" distR="0" wp14:anchorId="5CD36D8C" wp14:editId="361E68C1">
-                  <wp:extent cx="514350" cy="514350"/>
-                  <wp:effectExtent l="0" t="0" r="0" b="0"/>
-                  <wp:docPr id="10" name="Imagem 10" descr="C:\Users\Aluno\AppData\Local\Microsoft\Windows\INetCache\Content.MSO\57D8C451.tmp"/>
-                  <wp:cNvGraphicFramePr>
-                    <a:graphicFrameLocks xmlns:a="http://schemas.openxmlformats.org/drawingml/2006/main" noChangeAspect="1"/>
-                  </wp:cNvGraphicFramePr>
-                  <a:graphic xmlns:a="http://schemas.openxmlformats.org/drawingml/2006/main">
-                    <a:graphicData uri="http://schemas.openxmlformats.org/drawingml/2006/picture">
-                      <pic:pic xmlns:pic="http://schemas.openxmlformats.org/drawingml/2006/picture">
-                        <pic:nvPicPr>
-                          <pic:cNvPr id="0" name="Picture 3" descr="C:\Users\Aluno\AppData\Local\Microsoft\Windows\INetCache\Content.MSO\57D8C451.tmp"/>
-                          <pic:cNvPicPr>
-                            <a:picLocks noChangeAspect="1" noChangeArrowheads="1"/>
-                          </pic:cNvPicPr>
-                        </pic:nvPicPr>
-                        <pic:blipFill>
-                          <a:blip r:embed="rId9" cstate="print">
-                            <a:extLst>
-                              <a:ext uri="{28A0092B-C50C-407E-A947-70E740481C1C}">
-                                <a14:useLocalDpi xmlns:a14="http://schemas.microsoft.com/office/drawing/2010/main" val="0"/>
-                              </a:ext>
-                            </a:extLst>
-                          </a:blip>
-                          <a:srcRect/>
-                          <a:stretch>
-                            <a:fillRect/>
-                          </a:stretch>
-                        </pic:blipFill>
-                        <pic:spPr bwMode="auto">
-                          <a:xfrm>
-                            <a:off x="0" y="0"/>
-                            <a:ext cx="514350" cy="514350"/>
-                          </a:xfrm>
-                          <a:prstGeom prst="rect">
-                            <a:avLst/>
-                          </a:prstGeom>
-                          <a:noFill/>
-                          <a:ln>
-                            <a:noFill/>
-                          </a:ln>
-                        </pic:spPr>
-                      </pic:pic>
-                    </a:graphicData>
-                  </a:graphic>
-                </wp:inline>
-              </w:drawing>
-            </w:r>
-          </w:p>
-        </w:tc>
-      </w:tr>
-      <w:tr>
-        <w:tc>
-          <w:tcPr>
-            <w:tcW w:w="4530" w:type="dxa"/>
-          </w:tcPr>
-          <w:p>
-            <w:pPr>
-              <w:ind w:firstLine="0"/>
-            </w:pPr>
-            <w:r>
-              <w:lastRenderedPageBreak/>
-              <w:t>O sistema de hortas escolares colabora com a segurança alimentar e a melhoria nutricional, promovendo a sustentabilidade.</w:t>
-            </w:r>
-          </w:p>
-        </w:tc>
-        <w:tc>
-          <w:tcPr>
-            <w:tcW w:w="4531" w:type="dxa"/>
-            <w:vAlign w:val="center"/>
-          </w:tcPr>
-          <w:p>
-            <w:pPr>
-              <w:ind w:firstLine="0"/>
-              <w:jc w:val="center"/>
-            </w:pPr>
-            <w:r>
-              <w:rPr>
-                <w:noProof/>
-                <w:lang w:eastAsia="pt-BR"/>
-              </w:rPr>
-              <w:drawing>
-                <wp:inline distT="0" distB="0" distL="0" distR="0" wp14:anchorId="1F83D718" wp14:editId="1FDF706A">
-                  <wp:extent cx="679450" cy="679450"/>
-                  <wp:effectExtent l="0" t="0" r="0" b="0"/>
-                  <wp:docPr id="12" name="Imagem 12" descr="C:\Users\Aluno\AppData\Local\Microsoft\Windows\INetCache\Content.MSO\A98B2B0B.tmp"/>
-                  <wp:cNvGraphicFramePr>
-                    <a:graphicFrameLocks xmlns:a="http://schemas.openxmlformats.org/drawingml/2006/main" noChangeAspect="1"/>
-                  </wp:cNvGraphicFramePr>
-                  <a:graphic xmlns:a="http://schemas.openxmlformats.org/drawingml/2006/main">
-                    <a:graphicData uri="http://schemas.openxmlformats.org/drawingml/2006/picture">
-                      <pic:pic xmlns:pic="http://schemas.openxmlformats.org/drawingml/2006/picture">
-                        <pic:nvPicPr>
-                          <pic:cNvPr id="0" name="Picture 1" descr="C:\Users\Aluno\AppData\Local\Microsoft\Windows\INetCache\Content.MSO\A98B2B0B.tmp"/>
-                          <pic:cNvPicPr>
-                            <a:picLocks noChangeAspect="1" noChangeArrowheads="1"/>
-                          </pic:cNvPicPr>
-                        </pic:nvPicPr>
-                        <pic:blipFill>
-                          <a:blip r:embed="rId8" cstate="print">
-                            <a:extLst>
-                              <a:ext uri="{28A0092B-C50C-407E-A947-70E740481C1C}">
-                                <a14:useLocalDpi xmlns:a14="http://schemas.microsoft.com/office/drawing/2010/main" val="0"/>
-                              </a:ext>
-                            </a:extLst>
-                          </a:blip>
-                          <a:srcRect/>
-                          <a:stretch>
-                            <a:fillRect/>
-                          </a:stretch>
-                        </pic:blipFill>
-                        <pic:spPr bwMode="auto">
-                          <a:xfrm>
-                            <a:off x="0" y="0"/>
-                            <a:ext cx="679450" cy="679450"/>
-                          </a:xfrm>
-                          <a:prstGeom prst="rect">
-                            <a:avLst/>
-                          </a:prstGeom>
-                          <a:noFill/>
-                          <a:ln>
-                            <a:noFill/>
-                          </a:ln>
-                        </pic:spPr>
-                      </pic:pic>
-                    </a:graphicData>
-                  </a:graphic>
-                </wp:inline>
-              </w:drawing>
-            </w:r>
-          </w:p>
-        </w:tc>
-      </w:tr>
-      <w:tr>
-        <w:tc>
-          <w:tcPr>
-            <w:tcW w:w="4530" w:type="dxa"/>
-          </w:tcPr>
-          <w:p>
-            <w:pPr>
-              <w:ind w:firstLine="0"/>
-            </w:pPr>
-            <w:r>
-              <w:t>Há promoção de bem-estar e saúde para todos os membros da instituição através da hortoterapia.</w:t>
-            </w:r>
-          </w:p>
-        </w:tc>
-        <w:tc>
-          <w:tcPr>
-            <w:tcW w:w="4531" w:type="dxa"/>
-            <w:vAlign w:val="center"/>
-          </w:tcPr>
-          <w:p>
-            <w:pPr>
-              <w:ind w:firstLine="0"/>
-              <w:jc w:val="center"/>
-            </w:pPr>
-            <w:r>
-              <w:rPr>
-                <w:noProof/>
-                <w:lang w:eastAsia="pt-BR"/>
-              </w:rPr>
-              <w:drawing>
-                <wp:inline distT="0" distB="0" distL="0" distR="0" wp14:anchorId="3158017F" wp14:editId="183E328A">
-                  <wp:extent cx="679450" cy="679450"/>
-                  <wp:effectExtent l="0" t="0" r="0" b="0"/>
-                  <wp:docPr id="13" name="Imagem 13" descr="C:\Users\Aluno\AppData\Local\Microsoft\Windows\INetCache\Content.MSO\A98B2B0B.tmp"/>
-                  <wp:cNvGraphicFramePr>
-                    <a:graphicFrameLocks xmlns:a="http://schemas.openxmlformats.org/drawingml/2006/main" noChangeAspect="1"/>
-                  </wp:cNvGraphicFramePr>
-                  <a:graphic xmlns:a="http://schemas.openxmlformats.org/drawingml/2006/main">
-                    <a:graphicData uri="http://schemas.openxmlformats.org/drawingml/2006/picture">
-                      <pic:pic xmlns:pic="http://schemas.openxmlformats.org/drawingml/2006/picture">
-                        <pic:nvPicPr>
-                          <pic:cNvPr id="0" name="Picture 1" descr="C:\Users\Aluno\AppData\Local\Microsoft\Windows\INetCache\Content.MSO\A98B2B0B.tmp"/>
-                          <pic:cNvPicPr>
-                            <a:picLocks noChangeAspect="1" noChangeArrowheads="1"/>
-                          </pic:cNvPicPr>
-                        </pic:nvPicPr>
-                        <pic:blipFill>
-                          <a:blip r:embed="rId8" cstate="print">
-                            <a:extLst>
-                              <a:ext uri="{28A0092B-C50C-407E-A947-70E740481C1C}">
-                                <a14:useLocalDpi xmlns:a14="http://schemas.microsoft.com/office/drawing/2010/main" val="0"/>
-                              </a:ext>
-                            </a:extLst>
-                          </a:blip>
-                          <a:srcRect/>
-                          <a:stretch>
-                            <a:fillRect/>
-                          </a:stretch>
-                        </pic:blipFill>
-                        <pic:spPr bwMode="auto">
-                          <a:xfrm>
-                            <a:off x="0" y="0"/>
-                            <a:ext cx="679450" cy="679450"/>
-                          </a:xfrm>
-                          <a:prstGeom prst="rect">
-                            <a:avLst/>
-                          </a:prstGeom>
-                          <a:noFill/>
-                          <a:ln>
-                            <a:noFill/>
-                          </a:ln>
-                        </pic:spPr>
-                      </pic:pic>
-                    </a:graphicData>
-                  </a:graphic>
-                </wp:inline>
-              </w:drawing>
-            </w:r>
-          </w:p>
-        </w:tc>
-      </w:tr>
-      <w:tr>
-        <w:tc>
-          <w:tcPr>
-            <w:tcW w:w="4530" w:type="dxa"/>
-          </w:tcPr>
-          <w:p>
-            <w:pPr>
-              <w:ind w:firstLine="0"/>
-            </w:pPr>
-            <w:r>
-              <w:t>Estimula o aprendizado diário e educação inclusiva.</w:t>
-            </w:r>
-          </w:p>
-        </w:tc>
-        <w:tc>
-          <w:tcPr>
-            <w:tcW w:w="4531" w:type="dxa"/>
-            <w:vAlign w:val="center"/>
-          </w:tcPr>
-          <w:p>
-            <w:pPr>
-              <w:ind w:firstLine="0"/>
-              <w:jc w:val="center"/>
-            </w:pPr>
-            <w:r>
-              <w:rPr>
-                <w:noProof/>
-                <w:lang w:eastAsia="pt-BR"/>
-              </w:rPr>
-              <w:drawing>
-                <wp:inline distT="0" distB="0" distL="0" distR="0" wp14:anchorId="765FD516" wp14:editId="557EA999">
-                  <wp:extent cx="679450" cy="679450"/>
-                  <wp:effectExtent l="0" t="0" r="0" b="0"/>
-                  <wp:docPr id="14" name="Imagem 14" descr="C:\Users\Aluno\AppData\Local\Microsoft\Windows\INetCache\Content.MSO\A98B2B0B.tmp"/>
-                  <wp:cNvGraphicFramePr>
-                    <a:graphicFrameLocks xmlns:a="http://schemas.openxmlformats.org/drawingml/2006/main" noChangeAspect="1"/>
-                  </wp:cNvGraphicFramePr>
-                  <a:graphic xmlns:a="http://schemas.openxmlformats.org/drawingml/2006/main">
-                    <a:graphicData uri="http://schemas.openxmlformats.org/drawingml/2006/picture">
-                      <pic:pic xmlns:pic="http://schemas.openxmlformats.org/drawingml/2006/picture">
-                        <pic:nvPicPr>
-                          <pic:cNvPr id="0" name="Picture 1" descr="C:\Users\Aluno\AppData\Local\Microsoft\Windows\INetCache\Content.MSO\A98B2B0B.tmp"/>
-                          <pic:cNvPicPr>
-                            <a:picLocks noChangeAspect="1" noChangeArrowheads="1"/>
-                          </pic:cNvPicPr>
-                        </pic:nvPicPr>
-                        <pic:blipFill>
-                          <a:blip r:embed="rId8" cstate="print">
-                            <a:extLst>
-                              <a:ext uri="{28A0092B-C50C-407E-A947-70E740481C1C}">
-                                <a14:useLocalDpi xmlns:a14="http://schemas.microsoft.com/office/drawing/2010/main" val="0"/>
-                              </a:ext>
-                            </a:extLst>
-                          </a:blip>
-                          <a:srcRect/>
-                          <a:stretch>
-                            <a:fillRect/>
-                          </a:stretch>
-                        </pic:blipFill>
-                        <pic:spPr bwMode="auto">
-                          <a:xfrm>
-                            <a:off x="0" y="0"/>
-                            <a:ext cx="679450" cy="679450"/>
-                          </a:xfrm>
-                          <a:prstGeom prst="rect">
-                            <a:avLst/>
-                          </a:prstGeom>
-                          <a:noFill/>
-                          <a:ln>
-                            <a:noFill/>
-                          </a:ln>
-                        </pic:spPr>
-                      </pic:pic>
-                    </a:graphicData>
-                  </a:graphic>
-                </wp:inline>
-              </w:drawing>
-            </w:r>
-          </w:p>
-        </w:tc>
-      </w:tr>
-      <w:tr>
-        <w:tc>
-          <w:tcPr>
-            <w:tcW w:w="4530" w:type="dxa"/>
-          </w:tcPr>
-          <w:p>
-            <w:pPr>
-              <w:ind w:firstLine="0"/>
-              <w:rPr>
-                <w:rFonts w:ascii="Times New Roman" w:hAnsi="Times New Roman"/>
-              </w:rPr>
-            </w:pPr>
-            <w:r>
-              <w:t>Assegura um bom planejamento alimentar e</w:t>
-            </w:r>
-          </w:p>
-          <w:p>
-            <w:pPr>
-              <w:ind w:firstLine="0"/>
-            </w:pPr>
-            <w:r>
-              <w:t> fomenta um consumo sustentável.</w:t>
-            </w:r>
-          </w:p>
-        </w:tc>
-        <w:tc>
-          <w:tcPr>
-            <w:tcW w:w="4531" w:type="dxa"/>
-            <w:vAlign w:val="center"/>
-          </w:tcPr>
-          <w:p>
-            <w:pPr>
-              <w:ind w:firstLine="0"/>
-              <w:jc w:val="center"/>
-            </w:pPr>
-            <w:r>
-              <w:rPr>
-                <w:noProof/>
-                <w:lang w:eastAsia="pt-BR"/>
-              </w:rPr>
-              <w:drawing>
-                <wp:inline distT="0" distB="0" distL="0" distR="0" wp14:anchorId="37A3A740" wp14:editId="1C5407F0">
-                  <wp:extent cx="679450" cy="679450"/>
-                  <wp:effectExtent l="0" t="0" r="0" b="0"/>
-                  <wp:docPr id="15" name="Imagem 15" descr="C:\Users\Aluno\AppData\Local\Microsoft\Windows\INetCache\Content.MSO\A98B2B0B.tmp"/>
-                  <wp:cNvGraphicFramePr>
-                    <a:graphicFrameLocks xmlns:a="http://schemas.openxmlformats.org/drawingml/2006/main" noChangeAspect="1"/>
-                  </wp:cNvGraphicFramePr>
-                  <a:graphic xmlns:a="http://schemas.openxmlformats.org/drawingml/2006/main">
-                    <a:graphicData uri="http://schemas.openxmlformats.org/drawingml/2006/picture">
-                      <pic:pic xmlns:pic="http://schemas.openxmlformats.org/drawingml/2006/picture">
-                        <pic:nvPicPr>
-                          <pic:cNvPr id="0" name="Picture 1" descr="C:\Users\Aluno\AppData\Local\Microsoft\Windows\INetCache\Content.MSO\A98B2B0B.tmp"/>
-                          <pic:cNvPicPr>
-                            <a:picLocks noChangeAspect="1" noChangeArrowheads="1"/>
-                          </pic:cNvPicPr>
-                        </pic:nvPicPr>
-                        <pic:blipFill>
-                          <a:blip r:embed="rId8" cstate="print">
-                            <a:extLst>
-                              <a:ext uri="{28A0092B-C50C-407E-A947-70E740481C1C}">
-                                <a14:useLocalDpi xmlns:a14="http://schemas.microsoft.com/office/drawing/2010/main" val="0"/>
-                              </a:ext>
-                            </a:extLst>
-                          </a:blip>
-                          <a:srcRect/>
-                          <a:stretch>
-                            <a:fillRect/>
-                          </a:stretch>
-                        </pic:blipFill>
-                        <pic:spPr bwMode="auto">
-                          <a:xfrm>
-                            <a:off x="0" y="0"/>
-                            <a:ext cx="679450" cy="679450"/>
-                          </a:xfrm>
-                          <a:prstGeom prst="rect">
-                            <a:avLst/>
-                          </a:prstGeom>
-                          <a:noFill/>
-                          <a:ln>
-                            <a:noFill/>
-                          </a:ln>
-                        </pic:spPr>
-                      </pic:pic>
-                    </a:graphicData>
-                  </a:graphic>
-                </wp:inline>
-              </w:drawing>
-            </w:r>
-          </w:p>
-        </w:tc>
-      </w:tr>
-      <w:tr>
-        <w:tc>
-          <w:tcPr>
-            <w:tcW w:w="4530" w:type="dxa"/>
-          </w:tcPr>
-          <w:p>
-            <w:pPr>
-              <w:ind w:firstLine="0"/>
-            </w:pPr>
-            <w:r>
-              <w:t>Reverte a degradação do solo, através de cuidados frequentes.</w:t>
-            </w:r>
-          </w:p>
-        </w:tc>
-        <w:tc>
-          <w:tcPr>
-            <w:tcW w:w="4531" w:type="dxa"/>
-            <w:vAlign w:val="center"/>
-          </w:tcPr>
-          <w:p>
-            <w:pPr>
-              <w:keepNext/>
-              <w:ind w:firstLine="0"/>
-              <w:jc w:val="center"/>
-            </w:pPr>
-            <w:r>
-              <w:rPr>
-                <w:noProof/>
-                <w:lang w:eastAsia="pt-BR"/>
-              </w:rPr>
-              <w:drawing>
-                <wp:inline distT="0" distB="0" distL="0" distR="0" wp14:anchorId="34CF343F" wp14:editId="0C141E9F">
-                  <wp:extent cx="679450" cy="679450"/>
-                  <wp:effectExtent l="0" t="0" r="0" b="0"/>
-                  <wp:docPr id="16" name="Imagem 16" descr="C:\Users\Aluno\AppData\Local\Microsoft\Windows\INetCache\Content.MSO\A98B2B0B.tmp"/>
-                  <wp:cNvGraphicFramePr>
-                    <a:graphicFrameLocks xmlns:a="http://schemas.openxmlformats.org/drawingml/2006/main" noChangeAspect="1"/>
-                  </wp:cNvGraphicFramePr>
-                  <a:graphic xmlns:a="http://schemas.openxmlformats.org/drawingml/2006/main">
-                    <a:graphicData uri="http://schemas.openxmlformats.org/drawingml/2006/picture">
-                      <pic:pic xmlns:pic="http://schemas.openxmlformats.org/drawingml/2006/picture">
-                        <pic:nvPicPr>
-                          <pic:cNvPr id="0" name="Picture 1" descr="C:\Users\Aluno\AppData\Local\Microsoft\Windows\INetCache\Content.MSO\A98B2B0B.tmp"/>
-                          <pic:cNvPicPr>
-                            <a:picLocks noChangeAspect="1" noChangeArrowheads="1"/>
-                          </pic:cNvPicPr>
-                        </pic:nvPicPr>
-                        <pic:blipFill>
-                          <a:blip r:embed="rId8" cstate="print">
-                            <a:extLst>
-                              <a:ext uri="{28A0092B-C50C-407E-A947-70E740481C1C}">
-                                <a14:useLocalDpi xmlns:a14="http://schemas.microsoft.com/office/drawing/2010/main" val="0"/>
-                              </a:ext>
-                            </a:extLst>
-                          </a:blip>
-                          <a:srcRect/>
-                          <a:stretch>
-                            <a:fillRect/>
-                          </a:stretch>
-                        </pic:blipFill>
-                        <pic:spPr bwMode="auto">
-                          <a:xfrm>
-                            <a:off x="0" y="0"/>
-                            <a:ext cx="679450" cy="679450"/>
-                          </a:xfrm>
-                          <a:prstGeom prst="rect">
-                            <a:avLst/>
-                          </a:prstGeom>
-                          <a:noFill/>
-                          <a:ln>
-                            <a:noFill/>
-                          </a:ln>
-                        </pic:spPr>
-                      </pic:pic>
-                    </a:graphicData>
-                  </a:graphic>
-                </wp:inline>
-              </w:drawing>
-            </w:r>
-          </w:p>
-        </w:tc>
-      </w:tr>
-    </w:tbl>
+        <w:drawing>
+          <wp:inline distT="0" distB="0" distL="0" distR="0" wp14:anchorId="6CEC26FC" wp14:editId="7629C6C2">
+            <wp:extent cx="6097237" cy="3431250"/>
+            <wp:effectExtent l="0" t="0" r="0" b="0"/>
+            <wp:docPr id="4" name="Imagem 4"/>
+            <wp:cNvGraphicFramePr>
+              <a:graphicFrameLocks xmlns:a="http://schemas.openxmlformats.org/drawingml/2006/main" noChangeAspect="1"/>
+            </wp:cNvGraphicFramePr>
+            <a:graphic xmlns:a="http://schemas.openxmlformats.org/drawingml/2006/main">
+              <a:graphicData uri="http://schemas.openxmlformats.org/drawingml/2006/picture">
+                <pic:pic xmlns:pic="http://schemas.openxmlformats.org/drawingml/2006/picture">
+                  <pic:nvPicPr>
+                    <pic:cNvPr id="0" name="Picture 27"/>
+                    <pic:cNvPicPr>
+                      <a:picLocks noChangeAspect="1" noChangeArrowheads="1"/>
+                    </pic:cNvPicPr>
+                  </pic:nvPicPr>
+                  <pic:blipFill>
+                    <a:blip r:embed="rId8" cstate="print">
+                      <a:extLst>
+                        <a:ext uri="{28A0092B-C50C-407E-A947-70E740481C1C}">
+                          <a14:useLocalDpi xmlns:a14="http://schemas.microsoft.com/office/drawing/2010/main" val="0"/>
+                        </a:ext>
+                      </a:extLst>
+                    </a:blip>
+                    <a:srcRect/>
+                    <a:stretch>
+                      <a:fillRect/>
+                    </a:stretch>
+                  </pic:blipFill>
+                  <pic:spPr bwMode="auto">
+                    <a:xfrm>
+                      <a:off x="0" y="0"/>
+                      <a:ext cx="6117591" cy="3442704"/>
+                    </a:xfrm>
+                    <a:prstGeom prst="rect">
+                      <a:avLst/>
+                    </a:prstGeom>
+                    <a:noFill/>
+                    <a:ln>
+                      <a:noFill/>
+                    </a:ln>
+                  </pic:spPr>
+                </pic:pic>
+              </a:graphicData>
+            </a:graphic>
+          </wp:inline>
+        </w:drawing>
+      </w:r>
+    </w:p>
     <w:p>
       <w:pPr>
         <w:pStyle w:val="LegendaInferior"/>
       </w:pPr>
       <w:r>
-        <w:t>Fonte: Os autores, 2026</w:t>
+        <w:t>Fonte: Os Autores (2026).</w:t>
       </w:r>
     </w:p>
     <w:p>
       <w:pPr>
         <w:pStyle w:val="Ttulo2"/>
       </w:pPr>
-      <w:bookmarkStart w:id="29" w:name="_Toc236690963"/>
+      <w:bookmarkStart w:id="29" w:name="_Toc236759068"/>
       <w:r>
         <w:t>Pesquisa de Campo</w:t>
       </w:r>
@@ -8509,7 +8442,7 @@
       <w:pPr>
         <w:pStyle w:val="Ttulo1"/>
       </w:pPr>
-      <w:bookmarkStart w:id="30" w:name="_Toc236690964"/>
+      <w:bookmarkStart w:id="30" w:name="_Toc236759069"/>
       <w:r>
         <w:lastRenderedPageBreak/>
         <w:t>ANÁLISE E SÍNTESE</w:t>
@@ -8520,7 +8453,7 @@
       <w:pPr>
         <w:pStyle w:val="Ttulo2"/>
       </w:pPr>
-      <w:bookmarkStart w:id="31" w:name="_Toc236690965"/>
+      <w:bookmarkStart w:id="31" w:name="_Toc236759070"/>
       <w:r>
         <w:t>Persona</w:t>
       </w:r>
@@ -8536,19 +8469,47 @@
         <w:rPr>
           <w:lang w:eastAsia="pt-BR"/>
         </w:rPr>
-        <w:t>No desenvolvimento do Viridis, a definição de personas foi essencial para representar os diferentes perfis de usuários identificados no sistema de gamificação de hortas escolares, uma vez que a plataforma atende públicos com necessidades e objetivos distintos: o estudante, que interage diretamente com o registro de atividades e com os mecanismos de gamificação; o professor, responsável pelo acompanhamento pedagógico das turmas e pela validação das atividades realizadas na horta; e o gestor escolar, encarregado da organização e da continuidade da iniciativa dentro da instituição de ensino. A construção dessas personas, apresentadas a seguir, permitiu à equipe antecipar dores, motivações e expectativas de cada perfil antes da definição das funcionalidades do sistema, bem como subsidiou a posterior elaboração do Diagrama de</w:t>
-      </w:r>
-      <w:r>
-        <w:rPr>
-          <w:lang w:eastAsia="pt-BR"/>
-        </w:rPr>
-        <w:t xml:space="preserve"> Casos de Uso, descrito no Capí</w:t>
-      </w:r>
-      <w:r>
-        <w:rPr>
-          <w:lang w:eastAsia="pt-BR"/>
-        </w:rPr>
-        <w:t>ulo 5.</w:t>
+        <w:t xml:space="preserve">No desenvolvimento do </w:t>
+      </w:r>
+      <w:proofErr w:type="spellStart"/>
+      <w:r>
+        <w:rPr>
+          <w:lang w:eastAsia="pt-BR"/>
+        </w:rPr>
+        <w:t>Viridis</w:t>
+      </w:r>
+      <w:proofErr w:type="spellEnd"/>
+      <w:r>
+        <w:rPr>
+          <w:lang w:eastAsia="pt-BR"/>
+        </w:rPr>
+        <w:t>, a definição de personas foi essencial para representar os diferentes perfis de usuários identificados no sistema de gamificação de hortas escolares, uma vez que a plataforma atende públicos com necessidades e objetivos distintos: o estudante, que interage diretamente com o registro de atividades e com os mecanismos de gamificação; o professor, responsável pelo acompanhamento pedagógico das turmas e pela validação das atividades realizadas na horta; e o gestor escolar, encarregado da organização e da continuidade da iniciativa dentro da instituição de ensino. A construção dessas personas, apresentadas a seguir, permitiu à equipe antecipar dores, motivações e expectativas de cada perfil antes da definição das funcionalidades do sistema, bem como subsidiou a posterior elaboração do Diagrama de</w:t>
+      </w:r>
+      <w:r>
+        <w:rPr>
+          <w:lang w:eastAsia="pt-BR"/>
+        </w:rPr>
+        <w:t xml:space="preserve"> Casos de Uso, descrito no </w:t>
+      </w:r>
+      <w:proofErr w:type="spellStart"/>
+      <w:r>
+        <w:rPr>
+          <w:lang w:eastAsia="pt-BR"/>
+        </w:rPr>
+        <w:t>Capí</w:t>
+      </w:r>
+      <w:r>
+        <w:rPr>
+          <w:lang w:eastAsia="pt-BR"/>
+        </w:rPr>
+        <w:t>ulo</w:t>
+      </w:r>
+      <w:proofErr w:type="spellEnd"/>
+      <w:r>
+        <w:rPr>
+          <w:lang w:eastAsia="pt-BR"/>
+        </w:rPr>
+        <w:t xml:space="preserve"> 5.</w:t>
       </w:r>
     </w:p>
     <w:p>
@@ -8559,7 +8520,7 @@
           <w:lang w:eastAsia="pt-BR"/>
         </w:rPr>
       </w:pPr>
-      <w:bookmarkStart w:id="32" w:name="_Toc236690966"/>
+      <w:bookmarkStart w:id="32" w:name="_Toc236759071"/>
       <w:r>
         <w:rPr>
           <w:rFonts w:eastAsia="Times New Roman"/>
@@ -8578,7 +8539,7 @@
       <w:pPr>
         <w:pStyle w:val="Legenda"/>
       </w:pPr>
-      <w:bookmarkStart w:id="33" w:name="_Toc236690915"/>
+      <w:bookmarkStart w:id="33" w:name="_Toc236759094"/>
       <w:r>
         <w:t xml:space="preserve">Figura </w:t>
       </w:r>
@@ -8595,7 +8556,7 @@
         <w:rPr>
           <w:noProof/>
         </w:rPr>
-        <w:t>1</w:t>
+        <w:t>2</w:t>
       </w:r>
       <w:r>
         <w:fldChar w:fldCharType="end"/>
@@ -8627,6 +8588,142 @@
                 <pic:pic xmlns:pic="http://schemas.openxmlformats.org/drawingml/2006/picture">
                   <pic:nvPicPr>
                     <pic:cNvPr id="0" name="Picture 3"/>
+                    <pic:cNvPicPr>
+                      <a:picLocks noChangeAspect="1" noChangeArrowheads="1"/>
+                    </pic:cNvPicPr>
+                  </pic:nvPicPr>
+                  <pic:blipFill>
+                    <a:blip r:embed="rId9" cstate="print">
+                      <a:extLst>
+                        <a:ext uri="{28A0092B-C50C-407E-A947-70E740481C1C}">
+                          <a14:useLocalDpi xmlns:a14="http://schemas.microsoft.com/office/drawing/2010/main" val="0"/>
+                        </a:ext>
+                      </a:extLst>
+                    </a:blip>
+                    <a:srcRect/>
+                    <a:stretch>
+                      <a:fillRect/>
+                    </a:stretch>
+                  </pic:blipFill>
+                  <pic:spPr bwMode="auto">
+                    <a:xfrm>
+                      <a:off x="0" y="0"/>
+                      <a:ext cx="5760720" cy="3238500"/>
+                    </a:xfrm>
+                    <a:prstGeom prst="rect">
+                      <a:avLst/>
+                    </a:prstGeom>
+                    <a:noFill/>
+                    <a:ln>
+                      <a:noFill/>
+                    </a:ln>
+                  </pic:spPr>
+                </pic:pic>
+              </a:graphicData>
+            </a:graphic>
+          </wp:inline>
+        </w:drawing>
+      </w:r>
+    </w:p>
+    <w:p>
+      <w:pPr>
+        <w:pStyle w:val="LegendaInferior"/>
+      </w:pPr>
+      <w:r>
+        <w:t>Fonte: Os autores (2026)</w:t>
+      </w:r>
+    </w:p>
+    <w:p>
+      <w:pPr>
+        <w:pStyle w:val="Ttulo3"/>
+        <w:rPr>
+          <w:lang w:eastAsia="pt-BR"/>
+        </w:rPr>
+      </w:pPr>
+      <w:bookmarkStart w:id="34" w:name="_Toc236759072"/>
+      <w:r>
+        <w:rPr>
+          <w:lang w:eastAsia="pt-BR"/>
+        </w:rPr>
+        <w:lastRenderedPageBreak/>
+        <w:t>Professor</w:t>
+      </w:r>
+      <w:bookmarkEnd w:id="34"/>
+    </w:p>
+    <w:p>
+      <w:pPr>
+        <w:rPr>
+          <w:rFonts w:ascii="Times New Roman" w:hAnsi="Times New Roman" w:cs="Times New Roman"/>
+          <w:szCs w:val="24"/>
+          <w:lang w:eastAsia="pt-BR"/>
+        </w:rPr>
+      </w:pPr>
+      <w:r>
+        <w:rPr>
+          <w:lang w:eastAsia="pt-BR"/>
+        </w:rPr>
+        <w:t>A persona do professor representa o ator pedagógico responsável por acompanhar o desenvolvimento das turmas, validar as atividades registradas pelos alunos e atribuir avaliações relacionadas à participação no projeto de hortas.</w:t>
+      </w:r>
+    </w:p>
+    <w:p>
+      <w:pPr>
+        <w:pStyle w:val="Legenda"/>
+        <w:rPr>
+          <w:rStyle w:val="RefernciaSutil"/>
+        </w:rPr>
+      </w:pPr>
+      <w:bookmarkStart w:id="35" w:name="_Toc236759095"/>
+      <w:r>
+        <w:t xml:space="preserve">Figura </w:t>
+      </w:r>
+      <w:r>
+        <w:fldChar w:fldCharType="begin"/>
+      </w:r>
+      <w:r>
+        <w:instrText xml:space="preserve"> SEQ Figura \* ARABIC </w:instrText>
+      </w:r>
+      <w:r>
+        <w:fldChar w:fldCharType="separate"/>
+      </w:r>
+      <w:r>
+        <w:rPr>
+          <w:noProof/>
+        </w:rPr>
+        <w:t>3</w:t>
+      </w:r>
+      <w:r>
+        <w:fldChar w:fldCharType="end"/>
+      </w:r>
+      <w:r>
+        <w:t>: Persona do Administrador/Professor</w:t>
+      </w:r>
+      <w:bookmarkEnd w:id="35"/>
+    </w:p>
+    <w:p>
+      <w:pPr>
+        <w:keepNext/>
+        <w:ind w:firstLine="0"/>
+      </w:pPr>
+      <w:r>
+        <w:rPr>
+          <w:b/>
+          <w:bCs/>
+          <w:noProof/>
+          <w:lang w:eastAsia="pt-BR"/>
+        </w:rPr>
+        <w:drawing>
+          <wp:inline distT="0" distB="0" distL="0" distR="0" wp14:anchorId="529EBD18" wp14:editId="46FB8FF2">
+            <wp:extent cx="5760720" cy="3238500"/>
+            <wp:effectExtent l="0" t="0" r="0" b="0"/>
+            <wp:docPr id="1404208860" name="Imagem 2"/>
+            <wp:cNvGraphicFramePr>
+              <a:graphicFrameLocks xmlns:a="http://schemas.openxmlformats.org/drawingml/2006/main" noChangeAspect="1"/>
+            </wp:cNvGraphicFramePr>
+            <a:graphic xmlns:a="http://schemas.openxmlformats.org/drawingml/2006/main">
+              <a:graphicData uri="http://schemas.openxmlformats.org/drawingml/2006/picture">
+                <pic:pic xmlns:pic="http://schemas.openxmlformats.org/drawingml/2006/picture">
+                  <pic:nvPicPr>
+                    <pic:cNvPr id="0" name="Picture 4"/>
                     <pic:cNvPicPr>
                       <a:picLocks noChangeAspect="1" noChangeArrowheads="1"/>
                     </pic:cNvPicPr>
@@ -8679,39 +8776,45 @@
           <w:lang w:eastAsia="pt-BR"/>
         </w:rPr>
       </w:pPr>
-      <w:bookmarkStart w:id="34" w:name="_Toc236690967"/>
-      <w:r>
-        <w:rPr>
-          <w:lang w:eastAsia="pt-BR"/>
-        </w:rPr>
-        <w:lastRenderedPageBreak/>
-        <w:t>Professor</w:t>
-      </w:r>
-      <w:bookmarkEnd w:id="34"/>
-    </w:p>
-    <w:p>
-      <w:pPr>
-        <w:rPr>
-          <w:rFonts w:ascii="Times New Roman" w:hAnsi="Times New Roman" w:cs="Times New Roman"/>
-          <w:szCs w:val="24"/>
-          <w:lang w:eastAsia="pt-BR"/>
-        </w:rPr>
-      </w:pPr>
-      <w:r>
-        <w:rPr>
-          <w:lang w:eastAsia="pt-BR"/>
-        </w:rPr>
-        <w:t>A persona do professor representa o ator pedagógico responsável por acompanhar o desenvolvimento das turmas, validar as atividades registradas pelos alunos e atribuir avaliações relacionadas à participação no projeto de hortas.</w:t>
+      <w:bookmarkStart w:id="36" w:name="_Toc236759073"/>
+      <w:r>
+        <w:rPr>
+          <w:lang w:eastAsia="pt-BR"/>
+        </w:rPr>
+        <w:t>Diretor</w:t>
+      </w:r>
+      <w:bookmarkEnd w:id="36"/>
+    </w:p>
+    <w:p>
+      <w:pPr>
+        <w:rPr>
+          <w:lang w:eastAsia="pt-BR"/>
+        </w:rPr>
+      </w:pPr>
+      <w:r>
+        <w:rPr>
+          <w:lang w:eastAsia="pt-BR"/>
+        </w:rPr>
+        <w:t xml:space="preserve">A persona do </w:t>
+      </w:r>
+      <w:r>
+        <w:rPr>
+          <w:lang w:eastAsia="pt-BR"/>
+        </w:rPr>
+        <w:t>diretor</w:t>
+      </w:r>
+      <w:r>
+        <w:rPr>
+          <w:lang w:eastAsia="pt-BR"/>
+        </w:rPr>
+        <w:t xml:space="preserve"> representa a liderança escolar responsável pela organização institucional do projeto de horta, pela infraestrutura necessária à sua manutenção e pela mobilização dos demais atores da escola.</w:t>
       </w:r>
     </w:p>
     <w:p>
       <w:pPr>
         <w:pStyle w:val="Legenda"/>
-        <w:rPr>
-          <w:rStyle w:val="RefernciaSutil"/>
-        </w:rPr>
-      </w:pPr>
-      <w:bookmarkStart w:id="35" w:name="_Toc236690916"/>
+      </w:pPr>
+      <w:bookmarkStart w:id="37" w:name="_Toc236759096"/>
       <w:r>
         <w:t xml:space="preserve">Figura </w:t>
       </w:r>
@@ -8728,15 +8831,15 @@
         <w:rPr>
           <w:noProof/>
         </w:rPr>
-        <w:t>2</w:t>
+        <w:t>4</w:t>
       </w:r>
       <w:r>
         <w:fldChar w:fldCharType="end"/>
       </w:r>
       <w:r>
-        <w:t>: Persona do Administrador/Professor</w:t>
-      </w:r>
-      <w:bookmarkEnd w:id="35"/>
+        <w:t>: Persona do Administrador/Diretor</w:t>
+      </w:r>
+      <w:bookmarkEnd w:id="37"/>
     </w:p>
     <w:p>
       <w:pPr>
@@ -8750,11 +8853,12 @@
           <w:noProof/>
           <w:lang w:eastAsia="pt-BR"/>
         </w:rPr>
+        <w:lastRenderedPageBreak/>
         <w:drawing>
-          <wp:inline distT="0" distB="0" distL="0" distR="0" wp14:anchorId="529EBD18" wp14:editId="46FB8FF2">
+          <wp:inline distT="0" distB="0" distL="0" distR="0" wp14:anchorId="572D9FD7" wp14:editId="2E1DC42C">
             <wp:extent cx="5760720" cy="3238500"/>
             <wp:effectExtent l="0" t="0" r="0" b="0"/>
-            <wp:docPr id="1404208860" name="Imagem 2"/>
+            <wp:docPr id="192541191" name="Imagem 3"/>
             <wp:cNvGraphicFramePr>
               <a:graphicFrameLocks xmlns:a="http://schemas.openxmlformats.org/drawingml/2006/main" noChangeAspect="1"/>
             </wp:cNvGraphicFramePr>
@@ -8762,7 +8866,7 @@
               <a:graphicData uri="http://schemas.openxmlformats.org/drawingml/2006/picture">
                 <pic:pic xmlns:pic="http://schemas.openxmlformats.org/drawingml/2006/picture">
                   <pic:nvPicPr>
-                    <pic:cNvPr id="0" name="Picture 4"/>
+                    <pic:cNvPr id="0" name="Picture 5"/>
                     <pic:cNvPicPr>
                       <a:picLocks noChangeAspect="1" noChangeArrowheads="1"/>
                     </pic:cNvPicPr>
@@ -8809,151 +8913,16 @@
       </w:r>
     </w:p>
     <w:p>
-      <w:pPr>
-        <w:pStyle w:val="Ttulo3"/>
-        <w:rPr>
-          <w:lang w:eastAsia="pt-BR"/>
-        </w:rPr>
-      </w:pPr>
-      <w:bookmarkStart w:id="36" w:name="_Toc236690968"/>
-      <w:r>
-        <w:rPr>
-          <w:lang w:eastAsia="pt-BR"/>
-        </w:rPr>
-        <w:t>Diretor</w:t>
-      </w:r>
-      <w:bookmarkEnd w:id="36"/>
-    </w:p>
-    <w:p>
-      <w:pPr>
-        <w:rPr>
-          <w:lang w:eastAsia="pt-BR"/>
-        </w:rPr>
-      </w:pPr>
-      <w:r>
-        <w:rPr>
-          <w:lang w:eastAsia="pt-BR"/>
-        </w:rPr>
-        <w:t xml:space="preserve">A persona do </w:t>
-      </w:r>
-      <w:r>
-        <w:rPr>
-          <w:lang w:eastAsia="pt-BR"/>
-        </w:rPr>
-        <w:t>diretor</w:t>
-      </w:r>
-      <w:r>
-        <w:rPr>
-          <w:lang w:eastAsia="pt-BR"/>
-        </w:rPr>
-        <w:t xml:space="preserve"> representa a liderança escolar responsável pela organização institucional do projeto de horta, pela infraestrutura necessária à sua manutenção e pela mobilização dos demais atores da escola.</w:t>
-      </w:r>
-    </w:p>
-    <w:p>
-      <w:pPr>
-        <w:pStyle w:val="Legenda"/>
-      </w:pPr>
-      <w:bookmarkStart w:id="37" w:name="_Toc236690917"/>
-      <w:r>
-        <w:t xml:space="preserve">Figura </w:t>
-      </w:r>
-      <w:r>
-        <w:fldChar w:fldCharType="begin"/>
-      </w:r>
-      <w:r>
-        <w:instrText xml:space="preserve"> SEQ Figura \* ARABIC </w:instrText>
-      </w:r>
-      <w:r>
-        <w:fldChar w:fldCharType="separate"/>
-      </w:r>
-      <w:r>
-        <w:rPr>
-          <w:noProof/>
-        </w:rPr>
-        <w:t>3</w:t>
-      </w:r>
-      <w:r>
-        <w:fldChar w:fldCharType="end"/>
-      </w:r>
-      <w:r>
-        <w:t>: Persona do Administrador/Diretor</w:t>
-      </w:r>
-      <w:bookmarkEnd w:id="37"/>
-    </w:p>
-    <w:p>
-      <w:pPr>
-        <w:keepNext/>
-        <w:ind w:firstLine="0"/>
-      </w:pPr>
-      <w:r>
-        <w:rPr>
-          <w:b/>
-          <w:bCs/>
-          <w:noProof/>
-          <w:lang w:eastAsia="pt-BR"/>
-        </w:rPr>
-        <w:lastRenderedPageBreak/>
-        <w:drawing>
-          <wp:inline distT="0" distB="0" distL="0" distR="0" wp14:anchorId="572D9FD7" wp14:editId="2E1DC42C">
-            <wp:extent cx="5760720" cy="3238500"/>
-            <wp:effectExtent l="0" t="0" r="0" b="0"/>
-            <wp:docPr id="192541191" name="Imagem 3"/>
-            <wp:cNvGraphicFramePr>
-              <a:graphicFrameLocks xmlns:a="http://schemas.openxmlformats.org/drawingml/2006/main" noChangeAspect="1"/>
-            </wp:cNvGraphicFramePr>
-            <a:graphic xmlns:a="http://schemas.openxmlformats.org/drawingml/2006/main">
-              <a:graphicData uri="http://schemas.openxmlformats.org/drawingml/2006/picture">
-                <pic:pic xmlns:pic="http://schemas.openxmlformats.org/drawingml/2006/picture">
-                  <pic:nvPicPr>
-                    <pic:cNvPr id="0" name="Picture 5"/>
-                    <pic:cNvPicPr>
-                      <a:picLocks noChangeAspect="1" noChangeArrowheads="1"/>
-                    </pic:cNvPicPr>
-                  </pic:nvPicPr>
-                  <pic:blipFill>
-                    <a:blip r:embed="rId12" cstate="print">
-                      <a:extLst>
-                        <a:ext uri="{28A0092B-C50C-407E-A947-70E740481C1C}">
-                          <a14:useLocalDpi xmlns:a14="http://schemas.microsoft.com/office/drawing/2010/main" val="0"/>
-                        </a:ext>
-                      </a:extLst>
-                    </a:blip>
-                    <a:srcRect/>
-                    <a:stretch>
-                      <a:fillRect/>
-                    </a:stretch>
-                  </pic:blipFill>
-                  <pic:spPr bwMode="auto">
-                    <a:xfrm>
-                      <a:off x="0" y="0"/>
-                      <a:ext cx="5760720" cy="3238500"/>
-                    </a:xfrm>
-                    <a:prstGeom prst="rect">
-                      <a:avLst/>
-                    </a:prstGeom>
-                    <a:noFill/>
-                    <a:ln>
-                      <a:noFill/>
-                    </a:ln>
-                  </pic:spPr>
-                </pic:pic>
-              </a:graphicData>
-            </a:graphic>
-          </wp:inline>
-        </w:drawing>
-      </w:r>
-    </w:p>
-    <w:p>
-      <w:pPr>
-        <w:pStyle w:val="LegendaInferior"/>
-      </w:pPr>
-      <w:r>
-        <w:t>Fonte: Os autores (2026)</w:t>
-      </w:r>
-    </w:p>
-    <w:p>
-      <w:r>
-        <w:t>As três personas apresentadas correspondem diretamente aos perfis identificados no Diagrama de Casos de Uso do Viridis (Capítulo 5), o que assegura a coerência entre a fase de pesquisa com usuários e a posterior definição dos requisitos funcionais do sistema. O quarto ator do sistema, o Administrador do site, não possui persona dedicada por se tratar de um perfil interno de gestão da plataforma.</w:t>
+      <w:r>
+        <w:t xml:space="preserve">As três personas apresentadas correspondem diretamente aos perfis identificados no Diagrama de Casos de Uso do </w:t>
+      </w:r>
+      <w:proofErr w:type="spellStart"/>
+      <w:r>
+        <w:t>Viridis</w:t>
+      </w:r>
+      <w:proofErr w:type="spellEnd"/>
+      <w:r>
+        <w:t xml:space="preserve"> (Capítulo 5), o que assegura a coerência entre a fase de pesquisa com usuários e a posterior definição dos requisitos funcionais do sistema. O quarto ator do sistema, o Administrador do site, não possui persona dedicada por se tratar de um perfil interno de gestão da plataforma.</w:t>
       </w:r>
       <w:r>
         <w:rPr>
@@ -8968,7 +8937,7 @@
       <w:pPr>
         <w:pStyle w:val="Ttulo1"/>
       </w:pPr>
-      <w:bookmarkStart w:id="38" w:name="_Toc236690969"/>
+      <w:bookmarkStart w:id="38" w:name="_Toc236759074"/>
       <w:r>
         <w:lastRenderedPageBreak/>
         <w:t>IDEAÇÃO</w:t>
@@ -8982,18 +8951,50 @@
           <w:lang w:eastAsia="pt-BR"/>
         </w:rPr>
       </w:pPr>
-      <w:bookmarkStart w:id="39" w:name="_Toc236690970"/>
-      <w:r>
-        <w:rPr>
-          <w:lang w:eastAsia="pt-BR"/>
-        </w:rPr>
-        <w:t>Golden circle</w:t>
+      <w:bookmarkStart w:id="39" w:name="_Toc236759075"/>
+      <w:r>
+        <w:rPr>
+          <w:lang w:eastAsia="pt-BR"/>
+        </w:rPr>
+        <w:t xml:space="preserve">Golden </w:t>
+      </w:r>
+      <w:proofErr w:type="spellStart"/>
+      <w:r>
+        <w:rPr>
+          <w:lang w:eastAsia="pt-BR"/>
+        </w:rPr>
+        <w:t>circle</w:t>
       </w:r>
       <w:bookmarkEnd w:id="39"/>
-    </w:p>
-    <w:p>
-      <w:r>
-        <w:t>Na fase de Ideação do Design Thinking aplicada ao projeto Viridis, a ferramenta foi utilizada para alinhar a equipe em torno do propósito da iniciativa. Aplicando o modelo ao Viridis, definiu-se a seguinte estrutura:</w:t>
+      <w:proofErr w:type="spellEnd"/>
+    </w:p>
+    <w:p>
+      <w:r>
+        <w:t xml:space="preserve">Na fase de Ideação do Design </w:t>
+      </w:r>
+      <w:proofErr w:type="spellStart"/>
+      <w:r>
+        <w:t>Thinking</w:t>
+      </w:r>
+      <w:proofErr w:type="spellEnd"/>
+      <w:r>
+        <w:t xml:space="preserve"> aplicada ao projeto </w:t>
+      </w:r>
+      <w:proofErr w:type="spellStart"/>
+      <w:r>
+        <w:t>Viridis</w:t>
+      </w:r>
+      <w:proofErr w:type="spellEnd"/>
+      <w:r>
+        <w:t xml:space="preserve">, a ferramenta foi utilizada para alinhar a equipe em torno do propósito da iniciativa. Aplicando o modelo ao </w:t>
+      </w:r>
+      <w:proofErr w:type="spellStart"/>
+      <w:r>
+        <w:t>Viridis</w:t>
+      </w:r>
+      <w:proofErr w:type="spellEnd"/>
+      <w:r>
+        <w:t>, definiu-se a seguinte estrutura:</w:t>
       </w:r>
     </w:p>
     <w:p>
@@ -9013,12 +9014,22 @@
     </w:p>
     <w:p>
       <w:r>
-        <w:t xml:space="preserve">A estruturação do propósito do Viridis por meio do Golden Circle orientou diretamente as decisões tomadas nas etapas seguintes de </w:t>
-      </w:r>
+        <w:t xml:space="preserve">A estruturação do propósito do </w:t>
+      </w:r>
+      <w:proofErr w:type="spellStart"/>
+      <w:r>
+        <w:t>Viridis</w:t>
+      </w:r>
+      <w:proofErr w:type="spellEnd"/>
+      <w:r>
+        <w:t xml:space="preserve"> por meio do Golden Circle orientou diretamente as decisões tomadas nas etapas seguintes de </w:t>
+      </w:r>
+      <w:proofErr w:type="spellStart"/>
       <w:proofErr w:type="gramStart"/>
       <w:r>
         <w:t>ideação.Mapa</w:t>
       </w:r>
+      <w:proofErr w:type="spellEnd"/>
       <w:proofErr w:type="gramEnd"/>
       <w:r>
         <w:t xml:space="preserve"> de empatia</w:t>
@@ -9028,7 +9039,7 @@
       <w:pPr>
         <w:pStyle w:val="Legenda"/>
       </w:pPr>
-      <w:bookmarkStart w:id="40" w:name="_Toc236690918"/>
+      <w:bookmarkStart w:id="40" w:name="_Toc236759097"/>
       <w:r>
         <w:t xml:space="preserve">Figura </w:t>
       </w:r>
@@ -9045,7 +9056,7 @@
         <w:rPr>
           <w:noProof/>
         </w:rPr>
-        <w:t>4</w:t>
+        <w:t>5</w:t>
       </w:r>
       <w:r>
         <w:fldChar w:fldCharType="end"/>
@@ -9081,8 +9092,8 @@
             <v:path o:extrusionok="f" gradientshapeok="t" o:connecttype="rect"/>
             <o:lock v:ext="edit" aspectratio="t"/>
           </v:shapetype>
-          <v:shape id="_x0000_i1025" type="#_x0000_t75" style="width:453.6pt;height:256.2pt">
-            <v:imagedata r:id="rId13" o:title="GoldenCircle"/>
+          <v:shape id="_x0000_i1056" type="#_x0000_t75" style="width:453.75pt;height:256.2pt">
+            <v:imagedata r:id="rId12" o:title="GoldenCircle"/>
           </v:shape>
         </w:pict>
       </w:r>
@@ -9102,7 +9113,7 @@
       <w:pPr>
         <w:pStyle w:val="Ttulo2"/>
       </w:pPr>
-      <w:bookmarkStart w:id="41" w:name="_Toc236690971"/>
+      <w:bookmarkStart w:id="41" w:name="_Toc236759076"/>
       <w:r>
         <w:t>Cardápio de ideias:</w:t>
       </w:r>
@@ -9120,14 +9131,22 @@
         <w:t>gamificação</w:t>
       </w:r>
       <w:r>
-        <w:t xml:space="preserve"> Viridis, foram eleitas algumas ideias base para alcançar determinados objetivos que se seguem.</w:t>
+        <w:t xml:space="preserve"> </w:t>
+      </w:r>
+      <w:proofErr w:type="spellStart"/>
+      <w:r>
+        <w:t>Viridis</w:t>
+      </w:r>
+      <w:proofErr w:type="spellEnd"/>
+      <w:r>
+        <w:t>, foram eleitas algumas ideias base para alcançar determinados objetivos que se seguem.</w:t>
       </w:r>
     </w:p>
     <w:p>
       <w:pPr>
         <w:pStyle w:val="Legenda"/>
       </w:pPr>
-      <w:bookmarkStart w:id="42" w:name="_Toc236690919"/>
+      <w:bookmarkStart w:id="42" w:name="_Toc236759098"/>
       <w:r>
         <w:lastRenderedPageBreak/>
         <w:t xml:space="preserve">Figura </w:t>
@@ -9145,7 +9164,7 @@
         <w:rPr>
           <w:noProof/>
         </w:rPr>
-        <w:t>5</w:t>
+        <w:t>6</w:t>
       </w:r>
       <w:r>
         <w:fldChar w:fldCharType="end"/>
@@ -9182,7 +9201,7 @@
                     </pic:cNvPicPr>
                   </pic:nvPicPr>
                   <pic:blipFill>
-                    <a:blip r:embed="rId14" cstate="print">
+                    <a:blip r:embed="rId13" cstate="print">
                       <a:extLst>
                         <a:ext uri="{28A0092B-C50C-407E-A947-70E740481C1C}">
                           <a14:useLocalDpi xmlns:a14="http://schemas.microsoft.com/office/drawing/2010/main" val="0"/>
@@ -9224,14 +9243,22 @@
     </w:p>
     <w:p>
       <w:r>
-        <w:t>Para alcançar os objetivos propostos, chegamos a essas ideias iniciais que são a base do sistema Viridis.</w:t>
+        <w:t xml:space="preserve">Para alcançar os objetivos propostos, chegamos a essas ideias iniciais que são a base do sistema </w:t>
+      </w:r>
+      <w:proofErr w:type="spellStart"/>
+      <w:r>
+        <w:t>Viridis</w:t>
+      </w:r>
+      <w:proofErr w:type="spellEnd"/>
+      <w:r>
+        <w:t>.</w:t>
       </w:r>
     </w:p>
     <w:p>
       <w:pPr>
         <w:pStyle w:val="Ttulo2"/>
       </w:pPr>
-      <w:bookmarkStart w:id="43" w:name="_Toc236690972"/>
+      <w:bookmarkStart w:id="43" w:name="_Toc236759077"/>
       <w:r>
         <w:t>Brainstorming</w:t>
       </w:r>
@@ -9239,7 +9266,15 @@
     </w:p>
     <w:p>
       <w:r>
-        <w:t>No projeto Viridis, a equipe organizou as ideias geradas em um mapa mental estruturado em seis eixos centrais: Análise, Público, Objetivos, Estratégia, Ação e KPIs.</w:t>
+        <w:t xml:space="preserve">No projeto </w:t>
+      </w:r>
+      <w:proofErr w:type="spellStart"/>
+      <w:r>
+        <w:t>Viridis</w:t>
+      </w:r>
+      <w:proofErr w:type="spellEnd"/>
+      <w:r>
+        <w:t>, a equipe organizou as ideias geradas em um mapa mental estruturado em seis eixos centrais: Análise, Público, Objetivos, Estratégia, Ação e KPIs.</w:t>
       </w:r>
       <w:r>
         <w:t xml:space="preserve"> </w:t>
@@ -9250,7 +9285,7 @@
         <w:pStyle w:val="Legenda"/>
         <w:keepNext/>
       </w:pPr>
-      <w:bookmarkStart w:id="44" w:name="_Toc236690920"/>
+      <w:bookmarkStart w:id="44" w:name="_Toc236759099"/>
       <w:r>
         <w:lastRenderedPageBreak/>
         <w:t xml:space="preserve">Figura </w:t>
@@ -9268,15 +9303,28 @@
         <w:rPr>
           <w:noProof/>
         </w:rPr>
-        <w:t>6</w:t>
+        <w:t>7</w:t>
       </w:r>
       <w:r>
         <w:fldChar w:fldCharType="end"/>
       </w:r>
       <w:r>
-        <w:t>: Brain Storming</w:t>
+        <w:t xml:space="preserve">: </w:t>
+      </w:r>
+      <w:proofErr w:type="spellStart"/>
+      <w:r>
+        <w:t>Brain</w:t>
+      </w:r>
+      <w:proofErr w:type="spellEnd"/>
+      <w:r>
+        <w:t xml:space="preserve"> </w:t>
+      </w:r>
+      <w:proofErr w:type="spellStart"/>
+      <w:r>
+        <w:t>Storming</w:t>
       </w:r>
       <w:bookmarkEnd w:id="44"/>
+      <w:proofErr w:type="spellEnd"/>
     </w:p>
     <w:p>
       <w:pPr>
@@ -9307,7 +9355,7 @@
                     </pic:cNvPicPr>
                   </pic:nvPicPr>
                   <pic:blipFill>
-                    <a:blip r:embed="rId15" cstate="print">
+                    <a:blip r:embed="rId14" cstate="print">
                       <a:extLst>
                         <a:ext uri="{28A0092B-C50C-407E-A947-70E740481C1C}">
                           <a14:useLocalDpi xmlns:a14="http://schemas.microsoft.com/office/drawing/2010/main" val="0"/>
@@ -9444,7 +9492,7 @@
       <w:pPr>
         <w:pStyle w:val="Ttulo1"/>
       </w:pPr>
-      <w:bookmarkStart w:id="45" w:name="_Toc236690973"/>
+      <w:bookmarkStart w:id="45" w:name="_Toc236759078"/>
       <w:r>
         <w:lastRenderedPageBreak/>
         <w:t>PROTOTIPAÇÃO</w:t>
@@ -9460,7 +9508,7 @@
       <w:pPr>
         <w:pStyle w:val="Ttulo2"/>
       </w:pPr>
-      <w:bookmarkStart w:id="46" w:name="_Toc236690974"/>
+      <w:bookmarkStart w:id="46" w:name="_Toc236759079"/>
       <w:r>
         <w:t>Modelagem de dados</w:t>
       </w:r>
@@ -9478,7 +9526,7 @@
       <w:pPr>
         <w:pStyle w:val="Ttulo3"/>
       </w:pPr>
-      <w:bookmarkStart w:id="47" w:name="_Toc236690975"/>
+      <w:bookmarkStart w:id="47" w:name="_Toc236759080"/>
       <w:r>
         <w:t>Diagrama de caso de uso</w:t>
       </w:r>
@@ -9486,14 +9534,22 @@
     </w:p>
     <w:p>
       <w:r>
-        <w:t>No projeto Viridis, foram mapeadas as interações de quatro perfis de atores.</w:t>
+        <w:t xml:space="preserve">No projeto </w:t>
+      </w:r>
+      <w:proofErr w:type="spellStart"/>
+      <w:r>
+        <w:t>Viridis</w:t>
+      </w:r>
+      <w:proofErr w:type="spellEnd"/>
+      <w:r>
+        <w:t>, foram mapeadas as interações de quatro perfis de atores.</w:t>
       </w:r>
     </w:p>
     <w:p>
       <w:pPr>
         <w:pStyle w:val="Legenda"/>
       </w:pPr>
-      <w:bookmarkStart w:id="48" w:name="_Toc236690921"/>
+      <w:bookmarkStart w:id="48" w:name="_Toc236759100"/>
       <w:r>
         <w:t xml:space="preserve">Figura </w:t>
       </w:r>
@@ -9510,7 +9566,7 @@
         <w:rPr>
           <w:noProof/>
         </w:rPr>
-        <w:t>7</w:t>
+        <w:t>8</w:t>
       </w:r>
       <w:r>
         <w:fldChar w:fldCharType="end"/>
@@ -9555,7 +9611,7 @@
                     </pic:cNvPicPr>
                   </pic:nvPicPr>
                   <pic:blipFill>
-                    <a:blip r:embed="rId16">
+                    <a:blip r:embed="rId15">
                       <a:extLst>
                         <a:ext uri="{28A0092B-C50C-407E-A947-70E740481C1C}">
                           <a14:useLocalDpi xmlns:a14="http://schemas.microsoft.com/office/drawing/2010/main" val="0"/>
@@ -9614,12 +9670,14 @@
       <w:r>
         <w:t xml:space="preserve">, realizar aulas </w:t>
       </w:r>
+      <w:proofErr w:type="spellStart"/>
       <w:r>
         <w:rPr>
           <w:i/>
         </w:rPr>
         <w:t>gamificadas</w:t>
       </w:r>
+      <w:proofErr w:type="spellEnd"/>
       <w:r>
         <w:t xml:space="preserve"> (que inclui responder exercícios), visualizar progresso e receber pontos/conquistas.</w:t>
       </w:r>
@@ -9628,7 +9686,7 @@
       <w:pPr>
         <w:pStyle w:val="Legenda"/>
       </w:pPr>
-      <w:bookmarkStart w:id="49" w:name="_Toc236690922"/>
+      <w:bookmarkStart w:id="49" w:name="_Toc236759101"/>
       <w:r>
         <w:t xml:space="preserve">Figura </w:t>
       </w:r>
@@ -9645,7 +9703,7 @@
         <w:rPr>
           <w:noProof/>
         </w:rPr>
-        <w:t>8</w:t>
+        <w:t>9</w:t>
       </w:r>
       <w:r>
         <w:fldChar w:fldCharType="end"/>
@@ -9697,7 +9755,7 @@
                     </pic:cNvPicPr>
                   </pic:nvPicPr>
                   <pic:blipFill>
-                    <a:blip r:embed="rId17">
+                    <a:blip r:embed="rId16">
                       <a:extLst>
                         <a:ext uri="{28A0092B-C50C-407E-A947-70E740481C1C}">
                           <a14:useLocalDpi xmlns:a14="http://schemas.microsoft.com/office/drawing/2010/main" val="0"/>
@@ -9758,7 +9816,7 @@
       <w:pPr>
         <w:pStyle w:val="Legenda"/>
       </w:pPr>
-      <w:bookmarkStart w:id="50" w:name="_Toc236690923"/>
+      <w:bookmarkStart w:id="50" w:name="_Toc236759102"/>
       <w:r>
         <w:t xml:space="preserve">Figura </w:t>
       </w:r>
@@ -9775,7 +9833,7 @@
         <w:rPr>
           <w:noProof/>
         </w:rPr>
-        <w:t>9</w:t>
+        <w:t>10</w:t>
       </w:r>
       <w:r>
         <w:fldChar w:fldCharType="end"/>
@@ -9820,7 +9878,7 @@
                     </pic:cNvPicPr>
                   </pic:nvPicPr>
                   <pic:blipFill>
-                    <a:blip r:embed="rId18">
+                    <a:blip r:embed="rId17">
                       <a:extLst>
                         <a:ext uri="{28A0092B-C50C-407E-A947-70E740481C1C}">
                           <a14:useLocalDpi xmlns:a14="http://schemas.microsoft.com/office/drawing/2010/main" val="0"/>
@@ -9881,7 +9939,7 @@
       <w:pPr>
         <w:pStyle w:val="Legenda"/>
       </w:pPr>
-      <w:bookmarkStart w:id="51" w:name="_Toc236690924"/>
+      <w:bookmarkStart w:id="51" w:name="_Toc236759103"/>
       <w:r>
         <w:t xml:space="preserve">Figura </w:t>
       </w:r>
@@ -9898,7 +9956,7 @@
         <w:rPr>
           <w:noProof/>
         </w:rPr>
-        <w:t>10</w:t>
+        <w:t>11</w:t>
       </w:r>
       <w:r>
         <w:fldChar w:fldCharType="end"/>
@@ -9944,7 +10002,7 @@
                     </pic:cNvPicPr>
                   </pic:nvPicPr>
                   <pic:blipFill>
-                    <a:blip r:embed="rId19">
+                    <a:blip r:embed="rId18">
                       <a:extLst>
                         <a:ext uri="{28A0092B-C50C-407E-A947-70E740481C1C}">
                           <a14:useLocalDpi xmlns:a14="http://schemas.microsoft.com/office/drawing/2010/main" val="0"/>
@@ -10035,7 +10093,7 @@
           <w:szCs w:val="32"/>
         </w:rPr>
       </w:pPr>
-      <w:bookmarkStart w:id="52" w:name="_Toc236690976"/>
+      <w:bookmarkStart w:id="52" w:name="_Toc236759081"/>
       <w:r>
         <w:t>Banco</w:t>
       </w:r>
@@ -10048,7 +10106,7 @@
       <w:pPr>
         <w:pStyle w:val="Legenda"/>
       </w:pPr>
-      <w:bookmarkStart w:id="53" w:name="_Toc236690925"/>
+      <w:bookmarkStart w:id="53" w:name="_Toc236759104"/>
       <w:r>
         <w:t xml:space="preserve">Figura </w:t>
       </w:r>
@@ -10065,7 +10123,7 @@
         <w:rPr>
           <w:noProof/>
         </w:rPr>
-        <w:t>11</w:t>
+        <w:t>12</w:t>
       </w:r>
       <w:r>
         <w:fldChar w:fldCharType="end"/>
@@ -10083,8 +10141,8 @@
       </w:pPr>
       <w:r>
         <w:pict w14:anchorId="45489227">
-          <v:shape id="_x0000_i1026" type="#_x0000_t75" style="width:415.2pt;height:238.8pt">
-            <v:imagedata r:id="rId20" o:title="modeloLogicoBdViridis"/>
+          <v:shape id="_x0000_i1050" type="#_x0000_t75" style="width:415.25pt;height:238.6pt">
+            <v:imagedata r:id="rId19" o:title="modeloLogicoBdViridis"/>
           </v:shape>
         </w:pict>
       </w:r>
@@ -10111,6 +10169,7 @@
         <w:lastRenderedPageBreak/>
         <w:t xml:space="preserve">A entidade </w:t>
       </w:r>
+      <w:proofErr w:type="spellStart"/>
       <w:r>
         <w:rPr>
           <w:color w:val="188038"/>
@@ -10120,6 +10179,7 @@
         </w:rPr>
         <w:t>instituicao</w:t>
       </w:r>
+      <w:proofErr w:type="spellEnd"/>
       <w:r>
         <w:t xml:space="preserve"> armazena os dados das escolas cadastradas, enquanto a entidade </w:t>
       </w:r>
@@ -10135,6 +10195,7 @@
       <w:r>
         <w:t xml:space="preserve"> define os diferentes papéis de acesso. Todos os atores são centralizados na entidade </w:t>
       </w:r>
+      <w:proofErr w:type="spellStart"/>
       <w:r>
         <w:rPr>
           <w:color w:val="188038"/>
@@ -10144,6 +10205,7 @@
         </w:rPr>
         <w:t>usuario</w:t>
       </w:r>
+      <w:proofErr w:type="spellEnd"/>
       <w:r>
         <w:t>, que se relaciona com as instituições e perfis.</w:t>
       </w:r>
@@ -10169,6 +10231,7 @@
       <w:r>
         <w:t xml:space="preserve">, cujas manutenções são documentadas na tabela </w:t>
       </w:r>
+      <w:proofErr w:type="spellStart"/>
       <w:r>
         <w:rPr>
           <w:color w:val="188038"/>
@@ -10178,9 +10241,11 @@
         </w:rPr>
         <w:t>inspecao_horta</w:t>
       </w:r>
+      <w:proofErr w:type="spellEnd"/>
       <w:r>
         <w:t xml:space="preserve">. A camada de gamificação e atividades dos alunos é sustentada pelas entidades </w:t>
       </w:r>
+      <w:proofErr w:type="spellStart"/>
       <w:r>
         <w:rPr>
           <w:color w:val="188038"/>
@@ -10190,9 +10255,11 @@
         </w:rPr>
         <w:t>missao</w:t>
       </w:r>
+      <w:proofErr w:type="spellEnd"/>
       <w:r>
         <w:t xml:space="preserve">, </w:t>
       </w:r>
+      <w:proofErr w:type="spellStart"/>
       <w:r>
         <w:rPr>
           <w:color w:val="188038"/>
@@ -10202,9 +10269,11 @@
         </w:rPr>
         <w:t>submissao_missao</w:t>
       </w:r>
+      <w:proofErr w:type="spellEnd"/>
       <w:r>
         <w:t xml:space="preserve"> (que registra fotos e a aprovação por Inteligência Artificial e professores) e </w:t>
       </w:r>
+      <w:proofErr w:type="spellStart"/>
       <w:r>
         <w:rPr>
           <w:color w:val="188038"/>
@@ -10214,9 +10283,11 @@
         </w:rPr>
         <w:t>cronograma_aluno</w:t>
       </w:r>
+      <w:proofErr w:type="spellEnd"/>
       <w:r>
         <w:t xml:space="preserve">. O aspecto educacional interativo é gerenciado pelas tabelas </w:t>
       </w:r>
+      <w:proofErr w:type="spellStart"/>
       <w:r>
         <w:rPr>
           <w:color w:val="188038"/>
@@ -10226,9 +10297,11 @@
         </w:rPr>
         <w:t>pergunta_quiz</w:t>
       </w:r>
+      <w:proofErr w:type="spellEnd"/>
       <w:r>
         <w:t xml:space="preserve">, </w:t>
       </w:r>
+      <w:proofErr w:type="spellStart"/>
       <w:r>
         <w:rPr>
           <w:color w:val="188038"/>
@@ -10238,9 +10311,11 @@
         </w:rPr>
         <w:t>opcao_quiz</w:t>
       </w:r>
+      <w:proofErr w:type="spellEnd"/>
       <w:r>
         <w:t xml:space="preserve"> e </w:t>
       </w:r>
+      <w:proofErr w:type="spellStart"/>
       <w:r>
         <w:rPr>
           <w:color w:val="188038"/>
@@ -10250,6 +10325,7 @@
         </w:rPr>
         <w:t>progresso_quiz</w:t>
       </w:r>
+      <w:proofErr w:type="spellEnd"/>
       <w:r>
         <w:t xml:space="preserve">. Por fim, os reconhecimentos alcançados pelos estudantes são registrados na entidade </w:t>
       </w:r>
@@ -10273,7 +10349,7 @@
       <w:pPr>
         <w:pStyle w:val="Ttulo1"/>
       </w:pPr>
-      <w:bookmarkStart w:id="54" w:name="_Toc236690977"/>
+      <w:bookmarkStart w:id="54" w:name="_Toc236759082"/>
       <w:r>
         <w:lastRenderedPageBreak/>
         <w:t>ASPECTOS FINANCEIROS</w:t>
@@ -10284,7 +10360,7 @@
       <w:pPr>
         <w:pStyle w:val="Ttulo2"/>
       </w:pPr>
-      <w:bookmarkStart w:id="55" w:name="_Toc236690978"/>
+      <w:bookmarkStart w:id="55" w:name="_Toc236759083"/>
       <w:r>
         <w:t>Análise de Concorrência</w:t>
       </w:r>
@@ -10292,52 +10368,164 @@
     </w:p>
     <w:p>
       <w:r>
-        <w:t>A análise de concorrência do Viridis parte da constatação de que não se trata de um produto isolado, mas de uma proposta situada na interseção de três campos distintos: a gamificação aplicada à educação, o gerenciamento de atividades de cultivo e a educação ambiental e alimentar por meio de hortas. A essa proposta soma-se, ainda em fase de definição pelo grupo, uma possível aba educacional inspirada na lógica de progressão do Duolingo, destinada a ensinar noções de preparo do solo, sementes, plantio, irrigação, adubação, identificação de plantas, pragas e doenças, colheita, alimentação saudável e educação ambiental por meio de conteúdos curtos, questionários e trilhas de aprendizagem gamificadas. Por essa razão, a investigação de soluções concorrentes não pode se restringir a aplicativos que reproduzam exatamente o mesmo conjunto de funcionalidades, uma vez que dificilmente existiria uma ferramenta idêntica em finalidade e escopo. Optou-se, assim, por mapear tanto concorrentes diretos quanto indiretos, entendidos como iniciativas, programas públicos, plataformas e aplicativos que disputam, ainda que parcialmente, os benefícios que o Viridis pretende oferecer: o engajamento constante de alunos, professores e gestores no cultivo e na manutenção de hortas, mediado por mecânicas de pontuação, missões, trilhas de progressão, quizzes e recompensas.</w:t>
-      </w:r>
-    </w:p>
-    <w:p>
-      <w:pPr>
-        <w:rPr>
-          <w:lang w:val="en-US"/>
-        </w:rPr>
-      </w:pPr>
-      <w:r>
-        <w:t>Essa abordagem é coerente com a literatura que fundamenta o projeto. Kandler (2012) e Morgado (2006) já demonstravam, em contextos distintos, que a horta escolar funciona como espaço privilegiado de educação ambiental e alimentar, mas ambos os relatos descrevem experiências conduzidas de forma presencial, sem qualquer suporte de plataforma digital de acompanhamento. Da mesma forma, Vendramini (2025) e Silva (2021) reforçam o papel pedagógico da horta no desenvolvimento do protagonismo estudantil e na aprendizagem prática, também sem associá-lo a mecanismos de gamificação. Esse contraste é um dos pontos de partida da presente análise: a literatura acadêmica brasileira sobre hortas escolares é relativamente robusta, mas raramente dialoga com a literatura sobre gamificação na educação, representada, no referencial já utilizado neste trabalho, pelos estudos de Moreira e Knoll (2019) e Shortt et al. (2023) sobre o Duolingo, e ampliada nesta revisão por Fadel et al. (2014) e Valença et al. (2026).</w:t>
-      </w:r>
-      <w:r>
-        <w:t xml:space="preserve"> </w:t>
+        <w:t xml:space="preserve">A análise de concorrência do </w:t>
+      </w:r>
+      <w:proofErr w:type="spellStart"/>
+      <w:r>
+        <w:t>Viridis</w:t>
+      </w:r>
+      <w:proofErr w:type="spellEnd"/>
+      <w:r>
+        <w:t xml:space="preserve"> parte da constatação de que não se trata de um produto isolado, mas de uma proposta situada na interseção de três campos distintos: a gamificação aplicada à educação, o gerenciamento de atividades de cultivo e a educação ambiental e alimentar por meio de hortas. A essa proposta soma-se, ainda em fase de definição pelo grupo, uma possível aba educacional inspirada na lógica de progressão do </w:t>
+      </w:r>
+      <w:proofErr w:type="spellStart"/>
+      <w:r>
+        <w:t>Duolingo</w:t>
+      </w:r>
+      <w:proofErr w:type="spellEnd"/>
+      <w:r>
+        <w:t xml:space="preserve">, destinada a ensinar noções de preparo do solo, sementes, plantio, irrigação, adubação, identificação de plantas, pragas e doenças, colheita, alimentação saudável e educação ambiental por meio de conteúdos curtos, questionários e trilhas de aprendizagem </w:t>
+      </w:r>
+      <w:proofErr w:type="spellStart"/>
+      <w:r>
+        <w:t>gamificadas</w:t>
+      </w:r>
+      <w:proofErr w:type="spellEnd"/>
+      <w:r>
+        <w:t xml:space="preserve">. Por essa razão, a investigação de soluções concorrentes não pode se restringir a aplicativos que reproduzam exatamente o mesmo conjunto de funcionalidades, uma vez que dificilmente existiria uma ferramenta idêntica em finalidade e escopo. Optou-se, assim, por mapear tanto concorrentes diretos quanto indiretos, entendidos como iniciativas, programas públicos, plataformas e aplicativos que disputam, ainda que parcialmente, os benefícios que o </w:t>
+      </w:r>
+      <w:proofErr w:type="spellStart"/>
+      <w:r>
+        <w:t>Viridis</w:t>
+      </w:r>
+      <w:proofErr w:type="spellEnd"/>
+      <w:r>
+        <w:t xml:space="preserve"> pretende oferecer: o engajamento constante de alunos, professores e gestores no cultivo e na manutenção de hortas, mediado por mecânicas de pontuação, missões, trilhas de progressão, </w:t>
+      </w:r>
+      <w:proofErr w:type="spellStart"/>
+      <w:r>
+        <w:t>quizzes</w:t>
+      </w:r>
+      <w:proofErr w:type="spellEnd"/>
+      <w:r>
+        <w:t xml:space="preserve"> e recompensas.</w:t>
+      </w:r>
+    </w:p>
+    <w:p>
+      <w:r>
+        <w:t xml:space="preserve">Essa abordagem é coerente com a literatura que fundamenta o projeto. </w:t>
+      </w:r>
+      <w:proofErr w:type="spellStart"/>
+      <w:r>
+        <w:t>Kandler</w:t>
+      </w:r>
+      <w:proofErr w:type="spellEnd"/>
+      <w:r>
+        <w:t xml:space="preserve"> (2012) e Morgado (2006) já demonstravam, em contextos distintos, que a horta escolar funciona como espaço privilegiado de educação ambiental e alimentar, mas ambos os relatos descrevem experiências conduzidas de forma presencial, sem qualquer suporte de plataforma digital de acompanhamento. Da mesma forma, Vendramini (2025) e Silva (2021) reforçam o papel pedagógico da horta no desenvolvimento do protagonismo estudantil e na aprendizagem prática, também sem associá-lo a mecanismos de gamificação. Esse contraste é um dos pontos de partida da presente análise: a literatura acadêmica brasileira sobre hortas escolares é relativamente robusta, mas raramente dialoga com a literatura sobre gamificação na educação, representada, no referencial já utilizado neste trabalho, pelos estudos de Moreira e Knoll (2019) e </w:t>
+      </w:r>
+      <w:proofErr w:type="spellStart"/>
+      <w:r>
+        <w:t>Shortt</w:t>
+      </w:r>
+      <w:proofErr w:type="spellEnd"/>
+      <w:r>
+        <w:t xml:space="preserve"> et al. (2023) sobre o </w:t>
+      </w:r>
+      <w:proofErr w:type="spellStart"/>
+      <w:r>
+        <w:t>Duolingo</w:t>
+      </w:r>
+      <w:proofErr w:type="spellEnd"/>
+      <w:r>
+        <w:t xml:space="preserve">, e ampliada nesta revisão por Fadel et al. (2014) e Valença et al. (2026). </w:t>
       </w:r>
     </w:p>
     <w:p>
       <w:r>
         <w:lastRenderedPageBreak/>
-        <w:t>A fim de evitar afirmações categóricas não sustentadas por evidência, esta seção foi revisada a partir de uma nova rodada de buscas, realizada em 29 de julho de 2026, dedicada a verificar a existência de soluções</w:t>
-      </w:r>
-      <w:r>
-        <w:t xml:space="preserve">, </w:t>
-      </w:r>
-      <w:r>
-        <w:t>brasileiras ou internacionais</w:t>
-      </w:r>
-      <w:r>
-        <w:t xml:space="preserve">, </w:t>
-      </w:r>
-      <w:r>
-        <w:t>que combinem, total ou parcialmente, gestão de horta escolar, gamificação por missões, pontuação ou experiência (XP), quizzes, trilhas de aprendizagem progressiva e participação estruturada de alunos, professores e gestores. Buscaram-se especificamente aplicativos, trabalhos de conclusão de curso, dissertações e iniciativas acadêmicas brasileiras recentes, entre elas o aplicativo Green School, desenvolvido em 2025 por pesquisadoras do Centro Paula Souza, e o aplicativo internacional AsparGo, avaliando-se também a hipótese de uma solução equivalente a um "Duolingo da horta". Os resultados dessa revisão estão incorporados às subseções e à tabela comparativa a seguir; quando uma funcionalidade não pôde ser confirmada nas fontes consultadas, ela foi registrada como "não identificada", em vez de presumida como inexistente.</w:t>
-      </w:r>
-    </w:p>
-    <w:p/>
+        <w:t xml:space="preserve">A fim de evitar afirmações categóricas não sustentadas por evidência, esta seção foi revisada a partir de uma nova rodada de buscas, realizada em 29 de julho de 2026, dedicada a verificar a existência de soluções, brasileiras ou internacionais, que combinem, total ou parcialmente, gestão de horta escolar, gamificação por missões, pontuação ou experiência (XP), </w:t>
+      </w:r>
+      <w:proofErr w:type="spellStart"/>
+      <w:r>
+        <w:t>quizzes</w:t>
+      </w:r>
+      <w:proofErr w:type="spellEnd"/>
+      <w:r>
+        <w:t xml:space="preserve">, trilhas de aprendizagem progressiva e participação estruturada de alunos, professores e gestores. Buscaram-se especificamente aplicativos, trabalhos de conclusão de curso, dissertações e iniciativas acadêmicas brasileiras recentes, entre elas o aplicativo Green </w:t>
+      </w:r>
+      <w:proofErr w:type="spellStart"/>
+      <w:r>
+        <w:t>School</w:t>
+      </w:r>
+      <w:proofErr w:type="spellEnd"/>
+      <w:r>
+        <w:t xml:space="preserve">, desenvolvido em 2025 por pesquisadoras do Centro Paula Souza, e o aplicativo internacional </w:t>
+      </w:r>
+      <w:proofErr w:type="spellStart"/>
+      <w:r>
+        <w:t>AsparGo</w:t>
+      </w:r>
+      <w:proofErr w:type="spellEnd"/>
+      <w:r>
+        <w:t>, avaliando-se também a hipótese de uma solução equivalente a um "</w:t>
+      </w:r>
+      <w:proofErr w:type="spellStart"/>
+      <w:r>
+        <w:t>Duolingo</w:t>
+      </w:r>
+      <w:proofErr w:type="spellEnd"/>
+      <w:r>
+        <w:t xml:space="preserve"> da horta". Os resultados dessa revisão estão incorporados às subseções e à tabela comparativa a seguir; quando uma funcionalidade não pôde ser confirmada nas fontes consultadas, ela foi registrada como "não identificada", em vez de presumida como inexistente.</w:t>
+      </w:r>
+    </w:p>
     <w:p>
       <w:pPr>
         <w:pStyle w:val="Legenda"/>
       </w:pPr>
-      <w:r>
-        <w:t>Tabela 2: Presença de funcionalidades nas soluções mapeadas, em comparação com o Viridis</w:t>
-      </w:r>
+      <w:bookmarkStart w:id="56" w:name="_Toc236759191"/>
+      <w:r>
+        <w:t xml:space="preserve">Tabela </w:t>
+      </w:r>
+      <w:r>
+        <w:fldChar w:fldCharType="begin"/>
+      </w:r>
+      <w:r>
+        <w:instrText xml:space="preserve"> SEQ Tabela \* ARABIC </w:instrText>
+      </w:r>
+      <w:r>
+        <w:fldChar w:fldCharType="separate"/>
+      </w:r>
+      <w:r>
+        <w:rPr>
+          <w:noProof/>
+        </w:rPr>
+        <w:t>1</w:t>
+      </w:r>
+      <w:r>
+        <w:fldChar w:fldCharType="end"/>
+      </w:r>
+      <w:r>
+        <w:t xml:space="preserve">: </w:t>
+      </w:r>
+      <w:r>
+        <w:t xml:space="preserve">Presença de </w:t>
+      </w:r>
+      <w:r>
+        <w:t>funcionalidades</w:t>
+      </w:r>
+      <w:r>
+        <w:t xml:space="preserve"> nas soluções mapeadas, em comparação com o </w:t>
+      </w:r>
+      <w:proofErr w:type="spellStart"/>
+      <w:r>
+        <w:t>Viridis</w:t>
+      </w:r>
+      <w:bookmarkEnd w:id="56"/>
+      <w:proofErr w:type="spellEnd"/>
     </w:p>
     <w:tbl>
       <w:tblPr>
-        <w:tblW w:w="0" w:type="auto"/>
+        <w:tblW w:w="10916" w:type="dxa"/>
         <w:jc w:val="center"/>
         <w:tblBorders>
           <w:top w:val="single" w:sz="4" w:space="0" w:color="auto"/>
@@ -10351,14 +10539,14 @@
         <w:tblLook w:val="04A0" w:firstRow="1" w:lastRow="0" w:firstColumn="1" w:lastColumn="0" w:noHBand="0" w:noVBand="1"/>
       </w:tblPr>
       <w:tblGrid>
-        <w:gridCol w:w="2592"/>
-        <w:gridCol w:w="1296"/>
-        <w:gridCol w:w="1296"/>
-        <w:gridCol w:w="864"/>
-        <w:gridCol w:w="1440"/>
-        <w:gridCol w:w="1152"/>
-        <w:gridCol w:w="1584"/>
-        <w:gridCol w:w="1296"/>
+        <w:gridCol w:w="1413"/>
+        <w:gridCol w:w="1134"/>
+        <w:gridCol w:w="1559"/>
+        <w:gridCol w:w="1134"/>
+        <w:gridCol w:w="1871"/>
+        <w:gridCol w:w="1083"/>
+        <w:gridCol w:w="1361"/>
+        <w:gridCol w:w="1361"/>
       </w:tblGrid>
       <w:tr>
         <w:trPr>
@@ -10366,7 +10554,7 @@
         </w:trPr>
         <w:tc>
           <w:tcPr>
-            <w:tcW w:w="2592" w:type="dxa"/>
+            <w:tcW w:w="1413" w:type="dxa"/>
             <w:shd w:val="clear" w:color="auto" w:fill="2E7559"/>
             <w:tcMar>
               <w:top w:w="120" w:type="dxa"/>
@@ -10386,19 +10574,39 @@
                 <w:lang w:val="en-US"/>
               </w:rPr>
             </w:pPr>
+            <w:proofErr w:type="spellStart"/>
             <w:r>
               <w:rPr>
                 <w:sz w:val="24"/>
                 <w:szCs w:val="24"/>
                 <w:lang w:val="en-US"/>
               </w:rPr>
-              <w:t>Solução / Iniciativa</w:t>
+              <w:t>Solução</w:t>
             </w:r>
+            <w:proofErr w:type="spellEnd"/>
+            <w:r>
+              <w:rPr>
+                <w:sz w:val="24"/>
+                <w:szCs w:val="24"/>
+                <w:lang w:val="en-US"/>
+              </w:rPr>
+              <w:t xml:space="preserve"> / </w:t>
+            </w:r>
+            <w:proofErr w:type="spellStart"/>
+            <w:r>
+              <w:rPr>
+                <w:sz w:val="24"/>
+                <w:szCs w:val="24"/>
+                <w:lang w:val="en-US"/>
+              </w:rPr>
+              <w:t>Iniciativa</w:t>
+            </w:r>
+            <w:proofErr w:type="spellEnd"/>
           </w:p>
         </w:tc>
         <w:tc>
           <w:tcPr>
-            <w:tcW w:w="1296" w:type="dxa"/>
+            <w:tcW w:w="1134" w:type="dxa"/>
             <w:shd w:val="clear" w:color="auto" w:fill="2E7559"/>
             <w:tcMar>
               <w:top w:w="120" w:type="dxa"/>
@@ -10430,7 +10638,7 @@
         </w:tc>
         <w:tc>
           <w:tcPr>
-            <w:tcW w:w="1296" w:type="dxa"/>
+            <w:tcW w:w="1559" w:type="dxa"/>
             <w:shd w:val="clear" w:color="auto" w:fill="2E7559"/>
             <w:tcMar>
               <w:top w:w="120" w:type="dxa"/>
@@ -10450,19 +10658,39 @@
                 <w:lang w:val="en-US"/>
               </w:rPr>
             </w:pPr>
+            <w:proofErr w:type="spellStart"/>
             <w:r>
               <w:rPr>
                 <w:sz w:val="24"/>
                 <w:szCs w:val="24"/>
                 <w:lang w:val="en-US"/>
               </w:rPr>
-              <w:t>Conteúdo educativo</w:t>
+              <w:t>Conteúdo</w:t>
             </w:r>
+            <w:proofErr w:type="spellEnd"/>
+            <w:r>
+              <w:rPr>
+                <w:sz w:val="24"/>
+                <w:szCs w:val="24"/>
+                <w:lang w:val="en-US"/>
+              </w:rPr>
+              <w:t xml:space="preserve"> </w:t>
+            </w:r>
+            <w:proofErr w:type="spellStart"/>
+            <w:r>
+              <w:rPr>
+                <w:sz w:val="24"/>
+                <w:szCs w:val="24"/>
+                <w:lang w:val="en-US"/>
+              </w:rPr>
+              <w:t>educativo</w:t>
+            </w:r>
+            <w:proofErr w:type="spellEnd"/>
           </w:p>
         </w:tc>
         <w:tc>
           <w:tcPr>
-            <w:tcW w:w="864" w:type="dxa"/>
+            <w:tcW w:w="1134" w:type="dxa"/>
             <w:shd w:val="clear" w:color="auto" w:fill="2E7559"/>
             <w:tcMar>
               <w:top w:w="120" w:type="dxa"/>
@@ -10494,7 +10722,7 @@
         </w:tc>
         <w:tc>
           <w:tcPr>
-            <w:tcW w:w="1440" w:type="dxa"/>
+            <w:tcW w:w="1871" w:type="dxa"/>
             <w:shd w:val="clear" w:color="auto" w:fill="2E7559"/>
             <w:tcMar>
               <w:top w:w="120" w:type="dxa"/>
@@ -10514,6 +10742,7 @@
                 <w:lang w:val="en-US"/>
               </w:rPr>
             </w:pPr>
+            <w:proofErr w:type="spellStart"/>
             <w:r>
               <w:rPr>
                 <w:sz w:val="24"/>
@@ -10522,11 +10751,12 @@
               </w:rPr>
               <w:t>Gamificação</w:t>
             </w:r>
+            <w:proofErr w:type="spellEnd"/>
           </w:p>
         </w:tc>
         <w:tc>
           <w:tcPr>
-            <w:tcW w:w="1152" w:type="dxa"/>
+            <w:tcW w:w="1083" w:type="dxa"/>
             <w:shd w:val="clear" w:color="auto" w:fill="2E7559"/>
             <w:tcMar>
               <w:top w:w="120" w:type="dxa"/>
@@ -10552,13 +10782,23 @@
                 <w:szCs w:val="24"/>
                 <w:lang w:val="en-US"/>
               </w:rPr>
-              <w:t>XP de cultivo</w:t>
+              <w:t xml:space="preserve">XP de </w:t>
             </w:r>
+            <w:proofErr w:type="spellStart"/>
+            <w:r>
+              <w:rPr>
+                <w:sz w:val="24"/>
+                <w:szCs w:val="24"/>
+                <w:lang w:val="en-US"/>
+              </w:rPr>
+              <w:t>cultivo</w:t>
+            </w:r>
+            <w:proofErr w:type="spellEnd"/>
           </w:p>
         </w:tc>
         <w:tc>
           <w:tcPr>
-            <w:tcW w:w="1584" w:type="dxa"/>
+            <w:tcW w:w="1361" w:type="dxa"/>
             <w:shd w:val="clear" w:color="auto" w:fill="2E7559"/>
             <w:tcMar>
               <w:top w:w="120" w:type="dxa"/>
@@ -10578,19 +10818,39 @@
                 <w:lang w:val="en-US"/>
               </w:rPr>
             </w:pPr>
+            <w:proofErr w:type="spellStart"/>
             <w:r>
               <w:rPr>
                 <w:sz w:val="24"/>
                 <w:szCs w:val="24"/>
                 <w:lang w:val="en-US"/>
               </w:rPr>
-              <w:t>Perfis institucionais</w:t>
+              <w:t>Perfis</w:t>
             </w:r>
+            <w:proofErr w:type="spellEnd"/>
+            <w:r>
+              <w:rPr>
+                <w:sz w:val="24"/>
+                <w:szCs w:val="24"/>
+                <w:lang w:val="en-US"/>
+              </w:rPr>
+              <w:t xml:space="preserve"> </w:t>
+            </w:r>
+            <w:proofErr w:type="spellStart"/>
+            <w:r>
+              <w:rPr>
+                <w:sz w:val="24"/>
+                <w:szCs w:val="24"/>
+                <w:lang w:val="en-US"/>
+              </w:rPr>
+              <w:t>institucionais</w:t>
+            </w:r>
+            <w:proofErr w:type="spellEnd"/>
           </w:p>
         </w:tc>
         <w:tc>
           <w:tcPr>
-            <w:tcW w:w="1296" w:type="dxa"/>
+            <w:tcW w:w="1361" w:type="dxa"/>
             <w:shd w:val="clear" w:color="auto" w:fill="2E7559"/>
             <w:tcMar>
               <w:top w:w="120" w:type="dxa"/>
@@ -10610,6 +10870,7 @@
                 <w:lang w:val="en-US"/>
               </w:rPr>
             </w:pPr>
+            <w:proofErr w:type="spellStart"/>
             <w:r>
               <w:rPr>
                 <w:sz w:val="24"/>
@@ -10618,6 +10879,7 @@
               </w:rPr>
               <w:t>Recompensas</w:t>
             </w:r>
+            <w:proofErr w:type="spellEnd"/>
           </w:p>
         </w:tc>
       </w:tr>
@@ -10627,7 +10889,7 @@
         </w:trPr>
         <w:tc>
           <w:tcPr>
-            <w:tcW w:w="2592" w:type="dxa"/>
+            <w:tcW w:w="1413" w:type="dxa"/>
             <w:shd w:val="clear" w:color="auto" w:fill="FFFFFF"/>
             <w:tcMar>
               <w:top w:w="100" w:type="dxa"/>
@@ -10661,7 +10923,7 @@
         </w:tc>
         <w:tc>
           <w:tcPr>
-            <w:tcW w:w="1296" w:type="dxa"/>
+            <w:tcW w:w="1134" w:type="dxa"/>
             <w:shd w:val="clear" w:color="auto" w:fill="FFFFFF"/>
             <w:tcMar>
               <w:top w:w="100" w:type="dxa"/>
@@ -10695,7 +10957,7 @@
         </w:tc>
         <w:tc>
           <w:tcPr>
-            <w:tcW w:w="1296" w:type="dxa"/>
+            <w:tcW w:w="1559" w:type="dxa"/>
             <w:shd w:val="clear" w:color="auto" w:fill="FFFFFF"/>
             <w:tcMar>
               <w:top w:w="100" w:type="dxa"/>
@@ -10729,7 +10991,7 @@
         </w:tc>
         <w:tc>
           <w:tcPr>
-            <w:tcW w:w="864" w:type="dxa"/>
+            <w:tcW w:w="1134" w:type="dxa"/>
             <w:shd w:val="clear" w:color="auto" w:fill="FFFFFF"/>
             <w:tcMar>
               <w:top w:w="100" w:type="dxa"/>
@@ -10763,7 +11025,7 @@
         </w:tc>
         <w:tc>
           <w:tcPr>
-            <w:tcW w:w="1440" w:type="dxa"/>
+            <w:tcW w:w="1871" w:type="dxa"/>
             <w:shd w:val="clear" w:color="auto" w:fill="FFFFFF"/>
             <w:tcMar>
               <w:top w:w="100" w:type="dxa"/>
@@ -10797,7 +11059,7 @@
         </w:tc>
         <w:tc>
           <w:tcPr>
-            <w:tcW w:w="1152" w:type="dxa"/>
+            <w:tcW w:w="1083" w:type="dxa"/>
             <w:shd w:val="clear" w:color="auto" w:fill="FFFFFF"/>
             <w:tcMar>
               <w:top w:w="100" w:type="dxa"/>
@@ -10831,7 +11093,7 @@
         </w:tc>
         <w:tc>
           <w:tcPr>
-            <w:tcW w:w="1584" w:type="dxa"/>
+            <w:tcW w:w="1361" w:type="dxa"/>
             <w:shd w:val="clear" w:color="auto" w:fill="FFFFFF"/>
             <w:tcMar>
               <w:top w:w="100" w:type="dxa"/>
@@ -10865,7 +11127,7 @@
         </w:tc>
         <w:tc>
           <w:tcPr>
-            <w:tcW w:w="1296" w:type="dxa"/>
+            <w:tcW w:w="1361" w:type="dxa"/>
             <w:shd w:val="clear" w:color="auto" w:fill="FFFFFF"/>
             <w:tcMar>
               <w:top w:w="100" w:type="dxa"/>
@@ -10904,7 +11166,7 @@
         </w:trPr>
         <w:tc>
           <w:tcPr>
-            <w:tcW w:w="2592" w:type="dxa"/>
+            <w:tcW w:w="1413" w:type="dxa"/>
             <w:shd w:val="clear" w:color="auto" w:fill="F2F7F5"/>
             <w:tcMar>
               <w:top w:w="100" w:type="dxa"/>
@@ -10938,7 +11200,7 @@
         </w:tc>
         <w:tc>
           <w:tcPr>
-            <w:tcW w:w="1296" w:type="dxa"/>
+            <w:tcW w:w="1134" w:type="dxa"/>
             <w:shd w:val="clear" w:color="auto" w:fill="F2F7F5"/>
             <w:tcMar>
               <w:top w:w="100" w:type="dxa"/>
@@ -10972,7 +11234,7 @@
         </w:tc>
         <w:tc>
           <w:tcPr>
-            <w:tcW w:w="1296" w:type="dxa"/>
+            <w:tcW w:w="1559" w:type="dxa"/>
             <w:shd w:val="clear" w:color="auto" w:fill="F2F7F5"/>
             <w:tcMar>
               <w:top w:w="100" w:type="dxa"/>
@@ -11006,7 +11268,7 @@
         </w:tc>
         <w:tc>
           <w:tcPr>
-            <w:tcW w:w="864" w:type="dxa"/>
+            <w:tcW w:w="1134" w:type="dxa"/>
             <w:shd w:val="clear" w:color="auto" w:fill="F2F7F5"/>
             <w:tcMar>
               <w:top w:w="100" w:type="dxa"/>
@@ -11040,7 +11302,7 @@
         </w:tc>
         <w:tc>
           <w:tcPr>
-            <w:tcW w:w="1440" w:type="dxa"/>
+            <w:tcW w:w="1871" w:type="dxa"/>
             <w:shd w:val="clear" w:color="auto" w:fill="F2F7F5"/>
             <w:tcMar>
               <w:top w:w="100" w:type="dxa"/>
@@ -11074,7 +11336,7 @@
         </w:tc>
         <w:tc>
           <w:tcPr>
-            <w:tcW w:w="1152" w:type="dxa"/>
+            <w:tcW w:w="1083" w:type="dxa"/>
             <w:shd w:val="clear" w:color="auto" w:fill="F2F7F5"/>
             <w:tcMar>
               <w:top w:w="100" w:type="dxa"/>
@@ -11108,7 +11370,7 @@
         </w:tc>
         <w:tc>
           <w:tcPr>
-            <w:tcW w:w="1584" w:type="dxa"/>
+            <w:tcW w:w="1361" w:type="dxa"/>
             <w:shd w:val="clear" w:color="auto" w:fill="F2F7F5"/>
             <w:tcMar>
               <w:top w:w="100" w:type="dxa"/>
@@ -11142,7 +11404,7 @@
         </w:tc>
         <w:tc>
           <w:tcPr>
-            <w:tcW w:w="1296" w:type="dxa"/>
+            <w:tcW w:w="1361" w:type="dxa"/>
             <w:shd w:val="clear" w:color="auto" w:fill="F2F7F5"/>
             <w:tcMar>
               <w:top w:w="100" w:type="dxa"/>
@@ -11181,7 +11443,7 @@
         </w:trPr>
         <w:tc>
           <w:tcPr>
-            <w:tcW w:w="2592" w:type="dxa"/>
+            <w:tcW w:w="1413" w:type="dxa"/>
             <w:shd w:val="clear" w:color="auto" w:fill="FFFFFF"/>
             <w:tcMar>
               <w:top w:w="100" w:type="dxa"/>
@@ -11207,13 +11469,14 @@
                 <w:sz w:val="24"/>
                 <w:szCs w:val="24"/>
               </w:rPr>
+              <w:lastRenderedPageBreak/>
               <w:t>Horta Fácil (Conrado et al., 2011)</w:t>
             </w:r>
           </w:p>
         </w:tc>
         <w:tc>
           <w:tcPr>
-            <w:tcW w:w="1296" w:type="dxa"/>
+            <w:tcW w:w="1134" w:type="dxa"/>
             <w:shd w:val="clear" w:color="auto" w:fill="FFFFFF"/>
             <w:tcMar>
               <w:top w:w="100" w:type="dxa"/>
@@ -11247,7 +11510,7 @@
         </w:tc>
         <w:tc>
           <w:tcPr>
-            <w:tcW w:w="1296" w:type="dxa"/>
+            <w:tcW w:w="1559" w:type="dxa"/>
             <w:shd w:val="clear" w:color="auto" w:fill="FFFFFF"/>
             <w:tcMar>
               <w:top w:w="100" w:type="dxa"/>
@@ -11281,7 +11544,7 @@
         </w:tc>
         <w:tc>
           <w:tcPr>
-            <w:tcW w:w="864" w:type="dxa"/>
+            <w:tcW w:w="1134" w:type="dxa"/>
             <w:shd w:val="clear" w:color="auto" w:fill="FFFFFF"/>
             <w:tcMar>
               <w:top w:w="100" w:type="dxa"/>
@@ -11315,7 +11578,7 @@
         </w:tc>
         <w:tc>
           <w:tcPr>
-            <w:tcW w:w="1440" w:type="dxa"/>
+            <w:tcW w:w="1871" w:type="dxa"/>
             <w:shd w:val="clear" w:color="auto" w:fill="FFFFFF"/>
             <w:tcMar>
               <w:top w:w="100" w:type="dxa"/>
@@ -11349,7 +11612,7 @@
         </w:tc>
         <w:tc>
           <w:tcPr>
-            <w:tcW w:w="1152" w:type="dxa"/>
+            <w:tcW w:w="1083" w:type="dxa"/>
             <w:shd w:val="clear" w:color="auto" w:fill="FFFFFF"/>
             <w:tcMar>
               <w:top w:w="100" w:type="dxa"/>
@@ -11383,7 +11646,7 @@
         </w:tc>
         <w:tc>
           <w:tcPr>
-            <w:tcW w:w="1584" w:type="dxa"/>
+            <w:tcW w:w="1361" w:type="dxa"/>
             <w:shd w:val="clear" w:color="auto" w:fill="FFFFFF"/>
             <w:tcMar>
               <w:top w:w="100" w:type="dxa"/>
@@ -11417,7 +11680,7 @@
         </w:tc>
         <w:tc>
           <w:tcPr>
-            <w:tcW w:w="1296" w:type="dxa"/>
+            <w:tcW w:w="1361" w:type="dxa"/>
             <w:shd w:val="clear" w:color="auto" w:fill="FFFFFF"/>
             <w:tcMar>
               <w:top w:w="100" w:type="dxa"/>
@@ -11456,7 +11719,7 @@
         </w:trPr>
         <w:tc>
           <w:tcPr>
-            <w:tcW w:w="2592" w:type="dxa"/>
+            <w:tcW w:w="1413" w:type="dxa"/>
             <w:shd w:val="clear" w:color="auto" w:fill="F2F7F5"/>
             <w:tcMar>
               <w:top w:w="100" w:type="dxa"/>
@@ -11484,14 +11747,13 @@
                 <w:szCs w:val="24"/>
                 <w:lang w:val="en-US"/>
               </w:rPr>
-              <w:lastRenderedPageBreak/>
               <w:t>Green School (Matos &amp; Gaspar, 2025)</w:t>
             </w:r>
           </w:p>
         </w:tc>
         <w:tc>
           <w:tcPr>
-            <w:tcW w:w="1296" w:type="dxa"/>
+            <w:tcW w:w="1134" w:type="dxa"/>
             <w:shd w:val="clear" w:color="auto" w:fill="F2F7F5"/>
             <w:tcMar>
               <w:top w:w="100" w:type="dxa"/>
@@ -11525,7 +11787,7 @@
         </w:tc>
         <w:tc>
           <w:tcPr>
-            <w:tcW w:w="1296" w:type="dxa"/>
+            <w:tcW w:w="1559" w:type="dxa"/>
             <w:shd w:val="clear" w:color="auto" w:fill="F2F7F5"/>
             <w:tcMar>
               <w:top w:w="100" w:type="dxa"/>
@@ -11559,7 +11821,7 @@
         </w:tc>
         <w:tc>
           <w:tcPr>
-            <w:tcW w:w="864" w:type="dxa"/>
+            <w:tcW w:w="1134" w:type="dxa"/>
             <w:shd w:val="clear" w:color="auto" w:fill="F2F7F5"/>
             <w:tcMar>
               <w:top w:w="100" w:type="dxa"/>
@@ -11593,7 +11855,7 @@
         </w:tc>
         <w:tc>
           <w:tcPr>
-            <w:tcW w:w="1440" w:type="dxa"/>
+            <w:tcW w:w="1871" w:type="dxa"/>
             <w:shd w:val="clear" w:color="auto" w:fill="F2F7F5"/>
             <w:tcMar>
               <w:top w:w="100" w:type="dxa"/>
@@ -11627,7 +11889,7 @@
         </w:tc>
         <w:tc>
           <w:tcPr>
-            <w:tcW w:w="1152" w:type="dxa"/>
+            <w:tcW w:w="1083" w:type="dxa"/>
             <w:shd w:val="clear" w:color="auto" w:fill="F2F7F5"/>
             <w:tcMar>
               <w:top w:w="100" w:type="dxa"/>
@@ -11661,7 +11923,7 @@
         </w:tc>
         <w:tc>
           <w:tcPr>
-            <w:tcW w:w="1584" w:type="dxa"/>
+            <w:tcW w:w="1361" w:type="dxa"/>
             <w:shd w:val="clear" w:color="auto" w:fill="F2F7F5"/>
             <w:tcMar>
               <w:top w:w="100" w:type="dxa"/>
@@ -11695,7 +11957,7 @@
         </w:tc>
         <w:tc>
           <w:tcPr>
-            <w:tcW w:w="1296" w:type="dxa"/>
+            <w:tcW w:w="1361" w:type="dxa"/>
             <w:shd w:val="clear" w:color="auto" w:fill="F2F7F5"/>
             <w:tcMar>
               <w:top w:w="100" w:type="dxa"/>
@@ -11734,7 +11996,7 @@
         </w:trPr>
         <w:tc>
           <w:tcPr>
-            <w:tcW w:w="2592" w:type="dxa"/>
+            <w:tcW w:w="1413" w:type="dxa"/>
             <w:shd w:val="clear" w:color="auto" w:fill="FFFFFF"/>
             <w:tcMar>
               <w:top w:w="100" w:type="dxa"/>
@@ -11766,7 +12028,7 @@
         </w:tc>
         <w:tc>
           <w:tcPr>
-            <w:tcW w:w="1296" w:type="dxa"/>
+            <w:tcW w:w="1134" w:type="dxa"/>
             <w:shd w:val="clear" w:color="auto" w:fill="FFFFFF"/>
             <w:tcMar>
               <w:top w:w="100" w:type="dxa"/>
@@ -11800,7 +12062,7 @@
         </w:tc>
         <w:tc>
           <w:tcPr>
-            <w:tcW w:w="1296" w:type="dxa"/>
+            <w:tcW w:w="1559" w:type="dxa"/>
             <w:shd w:val="clear" w:color="auto" w:fill="FFFFFF"/>
             <w:tcMar>
               <w:top w:w="100" w:type="dxa"/>
@@ -11834,7 +12096,7 @@
         </w:tc>
         <w:tc>
           <w:tcPr>
-            <w:tcW w:w="864" w:type="dxa"/>
+            <w:tcW w:w="1134" w:type="dxa"/>
             <w:shd w:val="clear" w:color="auto" w:fill="FFFFFF"/>
             <w:tcMar>
               <w:top w:w="100" w:type="dxa"/>
@@ -11868,7 +12130,7 @@
         </w:tc>
         <w:tc>
           <w:tcPr>
-            <w:tcW w:w="1440" w:type="dxa"/>
+            <w:tcW w:w="1871" w:type="dxa"/>
             <w:shd w:val="clear" w:color="auto" w:fill="FFFFFF"/>
             <w:tcMar>
               <w:top w:w="100" w:type="dxa"/>
@@ -11902,7 +12164,7 @@
         </w:tc>
         <w:tc>
           <w:tcPr>
-            <w:tcW w:w="1152" w:type="dxa"/>
+            <w:tcW w:w="1083" w:type="dxa"/>
             <w:shd w:val="clear" w:color="auto" w:fill="FFFFFF"/>
             <w:tcMar>
               <w:top w:w="100" w:type="dxa"/>
@@ -11936,7 +12198,7 @@
         </w:tc>
         <w:tc>
           <w:tcPr>
-            <w:tcW w:w="1584" w:type="dxa"/>
+            <w:tcW w:w="1361" w:type="dxa"/>
             <w:shd w:val="clear" w:color="auto" w:fill="FFFFFF"/>
             <w:tcMar>
               <w:top w:w="100" w:type="dxa"/>
@@ -11970,7 +12232,7 @@
         </w:tc>
         <w:tc>
           <w:tcPr>
-            <w:tcW w:w="1296" w:type="dxa"/>
+            <w:tcW w:w="1361" w:type="dxa"/>
             <w:shd w:val="clear" w:color="auto" w:fill="FFFFFF"/>
             <w:tcMar>
               <w:top w:w="100" w:type="dxa"/>
@@ -12009,7 +12271,7 @@
         </w:trPr>
         <w:tc>
           <w:tcPr>
-            <w:tcW w:w="2592" w:type="dxa"/>
+            <w:tcW w:w="1413" w:type="dxa"/>
             <w:shd w:val="clear" w:color="auto" w:fill="F2F7F5"/>
             <w:tcMar>
               <w:top w:w="100" w:type="dxa"/>
@@ -12041,7 +12303,7 @@
         </w:tc>
         <w:tc>
           <w:tcPr>
-            <w:tcW w:w="1296" w:type="dxa"/>
+            <w:tcW w:w="1134" w:type="dxa"/>
             <w:shd w:val="clear" w:color="auto" w:fill="F2F7F5"/>
             <w:tcMar>
               <w:top w:w="100" w:type="dxa"/>
@@ -12075,7 +12337,7 @@
         </w:tc>
         <w:tc>
           <w:tcPr>
-            <w:tcW w:w="1296" w:type="dxa"/>
+            <w:tcW w:w="1559" w:type="dxa"/>
             <w:shd w:val="clear" w:color="auto" w:fill="F2F7F5"/>
             <w:tcMar>
               <w:top w:w="100" w:type="dxa"/>
@@ -12109,7 +12371,7 @@
         </w:tc>
         <w:tc>
           <w:tcPr>
-            <w:tcW w:w="864" w:type="dxa"/>
+            <w:tcW w:w="1134" w:type="dxa"/>
             <w:shd w:val="clear" w:color="auto" w:fill="F2F7F5"/>
             <w:tcMar>
               <w:top w:w="100" w:type="dxa"/>
@@ -12143,7 +12405,7 @@
         </w:tc>
         <w:tc>
           <w:tcPr>
-            <w:tcW w:w="1440" w:type="dxa"/>
+            <w:tcW w:w="1871" w:type="dxa"/>
             <w:shd w:val="clear" w:color="auto" w:fill="F2F7F5"/>
             <w:tcMar>
               <w:top w:w="100" w:type="dxa"/>
@@ -12177,7 +12439,7 @@
         </w:tc>
         <w:tc>
           <w:tcPr>
-            <w:tcW w:w="1152" w:type="dxa"/>
+            <w:tcW w:w="1083" w:type="dxa"/>
             <w:shd w:val="clear" w:color="auto" w:fill="F2F7F5"/>
             <w:tcMar>
               <w:top w:w="100" w:type="dxa"/>
@@ -12211,7 +12473,7 @@
         </w:tc>
         <w:tc>
           <w:tcPr>
-            <w:tcW w:w="1584" w:type="dxa"/>
+            <w:tcW w:w="1361" w:type="dxa"/>
             <w:shd w:val="clear" w:color="auto" w:fill="F2F7F5"/>
             <w:tcMar>
               <w:top w:w="100" w:type="dxa"/>
@@ -12245,7 +12507,7 @@
         </w:tc>
         <w:tc>
           <w:tcPr>
-            <w:tcW w:w="1296" w:type="dxa"/>
+            <w:tcW w:w="1361" w:type="dxa"/>
             <w:shd w:val="clear" w:color="auto" w:fill="F2F7F5"/>
             <w:tcMar>
               <w:top w:w="100" w:type="dxa"/>
@@ -12284,7 +12546,7 @@
         </w:trPr>
         <w:tc>
           <w:tcPr>
-            <w:tcW w:w="2592" w:type="dxa"/>
+            <w:tcW w:w="1413" w:type="dxa"/>
             <w:shd w:val="clear" w:color="auto" w:fill="FFFFFF"/>
             <w:tcMar>
               <w:top w:w="100" w:type="dxa"/>
@@ -12316,7 +12578,7 @@
         </w:tc>
         <w:tc>
           <w:tcPr>
-            <w:tcW w:w="1296" w:type="dxa"/>
+            <w:tcW w:w="1134" w:type="dxa"/>
             <w:shd w:val="clear" w:color="auto" w:fill="FFFFFF"/>
             <w:tcMar>
               <w:top w:w="100" w:type="dxa"/>
@@ -12350,7 +12612,7 @@
         </w:tc>
         <w:tc>
           <w:tcPr>
-            <w:tcW w:w="1296" w:type="dxa"/>
+            <w:tcW w:w="1559" w:type="dxa"/>
             <w:shd w:val="clear" w:color="auto" w:fill="FFFFFF"/>
             <w:tcMar>
               <w:top w:w="100" w:type="dxa"/>
@@ -12384,7 +12646,7 @@
         </w:tc>
         <w:tc>
           <w:tcPr>
-            <w:tcW w:w="864" w:type="dxa"/>
+            <w:tcW w:w="1134" w:type="dxa"/>
             <w:shd w:val="clear" w:color="auto" w:fill="FFFFFF"/>
             <w:tcMar>
               <w:top w:w="100" w:type="dxa"/>
@@ -12418,7 +12680,7 @@
         </w:tc>
         <w:tc>
           <w:tcPr>
-            <w:tcW w:w="1440" w:type="dxa"/>
+            <w:tcW w:w="1871" w:type="dxa"/>
             <w:shd w:val="clear" w:color="auto" w:fill="FFFFFF"/>
             <w:tcMar>
               <w:top w:w="100" w:type="dxa"/>
@@ -12452,7 +12714,7 @@
         </w:tc>
         <w:tc>
           <w:tcPr>
-            <w:tcW w:w="1152" w:type="dxa"/>
+            <w:tcW w:w="1083" w:type="dxa"/>
             <w:shd w:val="clear" w:color="auto" w:fill="FFFFFF"/>
             <w:tcMar>
               <w:top w:w="100" w:type="dxa"/>
@@ -12486,7 +12748,7 @@
         </w:tc>
         <w:tc>
           <w:tcPr>
-            <w:tcW w:w="1584" w:type="dxa"/>
+            <w:tcW w:w="1361" w:type="dxa"/>
             <w:shd w:val="clear" w:color="auto" w:fill="FFFFFF"/>
             <w:tcMar>
               <w:top w:w="100" w:type="dxa"/>
@@ -12520,7 +12782,7 @@
         </w:tc>
         <w:tc>
           <w:tcPr>
-            <w:tcW w:w="1296" w:type="dxa"/>
+            <w:tcW w:w="1361" w:type="dxa"/>
             <w:shd w:val="clear" w:color="auto" w:fill="FFFFFF"/>
             <w:tcMar>
               <w:top w:w="100" w:type="dxa"/>
@@ -12559,7 +12821,7 @@
         </w:trPr>
         <w:tc>
           <w:tcPr>
-            <w:tcW w:w="2592" w:type="dxa"/>
+            <w:tcW w:w="1413" w:type="dxa"/>
             <w:shd w:val="clear" w:color="auto" w:fill="F2F7F5"/>
             <w:tcMar>
               <w:top w:w="100" w:type="dxa"/>
@@ -12593,7 +12855,7 @@
         </w:tc>
         <w:tc>
           <w:tcPr>
-            <w:tcW w:w="1296" w:type="dxa"/>
+            <w:tcW w:w="1134" w:type="dxa"/>
             <w:shd w:val="clear" w:color="auto" w:fill="F2F7F5"/>
             <w:tcMar>
               <w:top w:w="100" w:type="dxa"/>
@@ -12627,7 +12889,7 @@
         </w:tc>
         <w:tc>
           <w:tcPr>
-            <w:tcW w:w="1296" w:type="dxa"/>
+            <w:tcW w:w="1559" w:type="dxa"/>
             <w:shd w:val="clear" w:color="auto" w:fill="F2F7F5"/>
             <w:tcMar>
               <w:top w:w="100" w:type="dxa"/>
@@ -12661,7 +12923,7 @@
         </w:tc>
         <w:tc>
           <w:tcPr>
-            <w:tcW w:w="864" w:type="dxa"/>
+            <w:tcW w:w="1134" w:type="dxa"/>
             <w:shd w:val="clear" w:color="auto" w:fill="F2F7F5"/>
             <w:tcMar>
               <w:top w:w="100" w:type="dxa"/>
@@ -12695,7 +12957,7 @@
         </w:tc>
         <w:tc>
           <w:tcPr>
-            <w:tcW w:w="1440" w:type="dxa"/>
+            <w:tcW w:w="1871" w:type="dxa"/>
             <w:shd w:val="clear" w:color="auto" w:fill="F2F7F5"/>
             <w:tcMar>
               <w:top w:w="100" w:type="dxa"/>
@@ -12729,7 +12991,7 @@
         </w:tc>
         <w:tc>
           <w:tcPr>
-            <w:tcW w:w="1152" w:type="dxa"/>
+            <w:tcW w:w="1083" w:type="dxa"/>
             <w:shd w:val="clear" w:color="auto" w:fill="F2F7F5"/>
             <w:tcMar>
               <w:top w:w="100" w:type="dxa"/>
@@ -12763,7 +13025,7 @@
         </w:tc>
         <w:tc>
           <w:tcPr>
-            <w:tcW w:w="1584" w:type="dxa"/>
+            <w:tcW w:w="1361" w:type="dxa"/>
             <w:shd w:val="clear" w:color="auto" w:fill="F2F7F5"/>
             <w:tcMar>
               <w:top w:w="100" w:type="dxa"/>
@@ -12797,7 +13059,7 @@
         </w:tc>
         <w:tc>
           <w:tcPr>
-            <w:tcW w:w="1296" w:type="dxa"/>
+            <w:tcW w:w="1361" w:type="dxa"/>
             <w:shd w:val="clear" w:color="auto" w:fill="F2F7F5"/>
             <w:tcMar>
               <w:top w:w="100" w:type="dxa"/>
@@ -12836,7 +13098,7 @@
         </w:trPr>
         <w:tc>
           <w:tcPr>
-            <w:tcW w:w="2592" w:type="dxa"/>
+            <w:tcW w:w="1413" w:type="dxa"/>
             <w:shd w:val="clear" w:color="auto" w:fill="FFFFFF"/>
             <w:tcMar>
               <w:top w:w="100" w:type="dxa"/>
@@ -12864,13 +13126,14 @@
                 <w:szCs w:val="24"/>
                 <w:lang w:val="en-US"/>
               </w:rPr>
+              <w:lastRenderedPageBreak/>
               <w:t>ProNEA (MEC/MMA)</w:t>
             </w:r>
           </w:p>
         </w:tc>
         <w:tc>
           <w:tcPr>
-            <w:tcW w:w="1296" w:type="dxa"/>
+            <w:tcW w:w="1134" w:type="dxa"/>
             <w:shd w:val="clear" w:color="auto" w:fill="FFFFFF"/>
             <w:tcMar>
               <w:top w:w="100" w:type="dxa"/>
@@ -12904,7 +13167,7 @@
         </w:tc>
         <w:tc>
           <w:tcPr>
-            <w:tcW w:w="1296" w:type="dxa"/>
+            <w:tcW w:w="1559" w:type="dxa"/>
             <w:shd w:val="clear" w:color="auto" w:fill="FFFFFF"/>
             <w:tcMar>
               <w:top w:w="100" w:type="dxa"/>
@@ -12938,7 +13201,7 @@
         </w:tc>
         <w:tc>
           <w:tcPr>
-            <w:tcW w:w="864" w:type="dxa"/>
+            <w:tcW w:w="1134" w:type="dxa"/>
             <w:shd w:val="clear" w:color="auto" w:fill="FFFFFF"/>
             <w:tcMar>
               <w:top w:w="100" w:type="dxa"/>
@@ -12972,7 +13235,7 @@
         </w:tc>
         <w:tc>
           <w:tcPr>
-            <w:tcW w:w="1440" w:type="dxa"/>
+            <w:tcW w:w="1871" w:type="dxa"/>
             <w:shd w:val="clear" w:color="auto" w:fill="FFFFFF"/>
             <w:tcMar>
               <w:top w:w="100" w:type="dxa"/>
@@ -13006,7 +13269,7 @@
         </w:tc>
         <w:tc>
           <w:tcPr>
-            <w:tcW w:w="1152" w:type="dxa"/>
+            <w:tcW w:w="1083" w:type="dxa"/>
             <w:shd w:val="clear" w:color="auto" w:fill="FFFFFF"/>
             <w:tcMar>
               <w:top w:w="100" w:type="dxa"/>
@@ -13040,7 +13303,7 @@
         </w:tc>
         <w:tc>
           <w:tcPr>
-            <w:tcW w:w="1584" w:type="dxa"/>
+            <w:tcW w:w="1361" w:type="dxa"/>
             <w:shd w:val="clear" w:color="auto" w:fill="FFFFFF"/>
             <w:tcMar>
               <w:top w:w="100" w:type="dxa"/>
@@ -13074,7 +13337,7 @@
         </w:tc>
         <w:tc>
           <w:tcPr>
-            <w:tcW w:w="1296" w:type="dxa"/>
+            <w:tcW w:w="1361" w:type="dxa"/>
             <w:shd w:val="clear" w:color="auto" w:fill="FFFFFF"/>
             <w:tcMar>
               <w:top w:w="100" w:type="dxa"/>
@@ -13113,7 +13376,7 @@
         </w:trPr>
         <w:tc>
           <w:tcPr>
-            <w:tcW w:w="2592" w:type="dxa"/>
+            <w:tcW w:w="1413" w:type="dxa"/>
             <w:shd w:val="clear" w:color="auto" w:fill="F2F7F5"/>
             <w:tcMar>
               <w:top w:w="100" w:type="dxa"/>
@@ -13147,7 +13410,7 @@
         </w:tc>
         <w:tc>
           <w:tcPr>
-            <w:tcW w:w="1296" w:type="dxa"/>
+            <w:tcW w:w="1134" w:type="dxa"/>
             <w:shd w:val="clear" w:color="auto" w:fill="F2F7F5"/>
             <w:tcMar>
               <w:top w:w="100" w:type="dxa"/>
@@ -13181,7 +13444,7 @@
         </w:tc>
         <w:tc>
           <w:tcPr>
-            <w:tcW w:w="1296" w:type="dxa"/>
+            <w:tcW w:w="1559" w:type="dxa"/>
             <w:shd w:val="clear" w:color="auto" w:fill="F2F7F5"/>
             <w:tcMar>
               <w:top w:w="100" w:type="dxa"/>
@@ -13215,7 +13478,7 @@
         </w:tc>
         <w:tc>
           <w:tcPr>
-            <w:tcW w:w="864" w:type="dxa"/>
+            <w:tcW w:w="1134" w:type="dxa"/>
             <w:shd w:val="clear" w:color="auto" w:fill="F2F7F5"/>
             <w:tcMar>
               <w:top w:w="100" w:type="dxa"/>
@@ -13249,7 +13512,7 @@
         </w:tc>
         <w:tc>
           <w:tcPr>
-            <w:tcW w:w="1440" w:type="dxa"/>
+            <w:tcW w:w="1871" w:type="dxa"/>
             <w:shd w:val="clear" w:color="auto" w:fill="F2F7F5"/>
             <w:tcMar>
               <w:top w:w="100" w:type="dxa"/>
@@ -13283,7 +13546,7 @@
         </w:tc>
         <w:tc>
           <w:tcPr>
-            <w:tcW w:w="1152" w:type="dxa"/>
+            <w:tcW w:w="1083" w:type="dxa"/>
             <w:shd w:val="clear" w:color="auto" w:fill="F2F7F5"/>
             <w:tcMar>
               <w:top w:w="100" w:type="dxa"/>
@@ -13317,7 +13580,7 @@
         </w:tc>
         <w:tc>
           <w:tcPr>
-            <w:tcW w:w="1584" w:type="dxa"/>
+            <w:tcW w:w="1361" w:type="dxa"/>
             <w:shd w:val="clear" w:color="auto" w:fill="F2F7F5"/>
             <w:tcMar>
               <w:top w:w="100" w:type="dxa"/>
@@ -13351,7 +13614,7 @@
         </w:tc>
         <w:tc>
           <w:tcPr>
-            <w:tcW w:w="1296" w:type="dxa"/>
+            <w:tcW w:w="1361" w:type="dxa"/>
             <w:shd w:val="clear" w:color="auto" w:fill="F2F7F5"/>
             <w:tcMar>
               <w:top w:w="100" w:type="dxa"/>
@@ -13390,7 +13653,7 @@
         </w:trPr>
         <w:tc>
           <w:tcPr>
-            <w:tcW w:w="2592" w:type="dxa"/>
+            <w:tcW w:w="1413" w:type="dxa"/>
             <w:shd w:val="clear" w:color="auto" w:fill="FFFFFF"/>
             <w:tcMar>
               <w:top w:w="100" w:type="dxa"/>
@@ -13418,14 +13681,13 @@
                 <w:szCs w:val="24"/>
                 <w:lang w:val="en-US"/>
               </w:rPr>
-              <w:lastRenderedPageBreak/>
               <w:t>RangoMania (Instituto Akatu)</w:t>
             </w:r>
           </w:p>
         </w:tc>
         <w:tc>
           <w:tcPr>
-            <w:tcW w:w="1296" w:type="dxa"/>
+            <w:tcW w:w="1134" w:type="dxa"/>
             <w:shd w:val="clear" w:color="auto" w:fill="FFFFFF"/>
             <w:tcMar>
               <w:top w:w="100" w:type="dxa"/>
@@ -13459,7 +13721,7 @@
         </w:tc>
         <w:tc>
           <w:tcPr>
-            <w:tcW w:w="1296" w:type="dxa"/>
+            <w:tcW w:w="1559" w:type="dxa"/>
             <w:shd w:val="clear" w:color="auto" w:fill="FFFFFF"/>
             <w:tcMar>
               <w:top w:w="100" w:type="dxa"/>
@@ -13493,7 +13755,7 @@
         </w:tc>
         <w:tc>
           <w:tcPr>
-            <w:tcW w:w="864" w:type="dxa"/>
+            <w:tcW w:w="1134" w:type="dxa"/>
             <w:shd w:val="clear" w:color="auto" w:fill="FFFFFF"/>
             <w:tcMar>
               <w:top w:w="100" w:type="dxa"/>
@@ -13527,7 +13789,7 @@
         </w:tc>
         <w:tc>
           <w:tcPr>
-            <w:tcW w:w="1440" w:type="dxa"/>
+            <w:tcW w:w="1871" w:type="dxa"/>
             <w:shd w:val="clear" w:color="auto" w:fill="FFFFFF"/>
             <w:tcMar>
               <w:top w:w="100" w:type="dxa"/>
@@ -13561,7 +13823,7 @@
         </w:tc>
         <w:tc>
           <w:tcPr>
-            <w:tcW w:w="1152" w:type="dxa"/>
+            <w:tcW w:w="1083" w:type="dxa"/>
             <w:shd w:val="clear" w:color="auto" w:fill="FFFFFF"/>
             <w:tcMar>
               <w:top w:w="100" w:type="dxa"/>
@@ -13595,7 +13857,7 @@
         </w:tc>
         <w:tc>
           <w:tcPr>
-            <w:tcW w:w="1584" w:type="dxa"/>
+            <w:tcW w:w="1361" w:type="dxa"/>
             <w:shd w:val="clear" w:color="auto" w:fill="FFFFFF"/>
             <w:tcMar>
               <w:top w:w="100" w:type="dxa"/>
@@ -13629,7 +13891,7 @@
         </w:tc>
         <w:tc>
           <w:tcPr>
-            <w:tcW w:w="1296" w:type="dxa"/>
+            <w:tcW w:w="1361" w:type="dxa"/>
             <w:shd w:val="clear" w:color="auto" w:fill="FFFFFF"/>
             <w:tcMar>
               <w:top w:w="100" w:type="dxa"/>
@@ -13668,7 +13930,7 @@
         </w:trPr>
         <w:tc>
           <w:tcPr>
-            <w:tcW w:w="2592" w:type="dxa"/>
+            <w:tcW w:w="1413" w:type="dxa"/>
             <w:shd w:val="clear" w:color="auto" w:fill="F2F7F5"/>
             <w:tcMar>
               <w:top w:w="100" w:type="dxa"/>
@@ -13702,7 +13964,7 @@
         </w:tc>
         <w:tc>
           <w:tcPr>
-            <w:tcW w:w="1296" w:type="dxa"/>
+            <w:tcW w:w="1134" w:type="dxa"/>
             <w:shd w:val="clear" w:color="auto" w:fill="F2F7F5"/>
             <w:tcMar>
               <w:top w:w="100" w:type="dxa"/>
@@ -13736,7 +13998,7 @@
         </w:tc>
         <w:tc>
           <w:tcPr>
-            <w:tcW w:w="1296" w:type="dxa"/>
+            <w:tcW w:w="1559" w:type="dxa"/>
             <w:shd w:val="clear" w:color="auto" w:fill="F2F7F5"/>
             <w:tcMar>
               <w:top w:w="100" w:type="dxa"/>
@@ -13770,7 +14032,7 @@
         </w:tc>
         <w:tc>
           <w:tcPr>
-            <w:tcW w:w="864" w:type="dxa"/>
+            <w:tcW w:w="1134" w:type="dxa"/>
             <w:shd w:val="clear" w:color="auto" w:fill="F2F7F5"/>
             <w:tcMar>
               <w:top w:w="100" w:type="dxa"/>
@@ -13804,7 +14066,7 @@
         </w:tc>
         <w:tc>
           <w:tcPr>
-            <w:tcW w:w="1440" w:type="dxa"/>
+            <w:tcW w:w="1871" w:type="dxa"/>
             <w:shd w:val="clear" w:color="auto" w:fill="F2F7F5"/>
             <w:tcMar>
               <w:top w:w="100" w:type="dxa"/>
@@ -13838,7 +14100,7 @@
         </w:tc>
         <w:tc>
           <w:tcPr>
-            <w:tcW w:w="1152" w:type="dxa"/>
+            <w:tcW w:w="1083" w:type="dxa"/>
             <w:shd w:val="clear" w:color="auto" w:fill="F2F7F5"/>
             <w:tcMar>
               <w:top w:w="100" w:type="dxa"/>
@@ -13872,7 +14134,7 @@
         </w:tc>
         <w:tc>
           <w:tcPr>
-            <w:tcW w:w="1584" w:type="dxa"/>
+            <w:tcW w:w="1361" w:type="dxa"/>
             <w:shd w:val="clear" w:color="auto" w:fill="F2F7F5"/>
             <w:tcMar>
               <w:top w:w="100" w:type="dxa"/>
@@ -13906,7 +14168,7 @@
         </w:tc>
         <w:tc>
           <w:tcPr>
-            <w:tcW w:w="1296" w:type="dxa"/>
+            <w:tcW w:w="1361" w:type="dxa"/>
             <w:shd w:val="clear" w:color="auto" w:fill="F2F7F5"/>
             <w:tcMar>
               <w:top w:w="100" w:type="dxa"/>
@@ -13945,7 +14207,7 @@
         </w:trPr>
         <w:tc>
           <w:tcPr>
-            <w:tcW w:w="2592" w:type="dxa"/>
+            <w:tcW w:w="1413" w:type="dxa"/>
             <w:shd w:val="clear" w:color="auto" w:fill="FFFFFF"/>
             <w:tcMar>
               <w:top w:w="100" w:type="dxa"/>
@@ -13979,7 +14241,7 @@
         </w:tc>
         <w:tc>
           <w:tcPr>
-            <w:tcW w:w="1296" w:type="dxa"/>
+            <w:tcW w:w="1134" w:type="dxa"/>
             <w:shd w:val="clear" w:color="auto" w:fill="FFFFFF"/>
             <w:tcMar>
               <w:top w:w="100" w:type="dxa"/>
@@ -14013,7 +14275,7 @@
         </w:tc>
         <w:tc>
           <w:tcPr>
-            <w:tcW w:w="1296" w:type="dxa"/>
+            <w:tcW w:w="1559" w:type="dxa"/>
             <w:shd w:val="clear" w:color="auto" w:fill="FFFFFF"/>
             <w:tcMar>
               <w:top w:w="100" w:type="dxa"/>
@@ -14047,7 +14309,7 @@
         </w:tc>
         <w:tc>
           <w:tcPr>
-            <w:tcW w:w="864" w:type="dxa"/>
+            <w:tcW w:w="1134" w:type="dxa"/>
             <w:shd w:val="clear" w:color="auto" w:fill="FFFFFF"/>
             <w:tcMar>
               <w:top w:w="100" w:type="dxa"/>
@@ -14081,7 +14343,7 @@
         </w:tc>
         <w:tc>
           <w:tcPr>
-            <w:tcW w:w="1440" w:type="dxa"/>
+            <w:tcW w:w="1871" w:type="dxa"/>
             <w:shd w:val="clear" w:color="auto" w:fill="FFFFFF"/>
             <w:tcMar>
               <w:top w:w="100" w:type="dxa"/>
@@ -14115,7 +14377,7 @@
         </w:tc>
         <w:tc>
           <w:tcPr>
-            <w:tcW w:w="1152" w:type="dxa"/>
+            <w:tcW w:w="1083" w:type="dxa"/>
             <w:shd w:val="clear" w:color="auto" w:fill="FFFFFF"/>
             <w:tcMar>
               <w:top w:w="100" w:type="dxa"/>
@@ -14149,7 +14411,7 @@
         </w:tc>
         <w:tc>
           <w:tcPr>
-            <w:tcW w:w="1584" w:type="dxa"/>
+            <w:tcW w:w="1361" w:type="dxa"/>
             <w:shd w:val="clear" w:color="auto" w:fill="FFFFFF"/>
             <w:tcMar>
               <w:top w:w="100" w:type="dxa"/>
@@ -14183,7 +14445,7 @@
         </w:tc>
         <w:tc>
           <w:tcPr>
-            <w:tcW w:w="1296" w:type="dxa"/>
+            <w:tcW w:w="1361" w:type="dxa"/>
             <w:shd w:val="clear" w:color="auto" w:fill="FFFFFF"/>
             <w:tcMar>
               <w:top w:w="100" w:type="dxa"/>
@@ -14222,7 +14484,7 @@
         </w:trPr>
         <w:tc>
           <w:tcPr>
-            <w:tcW w:w="2592" w:type="dxa"/>
+            <w:tcW w:w="1413" w:type="dxa"/>
             <w:shd w:val="clear" w:color="auto" w:fill="F2F7F5"/>
             <w:tcMar>
               <w:top w:w="100" w:type="dxa"/>
@@ -14256,7 +14518,7 @@
         </w:tc>
         <w:tc>
           <w:tcPr>
-            <w:tcW w:w="1296" w:type="dxa"/>
+            <w:tcW w:w="1134" w:type="dxa"/>
             <w:shd w:val="clear" w:color="auto" w:fill="F2F7F5"/>
             <w:tcMar>
               <w:top w:w="100" w:type="dxa"/>
@@ -14290,7 +14552,7 @@
         </w:tc>
         <w:tc>
           <w:tcPr>
-            <w:tcW w:w="1296" w:type="dxa"/>
+            <w:tcW w:w="1559" w:type="dxa"/>
             <w:shd w:val="clear" w:color="auto" w:fill="F2F7F5"/>
             <w:tcMar>
               <w:top w:w="100" w:type="dxa"/>
@@ -14324,7 +14586,7 @@
         </w:tc>
         <w:tc>
           <w:tcPr>
-            <w:tcW w:w="864" w:type="dxa"/>
+            <w:tcW w:w="1134" w:type="dxa"/>
             <w:shd w:val="clear" w:color="auto" w:fill="F2F7F5"/>
             <w:tcMar>
               <w:top w:w="100" w:type="dxa"/>
@@ -14358,7 +14620,7 @@
         </w:tc>
         <w:tc>
           <w:tcPr>
-            <w:tcW w:w="1440" w:type="dxa"/>
+            <w:tcW w:w="1871" w:type="dxa"/>
             <w:shd w:val="clear" w:color="auto" w:fill="F2F7F5"/>
             <w:tcMar>
               <w:top w:w="100" w:type="dxa"/>
@@ -14392,7 +14654,7 @@
         </w:tc>
         <w:tc>
           <w:tcPr>
-            <w:tcW w:w="1152" w:type="dxa"/>
+            <w:tcW w:w="1083" w:type="dxa"/>
             <w:shd w:val="clear" w:color="auto" w:fill="F2F7F5"/>
             <w:tcMar>
               <w:top w:w="100" w:type="dxa"/>
@@ -14426,7 +14688,7 @@
         </w:tc>
         <w:tc>
           <w:tcPr>
-            <w:tcW w:w="1584" w:type="dxa"/>
+            <w:tcW w:w="1361" w:type="dxa"/>
             <w:shd w:val="clear" w:color="auto" w:fill="F2F7F5"/>
             <w:tcMar>
               <w:top w:w="100" w:type="dxa"/>
@@ -14460,7 +14722,7 @@
         </w:tc>
         <w:tc>
           <w:tcPr>
-            <w:tcW w:w="1296" w:type="dxa"/>
+            <w:tcW w:w="1361" w:type="dxa"/>
             <w:shd w:val="clear" w:color="auto" w:fill="F2F7F5"/>
             <w:tcMar>
               <w:top w:w="100" w:type="dxa"/>
@@ -14499,7 +14761,7 @@
         </w:trPr>
         <w:tc>
           <w:tcPr>
-            <w:tcW w:w="2592" w:type="dxa"/>
+            <w:tcW w:w="1413" w:type="dxa"/>
             <w:shd w:val="clear" w:color="auto" w:fill="FFFFFF"/>
             <w:tcMar>
               <w:top w:w="100" w:type="dxa"/>
@@ -14533,7 +14795,7 @@
         </w:tc>
         <w:tc>
           <w:tcPr>
-            <w:tcW w:w="1296" w:type="dxa"/>
+            <w:tcW w:w="1134" w:type="dxa"/>
             <w:shd w:val="clear" w:color="auto" w:fill="FFFFFF"/>
             <w:tcMar>
               <w:top w:w="100" w:type="dxa"/>
@@ -14567,7 +14829,7 @@
         </w:tc>
         <w:tc>
           <w:tcPr>
-            <w:tcW w:w="1296" w:type="dxa"/>
+            <w:tcW w:w="1559" w:type="dxa"/>
             <w:shd w:val="clear" w:color="auto" w:fill="FFFFFF"/>
             <w:tcMar>
               <w:top w:w="100" w:type="dxa"/>
@@ -14601,7 +14863,7 @@
         </w:tc>
         <w:tc>
           <w:tcPr>
-            <w:tcW w:w="864" w:type="dxa"/>
+            <w:tcW w:w="1134" w:type="dxa"/>
             <w:shd w:val="clear" w:color="auto" w:fill="FFFFFF"/>
             <w:tcMar>
               <w:top w:w="100" w:type="dxa"/>
@@ -14635,7 +14897,7 @@
         </w:tc>
         <w:tc>
           <w:tcPr>
-            <w:tcW w:w="1440" w:type="dxa"/>
+            <w:tcW w:w="1871" w:type="dxa"/>
             <w:shd w:val="clear" w:color="auto" w:fill="FFFFFF"/>
             <w:tcMar>
               <w:top w:w="100" w:type="dxa"/>
@@ -14669,7 +14931,7 @@
         </w:tc>
         <w:tc>
           <w:tcPr>
-            <w:tcW w:w="1152" w:type="dxa"/>
+            <w:tcW w:w="1083" w:type="dxa"/>
             <w:shd w:val="clear" w:color="auto" w:fill="FFFFFF"/>
             <w:tcMar>
               <w:top w:w="100" w:type="dxa"/>
@@ -14703,7 +14965,7 @@
         </w:tc>
         <w:tc>
           <w:tcPr>
-            <w:tcW w:w="1584" w:type="dxa"/>
+            <w:tcW w:w="1361" w:type="dxa"/>
             <w:shd w:val="clear" w:color="auto" w:fill="FFFFFF"/>
             <w:tcMar>
               <w:top w:w="100" w:type="dxa"/>
@@ -14737,7 +14999,7 @@
         </w:tc>
         <w:tc>
           <w:tcPr>
-            <w:tcW w:w="1296" w:type="dxa"/>
+            <w:tcW w:w="1361" w:type="dxa"/>
             <w:shd w:val="clear" w:color="auto" w:fill="FFFFFF"/>
             <w:tcMar>
               <w:top w:w="100" w:type="dxa"/>
@@ -14751,6 +15013,7 @@
           <w:p>
             <w:pPr>
               <w:pStyle w:val="LegendaInferior"/>
+              <w:keepNext/>
               <w:rPr>
                 <w:rFonts w:cs="Arial"/>
                 <w:sz w:val="24"/>
@@ -14773,448 +15036,1091 @@
     </w:tbl>
     <w:p>
       <w:pPr>
+        <w:pStyle w:val="LegendaInferior"/>
+      </w:pPr>
+      <w:r>
+        <w:lastRenderedPageBreak/>
+        <w:t xml:space="preserve">Fonte: </w:t>
+      </w:r>
+      <w:r>
+        <w:t>Os autores, 2026, com base nas fontes citadas ao longo desta seção. Legenda: quando uma informação não pôde ser confirmada em fonte confiável consultada, ela foi registrada como "não identificada"/"não identificado", conforme orientação metodológica desta análise.</w:t>
+      </w:r>
+    </w:p>
+    <w:p>
+      <w:pPr>
+        <w:pStyle w:val="Ttulo3"/>
+      </w:pPr>
+      <w:bookmarkStart w:id="57" w:name="_Toc236759084"/>
+      <w:r>
+        <w:t>Concorrentes diretos e soluções mais próximas</w:t>
+      </w:r>
+      <w:bookmarkEnd w:id="57"/>
+    </w:p>
+    <w:p>
+      <w:r>
+        <w:t xml:space="preserve">Dentro do conjunto de fontes analisadas nesta pesquisa, não foi identificada uma solução que combine de forma integral gamificação aplicada ao cultivo, gestão de atividades de horta e participação estruturada de alunos, professores e gestores escolares. Encontram-se, no entanto, soluções que se aproximam parcialmente dessa proposta, cada uma cobrindo apenas uma ou algumas das dimensões do </w:t>
+      </w:r>
+      <w:proofErr w:type="spellStart"/>
+      <w:r>
+        <w:t>Viridis</w:t>
+      </w:r>
+      <w:proofErr w:type="spellEnd"/>
+      <w:r>
+        <w:t xml:space="preserve">, </w:t>
+      </w:r>
+      <w:r>
+        <w:t xml:space="preserve">e a nova rodada de buscas conduzida para esta revisão identificou um concorrente brasileiro adicional, mais próximo do </w:t>
+      </w:r>
+      <w:proofErr w:type="spellStart"/>
+      <w:r>
+        <w:t>Viridis</w:t>
+      </w:r>
+      <w:proofErr w:type="spellEnd"/>
+      <w:r>
+        <w:t xml:space="preserve"> na dimensão específica de gestão de horta escolar.</w:t>
+      </w:r>
+    </w:p>
+    <w:p>
+      <w:r>
+        <w:t xml:space="preserve">Entre as soluções brasileiras mais recentes, destaca-se o aplicativo Green </w:t>
+      </w:r>
+      <w:proofErr w:type="spellStart"/>
+      <w:r>
+        <w:t>School</w:t>
+      </w:r>
+      <w:proofErr w:type="spellEnd"/>
+      <w:r>
+        <w:t xml:space="preserve"> (Matos &amp; Gaspar, 2025), desenvolvido por pesquisadoras da Faculdade de Tecnologia de Praia Grande, unidade do Centro Paula Souza, e testado em 2025 por dois professores e dez alunos de uma escola estadual de Ensino Médio e técnico de Praia Grande (SP). O aplicativo permite registrar o ciclo de plantio, colheita e compostagem de uma horta orgânica escolar real, por meio de funcionalidades de calendário de atividades, tutorial, anotações, mensagens e fotos, distribuídas entre dois perfis de acesso: professores/orientadores e alunos. Por sua finalidade, o Green </w:t>
+      </w:r>
+      <w:proofErr w:type="spellStart"/>
+      <w:r>
+        <w:t>School</w:t>
+      </w:r>
+      <w:proofErr w:type="spellEnd"/>
+      <w:r>
+        <w:t xml:space="preserve"> constitui, entre as fontes consultadas, a iniciativa brasileira mais diretamente comparável ao </w:t>
+      </w:r>
+      <w:proofErr w:type="spellStart"/>
+      <w:r>
+        <w:t>Viridis</w:t>
+      </w:r>
+      <w:proofErr w:type="spellEnd"/>
+      <w:r>
+        <w:t xml:space="preserve"> na dimensão de gestão de horta. Contudo, o aplicativo não incorpora elementos de gamificação: não há pontuação, níveis, missões, </w:t>
+      </w:r>
+      <w:proofErr w:type="spellStart"/>
+      <w:r>
+        <w:t>quizzes</w:t>
+      </w:r>
+      <w:proofErr w:type="spellEnd"/>
+      <w:r>
+        <w:t>, experiência (XP) ou trilha de aprendizagem progressiva, e o registro depende de inserção manual. Tampouco foi identificado um terceiro perfil de gestor escolar.</w:t>
+      </w:r>
+    </w:p>
+    <w:p>
+      <w:r>
+        <w:t xml:space="preserve">O </w:t>
+      </w:r>
+      <w:proofErr w:type="spellStart"/>
+      <w:r>
+        <w:t>Edukatu</w:t>
+      </w:r>
+      <w:proofErr w:type="spellEnd"/>
+      <w:r>
+        <w:t xml:space="preserve">, rede de aprendizagem mantida pelo Instituto Akatu com apoio institucional dos Ministérios do Meio Ambiente e da Educação, é a iniciativa que mais se aproxima do </w:t>
+      </w:r>
+      <w:proofErr w:type="spellStart"/>
+      <w:r>
+        <w:t>Viridis</w:t>
+      </w:r>
+      <w:proofErr w:type="spellEnd"/>
+      <w:r>
+        <w:t xml:space="preserve"> do ponto de vista da gamificação estruturada: reúne alunos e professores em torno de atividades lúdicas organizadas em "circuitos", com concessão de medalhas. Sua finalidade, contudo, é a sustentabilidade e o consumo consciente de forma ampla, sem foco específico em cultivo ou manutenção de hortas, e sem um sistema de pontuação trocável por recompensas concretas.</w:t>
+      </w:r>
+    </w:p>
+    <w:p>
+      <w:r>
+        <w:lastRenderedPageBreak/>
+        <w:t xml:space="preserve">A plataforma </w:t>
+      </w:r>
+      <w:proofErr w:type="spellStart"/>
+      <w:r>
+        <w:t>Classcraft</w:t>
+      </w:r>
+      <w:proofErr w:type="spellEnd"/>
+      <w:r>
+        <w:t xml:space="preserve"> é a que mais se aproxima do </w:t>
+      </w:r>
+      <w:proofErr w:type="spellStart"/>
+      <w:r>
+        <w:t>Viridis</w:t>
+      </w:r>
+      <w:proofErr w:type="spellEnd"/>
+      <w:r>
+        <w:t xml:space="preserve"> do ponto de vista da mecânica de jogo: nela, os alunos criam personagens que acumulam pontos de experiência, participam de missões definidas pelo professor e integram sistemas de recompensa dentro do ambiente de sala de aula (</w:t>
+      </w:r>
+      <w:proofErr w:type="spellStart"/>
+      <w:r>
+        <w:t>Seadco</w:t>
+      </w:r>
+      <w:proofErr w:type="spellEnd"/>
+      <w:r>
+        <w:t xml:space="preserve">, [s.d.]). Trata-se, entretanto, de uma ferramenta genérica de gestão de turma, sem qualquer relação com atividades de cultivo, hortas </w:t>
+      </w:r>
+      <w:r>
+        <w:t>ou educ</w:t>
+      </w:r>
+      <w:r>
+        <w:t>ação ambiental.</w:t>
+      </w:r>
+    </w:p>
+    <w:p>
+      <w:pPr>
+        <w:pStyle w:val="Ttulo3"/>
+      </w:pPr>
+      <w:bookmarkStart w:id="58" w:name="_Toc236759085"/>
+      <w:r>
+        <w:t>Concorrentes indiretos e iniciativas semelhantes</w:t>
+      </w:r>
+      <w:bookmarkEnd w:id="58"/>
+    </w:p>
+    <w:p>
+      <w:r>
+        <w:t xml:space="preserve">Além dessas soluções mais próximas, foram identificadas iniciativas indiretas em cada uma das categorias de </w:t>
+      </w:r>
+      <w:r>
+        <w:t xml:space="preserve">análise propostas. No campo dos aplicativos e plataformas de jardinagem ou cultivo, destacam-se o Cultivar! Brasil e o </w:t>
+      </w:r>
+      <w:proofErr w:type="spellStart"/>
+      <w:r>
+        <w:t>Plantit</w:t>
+      </w:r>
+      <w:proofErr w:type="spellEnd"/>
+      <w:r>
+        <w:t>, além de aplicativos de identificação e cuidado de plantas (</w:t>
+      </w:r>
+      <w:proofErr w:type="spellStart"/>
+      <w:r>
+        <w:t>PictureThis</w:t>
+      </w:r>
+      <w:proofErr w:type="spellEnd"/>
+      <w:r>
+        <w:t xml:space="preserve">, Planta, Meu Jardim). No campo do gerenciamento de hortas, destaca-se o Horta Fácil (Conrado et al., 2011), voltado a horticultores e extensionistas. No campo dos projetos de hortas escolares, destacam-se o Projeto Educando com a Horta Escolar (FNDE/MEC/UnB), as diretrizes da SME de São Paulo e o programa Hortas Cariocas (Prefeitura do Rio). No campo da educação ambiental, destacam-se o </w:t>
+      </w:r>
+      <w:proofErr w:type="spellStart"/>
+      <w:r>
+        <w:t>ProNEA</w:t>
+      </w:r>
+      <w:proofErr w:type="spellEnd"/>
+      <w:r>
+        <w:t xml:space="preserve"> (MEC/MMA), o PNAE e o aplicativo </w:t>
+      </w:r>
+      <w:proofErr w:type="spellStart"/>
+      <w:r>
+        <w:t>RangoMania</w:t>
+      </w:r>
+      <w:proofErr w:type="spellEnd"/>
+      <w:r>
+        <w:t xml:space="preserve">. Por fim, o </w:t>
+      </w:r>
+      <w:proofErr w:type="spellStart"/>
+      <w:r>
+        <w:t>Habitica</w:t>
+      </w:r>
+      <w:proofErr w:type="spellEnd"/>
+      <w:r>
+        <w:t xml:space="preserve"> representa um caso relevante de gamificação de hábitos cotidianos em formato RPG, mas sem qualquer</w:t>
+      </w:r>
+      <w:r>
+        <w:t xml:space="preserve"> relação com hortas ou contexto escolar.</w:t>
+      </w:r>
+    </w:p>
+    <w:p>
+      <w:pPr>
+        <w:pStyle w:val="Ttulo3"/>
+      </w:pPr>
+      <w:bookmarkStart w:id="59" w:name="_Toc236759086"/>
+      <w:r>
+        <w:t>Soluções de aprendizagem sobre cultivo</w:t>
+      </w:r>
+      <w:bookmarkEnd w:id="59"/>
+    </w:p>
+    <w:p>
+      <w:r>
+        <w:t>Uma das questões levantadas para esta revisão foi verificar se já existe uma plataforma que funcione como uma espécie de "</w:t>
+      </w:r>
+      <w:proofErr w:type="spellStart"/>
+      <w:r>
+        <w:t>Duolingo</w:t>
+      </w:r>
+      <w:proofErr w:type="spellEnd"/>
+      <w:r>
+        <w:t xml:space="preserve"> da horta", ensinando cultivo por meio de conteúdos progressivos, questionários e gamificação. Não foi localizado nenhum trabalho acadêmico nacional que implemente explicitamente o conceito de trilha </w:t>
+      </w:r>
+      <w:proofErr w:type="spellStart"/>
+      <w:r>
+        <w:t>gamificada</w:t>
+      </w:r>
+      <w:proofErr w:type="spellEnd"/>
+      <w:r>
+        <w:t xml:space="preserve"> de aprendizagem sobre cultivo nos moldes do </w:t>
+      </w:r>
+      <w:proofErr w:type="spellStart"/>
+      <w:r>
+        <w:t>Duolingo</w:t>
+      </w:r>
+      <w:proofErr w:type="spellEnd"/>
+      <w:r>
+        <w:t xml:space="preserve">. A aproximação mais próxima identificada foi o aplicativo internacional </w:t>
+      </w:r>
+      <w:proofErr w:type="spellStart"/>
+      <w:r>
+        <w:t>AsparGo</w:t>
+      </w:r>
+      <w:proofErr w:type="spellEnd"/>
+      <w:r>
+        <w:t>, de origem australiana, que organiza o aprendizado em missões curtas e progressivas, desbloqueando cartões de conhecimento e concedendo pontos de experiência (XP) e insígnias.</w:t>
+      </w:r>
+    </w:p>
+    <w:p>
+      <w:r>
+        <w:t xml:space="preserve">O </w:t>
+      </w:r>
+      <w:proofErr w:type="spellStart"/>
+      <w:r>
+        <w:t>AsparGo</w:t>
+      </w:r>
+      <w:proofErr w:type="spellEnd"/>
+      <w:r>
+        <w:t xml:space="preserve"> apresenta diferenças relevantes em relação ao </w:t>
+      </w:r>
+      <w:proofErr w:type="spellStart"/>
+      <w:r>
+        <w:t>Viridis</w:t>
+      </w:r>
+      <w:proofErr w:type="spellEnd"/>
+      <w:r>
+        <w:t xml:space="preserve">: é voltado à jardinagem doméstica individual, sem vínculo com hortas escolares, sem perfis </w:t>
+      </w:r>
+      <w:r>
+        <w:lastRenderedPageBreak/>
+        <w:t xml:space="preserve">institucionais de aluno, professor ou gestor, sem quiz no sentido estrito e com documentação majoritariamente em inglês. A combinação específica pretendida pela aba educacional do </w:t>
+      </w:r>
+      <w:proofErr w:type="spellStart"/>
+      <w:r>
+        <w:t>Viridis</w:t>
+      </w:r>
+      <w:proofErr w:type="spellEnd"/>
+      <w:r>
+        <w:t xml:space="preserve"> (trilha de aprendizagem sobre cultivo de horta, com </w:t>
+      </w:r>
+      <w:proofErr w:type="spellStart"/>
+      <w:r>
+        <w:t>quizzes</w:t>
+      </w:r>
+      <w:proofErr w:type="spellEnd"/>
+      <w:r>
+        <w:t>, missões, XP, níveis e conquistas, integrada a um contexto escolar brasileiro com perfis de aluno, professor e gestor) não foi encontrada, de forma integral, em nenhuma das fontes consultadas.</w:t>
+      </w:r>
+    </w:p>
+    <w:p>
+      <w:pPr>
+        <w:ind w:firstLine="0"/>
+      </w:pPr>
+      <w:r>
+        <w:t>MORGADO, Fernanda. A horta escolar na educação ambiental e alimentar: experiência do Projeto Horta Viva nas escolas municipais de Florianópolis. 2006. 45 f. Relatório de Conclusão de Graduação (Graduação em Agronomia) – Universidade Federal de Santa Catarina, Florianópolis, 2006. Disponível em: https://repositorio.ufsc.br/bitstream/handle/123456789/118768/230911.pdf. Acesso em: 5 maio 2026.</w:t>
+      </w:r>
+    </w:p>
+    <w:p>
+      <w:r>
+        <w:t>MORGADO, Fernanda. A horta escolar na educação ambiental e alimentar: experiência do Projeto Horta Viva nas escolas municipais de Florianópolis. 2006.</w:t>
+      </w:r>
+    </w:p>
+    <w:p>
+      <w:r>
+        <w:t>GADOTTI, M. Educar para a sustentabilidade: uma contribuição à década da educação para o desenvolvimento sustentável. São Paulo: Editora e Livraria Instituto Paulo Freire, p. 61-86, 2008.</w:t>
+      </w:r>
+    </w:p>
+    <w:p>
+      <w:r>
+        <w:t xml:space="preserve">CONRADO, Thiago V.; MALUF, Wilson Roberto; SILVA, Ernani C. </w:t>
+      </w:r>
+      <w:proofErr w:type="spellStart"/>
+      <w:r>
+        <w:t>da</w:t>
+      </w:r>
+      <w:proofErr w:type="spellEnd"/>
+      <w:r>
+        <w:t>; GOMES, Luiz Antônio Augusto. Horta Fácil: software para o planejamento, dimensionamento e gerenciamento de hortas em geral. Horticultura Brasileira, v. 29, n. 3, p. 435-441, 2011. Disponível em: https://www.scielo.br/j/hb/a/sFyrfcdfSkgD6kWQgjZpKWM/?lang=pt. Acesso em: 29 jul. 2026.</w:t>
+      </w:r>
+    </w:p>
+    <w:p>
+      <w:r>
+        <w:t>KANDLER, Rodrigo. EDUCAÇÃO AMBIENTAL: HORTA ESCOLAR, UMA EXPERIÊNCIA EM EDUCAÇÃO. Ágora: revista de divulgação científica, v. 16, n. 2esp., p. 642–645, 2012. Disponível em: https://www.periodicos.unc.br/index.php/agora/article/view/153. Acesso em: 10 jun. 2026.</w:t>
+      </w:r>
+    </w:p>
+    <w:p>
+      <w:r>
+        <w:t>KANDLER, Rodrigo. Educação ambiental: horta escolar, uma experiência em educação. Ágora: revista de divulgação científica, v. 16, n. 2esp., p. 642–645, 2012. Disponível em: https://www.periodicos.unc.br/index.php/agora/article/view/153. Acesso em: 10 jun. 2026.</w:t>
+      </w:r>
+    </w:p>
+    <w:p>
+      <w:r>
+        <w:lastRenderedPageBreak/>
+        <w:t xml:space="preserve">VIANNA, Maurício; VIANNA, </w:t>
+      </w:r>
+      <w:proofErr w:type="spellStart"/>
+      <w:r>
+        <w:t>Ysmar</w:t>
+      </w:r>
+      <w:proofErr w:type="spellEnd"/>
+      <w:r>
+        <w:t xml:space="preserve">; ADLER, Isabel K.; LUCENA, Brenda; RUSSO, Beatriz. Design </w:t>
+      </w:r>
+      <w:proofErr w:type="spellStart"/>
+      <w:r>
+        <w:t>Thinking</w:t>
+      </w:r>
+      <w:proofErr w:type="spellEnd"/>
+      <w:r>
+        <w:t>: inovação em negócios. Rio de Janeiro: MJV Press, 2012.</w:t>
+      </w:r>
+    </w:p>
+    <w:p>
+      <w:r>
+        <w:t>FADEL, Luciane Maria; ULBRICHT, Vania Ribas; BATISTA, Cláudia Regina; VANZIN, Tarcísio. Gamificação na Educação. São Paulo: Pimenta Cultural, 2014.</w:t>
+      </w:r>
+    </w:p>
+    <w:p>
+      <w:r>
+        <w:t xml:space="preserve">LOPES, João Carlos </w:t>
+      </w:r>
+      <w:proofErr w:type="spellStart"/>
+      <w:r>
+        <w:t>Raguzzoni</w:t>
+      </w:r>
+      <w:proofErr w:type="spellEnd"/>
+      <w:r>
+        <w:t>. Conhecimentos populares dos alunos como referência para o ensino de Botânica no Ensino Médio. 2018. Dissertação (Mestrado) – Universidade Federal Rural do Rio de Janeiro (UFRRJ), Seropédica, 2018. Disponível em: https://rima.ufrrj.br/jspui/handle/20.500.14407/14961. Acesso em: 7 maio 2026.</w:t>
+      </w:r>
+    </w:p>
+    <w:p>
+      <w:r>
+        <w:t xml:space="preserve">BARCELOS, Carlos. Diagrama de casos de uso. Documentação UML, </w:t>
+      </w:r>
+      <w:proofErr w:type="spellStart"/>
+      <w:r>
+        <w:t>Medium</w:t>
+      </w:r>
+      <w:proofErr w:type="spellEnd"/>
+      <w:r>
+        <w:t>, 2019. Disponível em: https://medium.com/documentaçao-uml/diagrama-de-casos-de-uso-b13221668fed. Acesso em: 18 jun. 2026.</w:t>
+      </w:r>
+    </w:p>
+    <w:p>
+      <w:r>
+        <w:t>IPEA – INSTITUTO DE PESQUISA ECONÔMICA APLICADA. ODS 4 – Educação de Qualidade. Brasília, DF: Ipea, [2019?]. Disponível em: https://www.ipea.gov.br/ods/ods4.html. Acesso em: 7 maio 2026.</w:t>
+      </w:r>
+    </w:p>
+    <w:p>
+      <w:r>
+        <w:t xml:space="preserve">MOREIRA, G. L. da R.; KNOLL, G. F. Elementos de gamificação no aplicativo </w:t>
+      </w:r>
+      <w:proofErr w:type="spellStart"/>
+      <w:r>
+        <w:t>Duolingo</w:t>
+      </w:r>
+      <w:proofErr w:type="spellEnd"/>
+      <w:r>
+        <w:t xml:space="preserve">. </w:t>
+      </w:r>
+      <w:proofErr w:type="spellStart"/>
+      <w:r>
+        <w:t>Disciplinarum</w:t>
+      </w:r>
+      <w:proofErr w:type="spellEnd"/>
+      <w:r>
+        <w:t xml:space="preserve"> </w:t>
+      </w:r>
+      <w:proofErr w:type="spellStart"/>
+      <w:r>
+        <w:t>Scientia</w:t>
+      </w:r>
+      <w:proofErr w:type="spellEnd"/>
+      <w:r>
+        <w:t xml:space="preserve"> | Ciências Humanas, Santa Maria (RS, Brasil), v. 19, n. 2, p. 205–214, 2019. Disponível em: https://periodicos.ufn.edu.br/index.php/disciplinarumCH/article/view/2923. Acesso em: 14 jun. 2026.</w:t>
+      </w:r>
+    </w:p>
+    <w:p>
+      <w:r>
+        <w:t xml:space="preserve">MOREIRA, G. L. da R.; KNOLL, G. F. Elementos de gamificação no aplicativo </w:t>
+      </w:r>
+      <w:proofErr w:type="spellStart"/>
+      <w:r>
+        <w:t>Duolingo</w:t>
+      </w:r>
+      <w:proofErr w:type="spellEnd"/>
+      <w:r>
+        <w:t xml:space="preserve">. </w:t>
+      </w:r>
+      <w:proofErr w:type="spellStart"/>
+      <w:r>
+        <w:t>Disciplinarum</w:t>
+      </w:r>
+      <w:proofErr w:type="spellEnd"/>
+      <w:r>
+        <w:t xml:space="preserve"> </w:t>
+      </w:r>
+      <w:proofErr w:type="spellStart"/>
+      <w:r>
+        <w:t>Scientia</w:t>
+      </w:r>
+      <w:proofErr w:type="spellEnd"/>
+      <w:r>
+        <w:t xml:space="preserve"> | Ciências Humanas, Santa Maria (RS, Brasil), v. 19, n. 2, p. 205–214, 2019. Disponível em: https://periodicos.ufn.edu.br/index.php/disciplinarumCH/article/view/2923. Acesso em: 14 jun. 2026.</w:t>
+      </w:r>
+    </w:p>
+    <w:p>
+      <w:r>
+        <w:t>INSTITUTO AKATU. Instituto Akatu lança aplicativo que incentiva alimentação saudável para jovens. [</w:t>
+      </w:r>
+      <w:proofErr w:type="spellStart"/>
+      <w:r>
+        <w:t>S.l</w:t>
+      </w:r>
+      <w:proofErr w:type="spellEnd"/>
+      <w:r>
+        <w:t>.], [2021?]. Disponível em: https://akatu.org.br/instituto-akatu-lanca-aplicativo-que-incentiva-alimentacao-saudavel-para-jovens/. Acesso em: 29 jul. 2026.</w:t>
+      </w:r>
+    </w:p>
+    <w:p>
+      <w:r>
+        <w:lastRenderedPageBreak/>
+        <w:t xml:space="preserve">SILVA, </w:t>
+      </w:r>
+      <w:proofErr w:type="spellStart"/>
+      <w:r>
+        <w:t>Ediner</w:t>
+      </w:r>
+      <w:proofErr w:type="spellEnd"/>
+      <w:r>
+        <w:t xml:space="preserve"> Costa da. A importância da catalogação, utilização e do cultivo de hortaliças e plantas medicinais para ensino e aprendizagem dos alunos em uma comunidade escolar. 2021. Trabalho de Conclusão de Curso (Especialização em Ensino de Ciências) – Universidade da Integração Internacional da Lusofonia Afro-Brasileira (UNILAB), Redenção, 2021. Disponível em: https://repositorio.unilab.edu.br/jspui/handle/123456789/6383. Acesso em: 7 maio 2026.</w:t>
+      </w:r>
+    </w:p>
+    <w:p>
+      <w:r>
+        <w:t xml:space="preserve">SILVA, </w:t>
+      </w:r>
+      <w:proofErr w:type="spellStart"/>
+      <w:r>
+        <w:t>Ediner</w:t>
+      </w:r>
+      <w:proofErr w:type="spellEnd"/>
+      <w:r>
+        <w:t xml:space="preserve"> Costa da. A importância da catalogação, utilização e do cultivo de hortaliças e plantas medicinais para ensino e aprendizagem dos alunos em uma comunidade escolar. 2021. Trabalho de Conclusão de Curso (Especialização em Ensino de Ciências) – Universidade da Integração Internacional da Lusofonia Afro-Brasileira (UNILAB), Redenção, 2021. Disponível em: https://repositorio.unilab.edu.br/jspui/handle/123456789/6383. Acesso em: 7 maio 2026.</w:t>
+      </w:r>
+    </w:p>
+    <w:p>
+      <w:r>
+        <w:t>ERWIN, Inc. Modelagem conceitual de dados. Disponível em: https://www.erwin.com/br-pt/solutions/data-modeling/conceptual.aspx. Acesso em: 17 jun. 2025.</w:t>
+      </w:r>
+    </w:p>
+    <w:p>
+      <w:r>
+        <w:t xml:space="preserve">MATOS, </w:t>
+      </w:r>
+      <w:proofErr w:type="spellStart"/>
+      <w:r>
+        <w:t>Janara</w:t>
+      </w:r>
+      <w:proofErr w:type="spellEnd"/>
+      <w:r>
+        <w:t xml:space="preserve"> de Camargo; GASPAR, Fabiana. Green </w:t>
+      </w:r>
+      <w:proofErr w:type="spellStart"/>
+      <w:r>
+        <w:t>School</w:t>
+      </w:r>
+      <w:proofErr w:type="spellEnd"/>
+      <w:r>
+        <w:t>: aplicativo para gerenciamento de horta escolar sustentável. Ensino &amp; Pesquisa, União da Vitória, v. 23, n. 1, p. 483-495, 2025. DOI: https://doi.org/10.33871/23594381.2025.23.1.9331. Acesso em: 29 jul. 2026.</w:t>
+      </w:r>
+    </w:p>
+    <w:p>
+      <w:r>
+        <w:t>NUNES, Ana Teixeira. A horta escolar como estratégia de ensino de Educação Ambiental em escolas públicas da Educação Básica de Catalão/GO. 2025. Trabalho de Conclusão de Curso – Instituto Federal Goiano, Catalão, 2025. Disponível em: https://repositorio.ifgoiano.edu.br/items/1d444033-a591-4abe-8f6b-1c9eb83ebe9e. Acesso em: 7 maio 2026.</w:t>
+      </w:r>
+    </w:p>
+    <w:p>
+      <w:r>
+        <w:t>OLIVEIRA, Paulo et al. SUSTENTABILIDADE NA EDUCAÇÃO: IMPACTOS E DESAFIOS. Revista Foco, v. 18, n. 4, p. 1-11, 2025. Disponível em: https://ojs.focopublicacoes.com.br/foco/article/view/8286/5856.  Acesso em: 5 maio 2026.</w:t>
+      </w:r>
+    </w:p>
+    <w:p>
+      <w:r>
+        <w:t xml:space="preserve">VENDRAMINI, William James. Horta escolar como atividade pedagógica para o desenvolvimento do protagonismo estudantil. Geografia: Ambiente, Educação e </w:t>
+      </w:r>
+      <w:r>
+        <w:lastRenderedPageBreak/>
+        <w:t>Sociedades, v. 4, n. 8, p. 91-104, 2025. Disponível em: https://periodicos.unemat.br/index.php/geoambes/article/view/14670. Acesso em: 7 maio 2026.</w:t>
+      </w:r>
+    </w:p>
+    <w:p>
+      <w:r>
+        <w:t>VENDRAMINI, William James. Horta escolar como atividade pedagógica para o desenvolvimento do protagonismo estudantil. Geografia: Ambiente, Educação e Sociedades, v. 4, n. 8, p. 91-104, 2025. Disponível em: https://periodicos.unemat.br/index.php/geoambes/article/view/14670. Acesso em: 7 maio 2026.</w:t>
+      </w:r>
+    </w:p>
+    <w:p>
+      <w:r>
+        <w:t xml:space="preserve">ALMEIDA, A. B. B. et al. Gamificação com o uso do </w:t>
+      </w:r>
+      <w:proofErr w:type="spellStart"/>
+      <w:proofErr w:type="gramStart"/>
+      <w:r>
+        <w:t>Kahoot</w:t>
+      </w:r>
+      <w:proofErr w:type="spellEnd"/>
+      <w:r>
+        <w:t>!:</w:t>
+      </w:r>
+      <w:proofErr w:type="gramEnd"/>
+      <w:r>
+        <w:t xml:space="preserve"> utilização de </w:t>
+      </w:r>
+      <w:proofErr w:type="spellStart"/>
+      <w:r>
+        <w:t>quizzes</w:t>
+      </w:r>
+      <w:proofErr w:type="spellEnd"/>
+      <w:r>
+        <w:t xml:space="preserve"> em sala de aula no Ensino Fundamental I. Revista Foco, v. 16, n. 11, e3782, 2023. Disponível em: https://doi.org/10.54751/revistafoco.v16n11-235. Acesso em: 29 jul. 2026.</w:t>
+      </w:r>
+    </w:p>
+    <w:p>
+      <w:r>
         <w:rPr>
           <w:lang w:val="en-US"/>
         </w:rPr>
-      </w:pPr>
-    </w:p>
-    <w:p>
-      <w:pPr>
-        <w:pStyle w:val="LegendaInferior"/>
-      </w:pPr>
-      <w:r>
-        <w:t>Fonte: Os autores, 2026, com base nas fontes citadas ao longo desta seção. Legenda: quando uma informação não pôde ser confirmada em fonte confiável consultada, ela foi registrada como "não identificada"/"não identificado", conforme orientação metodológica desta análise.</w:t>
-      </w:r>
-    </w:p>
-    <w:p>
-      <w:pPr>
-        <w:pStyle w:val="LegendaInferior"/>
-        <w:jc w:val="both"/>
-      </w:pPr>
+        <w:t xml:space="preserve">ASPARGO. </w:t>
+      </w:r>
+      <w:proofErr w:type="spellStart"/>
+      <w:r>
+        <w:rPr>
+          <w:lang w:val="en-US"/>
+        </w:rPr>
+        <w:t>AsparGo</w:t>
+      </w:r>
+      <w:proofErr w:type="spellEnd"/>
+      <w:r>
+        <w:rPr>
+          <w:lang w:val="en-US"/>
+        </w:rPr>
+        <w:t xml:space="preserve">: Learn How to Garden. </w:t>
+      </w:r>
+      <w:r>
+        <w:t>[</w:t>
+      </w:r>
+      <w:proofErr w:type="spellStart"/>
+      <w:r>
+        <w:t>S.l</w:t>
+      </w:r>
+      <w:proofErr w:type="spellEnd"/>
+      <w:r>
+        <w:t xml:space="preserve">.]: </w:t>
+      </w:r>
+      <w:proofErr w:type="spellStart"/>
+      <w:r>
+        <w:t>AsparGo</w:t>
+      </w:r>
+      <w:proofErr w:type="spellEnd"/>
+      <w:r>
+        <w:t xml:space="preserve"> </w:t>
+      </w:r>
+      <w:proofErr w:type="spellStart"/>
+      <w:r>
+        <w:t>Pty</w:t>
+      </w:r>
+      <w:proofErr w:type="spellEnd"/>
+      <w:r>
+        <w:t xml:space="preserve"> Ltd, [2023?]. Disponível em: https://www.aspargo.com.au. Acesso em: 29 jul. 2026.</w:t>
+      </w:r>
+    </w:p>
+    <w:p>
+      <w:pPr>
+        <w:rPr>
+          <w:lang w:val="en-US"/>
+        </w:rPr>
+      </w:pPr>
+      <w:r>
+        <w:rPr>
+          <w:lang w:val="en-US"/>
+        </w:rPr>
+        <w:t xml:space="preserve">SHORTT, Mitchell et al. Gamification in mobile-assisted language learning: a systematic review of Duolingo literature from public release of 2012 to early 2020. </w:t>
+      </w:r>
+      <w:r>
+        <w:rPr>
+          <w:lang w:val="en-US"/>
+        </w:rPr>
+        <w:t xml:space="preserve">Computer Assisted Language Learning, v. 36, n. 3, p. 517-554, 2023. DOI: 10.1080/09588221.2021.1933540. </w:t>
+      </w:r>
+      <w:proofErr w:type="spellStart"/>
+      <w:r>
+        <w:rPr>
+          <w:lang w:val="en-US"/>
+        </w:rPr>
+        <w:t>Disponível</w:t>
+      </w:r>
+      <w:proofErr w:type="spellEnd"/>
+      <w:r>
+        <w:rPr>
+          <w:lang w:val="en-US"/>
+        </w:rPr>
+        <w:t xml:space="preserve"> </w:t>
+      </w:r>
+      <w:proofErr w:type="spellStart"/>
+      <w:r>
+        <w:rPr>
+          <w:lang w:val="en-US"/>
+        </w:rPr>
+        <w:t>em</w:t>
+      </w:r>
+      <w:proofErr w:type="spellEnd"/>
+      <w:r>
+        <w:rPr>
+          <w:lang w:val="en-US"/>
+        </w:rPr>
+        <w:t xml:space="preserve">: https://www.researchgate.net/publication/351746804_Gamification_in_mobile-assisted_language_learning_A_systematic_review_of_Duolingo_literature_from_public_release_of_2012_to_early_2020#pf1f. </w:t>
+      </w:r>
+      <w:proofErr w:type="spellStart"/>
+      <w:r>
+        <w:rPr>
+          <w:lang w:val="en-US"/>
+        </w:rPr>
+        <w:t>Acesso</w:t>
+      </w:r>
+      <w:proofErr w:type="spellEnd"/>
+      <w:r>
+        <w:rPr>
+          <w:lang w:val="en-US"/>
+        </w:rPr>
+        <w:t xml:space="preserve"> </w:t>
+      </w:r>
+      <w:proofErr w:type="spellStart"/>
+      <w:r>
+        <w:rPr>
+          <w:lang w:val="en-US"/>
+        </w:rPr>
+        <w:t>em</w:t>
+      </w:r>
+      <w:proofErr w:type="spellEnd"/>
+      <w:r>
+        <w:rPr>
+          <w:lang w:val="en-US"/>
+        </w:rPr>
+        <w:t>: 11 de jun. de 2026.</w:t>
+      </w:r>
+    </w:p>
+    <w:p>
+      <w:r>
+        <w:rPr>
+          <w:lang w:val="en-US"/>
+        </w:rPr>
+        <w:t xml:space="preserve">SHORTT, M. et al. Gamification in mobile-assisted language learning: a systematic review of Duolingo literature. </w:t>
+      </w:r>
+      <w:r>
+        <w:t xml:space="preserve">Computer </w:t>
+      </w:r>
+      <w:proofErr w:type="spellStart"/>
+      <w:r>
+        <w:t>Assisted</w:t>
+      </w:r>
+      <w:proofErr w:type="spellEnd"/>
+      <w:r>
+        <w:t xml:space="preserve"> </w:t>
+      </w:r>
+      <w:proofErr w:type="spellStart"/>
+      <w:r>
+        <w:t>Language</w:t>
+      </w:r>
+      <w:proofErr w:type="spellEnd"/>
+      <w:r>
+        <w:t xml:space="preserve"> Learning, v. 36, n. 3, p. 517–554, 2023.</w:t>
+      </w:r>
+    </w:p>
+    <w:p>
+      <w:r>
+        <w:t>FERREIRA, Arthur; PEREIRA, Vanessa; FIORE, Fabiana. Princípios e Barreiras de Educação para Sustentabilidade Identificados nas Atividades do Projeto Escola Sustentável. Ambiente &amp; Sociedade, São Paulo, v. 27, p. 1-23, 2024. Disponível em: https://doi.org/10.1590/1809-4422asoc00052vu27L3AO. Acesso em: 5 maio 2026.</w:t>
+      </w:r>
+    </w:p>
+    <w:p>
+      <w:r>
+        <w:t>BRASIL. Fundo Nacional de Desenvolvimento da Educação. Hortas Escolares. Brasília: FNDE; WFP; FAO; ABC, [s.d.]. Disponível em: https://www.gov.br/fnde/pt-</w:t>
+      </w:r>
+      <w:r>
+        <w:lastRenderedPageBreak/>
+        <w:t>br/acesso-a-informacao/acoes-e-programas/programas/pnae/manuais-e-cartilhas/hortas-escolares-fnde-wfp-fao-abc.pdf/view. Acesso em: 29 jul. 2026.</w:t>
+      </w:r>
+    </w:p>
+    <w:p>
+      <w:r>
+        <w:t>BRASIL. Ministério da Educação; Fundo Nacional de Desenvolvimento da Educação. Projeto Educando com a Horta Escolar e a Alimentação Escolar Saudável. Brasília: FNDE/MEC; UnB/CET, [s.d.]. Disponível em: https://portaldoprofessor.mec.gov.br/storage/materiais/0000016885.pdf. Acesso em: 29 jul. 2026.</w:t>
+      </w:r>
+    </w:p>
+    <w:p>
+      <w:r>
+        <w:t xml:space="preserve">CLASSCRAFT STUDIOS. </w:t>
+      </w:r>
+      <w:proofErr w:type="spellStart"/>
+      <w:r>
+        <w:t>Classcraft</w:t>
+      </w:r>
+      <w:proofErr w:type="spellEnd"/>
+      <w:r>
+        <w:t>. Disponível em: https://www.classcraft.com/pt. Acesso em: 29 jul. 2026.</w:t>
+      </w:r>
+    </w:p>
+    <w:p>
+      <w:r>
+        <w:t xml:space="preserve">INSTITUTO AKATU. </w:t>
+      </w:r>
+      <w:proofErr w:type="spellStart"/>
+      <w:r>
+        <w:t>Edukatu</w:t>
+      </w:r>
+      <w:proofErr w:type="spellEnd"/>
+      <w:r>
+        <w:t>: rede de aprendizagem para o consumo consciente e a sustentabilidade. Disponível em: https://edukatu.org.br. Acesso em: 29 jul. 2026.</w:t>
+      </w:r>
+    </w:p>
+    <w:p>
+      <w:r>
+        <w:t>INVENTTA. Brainstorming: o que é e como fazer? Disponível em: https://inventta.net/brainstorming-o-que-e-e-como-fazer/. Acesso em: 18 jun. 2026.</w:t>
+      </w:r>
+    </w:p>
+    <w:p>
+      <w:r>
+        <w:t xml:space="preserve">INVENTTA. Design </w:t>
+      </w:r>
+      <w:proofErr w:type="spellStart"/>
+      <w:r>
+        <w:t>Thinking</w:t>
+      </w:r>
+      <w:proofErr w:type="spellEnd"/>
+      <w:r>
+        <w:t>: o que é e como aplicar na inovação. Disponível em: https://inventta.net/. Acesso em: 18 jun. 2026.</w:t>
+      </w:r>
+    </w:p>
+    <w:p>
+      <w:r>
+        <w:t xml:space="preserve">LARAVEL. </w:t>
+      </w:r>
+      <w:proofErr w:type="spellStart"/>
+      <w:r>
+        <w:t>Laravel</w:t>
+      </w:r>
+      <w:proofErr w:type="spellEnd"/>
+      <w:r>
+        <w:t xml:space="preserve"> Cloud. Disponível em: https://laravel.com/cloud. Acesso em: 18 jul. 2026.</w:t>
+      </w:r>
+    </w:p>
+    <w:p>
+      <w:r>
+        <w:t>LUCIDCHART. Diagrama de caso de uso UML: o que é, como fazer e exemplos. Disponível em: https://www.lucidchart.com/pages/pt/diagrama-de-caso-de-uso-uml. Acesso em: 18 jun. 2026.</w:t>
+      </w:r>
+    </w:p>
+    <w:p>
+      <w:r>
+        <w:t xml:space="preserve">MJV INNOVATION. Design </w:t>
+      </w:r>
+      <w:proofErr w:type="spellStart"/>
+      <w:r>
+        <w:t>Thinking</w:t>
+      </w:r>
+      <w:proofErr w:type="spellEnd"/>
+      <w:r>
+        <w:t>: o que são Cadernos de Sensibilização. Disponível em: https://www.mjvinnovation.com/pt-br/blog/design-thinking-que-sao-cadernos-sensibilizacao/. Acesso em: 18 jun. 2026.</w:t>
+      </w:r>
+    </w:p>
+    <w:p>
+      <w:r>
+        <w:t>MJV INNOVATION. Ideação: o que é, etapas e ferramentas. Disponível em: https://www.mjvinnovation.com/pt-br/blog/ideacao-no-design-thinking/. Acesso em: 18 jun. 2026.</w:t>
+      </w:r>
+    </w:p>
+    <w:p>
+      <w:r>
+        <w:t>MJV INNOVATION. Personas: entenda o conceito e conheça o seu cliente ideal. Disponível em: https://www.mjvinnovation.com/pt-br/blog/personas-uma-ferramenta-poderosa-no-design-thinking-2/. Acesso em: 18 jun. 2026.</w:t>
+      </w:r>
+    </w:p>
+    <w:p>
+      <w:r>
+        <w:lastRenderedPageBreak/>
+        <w:t>MJV TEAM. Personas: entenda o conceito e conheça o seu cliente. Disponível em: https://www.mjvinnovation.com/pt-br/blog/personas-uma-ferramenta-poderosa-no-design-thinking-2/. Acesso em: 18 jun. 2026.</w:t>
+      </w:r>
+    </w:p>
+    <w:p>
+      <w:r>
+        <w:t>MYSQL. MySQL. Disponível em: https://www.mysql.com. Acesso em: 20 jul. 2026.</w:t>
+      </w:r>
+    </w:p>
+    <w:p>
+      <w:r>
+        <w:t xml:space="preserve">PHP. PHP: Hypertext </w:t>
+      </w:r>
+      <w:proofErr w:type="spellStart"/>
+      <w:r>
+        <w:t>Preprocessor</w:t>
+      </w:r>
+      <w:proofErr w:type="spellEnd"/>
+      <w:r>
+        <w:t>. Disponível em: https://www.php.net. Acesso em: 18 jul. 2026.</w:t>
+      </w:r>
+    </w:p>
+    <w:p>
+      <w:pPr>
+        <w:rPr>
+          <w:lang w:val="en-US"/>
+        </w:rPr>
+      </w:pPr>
+      <w:r>
+        <w:t xml:space="preserve">PREFEITURA DA CIDADE DO RIO DE JANEIRO. Hortas Cariocas. Disponível em: https://carioca.rio/servicos/hortas-cariocas/. </w:t>
+      </w:r>
+      <w:proofErr w:type="spellStart"/>
+      <w:r>
+        <w:rPr>
+          <w:lang w:val="en-US"/>
+        </w:rPr>
+        <w:t>Acesso</w:t>
+      </w:r>
+      <w:proofErr w:type="spellEnd"/>
+      <w:r>
+        <w:rPr>
+          <w:lang w:val="en-US"/>
+        </w:rPr>
+        <w:t xml:space="preserve"> </w:t>
+      </w:r>
+      <w:proofErr w:type="spellStart"/>
+      <w:r>
+        <w:rPr>
+          <w:lang w:val="en-US"/>
+        </w:rPr>
+        <w:t>em</w:t>
+      </w:r>
+      <w:proofErr w:type="spellEnd"/>
+      <w:r>
+        <w:rPr>
+          <w:lang w:val="en-US"/>
+        </w:rPr>
+        <w:t xml:space="preserve">: 29 </w:t>
+      </w:r>
+      <w:proofErr w:type="spellStart"/>
+      <w:r>
+        <w:rPr>
+          <w:lang w:val="en-US"/>
+        </w:rPr>
+        <w:t>jul.</w:t>
+      </w:r>
+      <w:proofErr w:type="spellEnd"/>
+      <w:r>
+        <w:rPr>
+          <w:lang w:val="en-US"/>
+        </w:rPr>
+        <w:t xml:space="preserve"> 2026.</w:t>
+      </w:r>
+    </w:p>
+    <w:p>
+      <w:r>
+        <w:rPr>
+          <w:lang w:val="en-US"/>
+        </w:rPr>
+        <w:t xml:space="preserve">REACT. React – A library for web and native user interfaces. </w:t>
+      </w:r>
+      <w:r>
+        <w:t>Disponível em: https://react.dev/reference/react. Acesso em: 18 jul. 2026.</w:t>
+      </w:r>
+    </w:p>
+    <w:p>
+      <w:r>
+        <w:t>SÃO PAULO (Município). Secretaria Municipal de Educação. Hortas Escolares: implantação, manutenção e uso pedagógico. Manual de Normas e Procedimentos, [s.d.]. Disponível em: https://manual.sme.prefeitura.sp.gov.br. Acesso em: 29 jul. 2026.</w:t>
+      </w:r>
+    </w:p>
+    <w:p>
+      <w:pPr>
+        <w:rPr>
+          <w:lang w:val="en-US"/>
+        </w:rPr>
+      </w:pPr>
+      <w:r>
+        <w:t xml:space="preserve">SEMINÁRIO DE EDUCAÇÃO A DISTÂNCIA (SEADCO). Gamificação: uma Proposta de Aplicação da Plataforma </w:t>
+      </w:r>
+      <w:proofErr w:type="spellStart"/>
+      <w:r>
+        <w:t>Classcraft</w:t>
+      </w:r>
+      <w:proofErr w:type="spellEnd"/>
+      <w:r>
+        <w:t xml:space="preserve"> nas Aulas de Jogos Educativos do IFPI – Campus Teresina Zona Sul. Anais do Seminário de Educação a Distância. Disponível em: https://sol.sbc.org.br/index.php/seadco/article/view/20399. </w:t>
+      </w:r>
+      <w:proofErr w:type="spellStart"/>
+      <w:r>
+        <w:rPr>
+          <w:lang w:val="en-US"/>
+        </w:rPr>
+        <w:t>Acesso</w:t>
+      </w:r>
+      <w:proofErr w:type="spellEnd"/>
+      <w:r>
+        <w:rPr>
+          <w:lang w:val="en-US"/>
+        </w:rPr>
+        <w:t xml:space="preserve"> </w:t>
+      </w:r>
+      <w:proofErr w:type="spellStart"/>
+      <w:r>
+        <w:rPr>
+          <w:lang w:val="en-US"/>
+        </w:rPr>
+        <w:t>em</w:t>
+      </w:r>
+      <w:proofErr w:type="spellEnd"/>
+      <w:r>
+        <w:rPr>
+          <w:lang w:val="en-US"/>
+        </w:rPr>
+        <w:t xml:space="preserve">: 29 </w:t>
+      </w:r>
+      <w:proofErr w:type="spellStart"/>
+      <w:r>
+        <w:rPr>
+          <w:lang w:val="en-US"/>
+        </w:rPr>
+        <w:t>jul.</w:t>
+      </w:r>
+      <w:proofErr w:type="spellEnd"/>
+      <w:r>
+        <w:rPr>
+          <w:lang w:val="en-US"/>
+        </w:rPr>
+        <w:t xml:space="preserve"> 2026.</w:t>
+      </w:r>
+    </w:p>
+    <w:p>
+      <w:r>
+        <w:rPr>
+          <w:lang w:val="en-US"/>
+        </w:rPr>
+        <w:t xml:space="preserve">TYPESCRIPT. TypeScript: JavaScript with syntax for types. </w:t>
+      </w:r>
+      <w:r>
+        <w:t>Disponível em: https://www.typescriptlang.org. Acesso em: 18 jul. 2026.</w:t>
+      </w:r>
+    </w:p>
+    <w:p>
+      <w:r>
+        <w:t>VALENÇA, Adriana Rezende et al. Gamificação na Educação Básica: o uso de elementos dos jogos digitais como estratégia para potencializar a aprendizagem e a participação escolar. Revista Tópicos, Rio de Janeiro, v. 4, n. 34, p. 1-36, 2026. Disponível em: https://doi.org/10.70773/revistatopicos/782197964. Acesso em: 29 jul. 2026.</w:t>
+      </w:r>
+    </w:p>
+    <w:p>
+      <w:pPr>
+        <w:rPr>
+          <w:u w:val="single"/>
+        </w:rPr>
+      </w:pPr>
+      <w:r>
+        <w:t xml:space="preserve">ZENDESK. O que é Golden Circle: entenda o conceito de Simon </w:t>
+      </w:r>
+      <w:proofErr w:type="spellStart"/>
+      <w:r>
+        <w:t>Sinek</w:t>
+      </w:r>
+      <w:proofErr w:type="spellEnd"/>
+      <w:r>
+        <w:t>. Disponível em: https://www.zendesk.com.br/blog/o-que-e-golden-circle/. Acesso em: 18 jun. 2026.</w:t>
+      </w:r>
     </w:p>
     <w:p>
       <w:pPr>
         <w:pStyle w:val="Ttulo3"/>
       </w:pPr>
-      <w:bookmarkStart w:id="56" w:name="_Toc236690979"/>
-      <w:r>
-        <w:t>Concorrentes diretos e soluções mais próximas</w:t>
-      </w:r>
-      <w:bookmarkEnd w:id="56"/>
-    </w:p>
-    <w:p>
-      <w:r>
-        <w:t xml:space="preserve">Dentro do conjunto de fontes analisadas nesta pesquisa, não foi identificada uma solução que combine de forma integral gamificação aplicada ao cultivo, gestão de atividades de horta e participação estruturada de alunos, professores e gestores escolares. Encontram-se, no entanto, soluções que se aproximam parcialmente dessa </w:t>
-      </w:r>
+      <w:bookmarkStart w:id="60" w:name="_Toc236759087"/>
       <w:r>
         <w:lastRenderedPageBreak/>
-        <w:t>proposta, cada uma cobrindo apenas uma ou algumas das dimensões do Viridis</w:t>
-      </w:r>
-      <w:r>
-        <w:t xml:space="preserve">, </w:t>
-      </w:r>
-      <w:r>
-        <w:t>e a nova rodada de buscas conduzida para esta revisão identificou um concorrente brasileiro adicional, mais próximo do Viridis na dimensão específica de gestão de horta escolar.</w:t>
-      </w:r>
-    </w:p>
-    <w:p>
-      <w:r>
-        <w:t>Entre as soluções brasileiras mais recentes, destaca-se o aplicativo Green School (Matos &amp; Gaspar, 2025), desenvolvido por pesquisadoras da Faculdade de Tecnologia de Praia Grande, unidade do Centro Paula Souza, e testado em 2025 por dois professores e dez alunos de uma escola estadual de Ensino Médio e técnico de Praia Grande (SP). O aplicativo permite registrar o ciclo de plantio, colheita e compostagem de uma horta orgânica escolar real, por meio de funcionalidades de calendário de atividades, tutorial, anotações, mensagens e fotos, distribuídas entre dois perfis de acesso: professores/orientadores e alunos. Por sua finalidade, o Green School constitui, entre as fontes consultadas, a iniciativa brasileira mais diretamente comparável ao Viridis na dimensão de gestão de horta. Contudo, o aplicativo não incorpora elementos de gamificação: não há pontuação, níveis, missões, quizzes, experiência (XP) ou trilha de aprendizagem progressiva, e o registro depende de inserção manual. Tampouco foi identificado um terceiro perfil de gestor escolar.</w:t>
-      </w:r>
-    </w:p>
-    <w:p>
-      <w:r>
-        <w:t>O Edukatu, rede de aprendizagem mantida pelo Instituto Akatu com apoio institucional dos Ministérios do Meio Ambiente e da Educação, é a iniciativa que mais se aproxima do Viridis do ponto de vista da gamificação estruturada: reúne alunos e professores em torno de atividades lúdicas organizadas em "circuitos", com concessão de medalhas. Sua finalidade, contudo, é a sustentabilidade e o consumo consciente de forma ampla, sem foco específico em cultivo ou manutenção de hortas, e sem um sistema de pontuação trocável por recompensas concretas.</w:t>
-      </w:r>
-    </w:p>
-    <w:p>
-      <w:r>
-        <w:t>A plataforma Classcraft é a que mais se aproxima do Viridis do ponto de vista da mecânica de jogo: nela, os alunos criam personagens que acumulam pontos de experiência, participam de missões definidas pelo professor e integram sistemas de recompensa dentro do ambiente de sala de aula (Seadco, [s.d.]). Trata-se, entretanto, de uma ferramenta genérica de gestão de turma, sem qualquer relação com atividades de cultivo, hortas ou educação ambiental.</w:t>
-      </w:r>
-    </w:p>
-    <w:p>
-      <w:pPr>
-        <w:pStyle w:val="Ttulo3"/>
-      </w:pPr>
-      <w:bookmarkStart w:id="57" w:name="_Toc236690980"/>
-      <w:r>
-        <w:lastRenderedPageBreak/>
-        <w:t>Concorrentes indiretos e iniciativas semelhantes</w:t>
-      </w:r>
-      <w:bookmarkEnd w:id="57"/>
-    </w:p>
-    <w:p>
-      <w:r>
-        <w:t>Além dessas soluções mais próximas, foram identificadas iniciativas indiretas em cada uma das categorias de análise propostas. No campo dos aplicativos e plataformas de jardinagem ou cultivo, destacam-se o Cultivar! Brasil e o Plantit, além de aplicativos de identificação e cuidado de plantas (PictureThis, Planta, Meu Jardim). No campo do gerenciamento de hortas, destaca-se o Horta Fácil (Conrado et al., 2011), voltado a horticultores e extensionistas. No campo dos projetos de hortas escolares, destacam-se o Projeto Educando com a Horta Escolar (FNDE/MEC/UnB), as diretrizes da SME de São Paulo e o programa Hortas Cariocas (Prefeitura do Rio). No campo da educação ambiental, destacam-se o ProNEA (MEC/MMA), o PNAE e o aplicativo RangoMania. Por fim, o Habitica representa um caso relevante de gamificação de hábitos cotidianos em formato RPG, mas sem qualquer relação com hortas ou contexto escolar.</w:t>
-      </w:r>
-    </w:p>
-    <w:p>
-      <w:pPr>
-        <w:pStyle w:val="Ttulo3"/>
-      </w:pPr>
-      <w:bookmarkStart w:id="58" w:name="_Toc236690981"/>
-      <w:r>
-        <w:t>Soluções de aprendizagem sobre cultivo</w:t>
-      </w:r>
-      <w:bookmarkEnd w:id="58"/>
-    </w:p>
-    <w:p>
-      <w:r>
-        <w:t>Uma das questões levantadas para esta revisão foi verificar se já existe uma plataforma que funcione como uma espécie de "Duolingo da horta", ensinando cultivo por meio de conteúdos progressivos, questionários e gamificação. Não foi localizado nenhum trabalho acadêmico nacional que implemente explicitamente o conceito de trilha gamificada de aprendizagem sobre cultivo nos moldes do Duolingo. A aproximação mais próxima identificada foi o aplicativo internacional AsparGo, de origem australiana, que organiza o aprendizado em missões curtas e progressivas, desbloqueando cartões de conhecimento e concedendo pontos de experiência (XP) e insígnias.</w:t>
-      </w:r>
-    </w:p>
-    <w:p>
-      <w:r>
-        <w:t>O AsparGo apresenta diferenças relevantes em relação ao Viridis: é voltado à jardinagem doméstica individual, sem vínculo com hortas escolares, sem perfis institucionais de aluno, professor ou gestor, sem quiz no sentido estrito e com documentação majoritariamente em inglês. A combinação específica pretendida pela aba educacional do Viridis (trilha de aprendizagem sobre cultivo de horta, com quizzes, missões, XP, níveis e conquistas, integrada a um contexto escolar brasileiro com perfis de aluno, professor e gestor) não foi encontrada, de forma integral, em nenhuma das fontes consultadas.</w:t>
-      </w:r>
-      <w:r>
-        <w:t xml:space="preserve"> </w:t>
-      </w:r>
-      <w:r>
-        <w:t xml:space="preserve">MORGADO, Fernanda. A horta escolar na educação ambiental e alimentar: experiência do Projeto Horta Viva nas escolas </w:t>
-      </w:r>
-      <w:r>
-        <w:lastRenderedPageBreak/>
-        <w:t>municipais de Florianópolis. 2006. 45 f. Relatório de Conclusão de Graduação (Graduação em Agronomia) – Universidade Federal de Santa Catarina, Florianópolis, 2006. Disponível em: https://repositorio.ufsc.br/bitstream/handle/123456789/118768/230911.pdf. Acesso em: 5 maio 2026.</w:t>
-      </w:r>
-    </w:p>
-    <w:p>
-      <w:r>
-        <w:t>MORGADO, Fernanda. A horta escolar na educação ambiental e alimentar: experiência do Projeto Horta Viva nas escolas municipais de Florianópolis. 2006.</w:t>
-      </w:r>
-    </w:p>
-    <w:p>
-      <w:r>
-        <w:t>GADOTTI, M. Educar para a sustentabilidade: uma contribuição à década da educação para o desenvolvimento sustentável. São Paulo: Editora e Livraria Instituto Paulo Freire, p. 61-86, 2008.</w:t>
-      </w:r>
-    </w:p>
-    <w:p>
-      <w:r>
-        <w:t>CONRADO, Thiago V.; MALUF, Wilson Roberto; SILVA, Ernani C. da; GOMES, Luiz Antônio Augusto. Horta Fácil: software para o planejamento, dimensionamento e gerenciamento de hortas em geral. Horticultura Brasileira, v. 29, n. 3, p. 435-441, 2011. Disponível em: https://www.scielo.br/j/hb/a/sFyrfcdfSkgD6kWQgjZpKWM/?lang=pt. Acesso em: 29 jul. 2026.</w:t>
-      </w:r>
-    </w:p>
-    <w:p>
-      <w:r>
-        <w:t>KANDLER, Rodrigo. EDUCAÇÃO AMBIENTAL: HORTA ESCOLAR, UMA EXPERIÊNCIA EM EDUCAÇÃO. Ágora: revista de divulgação científica, v. 16, n. 2esp., p. 642–645, 2012. Disponível em: https://www.periodicos.unc.br/index.php/agora/article/view/153. Acesso em: 10 jun. 2026.</w:t>
-      </w:r>
-    </w:p>
-    <w:p>
-      <w:r>
-        <w:t>KANDLER, Rodrigo. Educação ambiental: horta escolar, uma experiência em educação. Ágora: revista de divulgação científica, v. 16, n. 2esp., p. 642–645, 2012. Disponível em: https://www.periodicos.unc.br/index.php/agora/article/view/153. Acesso em: 10 jun. 2026.</w:t>
-      </w:r>
-    </w:p>
-    <w:p>
-      <w:r>
-        <w:t>VIANNA, Maurício; VIANNA, Ysmar; ADLER, Isabel K.; LUCENA, Brenda; RUSSO, Beatriz. Design Thinking: inovação em negócios. Rio de Janeiro: MJV Press, 2012.</w:t>
-      </w:r>
-    </w:p>
-    <w:p>
-      <w:r>
-        <w:t>FADEL, Luciane Maria; ULBRICHT, Vania Ribas; BATISTA, Cláudia Regina; VANZIN, Tarcísio. Gamificação na Educação. São Paulo: Pimenta Cultural, 2014.</w:t>
-      </w:r>
-    </w:p>
-    <w:p>
-      <w:r>
-        <w:t xml:space="preserve">LOPES, João Carlos Raguzzoni. Conhecimentos populares dos alunos como referência para o ensino de Botânica no Ensino Médio. 2018. Dissertação (Mestrado) </w:t>
-      </w:r>
-      <w:r>
-        <w:lastRenderedPageBreak/>
-        <w:t>– Universidade Federal Rural do Rio de Janeiro (UFRRJ), Seropédica, 2018. Disponível em: https://rima.ufrrj.br/jspui/handle/20.500.14407/14961. Acesso em: 7 maio 2026.</w:t>
-      </w:r>
-    </w:p>
-    <w:p>
-      <w:r>
-        <w:t>BARCELOS, Carlos. Diagrama de casos de uso. Documentação UML, Medium, 2019. Disponível em: https://medium.com/documentaçao-uml/diagrama-de-casos-de-uso-b13221668fed. Acesso em: 18 jun. 2026.</w:t>
-      </w:r>
-    </w:p>
-    <w:p>
-      <w:r>
-        <w:t>IPEA – INSTITUTO DE PESQUISA ECONÔMICA APLICADA. ODS 4 – Educação de Qualidade. Brasília, DF: Ipea, [2019?]. Disponível em: https://www.ipea.gov.br/ods/ods4.html. Acesso em: 7 maio 2026.</w:t>
-      </w:r>
-    </w:p>
-    <w:p>
-      <w:r>
-        <w:t>MOREIRA, G. L. da R.; KNOLL, G. F. Elementos de gamificação no aplicativo Duolingo. Disciplinarum Scientia | Ciências Humanas, Santa Maria (RS, Brasil), v. 19, n. 2, p. 205–214, 2019. Disponível em: https://periodicos.ufn.edu.br/index.php/disciplinarumCH/article/view/2923. Acesso em: 14 jun. 2026.</w:t>
-      </w:r>
-    </w:p>
-    <w:p>
-      <w:r>
-        <w:t>MOREIRA, G. L. da R.; KNOLL, G. F. Elementos de gamificação no aplicativo Duolingo. Disciplinarum Scientia | Ciências Humanas, Santa Maria (RS, Brasil), v. 19, n. 2, p. 205–214, 2019. Disponível em: https://periodicos.ufn.edu.br/index.php/disciplinarumCH/article/view/2923. Acesso em: 14 jun. 2026.</w:t>
-      </w:r>
-    </w:p>
-    <w:p>
-      <w:r>
-        <w:t>INSTITUTO AKATU. Instituto Akatu lança aplicativo que incentiva alimentação saudável para jovens. [S.l.], [2021?]. Disponível em: https://akatu.org.br/instituto-akatu-lanca-aplicativo-que-incentiva-alimentacao-saudavel-para-jovens/. Acesso em: 29 jul. 2026.</w:t>
-      </w:r>
-    </w:p>
-    <w:p>
-      <w:r>
-        <w:t>SILVA, Ediner Costa da. A importância da catalogação, utilização e do cultivo de hortaliças e plantas medicinais para ensino e aprendizagem dos alunos em uma comunidade escolar. 2021. Trabalho de Conclusão de Curso (Especialização em Ensino de Ciências) – Universidade da Integração Internacional da Lusofonia Afro-Brasileira (UNILAB), Redenção, 2021. Disponível em: https://repositorio.unilab.edu.br/jspui/handle/123456789/6383. Acesso em: 7 maio 2026.</w:t>
-      </w:r>
-    </w:p>
-    <w:p>
-      <w:r>
-        <w:t xml:space="preserve">SILVA, Ediner Costa da. A importância da catalogação, utilização e do cultivo de hortaliças e plantas medicinais para ensino e aprendizagem dos alunos em uma </w:t>
-      </w:r>
-      <w:r>
-        <w:lastRenderedPageBreak/>
-        <w:t>comunidade escolar. 2021. Trabalho de Conclusão de Curso (Especialização em Ensino de Ciências) – Universidade da Integração Internacional da Lusofonia Afro-Brasileira (UNILAB), Redenção, 2021. Disponível em: https://repositorio.unilab.edu.br/jspui/handle/123456789/6383. Acesso em: 7 maio 2026.</w:t>
-      </w:r>
-    </w:p>
-    <w:p>
-      <w:r>
-        <w:t>ERWIN, Inc. Modelagem conceitual de dados. Disponível em: https://www.erwin.com/br-pt/solutions/data-modeling/conceptual.aspx. Acesso em: 17 jun. 2025.</w:t>
-      </w:r>
-    </w:p>
-    <w:p>
-      <w:r>
-        <w:t>MATOS, Janara de Camargo; GASPAR, Fabiana. Green School: aplicativo para gerenciamento de horta escolar sustentável. Ensino &amp; Pesquisa, União da Vitória, v. 23, n. 1, p. 483-495, 2025. DOI: https://doi.org/10.33871/23594381.2025.23.1.9331. Acesso em: 29 jul. 2026.</w:t>
-      </w:r>
-    </w:p>
-    <w:p>
-      <w:r>
-        <w:t>NUNES, Ana Teixeira. A horta escolar como estratégia de ensino de Educação Ambiental em escolas públicas da Educação Básica de Catalão/GO. 2025. Trabalho de Conclusão de Curso – Instituto Federal Goiano, Catalão, 2025. Disponível em: https://repositorio.ifgoiano.edu.br/items/1d444033-a591-4abe-8f6b-1c9eb83ebe9e. Acesso em: 7 maio 2026.</w:t>
-      </w:r>
-    </w:p>
-    <w:p>
-      <w:r>
-        <w:t>OLIVEIRA, Paulo et al. SUSTENTABILIDADE NA EDUCAÇÃO: IMPACTOS E DESAFIOS. Revista Foco, v. 18, n. 4, p. 1-11, 2025. Disponível em: https://ojs.focopublicacoes.com.br/foco/article/view/8286/5856.  Acesso em: 5 maio 2026.</w:t>
-      </w:r>
-    </w:p>
-    <w:p>
-      <w:r>
-        <w:t>VENDRAMINI, William James. Horta escolar como atividade pedagógica para o desenvolvimento do protagonismo estudantil. Geografia: Ambiente, Educação e Sociedades, v. 4, n. 8, p. 91-104, 2025. Disponível em: https://periodicos.unemat.br/index.php/geoambes/article/view/14670. Acesso em: 7 maio 2026.</w:t>
-      </w:r>
-    </w:p>
-    <w:p>
-      <w:r>
-        <w:t>VENDRAMINI, William James. Horta escolar como atividade pedagógica para o desenvolvimento do protagonismo estudantil. Geografia: Ambiente, Educação e Sociedades, v. 4, n. 8, p. 91-104, 2025. Disponível em: https://periodicos.unemat.br/index.php/geoambes/article/view/14670. Acesso em: 7 maio 2026.</w:t>
-      </w:r>
-    </w:p>
-    <w:p>
-      <w:r>
-        <w:lastRenderedPageBreak/>
-        <w:t xml:space="preserve">ALMEIDA, A. B. B. et al. Gamificação com o uso do </w:t>
-      </w:r>
-      <w:proofErr w:type="gramStart"/>
-      <w:r>
-        <w:t>Kahoot!:</w:t>
-      </w:r>
-      <w:proofErr w:type="gramEnd"/>
-      <w:r>
-        <w:t xml:space="preserve"> utilização de quizzes em sala de aula no Ensino Fundamental I. Revista Foco, v. 16, n. 11, e3782, 2023. Disponível em: https://doi.org/10.54751/revistafoco.v16n11-235. Acesso em: 29 jul. 2026.</w:t>
-      </w:r>
-    </w:p>
-    <w:p>
-      <w:r>
-        <w:rPr>
-          <w:lang w:val="en-US"/>
-        </w:rPr>
-        <w:t xml:space="preserve">ASPARGO. AsparGo: Learn How to Garden. </w:t>
-      </w:r>
-      <w:r>
-        <w:t>[S.l.]: AsparGo Pty Ltd, [2023?]. Disponível em: https://www.aspargo.com.au. Acesso em: 29 jul. 2026.</w:t>
-      </w:r>
-    </w:p>
-    <w:p>
-      <w:pPr>
-        <w:rPr>
-          <w:lang w:val="en-US"/>
-        </w:rPr>
-      </w:pPr>
-      <w:r>
-        <w:rPr>
-          <w:lang w:val="en-US"/>
-        </w:rPr>
-        <w:t xml:space="preserve">SHORTT, Mitchell et al. Gamification in mobile-assisted language learning: a systematic review of Duolingo literature from public release of 2012 to early 2020. </w:t>
-      </w:r>
-      <w:r>
-        <w:t xml:space="preserve">Computer Assisted Language Learning, v. 36, n. 3, p. 517-554, 2023. DOI: 10.1080/09588221.2021.1933540. Disponível em: https://www.researchgate.net/publication/351746804_Gamification_in_mobile-assisted_language_learning_A_systematic_review_of_Duolingo_literature_from_public_release_of_2012_to_early_2020#pf1f. </w:t>
-      </w:r>
-      <w:r>
-        <w:rPr>
-          <w:lang w:val="en-US"/>
-        </w:rPr>
-        <w:t>Acesso em: 11 de jun. de 2026.</w:t>
-      </w:r>
-    </w:p>
-    <w:p>
-      <w:r>
-        <w:rPr>
-          <w:lang w:val="en-US"/>
-        </w:rPr>
-        <w:t xml:space="preserve">SHORTT, M. et al. Gamification in mobile-assisted language learning: a systematic review of Duolingo literature. </w:t>
-      </w:r>
-      <w:r>
-        <w:t>Computer Assisted Language Learning, v. 36, n. 3, p. 517–554, 2023.</w:t>
-      </w:r>
-    </w:p>
-    <w:p>
-      <w:r>
-        <w:t>FERREIRA, Arthur; PEREIRA, Vanessa; FIORE, Fabiana. Princípios e Barreiras de Educação para Sustentabilidade Identificados nas Atividades do Projeto Escola Sustentável. Ambiente &amp; Sociedade, São Paulo, v. 27, p. 1-23, 2024. Disponível em: https://doi.org/10.1590/1809-4422asoc00052vu27L3AO. Acesso em: 5 maio 2026.</w:t>
-      </w:r>
-    </w:p>
-    <w:p>
-      <w:r>
-        <w:t>BRASIL. Fundo Nacional de Desenvolvimento da Educação. Hortas Escolares. Brasília: FNDE; WFP; FAO; ABC, [s.d.]. Disponível em: https://www.gov.br/fnde/pt-br/acesso-a-informacao/acoes-e-programas/programas/pnae/manuais-e-cartilhas/hortas-escolares-fnde-wfp-fao-abc.pdf/view. Acesso em: 29 jul. 2026.</w:t>
-      </w:r>
-    </w:p>
-    <w:p>
-      <w:r>
-        <w:t>BRASIL. Ministério da Educação; Fundo Nacional de Desenvolvimento da Educação. Projeto Educando com a Horta Escolar e a Alimentação Escolar Saudável. Brasília: FNDE/MEC; UnB/CET, [s.d.]. Disponível em: https://portaldoprofessor.mec.gov.br/storage/materiais/0000016885.pdf. Acesso em: 29 jul. 2026.</w:t>
-      </w:r>
-    </w:p>
-    <w:p>
-      <w:r>
-        <w:t>CLASSCRAFT STUDIOS. Classcraft. Disponível em: https://www.classcraft.com/pt. Acesso em: 29 jul. 2026.</w:t>
-      </w:r>
-    </w:p>
-    <w:p>
-      <w:r>
-        <w:lastRenderedPageBreak/>
-        <w:t>INSTITUTO AKATU. Edukatu: rede de aprendizagem para o consumo consciente e a sustentabilidade. Disponível em: https://edukatu.org.br. Acesso em: 29 jul. 2026.</w:t>
-      </w:r>
-    </w:p>
-    <w:p>
-      <w:r>
-        <w:t>INVENTTA. Brainstorming: o que é e como fazer? Disponível em: https://inventta.net/brainstorming-o-que-e-e-como-fazer/. Acesso em: 18 jun. 2026.</w:t>
-      </w:r>
-    </w:p>
-    <w:p>
-      <w:r>
-        <w:t>INVENTTA. Design Thinking: o que é e como aplicar na inovação. Disponível em: https://inventta.net/. Acesso em: 18 jun. 2026.</w:t>
-      </w:r>
-    </w:p>
-    <w:p>
-      <w:r>
-        <w:t>LARAVEL. Laravel Cloud. Disponível em: https://laravel.com/cloud. Acesso em: 18 jul. 2026.</w:t>
-      </w:r>
-    </w:p>
-    <w:p>
-      <w:r>
-        <w:t>LUCIDCHART. Diagrama de caso de uso UML: o que é, como fazer e exemplos. Disponível em: https://www.lucidchart.com/pages/pt/diagrama-de-caso-de-uso-uml. Acesso em: 18 jun. 2026.</w:t>
-      </w:r>
-    </w:p>
-    <w:p>
-      <w:r>
-        <w:t>MJV INNOVATION. Design Thinking: o que são Cadernos de Sensibilização. Disponível em: https://www.mjvinnovation.com/pt-br/blog/design-thinking-que-sao-cadernos-sensibilizacao/. Acesso em: 18 jun. 2026.</w:t>
-      </w:r>
-    </w:p>
-    <w:p>
-      <w:r>
-        <w:t>MJV INNOVATION. Ideação: o que é, etapas e ferramentas. Disponível em: https://www.mjvinnovation.com/pt-br/blog/ideacao-no-design-thinking/. Acesso em: 18 jun. 2026.</w:t>
-      </w:r>
-    </w:p>
-    <w:p>
-      <w:r>
-        <w:t>MJV INNOVATION. Personas: entenda o conceito e conheça o seu cliente ideal. Disponível em: https://www.mjvinnovation.com/pt-br/blog/personas-uma-ferramenta-poderosa-no-design-thinking-2/. Acesso em: 18 jun. 2026.</w:t>
-      </w:r>
-    </w:p>
-    <w:p>
-      <w:r>
-        <w:t>MJV TEAM. Personas: entenda o conceito e conheça o seu cliente. Disponível em: https://www.mjvinnovation.com/pt-br/blog/personas-uma-ferramenta-poderosa-no-design-thinking-2/. Acesso em: 18 jun. 2026.</w:t>
-      </w:r>
-    </w:p>
-    <w:p>
-      <w:r>
-        <w:t>MYSQL. MySQL. Disponível em: https://www.mysql.com. Acesso em: 20 jul. 2026.</w:t>
-      </w:r>
-    </w:p>
-    <w:p>
-      <w:r>
-        <w:t>PHP. PHP: Hypertext Preprocessor. Disponível em: https://www.php.net. Acesso em: 18 jul. 2026.</w:t>
-      </w:r>
-    </w:p>
-    <w:p>
-      <w:r>
-        <w:t>PREFEITURA DA CIDADE DO RIO DE JANEIRO. Hortas Cariocas. Disponível em: https://carioca.rio/servicos/hortas-cariocas/. Acesso em: 29 jul. 2026.</w:t>
-      </w:r>
-    </w:p>
-    <w:p>
-      <w:r>
-        <w:rPr>
-          <w:lang w:val="en-US"/>
-        </w:rPr>
-        <w:lastRenderedPageBreak/>
-        <w:t xml:space="preserve">REACT. React – A library for web and native user interfaces. </w:t>
-      </w:r>
-      <w:r>
-        <w:t>Disponível em: https://react.dev/reference/react. Acesso em: 18 jul. 2026.</w:t>
-      </w:r>
-    </w:p>
-    <w:p>
-      <w:r>
-        <w:t>SÃO PAULO (Município). Secretaria Municipal de Educação. Hortas Escolares: implantação, manutenção e uso pedagógico. Manual de Normas e Procedimentos, [s.d.]. Disponível em: https://manual.sme.prefeitura.sp.gov.br. Acesso em: 29 jul. 2026.</w:t>
-      </w:r>
-    </w:p>
-    <w:p>
-      <w:pPr>
-        <w:rPr>
-          <w:lang w:val="en-US"/>
-        </w:rPr>
-      </w:pPr>
-      <w:r>
-        <w:t xml:space="preserve">SEMINÁRIO DE EDUCAÇÃO A DISTÂNCIA (SEADCO). Gamificação: uma Proposta de Aplicação da Plataforma Classcraft nas Aulas de Jogos Educativos do IFPI – Campus Teresina Zona Sul. Anais do Seminário de Educação a Distância. Disponível em: https://sol.sbc.org.br/index.php/seadco/article/view/20399. </w:t>
-      </w:r>
-      <w:r>
-        <w:rPr>
-          <w:lang w:val="en-US"/>
-        </w:rPr>
-        <w:t>Acesso em: 29 jul. 2026.</w:t>
-      </w:r>
-    </w:p>
-    <w:p>
-      <w:r>
-        <w:rPr>
-          <w:lang w:val="en-US"/>
-        </w:rPr>
-        <w:t xml:space="preserve">TYPESCRIPT. TypeScript: JavaScript with syntax for types. </w:t>
-      </w:r>
-      <w:r>
-        <w:t>Disponível em: https://www.typescriptlang.org. Acesso em: 18 jul. 2026.</w:t>
-      </w:r>
-    </w:p>
-    <w:p>
-      <w:r>
-        <w:t>VALENÇA, Adriana Rezende et al. Gamificação na Educação Básica: o uso de elementos dos jogos digitais como estratégia para potencializar a aprendizagem e a participação escolar. Revista Tópicos, Rio de Janeiro, v. 4, n. 34, p. 1-36, 2026. Disponível em: https://doi.org/10.70773/revistatopicos/782197964. Acesso em: 29 jul. 2026.</w:t>
-      </w:r>
-    </w:p>
-    <w:p>
-      <w:pPr>
-        <w:rPr>
-          <w:u w:val="single"/>
-        </w:rPr>
-      </w:pPr>
-      <w:r>
-        <w:t>ZENDESK. O que é Golden Circle: entenda o conceito de Simon Sinek. Disponível em: https://www.zendesk.com.br/blog/o-que-e-golden-circle/. Acesso em: 18 jun. 2026.</w:t>
-      </w:r>
-    </w:p>
-    <w:p>
-      <w:pPr>
-        <w:pStyle w:val="Ttulo3"/>
-      </w:pPr>
-      <w:bookmarkStart w:id="59" w:name="_Toc236690982"/>
-      <w:r>
         <w:t>Soluções de gamificação aplicadas à educação</w:t>
       </w:r>
-      <w:bookmarkEnd w:id="59"/>
-    </w:p>
-    <w:p>
-      <w:r>
-        <w:t>No campo das plataformas educacionais que utilizam gamificação, destaca-se o Kahoot, amplamente utilizado em salas de aula brasileiras para aplicação de questionários gamificados com ranking (Almeida et al., 2023), embora sua gamificação seja pontual e restrita a perguntas e respostas. A literatura recente (Fadel et al., 2014; Valença et al., 2026) reforça que o planejamento de experiências gamificadas eficazes depende da articulação entre desafios, progressão, feedback e cooperação, e não apenas da presença isolada de pontos ou rankings.</w:t>
-      </w:r>
-    </w:p>
-    <w:p/>
+      <w:bookmarkEnd w:id="60"/>
+    </w:p>
+    <w:p>
+      <w:r>
+        <w:t xml:space="preserve">No campo das plataformas educacionais que utilizam gamificação, destaca-se o </w:t>
+      </w:r>
+      <w:proofErr w:type="spellStart"/>
+      <w:r>
+        <w:t>Kahoot</w:t>
+      </w:r>
+      <w:proofErr w:type="spellEnd"/>
+      <w:r>
+        <w:t xml:space="preserve">, amplamente utilizado em salas de aula brasileiras para aplicação de questionários </w:t>
+      </w:r>
+      <w:proofErr w:type="spellStart"/>
+      <w:r>
+        <w:t>gamificados</w:t>
+      </w:r>
+      <w:proofErr w:type="spellEnd"/>
+      <w:r>
+        <w:t xml:space="preserve"> com ranking (Almeida et al., 2023), embora sua gamificação seja pontual e restrita a perguntas e respostas. A literatura recente (Fadel et al., 2014; Valença et al., 2026) reforça que o planejamento de experiências </w:t>
+      </w:r>
+      <w:proofErr w:type="spellStart"/>
+      <w:r>
+        <w:t>gamificadas</w:t>
+      </w:r>
+      <w:proofErr w:type="spellEnd"/>
+      <w:r>
+        <w:t xml:space="preserve"> eficazes depende da articulação entre desafios, progressão, feedback e cooperação, e não apenas da presença isolada de pontos ou rankings.</w:t>
+      </w:r>
+    </w:p>
     <w:p>
       <w:pPr>
         <w:pStyle w:val="Legenda"/>
-        <w:rPr>
-          <w:u w:val="single"/>
-        </w:rPr>
-      </w:pPr>
-      <w:r>
-        <w:t>Tabela 3: Semelhanças e diferenças entre as soluções mais próximas e o Viridis</w:t>
-      </w:r>
+      </w:pPr>
+      <w:bookmarkStart w:id="61" w:name="_Toc236759192"/>
+      <w:r>
+        <w:t xml:space="preserve">Tabela </w:t>
+      </w:r>
+      <w:r>
+        <w:fldChar w:fldCharType="begin"/>
+      </w:r>
+      <w:r>
+        <w:instrText xml:space="preserve"> SEQ Tabela \* ARABIC </w:instrText>
+      </w:r>
+      <w:r>
+        <w:fldChar w:fldCharType="separate"/>
+      </w:r>
+      <w:r>
+        <w:rPr>
+          <w:noProof/>
+        </w:rPr>
+        <w:t>2</w:t>
+      </w:r>
+      <w:r>
+        <w:fldChar w:fldCharType="end"/>
+      </w:r>
+      <w:r>
+        <w:t xml:space="preserve">: </w:t>
+      </w:r>
+      <w:r>
+        <w:t xml:space="preserve">Semelhanças e </w:t>
+      </w:r>
+      <w:r>
+        <w:t>diferenças</w:t>
+      </w:r>
+      <w:r>
+        <w:t xml:space="preserve"> entre as soluções mais próximas e o </w:t>
+      </w:r>
+      <w:proofErr w:type="spellStart"/>
+      <w:r>
+        <w:t>Viridis</w:t>
+      </w:r>
+      <w:bookmarkEnd w:id="61"/>
+      <w:proofErr w:type="spellEnd"/>
     </w:p>
     <w:tbl>
       <w:tblPr>
@@ -15266,7 +16172,6 @@
                 <w:sz w:val="24"/>
                 <w:szCs w:val="24"/>
               </w:rPr>
-              <w:lastRenderedPageBreak/>
               <w:t>Solução</w:t>
             </w:r>
           </w:p>
@@ -15297,8 +16202,17 @@
                 <w:sz w:val="24"/>
                 <w:szCs w:val="24"/>
               </w:rPr>
-              <w:t>Semelhanças com o Viridis</w:t>
+              <w:t xml:space="preserve">Semelhanças com o </w:t>
             </w:r>
+            <w:proofErr w:type="spellStart"/>
+            <w:r>
+              <w:rPr>
+                <w:sz w:val="24"/>
+                <w:szCs w:val="24"/>
+              </w:rPr>
+              <w:t>Viridis</w:t>
+            </w:r>
+            <w:proofErr w:type="spellEnd"/>
           </w:p>
         </w:tc>
         <w:tc>
@@ -15327,8 +16241,17 @@
                 <w:sz w:val="24"/>
                 <w:szCs w:val="24"/>
               </w:rPr>
-              <w:t>Diferenças em relação ao Viridis</w:t>
+              <w:t xml:space="preserve">Diferenças em relação ao </w:t>
             </w:r>
+            <w:proofErr w:type="spellStart"/>
+            <w:r>
+              <w:rPr>
+                <w:sz w:val="24"/>
+                <w:szCs w:val="24"/>
+              </w:rPr>
+              <w:t>Viridis</w:t>
+            </w:r>
+            <w:proofErr w:type="spellEnd"/>
           </w:p>
         </w:tc>
       </w:tr>
@@ -15715,7 +16638,15 @@
                 <w:sz w:val="24"/>
                 <w:szCs w:val="24"/>
               </w:rPr>
-              <w:t>Ferramenta genérica de gestão de turma, sem relação com cultivo, hortas ou educação ambiental.</w:t>
+              <w:t xml:space="preserve">Ferramenta genérica de gestão de turma, sem relação com </w:t>
+            </w:r>
+            <w:r>
+              <w:rPr>
+                <w:sz w:val="24"/>
+                <w:szCs w:val="24"/>
+              </w:rPr>
+              <w:lastRenderedPageBreak/>
+              <w:t>cultivo, hortas ou educação ambiental.</w:t>
             </w:r>
           </w:p>
         </w:tc>
@@ -15752,6 +16683,7 @@
                 <w:szCs w:val="24"/>
                 <w:lang w:val="en-US"/>
               </w:rPr>
+              <w:lastRenderedPageBreak/>
               <w:t>Kahoot</w:t>
             </w:r>
           </w:p>
@@ -15916,7 +16848,6 @@
               <w:pStyle w:val="LegendaInferior"/>
             </w:pPr>
             <w:r>
-              <w:lastRenderedPageBreak/>
               <w:t>Horta Fácil (Conrado et al., 2011)</w:t>
             </w:r>
           </w:p>
@@ -15959,6 +16890,7 @@
           <w:p>
             <w:pPr>
               <w:pStyle w:val="LegendaInferior"/>
+              <w:keepNext/>
             </w:pPr>
             <w:r>
               <w:t>Público de horticultores e extensionistas; sem gamificação, sem perfis institucionais e sem função pedagógica.</w:t>
@@ -15969,45 +16901,260 @@
     </w:tbl>
     <w:p>
       <w:pPr>
+        <w:pStyle w:val="LegendaInferior"/>
+      </w:pPr>
+      <w:r>
+        <w:t>Fonte:</w:t>
+      </w:r>
+      <w:r>
+        <w:t xml:space="preserve"> Os autores, 2026, com base nas fontes citadas ao longo desta seção.</w:t>
+      </w:r>
+      <w:r>
+        <w:t xml:space="preserve"> </w:t>
+      </w:r>
+      <w:r>
+        <w:t>Legenda: quando uma informação não pôde ser confirmada em fonte confiável consultada, ela foi registrada como "não identificada"/"não identificado", conforme orientação metodoló</w:t>
+      </w:r>
+      <w:r>
+        <w:t>gica desta análise</w:t>
+      </w:r>
+    </w:p>
+    <w:p>
+      <w:pPr>
         <w:pStyle w:val="Ttulo3"/>
       </w:pPr>
+      <w:bookmarkStart w:id="62" w:name="_Toc236759088"/>
       <w:r>
         <w:t>Comparação das funcionalidades e propostas</w:t>
       </w:r>
-    </w:p>
-    <w:p>
-      <w:r>
-        <w:t>A comparação entre as soluções mapeadas e a proposta do Viridis permite organizar as funcionalidades investigadas em quatro grupos: (1) gamificação sem cultivo (Classcraft, Kahoot, Habitica, Edukatu); (2) gestão ou orientação de cultivo sem gamificação (Cultivar! Brasil, Plantit, Horta Fácil, Green School); (3) programas institucionais presenciais de hortas escolares; e (4) soluções de aprendizagem gamificada individual (AsparGo). Nenhuma solução reúne simultaneamente todos os elementos centrais propostos pelo Viridis.</w:t>
+      <w:bookmarkEnd w:id="62"/>
+    </w:p>
+    <w:p>
+      <w:r>
+        <w:t xml:space="preserve">A comparação entre as soluções mapeadas e a proposta do </w:t>
+      </w:r>
+      <w:proofErr w:type="spellStart"/>
+      <w:r>
+        <w:t>Viridis</w:t>
+      </w:r>
+      <w:proofErr w:type="spellEnd"/>
+      <w:r>
+        <w:t xml:space="preserve"> permite organizar as funcionalidades investigadas em quatro grupos: (1) gamificação sem cultivo (</w:t>
+      </w:r>
+      <w:proofErr w:type="spellStart"/>
+      <w:r>
+        <w:t>Classcraft</w:t>
+      </w:r>
+      <w:proofErr w:type="spellEnd"/>
+      <w:r>
+        <w:t xml:space="preserve">, </w:t>
+      </w:r>
+      <w:proofErr w:type="spellStart"/>
+      <w:r>
+        <w:t>Kahoot</w:t>
+      </w:r>
+      <w:proofErr w:type="spellEnd"/>
+      <w:r>
+        <w:t xml:space="preserve">, </w:t>
+      </w:r>
+      <w:proofErr w:type="spellStart"/>
+      <w:r>
+        <w:t>Habitica</w:t>
+      </w:r>
+      <w:proofErr w:type="spellEnd"/>
+      <w:r>
+        <w:t xml:space="preserve">, </w:t>
+      </w:r>
+      <w:proofErr w:type="spellStart"/>
+      <w:r>
+        <w:t>Edukatu</w:t>
+      </w:r>
+      <w:proofErr w:type="spellEnd"/>
+      <w:r>
+        <w:t xml:space="preserve">); (2) gestão ou orientação de cultivo sem gamificação (Cultivar! Brasil, </w:t>
+      </w:r>
+      <w:proofErr w:type="spellStart"/>
+      <w:r>
+        <w:t>Plantit</w:t>
+      </w:r>
+      <w:proofErr w:type="spellEnd"/>
+      <w:r>
+        <w:t xml:space="preserve">, Horta Fácil, Green </w:t>
+      </w:r>
+      <w:proofErr w:type="spellStart"/>
+      <w:r>
+        <w:t>School</w:t>
+      </w:r>
+      <w:proofErr w:type="spellEnd"/>
+      <w:r>
+        <w:t xml:space="preserve">); (3) programas institucionais presenciais de hortas escolares; e (4) soluções de aprendizagem </w:t>
+      </w:r>
+      <w:proofErr w:type="spellStart"/>
+      <w:r>
+        <w:t>gamificada</w:t>
+      </w:r>
+      <w:proofErr w:type="spellEnd"/>
+      <w:r>
+        <w:t xml:space="preserve"> individual (</w:t>
+      </w:r>
+      <w:proofErr w:type="spellStart"/>
+      <w:r>
+        <w:t>AsparGo</w:t>
+      </w:r>
+      <w:proofErr w:type="spellEnd"/>
+      <w:r>
+        <w:t xml:space="preserve">). Nenhuma solução reúne simultaneamente todos os elementos centrais propostos pelo </w:t>
+      </w:r>
+      <w:proofErr w:type="spellStart"/>
+      <w:r>
+        <w:t>Viridis</w:t>
+      </w:r>
+      <w:proofErr w:type="spellEnd"/>
+      <w:r>
+        <w:t>.</w:t>
       </w:r>
     </w:p>
     <w:p>
       <w:pPr>
         <w:pStyle w:val="Ttulo3"/>
       </w:pPr>
+      <w:bookmarkStart w:id="63" w:name="_Toc236759089"/>
       <w:r>
         <w:t>Lacunas identificadas</w:t>
       </w:r>
-    </w:p>
-    <w:p>
-      <w:r>
-        <w:t>Existe uma lacuna na literatura e no mercado na combinação entre gamificação, trilha de aprendizagem sobre cultivo, gestão de atividades de horta e educação ambiental e alimentar em uma única plataforma voltada ao contexto escolar e institucional brasileiro. As soluções mapeadas cobrem partes isoladas, mas nenhuma integra simultaneamente: (i) pontuação obtida por atividades reais na horta; (ii) missões estruturadas de plantio e manutenção; (iii) trilha de aprendizagem com conteúdos progressivos e quizzes; (iv) ranking entre participantes ou turmas; (v) recompensas vinculadas à participação; (vi) gestão de responsabilidades entre aluno, professor e gestor; e (vii) incentivo simultâneo à sustentabilidade, alimentação saudável e aprendizagem prática.</w:t>
+      <w:bookmarkEnd w:id="63"/>
+    </w:p>
+    <w:p>
+      <w:r>
+        <w:t xml:space="preserve">Existe uma lacuna na literatura e no mercado na combinação entre gamificação, trilha de aprendizagem sobre cultivo, gestão de atividades de horta e educação ambiental e alimentar em uma única plataforma voltada ao contexto escolar e institucional brasileiro. As soluções mapeadas cobrem partes isoladas, mas </w:t>
+      </w:r>
+      <w:r>
+        <w:lastRenderedPageBreak/>
+        <w:t>nenhuma integra simultaneamente: (i) pontuação obtida por atividades reais na horta; (</w:t>
+      </w:r>
+      <w:proofErr w:type="spellStart"/>
+      <w:r>
+        <w:t>ii</w:t>
+      </w:r>
+      <w:proofErr w:type="spellEnd"/>
+      <w:r>
+        <w:t>) missões estruturadas de plantio e manutenção; (</w:t>
+      </w:r>
+      <w:proofErr w:type="spellStart"/>
+      <w:r>
+        <w:t>iii</w:t>
+      </w:r>
+      <w:proofErr w:type="spellEnd"/>
+      <w:r>
+        <w:t xml:space="preserve">) trilha de aprendizagem com conteúdo progressivo e </w:t>
+      </w:r>
+      <w:proofErr w:type="spellStart"/>
+      <w:r>
+        <w:t>quizzes</w:t>
+      </w:r>
+      <w:proofErr w:type="spellEnd"/>
+      <w:r>
+        <w:t>; (</w:t>
+      </w:r>
+      <w:proofErr w:type="spellStart"/>
+      <w:r>
+        <w:t>iv</w:t>
+      </w:r>
+      <w:proofErr w:type="spellEnd"/>
+      <w:r>
+        <w:t>) ranking entre participantes ou turmas; (v) recompensas vinculadas à participação; (vi) gestão de responsabilidades entre aluno, professor e gestor; e (</w:t>
+      </w:r>
+      <w:proofErr w:type="spellStart"/>
+      <w:r>
+        <w:t>vii</w:t>
+      </w:r>
+      <w:proofErr w:type="spellEnd"/>
+      <w:r>
+        <w:t>) incentivo simultâneo à sustentabilidade, alimentação saudável e aprendizagem prática.</w:t>
       </w:r>
     </w:p>
     <w:p>
       <w:pPr>
         <w:pStyle w:val="Ttulo3"/>
       </w:pPr>
-      <w:r>
-        <w:t>Diferenciais e posicionamento do Viridis</w:t>
-      </w:r>
-    </w:p>
-    <w:p>
-      <w:r>
-        <w:t xml:space="preserve">O posicionamento do Viridis decorre da combinação específica de funcionalidades que, isoladamente, já são exploradas por diferentes iniciativas. Enquanto o Green School demonstra a viabilidade de um aplicativo brasileiro de gestão de horta escolar real, e plataformas como Classcraft, Kahoot e AsparGo demonstram a eficácia de missões, XP, quizzes e trilhas gamificadas, o Viridis propõe articular esses campos por meio de uma aplicação web integrada. Essa articulação </w:t>
-      </w:r>
-      <w:r>
-        <w:lastRenderedPageBreak/>
-        <w:t>constitui o principal diferencial do projeto e responde à questão que orientou esta investigação, refletindo o conjunto de fontes consultadas até 29 de julho de 2026.</w:t>
+      <w:bookmarkStart w:id="64" w:name="_Toc236759090"/>
+      <w:r>
+        <w:t xml:space="preserve">Diferenciais e posicionamento do </w:t>
+      </w:r>
+      <w:proofErr w:type="spellStart"/>
+      <w:r>
+        <w:t>Viridis</w:t>
+      </w:r>
+      <w:bookmarkEnd w:id="64"/>
+      <w:proofErr w:type="spellEnd"/>
+    </w:p>
+    <w:p>
+      <w:r>
+        <w:t xml:space="preserve">O posicionamento do </w:t>
+      </w:r>
+      <w:proofErr w:type="spellStart"/>
+      <w:r>
+        <w:t>Viridis</w:t>
+      </w:r>
+      <w:proofErr w:type="spellEnd"/>
+      <w:r>
+        <w:t xml:space="preserve"> decorre da combinação específica de funcionalidades que, isoladamente, já são exploradas por diferentes iniciativas. Enquanto o Green </w:t>
+      </w:r>
+      <w:proofErr w:type="spellStart"/>
+      <w:r>
+        <w:t>School</w:t>
+      </w:r>
+      <w:proofErr w:type="spellEnd"/>
+      <w:r>
+        <w:t xml:space="preserve"> demonstra a viabilidade de um aplicativo brasileiro de gestão de horta escolar real, e plataformas como </w:t>
+      </w:r>
+      <w:proofErr w:type="spellStart"/>
+      <w:r>
+        <w:t>Classcraft</w:t>
+      </w:r>
+      <w:proofErr w:type="spellEnd"/>
+      <w:r>
+        <w:t xml:space="preserve">, </w:t>
+      </w:r>
+      <w:proofErr w:type="spellStart"/>
+      <w:r>
+        <w:t>Kahoot</w:t>
+      </w:r>
+      <w:proofErr w:type="spellEnd"/>
+      <w:r>
+        <w:t xml:space="preserve"> e </w:t>
+      </w:r>
+      <w:proofErr w:type="spellStart"/>
+      <w:r>
+        <w:t>AsparGo</w:t>
+      </w:r>
+      <w:proofErr w:type="spellEnd"/>
+      <w:r>
+        <w:t xml:space="preserve"> demonstram a eficácia de missões, XP, </w:t>
+      </w:r>
+      <w:proofErr w:type="spellStart"/>
+      <w:r>
+        <w:t>quizzes</w:t>
+      </w:r>
+      <w:proofErr w:type="spellEnd"/>
+      <w:r>
+        <w:t xml:space="preserve"> e trilhas </w:t>
+      </w:r>
+      <w:proofErr w:type="spellStart"/>
+      <w:r>
+        <w:t>gamificadas</w:t>
+      </w:r>
+      <w:proofErr w:type="spellEnd"/>
+      <w:r>
+        <w:t xml:space="preserve">, o </w:t>
+      </w:r>
+      <w:proofErr w:type="spellStart"/>
+      <w:r>
+        <w:t>Viridis</w:t>
+      </w:r>
+      <w:proofErr w:type="spellEnd"/>
+      <w:r>
+        <w:t xml:space="preserve"> propõe articular esses campos por meio de uma aplicação web integrada. Essa articulação constitui o principal diferencial do projeto e responde à questão que orientou esta investigação, refletindo o conjunto de fontes consultadas até 29 de julho de 2026.</w:t>
       </w:r>
     </w:p>
     <w:p>
@@ -16021,14 +17168,14 @@
           <w:szCs w:val="18"/>
         </w:rPr>
       </w:pPr>
-      <w:bookmarkStart w:id="60" w:name="_Toc236690983"/>
+      <w:bookmarkStart w:id="65" w:name="_Toc236759091"/>
       <w:r>
         <w:t xml:space="preserve">Planejamento </w:t>
       </w:r>
       <w:r>
         <w:t>Financeiro</w:t>
       </w:r>
-      <w:bookmarkEnd w:id="60"/>
+      <w:bookmarkEnd w:id="65"/>
     </w:p>
     <w:p>
       <w:pPr>
@@ -16068,12 +17215,12 @@
           <w:numId w:val="0"/>
         </w:numPr>
       </w:pPr>
-      <w:bookmarkStart w:id="61" w:name="_Toc236690984"/>
+      <w:bookmarkStart w:id="66" w:name="_Toc236759092"/>
       <w:r>
         <w:lastRenderedPageBreak/>
         <w:t>REFERÊNCIAS</w:t>
       </w:r>
-      <w:bookmarkEnd w:id="61"/>
+      <w:bookmarkEnd w:id="66"/>
     </w:p>
     <w:p>
       <w:pPr>
@@ -16081,8 +17228,6 @@
       </w:pPr>
       <w:r>
         <w:br/>
-      </w:r>
-      <w:r>
         <w:t>MORGADO, Fernanda. A horta escolar na educação ambiental e alimentar: experiência do Projeto Horta Viva nas escolas municipais de Florianópolis. 2006. 45 f. Relatório de Conclusão de Graduação (Graduação em Agronomia) – Universidade Federal de Santa Catarina, Florianópolis, 2006. Disponível em: https://repositorio.ufsc.br/bitstream/handle/123456789/118768/230911.pdf. Acesso em: 5 maio 2026.</w:t>
       </w:r>
     </w:p>
@@ -16107,7 +17252,15 @@
         <w:pStyle w:val="Referencias"/>
       </w:pPr>
       <w:r>
-        <w:t>CONRADO, Thiago V.; MALUF, Wilson Roberto; SILVA, Ernani C. da; GOMES, Luiz Antônio Augusto. Horta Fácil: software para o planejamento, dimensionamento e gerenciamento de hortas em geral. Horticultura Brasileira, v. 29, n. 3, p. 435-441, 2011. Disponível em: https://www.scielo.br/j/hb/a/sFyrfcdfSkgD6kWQgjZpKWM/?lang=pt. Acesso em: 29 jul. 2026.</w:t>
+        <w:t xml:space="preserve">CONRADO, Thiago V.; MALUF, Wilson Roberto; SILVA, Ernani C. </w:t>
+      </w:r>
+      <w:proofErr w:type="spellStart"/>
+      <w:r>
+        <w:t>da</w:t>
+      </w:r>
+      <w:proofErr w:type="spellEnd"/>
+      <w:r>
+        <w:t>; GOMES, Luiz Antônio Augusto. Horta Fácil: software para o planejamento, dimensionamento e gerenciamento de hortas em geral. Horticultura Brasileira, v. 29, n. 3, p. 435-441, 2011. Disponível em: https://www.scielo.br/j/hb/a/sFyrfcdfSkgD6kWQgjZpKWM/?lang=pt. Acesso em: 29 jul. 2026.</w:t>
       </w:r>
     </w:p>
     <w:p>
@@ -16131,7 +17284,23 @@
         <w:pStyle w:val="Referencias"/>
       </w:pPr>
       <w:r>
-        <w:t>VIANNA, Maurício; VIANNA, Ysmar; ADLER, Isabel K.; LUCENA, Brenda; RUSSO, Beatriz. Design Thinking: inovação em negócios. Rio de Janeiro: MJV Press, 2012.</w:t>
+        <w:t xml:space="preserve">VIANNA, Maurício; VIANNA, </w:t>
+      </w:r>
+      <w:proofErr w:type="spellStart"/>
+      <w:r>
+        <w:t>Ysmar</w:t>
+      </w:r>
+      <w:proofErr w:type="spellEnd"/>
+      <w:r>
+        <w:t xml:space="preserve">; ADLER, Isabel K.; LUCENA, Brenda; RUSSO, Beatriz. Design </w:t>
+      </w:r>
+      <w:proofErr w:type="spellStart"/>
+      <w:r>
+        <w:t>Thinking</w:t>
+      </w:r>
+      <w:proofErr w:type="spellEnd"/>
+      <w:r>
+        <w:t>: inovação em negócios. Rio de Janeiro: MJV Press, 2012.</w:t>
       </w:r>
     </w:p>
     <w:p>
@@ -16147,7 +17316,15 @@
         <w:pStyle w:val="Referencias"/>
       </w:pPr>
       <w:r>
-        <w:t>LOPES, João Carlos Raguzzoni. Conhecimentos populares dos alunos como referência para o ensino de Botânica no Ensino Médio. 2018. Dissertação (Mestrado) – Universidade Federal Rural do Rio de Janeiro (UFRRJ), Seropédica, 2018. Disponível em: https://rima.ufrrj.br/jspui/handle/20.500.14407/14961. Acesso em: 7 maio 2026.</w:t>
+        <w:t xml:space="preserve">LOPES, João Carlos </w:t>
+      </w:r>
+      <w:proofErr w:type="spellStart"/>
+      <w:r>
+        <w:t>Raguzzoni</w:t>
+      </w:r>
+      <w:proofErr w:type="spellEnd"/>
+      <w:r>
+        <w:t>. Conhecimentos populares dos alunos como referência para o ensino de Botânica no Ensino Médio. 2018. Dissertação (Mestrado) – Universidade Federal Rural do Rio de Janeiro (UFRRJ), Seropédica, 2018. Disponível em: https://rima.ufrrj.br/jspui/handle/20.500.14407/14961. Acesso em: 7 maio 2026.</w:t>
       </w:r>
     </w:p>
     <w:p>
@@ -16155,7 +17332,15 @@
         <w:pStyle w:val="Referencias"/>
       </w:pPr>
       <w:r>
-        <w:t>BARCELOS, Carlos. Diagrama de casos de uso. Documentação UML, Medium, 2019. Disponível em: https://medium.com/documentaçao-uml/diagrama-de-casos-de-uso-b13221668fed. Acesso em: 18 jun. 2026.</w:t>
+        <w:t xml:space="preserve">BARCELOS, Carlos. Diagrama de casos de uso. Documentação UML, </w:t>
+      </w:r>
+      <w:proofErr w:type="spellStart"/>
+      <w:r>
+        <w:t>Medium</w:t>
+      </w:r>
+      <w:proofErr w:type="spellEnd"/>
+      <w:r>
+        <w:t>, 2019. Disponível em: https://medium.com/documentaçao-uml/diagrama-de-casos-de-uso-b13221668fed. Acesso em: 18 jun. 2026.</w:t>
       </w:r>
     </w:p>
     <w:p>
@@ -16172,7 +17357,31 @@
         <w:pStyle w:val="Referencias"/>
       </w:pPr>
       <w:r>
-        <w:t>MOREIRA, G. L. da R.; KNOLL, G. F. Elementos de gamificação no aplicativo Duolingo. Disciplinarum Scientia | Ciências Humanas, Santa Maria (RS, Brasil), v. 19, n. 2, p. 205–214, 2019. Disponível em: https://periodicos.ufn.edu.br/index.php/disciplinarumCH/article/view/2923. Acesso em: 14 jun. 2026.</w:t>
+        <w:t xml:space="preserve">MOREIRA, G. L. da R.; KNOLL, G. F. Elementos de gamificação no aplicativo </w:t>
+      </w:r>
+      <w:proofErr w:type="spellStart"/>
+      <w:r>
+        <w:t>Duolingo</w:t>
+      </w:r>
+      <w:proofErr w:type="spellEnd"/>
+      <w:r>
+        <w:t xml:space="preserve">. </w:t>
+      </w:r>
+      <w:proofErr w:type="spellStart"/>
+      <w:r>
+        <w:t>Disciplinarum</w:t>
+      </w:r>
+      <w:proofErr w:type="spellEnd"/>
+      <w:r>
+        <w:t xml:space="preserve"> </w:t>
+      </w:r>
+      <w:proofErr w:type="spellStart"/>
+      <w:r>
+        <w:t>Scientia</w:t>
+      </w:r>
+      <w:proofErr w:type="spellEnd"/>
+      <w:r>
+        <w:t xml:space="preserve"> | Ciências Humanas, Santa Maria (RS, Brasil), v. 19, n. 2, p. 205–214, 2019. Disponível em: https://periodicos.ufn.edu.br/index.php/disciplinarumCH/article/view/2923. Acesso em: 14 jun. 2026.</w:t>
       </w:r>
     </w:p>
     <w:p>
@@ -16180,7 +17389,31 @@
         <w:pStyle w:val="Referencias"/>
       </w:pPr>
       <w:r>
-        <w:t>MOREIRA, G. L. da R.; KNOLL, G. F. Elementos de gamificação no aplicativo Duolingo. Disciplinarum Scientia | Ciências Humanas, Santa Maria (RS, Brasil), v. 19, n. 2, p. 205–214, 2019. Disponível em: https://periodicos.ufn.edu.br/index.php/disciplinarumCH/article/view/2923. Acesso em: 14 jun. 2026.</w:t>
+        <w:t xml:space="preserve">MOREIRA, G. L. da R.; KNOLL, G. F. Elementos de gamificação no aplicativo </w:t>
+      </w:r>
+      <w:proofErr w:type="spellStart"/>
+      <w:r>
+        <w:t>Duolingo</w:t>
+      </w:r>
+      <w:proofErr w:type="spellEnd"/>
+      <w:r>
+        <w:t xml:space="preserve">. </w:t>
+      </w:r>
+      <w:proofErr w:type="spellStart"/>
+      <w:r>
+        <w:t>Disciplinarum</w:t>
+      </w:r>
+      <w:proofErr w:type="spellEnd"/>
+      <w:r>
+        <w:t xml:space="preserve"> </w:t>
+      </w:r>
+      <w:proofErr w:type="spellStart"/>
+      <w:r>
+        <w:t>Scientia</w:t>
+      </w:r>
+      <w:proofErr w:type="spellEnd"/>
+      <w:r>
+        <w:t xml:space="preserve"> | Ciências Humanas, Santa Maria (RS, Brasil), v. 19, n. 2, p. 205–214, 2019. Disponível em: https://periodicos.ufn.edu.br/index.php/disciplinarumCH/article/view/2923. Acesso em: 14 jun. 2026.</w:t>
       </w:r>
     </w:p>
     <w:p>
@@ -16188,7 +17421,15 @@
         <w:pStyle w:val="Referencias"/>
       </w:pPr>
       <w:r>
-        <w:t>INSTITUTO AKATU. Instituto Akatu lança aplicativo que incentiva alimentação saudável para jovens. [S.l.], [2021?]. Disponível em: https://akatu.org.br/instituto-akatu-lanca-aplicativo-que-incentiva-alimentacao-saudavel-para-jovens/. Acesso em: 29 jul. 2026.</w:t>
+        <w:t>INSTITUTO AKATU. Instituto Akatu lança aplicativo que incentiva alimentação saudável para jovens. [</w:t>
+      </w:r>
+      <w:proofErr w:type="spellStart"/>
+      <w:r>
+        <w:t>S.l</w:t>
+      </w:r>
+      <w:proofErr w:type="spellEnd"/>
+      <w:r>
+        <w:t>.], [2021?]. Disponível em: https://akatu.org.br/instituto-akatu-lanca-aplicativo-que-incentiva-alimentacao-saudavel-para-jovens/. Acesso em: 29 jul. 2026.</w:t>
       </w:r>
     </w:p>
     <w:p>
@@ -16196,7 +17437,15 @@
         <w:pStyle w:val="Referencias"/>
       </w:pPr>
       <w:r>
-        <w:t>SILVA, Ediner Costa da. A importância da catalogação, utilização e do cultivo de hortaliças e plantas medicinais para ensino e aprendizagem dos alunos em uma comunidade escolar. 2021. Trabalho de Conclusão de Curso (Especialização em Ensino de Ciências) – Universidade da Integração Internacional da Lusofonia Afro-Brasileira (UNILAB), Redenção, 2021. Disponível em: https://repositorio.unilab.edu.br/jspui/handle/123456789/6383. Acesso em: 7 maio 2026.</w:t>
+        <w:t xml:space="preserve">SILVA, </w:t>
+      </w:r>
+      <w:proofErr w:type="spellStart"/>
+      <w:r>
+        <w:t>Ediner</w:t>
+      </w:r>
+      <w:proofErr w:type="spellEnd"/>
+      <w:r>
+        <w:t xml:space="preserve"> Costa da. A importância da catalogação, utilização e do cultivo de hortaliças e plantas medicinais para ensino e aprendizagem dos alunos em uma comunidade escolar. 2021. Trabalho de Conclusão de Curso (Especialização em Ensino de Ciências) – Universidade da Integração Internacional da Lusofonia Afro-Brasileira (UNILAB), Redenção, 2021. Disponível em: https://repositorio.unilab.edu.br/jspui/handle/123456789/6383. Acesso em: 7 maio 2026.</w:t>
       </w:r>
     </w:p>
     <w:p>
@@ -16204,7 +17453,15 @@
         <w:pStyle w:val="Referencias"/>
       </w:pPr>
       <w:r>
-        <w:t>SILVA, Ediner Costa da. A importância da catalogação, utilização e do cultivo de hortaliças e plantas medicinais para ensino e aprendizagem dos alunos em uma comunidade escolar. 2021. Trabalho de Conclusão de Curso (Especialização em Ensino de Ciências) – Universidade da Integração Internacional da Lusofonia Afro-Brasileira (UNILAB), Redenção, 2021. Disponível em: https://repositorio.unilab.edu.br/jspui/handle/123456789/6383. Acesso em: 7 maio 2026.</w:t>
+        <w:t xml:space="preserve">SILVA, </w:t>
+      </w:r>
+      <w:proofErr w:type="spellStart"/>
+      <w:r>
+        <w:t>Ediner</w:t>
+      </w:r>
+      <w:proofErr w:type="spellEnd"/>
+      <w:r>
+        <w:t xml:space="preserve"> Costa da. A importância da catalogação, utilização e do cultivo de hortaliças e plantas medicinais para ensino e aprendizagem dos alunos em uma comunidade escolar. 2021. Trabalho de Conclusão de Curso (Especialização em Ensino de Ciências) – Universidade da Integração Internacional da Lusofonia Afro-Brasileira (UNILAB), Redenção, 2021. Disponível em: https://repositorio.unilab.edu.br/jspui/handle/123456789/6383. Acesso em: 7 maio 2026.</w:t>
       </w:r>
     </w:p>
     <w:p>
@@ -16220,7 +17477,23 @@
         <w:pStyle w:val="Referencias"/>
       </w:pPr>
       <w:r>
-        <w:t>MATOS, Janara de Camargo; GASPAR, Fabiana. Green School: aplicativo para gerenciamento de horta escolar sustentável. Ensino &amp; Pesquisa, União da Vitória, v. 23, n. 1, p. 483-495, 2025. DOI: https://doi.org/10.33871/23594381.2025.23.1.9331. Acesso em: 29 jul. 2026.</w:t>
+        <w:t xml:space="preserve">MATOS, </w:t>
+      </w:r>
+      <w:proofErr w:type="spellStart"/>
+      <w:r>
+        <w:t>Janara</w:t>
+      </w:r>
+      <w:proofErr w:type="spellEnd"/>
+      <w:r>
+        <w:t xml:space="preserve"> de Camargo; GASPAR, Fabiana. Green </w:t>
+      </w:r>
+      <w:proofErr w:type="spellStart"/>
+      <w:r>
+        <w:t>School</w:t>
+      </w:r>
+      <w:proofErr w:type="spellEnd"/>
+      <w:r>
+        <w:t>: aplicativo para gerenciamento de horta escolar sustentável. Ensino &amp; Pesquisa, União da Vitória, v. 23, n. 1, p. 483-495, 2025. DOI: https://doi.org/10.33871/23594381.2025.23.1.9331. Acesso em: 29 jul. 2026.</w:t>
       </w:r>
     </w:p>
     <w:p>
@@ -16263,13 +17536,26 @@
       <w:r>
         <w:t xml:space="preserve">ALMEIDA, A. B. B. et al. Gamificação com o uso do </w:t>
       </w:r>
+      <w:proofErr w:type="spellStart"/>
       <w:proofErr w:type="gramStart"/>
       <w:r>
-        <w:t>Kahoot!:</w:t>
+        <w:t>Kahoot</w:t>
+      </w:r>
+      <w:proofErr w:type="spellEnd"/>
+      <w:r>
+        <w:t>!:</w:t>
       </w:r>
       <w:proofErr w:type="gramEnd"/>
       <w:r>
-        <w:t xml:space="preserve"> utilização de quizzes em sala de aula no Ensino Fundamental I. Revista Foco, v. 16, n. 11, e3782, 2023. Disponível em: https://doi.org/10.54751/revistafoco.v16n11-235. Acesso em: 29 jul. 2026.</w:t>
+        <w:t xml:space="preserve"> utilização de </w:t>
+      </w:r>
+      <w:proofErr w:type="spellStart"/>
+      <w:r>
+        <w:t>quizzes</w:t>
+      </w:r>
+      <w:proofErr w:type="spellEnd"/>
+      <w:r>
+        <w:t xml:space="preserve"> em sala de aula no Ensino Fundamental I. Revista Foco, v. 16, n. 11, e3782, 2023. Disponível em: https://doi.org/10.54751/revistafoco.v16n11-235. Acesso em: 29 jul. 2026.</w:t>
       </w:r>
     </w:p>
     <w:p>
@@ -16280,10 +17566,48 @@
         <w:rPr>
           <w:lang w:val="en-US"/>
         </w:rPr>
-        <w:t xml:space="preserve">ASPARGO. AsparGo: Learn How to Garden. </w:t>
-      </w:r>
-      <w:r>
-        <w:t>[S.l.]: AsparGo Pty Ltd, [2023?]. Disponível em: https://www.aspargo.com.au. Acesso em: 29 jul. 2026.</w:t>
+        <w:t xml:space="preserve">ASPARGO. </w:t>
+      </w:r>
+      <w:proofErr w:type="spellStart"/>
+      <w:r>
+        <w:rPr>
+          <w:lang w:val="en-US"/>
+        </w:rPr>
+        <w:t>AsparGo</w:t>
+      </w:r>
+      <w:proofErr w:type="spellEnd"/>
+      <w:r>
+        <w:rPr>
+          <w:lang w:val="en-US"/>
+        </w:rPr>
+        <w:t xml:space="preserve">: Learn How to Garden. </w:t>
+      </w:r>
+      <w:r>
+        <w:t>[</w:t>
+      </w:r>
+      <w:proofErr w:type="spellStart"/>
+      <w:r>
+        <w:t>S.l</w:t>
+      </w:r>
+      <w:proofErr w:type="spellEnd"/>
+      <w:r>
+        <w:t xml:space="preserve">.]: </w:t>
+      </w:r>
+      <w:proofErr w:type="spellStart"/>
+      <w:r>
+        <w:t>AsparGo</w:t>
+      </w:r>
+      <w:proofErr w:type="spellEnd"/>
+      <w:r>
+        <w:t xml:space="preserve"> </w:t>
+      </w:r>
+      <w:proofErr w:type="spellStart"/>
+      <w:r>
+        <w:t>Pty</w:t>
+      </w:r>
+      <w:proofErr w:type="spellEnd"/>
+      <w:r>
+        <w:t xml:space="preserve"> Ltd, [2023?]. Disponível em: https://www.aspargo.com.au. Acesso em: 29 jul. 2026.</w:t>
       </w:r>
     </w:p>
     <w:p>
@@ -16297,7 +17621,63 @@
         <w:rPr>
           <w:lang w:val="en-US"/>
         </w:rPr>
-        <w:t>SHORTT, Mitchell et al. Gamification in mobile-assisted language learning: a systematic review of Duolingo literature from public release of 2012 to early 2020. Computer Assisted Language Learning, v. 36, n. 3, p. 517-554, 2023. DOI: 10.1080/09588221.2021.1933540. Disponível em: https://www.researchgate.net/publication/351746804_Gamification_in_mobile-assisted_language_learning_A_systematic_review_of_Duolingo_literature_from_public_release_of_2012_to_early_2020#pf1f. Acesso em: 11 de jun. de 2026.</w:t>
+        <w:t xml:space="preserve">SHORTT, Mitchell et al. Gamification in mobile-assisted language learning: a systematic review of Duolingo literature from public release of 2012 to early 2020. Computer Assisted Language Learning, v. 36, n. 3, p. 517-554, 2023. DOI: 10.1080/09588221.2021.1933540. </w:t>
+      </w:r>
+      <w:proofErr w:type="spellStart"/>
+      <w:r>
+        <w:rPr>
+          <w:lang w:val="en-US"/>
+        </w:rPr>
+        <w:t>Disponível</w:t>
+      </w:r>
+      <w:proofErr w:type="spellEnd"/>
+      <w:r>
+        <w:rPr>
+          <w:lang w:val="en-US"/>
+        </w:rPr>
+        <w:t xml:space="preserve"> </w:t>
+      </w:r>
+      <w:proofErr w:type="spellStart"/>
+      <w:r>
+        <w:rPr>
+          <w:lang w:val="en-US"/>
+        </w:rPr>
+        <w:t>em</w:t>
+      </w:r>
+      <w:proofErr w:type="spellEnd"/>
+      <w:r>
+        <w:rPr>
+          <w:lang w:val="en-US"/>
+        </w:rPr>
+        <w:t xml:space="preserve">: https://www.researchgate.net/publication/351746804_Gamification_in_mobile-assisted_language_learning_A_systematic_review_of_Duolingo_literature_from_public_release_of_2012_to_early_2020#pf1f. </w:t>
+      </w:r>
+      <w:proofErr w:type="spellStart"/>
+      <w:r>
+        <w:rPr>
+          <w:lang w:val="en-US"/>
+        </w:rPr>
+        <w:t>Acesso</w:t>
+      </w:r>
+      <w:proofErr w:type="spellEnd"/>
+      <w:r>
+        <w:rPr>
+          <w:lang w:val="en-US"/>
+        </w:rPr>
+        <w:t xml:space="preserve"> </w:t>
+      </w:r>
+      <w:proofErr w:type="spellStart"/>
+      <w:r>
+        <w:rPr>
+          <w:lang w:val="en-US"/>
+        </w:rPr>
+        <w:t>em</w:t>
+      </w:r>
+      <w:proofErr w:type="spellEnd"/>
+      <w:r>
+        <w:rPr>
+          <w:lang w:val="en-US"/>
+        </w:rPr>
+        <w:t>: 11 de jun. de 2026.</w:t>
       </w:r>
     </w:p>
     <w:p>
@@ -16311,7 +17691,23 @@
         <w:t xml:space="preserve">SHORTT, M. et al. Gamification in mobile-assisted language learning: a systematic review of Duolingo literature. </w:t>
       </w:r>
       <w:r>
-        <w:t>Computer Assisted Language Learning, v. 36, n. 3, p. 517–554, 2023.</w:t>
+        <w:t xml:space="preserve">Computer </w:t>
+      </w:r>
+      <w:proofErr w:type="spellStart"/>
+      <w:r>
+        <w:t>Assisted</w:t>
+      </w:r>
+      <w:proofErr w:type="spellEnd"/>
+      <w:r>
+        <w:t xml:space="preserve"> </w:t>
+      </w:r>
+      <w:proofErr w:type="spellStart"/>
+      <w:r>
+        <w:t>Language</w:t>
+      </w:r>
+      <w:proofErr w:type="spellEnd"/>
+      <w:r>
+        <w:t xml:space="preserve"> Learning, v. 36, n. 3, p. 517–554, 2023.</w:t>
       </w:r>
     </w:p>
     <w:p>
@@ -16347,7 +17743,15 @@
         <w:pStyle w:val="Referencias"/>
       </w:pPr>
       <w:r>
-        <w:t>CLASSCRAFT STUDIOS. Classcraft. Disponível em: https://www.classcraft.com/pt. Acesso em: 29 jul. 2026.</w:t>
+        <w:t xml:space="preserve">CLASSCRAFT STUDIOS. </w:t>
+      </w:r>
+      <w:proofErr w:type="spellStart"/>
+      <w:r>
+        <w:t>Classcraft</w:t>
+      </w:r>
+      <w:proofErr w:type="spellEnd"/>
+      <w:r>
+        <w:t>. Disponível em: https://www.classcraft.com/pt. Acesso em: 29 jul. 2026.</w:t>
       </w:r>
     </w:p>
     <w:p>
@@ -16355,7 +17759,15 @@
         <w:pStyle w:val="Referencias"/>
       </w:pPr>
       <w:r>
-        <w:t>INSTITUTO AKATU. Edukatu: rede de aprendizagem para o consumo consciente e a sustentabilidade. Disponível em: https://edukatu.org.br. Acesso em: 29 jul. 2026.</w:t>
+        <w:t xml:space="preserve">INSTITUTO AKATU. </w:t>
+      </w:r>
+      <w:proofErr w:type="spellStart"/>
+      <w:r>
+        <w:t>Edukatu</w:t>
+      </w:r>
+      <w:proofErr w:type="spellEnd"/>
+      <w:r>
+        <w:t>: rede de aprendizagem para o consumo consciente e a sustentabilidade. Disponível em: https://edukatu.org.br. Acesso em: 29 jul. 2026.</w:t>
       </w:r>
     </w:p>
     <w:p>
@@ -16371,7 +17783,15 @@
         <w:pStyle w:val="Referencias"/>
       </w:pPr>
       <w:r>
-        <w:t>INVENTTA. Design Thinking: o que é e como aplicar na inovação. Disponível em: https://inventta.net/. Acesso em: 18 jun. 2026.</w:t>
+        <w:t xml:space="preserve">INVENTTA. Design </w:t>
+      </w:r>
+      <w:proofErr w:type="spellStart"/>
+      <w:r>
+        <w:t>Thinking</w:t>
+      </w:r>
+      <w:proofErr w:type="spellEnd"/>
+      <w:r>
+        <w:t>: o que é e como aplicar na inovação. Disponível em: https://inventta.net/. Acesso em: 18 jun. 2026.</w:t>
       </w:r>
     </w:p>
     <w:p>
@@ -16379,7 +17799,15 @@
         <w:pStyle w:val="Referencias"/>
       </w:pPr>
       <w:r>
-        <w:t>LARAVEL. Laravel Cloud. Disponível em: https://laravel.com/cloud. Acesso em: 18 jul. 2026.</w:t>
+        <w:t xml:space="preserve">LARAVEL. </w:t>
+      </w:r>
+      <w:proofErr w:type="spellStart"/>
+      <w:r>
+        <w:t>Laravel</w:t>
+      </w:r>
+      <w:proofErr w:type="spellEnd"/>
+      <w:r>
+        <w:t xml:space="preserve"> Cloud. Disponível em: https://laravel.com/cloud. Acesso em: 18 jul. 2026.</w:t>
       </w:r>
     </w:p>
     <w:p>
@@ -16395,7 +17823,15 @@
         <w:pStyle w:val="Referencias"/>
       </w:pPr>
       <w:r>
-        <w:t>MJV INNOVATION. Design Thinking: o que são Cadernos de Sensibilização. Disponível em: https://www.mjvinnovation.com/pt-br/blog/design-thinking-que-sao-cadernos-sensibilizacao/. Acesso em: 18 jun. 2026.</w:t>
+        <w:t xml:space="preserve">MJV INNOVATION. Design </w:t>
+      </w:r>
+      <w:proofErr w:type="spellStart"/>
+      <w:r>
+        <w:t>Thinking</w:t>
+      </w:r>
+      <w:proofErr w:type="spellEnd"/>
+      <w:r>
+        <w:t>: o que são Cadernos de Sensibilização. Disponível em: https://www.mjvinnovation.com/pt-br/blog/design-thinking-que-sao-cadernos-sensibilizacao/. Acesso em: 18 jun. 2026.</w:t>
       </w:r>
     </w:p>
     <w:p>
@@ -16409,59 +17845,97 @@
     <w:p>
       <w:pPr>
         <w:pStyle w:val="Referencias"/>
+      </w:pPr>
+      <w:r>
+        <w:t xml:space="preserve">MJV INNOVATION. Personas: entenda o conceito e conheça o seu cliente ideal. Disponível em: https://www.mjvinnovation.com/pt-br/blog/personas-uma-ferramenta-poderosa-no-design-thinking-2/. </w:t>
+      </w:r>
+      <w:r>
+        <w:t>Acesso em: 18 jun. 2026.</w:t>
+      </w:r>
+    </w:p>
+    <w:p>
+      <w:pPr>
+        <w:pStyle w:val="Referencias"/>
+      </w:pPr>
+      <w:r>
+        <w:t>MJV TEAM. Personas: entenda o conceito e conheça o seu cliente. Disponível em: https://www.mjvinnovation.com/pt-br/blog/personas-uma-ferramenta-poderosa-no-design-thinking-2/. Acesso em: 18 jun. 2026.</w:t>
+      </w:r>
+    </w:p>
+    <w:p>
+      <w:pPr>
+        <w:pStyle w:val="Referencias"/>
+      </w:pPr>
+      <w:r>
+        <w:t>MYSQL. MySQL. Disponível em: https://www.mysql.com. Acesso em: 20 jul. 2026.</w:t>
+      </w:r>
+    </w:p>
+    <w:p>
+      <w:pPr>
+        <w:pStyle w:val="Referencias"/>
+      </w:pPr>
+      <w:r>
+        <w:t xml:space="preserve">PHP. PHP: Hypertext </w:t>
+      </w:r>
+      <w:proofErr w:type="spellStart"/>
+      <w:r>
+        <w:t>Preprocessor</w:t>
+      </w:r>
+      <w:proofErr w:type="spellEnd"/>
+      <w:r>
+        <w:t>. Disponível em: https://www.php.net. Acesso em: 18 jul. 2026.</w:t>
+      </w:r>
+    </w:p>
+    <w:p>
+      <w:pPr>
+        <w:pStyle w:val="Referencias"/>
         <w:rPr>
           <w:lang w:val="en-US"/>
         </w:rPr>
       </w:pPr>
       <w:r>
-        <w:t xml:space="preserve">MJV INNOVATION. Personas: entenda o conceito e conheça o seu cliente ideal. Disponível em: https://www.mjvinnovation.com/pt-br/blog/personas-uma-ferramenta-poderosa-no-design-thinking-2/. </w:t>
-      </w:r>
+        <w:t xml:space="preserve">PREFEITURA DA CIDADE DO RIO DE JANEIRO. Hortas Cariocas. Disponível em: https://carioca.rio/servicos/hortas-cariocas/. </w:t>
+      </w:r>
+      <w:proofErr w:type="spellStart"/>
       <w:r>
         <w:rPr>
           <w:lang w:val="en-US"/>
         </w:rPr>
-        <w:t>Acesso em: 18 jun. 2026.</w:t>
-      </w:r>
-    </w:p>
-    <w:p>
-      <w:pPr>
-        <w:pStyle w:val="Referencias"/>
-      </w:pPr>
-      <w:r>
-        <w:t>MJV TEAM. Personas: entenda o conceito e conheça o seu cliente. Disponível em: https://www.mjvinnovation.com/pt-br/blog/personas-uma-ferramenta-poderosa-no-design-thinking-2/. Acesso em: 18 jun. 2026.</w:t>
-      </w:r>
-    </w:p>
-    <w:p>
-      <w:pPr>
-        <w:pStyle w:val="Referencias"/>
-      </w:pPr>
-      <w:r>
-        <w:t>MYSQL. MySQL. Disponível em: https://www.mysql.com. Acesso em: 20 jul. 2026.</w:t>
-      </w:r>
-    </w:p>
-    <w:p>
-      <w:pPr>
-        <w:pStyle w:val="Referencias"/>
-      </w:pPr>
-      <w:r>
-        <w:t>PHP. PHP: Hypertext Preprocessor. Disponível em: https://www.php.net. Acesso em: 18 jul. 2026.</w:t>
-      </w:r>
-    </w:p>
-    <w:p>
-      <w:pPr>
-        <w:pStyle w:val="Referencias"/>
+        <w:t>Acesso</w:t>
+      </w:r>
+      <w:proofErr w:type="spellEnd"/>
+      <w:r>
         <w:rPr>
           <w:lang w:val="en-US"/>
         </w:rPr>
-      </w:pPr>
-      <w:r>
-        <w:t xml:space="preserve">PREFEITURA DA CIDADE DO RIO DE JANEIRO. Hortas Cariocas. Disponível em: https://carioca.rio/servicos/hortas-cariocas/. </w:t>
-      </w:r>
+        <w:t xml:space="preserve"> </w:t>
+      </w:r>
+      <w:proofErr w:type="spellStart"/>
       <w:r>
         <w:rPr>
           <w:lang w:val="en-US"/>
         </w:rPr>
-        <w:t>Acesso em: 29 jul. 2026.</w:t>
+        <w:t>em</w:t>
+      </w:r>
+      <w:proofErr w:type="spellEnd"/>
+      <w:r>
+        <w:rPr>
+          <w:lang w:val="en-US"/>
+        </w:rPr>
+        <w:t xml:space="preserve">: 29 </w:t>
+      </w:r>
+      <w:proofErr w:type="spellStart"/>
+      <w:r>
+        <w:rPr>
+          <w:lang w:val="en-US"/>
+        </w:rPr>
+        <w:t>jul.</w:t>
+      </w:r>
+      <w:proofErr w:type="spellEnd"/>
+      <w:r>
+        <w:rPr>
+          <w:lang w:val="en-US"/>
+        </w:rPr>
+        <w:t xml:space="preserve"> 2026.</w:t>
       </w:r>
     </w:p>
     <w:p>
@@ -16498,71 +17972,139 @@
         </w:rPr>
       </w:pPr>
       <w:r>
-        <w:t xml:space="preserve">SEMINÁRIO DE EDUCAÇÃO A DISTÂNCIA (SEADCO). Gamificação: uma Proposta de Aplicação da Plataforma Classcraft nas Aulas de Jogos Educativos do IFPI – Campus Teresina Zona Sul. Anais do Seminário de Educação a Distância. Disponível em: https://sol.sbc.org.br/index.php/seadco/article/view/20399. </w:t>
-      </w:r>
+        <w:t xml:space="preserve">SEMINÁRIO DE EDUCAÇÃO A DISTÂNCIA (SEADCO). Gamificação: uma Proposta de Aplicação da Plataforma </w:t>
+      </w:r>
+      <w:proofErr w:type="spellStart"/>
+      <w:r>
+        <w:t>Classcraft</w:t>
+      </w:r>
+      <w:proofErr w:type="spellEnd"/>
+      <w:r>
+        <w:t xml:space="preserve"> nas Aulas de Jogos Educativos do IFPI – Campus Teresina Zona Sul. Anais do Seminário de Educação a Distância. Disponível em: https://sol.sbc.org.br/index.php/seadco/article/view/20399. </w:t>
+      </w:r>
+      <w:proofErr w:type="spellStart"/>
       <w:r>
         <w:rPr>
           <w:lang w:val="en-US"/>
         </w:rPr>
+        <w:t>Acesso</w:t>
+      </w:r>
+      <w:proofErr w:type="spellEnd"/>
+      <w:r>
+        <w:rPr>
+          <w:lang w:val="en-US"/>
+        </w:rPr>
+        <w:t xml:space="preserve"> </w:t>
+      </w:r>
+      <w:proofErr w:type="spellStart"/>
+      <w:r>
+        <w:rPr>
+          <w:lang w:val="en-US"/>
+        </w:rPr>
+        <w:t>em</w:t>
+      </w:r>
+      <w:proofErr w:type="spellEnd"/>
+      <w:r>
+        <w:rPr>
+          <w:lang w:val="en-US"/>
+        </w:rPr>
+        <w:t xml:space="preserve">: 29 </w:t>
+      </w:r>
+      <w:proofErr w:type="spellStart"/>
+      <w:r>
+        <w:rPr>
+          <w:lang w:val="en-US"/>
+        </w:rPr>
+        <w:t>jul.</w:t>
+      </w:r>
+      <w:proofErr w:type="spellEnd"/>
+      <w:r>
+        <w:rPr>
+          <w:lang w:val="en-US"/>
+        </w:rPr>
+        <w:t xml:space="preserve"> 2026.</w:t>
+      </w:r>
+    </w:p>
+    <w:p>
+      <w:pPr>
+        <w:pStyle w:val="Referencias"/>
+      </w:pPr>
+      <w:r>
+        <w:rPr>
+          <w:lang w:val="en-US"/>
+        </w:rPr>
+        <w:t xml:space="preserve">TYPESCRIPT. TypeScript: JavaScript with syntax for types. </w:t>
+      </w:r>
+      <w:r>
+        <w:t>Disponível em: https://www.typescriptlang.org. Acesso em: 18 jul. 2026.</w:t>
+      </w:r>
+    </w:p>
+    <w:p>
+      <w:pPr>
+        <w:pStyle w:val="Referencias"/>
+      </w:pPr>
+      <w:r>
+        <w:t xml:space="preserve">VALENÇA, Adriana Rezende et al. Gamificação na Educação Básica: o uso de elementos dos jogos digitais como estratégia para potencializar a aprendizagem e a participação escolar. Revista Tópicos, Rio de Janeiro, v. 4, n. 34, p. 1-36, 2026. Disponível em: https://doi.org/10.70773/revistatopicos/782197964. </w:t>
+      </w:r>
+      <w:r>
         <w:t>Acesso em: 29 jul. 2026.</w:t>
       </w:r>
     </w:p>
     <w:p>
       <w:pPr>
         <w:pStyle w:val="Referencias"/>
-      </w:pPr>
-      <w:r>
         <w:rPr>
           <w:lang w:val="en-US"/>
         </w:rPr>
-        <w:t xml:space="preserve">TYPESCRIPT. TypeScript: JavaScript with syntax for types. </w:t>
-      </w:r>
-      <w:r>
-        <w:t>Disponível em: https://www.typescriptlang.org. Acesso em: 18 jul. 2026.</w:t>
+      </w:pPr>
+      <w:r>
+        <w:t xml:space="preserve">ZENDESK. O que é Golden Circle: entenda o conceito de Simon </w:t>
+      </w:r>
+      <w:proofErr w:type="spellStart"/>
+      <w:r>
+        <w:t>Sinek</w:t>
+      </w:r>
+      <w:proofErr w:type="spellEnd"/>
+      <w:r>
+        <w:t xml:space="preserve">. Disponível em: https://www.zendesk.com.br/blog/o-que-e-golden-circle/. </w:t>
+      </w:r>
+      <w:proofErr w:type="spellStart"/>
+      <w:r>
+        <w:rPr>
+          <w:lang w:val="en-US"/>
+        </w:rPr>
+        <w:t>Acesso</w:t>
+      </w:r>
+      <w:proofErr w:type="spellEnd"/>
+      <w:r>
+        <w:rPr>
+          <w:lang w:val="en-US"/>
+        </w:rPr>
+        <w:t xml:space="preserve"> </w:t>
+      </w:r>
+      <w:proofErr w:type="spellStart"/>
+      <w:r>
+        <w:rPr>
+          <w:lang w:val="en-US"/>
+        </w:rPr>
+        <w:t>em</w:t>
+      </w:r>
+      <w:proofErr w:type="spellEnd"/>
+      <w:r>
+        <w:rPr>
+          <w:lang w:val="en-US"/>
+        </w:rPr>
+        <w:t>: 18 jun. 2026.</w:t>
       </w:r>
     </w:p>
     <w:p>
       <w:pPr>
         <w:pStyle w:val="Referencias"/>
-        <w:rPr>
-          <w:lang w:val="en-US"/>
-        </w:rPr>
-      </w:pPr>
-      <w:r>
-        <w:t xml:space="preserve">VALENÇA, Adriana Rezende et al. Gamificação na Educação Básica: o uso de elementos dos jogos digitais como estratégia para potencializar a aprendizagem e a participação escolar. Revista Tópicos, Rio de Janeiro, v. 4, n. 34, p. 1-36, 2026. Disponível em: https://doi.org/10.70773/revistatopicos/782197964. </w:t>
-      </w:r>
-      <w:r>
-        <w:rPr>
-          <w:lang w:val="en-US"/>
-        </w:rPr>
-        <w:t>Acesso em: 29 jul. 2026.</w:t>
-      </w:r>
-    </w:p>
-    <w:p>
-      <w:pPr>
-        <w:pStyle w:val="Referencias"/>
-        <w:rPr>
-          <w:lang w:val="en-US"/>
-        </w:rPr>
-      </w:pPr>
-      <w:r>
-        <w:t xml:space="preserve">ZENDESK. O que é Golden Circle: entenda o conceito de Simon Sinek. Disponível em: https://www.zendesk.com.br/blog/o-que-e-golden-circle/. </w:t>
-      </w:r>
-      <w:r>
-        <w:rPr>
-          <w:lang w:val="en-US"/>
-        </w:rPr>
-        <w:t>Acesso em: 18 jun. 2026.</w:t>
-      </w:r>
-    </w:p>
-    <w:p>
-      <w:pPr>
-        <w:pStyle w:val="Referencias"/>
       </w:pPr>
     </w:p>
     <w:sectPr>
-      <w:headerReference w:type="default" r:id="rId21"/>
-      <w:footerReference w:type="default" r:id="rId22"/>
+      <w:headerReference w:type="default" r:id="rId20"/>
+      <w:footerReference w:type="default" r:id="rId21"/>
       <w:pgSz w:w="11906" w:h="16838"/>
       <w:pgMar w:top="1701" w:right="1134" w:bottom="1134" w:left="1701" w:header="709" w:footer="709" w:gutter="0"/>
       <w:cols w:space="708"/>

--- a/ABNT-TCC.docx
+++ b/ABNT-TCC.docx
@@ -1726,7 +1726,7 @@
         </w:rPr>
         <w:fldChar w:fldCharType="separate"/>
       </w:r>
-      <w:hyperlink w:anchor="_Toc236759040" w:history="1">
+      <w:hyperlink w:anchor="_Toc236864460" w:history="1">
         <w:r>
           <w:rPr>
             <w:rStyle w:val="Hyperlink"/>
@@ -1771,7 +1771,7 @@
             <w:noProof/>
             <w:webHidden/>
           </w:rPr>
-          <w:instrText xml:space="preserve"> PAGEREF _Toc236759040 \h </w:instrText>
+          <w:instrText xml:space="preserve"> PAGEREF _Toc236864460 \h </w:instrText>
         </w:r>
         <w:r>
           <w:rPr>
@@ -1814,7 +1814,7 @@
           <w14:ligatures w14:val="standardContextual"/>
         </w:rPr>
       </w:pPr>
-      <w:hyperlink w:anchor="_Toc236759041" w:history="1">
+      <w:hyperlink w:anchor="_Toc236864461" w:history="1">
         <w:r>
           <w:rPr>
             <w:rStyle w:val="Hyperlink"/>
@@ -1859,7 +1859,7 @@
             <w:noProof/>
             <w:webHidden/>
           </w:rPr>
-          <w:instrText xml:space="preserve"> PAGEREF _Toc236759041 \h </w:instrText>
+          <w:instrText xml:space="preserve"> PAGEREF _Toc236864461 \h </w:instrText>
         </w:r>
         <w:r>
           <w:rPr>
@@ -1902,7 +1902,7 @@
           <w14:ligatures w14:val="standardContextual"/>
         </w:rPr>
       </w:pPr>
-      <w:hyperlink w:anchor="_Toc236759042" w:history="1">
+      <w:hyperlink w:anchor="_Toc236864462" w:history="1">
         <w:r>
           <w:rPr>
             <w:rStyle w:val="Hyperlink"/>
@@ -1947,7 +1947,7 @@
             <w:noProof/>
             <w:webHidden/>
           </w:rPr>
-          <w:instrText xml:space="preserve"> PAGEREF _Toc236759042 \h </w:instrText>
+          <w:instrText xml:space="preserve"> PAGEREF _Toc236864462 \h </w:instrText>
         </w:r>
         <w:r>
           <w:rPr>
@@ -1990,7 +1990,7 @@
           <w14:ligatures w14:val="standardContextual"/>
         </w:rPr>
       </w:pPr>
-      <w:hyperlink w:anchor="_Toc236759043" w:history="1">
+      <w:hyperlink w:anchor="_Toc236864463" w:history="1">
         <w:r>
           <w:rPr>
             <w:rStyle w:val="Hyperlink"/>
@@ -2035,7 +2035,7 @@
             <w:noProof/>
             <w:webHidden/>
           </w:rPr>
-          <w:instrText xml:space="preserve"> PAGEREF _Toc236759043 \h </w:instrText>
+          <w:instrText xml:space="preserve"> PAGEREF _Toc236864463 \h </w:instrText>
         </w:r>
         <w:r>
           <w:rPr>
@@ -2078,7 +2078,7 @@
           <w14:ligatures w14:val="standardContextual"/>
         </w:rPr>
       </w:pPr>
-      <w:hyperlink w:anchor="_Toc236759044" w:history="1">
+      <w:hyperlink w:anchor="_Toc236864464" w:history="1">
         <w:r>
           <w:rPr>
             <w:rStyle w:val="Hyperlink"/>
@@ -2123,7 +2123,7 @@
             <w:noProof/>
             <w:webHidden/>
           </w:rPr>
-          <w:instrText xml:space="preserve"> PAGEREF _Toc236759044 \h </w:instrText>
+          <w:instrText xml:space="preserve"> PAGEREF _Toc236864464 \h </w:instrText>
         </w:r>
         <w:r>
           <w:rPr>
@@ -2166,7 +2166,7 @@
           <w14:ligatures w14:val="standardContextual"/>
         </w:rPr>
       </w:pPr>
-      <w:hyperlink w:anchor="_Toc236759045" w:history="1">
+      <w:hyperlink w:anchor="_Toc236864465" w:history="1">
         <w:r>
           <w:rPr>
             <w:rStyle w:val="Hyperlink"/>
@@ -2211,7 +2211,7 @@
             <w:noProof/>
             <w:webHidden/>
           </w:rPr>
-          <w:instrText xml:space="preserve"> PAGEREF _Toc236759045 \h </w:instrText>
+          <w:instrText xml:space="preserve"> PAGEREF _Toc236864465 \h </w:instrText>
         </w:r>
         <w:r>
           <w:rPr>
@@ -2254,7 +2254,7 @@
           <w14:ligatures w14:val="standardContextual"/>
         </w:rPr>
       </w:pPr>
-      <w:hyperlink w:anchor="_Toc236759046" w:history="1">
+      <w:hyperlink w:anchor="_Toc236864466" w:history="1">
         <w:r>
           <w:rPr>
             <w:rStyle w:val="Hyperlink"/>
@@ -2299,7 +2299,7 @@
             <w:noProof/>
             <w:webHidden/>
           </w:rPr>
-          <w:instrText xml:space="preserve"> PAGEREF _Toc236759046 \h </w:instrText>
+          <w:instrText xml:space="preserve"> PAGEREF _Toc236864466 \h </w:instrText>
         </w:r>
         <w:r>
           <w:rPr>
@@ -2342,7 +2342,7 @@
           <w14:ligatures w14:val="standardContextual"/>
         </w:rPr>
       </w:pPr>
-      <w:hyperlink w:anchor="_Toc236759047" w:history="1">
+      <w:hyperlink w:anchor="_Toc236864467" w:history="1">
         <w:r>
           <w:rPr>
             <w:rStyle w:val="Hyperlink"/>
@@ -2387,7 +2387,7 @@
             <w:noProof/>
             <w:webHidden/>
           </w:rPr>
-          <w:instrText xml:space="preserve"> PAGEREF _Toc236759047 \h </w:instrText>
+          <w:instrText xml:space="preserve"> PAGEREF _Toc236864467 \h </w:instrText>
         </w:r>
         <w:r>
           <w:rPr>
@@ -2430,7 +2430,7 @@
           <w14:ligatures w14:val="standardContextual"/>
         </w:rPr>
       </w:pPr>
-      <w:hyperlink w:anchor="_Toc236759048" w:history="1">
+      <w:hyperlink w:anchor="_Toc236864468" w:history="1">
         <w:r>
           <w:rPr>
             <w:rStyle w:val="Hyperlink"/>
@@ -2476,7 +2476,7 @@
             <w:noProof/>
             <w:webHidden/>
           </w:rPr>
-          <w:instrText xml:space="preserve"> PAGEREF _Toc236759048 \h </w:instrText>
+          <w:instrText xml:space="preserve"> PAGEREF _Toc236864468 \h </w:instrText>
         </w:r>
         <w:r>
           <w:rPr>
@@ -2519,7 +2519,7 @@
           <w14:ligatures w14:val="standardContextual"/>
         </w:rPr>
       </w:pPr>
-      <w:hyperlink w:anchor="_Toc236759049" w:history="1">
+      <w:hyperlink w:anchor="_Toc236864469" w:history="1">
         <w:r>
           <w:rPr>
             <w:rStyle w:val="Hyperlink"/>
@@ -2564,7 +2564,7 @@
             <w:noProof/>
             <w:webHidden/>
           </w:rPr>
-          <w:instrText xml:space="preserve"> PAGEREF _Toc236759049 \h </w:instrText>
+          <w:instrText xml:space="preserve"> PAGEREF _Toc236864469 \h </w:instrText>
         </w:r>
         <w:r>
           <w:rPr>
@@ -2597,7 +2597,7 @@
     </w:p>
     <w:p>
       <w:pPr>
-        <w:pStyle w:val="Sumrio2"/>
+        <w:pStyle w:val="Sumrio3"/>
         <w:rPr>
           <w:rFonts w:asciiTheme="minorHAnsi" w:eastAsiaTheme="minorEastAsia" w:hAnsiTheme="minorHAnsi"/>
           <w:noProof/>
@@ -2607,13 +2607,13 @@
           <w14:ligatures w14:val="standardContextual"/>
         </w:rPr>
       </w:pPr>
-      <w:hyperlink w:anchor="_Toc236759050" w:history="1">
+      <w:hyperlink w:anchor="_Toc236864470" w:history="1">
         <w:r>
           <w:rPr>
             <w:rStyle w:val="Hyperlink"/>
             <w:noProof/>
           </w:rPr>
-          <w:t>2.2</w:t>
+          <w:t>2.1.1</w:t>
         </w:r>
         <w:r>
           <w:rPr>
@@ -2631,7 +2631,7 @@
             <w:rStyle w:val="Hyperlink"/>
             <w:noProof/>
           </w:rPr>
-          <w:t>Metodologia de desenvolvimento</w:t>
+          <w:t>A horta nos Objetivos de Desenvolvimento Sustentável (ODS)</w:t>
         </w:r>
         <w:r>
           <w:rPr>
@@ -2652,7 +2652,7 @@
             <w:noProof/>
             <w:webHidden/>
           </w:rPr>
-          <w:instrText xml:space="preserve"> PAGEREF _Toc236759050 \h </w:instrText>
+          <w:instrText xml:space="preserve"> PAGEREF _Toc236864470 \h </w:instrText>
         </w:r>
         <w:r>
           <w:rPr>
@@ -2672,7 +2672,7 @@
             <w:noProof/>
             <w:webHidden/>
           </w:rPr>
-          <w:t>20</w:t>
+          <w:t>19</w:t>
         </w:r>
         <w:r>
           <w:rPr>
@@ -2685,7 +2685,7 @@
     </w:p>
     <w:p>
       <w:pPr>
-        <w:pStyle w:val="Sumrio3"/>
+        <w:pStyle w:val="Sumrio2"/>
         <w:rPr>
           <w:rFonts w:asciiTheme="minorHAnsi" w:eastAsiaTheme="minorEastAsia" w:hAnsiTheme="minorHAnsi"/>
           <w:noProof/>
@@ -2695,13 +2695,13 @@
           <w14:ligatures w14:val="standardContextual"/>
         </w:rPr>
       </w:pPr>
-      <w:hyperlink w:anchor="_Toc236759051" w:history="1">
+      <w:hyperlink w:anchor="_Toc236864471" w:history="1">
         <w:r>
           <w:rPr>
             <w:rStyle w:val="Hyperlink"/>
             <w:noProof/>
           </w:rPr>
-          <w:t>2.2.1</w:t>
+          <w:t>2.2</w:t>
         </w:r>
         <w:r>
           <w:rPr>
@@ -2719,7 +2719,7 @@
             <w:rStyle w:val="Hyperlink"/>
             <w:noProof/>
           </w:rPr>
-          <w:t>Design Thinking</w:t>
+          <w:t>Metodologia de desenvolvimento</w:t>
         </w:r>
         <w:r>
           <w:rPr>
@@ -2740,7 +2740,7 @@
             <w:noProof/>
             <w:webHidden/>
           </w:rPr>
-          <w:instrText xml:space="preserve"> PAGEREF _Toc236759051 \h </w:instrText>
+          <w:instrText xml:space="preserve"> PAGEREF _Toc236864471 \h </w:instrText>
         </w:r>
         <w:r>
           <w:rPr>
@@ -2760,7 +2760,7 @@
             <w:noProof/>
             <w:webHidden/>
           </w:rPr>
-          <w:t>20</w:t>
+          <w:t>19</w:t>
         </w:r>
         <w:r>
           <w:rPr>
@@ -2773,7 +2773,7 @@
     </w:p>
     <w:p>
       <w:pPr>
-        <w:pStyle w:val="Sumrio4"/>
+        <w:pStyle w:val="Sumrio3"/>
         <w:rPr>
           <w:rFonts w:asciiTheme="minorHAnsi" w:eastAsiaTheme="minorEastAsia" w:hAnsiTheme="minorHAnsi"/>
           <w:noProof/>
@@ -2783,13 +2783,13 @@
           <w14:ligatures w14:val="standardContextual"/>
         </w:rPr>
       </w:pPr>
-      <w:hyperlink w:anchor="_Toc236759052" w:history="1">
+      <w:hyperlink w:anchor="_Toc236864472" w:history="1">
         <w:r>
           <w:rPr>
             <w:rStyle w:val="Hyperlink"/>
             <w:noProof/>
           </w:rPr>
-          <w:t>2.2.1.1</w:t>
+          <w:t>2.2.1</w:t>
         </w:r>
         <w:r>
           <w:rPr>
@@ -2807,7 +2807,7 @@
             <w:rStyle w:val="Hyperlink"/>
             <w:noProof/>
           </w:rPr>
-          <w:t>Caderno de sensibilidade</w:t>
+          <w:t>Design Thinking</w:t>
         </w:r>
         <w:r>
           <w:rPr>
@@ -2828,7 +2828,7 @@
             <w:noProof/>
             <w:webHidden/>
           </w:rPr>
-          <w:instrText xml:space="preserve"> PAGEREF _Toc236759052 \h </w:instrText>
+          <w:instrText xml:space="preserve"> PAGEREF _Toc236864472 \h </w:instrText>
         </w:r>
         <w:r>
           <w:rPr>
@@ -2848,7 +2848,7 @@
             <w:noProof/>
             <w:webHidden/>
           </w:rPr>
-          <w:t>20</w:t>
+          <w:t>19</w:t>
         </w:r>
         <w:r>
           <w:rPr>
@@ -2871,13 +2871,13 @@
           <w14:ligatures w14:val="standardContextual"/>
         </w:rPr>
       </w:pPr>
-      <w:hyperlink w:anchor="_Toc236759053" w:history="1">
+      <w:hyperlink w:anchor="_Toc236864473" w:history="1">
         <w:r>
           <w:rPr>
             <w:rStyle w:val="Hyperlink"/>
             <w:noProof/>
           </w:rPr>
-          <w:t>2.2.1.2</w:t>
+          <w:t>2.2.1.1</w:t>
         </w:r>
         <w:r>
           <w:rPr>
@@ -2895,7 +2895,7 @@
             <w:rStyle w:val="Hyperlink"/>
             <w:noProof/>
           </w:rPr>
-          <w:t>Cardápio de ideias</w:t>
+          <w:t>Caderno de sensibilidade</w:t>
         </w:r>
         <w:r>
           <w:rPr>
@@ -2916,7 +2916,7 @@
             <w:noProof/>
             <w:webHidden/>
           </w:rPr>
-          <w:instrText xml:space="preserve"> PAGEREF _Toc236759053 \h </w:instrText>
+          <w:instrText xml:space="preserve"> PAGEREF _Toc236864473 \h </w:instrText>
         </w:r>
         <w:r>
           <w:rPr>
@@ -2936,7 +2936,7 @@
             <w:noProof/>
             <w:webHidden/>
           </w:rPr>
-          <w:t>21</w:t>
+          <w:t>19</w:t>
         </w:r>
         <w:r>
           <w:rPr>
@@ -2959,13 +2959,13 @@
           <w14:ligatures w14:val="standardContextual"/>
         </w:rPr>
       </w:pPr>
-      <w:hyperlink w:anchor="_Toc236759054" w:history="1">
+      <w:hyperlink w:anchor="_Toc236864474" w:history="1">
         <w:r>
           <w:rPr>
             <w:rStyle w:val="Hyperlink"/>
             <w:noProof/>
           </w:rPr>
-          <w:t>2.2.1.3</w:t>
+          <w:t>2.2.1.2</w:t>
         </w:r>
         <w:r>
           <w:rPr>
@@ -2983,7 +2983,7 @@
             <w:rStyle w:val="Hyperlink"/>
             <w:noProof/>
           </w:rPr>
-          <w:t>Golden Circle</w:t>
+          <w:t>Cardápio de ideias</w:t>
         </w:r>
         <w:r>
           <w:rPr>
@@ -3004,7 +3004,7 @@
             <w:noProof/>
             <w:webHidden/>
           </w:rPr>
-          <w:instrText xml:space="preserve"> PAGEREF _Toc236759054 \h </w:instrText>
+          <w:instrText xml:space="preserve"> PAGEREF _Toc236864474 \h </w:instrText>
         </w:r>
         <w:r>
           <w:rPr>
@@ -3024,7 +3024,7 @@
             <w:noProof/>
             <w:webHidden/>
           </w:rPr>
-          <w:t>21</w:t>
+          <w:t>19</w:t>
         </w:r>
         <w:r>
           <w:rPr>
@@ -3047,13 +3047,13 @@
           <w14:ligatures w14:val="standardContextual"/>
         </w:rPr>
       </w:pPr>
-      <w:hyperlink w:anchor="_Toc236759055" w:history="1">
+      <w:hyperlink w:anchor="_Toc236864475" w:history="1">
         <w:r>
           <w:rPr>
             <w:rStyle w:val="Hyperlink"/>
             <w:noProof/>
           </w:rPr>
-          <w:t>2.2.1.4</w:t>
+          <w:t>2.2.1.3</w:t>
         </w:r>
         <w:r>
           <w:rPr>
@@ -3071,7 +3071,7 @@
             <w:rStyle w:val="Hyperlink"/>
             <w:noProof/>
           </w:rPr>
-          <w:t>Brainstroming</w:t>
+          <w:t>Golden Circle</w:t>
         </w:r>
         <w:r>
           <w:rPr>
@@ -3092,7 +3092,7 @@
             <w:noProof/>
             <w:webHidden/>
           </w:rPr>
-          <w:instrText xml:space="preserve"> PAGEREF _Toc236759055 \h </w:instrText>
+          <w:instrText xml:space="preserve"> PAGEREF _Toc236864475 \h </w:instrText>
         </w:r>
         <w:r>
           <w:rPr>
@@ -3112,7 +3112,7 @@
             <w:noProof/>
             <w:webHidden/>
           </w:rPr>
-          <w:t>21</w:t>
+          <w:t>20</w:t>
         </w:r>
         <w:r>
           <w:rPr>
@@ -3135,13 +3135,13 @@
           <w14:ligatures w14:val="standardContextual"/>
         </w:rPr>
       </w:pPr>
-      <w:hyperlink w:anchor="_Toc236759056" w:history="1">
+      <w:hyperlink w:anchor="_Toc236864476" w:history="1">
         <w:r>
           <w:rPr>
             <w:rStyle w:val="Hyperlink"/>
             <w:noProof/>
           </w:rPr>
-          <w:t>2.2.1.5</w:t>
+          <w:t>2.2.1.4</w:t>
         </w:r>
         <w:r>
           <w:rPr>
@@ -3159,7 +3159,7 @@
             <w:rStyle w:val="Hyperlink"/>
             <w:noProof/>
           </w:rPr>
-          <w:t>Persona</w:t>
+          <w:t>Brainstroming</w:t>
         </w:r>
         <w:r>
           <w:rPr>
@@ -3180,7 +3180,7 @@
             <w:noProof/>
             <w:webHidden/>
           </w:rPr>
-          <w:instrText xml:space="preserve"> PAGEREF _Toc236759056 \h </w:instrText>
+          <w:instrText xml:space="preserve"> PAGEREF _Toc236864476 \h </w:instrText>
         </w:r>
         <w:r>
           <w:rPr>
@@ -3200,7 +3200,7 @@
             <w:noProof/>
             <w:webHidden/>
           </w:rPr>
-          <w:t>22</w:t>
+          <w:t>20</w:t>
         </w:r>
         <w:r>
           <w:rPr>
@@ -3213,7 +3213,7 @@
     </w:p>
     <w:p>
       <w:pPr>
-        <w:pStyle w:val="Sumrio3"/>
+        <w:pStyle w:val="Sumrio4"/>
         <w:rPr>
           <w:rFonts w:asciiTheme="minorHAnsi" w:eastAsiaTheme="minorEastAsia" w:hAnsiTheme="minorHAnsi"/>
           <w:noProof/>
@@ -3223,13 +3223,13 @@
           <w14:ligatures w14:val="standardContextual"/>
         </w:rPr>
       </w:pPr>
-      <w:hyperlink w:anchor="_Toc236759057" w:history="1">
+      <w:hyperlink w:anchor="_Toc236864477" w:history="1">
         <w:r>
           <w:rPr>
             <w:rStyle w:val="Hyperlink"/>
             <w:noProof/>
           </w:rPr>
-          <w:t>2.2.2</w:t>
+          <w:t>2.2.1.5</w:t>
         </w:r>
         <w:r>
           <w:rPr>
@@ -3247,7 +3247,7 @@
             <w:rStyle w:val="Hyperlink"/>
             <w:noProof/>
           </w:rPr>
-          <w:t>Prototipação e Desenvolvimento</w:t>
+          <w:t>Persona</w:t>
         </w:r>
         <w:r>
           <w:rPr>
@@ -3268,7 +3268,7 @@
             <w:noProof/>
             <w:webHidden/>
           </w:rPr>
-          <w:instrText xml:space="preserve"> PAGEREF _Toc236759057 \h </w:instrText>
+          <w:instrText xml:space="preserve"> PAGEREF _Toc236864477 \h </w:instrText>
         </w:r>
         <w:r>
           <w:rPr>
@@ -3288,7 +3288,7 @@
             <w:noProof/>
             <w:webHidden/>
           </w:rPr>
-          <w:t>22</w:t>
+          <w:t>20</w:t>
         </w:r>
         <w:r>
           <w:rPr>
@@ -3301,7 +3301,7 @@
     </w:p>
     <w:p>
       <w:pPr>
-        <w:pStyle w:val="Sumrio4"/>
+        <w:pStyle w:val="Sumrio3"/>
         <w:rPr>
           <w:rFonts w:asciiTheme="minorHAnsi" w:eastAsiaTheme="minorEastAsia" w:hAnsiTheme="minorHAnsi"/>
           <w:noProof/>
@@ -3311,13 +3311,13 @@
           <w14:ligatures w14:val="standardContextual"/>
         </w:rPr>
       </w:pPr>
-      <w:hyperlink w:anchor="_Toc236759058" w:history="1">
+      <w:hyperlink w:anchor="_Toc236864478" w:history="1">
         <w:r>
           <w:rPr>
             <w:rStyle w:val="Hyperlink"/>
             <w:noProof/>
           </w:rPr>
-          <w:t>2.2.2.1</w:t>
+          <w:t>2.2.2</w:t>
         </w:r>
         <w:r>
           <w:rPr>
@@ -3335,7 +3335,7 @@
             <w:rStyle w:val="Hyperlink"/>
             <w:noProof/>
           </w:rPr>
-          <w:t>Diagrama de caso de uso</w:t>
+          <w:t>Prototipação e Desenvolvimento</w:t>
         </w:r>
         <w:r>
           <w:rPr>
@@ -3356,7 +3356,7 @@
             <w:noProof/>
             <w:webHidden/>
           </w:rPr>
-          <w:instrText xml:space="preserve"> PAGEREF _Toc236759058 \h </w:instrText>
+          <w:instrText xml:space="preserve"> PAGEREF _Toc236864478 \h </w:instrText>
         </w:r>
         <w:r>
           <w:rPr>
@@ -3376,7 +3376,7 @@
             <w:noProof/>
             <w:webHidden/>
           </w:rPr>
-          <w:t>22</w:t>
+          <w:t>21</w:t>
         </w:r>
         <w:r>
           <w:rPr>
@@ -3399,13 +3399,13 @@
           <w14:ligatures w14:val="standardContextual"/>
         </w:rPr>
       </w:pPr>
-      <w:hyperlink w:anchor="_Toc236759059" w:history="1">
+      <w:hyperlink w:anchor="_Toc236864479" w:history="1">
         <w:r>
           <w:rPr>
             <w:rStyle w:val="Hyperlink"/>
             <w:noProof/>
           </w:rPr>
-          <w:t>2.2.2.2</w:t>
+          <w:t>2.2.2.1</w:t>
         </w:r>
         <w:r>
           <w:rPr>
@@ -3423,7 +3423,7 @@
             <w:rStyle w:val="Hyperlink"/>
             <w:noProof/>
           </w:rPr>
-          <w:t>Modelagem do banco de dados</w:t>
+          <w:t>Diagrama de caso de uso</w:t>
         </w:r>
         <w:r>
           <w:rPr>
@@ -3444,7 +3444,7 @@
             <w:noProof/>
             <w:webHidden/>
           </w:rPr>
-          <w:instrText xml:space="preserve"> PAGEREF _Toc236759059 \h </w:instrText>
+          <w:instrText xml:space="preserve"> PAGEREF _Toc236864479 \h </w:instrText>
         </w:r>
         <w:r>
           <w:rPr>
@@ -3464,7 +3464,7 @@
             <w:noProof/>
             <w:webHidden/>
           </w:rPr>
-          <w:t>22</w:t>
+          <w:t>21</w:t>
         </w:r>
         <w:r>
           <w:rPr>
@@ -3477,7 +3477,7 @@
     </w:p>
     <w:p>
       <w:pPr>
-        <w:pStyle w:val="Sumrio2"/>
+        <w:pStyle w:val="Sumrio4"/>
         <w:rPr>
           <w:rFonts w:asciiTheme="minorHAnsi" w:eastAsiaTheme="minorEastAsia" w:hAnsiTheme="minorHAnsi"/>
           <w:noProof/>
@@ -3487,13 +3487,13 @@
           <w14:ligatures w14:val="standardContextual"/>
         </w:rPr>
       </w:pPr>
-      <w:hyperlink w:anchor="_Toc236759060" w:history="1">
+      <w:hyperlink w:anchor="_Toc236864480" w:history="1">
         <w:r>
           <w:rPr>
             <w:rStyle w:val="Hyperlink"/>
             <w:noProof/>
           </w:rPr>
-          <w:t>2.3</w:t>
+          <w:t>2.2.2.2</w:t>
         </w:r>
         <w:r>
           <w:rPr>
@@ -3511,7 +3511,7 @@
             <w:rStyle w:val="Hyperlink"/>
             <w:noProof/>
           </w:rPr>
-          <w:t>Tecnologias utilizadas</w:t>
+          <w:t>Modelagem do banco de dados</w:t>
         </w:r>
         <w:r>
           <w:rPr>
@@ -3532,7 +3532,7 @@
             <w:noProof/>
             <w:webHidden/>
           </w:rPr>
-          <w:instrText xml:space="preserve"> PAGEREF _Toc236759060 \h </w:instrText>
+          <w:instrText xml:space="preserve"> PAGEREF _Toc236864480 \h </w:instrText>
         </w:r>
         <w:r>
           <w:rPr>
@@ -3552,7 +3552,7 @@
             <w:noProof/>
             <w:webHidden/>
           </w:rPr>
-          <w:t>22</w:t>
+          <w:t>21</w:t>
         </w:r>
         <w:r>
           <w:rPr>
@@ -3565,7 +3565,7 @@
     </w:p>
     <w:p>
       <w:pPr>
-        <w:pStyle w:val="Sumrio3"/>
+        <w:pStyle w:val="Sumrio2"/>
         <w:rPr>
           <w:rFonts w:asciiTheme="minorHAnsi" w:eastAsiaTheme="minorEastAsia" w:hAnsiTheme="minorHAnsi"/>
           <w:noProof/>
@@ -3575,13 +3575,13 @@
           <w14:ligatures w14:val="standardContextual"/>
         </w:rPr>
       </w:pPr>
-      <w:hyperlink w:anchor="_Toc236759061" w:history="1">
+      <w:hyperlink w:anchor="_Toc236864481" w:history="1">
         <w:r>
           <w:rPr>
             <w:rStyle w:val="Hyperlink"/>
             <w:noProof/>
           </w:rPr>
-          <w:t>2.3.1</w:t>
+          <w:t>2.3</w:t>
         </w:r>
         <w:r>
           <w:rPr>
@@ -3599,7 +3599,7 @@
             <w:rStyle w:val="Hyperlink"/>
             <w:noProof/>
           </w:rPr>
-          <w:t>React</w:t>
+          <w:t>Tecnologias utilizadas</w:t>
         </w:r>
         <w:r>
           <w:rPr>
@@ -3620,7 +3620,7 @@
             <w:noProof/>
             <w:webHidden/>
           </w:rPr>
-          <w:instrText xml:space="preserve"> PAGEREF _Toc236759061 \h </w:instrText>
+          <w:instrText xml:space="preserve"> PAGEREF _Toc236864481 \h </w:instrText>
         </w:r>
         <w:r>
           <w:rPr>
@@ -3640,7 +3640,7 @@
             <w:noProof/>
             <w:webHidden/>
           </w:rPr>
-          <w:t>22</w:t>
+          <w:t>21</w:t>
         </w:r>
         <w:r>
           <w:rPr>
@@ -3663,13 +3663,13 @@
           <w14:ligatures w14:val="standardContextual"/>
         </w:rPr>
       </w:pPr>
-      <w:hyperlink w:anchor="_Toc236759062" w:history="1">
+      <w:hyperlink w:anchor="_Toc236864482" w:history="1">
         <w:r>
           <w:rPr>
             <w:rStyle w:val="Hyperlink"/>
             <w:noProof/>
           </w:rPr>
-          <w:t>2.3.2</w:t>
+          <w:t>2.3.1</w:t>
         </w:r>
         <w:r>
           <w:rPr>
@@ -3687,7 +3687,7 @@
             <w:rStyle w:val="Hyperlink"/>
             <w:noProof/>
           </w:rPr>
-          <w:t>TypeScript</w:t>
+          <w:t>React</w:t>
         </w:r>
         <w:r>
           <w:rPr>
@@ -3708,7 +3708,7 @@
             <w:noProof/>
             <w:webHidden/>
           </w:rPr>
-          <w:instrText xml:space="preserve"> PAGEREF _Toc236759062 \h </w:instrText>
+          <w:instrText xml:space="preserve"> PAGEREF _Toc236864482 \h </w:instrText>
         </w:r>
         <w:r>
           <w:rPr>
@@ -3728,7 +3728,7 @@
             <w:noProof/>
             <w:webHidden/>
           </w:rPr>
-          <w:t>23</w:t>
+          <w:t>21</w:t>
         </w:r>
         <w:r>
           <w:rPr>
@@ -3751,13 +3751,13 @@
           <w14:ligatures w14:val="standardContextual"/>
         </w:rPr>
       </w:pPr>
-      <w:hyperlink w:anchor="_Toc236759063" w:history="1">
+      <w:hyperlink w:anchor="_Toc236864483" w:history="1">
         <w:r>
           <w:rPr>
             <w:rStyle w:val="Hyperlink"/>
             <w:noProof/>
           </w:rPr>
-          <w:t>2.3.3</w:t>
+          <w:t>2.3.2</w:t>
         </w:r>
         <w:r>
           <w:rPr>
@@ -3775,7 +3775,7 @@
             <w:rStyle w:val="Hyperlink"/>
             <w:noProof/>
           </w:rPr>
-          <w:t>PHP</w:t>
+          <w:t>TypeScript</w:t>
         </w:r>
         <w:r>
           <w:rPr>
@@ -3796,7 +3796,7 @@
             <w:noProof/>
             <w:webHidden/>
           </w:rPr>
-          <w:instrText xml:space="preserve"> PAGEREF _Toc236759063 \h </w:instrText>
+          <w:instrText xml:space="preserve"> PAGEREF _Toc236864483 \h </w:instrText>
         </w:r>
         <w:r>
           <w:rPr>
@@ -3816,7 +3816,7 @@
             <w:noProof/>
             <w:webHidden/>
           </w:rPr>
-          <w:t>23</w:t>
+          <w:t>22</w:t>
         </w:r>
         <w:r>
           <w:rPr>
@@ -3839,13 +3839,13 @@
           <w14:ligatures w14:val="standardContextual"/>
         </w:rPr>
       </w:pPr>
-      <w:hyperlink w:anchor="_Toc236759064" w:history="1">
+      <w:hyperlink w:anchor="_Toc236864484" w:history="1">
         <w:r>
           <w:rPr>
             <w:rStyle w:val="Hyperlink"/>
             <w:noProof/>
           </w:rPr>
-          <w:t>2.3.4</w:t>
+          <w:t>2.3.3</w:t>
         </w:r>
         <w:r>
           <w:rPr>
@@ -3863,7 +3863,7 @@
             <w:rStyle w:val="Hyperlink"/>
             <w:noProof/>
           </w:rPr>
-          <w:t>Laravel</w:t>
+          <w:t>PHP</w:t>
         </w:r>
         <w:r>
           <w:rPr>
@@ -3884,7 +3884,7 @@
             <w:noProof/>
             <w:webHidden/>
           </w:rPr>
-          <w:instrText xml:space="preserve"> PAGEREF _Toc236759064 \h </w:instrText>
+          <w:instrText xml:space="preserve"> PAGEREF _Toc236864484 \h </w:instrText>
         </w:r>
         <w:r>
           <w:rPr>
@@ -3904,7 +3904,7 @@
             <w:noProof/>
             <w:webHidden/>
           </w:rPr>
-          <w:t>24</w:t>
+          <w:t>22</w:t>
         </w:r>
         <w:r>
           <w:rPr>
@@ -3927,13 +3927,13 @@
           <w14:ligatures w14:val="standardContextual"/>
         </w:rPr>
       </w:pPr>
-      <w:hyperlink w:anchor="_Toc236759065" w:history="1">
+      <w:hyperlink w:anchor="_Toc236864485" w:history="1">
         <w:r>
           <w:rPr>
             <w:rStyle w:val="Hyperlink"/>
             <w:noProof/>
           </w:rPr>
-          <w:t>2.3.5</w:t>
+          <w:t>2.3.4</w:t>
         </w:r>
         <w:r>
           <w:rPr>
@@ -3951,7 +3951,7 @@
             <w:rStyle w:val="Hyperlink"/>
             <w:noProof/>
           </w:rPr>
-          <w:t>MySQL</w:t>
+          <w:t>Laravel</w:t>
         </w:r>
         <w:r>
           <w:rPr>
@@ -3972,7 +3972,7 @@
             <w:noProof/>
             <w:webHidden/>
           </w:rPr>
-          <w:instrText xml:space="preserve"> PAGEREF _Toc236759065 \h </w:instrText>
+          <w:instrText xml:space="preserve"> PAGEREF _Toc236864485 \h </w:instrText>
         </w:r>
         <w:r>
           <w:rPr>
@@ -3992,7 +3992,7 @@
             <w:noProof/>
             <w:webHidden/>
           </w:rPr>
-          <w:t>24</w:t>
+          <w:t>22</w:t>
         </w:r>
         <w:r>
           <w:rPr>
@@ -4005,7 +4005,7 @@
     </w:p>
     <w:p>
       <w:pPr>
-        <w:pStyle w:val="Sumrio1"/>
+        <w:pStyle w:val="Sumrio3"/>
         <w:rPr>
           <w:rFonts w:asciiTheme="minorHAnsi" w:eastAsiaTheme="minorEastAsia" w:hAnsiTheme="minorHAnsi"/>
           <w:noProof/>
@@ -4015,13 +4015,13 @@
           <w14:ligatures w14:val="standardContextual"/>
         </w:rPr>
       </w:pPr>
-      <w:hyperlink w:anchor="_Toc236759066" w:history="1">
+      <w:hyperlink w:anchor="_Toc236864486" w:history="1">
         <w:r>
           <w:rPr>
             <w:rStyle w:val="Hyperlink"/>
             <w:noProof/>
           </w:rPr>
-          <w:t>3</w:t>
+          <w:t>2.3.5</w:t>
         </w:r>
         <w:r>
           <w:rPr>
@@ -4039,7 +4039,7 @@
             <w:rStyle w:val="Hyperlink"/>
             <w:noProof/>
           </w:rPr>
-          <w:t>IMERSÃO</w:t>
+          <w:t>MySQL</w:t>
         </w:r>
         <w:r>
           <w:rPr>
@@ -4060,7 +4060,7 @@
             <w:noProof/>
             <w:webHidden/>
           </w:rPr>
-          <w:instrText xml:space="preserve"> PAGEREF _Toc236759066 \h </w:instrText>
+          <w:instrText xml:space="preserve"> PAGEREF _Toc236864486 \h </w:instrText>
         </w:r>
         <w:r>
           <w:rPr>
@@ -4080,7 +4080,7 @@
             <w:noProof/>
             <w:webHidden/>
           </w:rPr>
-          <w:t>25</w:t>
+          <w:t>23</w:t>
         </w:r>
         <w:r>
           <w:rPr>
@@ -4093,7 +4093,7 @@
     </w:p>
     <w:p>
       <w:pPr>
-        <w:pStyle w:val="Sumrio2"/>
+        <w:pStyle w:val="Sumrio1"/>
         <w:rPr>
           <w:rFonts w:asciiTheme="minorHAnsi" w:eastAsiaTheme="minorEastAsia" w:hAnsiTheme="minorHAnsi"/>
           <w:noProof/>
@@ -4103,13 +4103,13 @@
           <w14:ligatures w14:val="standardContextual"/>
         </w:rPr>
       </w:pPr>
-      <w:hyperlink w:anchor="_Toc236759067" w:history="1">
+      <w:hyperlink w:anchor="_Toc236864487" w:history="1">
         <w:r>
           <w:rPr>
             <w:rStyle w:val="Hyperlink"/>
             <w:noProof/>
           </w:rPr>
-          <w:t>3.1</w:t>
+          <w:t>3</w:t>
         </w:r>
         <w:r>
           <w:rPr>
@@ -4127,7 +4127,7 @@
             <w:rStyle w:val="Hyperlink"/>
             <w:noProof/>
           </w:rPr>
-          <w:t>Caderno de sensibilidade</w:t>
+          <w:t>IMERSÃO</w:t>
         </w:r>
         <w:r>
           <w:rPr>
@@ -4148,7 +4148,7 @@
             <w:noProof/>
             <w:webHidden/>
           </w:rPr>
-          <w:instrText xml:space="preserve"> PAGEREF _Toc236759067 \h </w:instrText>
+          <w:instrText xml:space="preserve"> PAGEREF _Toc236864487 \h </w:instrText>
         </w:r>
         <w:r>
           <w:rPr>
@@ -4168,7 +4168,7 @@
             <w:noProof/>
             <w:webHidden/>
           </w:rPr>
-          <w:t>25</w:t>
+          <w:t>24</w:t>
         </w:r>
         <w:r>
           <w:rPr>
@@ -4191,13 +4191,13 @@
           <w14:ligatures w14:val="standardContextual"/>
         </w:rPr>
       </w:pPr>
-      <w:hyperlink w:anchor="_Toc236759068" w:history="1">
+      <w:hyperlink w:anchor="_Toc236864488" w:history="1">
         <w:r>
           <w:rPr>
             <w:rStyle w:val="Hyperlink"/>
             <w:noProof/>
           </w:rPr>
-          <w:t>3.2</w:t>
+          <w:t>3.1</w:t>
         </w:r>
         <w:r>
           <w:rPr>
@@ -4215,7 +4215,7 @@
             <w:rStyle w:val="Hyperlink"/>
             <w:noProof/>
           </w:rPr>
-          <w:t>Pesquisa de Campo</w:t>
+          <w:t>Caderno de sensibilidade</w:t>
         </w:r>
         <w:r>
           <w:rPr>
@@ -4236,7 +4236,7 @@
             <w:noProof/>
             <w:webHidden/>
           </w:rPr>
-          <w:instrText xml:space="preserve"> PAGEREF _Toc236759068 \h </w:instrText>
+          <w:instrText xml:space="preserve"> PAGEREF _Toc236864488 \h </w:instrText>
         </w:r>
         <w:r>
           <w:rPr>
@@ -4256,7 +4256,7 @@
             <w:noProof/>
             <w:webHidden/>
           </w:rPr>
-          <w:t>25</w:t>
+          <w:t>24</w:t>
         </w:r>
         <w:r>
           <w:rPr>
@@ -4269,7 +4269,7 @@
     </w:p>
     <w:p>
       <w:pPr>
-        <w:pStyle w:val="Sumrio1"/>
+        <w:pStyle w:val="Sumrio2"/>
         <w:rPr>
           <w:rFonts w:asciiTheme="minorHAnsi" w:eastAsiaTheme="minorEastAsia" w:hAnsiTheme="minorHAnsi"/>
           <w:noProof/>
@@ -4279,13 +4279,13 @@
           <w14:ligatures w14:val="standardContextual"/>
         </w:rPr>
       </w:pPr>
-      <w:hyperlink w:anchor="_Toc236759069" w:history="1">
+      <w:hyperlink w:anchor="_Toc236864489" w:history="1">
         <w:r>
           <w:rPr>
             <w:rStyle w:val="Hyperlink"/>
             <w:noProof/>
           </w:rPr>
-          <w:t>4</w:t>
+          <w:t>3.2</w:t>
         </w:r>
         <w:r>
           <w:rPr>
@@ -4303,7 +4303,7 @@
             <w:rStyle w:val="Hyperlink"/>
             <w:noProof/>
           </w:rPr>
-          <w:t>ANÁLISE E SÍNTESE</w:t>
+          <w:t>Pesquisa de Campo</w:t>
         </w:r>
         <w:r>
           <w:rPr>
@@ -4324,7 +4324,7 @@
             <w:noProof/>
             <w:webHidden/>
           </w:rPr>
-          <w:instrText xml:space="preserve"> PAGEREF _Toc236759069 \h </w:instrText>
+          <w:instrText xml:space="preserve"> PAGEREF _Toc236864489 \h </w:instrText>
         </w:r>
         <w:r>
           <w:rPr>
@@ -4344,7 +4344,7 @@
             <w:noProof/>
             <w:webHidden/>
           </w:rPr>
-          <w:t>26</w:t>
+          <w:t>24</w:t>
         </w:r>
         <w:r>
           <w:rPr>
@@ -4357,7 +4357,7 @@
     </w:p>
     <w:p>
       <w:pPr>
-        <w:pStyle w:val="Sumrio2"/>
+        <w:pStyle w:val="Sumrio1"/>
         <w:rPr>
           <w:rFonts w:asciiTheme="minorHAnsi" w:eastAsiaTheme="minorEastAsia" w:hAnsiTheme="minorHAnsi"/>
           <w:noProof/>
@@ -4367,13 +4367,13 @@
           <w14:ligatures w14:val="standardContextual"/>
         </w:rPr>
       </w:pPr>
-      <w:hyperlink w:anchor="_Toc236759070" w:history="1">
+      <w:hyperlink w:anchor="_Toc236864490" w:history="1">
         <w:r>
           <w:rPr>
             <w:rStyle w:val="Hyperlink"/>
             <w:noProof/>
           </w:rPr>
-          <w:t>4.1</w:t>
+          <w:t>4</w:t>
         </w:r>
         <w:r>
           <w:rPr>
@@ -4391,7 +4391,7 @@
             <w:rStyle w:val="Hyperlink"/>
             <w:noProof/>
           </w:rPr>
-          <w:t>Persona</w:t>
+          <w:t>ANÁLISE E SÍNTESE</w:t>
         </w:r>
         <w:r>
           <w:rPr>
@@ -4412,7 +4412,7 @@
             <w:noProof/>
             <w:webHidden/>
           </w:rPr>
-          <w:instrText xml:space="preserve"> PAGEREF _Toc236759070 \h </w:instrText>
+          <w:instrText xml:space="preserve"> PAGEREF _Toc236864490 \h </w:instrText>
         </w:r>
         <w:r>
           <w:rPr>
@@ -4432,7 +4432,7 @@
             <w:noProof/>
             <w:webHidden/>
           </w:rPr>
-          <w:t>26</w:t>
+          <w:t>25</w:t>
         </w:r>
         <w:r>
           <w:rPr>
@@ -4445,7 +4445,7 @@
     </w:p>
     <w:p>
       <w:pPr>
-        <w:pStyle w:val="Sumrio3"/>
+        <w:pStyle w:val="Sumrio2"/>
         <w:rPr>
           <w:rFonts w:asciiTheme="minorHAnsi" w:eastAsiaTheme="minorEastAsia" w:hAnsiTheme="minorHAnsi"/>
           <w:noProof/>
@@ -4455,15 +4455,13 @@
           <w14:ligatures w14:val="standardContextual"/>
         </w:rPr>
       </w:pPr>
-      <w:hyperlink w:anchor="_Toc236759071" w:history="1">
+      <w:hyperlink w:anchor="_Toc236864491" w:history="1">
         <w:r>
           <w:rPr>
             <w:rStyle w:val="Hyperlink"/>
-            <w:rFonts w:eastAsia="Times New Roman"/>
-            <w:noProof/>
-            <w:lang w:eastAsia="pt-BR"/>
-          </w:rPr>
-          <w:t>4.1.1</w:t>
+            <w:noProof/>
+          </w:rPr>
+          <w:t>4.1</w:t>
         </w:r>
         <w:r>
           <w:rPr>
@@ -4479,11 +4477,9 @@
         <w:r>
           <w:rPr>
             <w:rStyle w:val="Hyperlink"/>
-            <w:rFonts w:eastAsia="Times New Roman"/>
-            <w:noProof/>
-            <w:lang w:eastAsia="pt-BR"/>
-          </w:rPr>
-          <w:t>Aluno</w:t>
+            <w:noProof/>
+          </w:rPr>
+          <w:t>Persona</w:t>
         </w:r>
         <w:r>
           <w:rPr>
@@ -4504,7 +4500,7 @@
             <w:noProof/>
             <w:webHidden/>
           </w:rPr>
-          <w:instrText xml:space="preserve"> PAGEREF _Toc236759071 \h </w:instrText>
+          <w:instrText xml:space="preserve"> PAGEREF _Toc236864491 \h </w:instrText>
         </w:r>
         <w:r>
           <w:rPr>
@@ -4524,7 +4520,7 @@
             <w:noProof/>
             <w:webHidden/>
           </w:rPr>
-          <w:t>26</w:t>
+          <w:t>25</w:t>
         </w:r>
         <w:r>
           <w:rPr>
@@ -4547,14 +4543,15 @@
           <w14:ligatures w14:val="standardContextual"/>
         </w:rPr>
       </w:pPr>
-      <w:hyperlink w:anchor="_Toc236759072" w:history="1">
+      <w:hyperlink w:anchor="_Toc236864492" w:history="1">
         <w:r>
           <w:rPr>
             <w:rStyle w:val="Hyperlink"/>
+            <w:rFonts w:eastAsia="Times New Roman"/>
             <w:noProof/>
             <w:lang w:eastAsia="pt-BR"/>
           </w:rPr>
-          <w:t>4.1.2</w:t>
+          <w:t>4.1.1</w:t>
         </w:r>
         <w:r>
           <w:rPr>
@@ -4570,10 +4567,11 @@
         <w:r>
           <w:rPr>
             <w:rStyle w:val="Hyperlink"/>
+            <w:rFonts w:eastAsia="Times New Roman"/>
             <w:noProof/>
             <w:lang w:eastAsia="pt-BR"/>
           </w:rPr>
-          <w:t>Professor</w:t>
+          <w:t>Aluno</w:t>
         </w:r>
         <w:r>
           <w:rPr>
@@ -4594,7 +4592,7 @@
             <w:noProof/>
             <w:webHidden/>
           </w:rPr>
-          <w:instrText xml:space="preserve"> PAGEREF _Toc236759072 \h </w:instrText>
+          <w:instrText xml:space="preserve"> PAGEREF _Toc236864492 \h </w:instrText>
         </w:r>
         <w:r>
           <w:rPr>
@@ -4614,7 +4612,7 @@
             <w:noProof/>
             <w:webHidden/>
           </w:rPr>
-          <w:t>27</w:t>
+          <w:t>25</w:t>
         </w:r>
         <w:r>
           <w:rPr>
@@ -4637,14 +4635,14 @@
           <w14:ligatures w14:val="standardContextual"/>
         </w:rPr>
       </w:pPr>
-      <w:hyperlink w:anchor="_Toc236759073" w:history="1">
+      <w:hyperlink w:anchor="_Toc236864493" w:history="1">
         <w:r>
           <w:rPr>
             <w:rStyle w:val="Hyperlink"/>
             <w:noProof/>
             <w:lang w:eastAsia="pt-BR"/>
           </w:rPr>
-          <w:t>4.1.3</w:t>
+          <w:t>4.1.2</w:t>
         </w:r>
         <w:r>
           <w:rPr>
@@ -4663,7 +4661,7 @@
             <w:noProof/>
             <w:lang w:eastAsia="pt-BR"/>
           </w:rPr>
-          <w:t>Diretor</w:t>
+          <w:t>Professor</w:t>
         </w:r>
         <w:r>
           <w:rPr>
@@ -4684,7 +4682,7 @@
             <w:noProof/>
             <w:webHidden/>
           </w:rPr>
-          <w:instrText xml:space="preserve"> PAGEREF _Toc236759073 \h </w:instrText>
+          <w:instrText xml:space="preserve"> PAGEREF _Toc236864493 \h </w:instrText>
         </w:r>
         <w:r>
           <w:rPr>
@@ -4704,7 +4702,7 @@
             <w:noProof/>
             <w:webHidden/>
           </w:rPr>
-          <w:t>27</w:t>
+          <w:t>26</w:t>
         </w:r>
         <w:r>
           <w:rPr>
@@ -4717,7 +4715,7 @@
     </w:p>
     <w:p>
       <w:pPr>
-        <w:pStyle w:val="Sumrio1"/>
+        <w:pStyle w:val="Sumrio3"/>
         <w:rPr>
           <w:rFonts w:asciiTheme="minorHAnsi" w:eastAsiaTheme="minorEastAsia" w:hAnsiTheme="minorHAnsi"/>
           <w:noProof/>
@@ -4727,13 +4725,14 @@
           <w14:ligatures w14:val="standardContextual"/>
         </w:rPr>
       </w:pPr>
-      <w:hyperlink w:anchor="_Toc236759074" w:history="1">
+      <w:hyperlink w:anchor="_Toc236864494" w:history="1">
         <w:r>
           <w:rPr>
             <w:rStyle w:val="Hyperlink"/>
             <w:noProof/>
-          </w:rPr>
-          <w:t>5</w:t>
+            <w:lang w:eastAsia="pt-BR"/>
+          </w:rPr>
+          <w:t>4.1.3</w:t>
         </w:r>
         <w:r>
           <w:rPr>
@@ -4750,8 +4749,9 @@
           <w:rPr>
             <w:rStyle w:val="Hyperlink"/>
             <w:noProof/>
-          </w:rPr>
-          <w:t>IDEAÇÃO</w:t>
+            <w:lang w:eastAsia="pt-BR"/>
+          </w:rPr>
+          <w:t>Diretor</w:t>
         </w:r>
         <w:r>
           <w:rPr>
@@ -4772,7 +4772,7 @@
             <w:noProof/>
             <w:webHidden/>
           </w:rPr>
-          <w:instrText xml:space="preserve"> PAGEREF _Toc236759074 \h </w:instrText>
+          <w:instrText xml:space="preserve"> PAGEREF _Toc236864494 \h </w:instrText>
         </w:r>
         <w:r>
           <w:rPr>
@@ -4792,7 +4792,7 @@
             <w:noProof/>
             <w:webHidden/>
           </w:rPr>
-          <w:t>29</w:t>
+          <w:t>26</w:t>
         </w:r>
         <w:r>
           <w:rPr>
@@ -4805,7 +4805,7 @@
     </w:p>
     <w:p>
       <w:pPr>
-        <w:pStyle w:val="Sumrio2"/>
+        <w:pStyle w:val="Sumrio1"/>
         <w:rPr>
           <w:rFonts w:asciiTheme="minorHAnsi" w:eastAsiaTheme="minorEastAsia" w:hAnsiTheme="minorHAnsi"/>
           <w:noProof/>
@@ -4815,14 +4815,13 @@
           <w14:ligatures w14:val="standardContextual"/>
         </w:rPr>
       </w:pPr>
-      <w:hyperlink w:anchor="_Toc236759075" w:history="1">
+      <w:hyperlink w:anchor="_Toc236864495" w:history="1">
         <w:r>
           <w:rPr>
             <w:rStyle w:val="Hyperlink"/>
             <w:noProof/>
-            <w:lang w:eastAsia="pt-BR"/>
-          </w:rPr>
-          <w:t>5.1</w:t>
+          </w:rPr>
+          <w:t>5</w:t>
         </w:r>
         <w:r>
           <w:rPr>
@@ -4839,9 +4838,8 @@
           <w:rPr>
             <w:rStyle w:val="Hyperlink"/>
             <w:noProof/>
-            <w:lang w:eastAsia="pt-BR"/>
-          </w:rPr>
-          <w:t>Golden circle</w:t>
+          </w:rPr>
+          <w:t>IDEAÇÃO</w:t>
         </w:r>
         <w:r>
           <w:rPr>
@@ -4862,7 +4860,7 @@
             <w:noProof/>
             <w:webHidden/>
           </w:rPr>
-          <w:instrText xml:space="preserve"> PAGEREF _Toc236759075 \h </w:instrText>
+          <w:instrText xml:space="preserve"> PAGEREF _Toc236864495 \h </w:instrText>
         </w:r>
         <w:r>
           <w:rPr>
@@ -4882,7 +4880,7 @@
             <w:noProof/>
             <w:webHidden/>
           </w:rPr>
-          <w:t>29</w:t>
+          <w:t>28</w:t>
         </w:r>
         <w:r>
           <w:rPr>
@@ -4905,13 +4903,14 @@
           <w14:ligatures w14:val="standardContextual"/>
         </w:rPr>
       </w:pPr>
-      <w:hyperlink w:anchor="_Toc236759076" w:history="1">
+      <w:hyperlink w:anchor="_Toc236864496" w:history="1">
         <w:r>
           <w:rPr>
             <w:rStyle w:val="Hyperlink"/>
             <w:noProof/>
-          </w:rPr>
-          <w:t>5.2</w:t>
+            <w:lang w:eastAsia="pt-BR"/>
+          </w:rPr>
+          <w:t>5.1</w:t>
         </w:r>
         <w:r>
           <w:rPr>
@@ -4928,8 +4927,9 @@
           <w:rPr>
             <w:rStyle w:val="Hyperlink"/>
             <w:noProof/>
-          </w:rPr>
-          <w:t>Cardápio de ideias:</w:t>
+            <w:lang w:eastAsia="pt-BR"/>
+          </w:rPr>
+          <w:t>Golden circle</w:t>
         </w:r>
         <w:r>
           <w:rPr>
@@ -4950,7 +4950,7 @@
             <w:noProof/>
             <w:webHidden/>
           </w:rPr>
-          <w:instrText xml:space="preserve"> PAGEREF _Toc236759076 \h </w:instrText>
+          <w:instrText xml:space="preserve"> PAGEREF _Toc236864496 \h </w:instrText>
         </w:r>
         <w:r>
           <w:rPr>
@@ -4970,7 +4970,7 @@
             <w:noProof/>
             <w:webHidden/>
           </w:rPr>
-          <w:t>29</w:t>
+          <w:t>28</w:t>
         </w:r>
         <w:r>
           <w:rPr>
@@ -4993,13 +4993,13 @@
           <w14:ligatures w14:val="standardContextual"/>
         </w:rPr>
       </w:pPr>
-      <w:hyperlink w:anchor="_Toc236759077" w:history="1">
+      <w:hyperlink w:anchor="_Toc236864497" w:history="1">
         <w:r>
           <w:rPr>
             <w:rStyle w:val="Hyperlink"/>
             <w:noProof/>
           </w:rPr>
-          <w:t>5.3</w:t>
+          <w:t>5.2</w:t>
         </w:r>
         <w:r>
           <w:rPr>
@@ -5017,7 +5017,7 @@
             <w:rStyle w:val="Hyperlink"/>
             <w:noProof/>
           </w:rPr>
-          <w:t>Brainstorming</w:t>
+          <w:t>Cardápio de ideias:</w:t>
         </w:r>
         <w:r>
           <w:rPr>
@@ -5038,7 +5038,7 @@
             <w:noProof/>
             <w:webHidden/>
           </w:rPr>
-          <w:instrText xml:space="preserve"> PAGEREF _Toc236759077 \h </w:instrText>
+          <w:instrText xml:space="preserve"> PAGEREF _Toc236864497 \h </w:instrText>
         </w:r>
         <w:r>
           <w:rPr>
@@ -5058,7 +5058,7 @@
             <w:noProof/>
             <w:webHidden/>
           </w:rPr>
-          <w:t>30</w:t>
+          <w:t>28</w:t>
         </w:r>
         <w:r>
           <w:rPr>
@@ -5071,7 +5071,7 @@
     </w:p>
     <w:p>
       <w:pPr>
-        <w:pStyle w:val="Sumrio1"/>
+        <w:pStyle w:val="Sumrio2"/>
         <w:rPr>
           <w:rFonts w:asciiTheme="minorHAnsi" w:eastAsiaTheme="minorEastAsia" w:hAnsiTheme="minorHAnsi"/>
           <w:noProof/>
@@ -5081,13 +5081,13 @@
           <w14:ligatures w14:val="standardContextual"/>
         </w:rPr>
       </w:pPr>
-      <w:hyperlink w:anchor="_Toc236759078" w:history="1">
+      <w:hyperlink w:anchor="_Toc236864498" w:history="1">
         <w:r>
           <w:rPr>
             <w:rStyle w:val="Hyperlink"/>
             <w:noProof/>
           </w:rPr>
-          <w:t>6</w:t>
+          <w:t>5.3</w:t>
         </w:r>
         <w:r>
           <w:rPr>
@@ -5105,7 +5105,7 @@
             <w:rStyle w:val="Hyperlink"/>
             <w:noProof/>
           </w:rPr>
-          <w:t>PROTOTIPAÇÃO</w:t>
+          <w:t>Brainstorming</w:t>
         </w:r>
         <w:r>
           <w:rPr>
@@ -5126,7 +5126,7 @@
             <w:noProof/>
             <w:webHidden/>
           </w:rPr>
-          <w:instrText xml:space="preserve"> PAGEREF _Toc236759078 \h </w:instrText>
+          <w:instrText xml:space="preserve"> PAGEREF _Toc236864498 \h </w:instrText>
         </w:r>
         <w:r>
           <w:rPr>
@@ -5146,7 +5146,7 @@
             <w:noProof/>
             <w:webHidden/>
           </w:rPr>
-          <w:t>33</w:t>
+          <w:t>29</w:t>
         </w:r>
         <w:r>
           <w:rPr>
@@ -5159,7 +5159,7 @@
     </w:p>
     <w:p>
       <w:pPr>
-        <w:pStyle w:val="Sumrio2"/>
+        <w:pStyle w:val="Sumrio1"/>
         <w:rPr>
           <w:rFonts w:asciiTheme="minorHAnsi" w:eastAsiaTheme="minorEastAsia" w:hAnsiTheme="minorHAnsi"/>
           <w:noProof/>
@@ -5169,13 +5169,13 @@
           <w14:ligatures w14:val="standardContextual"/>
         </w:rPr>
       </w:pPr>
-      <w:hyperlink w:anchor="_Toc236759079" w:history="1">
+      <w:hyperlink w:anchor="_Toc236864499" w:history="1">
         <w:r>
           <w:rPr>
             <w:rStyle w:val="Hyperlink"/>
             <w:noProof/>
           </w:rPr>
-          <w:t>6.1</w:t>
+          <w:t>6</w:t>
         </w:r>
         <w:r>
           <w:rPr>
@@ -5193,7 +5193,7 @@
             <w:rStyle w:val="Hyperlink"/>
             <w:noProof/>
           </w:rPr>
-          <w:t>Modelagem de dados</w:t>
+          <w:t>PROTOTIPAÇÃO</w:t>
         </w:r>
         <w:r>
           <w:rPr>
@@ -5214,7 +5214,7 @@
             <w:noProof/>
             <w:webHidden/>
           </w:rPr>
-          <w:instrText xml:space="preserve"> PAGEREF _Toc236759079 \h </w:instrText>
+          <w:instrText xml:space="preserve"> PAGEREF _Toc236864499 \h </w:instrText>
         </w:r>
         <w:r>
           <w:rPr>
@@ -5234,7 +5234,7 @@
             <w:noProof/>
             <w:webHidden/>
           </w:rPr>
-          <w:t>33</w:t>
+          <w:t>32</w:t>
         </w:r>
         <w:r>
           <w:rPr>
@@ -5247,7 +5247,7 @@
     </w:p>
     <w:p>
       <w:pPr>
-        <w:pStyle w:val="Sumrio3"/>
+        <w:pStyle w:val="Sumrio2"/>
         <w:rPr>
           <w:rFonts w:asciiTheme="minorHAnsi" w:eastAsiaTheme="minorEastAsia" w:hAnsiTheme="minorHAnsi"/>
           <w:noProof/>
@@ -5257,13 +5257,13 @@
           <w14:ligatures w14:val="standardContextual"/>
         </w:rPr>
       </w:pPr>
-      <w:hyperlink w:anchor="_Toc236759080" w:history="1">
+      <w:hyperlink w:anchor="_Toc236864500" w:history="1">
         <w:r>
           <w:rPr>
             <w:rStyle w:val="Hyperlink"/>
             <w:noProof/>
           </w:rPr>
-          <w:t>6.1.1</w:t>
+          <w:t>6.1</w:t>
         </w:r>
         <w:r>
           <w:rPr>
@@ -5281,7 +5281,7 @@
             <w:rStyle w:val="Hyperlink"/>
             <w:noProof/>
           </w:rPr>
-          <w:t>Diagrama de caso de uso</w:t>
+          <w:t>Modelagem de dados</w:t>
         </w:r>
         <w:r>
           <w:rPr>
@@ -5302,7 +5302,7 @@
             <w:noProof/>
             <w:webHidden/>
           </w:rPr>
-          <w:instrText xml:space="preserve"> PAGEREF _Toc236759080 \h </w:instrText>
+          <w:instrText xml:space="preserve"> PAGEREF _Toc236864500 \h </w:instrText>
         </w:r>
         <w:r>
           <w:rPr>
@@ -5322,7 +5322,7 @@
             <w:noProof/>
             <w:webHidden/>
           </w:rPr>
-          <w:t>33</w:t>
+          <w:t>32</w:t>
         </w:r>
         <w:r>
           <w:rPr>
@@ -5345,13 +5345,13 @@
           <w14:ligatures w14:val="standardContextual"/>
         </w:rPr>
       </w:pPr>
-      <w:hyperlink w:anchor="_Toc236759081" w:history="1">
+      <w:hyperlink w:anchor="_Toc236864501" w:history="1">
         <w:r>
           <w:rPr>
             <w:rStyle w:val="Hyperlink"/>
             <w:noProof/>
           </w:rPr>
-          <w:t>6.1.2</w:t>
+          <w:t>6.1.1</w:t>
         </w:r>
         <w:r>
           <w:rPr>
@@ -5369,7 +5369,7 @@
             <w:rStyle w:val="Hyperlink"/>
             <w:noProof/>
           </w:rPr>
-          <w:t>Banco de dados</w:t>
+          <w:t>Diagrama de caso de uso</w:t>
         </w:r>
         <w:r>
           <w:rPr>
@@ -5390,7 +5390,7 @@
             <w:noProof/>
             <w:webHidden/>
           </w:rPr>
-          <w:instrText xml:space="preserve"> PAGEREF _Toc236759081 \h </w:instrText>
+          <w:instrText xml:space="preserve"> PAGEREF _Toc236864501 \h </w:instrText>
         </w:r>
         <w:r>
           <w:rPr>
@@ -5410,7 +5410,7 @@
             <w:noProof/>
             <w:webHidden/>
           </w:rPr>
-          <w:t>35</w:t>
+          <w:t>32</w:t>
         </w:r>
         <w:r>
           <w:rPr>
@@ -5423,7 +5423,7 @@
     </w:p>
     <w:p>
       <w:pPr>
-        <w:pStyle w:val="Sumrio1"/>
+        <w:pStyle w:val="Sumrio3"/>
         <w:rPr>
           <w:rFonts w:asciiTheme="minorHAnsi" w:eastAsiaTheme="minorEastAsia" w:hAnsiTheme="minorHAnsi"/>
           <w:noProof/>
@@ -5433,13 +5433,13 @@
           <w14:ligatures w14:val="standardContextual"/>
         </w:rPr>
       </w:pPr>
-      <w:hyperlink w:anchor="_Toc236759082" w:history="1">
+      <w:hyperlink w:anchor="_Toc236864502" w:history="1">
         <w:r>
           <w:rPr>
             <w:rStyle w:val="Hyperlink"/>
             <w:noProof/>
           </w:rPr>
-          <w:t>7</w:t>
+          <w:t>6.1.2</w:t>
         </w:r>
         <w:r>
           <w:rPr>
@@ -5457,7 +5457,7 @@
             <w:rStyle w:val="Hyperlink"/>
             <w:noProof/>
           </w:rPr>
-          <w:t>ASPECTOS FINANCEIROS</w:t>
+          <w:t>Banco de dados</w:t>
         </w:r>
         <w:r>
           <w:rPr>
@@ -5478,7 +5478,7 @@
             <w:noProof/>
             <w:webHidden/>
           </w:rPr>
-          <w:instrText xml:space="preserve"> PAGEREF _Toc236759082 \h </w:instrText>
+          <w:instrText xml:space="preserve"> PAGEREF _Toc236864502 \h </w:instrText>
         </w:r>
         <w:r>
           <w:rPr>
@@ -5498,7 +5498,7 @@
             <w:noProof/>
             <w:webHidden/>
           </w:rPr>
-          <w:t>37</w:t>
+          <w:t>34</w:t>
         </w:r>
         <w:r>
           <w:rPr>
@@ -5511,7 +5511,7 @@
     </w:p>
     <w:p>
       <w:pPr>
-        <w:pStyle w:val="Sumrio2"/>
+        <w:pStyle w:val="Sumrio1"/>
         <w:rPr>
           <w:rFonts w:asciiTheme="minorHAnsi" w:eastAsiaTheme="minorEastAsia" w:hAnsiTheme="minorHAnsi"/>
           <w:noProof/>
@@ -5521,13 +5521,13 @@
           <w14:ligatures w14:val="standardContextual"/>
         </w:rPr>
       </w:pPr>
-      <w:hyperlink w:anchor="_Toc236759083" w:history="1">
+      <w:hyperlink w:anchor="_Toc236864503" w:history="1">
         <w:r>
           <w:rPr>
             <w:rStyle w:val="Hyperlink"/>
             <w:noProof/>
           </w:rPr>
-          <w:t>7.1</w:t>
+          <w:t>7</w:t>
         </w:r>
         <w:r>
           <w:rPr>
@@ -5545,7 +5545,7 @@
             <w:rStyle w:val="Hyperlink"/>
             <w:noProof/>
           </w:rPr>
-          <w:t>Análise de Concorrência</w:t>
+          <w:t>ASPECTOS FINANCEIROS</w:t>
         </w:r>
         <w:r>
           <w:rPr>
@@ -5566,7 +5566,7 @@
             <w:noProof/>
             <w:webHidden/>
           </w:rPr>
-          <w:instrText xml:space="preserve"> PAGEREF _Toc236759083 \h </w:instrText>
+          <w:instrText xml:space="preserve"> PAGEREF _Toc236864503 \h </w:instrText>
         </w:r>
         <w:r>
           <w:rPr>
@@ -5586,7 +5586,7 @@
             <w:noProof/>
             <w:webHidden/>
           </w:rPr>
-          <w:t>37</w:t>
+          <w:t>36</w:t>
         </w:r>
         <w:r>
           <w:rPr>
@@ -5599,7 +5599,7 @@
     </w:p>
     <w:p>
       <w:pPr>
-        <w:pStyle w:val="Sumrio3"/>
+        <w:pStyle w:val="Sumrio2"/>
         <w:rPr>
           <w:rFonts w:asciiTheme="minorHAnsi" w:eastAsiaTheme="minorEastAsia" w:hAnsiTheme="minorHAnsi"/>
           <w:noProof/>
@@ -5609,13 +5609,13 @@
           <w14:ligatures w14:val="standardContextual"/>
         </w:rPr>
       </w:pPr>
-      <w:hyperlink w:anchor="_Toc236759084" w:history="1">
+      <w:hyperlink w:anchor="_Toc236864504" w:history="1">
         <w:r>
           <w:rPr>
             <w:rStyle w:val="Hyperlink"/>
             <w:noProof/>
           </w:rPr>
-          <w:t>7.1.1</w:t>
+          <w:t>7.1</w:t>
         </w:r>
         <w:r>
           <w:rPr>
@@ -5633,7 +5633,7 @@
             <w:rStyle w:val="Hyperlink"/>
             <w:noProof/>
           </w:rPr>
-          <w:t>Concorrentes diretos e soluções mais próximas</w:t>
+          <w:t>Análise de Concorrência</w:t>
         </w:r>
         <w:r>
           <w:rPr>
@@ -5654,7 +5654,7 @@
             <w:noProof/>
             <w:webHidden/>
           </w:rPr>
-          <w:instrText xml:space="preserve"> PAGEREF _Toc236759084 \h </w:instrText>
+          <w:instrText xml:space="preserve"> PAGEREF _Toc236864504 \h </w:instrText>
         </w:r>
         <w:r>
           <w:rPr>
@@ -5674,7 +5674,7 @@
             <w:noProof/>
             <w:webHidden/>
           </w:rPr>
-          <w:t>41</w:t>
+          <w:t>36</w:t>
         </w:r>
         <w:r>
           <w:rPr>
@@ -5697,13 +5697,13 @@
           <w14:ligatures w14:val="standardContextual"/>
         </w:rPr>
       </w:pPr>
-      <w:hyperlink w:anchor="_Toc236759085" w:history="1">
+      <w:hyperlink w:anchor="_Toc236864505" w:history="1">
         <w:r>
           <w:rPr>
             <w:rStyle w:val="Hyperlink"/>
             <w:noProof/>
           </w:rPr>
-          <w:t>7.1.2</w:t>
+          <w:t>7.1.1</w:t>
         </w:r>
         <w:r>
           <w:rPr>
@@ -5721,7 +5721,7 @@
             <w:rStyle w:val="Hyperlink"/>
             <w:noProof/>
           </w:rPr>
-          <w:t>Concorrentes indiretos e iniciativas semelhantes</w:t>
+          <w:t>Concorrentes diretos e soluções mais próximas</w:t>
         </w:r>
         <w:r>
           <w:rPr>
@@ -5742,7 +5742,7 @@
             <w:noProof/>
             <w:webHidden/>
           </w:rPr>
-          <w:instrText xml:space="preserve"> PAGEREF _Toc236759085 \h </w:instrText>
+          <w:instrText xml:space="preserve"> PAGEREF _Toc236864505 \h </w:instrText>
         </w:r>
         <w:r>
           <w:rPr>
@@ -5762,7 +5762,7 @@
             <w:noProof/>
             <w:webHidden/>
           </w:rPr>
-          <w:t>42</w:t>
+          <w:t>40</w:t>
         </w:r>
         <w:r>
           <w:rPr>
@@ -5785,13 +5785,13 @@
           <w14:ligatures w14:val="standardContextual"/>
         </w:rPr>
       </w:pPr>
-      <w:hyperlink w:anchor="_Toc236759086" w:history="1">
+      <w:hyperlink w:anchor="_Toc236864506" w:history="1">
         <w:r>
           <w:rPr>
             <w:rStyle w:val="Hyperlink"/>
             <w:noProof/>
           </w:rPr>
-          <w:t>7.1.3</w:t>
+          <w:t>7.1.2</w:t>
         </w:r>
         <w:r>
           <w:rPr>
@@ -5809,7 +5809,7 @@
             <w:rStyle w:val="Hyperlink"/>
             <w:noProof/>
           </w:rPr>
-          <w:t>Soluções de aprendizagem sobre cultivo</w:t>
+          <w:t>Concorrentes indiretos e iniciativas semelhantes</w:t>
         </w:r>
         <w:r>
           <w:rPr>
@@ -5830,7 +5830,7 @@
             <w:noProof/>
             <w:webHidden/>
           </w:rPr>
-          <w:instrText xml:space="preserve"> PAGEREF _Toc236759086 \h </w:instrText>
+          <w:instrText xml:space="preserve"> PAGEREF _Toc236864506 \h </w:instrText>
         </w:r>
         <w:r>
           <w:rPr>
@@ -5850,7 +5850,7 @@
             <w:noProof/>
             <w:webHidden/>
           </w:rPr>
-          <w:t>42</w:t>
+          <w:t>41</w:t>
         </w:r>
         <w:r>
           <w:rPr>
@@ -5873,13 +5873,13 @@
           <w14:ligatures w14:val="standardContextual"/>
         </w:rPr>
       </w:pPr>
-      <w:hyperlink w:anchor="_Toc236759087" w:history="1">
+      <w:hyperlink w:anchor="_Toc236864507" w:history="1">
         <w:r>
           <w:rPr>
             <w:rStyle w:val="Hyperlink"/>
             <w:noProof/>
           </w:rPr>
-          <w:t>7.1.4</w:t>
+          <w:t>7.1.3</w:t>
         </w:r>
         <w:r>
           <w:rPr>
@@ -5897,7 +5897,7 @@
             <w:rStyle w:val="Hyperlink"/>
             <w:noProof/>
           </w:rPr>
-          <w:t>Soluções de gamificação aplicadas à educação</w:t>
+          <w:t>Soluções de aprendizagem sobre cultivo</w:t>
         </w:r>
         <w:r>
           <w:rPr>
@@ -5918,7 +5918,7 @@
             <w:noProof/>
             <w:webHidden/>
           </w:rPr>
-          <w:instrText xml:space="preserve"> PAGEREF _Toc236759087 \h </w:instrText>
+          <w:instrText xml:space="preserve"> PAGEREF _Toc236864507 \h </w:instrText>
         </w:r>
         <w:r>
           <w:rPr>
@@ -5938,7 +5938,7 @@
             <w:noProof/>
             <w:webHidden/>
           </w:rPr>
-          <w:t>49</w:t>
+          <w:t>41</w:t>
         </w:r>
         <w:r>
           <w:rPr>
@@ -5961,13 +5961,13 @@
           <w14:ligatures w14:val="standardContextual"/>
         </w:rPr>
       </w:pPr>
-      <w:hyperlink w:anchor="_Toc236759088" w:history="1">
+      <w:hyperlink w:anchor="_Toc236864508" w:history="1">
         <w:r>
           <w:rPr>
             <w:rStyle w:val="Hyperlink"/>
             <w:noProof/>
           </w:rPr>
-          <w:t>7.1.5</w:t>
+          <w:t>7.1.4</w:t>
         </w:r>
         <w:r>
           <w:rPr>
@@ -5985,7 +5985,7 @@
             <w:rStyle w:val="Hyperlink"/>
             <w:noProof/>
           </w:rPr>
-          <w:t>Comparação das funcionalidades e propostas</w:t>
+          <w:t>Soluções de gamificação aplicadas à educação</w:t>
         </w:r>
         <w:r>
           <w:rPr>
@@ -6006,7 +6006,7 @@
             <w:noProof/>
             <w:webHidden/>
           </w:rPr>
-          <w:instrText xml:space="preserve"> PAGEREF _Toc236759088 \h </w:instrText>
+          <w:instrText xml:space="preserve"> PAGEREF _Toc236864508 \h </w:instrText>
         </w:r>
         <w:r>
           <w:rPr>
@@ -6026,7 +6026,7 @@
             <w:noProof/>
             <w:webHidden/>
           </w:rPr>
-          <w:t>50</w:t>
+          <w:t>48</w:t>
         </w:r>
         <w:r>
           <w:rPr>
@@ -6049,13 +6049,13 @@
           <w14:ligatures w14:val="standardContextual"/>
         </w:rPr>
       </w:pPr>
-      <w:hyperlink w:anchor="_Toc236759089" w:history="1">
+      <w:hyperlink w:anchor="_Toc236864509" w:history="1">
         <w:r>
           <w:rPr>
             <w:rStyle w:val="Hyperlink"/>
             <w:noProof/>
           </w:rPr>
-          <w:t>7.1.6</w:t>
+          <w:t>7.1.5</w:t>
         </w:r>
         <w:r>
           <w:rPr>
@@ -6073,7 +6073,7 @@
             <w:rStyle w:val="Hyperlink"/>
             <w:noProof/>
           </w:rPr>
-          <w:t>Lacunas identificadas</w:t>
+          <w:t>Comparação das funcionalidades e propostas</w:t>
         </w:r>
         <w:r>
           <w:rPr>
@@ -6094,7 +6094,7 @@
             <w:noProof/>
             <w:webHidden/>
           </w:rPr>
-          <w:instrText xml:space="preserve"> PAGEREF _Toc236759089 \h </w:instrText>
+          <w:instrText xml:space="preserve"> PAGEREF _Toc236864509 \h </w:instrText>
         </w:r>
         <w:r>
           <w:rPr>
@@ -6114,7 +6114,7 @@
             <w:noProof/>
             <w:webHidden/>
           </w:rPr>
-          <w:t>50</w:t>
+          <w:t>49</w:t>
         </w:r>
         <w:r>
           <w:rPr>
@@ -6137,13 +6137,13 @@
           <w14:ligatures w14:val="standardContextual"/>
         </w:rPr>
       </w:pPr>
-      <w:hyperlink w:anchor="_Toc236759090" w:history="1">
+      <w:hyperlink w:anchor="_Toc236864510" w:history="1">
         <w:r>
           <w:rPr>
             <w:rStyle w:val="Hyperlink"/>
             <w:noProof/>
           </w:rPr>
-          <w:t>7.1.7</w:t>
+          <w:t>7.1.6</w:t>
         </w:r>
         <w:r>
           <w:rPr>
@@ -6161,7 +6161,7 @@
             <w:rStyle w:val="Hyperlink"/>
             <w:noProof/>
           </w:rPr>
-          <w:t>Diferenciais e posicionamento do Viridis</w:t>
+          <w:t>Lacunas identificadas</w:t>
         </w:r>
         <w:r>
           <w:rPr>
@@ -6182,7 +6182,7 @@
             <w:noProof/>
             <w:webHidden/>
           </w:rPr>
-          <w:instrText xml:space="preserve"> PAGEREF _Toc236759090 \h </w:instrText>
+          <w:instrText xml:space="preserve"> PAGEREF _Toc236864510 \h </w:instrText>
         </w:r>
         <w:r>
           <w:rPr>
@@ -6202,7 +6202,7 @@
             <w:noProof/>
             <w:webHidden/>
           </w:rPr>
-          <w:t>51</w:t>
+          <w:t>49</w:t>
         </w:r>
         <w:r>
           <w:rPr>
@@ -6215,7 +6215,7 @@
     </w:p>
     <w:p>
       <w:pPr>
-        <w:pStyle w:val="Sumrio2"/>
+        <w:pStyle w:val="Sumrio3"/>
         <w:rPr>
           <w:rFonts w:asciiTheme="minorHAnsi" w:eastAsiaTheme="minorEastAsia" w:hAnsiTheme="minorHAnsi"/>
           <w:noProof/>
@@ -6225,14 +6225,13 @@
           <w14:ligatures w14:val="standardContextual"/>
         </w:rPr>
       </w:pPr>
-      <w:hyperlink w:anchor="_Toc236759091" w:history="1">
+      <w:hyperlink w:anchor="_Toc236864511" w:history="1">
         <w:r>
           <w:rPr>
             <w:rStyle w:val="Hyperlink"/>
-            <w:iCs/>
-            <w:noProof/>
-          </w:rPr>
-          <w:t>7.2</w:t>
+            <w:noProof/>
+          </w:rPr>
+          <w:t>7.1.7</w:t>
         </w:r>
         <w:r>
           <w:rPr>
@@ -6250,7 +6249,7 @@
             <w:rStyle w:val="Hyperlink"/>
             <w:noProof/>
           </w:rPr>
-          <w:t>Planejamento Financeiro</w:t>
+          <w:t>Diferenciais e posicionamento do Viridis</w:t>
         </w:r>
         <w:r>
           <w:rPr>
@@ -6271,7 +6270,7 @@
             <w:noProof/>
             <w:webHidden/>
           </w:rPr>
-          <w:instrText xml:space="preserve"> PAGEREF _Toc236759091 \h </w:instrText>
+          <w:instrText xml:space="preserve"> PAGEREF _Toc236864511 \h </w:instrText>
         </w:r>
         <w:r>
           <w:rPr>
@@ -6291,7 +6290,7 @@
             <w:noProof/>
             <w:webHidden/>
           </w:rPr>
-          <w:t>51</w:t>
+          <w:t>50</w:t>
         </w:r>
         <w:r>
           <w:rPr>
@@ -6304,7 +6303,7 @@
     </w:p>
     <w:p>
       <w:pPr>
-        <w:pStyle w:val="Sumrio1"/>
+        <w:pStyle w:val="Sumrio2"/>
         <w:rPr>
           <w:rFonts w:asciiTheme="minorHAnsi" w:eastAsiaTheme="minorEastAsia" w:hAnsiTheme="minorHAnsi"/>
           <w:noProof/>
@@ -6314,10 +6313,99 @@
           <w14:ligatures w14:val="standardContextual"/>
         </w:rPr>
       </w:pPr>
-      <w:hyperlink w:anchor="_Toc236759092" w:history="1">
+      <w:hyperlink w:anchor="_Toc236864512" w:history="1">
         <w:r>
           <w:rPr>
             <w:rStyle w:val="Hyperlink"/>
+            <w:iCs/>
+            <w:noProof/>
+          </w:rPr>
+          <w:t>7.2</w:t>
+        </w:r>
+        <w:r>
+          <w:rPr>
+            <w:rFonts w:asciiTheme="minorHAnsi" w:eastAsiaTheme="minorEastAsia" w:hAnsiTheme="minorHAnsi"/>
+            <w:noProof/>
+            <w:kern w:val="2"/>
+            <w:szCs w:val="24"/>
+            <w:lang w:eastAsia="pt-BR"/>
+            <w14:ligatures w14:val="standardContextual"/>
+          </w:rPr>
+          <w:tab/>
+        </w:r>
+        <w:r>
+          <w:rPr>
+            <w:rStyle w:val="Hyperlink"/>
+            <w:noProof/>
+          </w:rPr>
+          <w:t>Planejamento Financeiro</w:t>
+        </w:r>
+        <w:r>
+          <w:rPr>
+            <w:noProof/>
+            <w:webHidden/>
+          </w:rPr>
+          <w:tab/>
+        </w:r>
+        <w:r>
+          <w:rPr>
+            <w:noProof/>
+            <w:webHidden/>
+          </w:rPr>
+          <w:fldChar w:fldCharType="begin"/>
+        </w:r>
+        <w:r>
+          <w:rPr>
+            <w:noProof/>
+            <w:webHidden/>
+          </w:rPr>
+          <w:instrText xml:space="preserve"> PAGEREF _Toc236864512 \h </w:instrText>
+        </w:r>
+        <w:r>
+          <w:rPr>
+            <w:noProof/>
+            <w:webHidden/>
+          </w:rPr>
+        </w:r>
+        <w:r>
+          <w:rPr>
+            <w:noProof/>
+            <w:webHidden/>
+          </w:rPr>
+          <w:fldChar w:fldCharType="separate"/>
+        </w:r>
+        <w:r>
+          <w:rPr>
+            <w:noProof/>
+            <w:webHidden/>
+          </w:rPr>
+          <w:t>50</w:t>
+        </w:r>
+        <w:r>
+          <w:rPr>
+            <w:noProof/>
+            <w:webHidden/>
+          </w:rPr>
+          <w:fldChar w:fldCharType="end"/>
+        </w:r>
+      </w:hyperlink>
+    </w:p>
+    <w:p>
+      <w:pPr>
+        <w:pStyle w:val="Sumrio1"/>
+        <w:rPr>
+          <w:rFonts w:asciiTheme="minorHAnsi" w:eastAsiaTheme="minorEastAsia" w:hAnsiTheme="minorHAnsi"/>
+          <w:noProof/>
+          <w:kern w:val="2"/>
+          <w:szCs w:val="24"/>
+          <w:lang w:eastAsia="pt-BR"/>
+          <w14:ligatures w14:val="standardContextual"/>
+        </w:rPr>
+      </w:pPr>
+      <w:hyperlink w:anchor="_Toc236864513" w:history="1">
+        <w:r>
+          <w:rPr>
+            <w:rStyle w:val="Hyperlink"/>
             <w:noProof/>
           </w:rPr>
           <w:t>REFERÊNCIAS</w:t>
@@ -6341,7 +6429,7 @@
             <w:noProof/>
             <w:webHidden/>
           </w:rPr>
-          <w:instrText xml:space="preserve"> PAGEREF _Toc236759092 \h </w:instrText>
+          <w:instrText xml:space="preserve"> PAGEREF _Toc236864513 \h </w:instrText>
         </w:r>
         <w:r>
           <w:rPr>
@@ -6361,7 +6449,7 @@
             <w:noProof/>
             <w:webHidden/>
           </w:rPr>
-          <w:t>52</w:t>
+          <w:t>51</w:t>
         </w:r>
         <w:r>
           <w:rPr>
@@ -6404,7 +6492,7 @@
       <w:pPr>
         <w:pStyle w:val="Ttulo1"/>
       </w:pPr>
-      <w:bookmarkStart w:id="0" w:name="_Toc236759040"/>
+      <w:bookmarkStart w:id="0" w:name="_Toc236864460"/>
       <w:r>
         <w:t>INTRODUÇÃO</w:t>
       </w:r>
@@ -6674,7 +6762,7 @@
       <w:pPr>
         <w:pStyle w:val="Ttulo2"/>
       </w:pPr>
-      <w:bookmarkStart w:id="1" w:name="_Toc236759041"/>
+      <w:bookmarkStart w:id="1" w:name="_Toc236864461"/>
       <w:r>
         <w:t>Problemática</w:t>
       </w:r>
@@ -6956,21 +7044,7 @@
         <w:rPr>
           <w:lang w:eastAsia="pt-BR"/>
         </w:rPr>
-        <w:t xml:space="preserve"> </w:t>
-      </w:r>
-      <w:proofErr w:type="gramStart"/>
-      <w:r>
-        <w:rPr>
-          <w:lang w:eastAsia="pt-BR"/>
-        </w:rPr>
-        <w:t>abordagens  pedagógicas</w:t>
-      </w:r>
-      <w:proofErr w:type="gramEnd"/>
-      <w:r>
-        <w:rPr>
-          <w:lang w:eastAsia="pt-BR"/>
-        </w:rPr>
-        <w:t>  possam  ser  incorporadas, causando resistência para a alteração desse modelo. (</w:t>
+        <w:t xml:space="preserve"> abordagens  pedagógicas  possam  ser  incorporadas, causando resistência para a alteração desse modelo. (</w:t>
       </w:r>
       <w:r>
         <w:rPr>
@@ -6995,7 +7069,7 @@
       <w:pPr>
         <w:pStyle w:val="Ttulo2"/>
       </w:pPr>
-      <w:bookmarkStart w:id="2" w:name="_Toc236759042"/>
+      <w:bookmarkStart w:id="2" w:name="_Toc236864462"/>
       <w:r>
         <w:t>Justificativa</w:t>
       </w:r>
@@ -7437,7 +7511,7 @@
       <w:pPr>
         <w:pStyle w:val="Ttulo2"/>
       </w:pPr>
-      <w:bookmarkStart w:id="3" w:name="_Toc236759043"/>
+      <w:bookmarkStart w:id="3" w:name="_Toc236864463"/>
       <w:r>
         <w:lastRenderedPageBreak/>
         <w:t>Objetivos</w:t>
@@ -7448,7 +7522,7 @@
       <w:pPr>
         <w:pStyle w:val="Ttulo3"/>
       </w:pPr>
-      <w:bookmarkStart w:id="4" w:name="_Toc236759044"/>
+      <w:bookmarkStart w:id="4" w:name="_Toc236864464"/>
       <w:r>
         <w:t>Objetivos geral</w:t>
       </w:r>
@@ -7458,7 +7532,7 @@
       <w:pPr>
         <w:pStyle w:val="Ttulo3"/>
       </w:pPr>
-      <w:bookmarkStart w:id="5" w:name="_Toc236759045"/>
+      <w:bookmarkStart w:id="5" w:name="_Toc236864465"/>
       <w:r>
         <w:t>Objetivos específicos</w:t>
       </w:r>
@@ -7468,7 +7542,7 @@
       <w:pPr>
         <w:pStyle w:val="Ttulo2"/>
       </w:pPr>
-      <w:bookmarkStart w:id="6" w:name="_Toc236759046"/>
+      <w:bookmarkStart w:id="6" w:name="_Toc236864466"/>
       <w:r>
         <w:t>Metodologia</w:t>
       </w:r>
@@ -7478,7 +7552,7 @@
       <w:pPr>
         <w:pStyle w:val="Ttulo2"/>
       </w:pPr>
-      <w:bookmarkStart w:id="7" w:name="_Toc236759047"/>
+      <w:bookmarkStart w:id="7" w:name="_Toc236864467"/>
       <w:r>
         <w:t>Resultados esperados</w:t>
       </w:r>
@@ -7497,7 +7571,7 @@
           <w:szCs w:val="24"/>
         </w:rPr>
       </w:pPr>
-      <w:bookmarkStart w:id="8" w:name="_Toc236759048"/>
+      <w:bookmarkStart w:id="8" w:name="_Toc236864468"/>
       <w:r>
         <w:lastRenderedPageBreak/>
         <w:t>REFERÊNCIAL TEÓRICO</w:t>
@@ -7508,7 +7582,7 @@
       <w:pPr>
         <w:pStyle w:val="Ttulo2"/>
       </w:pPr>
-      <w:bookmarkStart w:id="9" w:name="_Toc236759049"/>
+      <w:bookmarkStart w:id="9" w:name="_Toc236864469"/>
       <w:r>
         <w:t>Contextualização</w:t>
       </w:r>
@@ -7516,132 +7590,232 @@
     </w:p>
     <w:p>
       <w:pPr>
-        <w:rPr>
-          <w:rFonts w:ascii="Times New Roman" w:hAnsi="Times New Roman" w:cs="Times New Roman"/>
-          <w:szCs w:val="24"/>
-          <w:lang w:eastAsia="pt-BR"/>
-        </w:rPr>
-      </w:pPr>
-      <w:r>
-        <w:rPr>
-          <w:lang w:eastAsia="pt-BR"/>
-        </w:rPr>
-        <w:t>O presente projeto fundamenta-se em alguns dos Objetivos de Desenvolvimento Sustentável (ODS) estabelecidos pela Organização das Nações Unidas (ONU), com destaque para a ODS 2 (Fome Zero e Agricultura Sustentável), a ODS 3 (Saúde e Bem-Estar), a ODS 4 (Educação de Qualidade) e a ODS 12 (Consumo e Produção Responsáveis). Esses objetivos buscam promover a segurança alimentar, a melhoria da qualidade de vida, o acesso à educação de qualidade e a adoção de práticas sustentáveis de produção e consumo.</w:t>
-      </w:r>
-    </w:p>
-    <w:p>
-      <w:pPr>
-        <w:rPr>
-          <w:rFonts w:ascii="Times New Roman" w:hAnsi="Times New Roman" w:cs="Times New Roman"/>
-          <w:szCs w:val="24"/>
-          <w:lang w:eastAsia="pt-BR"/>
-        </w:rPr>
-      </w:pPr>
-      <w:r>
-        <w:rPr>
-          <w:lang w:eastAsia="pt-BR"/>
-        </w:rPr>
-        <w:t>Com base nesses princípios, propõe-se o desenvolvimento de uma plataforma online voltada ao incentivo da alimentação saudável e da educação ambiental em instituições de ensino. Por meio dessa plataforma, os estudantes participarão de atividades extracurriculares relacionadas ao cultivo de hortas escolares, oficinas, cursos e dinâmicas educativas sobre legumes, frutas, temperos e ervas. A participação nas atividades será acompanhada por um sistema de pontuação, estimulando o aprendizado contínuo e a adoção de hábitos alimentares mais saudáveis, além de fortalecer a conscientização sobre a sustentabilidade no ambiente escolar.</w:t>
-      </w:r>
-    </w:p>
-    <w:p>
-      <w:pPr>
-        <w:rPr>
-          <w:rFonts w:ascii="Times New Roman" w:hAnsi="Times New Roman" w:cs="Times New Roman"/>
-          <w:szCs w:val="24"/>
-          <w:lang w:eastAsia="pt-BR"/>
-        </w:rPr>
-      </w:pPr>
-      <w:r>
-        <w:rPr>
-          <w:lang w:eastAsia="pt-BR"/>
-        </w:rPr>
+        <w:pStyle w:val="Ttulo3"/>
+      </w:pPr>
+      <w:bookmarkStart w:id="10" w:name="_Toc236864470"/>
+      <w:r>
+        <w:t>A horta nos Objetivos de Desenvolvimento Sustentável (ODS)</w:t>
+      </w:r>
+      <w:bookmarkEnd w:id="10"/>
+    </w:p>
+    <w:p>
+      <w:r>
+        <w:t xml:space="preserve">Os </w:t>
+      </w:r>
+      <w:r>
+        <w:t>Objetivos de Desenvolvimento Sustentável (ODS) estabelecidos pela Organização das Nações Unidas (ONU), com destaque para a ODS 2 (Fome Zero e Agricultura Sustentável), a ODS 3 (Saúde e Bem-Estar), a ODS 4 (Educação de Qualidade) e a ODS 12 (Consumo e Produção Responsáveis)</w:t>
+      </w:r>
+      <w:r>
+        <w:t xml:space="preserve"> são </w:t>
+      </w:r>
+      <w:r>
+        <w:t>objetivos</w:t>
+      </w:r>
+      <w:r>
+        <w:t xml:space="preserve"> que</w:t>
+      </w:r>
+      <w:r>
+        <w:t xml:space="preserve"> buscam promover a segurança alimentar, a melhoria da qualidade de vida, o acesso à educação de qualidade e a adoção de práticas sustentáveis de produção e consumo</w:t>
+      </w:r>
+      <w:r>
+        <w:t>, estruturando as áreas de atenção para um desenvolvimento socioeconômico alinhado com a natureza e a população.</w:t>
+      </w:r>
+    </w:p>
+    <w:p>
+      <w:pPr>
+        <w:pStyle w:val="Ttulo3"/>
+      </w:pPr>
+      <w:r>
+        <w:t>Impactos da Alimentação no Desenvolvimento Cognitivo</w:t>
+      </w:r>
+    </w:p>
+    <w:p>
+      <w:r>
         <w:t>De acordo com dados da Pesquisa Nacional de Saúde do Escolar (</w:t>
       </w:r>
       <w:proofErr w:type="spellStart"/>
       <w:r>
-        <w:rPr>
-          <w:lang w:eastAsia="pt-BR"/>
-        </w:rPr>
         <w:t>PeNSE</w:t>
       </w:r>
       <w:proofErr w:type="spellEnd"/>
       <w:r>
-        <w:rPr>
-          <w:lang w:eastAsia="pt-BR"/>
-        </w:rPr>
         <w:t>), 42,8% da alimentação dos adolescentes brasileiros é composta por alimentos ultraprocessados, fator que favorece o desenvolvimento de Doenças Crônicas Não Transmissíveis (DCNT), além de comprometer o rendimento escolar, a memória, a concentração e o desenvolvimento cognitivo. Esses impactos demonstram que a alimentação inadequada não afeta apenas a saúde dos estudantes, mas também seu processo de aprendizagem e sua qualidade de vida.</w:t>
       </w:r>
     </w:p>
     <w:p>
       <w:pPr>
-        <w:rPr>
-          <w:rFonts w:ascii="Times New Roman" w:hAnsi="Times New Roman" w:cs="Times New Roman"/>
-          <w:szCs w:val="24"/>
-          <w:lang w:eastAsia="pt-BR"/>
-        </w:rPr>
-      </w:pPr>
-      <w:r>
-        <w:rPr>
-          <w:lang w:eastAsia="pt-BR"/>
-        </w:rPr>
+        <w:pStyle w:val="Ttulo3"/>
+      </w:pPr>
+      <w:r>
+        <w:t>As dificuldades da implementação de hortas nas escolas</w:t>
+      </w:r>
+    </w:p>
+    <w:p>
+      <w:r>
         <w:t>Além disso, pesquisas realizadas por Morgado (2006) apontam que muitas instituições de ensino enfrentam dificuldades para implantar e manter hortas escolares devido à falta de planejamento, recursos financeiros, profissionais capacitados e acompanhamento contínuo das atividades. Como consequência, diversos projetos são interrompidos ou apresentam baixa participação dos estudantes, reduzindo seu potencial como instrumento de educação ambiental, alimentar e social.</w:t>
       </w:r>
     </w:p>
     <w:p>
       <w:pPr>
-        <w:rPr>
-          <w:rFonts w:ascii="Times New Roman" w:hAnsi="Times New Roman" w:cs="Times New Roman"/>
-          <w:szCs w:val="24"/>
-          <w:lang w:eastAsia="pt-BR"/>
-        </w:rPr>
-      </w:pPr>
-      <w:r>
-        <w:rPr>
-          <w:lang w:eastAsia="pt-BR"/>
-        </w:rPr>
+        <w:pStyle w:val="Ttulo3"/>
+      </w:pPr>
+      <w:r>
+        <w:t>O impacto das inovações nas escolas</w:t>
+      </w:r>
+    </w:p>
+    <w:p>
+      <w:pPr>
+        <w:rPr>
+          <w:rFonts w:ascii="Times New Roman" w:hAnsi="Times New Roman"/>
+        </w:rPr>
+      </w:pPr>
+      <w:r>
+        <w:t xml:space="preserve">As mudanças sociais, tecnológicas e educacionais das últimas décadas têm exigido que as instituições de ensino reformulem suas práticas pedagógicas, </w:t>
+      </w:r>
+      <w:r>
         <w:lastRenderedPageBreak/>
-        <w:t xml:space="preserve">Diante desse cenário, torna-se necessária a adoção de estratégias que promovam maior envolvimento dos alunos nas atividades relacionadas à alimentação saudável e à sustentabilidade. Considerando que as tecnologias digitais fazem parte do cotidiano dos jovens, a utilização de uma plataforma </w:t>
+        <w:t>buscando metodologias que favoreçam uma aprendizagem mais significativa e alinhada às demandas da sociedade contemporânea. Nesse cenário, a inovação educacional ultrapassa a incorporação de recursos tecnológicos, envolvendo também novas formas de organização curricular, metodologias ativas e práticas que colocam o estudante como protagonista do processo de aprendizagem (AZEVEDO et al., 2018).</w:t>
+      </w:r>
+    </w:p>
+    <w:p>
+      <w:r>
+        <w:t>Segundo Azevedo et al. (2018), a inovação nas escolas está diretamente relacionada à adoção de práticas pedagógicas que promovam a autonomia dos estudantes, a interdisciplinaridade, o trabalho colaborativo e a flexibilidade curricular. Os autores destacam que essas mudanças possibilitam a construção de aprendizagens mais significativas, uma vez que favorecem a integração entre diferentes áreas do conhecimento e aproximam os conteúdos escolares de situações reais vivenciadas pelos alunos.</w:t>
+      </w:r>
+    </w:p>
+    <w:p>
+      <w:r>
+        <w:t>Nesse contexto, a aprendizagem deixa de estar centrada exclusivamente na transmissão de conteúdos e passa a valorizar a participação ativa dos estudantes na construção do conhecimento. Projetos interdisciplinares, atividades colaborativas e metodologias baseadas na resolução de problemas estimulam o desenvolvimento de competências como criatividade, pensamento crítico, comunicação, autonomia e responsabilidade, consideradas essenciais para a formação integral dos alunos (AZEVEDO et al., 2018).</w:t>
+      </w:r>
+    </w:p>
+    <w:p>
+      <w:r>
+        <w:t>Além disso, as propostas inovadoras fortalecem a relação entre escola, comunidade e realidade social, permitindo que os estudantes compreendam a aplicação prática dos conhecimentos adquiridos em sala de aula. Conforme apresentado por Azevedo et al. (2018), a utilização de projetos integradores favorece o envolvimento dos alunos em experiências que articulam diferentes disciplinas, promovendo maior motivação, participação e desenvolvimento de habilidades cognitivas e socioemocionais.</w:t>
+      </w:r>
+    </w:p>
+    <w:p>
+      <w:r>
+        <w:t xml:space="preserve">Dessa forma, a inovação educacional representa um importante instrumento para promover melhorias no processo de ensino-aprendizagem. Ao incentivar metodologias que valorizam a participação ativa dos estudantes e a integração entre diferentes áreas do conhecimento, cria-se um ambiente mais dinâmico, colaborativo e significativo. Nesse sentido, a proposta deste trabalho está alinhada a essa perspectiva, ao utilizar uma plataforma </w:t>
       </w:r>
       <w:proofErr w:type="spellStart"/>
       <w:r>
-        <w:rPr>
-          <w:lang w:eastAsia="pt-BR"/>
-        </w:rPr>
         <w:t>gamificada</w:t>
       </w:r>
       <w:proofErr w:type="spellEnd"/>
       <w:r>
-        <w:rPr>
-          <w:lang w:eastAsia="pt-BR"/>
-        </w:rPr>
-        <w:t xml:space="preserve"> apresenta-se como uma alternativa capaz de tornar essas atividades mais atrativas, organizadas e motivadoras.</w:t>
-      </w:r>
-    </w:p>
-    <w:p>
-      <w:pPr>
-        <w:rPr>
-          <w:rFonts w:ascii="Times New Roman" w:hAnsi="Times New Roman" w:cs="Times New Roman"/>
-          <w:szCs w:val="24"/>
-          <w:lang w:eastAsia="pt-BR"/>
-        </w:rPr>
-      </w:pPr>
-      <w:r>
-        <w:rPr>
-          <w:lang w:eastAsia="pt-BR"/>
-        </w:rPr>
-        <w:t>Portanto, este Trabalho de Conclusão de Curso propõe o desenvolvimento de um sistema web destinado ao gerenciamento das atividades da horta escolar. A plataforma permitirá que os professores registrem e validem a participação dos estudantes em ações como plantio, manutenção da horta, oficinas e demais atividades educativas. Como forma de incentivo, os alunos acumularão pontos conforme sua participação, podendo conquistar recompensas previamente definidas pela instituição de ensino. Desse modo, espera-se fortalecer a educação ambiental, incentivar hábitos alimentares saudáveis e contribuir para a permanência e o sucesso dos projetos de hortas escolares, promovendo maior integração entre tecnologia, educação e sustentabilidade.</w:t>
+        <w:t xml:space="preserve"> para incentivar a participação dos </w:t>
+      </w:r>
+      <w:r>
+        <w:lastRenderedPageBreak/>
+        <w:t>alunos na horta escolar, integrando tecnologia, educação ambiental e metodologias ativas como estratégia para ampliar o engajamento e favorecer a aprendizagem (AZEVEDO et al., 2018).</w:t>
+      </w:r>
+    </w:p>
+    <w:p>
+      <w:pPr>
+        <w:pStyle w:val="Ttulo3"/>
+      </w:pPr>
+      <w:r>
+        <w:t xml:space="preserve">A </w:t>
+      </w:r>
+      <w:r>
+        <w:t>Gamificação no aprendizado</w:t>
+      </w:r>
+    </w:p>
+    <w:p>
+      <w:pPr>
+        <w:rPr>
+          <w:rFonts w:ascii="Times New Roman" w:hAnsi="Times New Roman"/>
+        </w:rPr>
+      </w:pPr>
+      <w:r>
+        <w:t>A gamificação consiste na aplicação de elementos característicos dos jogos, como desafios, pontuações, níveis, recompensas e feedbacks, em contextos que não possuem natureza lúdica, com o objetivo de aumentar o engajamento, a motivação e a participação dos indivíduos. No âmbito educacional, essa metodologia tem sido amplamente adotada como estratégia para tornar o processo de ensino-aprendizagem mais dinâmico, interativo e significativo, favorecendo o protagonismo dos estudantes e estimulando sua participação ativa nas atividades escolares (PRIETO-ANDREU; GÓMEZ-ESCALONILLA-TORRIJOS; SAID-HUNG, 2022).</w:t>
+      </w:r>
+    </w:p>
+    <w:p>
+      <w:r>
+        <w:t>De acordo com Prieto-Andreu, Gómez-</w:t>
+      </w:r>
+      <w:proofErr w:type="spellStart"/>
+      <w:r>
+        <w:t>Escalonilla</w:t>
+      </w:r>
+      <w:proofErr w:type="spellEnd"/>
+      <w:r>
+        <w:t xml:space="preserve">-Torrijos e Said-Hung (2022), a gamificação representa uma metodologia capaz de promover a motivação dos estudantes durante o processo de aprendizagem, contribuindo também para a melhoria do desempenho acadêmico em diferentes áreas do conhecimento. Em sua revisão sistemática, os autores analisaram 37 estudos científicos e constataram que a utilização de estratégias </w:t>
+      </w:r>
+      <w:proofErr w:type="spellStart"/>
+      <w:r>
+        <w:t>gamificadas</w:t>
+      </w:r>
+      <w:proofErr w:type="spellEnd"/>
+      <w:r>
+        <w:t xml:space="preserve"> exerce influência direta e positiva sobre a motivação, o envolvimento e o rendimento escolar dos alunos (PRIETO-ANDREU; GÓMEZ-ESCALONILLA-TORRIJOS; SAID-HUNG, 2022).</w:t>
+      </w:r>
+    </w:p>
+    <w:p>
+      <w:r>
+        <w:t>Além de favorecer a aprendizagem, a gamificação modifica a forma como os estudantes interagem com os conteúdos, substituindo uma postura predominantemente passiva por uma participação ativa na construção do conhecimento. O uso de sistemas de pontuação, medalhas, missões e rankings desperta o interesse dos alunos ao estabelecer objetivos claros, recompensas e desafios compatíveis com seu desenvolvimento, aumentando o comprometimento com as atividades propostas. Nesse contexto, a aplicação da gamificação mostra-se pertinente para projetos educacionais que buscam ampliar o engajamento dos estudantes em atividades extracurriculares, como a participação em hortas escolares (PRIETO-ANDREU; GÓMEZ-ESCALONILLA-TORRIJOS; SAID-HUNG, 2022).</w:t>
+      </w:r>
+    </w:p>
+    <w:p>
+      <w:pPr>
+        <w:pStyle w:val="Ttulo3"/>
+      </w:pPr>
+      <w:r>
+        <w:lastRenderedPageBreak/>
+        <w:t>O desenvolvimento socioemocional adquirido pelo cultivo de hortas</w:t>
+      </w:r>
+    </w:p>
+    <w:p>
+      <w:pPr>
+        <w:rPr>
+          <w:rFonts w:ascii="Times New Roman" w:hAnsi="Times New Roman"/>
+        </w:rPr>
+      </w:pPr>
+      <w:r>
+        <w:t>O desenvolvimento socioemocional é um dos pilares da formação integral dos estudantes, pois envolve competências relacionadas ao reconhecimento e à gestão das emoções, à empatia, à cooperação, à responsabilidade e à construção de relações interpessoais saudáveis. Nesse contexto, a escola desempenha um papel fundamental ao promover experiências que ultrapassem a aprendizagem de conteúdos curriculares e contribuam para o desenvolvimento de habilidades essenciais para a vida em sociedade (SILVA et al, 2021).</w:t>
+      </w:r>
+    </w:p>
+    <w:p>
+      <w:r>
+        <w:t>Entre as práticas pedagógicas que favorecem esse desenvolvimento, destaca-se o cultivo de hortas escolares, uma vez que proporciona aos estudantes experiências de aprendizagem baseadas na vivência, na cooperação e no contato direto com a natureza. Durante o processo de preparo do solo, plantio, irrigação, manutenção e colheita, os alunos desenvolvem senso de responsabilidade, organização e comprometimento, compreendendo que o cuidado contínuo é indispensável para o crescimento das plantas e para a obtenção de resultados positivos (SILVA et al, 2021).</w:t>
+      </w:r>
+    </w:p>
+    <w:p>
+      <w:r>
+        <w:t>Além disso, a horta escolar estimula o trabalho coletivo, a comunicação e a resolução de problemas, promovendo a interação entre estudantes, professores e comunidade escolar. Essas atividades favorecem a construção de valores como respeito, solidariedade, cooperação e empatia, fortalecendo as competências socioemocionais e contribuindo para um ambiente escolar mais participativo e acolhedor. Conforme destacado pelos autores da obra, a utilização da horta como recurso pedagógico possibilita a integração entre diferentes áreas do conhecimento, tornando a aprendizagem mais significativa e favorecendo o desenvolvimento integral dos educandos (SILVA et al, 2021).</w:t>
+      </w:r>
+    </w:p>
+    <w:p>
+      <w:r>
+        <w:t xml:space="preserve">Outro aspecto relevante é que o contato frequente com a natureza desperta nos estudantes sentimentos de pertencimento, cuidado e responsabilidade socioambiental. Ao compreenderem os processos naturais envolvidos na produção de alimentos, os alunos desenvolvem maior consciência sobre sustentabilidade, alimentação saudável e preservação do meio ambiente, ao mesmo tempo em que fortalecem competências como autonomia, perseverança e senso de coletividade. </w:t>
+      </w:r>
+      <w:r>
+        <w:lastRenderedPageBreak/>
+        <w:t>Essas experiências aproximam os conteúdos escolares da realidade cotidiana, estimulando a participação ativa e o protagonismo estudantil (SILVA et al, 2021).</w:t>
+      </w:r>
+    </w:p>
+    <w:p>
+      <w:r>
+        <w:t xml:space="preserve">Nesse sentido, o cultivo de hortas escolares constitui uma estratégia pedagógica capaz de promover simultaneamente a aprendizagem acadêmica e o desenvolvimento socioemocional dos estudantes. Ao incentivar práticas colaborativas, a responsabilidade compartilhada e o respeito ao meio ambiente, a horta torna-se um espaço de formação cidadã. Dessa forma, a proposta deste trabalho, ao utilizar uma plataforma </w:t>
+      </w:r>
+      <w:proofErr w:type="spellStart"/>
+      <w:r>
+        <w:t>gamificada</w:t>
+      </w:r>
+      <w:proofErr w:type="spellEnd"/>
+      <w:r>
+        <w:t xml:space="preserve"> para incentivar a participação dos alunos na horta escolar, busca potencializar esses benefícios, estimulando o engajamento contínuo dos estudantes e fortalecendo competências socioemocionais fundamentais para sua formação pessoal, social e ambiental (SILVA et al, 2021).</w:t>
       </w:r>
     </w:p>
     <w:p>
       <w:pPr>
         <w:pStyle w:val="Ttulo2"/>
       </w:pPr>
-      <w:bookmarkStart w:id="10" w:name="_Toc236759050"/>
+      <w:bookmarkStart w:id="11" w:name="_Toc236864471"/>
       <w:r>
         <w:t>Metodologia de desenvolvimento</w:t>
       </w:r>
-      <w:bookmarkEnd w:id="10"/>
+      <w:bookmarkEnd w:id="11"/>
     </w:p>
     <w:p>
       <w:r>
@@ -7660,7 +7834,7 @@
       <w:pPr>
         <w:pStyle w:val="Ttulo3"/>
       </w:pPr>
-      <w:bookmarkStart w:id="11" w:name="_Toc236759051"/>
+      <w:bookmarkStart w:id="12" w:name="_Toc236864472"/>
       <w:r>
         <w:t xml:space="preserve">Design </w:t>
       </w:r>
@@ -7668,18 +7842,18 @@
       <w:r>
         <w:t>Thinking</w:t>
       </w:r>
-      <w:bookmarkEnd w:id="11"/>
+      <w:bookmarkEnd w:id="12"/>
       <w:proofErr w:type="spellEnd"/>
     </w:p>
     <w:p>
       <w:pPr>
         <w:pStyle w:val="Ttulo4"/>
       </w:pPr>
-      <w:bookmarkStart w:id="12" w:name="_Toc236759052"/>
+      <w:bookmarkStart w:id="13" w:name="_Toc236864473"/>
       <w:r>
         <w:t>Caderno de sensibilidade</w:t>
       </w:r>
-      <w:bookmarkEnd w:id="12"/>
+      <w:bookmarkEnd w:id="13"/>
     </w:p>
     <w:p>
       <w:r>
@@ -7720,7 +7894,6 @@
         </w:numPr>
       </w:pPr>
       <w:r>
-        <w:lastRenderedPageBreak/>
         <w:t>o tema é delicado e a pessoa se sente mais confortável registrando sozinha;</w:t>
       </w:r>
     </w:p>
@@ -7738,6 +7911,7 @@
     </w:p>
     <w:p>
       <w:r>
+        <w:lastRenderedPageBreak/>
         <w:t>Para montá-lo, a equipe define o que deseja descobrir e cria exercícios simples (relatos de tarefas, colagens, fotos) para o usuário preencher, gerando registros ricos sobre seu contexto de vida (MJV INNOVATION, 2022).</w:t>
       </w:r>
     </w:p>
@@ -7745,11 +7919,11 @@
       <w:pPr>
         <w:pStyle w:val="Ttulo4"/>
       </w:pPr>
-      <w:bookmarkStart w:id="13" w:name="_Toc236759053"/>
+      <w:bookmarkStart w:id="14" w:name="_Toc236864474"/>
       <w:r>
         <w:t>Cardápio de ideias</w:t>
       </w:r>
-      <w:bookmarkEnd w:id="13"/>
+      <w:bookmarkEnd w:id="14"/>
     </w:p>
     <w:p>
       <w:r>
@@ -7768,11 +7942,11 @@
       <w:pPr>
         <w:pStyle w:val="Ttulo4"/>
       </w:pPr>
-      <w:bookmarkStart w:id="14" w:name="_Toc236759054"/>
+      <w:bookmarkStart w:id="15" w:name="_Toc236864475"/>
       <w:r>
         <w:t>Golden Circle</w:t>
       </w:r>
-      <w:bookmarkEnd w:id="14"/>
+      <w:bookmarkEnd w:id="15"/>
     </w:p>
     <w:p>
       <w:pPr>
@@ -7796,12 +7970,12 @@
       <w:pPr>
         <w:pStyle w:val="Ttulo4"/>
       </w:pPr>
-      <w:bookmarkStart w:id="15" w:name="_Toc236759055"/>
+      <w:bookmarkStart w:id="16" w:name="_Toc236864476"/>
       <w:proofErr w:type="spellStart"/>
       <w:r>
         <w:t>Brainstroming</w:t>
       </w:r>
-      <w:bookmarkEnd w:id="15"/>
+      <w:bookmarkEnd w:id="16"/>
       <w:proofErr w:type="spellEnd"/>
     </w:p>
     <w:p>
@@ -7818,12 +7992,11 @@
       <w:pPr>
         <w:pStyle w:val="Ttulo4"/>
       </w:pPr>
-      <w:bookmarkStart w:id="16" w:name="_Toc236759056"/>
-      <w:r>
-        <w:lastRenderedPageBreak/>
+      <w:bookmarkStart w:id="17" w:name="_Toc236864477"/>
+      <w:r>
         <w:t>Persona</w:t>
       </w:r>
-      <w:bookmarkEnd w:id="16"/>
+      <w:bookmarkEnd w:id="17"/>
     </w:p>
     <w:p>
       <w:r>
@@ -7845,28 +8018,32 @@
         <w:t>persona</w:t>
       </w:r>
       <w:r>
-        <w:t xml:space="preserve"> consiste em uma representação semifictícia do usuário-tipo de um produto ou serviço, construída a partir de dados reais coletados durante as etapas de pesquisa e imersão junto ao público-alvo. Diferentemente do conceito de público-alvo, que delimita um recorte demográfico amplo, a persona humaniza esse recorte ao atribuir-lhe nome, rotina, interesses, motivações e dificuldades específicas, favorecendo a empatia da equipe de desenvolvimento com as reais necessidades dos usuários do sistema (MJV TEAM, 2022).</w:t>
+        <w:t xml:space="preserve"> consiste em uma representação semifictícia do usuário-tipo de um produto ou serviço, construída a partir de dados </w:t>
+      </w:r>
+      <w:r>
+        <w:lastRenderedPageBreak/>
+        <w:t>reais coletados durante as etapas de pesquisa e imersão junto ao público-alvo. Diferentemente do conceito de público-alvo, que delimita um recorte demográfico amplo, a persona humaniza esse recorte ao atribuir-lhe nome, rotina, interesses, motivações e dificuldades específicas, favorecendo a empatia da equipe de desenvolvimento com as reais necessidades dos usuários do sistema (MJV TEAM, 2022).</w:t>
       </w:r>
     </w:p>
     <w:p>
       <w:pPr>
         <w:pStyle w:val="Ttulo3"/>
       </w:pPr>
-      <w:bookmarkStart w:id="17" w:name="_Toc236759057"/>
+      <w:bookmarkStart w:id="18" w:name="_Toc236864478"/>
       <w:r>
         <w:t>Prototipação e Desenvolvimento</w:t>
       </w:r>
-      <w:bookmarkEnd w:id="17"/>
+      <w:bookmarkEnd w:id="18"/>
     </w:p>
     <w:p>
       <w:pPr>
         <w:pStyle w:val="Ttulo4"/>
       </w:pPr>
-      <w:bookmarkStart w:id="18" w:name="_Toc236759058"/>
+      <w:bookmarkStart w:id="19" w:name="_Toc236864479"/>
       <w:r>
         <w:t>Diagrama de caso de uso</w:t>
       </w:r>
-      <w:bookmarkEnd w:id="18"/>
+      <w:bookmarkEnd w:id="19"/>
     </w:p>
     <w:p>
       <w:r>
@@ -7883,11 +8060,11 @@
       <w:pPr>
         <w:pStyle w:val="Ttulo4"/>
       </w:pPr>
-      <w:bookmarkStart w:id="19" w:name="_Toc236759059"/>
+      <w:bookmarkStart w:id="20" w:name="_Toc236864480"/>
       <w:r>
         <w:t>Modelagem do banco de dados</w:t>
       </w:r>
-      <w:bookmarkEnd w:id="19"/>
+      <w:bookmarkEnd w:id="20"/>
     </w:p>
     <w:p>
       <w:r>
@@ -7898,11 +8075,11 @@
       <w:pPr>
         <w:pStyle w:val="Ttulo2"/>
       </w:pPr>
-      <w:bookmarkStart w:id="20" w:name="_Toc236759060"/>
+      <w:bookmarkStart w:id="21" w:name="_Toc236864481"/>
       <w:r>
         <w:t>Tecnologias utilizadas</w:t>
       </w:r>
-      <w:bookmarkEnd w:id="20"/>
+      <w:bookmarkEnd w:id="21"/>
     </w:p>
     <w:p>
       <w:r>
@@ -7921,63 +8098,10 @@
       <w:pPr>
         <w:pStyle w:val="Ttulo3"/>
       </w:pPr>
-      <w:bookmarkStart w:id="21" w:name="_Toc236759061"/>
+      <w:bookmarkStart w:id="22" w:name="_Toc236864482"/>
       <w:proofErr w:type="spellStart"/>
       <w:r>
         <w:t>React</w:t>
-      </w:r>
-      <w:bookmarkEnd w:id="21"/>
-      <w:proofErr w:type="spellEnd"/>
-    </w:p>
-    <w:p>
-      <w:r>
-        <w:t xml:space="preserve">O </w:t>
-      </w:r>
-      <w:proofErr w:type="spellStart"/>
-      <w:r>
-        <w:t>React</w:t>
-      </w:r>
-      <w:proofErr w:type="spellEnd"/>
-      <w:r>
-        <w:t xml:space="preserve"> é uma biblioteca </w:t>
-      </w:r>
-      <w:proofErr w:type="spellStart"/>
-      <w:r>
-        <w:t>JavaScript</w:t>
-      </w:r>
-      <w:proofErr w:type="spellEnd"/>
-      <w:r>
-        <w:t xml:space="preserve"> de código aberto voltada para a construção de interfaces de usuário (UI), especialmente aplicações single-</w:t>
-      </w:r>
-      <w:proofErr w:type="spellStart"/>
-      <w:r>
-        <w:t>page</w:t>
-      </w:r>
-      <w:proofErr w:type="spellEnd"/>
-      <w:r>
-        <w:t xml:space="preserve">. Sua arquitetura é baseada em componentes reutilizáveis e independentes, o que simplifica </w:t>
-      </w:r>
-      <w:r>
-        <w:lastRenderedPageBreak/>
-        <w:t xml:space="preserve">tanto o desenvolvimento quanto a manutenção de sistemas web mais complexos, já que cada parte da interface pode ser criada, testada e alterada isoladamente. A adoção do </w:t>
-      </w:r>
-      <w:proofErr w:type="spellStart"/>
-      <w:r>
-        <w:t>React</w:t>
-      </w:r>
-      <w:proofErr w:type="spellEnd"/>
-      <w:r>
-        <w:t xml:space="preserve"> neste projeto justifica-se por sua maturidade no mercado, pela extensa comunidade de desenvolvedores que contribui com documentação e bibliotecas complementares, e pela possibilidade de reaproveitamento de componentes entre diferentes telas da aplicação, o que reduz a duplicação de código e agiliza o ciclo de desenvolvimento (REACT, 2026).</w:t>
-      </w:r>
-    </w:p>
-    <w:p>
-      <w:pPr>
-        <w:pStyle w:val="Ttulo3"/>
-      </w:pPr>
-      <w:bookmarkStart w:id="22" w:name="_Toc236759062"/>
-      <w:proofErr w:type="spellStart"/>
-      <w:r>
-        <w:t>TypeScript</w:t>
       </w:r>
       <w:bookmarkEnd w:id="22"/>
       <w:proofErr w:type="spellEnd"/>
@@ -7988,9 +8112,62 @@
       </w:r>
       <w:proofErr w:type="spellStart"/>
       <w:r>
+        <w:t>React</w:t>
+      </w:r>
+      <w:proofErr w:type="spellEnd"/>
+      <w:r>
+        <w:t xml:space="preserve"> é uma biblioteca </w:t>
+      </w:r>
+      <w:proofErr w:type="spellStart"/>
+      <w:r>
+        <w:t>JavaScript</w:t>
+      </w:r>
+      <w:proofErr w:type="spellEnd"/>
+      <w:r>
+        <w:t xml:space="preserve"> de código aberto voltada para a construção de interfaces de usuário (UI), especialmente aplicações single-</w:t>
+      </w:r>
+      <w:proofErr w:type="spellStart"/>
+      <w:r>
+        <w:t>page</w:t>
+      </w:r>
+      <w:proofErr w:type="spellEnd"/>
+      <w:r>
+        <w:t xml:space="preserve">. Sua arquitetura é baseada em componentes reutilizáveis e independentes, o que simplifica tanto o desenvolvimento quanto a manutenção de sistemas web mais complexos, já que cada parte da interface pode ser criada, testada e alterada isoladamente. A adoção do </w:t>
+      </w:r>
+      <w:proofErr w:type="spellStart"/>
+      <w:r>
+        <w:t>React</w:t>
+      </w:r>
+      <w:proofErr w:type="spellEnd"/>
+      <w:r>
+        <w:t xml:space="preserve"> neste projeto justifica-se por sua maturidade no mercado, pela extensa comunidade de desenvolvedores que contribui com documentação e </w:t>
+      </w:r>
+      <w:r>
+        <w:lastRenderedPageBreak/>
+        <w:t>bibliotecas complementares, e pela possibilidade de reaproveitamento de componentes entre diferentes telas da aplicação, o que reduz a duplicação de código e agiliza o ciclo de desenvolvimento (REACT, 2026).</w:t>
+      </w:r>
+    </w:p>
+    <w:p>
+      <w:pPr>
+        <w:pStyle w:val="Ttulo3"/>
+      </w:pPr>
+      <w:bookmarkStart w:id="23" w:name="_Toc236864483"/>
+      <w:proofErr w:type="spellStart"/>
+      <w:r>
         <w:t>TypeScript</w:t>
       </w:r>
+      <w:bookmarkEnd w:id="23"/>
       <w:proofErr w:type="spellEnd"/>
+    </w:p>
+    <w:p>
+      <w:r>
+        <w:t xml:space="preserve">O </w:t>
+      </w:r>
+      <w:proofErr w:type="spellStart"/>
+      <w:r>
+        <w:t>TypeScript</w:t>
+      </w:r>
+      <w:proofErr w:type="spellEnd"/>
       <w:r>
         <w:t xml:space="preserve"> é uma linguagem de programação desenvolvida pela Microsoft que consiste em um </w:t>
       </w:r>
@@ -8055,11 +8232,11 @@
       <w:pPr>
         <w:pStyle w:val="Ttulo3"/>
       </w:pPr>
-      <w:bookmarkStart w:id="23" w:name="_Toc236759063"/>
+      <w:bookmarkStart w:id="24" w:name="_Toc236864484"/>
       <w:r>
         <w:t>PHP</w:t>
       </w:r>
-      <w:bookmarkEnd w:id="23"/>
+      <w:bookmarkEnd w:id="24"/>
     </w:p>
     <w:p>
       <w:r>
@@ -8102,13 +8279,12 @@
       <w:pPr>
         <w:pStyle w:val="Ttulo3"/>
       </w:pPr>
-      <w:bookmarkStart w:id="24" w:name="_Toc236759064"/>
+      <w:bookmarkStart w:id="25" w:name="_Toc236864485"/>
       <w:proofErr w:type="spellStart"/>
       <w:r>
-        <w:lastRenderedPageBreak/>
         <w:t>Laravel</w:t>
       </w:r>
-      <w:bookmarkEnd w:id="24"/>
+      <w:bookmarkEnd w:id="25"/>
       <w:proofErr w:type="spellEnd"/>
       <w:r>
         <w:t xml:space="preserve"> </w:t>
@@ -8154,7 +8330,11 @@
       </w:r>
       <w:proofErr w:type="spellEnd"/>
       <w:r>
-        <w:t xml:space="preserve">-configurada para a construção de aplicações web, disponibilizando recursos como sistema de autenticação, gerenciamento de rotas, </w:t>
+        <w:t xml:space="preserve">-configurada para a construção de aplicações web, </w:t>
+      </w:r>
+      <w:r>
+        <w:lastRenderedPageBreak/>
+        <w:t xml:space="preserve">disponibilizando recursos como sistema de autenticação, gerenciamento de rotas, </w:t>
       </w:r>
       <w:proofErr w:type="spellStart"/>
       <w:r>
@@ -8185,11 +8365,11 @@
       <w:pPr>
         <w:pStyle w:val="Ttulo3"/>
       </w:pPr>
-      <w:bookmarkStart w:id="25" w:name="_Toc236759065"/>
+      <w:bookmarkStart w:id="26" w:name="_Toc236864486"/>
       <w:r>
         <w:t>MySQL</w:t>
       </w:r>
-      <w:bookmarkEnd w:id="25"/>
+      <w:bookmarkEnd w:id="26"/>
     </w:p>
     <w:p>
       <w:r>
@@ -8247,12 +8427,12 @@
       <w:pPr>
         <w:pStyle w:val="Ttulo1"/>
       </w:pPr>
-      <w:bookmarkStart w:id="26" w:name="_Toc236759066"/>
+      <w:bookmarkStart w:id="27" w:name="_Toc236864487"/>
       <w:r>
         <w:lastRenderedPageBreak/>
         <w:t>IMERSÃO</w:t>
       </w:r>
-      <w:bookmarkEnd w:id="26"/>
+      <w:bookmarkEnd w:id="27"/>
     </w:p>
     <w:p>
       <w:pPr>
@@ -8271,14 +8451,14 @@
           <w:noProof/>
         </w:rPr>
       </w:pPr>
-      <w:bookmarkStart w:id="27" w:name="_Toc236759067"/>
+      <w:bookmarkStart w:id="28" w:name="_Toc236864488"/>
       <w:r>
         <w:rPr>
           <w:noProof/>
         </w:rPr>
         <w:t>Caderno de sensibilidade</w:t>
       </w:r>
-      <w:bookmarkEnd w:id="27"/>
+      <w:bookmarkEnd w:id="28"/>
     </w:p>
     <w:p>
       <w:r>
@@ -8316,7 +8496,7 @@
       <w:pPr>
         <w:pStyle w:val="Legenda"/>
       </w:pPr>
-      <w:bookmarkStart w:id="28" w:name="_Toc236759093"/>
+      <w:bookmarkStart w:id="29" w:name="_Toc236759093"/>
       <w:r>
         <w:t xml:space="preserve">Figura </w:t>
       </w:r>
@@ -8347,7 +8527,7 @@
       <w:r>
         <w:t xml:space="preserve"> de Sensibilidade</w:t>
       </w:r>
-      <w:bookmarkEnd w:id="28"/>
+      <w:bookmarkEnd w:id="29"/>
     </w:p>
     <w:p>
       <w:pPr>
@@ -8359,7 +8539,7 @@
           <w:noProof/>
         </w:rPr>
         <w:drawing>
-          <wp:inline distT="0" distB="0" distL="0" distR="0" wp14:anchorId="6CEC26FC" wp14:editId="7629C6C2">
+          <wp:inline distT="0" distB="0" distL="0" distR="0" wp14:anchorId="6CEC26FC" wp14:editId="13275D89">
             <wp:extent cx="6097237" cy="3431250"/>
             <wp:effectExtent l="0" t="0" r="0" b="0"/>
             <wp:docPr id="4" name="Imagem 4"/>
@@ -8420,11 +8600,11 @@
       <w:pPr>
         <w:pStyle w:val="Ttulo2"/>
       </w:pPr>
-      <w:bookmarkStart w:id="29" w:name="_Toc236759068"/>
+      <w:bookmarkStart w:id="30" w:name="_Toc236864489"/>
       <w:r>
         <w:t>Pesquisa de Campo</w:t>
       </w:r>
-      <w:bookmarkEnd w:id="29"/>
+      <w:bookmarkEnd w:id="30"/>
     </w:p>
     <w:p>
       <w:pPr>
@@ -8442,22 +8622,22 @@
       <w:pPr>
         <w:pStyle w:val="Ttulo1"/>
       </w:pPr>
-      <w:bookmarkStart w:id="30" w:name="_Toc236759069"/>
+      <w:bookmarkStart w:id="31" w:name="_Toc236864490"/>
       <w:r>
         <w:lastRenderedPageBreak/>
         <w:t>ANÁLISE E SÍNTESE</w:t>
       </w:r>
-      <w:bookmarkEnd w:id="30"/>
+      <w:bookmarkEnd w:id="31"/>
     </w:p>
     <w:p>
       <w:pPr>
         <w:pStyle w:val="Ttulo2"/>
       </w:pPr>
-      <w:bookmarkStart w:id="31" w:name="_Toc236759070"/>
+      <w:bookmarkStart w:id="32" w:name="_Toc236864491"/>
       <w:r>
         <w:t>Persona</w:t>
       </w:r>
-      <w:bookmarkEnd w:id="31"/>
+      <w:bookmarkEnd w:id="32"/>
     </w:p>
     <w:p>
       <w:pPr>
@@ -8520,7 +8700,7 @@
           <w:lang w:eastAsia="pt-BR"/>
         </w:rPr>
       </w:pPr>
-      <w:bookmarkStart w:id="32" w:name="_Toc236759071"/>
+      <w:bookmarkStart w:id="33" w:name="_Toc236864492"/>
       <w:r>
         <w:rPr>
           <w:rFonts w:eastAsia="Times New Roman"/>
@@ -8528,7 +8708,7 @@
         </w:rPr>
         <w:t>Aluno</w:t>
       </w:r>
-      <w:bookmarkEnd w:id="32"/>
+      <w:bookmarkEnd w:id="33"/>
     </w:p>
     <w:p>
       <w:r>
@@ -8539,7 +8719,7 @@
       <w:pPr>
         <w:pStyle w:val="Legenda"/>
       </w:pPr>
-      <w:bookmarkStart w:id="33" w:name="_Toc236759094"/>
+      <w:bookmarkStart w:id="34" w:name="_Toc236759094"/>
       <w:r>
         <w:t xml:space="preserve">Figura </w:t>
       </w:r>
@@ -8564,7 +8744,7 @@
       <w:r>
         <w:t>: Persona do Usuário/Aluno</w:t>
       </w:r>
-      <w:bookmarkEnd w:id="33"/>
+      <w:bookmarkEnd w:id="34"/>
     </w:p>
     <w:p>
       <w:pPr>
@@ -8640,7 +8820,7 @@
           <w:lang w:eastAsia="pt-BR"/>
         </w:rPr>
       </w:pPr>
-      <w:bookmarkStart w:id="34" w:name="_Toc236759072"/>
+      <w:bookmarkStart w:id="35" w:name="_Toc236864493"/>
       <w:r>
         <w:rPr>
           <w:lang w:eastAsia="pt-BR"/>
@@ -8648,7 +8828,7 @@
         <w:lastRenderedPageBreak/>
         <w:t>Professor</w:t>
       </w:r>
-      <w:bookmarkEnd w:id="34"/>
+      <w:bookmarkEnd w:id="35"/>
     </w:p>
     <w:p>
       <w:pPr>
@@ -8672,7 +8852,7 @@
           <w:rStyle w:val="RefernciaSutil"/>
         </w:rPr>
       </w:pPr>
-      <w:bookmarkStart w:id="35" w:name="_Toc236759095"/>
+      <w:bookmarkStart w:id="36" w:name="_Toc236759095"/>
       <w:r>
         <w:t xml:space="preserve">Figura </w:t>
       </w:r>
@@ -8697,7 +8877,7 @@
       <w:r>
         <w:t>: Persona do Administrador/Professor</w:t>
       </w:r>
-      <w:bookmarkEnd w:id="35"/>
+      <w:bookmarkEnd w:id="36"/>
     </w:p>
     <w:p>
       <w:pPr>
@@ -8776,14 +8956,14 @@
           <w:lang w:eastAsia="pt-BR"/>
         </w:rPr>
       </w:pPr>
-      <w:bookmarkStart w:id="36" w:name="_Toc236759073"/>
+      <w:bookmarkStart w:id="37" w:name="_Toc236864494"/>
       <w:r>
         <w:rPr>
           <w:lang w:eastAsia="pt-BR"/>
         </w:rPr>
         <w:t>Diretor</w:t>
       </w:r>
-      <w:bookmarkEnd w:id="36"/>
+      <w:bookmarkEnd w:id="37"/>
     </w:p>
     <w:p>
       <w:pPr>
@@ -8814,7 +8994,7 @@
       <w:pPr>
         <w:pStyle w:val="Legenda"/>
       </w:pPr>
-      <w:bookmarkStart w:id="37" w:name="_Toc236759096"/>
+      <w:bookmarkStart w:id="38" w:name="_Toc236759096"/>
       <w:r>
         <w:t xml:space="preserve">Figura </w:t>
       </w:r>
@@ -8839,7 +9019,7 @@
       <w:r>
         <w:t>: Persona do Administrador/Diretor</w:t>
       </w:r>
-      <w:bookmarkEnd w:id="37"/>
+      <w:bookmarkEnd w:id="38"/>
     </w:p>
     <w:p>
       <w:pPr>
@@ -8937,12 +9117,12 @@
       <w:pPr>
         <w:pStyle w:val="Ttulo1"/>
       </w:pPr>
-      <w:bookmarkStart w:id="38" w:name="_Toc236759074"/>
+      <w:bookmarkStart w:id="39" w:name="_Toc236864495"/>
       <w:r>
         <w:lastRenderedPageBreak/>
         <w:t>IDEAÇÃO</w:t>
       </w:r>
-      <w:bookmarkEnd w:id="38"/>
+      <w:bookmarkEnd w:id="39"/>
     </w:p>
     <w:p>
       <w:pPr>
@@ -8951,7 +9131,7 @@
           <w:lang w:eastAsia="pt-BR"/>
         </w:rPr>
       </w:pPr>
-      <w:bookmarkStart w:id="39" w:name="_Toc236759075"/>
+      <w:bookmarkStart w:id="40" w:name="_Toc236864496"/>
       <w:r>
         <w:rPr>
           <w:lang w:eastAsia="pt-BR"/>
@@ -8965,7 +9145,7 @@
         </w:rPr>
         <w:t>circle</w:t>
       </w:r>
-      <w:bookmarkEnd w:id="39"/>
+      <w:bookmarkEnd w:id="40"/>
       <w:proofErr w:type="spellEnd"/>
     </w:p>
     <w:p>
@@ -9025,12 +9205,10 @@
         <w:t xml:space="preserve"> por meio do Golden Circle orientou diretamente as decisões tomadas nas etapas seguintes de </w:t>
       </w:r>
       <w:proofErr w:type="spellStart"/>
-      <w:proofErr w:type="gramStart"/>
       <w:r>
         <w:t>ideação.Mapa</w:t>
       </w:r>
       <w:proofErr w:type="spellEnd"/>
-      <w:proofErr w:type="gramEnd"/>
       <w:r>
         <w:t xml:space="preserve"> de empatia</w:t>
       </w:r>
@@ -9039,7 +9217,7 @@
       <w:pPr>
         <w:pStyle w:val="Legenda"/>
       </w:pPr>
-      <w:bookmarkStart w:id="40" w:name="_Toc236759097"/>
+      <w:bookmarkStart w:id="41" w:name="_Toc236759097"/>
       <w:r>
         <w:t xml:space="preserve">Figura </w:t>
       </w:r>
@@ -9064,7 +9242,7 @@
       <w:r>
         <w:t>: Golden Circle</w:t>
       </w:r>
-      <w:bookmarkEnd w:id="40"/>
+      <w:bookmarkEnd w:id="41"/>
     </w:p>
     <w:p>
       <w:pPr>
@@ -9092,7 +9270,7 @@
             <v:path o:extrusionok="f" gradientshapeok="t" o:connecttype="rect"/>
             <o:lock v:ext="edit" aspectratio="t"/>
           </v:shapetype>
-          <v:shape id="_x0000_i1056" type="#_x0000_t75" style="width:453.75pt;height:256.2pt">
+          <v:shape id="_x0000_i1025" type="#_x0000_t75" style="width:453.75pt;height:256.2pt">
             <v:imagedata r:id="rId12" o:title="GoldenCircle"/>
           </v:shape>
         </w:pict>
@@ -9113,11 +9291,11 @@
       <w:pPr>
         <w:pStyle w:val="Ttulo2"/>
       </w:pPr>
-      <w:bookmarkStart w:id="41" w:name="_Toc236759076"/>
+      <w:bookmarkStart w:id="42" w:name="_Toc236864497"/>
       <w:r>
         <w:t>Cardápio de ideias:</w:t>
       </w:r>
-      <w:bookmarkEnd w:id="41"/>
+      <w:bookmarkEnd w:id="42"/>
     </w:p>
     <w:p>
       <w:r>
@@ -9146,7 +9324,7 @@
       <w:pPr>
         <w:pStyle w:val="Legenda"/>
       </w:pPr>
-      <w:bookmarkStart w:id="42" w:name="_Toc236759098"/>
+      <w:bookmarkStart w:id="43" w:name="_Toc236759098"/>
       <w:r>
         <w:lastRenderedPageBreak/>
         <w:t xml:space="preserve">Figura </w:t>
@@ -9172,7 +9350,7 @@
       <w:r>
         <w:t>: Cardápio de Ideias</w:t>
       </w:r>
-      <w:bookmarkEnd w:id="42"/>
+      <w:bookmarkEnd w:id="43"/>
     </w:p>
     <w:p>
       <w:pPr>
@@ -9258,11 +9436,11 @@
       <w:pPr>
         <w:pStyle w:val="Ttulo2"/>
       </w:pPr>
-      <w:bookmarkStart w:id="43" w:name="_Toc236759077"/>
+      <w:bookmarkStart w:id="44" w:name="_Toc236864498"/>
       <w:r>
         <w:t>Brainstorming</w:t>
       </w:r>
-      <w:bookmarkEnd w:id="43"/>
+      <w:bookmarkEnd w:id="44"/>
     </w:p>
     <w:p>
       <w:r>
@@ -9285,7 +9463,7 @@
         <w:pStyle w:val="Legenda"/>
         <w:keepNext/>
       </w:pPr>
-      <w:bookmarkStart w:id="44" w:name="_Toc236759099"/>
+      <w:bookmarkStart w:id="45" w:name="_Toc236759099"/>
       <w:r>
         <w:lastRenderedPageBreak/>
         <w:t xml:space="preserve">Figura </w:t>
@@ -9323,7 +9501,7 @@
       <w:r>
         <w:t>Storming</w:t>
       </w:r>
-      <w:bookmarkEnd w:id="44"/>
+      <w:bookmarkEnd w:id="45"/>
       <w:proofErr w:type="spellEnd"/>
     </w:p>
     <w:p>
@@ -9492,12 +9670,12 @@
       <w:pPr>
         <w:pStyle w:val="Ttulo1"/>
       </w:pPr>
-      <w:bookmarkStart w:id="45" w:name="_Toc236759078"/>
+      <w:bookmarkStart w:id="46" w:name="_Toc236864499"/>
       <w:r>
         <w:lastRenderedPageBreak/>
         <w:t>PROTOTIPAÇÃO</w:t>
       </w:r>
-      <w:bookmarkEnd w:id="45"/>
+      <w:bookmarkEnd w:id="46"/>
     </w:p>
     <w:p>
       <w:r>
@@ -9508,11 +9686,11 @@
       <w:pPr>
         <w:pStyle w:val="Ttulo2"/>
       </w:pPr>
-      <w:bookmarkStart w:id="46" w:name="_Toc236759079"/>
+      <w:bookmarkStart w:id="47" w:name="_Toc236864500"/>
       <w:r>
         <w:t>Modelagem de dados</w:t>
       </w:r>
-      <w:bookmarkEnd w:id="46"/>
+      <w:bookmarkEnd w:id="47"/>
     </w:p>
     <w:p>
       <w:r>
@@ -9526,11 +9704,11 @@
       <w:pPr>
         <w:pStyle w:val="Ttulo3"/>
       </w:pPr>
-      <w:bookmarkStart w:id="47" w:name="_Toc236759080"/>
+      <w:bookmarkStart w:id="48" w:name="_Toc236864501"/>
       <w:r>
         <w:t>Diagrama de caso de uso</w:t>
       </w:r>
-      <w:bookmarkEnd w:id="47"/>
+      <w:bookmarkEnd w:id="48"/>
     </w:p>
     <w:p>
       <w:r>
@@ -9549,7 +9727,7 @@
       <w:pPr>
         <w:pStyle w:val="Legenda"/>
       </w:pPr>
-      <w:bookmarkStart w:id="48" w:name="_Toc236759100"/>
+      <w:bookmarkStart w:id="49" w:name="_Toc236759100"/>
       <w:r>
         <w:t xml:space="preserve">Figura </w:t>
       </w:r>
@@ -9580,7 +9758,7 @@
       <w:r>
         <w:t xml:space="preserve"> de uso</w:t>
       </w:r>
-      <w:bookmarkEnd w:id="48"/>
+      <w:bookmarkEnd w:id="49"/>
     </w:p>
     <w:p>
       <w:pPr>
@@ -9686,7 +9864,7 @@
       <w:pPr>
         <w:pStyle w:val="Legenda"/>
       </w:pPr>
-      <w:bookmarkStart w:id="49" w:name="_Toc236759101"/>
+      <w:bookmarkStart w:id="50" w:name="_Toc236759101"/>
       <w:r>
         <w:t xml:space="preserve">Figura </w:t>
       </w:r>
@@ -9723,7 +9901,7 @@
       <w:r>
         <w:t xml:space="preserve"> caso de uso</w:t>
       </w:r>
-      <w:bookmarkEnd w:id="49"/>
+      <w:bookmarkEnd w:id="50"/>
     </w:p>
     <w:p>
       <w:pPr>
@@ -9816,7 +9994,7 @@
       <w:pPr>
         <w:pStyle w:val="Legenda"/>
       </w:pPr>
-      <w:bookmarkStart w:id="50" w:name="_Toc236759102"/>
+      <w:bookmarkStart w:id="51" w:name="_Toc236759102"/>
       <w:r>
         <w:t xml:space="preserve">Figura </w:t>
       </w:r>
@@ -9847,7 +10025,7 @@
       <w:r>
         <w:t xml:space="preserve"> no diagrama de caso de uso</w:t>
       </w:r>
-      <w:bookmarkEnd w:id="50"/>
+      <w:bookmarkEnd w:id="51"/>
     </w:p>
     <w:p>
       <w:pPr>
@@ -9939,7 +10117,7 @@
       <w:pPr>
         <w:pStyle w:val="Legenda"/>
       </w:pPr>
-      <w:bookmarkStart w:id="51" w:name="_Toc236759103"/>
+      <w:bookmarkStart w:id="52" w:name="_Toc236759103"/>
       <w:r>
         <w:t xml:space="preserve">Figura </w:t>
       </w:r>
@@ -9970,7 +10148,7 @@
       <w:r>
         <w:t xml:space="preserve"> no diagrama de caso de uso</w:t>
       </w:r>
-      <w:bookmarkEnd w:id="51"/>
+      <w:bookmarkEnd w:id="52"/>
     </w:p>
     <w:p>
       <w:pPr>
@@ -10093,20 +10271,20 @@
           <w:szCs w:val="32"/>
         </w:rPr>
       </w:pPr>
-      <w:bookmarkStart w:id="52" w:name="_Toc236759081"/>
+      <w:bookmarkStart w:id="53" w:name="_Toc236864502"/>
       <w:r>
         <w:t>Banco</w:t>
       </w:r>
       <w:r>
         <w:t xml:space="preserve"> de dados</w:t>
       </w:r>
-      <w:bookmarkEnd w:id="52"/>
+      <w:bookmarkEnd w:id="53"/>
     </w:p>
     <w:p>
       <w:pPr>
         <w:pStyle w:val="Legenda"/>
       </w:pPr>
-      <w:bookmarkStart w:id="53" w:name="_Toc236759104"/>
+      <w:bookmarkStart w:id="54" w:name="_Toc236759104"/>
       <w:r>
         <w:t xml:space="preserve">Figura </w:t>
       </w:r>
@@ -10131,7 +10309,7 @@
       <w:r>
         <w:t>: Modelagem do banco de dados</w:t>
       </w:r>
-      <w:bookmarkEnd w:id="53"/>
+      <w:bookmarkEnd w:id="54"/>
     </w:p>
     <w:p>
       <w:pPr>
@@ -10141,7 +10319,7 @@
       </w:pPr>
       <w:r>
         <w:pict w14:anchorId="45489227">
-          <v:shape id="_x0000_i1050" type="#_x0000_t75" style="width:415.25pt;height:238.6pt">
+          <v:shape id="_x0000_i1026" type="#_x0000_t75" style="width:415.25pt;height:238.6pt">
             <v:imagedata r:id="rId19" o:title="modeloLogicoBdViridis"/>
           </v:shape>
         </w:pict>
@@ -10349,22 +10527,22 @@
       <w:pPr>
         <w:pStyle w:val="Ttulo1"/>
       </w:pPr>
-      <w:bookmarkStart w:id="54" w:name="_Toc236759082"/>
+      <w:bookmarkStart w:id="55" w:name="_Toc236864503"/>
       <w:r>
         <w:lastRenderedPageBreak/>
         <w:t>ASPECTOS FINANCEIROS</w:t>
       </w:r>
-      <w:bookmarkEnd w:id="54"/>
+      <w:bookmarkEnd w:id="55"/>
     </w:p>
     <w:p>
       <w:pPr>
         <w:pStyle w:val="Ttulo2"/>
       </w:pPr>
-      <w:bookmarkStart w:id="55" w:name="_Toc236759083"/>
+      <w:bookmarkStart w:id="56" w:name="_Toc236864504"/>
       <w:r>
         <w:t>Análise de Concorrência</w:t>
       </w:r>
-      <w:bookmarkEnd w:id="55"/>
+      <w:bookmarkEnd w:id="56"/>
     </w:p>
     <w:p>
       <w:r>
@@ -10482,7 +10660,7 @@
       <w:pPr>
         <w:pStyle w:val="Legenda"/>
       </w:pPr>
-      <w:bookmarkStart w:id="56" w:name="_Toc236759191"/>
+      <w:bookmarkStart w:id="57" w:name="_Toc236759191"/>
       <w:r>
         <w:t xml:space="preserve">Tabela </w:t>
       </w:r>
@@ -10520,7 +10698,7 @@
       <w:r>
         <w:t>Viridis</w:t>
       </w:r>
-      <w:bookmarkEnd w:id="56"/>
+      <w:bookmarkEnd w:id="57"/>
       <w:proofErr w:type="spellEnd"/>
     </w:p>
     <w:tbl>
@@ -15050,11 +15228,11 @@
       <w:pPr>
         <w:pStyle w:val="Ttulo3"/>
       </w:pPr>
-      <w:bookmarkStart w:id="57" w:name="_Toc236759084"/>
+      <w:bookmarkStart w:id="58" w:name="_Toc236864505"/>
       <w:r>
         <w:t>Concorrentes diretos e soluções mais próximas</w:t>
       </w:r>
-      <w:bookmarkEnd w:id="57"/>
+      <w:bookmarkEnd w:id="58"/>
     </w:p>
     <w:p>
       <w:r>
@@ -15178,11 +15356,11 @@
       <w:pPr>
         <w:pStyle w:val="Ttulo3"/>
       </w:pPr>
-      <w:bookmarkStart w:id="58" w:name="_Toc236759085"/>
+      <w:bookmarkStart w:id="59" w:name="_Toc236864506"/>
       <w:r>
         <w:t>Concorrentes indiretos e iniciativas semelhantes</w:t>
       </w:r>
-      <w:bookmarkEnd w:id="58"/>
+      <w:bookmarkEnd w:id="59"/>
     </w:p>
     <w:p>
       <w:r>
@@ -15239,11 +15417,11 @@
       <w:pPr>
         <w:pStyle w:val="Ttulo3"/>
       </w:pPr>
-      <w:bookmarkStart w:id="59" w:name="_Toc236759086"/>
+      <w:bookmarkStart w:id="60" w:name="_Toc236864507"/>
       <w:r>
         <w:t>Soluções de aprendizagem sobre cultivo</w:t>
       </w:r>
-      <w:bookmarkEnd w:id="59"/>
+      <w:bookmarkEnd w:id="60"/>
     </w:p>
     <w:p>
       <w:r>
@@ -15322,804 +15500,89 @@
       <w:r>
         <w:t>, missões, XP, níveis e conquistas, integrada a um contexto escolar brasileiro com perfis de aluno, professor e gestor) não foi encontrada, de forma integral, em nenhuma das fontes consultadas.</w:t>
       </w:r>
-    </w:p>
-    <w:p>
-      <w:pPr>
-        <w:ind w:firstLine="0"/>
-      </w:pPr>
-      <w:r>
-        <w:t>MORGADO, Fernanda. A horta escolar na educação ambiental e alimentar: experiência do Projeto Horta Viva nas escolas municipais de Florianópolis. 2006. 45 f. Relatório de Conclusão de Graduação (Graduação em Agronomia) – Universidade Federal de Santa Catarina, Florianópolis, 2006. Disponível em: https://repositorio.ufsc.br/bitstream/handle/123456789/118768/230911.pdf. Acesso em: 5 maio 2026.</w:t>
-      </w:r>
-    </w:p>
-    <w:p>
-      <w:r>
-        <w:t>MORGADO, Fernanda. A horta escolar na educação ambiental e alimentar: experiência do Projeto Horta Viva nas escolas municipais de Florianópolis. 2006.</w:t>
-      </w:r>
-    </w:p>
-    <w:p>
-      <w:r>
-        <w:t>GADOTTI, M. Educar para a sustentabilidade: uma contribuição à década da educação para o desenvolvimento sustentável. São Paulo: Editora e Livraria Instituto Paulo Freire, p. 61-86, 2008.</w:t>
-      </w:r>
-    </w:p>
-    <w:p>
-      <w:r>
-        <w:t xml:space="preserve">CONRADO, Thiago V.; MALUF, Wilson Roberto; SILVA, Ernani C. </w:t>
+      <w:bookmarkStart w:id="61" w:name="_Toc236864508"/>
+    </w:p>
+    <w:p>
+      <w:pPr>
+        <w:pStyle w:val="Ttulo3"/>
+      </w:pPr>
+      <w:r>
+        <w:t>Soluções de gamificação aplicadas à educação</w:t>
+      </w:r>
+      <w:bookmarkEnd w:id="61"/>
+    </w:p>
+    <w:p>
+      <w:r>
+        <w:t xml:space="preserve">No campo das plataformas educacionais que utilizam gamificação, destaca-se o </w:t>
       </w:r>
       <w:proofErr w:type="spellStart"/>
       <w:r>
-        <w:t>da</w:t>
+        <w:t>Kahoot</w:t>
       </w:r>
       <w:proofErr w:type="spellEnd"/>
       <w:r>
-        <w:t>; GOMES, Luiz Antônio Augusto. Horta Fácil: software para o planejamento, dimensionamento e gerenciamento de hortas em geral. Horticultura Brasileira, v. 29, n. 3, p. 435-441, 2011. Disponível em: https://www.scielo.br/j/hb/a/sFyrfcdfSkgD6kWQgjZpKWM/?lang=pt. Acesso em: 29 jul. 2026.</w:t>
-      </w:r>
-    </w:p>
-    <w:p>
-      <w:r>
-        <w:t>KANDLER, Rodrigo. EDUCAÇÃO AMBIENTAL: HORTA ESCOLAR, UMA EXPERIÊNCIA EM EDUCAÇÃO. Ágora: revista de divulgação científica, v. 16, n. 2esp., p. 642–645, 2012. Disponível em: https://www.periodicos.unc.br/index.php/agora/article/view/153. Acesso em: 10 jun. 2026.</w:t>
-      </w:r>
-    </w:p>
-    <w:p>
-      <w:r>
-        <w:t>KANDLER, Rodrigo. Educação ambiental: horta escolar, uma experiência em educação. Ágora: revista de divulgação científica, v. 16, n. 2esp., p. 642–645, 2012. Disponível em: https://www.periodicos.unc.br/index.php/agora/article/view/153. Acesso em: 10 jun. 2026.</w:t>
-      </w:r>
-    </w:p>
-    <w:p>
-      <w:r>
-        <w:lastRenderedPageBreak/>
-        <w:t xml:space="preserve">VIANNA, Maurício; VIANNA, </w:t>
+        <w:t xml:space="preserve">, amplamente utilizado em salas de aula brasileiras para aplicação de questionários </w:t>
       </w:r>
       <w:proofErr w:type="spellStart"/>
       <w:r>
-        <w:t>Ysmar</w:t>
+        <w:t>gamificados</w:t>
       </w:r>
       <w:proofErr w:type="spellEnd"/>
       <w:r>
-        <w:t xml:space="preserve">; ADLER, Isabel K.; LUCENA, Brenda; RUSSO, Beatriz. Design </w:t>
+        <w:t xml:space="preserve"> com ranking (Almeida et al., 2023), embora sua gamificação seja pontual e restrita a perguntas e respostas. A literatura recente (Fadel et al., 2014; Valença et al., 2026) reforça que o planejamento de experiências </w:t>
       </w:r>
       <w:proofErr w:type="spellStart"/>
       <w:r>
-        <w:t>Thinking</w:t>
+        <w:t>gamificadas</w:t>
       </w:r>
       <w:proofErr w:type="spellEnd"/>
       <w:r>
-        <w:t>: inovação em negócios. Rio de Janeiro: MJV Press, 2012.</w:t>
-      </w:r>
-    </w:p>
-    <w:p>
-      <w:r>
-        <w:t>FADEL, Luciane Maria; ULBRICHT, Vania Ribas; BATISTA, Cláudia Regina; VANZIN, Tarcísio. Gamificação na Educação. São Paulo: Pimenta Cultural, 2014.</w:t>
-      </w:r>
-    </w:p>
-    <w:p>
-      <w:r>
-        <w:t xml:space="preserve">LOPES, João Carlos </w:t>
+        <w:t xml:space="preserve"> eficazes depende da articulação entre desafios, progressão, feedback e cooperação, e não apenas da presença isolada de pontos ou rankings.</w:t>
+      </w:r>
+    </w:p>
+    <w:p>
+      <w:pPr>
+        <w:pStyle w:val="Legenda"/>
+      </w:pPr>
+      <w:bookmarkStart w:id="62" w:name="_Toc236759192"/>
+      <w:r>
+        <w:t xml:space="preserve">Tabela </w:t>
+      </w:r>
+      <w:r>
+        <w:fldChar w:fldCharType="begin"/>
+      </w:r>
+      <w:r>
+        <w:instrText xml:space="preserve"> SEQ Tabela \* ARABIC </w:instrText>
+      </w:r>
+      <w:r>
+        <w:fldChar w:fldCharType="separate"/>
+      </w:r>
+      <w:r>
+        <w:rPr>
+          <w:noProof/>
+        </w:rPr>
+        <w:t>2</w:t>
+      </w:r>
+      <w:r>
+        <w:fldChar w:fldCharType="end"/>
+      </w:r>
+      <w:r>
+        <w:t xml:space="preserve">: </w:t>
+      </w:r>
+      <w:r>
+        <w:t xml:space="preserve">Semelhanças e </w:t>
+      </w:r>
+      <w:r>
+        <w:t>diferenças</w:t>
+      </w:r>
+      <w:r>
+        <w:t xml:space="preserve"> entre as soluções mais próximas e o </w:t>
       </w:r>
       <w:proofErr w:type="spellStart"/>
       <w:r>
-        <w:t>Raguzzoni</w:t>
-      </w:r>
-      <w:proofErr w:type="spellEnd"/>
-      <w:r>
-        <w:t>. Conhecimentos populares dos alunos como referência para o ensino de Botânica no Ensino Médio. 2018. Dissertação (Mestrado) – Universidade Federal Rural do Rio de Janeiro (UFRRJ), Seropédica, 2018. Disponível em: https://rima.ufrrj.br/jspui/handle/20.500.14407/14961. Acesso em: 7 maio 2026.</w:t>
-      </w:r>
-    </w:p>
-    <w:p>
-      <w:r>
-        <w:t xml:space="preserve">BARCELOS, Carlos. Diagrama de casos de uso. Documentação UML, </w:t>
-      </w:r>
-      <w:proofErr w:type="spellStart"/>
-      <w:r>
-        <w:t>Medium</w:t>
-      </w:r>
-      <w:proofErr w:type="spellEnd"/>
-      <w:r>
-        <w:t>, 2019. Disponível em: https://medium.com/documentaçao-uml/diagrama-de-casos-de-uso-b13221668fed. Acesso em: 18 jun. 2026.</w:t>
-      </w:r>
-    </w:p>
-    <w:p>
-      <w:r>
-        <w:t>IPEA – INSTITUTO DE PESQUISA ECONÔMICA APLICADA. ODS 4 – Educação de Qualidade. Brasília, DF: Ipea, [2019?]. Disponível em: https://www.ipea.gov.br/ods/ods4.html. Acesso em: 7 maio 2026.</w:t>
-      </w:r>
-    </w:p>
-    <w:p>
-      <w:r>
-        <w:t xml:space="preserve">MOREIRA, G. L. da R.; KNOLL, G. F. Elementos de gamificação no aplicativo </w:t>
-      </w:r>
-      <w:proofErr w:type="spellStart"/>
-      <w:r>
-        <w:t>Duolingo</w:t>
-      </w:r>
-      <w:proofErr w:type="spellEnd"/>
-      <w:r>
-        <w:t xml:space="preserve">. </w:t>
-      </w:r>
-      <w:proofErr w:type="spellStart"/>
-      <w:r>
-        <w:t>Disciplinarum</w:t>
-      </w:r>
-      <w:proofErr w:type="spellEnd"/>
-      <w:r>
-        <w:t xml:space="preserve"> </w:t>
-      </w:r>
-      <w:proofErr w:type="spellStart"/>
-      <w:r>
-        <w:t>Scientia</w:t>
-      </w:r>
-      <w:proofErr w:type="spellEnd"/>
-      <w:r>
-        <w:t xml:space="preserve"> | Ciências Humanas, Santa Maria (RS, Brasil), v. 19, n. 2, p. 205–214, 2019. Disponível em: https://periodicos.ufn.edu.br/index.php/disciplinarumCH/article/view/2923. Acesso em: 14 jun. 2026.</w:t>
-      </w:r>
-    </w:p>
-    <w:p>
-      <w:r>
-        <w:t xml:space="preserve">MOREIRA, G. L. da R.; KNOLL, G. F. Elementos de gamificação no aplicativo </w:t>
-      </w:r>
-      <w:proofErr w:type="spellStart"/>
-      <w:r>
-        <w:t>Duolingo</w:t>
-      </w:r>
-      <w:proofErr w:type="spellEnd"/>
-      <w:r>
-        <w:t xml:space="preserve">. </w:t>
-      </w:r>
-      <w:proofErr w:type="spellStart"/>
-      <w:r>
-        <w:t>Disciplinarum</w:t>
-      </w:r>
-      <w:proofErr w:type="spellEnd"/>
-      <w:r>
-        <w:t xml:space="preserve"> </w:t>
-      </w:r>
-      <w:proofErr w:type="spellStart"/>
-      <w:r>
-        <w:t>Scientia</w:t>
-      </w:r>
-      <w:proofErr w:type="spellEnd"/>
-      <w:r>
-        <w:t xml:space="preserve"> | Ciências Humanas, Santa Maria (RS, Brasil), v. 19, n. 2, p. 205–214, 2019. Disponível em: https://periodicos.ufn.edu.br/index.php/disciplinarumCH/article/view/2923. Acesso em: 14 jun. 2026.</w:t>
-      </w:r>
-    </w:p>
-    <w:p>
-      <w:r>
-        <w:t>INSTITUTO AKATU. Instituto Akatu lança aplicativo que incentiva alimentação saudável para jovens. [</w:t>
-      </w:r>
-      <w:proofErr w:type="spellStart"/>
-      <w:r>
-        <w:t>S.l</w:t>
-      </w:r>
-      <w:proofErr w:type="spellEnd"/>
-      <w:r>
-        <w:t>.], [2021?]. Disponível em: https://akatu.org.br/instituto-akatu-lanca-aplicativo-que-incentiva-alimentacao-saudavel-para-jovens/. Acesso em: 29 jul. 2026.</w:t>
-      </w:r>
-    </w:p>
-    <w:p>
-      <w:r>
-        <w:lastRenderedPageBreak/>
-        <w:t xml:space="preserve">SILVA, </w:t>
-      </w:r>
-      <w:proofErr w:type="spellStart"/>
-      <w:r>
-        <w:t>Ediner</w:t>
-      </w:r>
-      <w:proofErr w:type="spellEnd"/>
-      <w:r>
-        <w:t xml:space="preserve"> Costa da. A importância da catalogação, utilização e do cultivo de hortaliças e plantas medicinais para ensino e aprendizagem dos alunos em uma comunidade escolar. 2021. Trabalho de Conclusão de Curso (Especialização em Ensino de Ciências) – Universidade da Integração Internacional da Lusofonia Afro-Brasileira (UNILAB), Redenção, 2021. Disponível em: https://repositorio.unilab.edu.br/jspui/handle/123456789/6383. Acesso em: 7 maio 2026.</w:t>
-      </w:r>
-    </w:p>
-    <w:p>
-      <w:r>
-        <w:t xml:space="preserve">SILVA, </w:t>
-      </w:r>
-      <w:proofErr w:type="spellStart"/>
-      <w:r>
-        <w:t>Ediner</w:t>
-      </w:r>
-      <w:proofErr w:type="spellEnd"/>
-      <w:r>
-        <w:t xml:space="preserve"> Costa da. A importância da catalogação, utilização e do cultivo de hortaliças e plantas medicinais para ensino e aprendizagem dos alunos em uma comunidade escolar. 2021. Trabalho de Conclusão de Curso (Especialização em Ensino de Ciências) – Universidade da Integração Internacional da Lusofonia Afro-Brasileira (UNILAB), Redenção, 2021. Disponível em: https://repositorio.unilab.edu.br/jspui/handle/123456789/6383. Acesso em: 7 maio 2026.</w:t>
-      </w:r>
-    </w:p>
-    <w:p>
-      <w:r>
-        <w:t>ERWIN, Inc. Modelagem conceitual de dados. Disponível em: https://www.erwin.com/br-pt/solutions/data-modeling/conceptual.aspx. Acesso em: 17 jun. 2025.</w:t>
-      </w:r>
-    </w:p>
-    <w:p>
-      <w:r>
-        <w:t xml:space="preserve">MATOS, </w:t>
-      </w:r>
-      <w:proofErr w:type="spellStart"/>
-      <w:r>
-        <w:t>Janara</w:t>
-      </w:r>
-      <w:proofErr w:type="spellEnd"/>
-      <w:r>
-        <w:t xml:space="preserve"> de Camargo; GASPAR, Fabiana. Green </w:t>
-      </w:r>
-      <w:proofErr w:type="spellStart"/>
-      <w:r>
-        <w:t>School</w:t>
-      </w:r>
-      <w:proofErr w:type="spellEnd"/>
-      <w:r>
-        <w:t>: aplicativo para gerenciamento de horta escolar sustentável. Ensino &amp; Pesquisa, União da Vitória, v. 23, n. 1, p. 483-495, 2025. DOI: https://doi.org/10.33871/23594381.2025.23.1.9331. Acesso em: 29 jul. 2026.</w:t>
-      </w:r>
-    </w:p>
-    <w:p>
-      <w:r>
-        <w:t>NUNES, Ana Teixeira. A horta escolar como estratégia de ensino de Educação Ambiental em escolas públicas da Educação Básica de Catalão/GO. 2025. Trabalho de Conclusão de Curso – Instituto Federal Goiano, Catalão, 2025. Disponível em: https://repositorio.ifgoiano.edu.br/items/1d444033-a591-4abe-8f6b-1c9eb83ebe9e. Acesso em: 7 maio 2026.</w:t>
-      </w:r>
-    </w:p>
-    <w:p>
-      <w:r>
-        <w:t>OLIVEIRA, Paulo et al. SUSTENTABILIDADE NA EDUCAÇÃO: IMPACTOS E DESAFIOS. Revista Foco, v. 18, n. 4, p. 1-11, 2025. Disponível em: https://ojs.focopublicacoes.com.br/foco/article/view/8286/5856.  Acesso em: 5 maio 2026.</w:t>
-      </w:r>
-    </w:p>
-    <w:p>
-      <w:r>
-        <w:t xml:space="preserve">VENDRAMINI, William James. Horta escolar como atividade pedagógica para o desenvolvimento do protagonismo estudantil. Geografia: Ambiente, Educação e </w:t>
-      </w:r>
-      <w:r>
-        <w:lastRenderedPageBreak/>
-        <w:t>Sociedades, v. 4, n. 8, p. 91-104, 2025. Disponível em: https://periodicos.unemat.br/index.php/geoambes/article/view/14670. Acesso em: 7 maio 2026.</w:t>
-      </w:r>
-    </w:p>
-    <w:p>
-      <w:r>
-        <w:t>VENDRAMINI, William James. Horta escolar como atividade pedagógica para o desenvolvimento do protagonismo estudantil. Geografia: Ambiente, Educação e Sociedades, v. 4, n. 8, p. 91-104, 2025. Disponível em: https://periodicos.unemat.br/index.php/geoambes/article/view/14670. Acesso em: 7 maio 2026.</w:t>
-      </w:r>
-    </w:p>
-    <w:p>
-      <w:r>
-        <w:t xml:space="preserve">ALMEIDA, A. B. B. et al. Gamificação com o uso do </w:t>
-      </w:r>
-      <w:proofErr w:type="spellStart"/>
-      <w:proofErr w:type="gramStart"/>
-      <w:r>
-        <w:t>Kahoot</w:t>
-      </w:r>
-      <w:proofErr w:type="spellEnd"/>
-      <w:r>
-        <w:t>!:</w:t>
-      </w:r>
-      <w:proofErr w:type="gramEnd"/>
-      <w:r>
-        <w:t xml:space="preserve"> utilização de </w:t>
-      </w:r>
-      <w:proofErr w:type="spellStart"/>
-      <w:r>
-        <w:t>quizzes</w:t>
-      </w:r>
-      <w:proofErr w:type="spellEnd"/>
-      <w:r>
-        <w:t xml:space="preserve"> em sala de aula no Ensino Fundamental I. Revista Foco, v. 16, n. 11, e3782, 2023. Disponível em: https://doi.org/10.54751/revistafoco.v16n11-235. Acesso em: 29 jul. 2026.</w:t>
-      </w:r>
-    </w:p>
-    <w:p>
-      <w:r>
-        <w:rPr>
-          <w:lang w:val="en-US"/>
-        </w:rPr>
-        <w:t xml:space="preserve">ASPARGO. </w:t>
-      </w:r>
-      <w:proofErr w:type="spellStart"/>
-      <w:r>
-        <w:rPr>
-          <w:lang w:val="en-US"/>
-        </w:rPr>
-        <w:t>AsparGo</w:t>
-      </w:r>
-      <w:proofErr w:type="spellEnd"/>
-      <w:r>
-        <w:rPr>
-          <w:lang w:val="en-US"/>
-        </w:rPr>
-        <w:t xml:space="preserve">: Learn How to Garden. </w:t>
-      </w:r>
-      <w:r>
-        <w:t>[</w:t>
-      </w:r>
-      <w:proofErr w:type="spellStart"/>
-      <w:r>
-        <w:t>S.l</w:t>
-      </w:r>
-      <w:proofErr w:type="spellEnd"/>
-      <w:r>
-        <w:t xml:space="preserve">.]: </w:t>
-      </w:r>
-      <w:proofErr w:type="spellStart"/>
-      <w:r>
-        <w:t>AsparGo</w:t>
-      </w:r>
-      <w:proofErr w:type="spellEnd"/>
-      <w:r>
-        <w:t xml:space="preserve"> </w:t>
-      </w:r>
-      <w:proofErr w:type="spellStart"/>
-      <w:r>
-        <w:t>Pty</w:t>
-      </w:r>
-      <w:proofErr w:type="spellEnd"/>
-      <w:r>
-        <w:t xml:space="preserve"> Ltd, [2023?]. Disponível em: https://www.aspargo.com.au. Acesso em: 29 jul. 2026.</w:t>
-      </w:r>
-    </w:p>
-    <w:p>
-      <w:pPr>
-        <w:rPr>
-          <w:lang w:val="en-US"/>
-        </w:rPr>
-      </w:pPr>
-      <w:r>
-        <w:rPr>
-          <w:lang w:val="en-US"/>
-        </w:rPr>
-        <w:t xml:space="preserve">SHORTT, Mitchell et al. Gamification in mobile-assisted language learning: a systematic review of Duolingo literature from public release of 2012 to early 2020. </w:t>
-      </w:r>
-      <w:r>
-        <w:rPr>
-          <w:lang w:val="en-US"/>
-        </w:rPr>
-        <w:t xml:space="preserve">Computer Assisted Language Learning, v. 36, n. 3, p. 517-554, 2023. DOI: 10.1080/09588221.2021.1933540. </w:t>
-      </w:r>
-      <w:proofErr w:type="spellStart"/>
-      <w:r>
-        <w:rPr>
-          <w:lang w:val="en-US"/>
-        </w:rPr>
-        <w:t>Disponível</w:t>
-      </w:r>
-      <w:proofErr w:type="spellEnd"/>
-      <w:r>
-        <w:rPr>
-          <w:lang w:val="en-US"/>
-        </w:rPr>
-        <w:t xml:space="preserve"> </w:t>
-      </w:r>
-      <w:proofErr w:type="spellStart"/>
-      <w:r>
-        <w:rPr>
-          <w:lang w:val="en-US"/>
-        </w:rPr>
-        <w:t>em</w:t>
-      </w:r>
-      <w:proofErr w:type="spellEnd"/>
-      <w:r>
-        <w:rPr>
-          <w:lang w:val="en-US"/>
-        </w:rPr>
-        <w:t xml:space="preserve">: https://www.researchgate.net/publication/351746804_Gamification_in_mobile-assisted_language_learning_A_systematic_review_of_Duolingo_literature_from_public_release_of_2012_to_early_2020#pf1f. </w:t>
-      </w:r>
-      <w:proofErr w:type="spellStart"/>
-      <w:r>
-        <w:rPr>
-          <w:lang w:val="en-US"/>
-        </w:rPr>
-        <w:t>Acesso</w:t>
-      </w:r>
-      <w:proofErr w:type="spellEnd"/>
-      <w:r>
-        <w:rPr>
-          <w:lang w:val="en-US"/>
-        </w:rPr>
-        <w:t xml:space="preserve"> </w:t>
-      </w:r>
-      <w:proofErr w:type="spellStart"/>
-      <w:r>
-        <w:rPr>
-          <w:lang w:val="en-US"/>
-        </w:rPr>
-        <w:t>em</w:t>
-      </w:r>
-      <w:proofErr w:type="spellEnd"/>
-      <w:r>
-        <w:rPr>
-          <w:lang w:val="en-US"/>
-        </w:rPr>
-        <w:t>: 11 de jun. de 2026.</w:t>
-      </w:r>
-    </w:p>
-    <w:p>
-      <w:r>
-        <w:rPr>
-          <w:lang w:val="en-US"/>
-        </w:rPr>
-        <w:t xml:space="preserve">SHORTT, M. et al. Gamification in mobile-assisted language learning: a systematic review of Duolingo literature. </w:t>
-      </w:r>
-      <w:r>
-        <w:t xml:space="preserve">Computer </w:t>
-      </w:r>
-      <w:proofErr w:type="spellStart"/>
-      <w:r>
-        <w:t>Assisted</w:t>
-      </w:r>
-      <w:proofErr w:type="spellEnd"/>
-      <w:r>
-        <w:t xml:space="preserve"> </w:t>
-      </w:r>
-      <w:proofErr w:type="spellStart"/>
-      <w:r>
-        <w:t>Language</w:t>
-      </w:r>
-      <w:proofErr w:type="spellEnd"/>
-      <w:r>
-        <w:t xml:space="preserve"> Learning, v. 36, n. 3, p. 517–554, 2023.</w:t>
-      </w:r>
-    </w:p>
-    <w:p>
-      <w:r>
-        <w:t>FERREIRA, Arthur; PEREIRA, Vanessa; FIORE, Fabiana. Princípios e Barreiras de Educação para Sustentabilidade Identificados nas Atividades do Projeto Escola Sustentável. Ambiente &amp; Sociedade, São Paulo, v. 27, p. 1-23, 2024. Disponível em: https://doi.org/10.1590/1809-4422asoc00052vu27L3AO. Acesso em: 5 maio 2026.</w:t>
-      </w:r>
-    </w:p>
-    <w:p>
-      <w:r>
-        <w:t>BRASIL. Fundo Nacional de Desenvolvimento da Educação. Hortas Escolares. Brasília: FNDE; WFP; FAO; ABC, [s.d.]. Disponível em: https://www.gov.br/fnde/pt-</w:t>
-      </w:r>
-      <w:r>
-        <w:lastRenderedPageBreak/>
-        <w:t>br/acesso-a-informacao/acoes-e-programas/programas/pnae/manuais-e-cartilhas/hortas-escolares-fnde-wfp-fao-abc.pdf/view. Acesso em: 29 jul. 2026.</w:t>
-      </w:r>
-    </w:p>
-    <w:p>
-      <w:r>
-        <w:t>BRASIL. Ministério da Educação; Fundo Nacional de Desenvolvimento da Educação. Projeto Educando com a Horta Escolar e a Alimentação Escolar Saudável. Brasília: FNDE/MEC; UnB/CET, [s.d.]. Disponível em: https://portaldoprofessor.mec.gov.br/storage/materiais/0000016885.pdf. Acesso em: 29 jul. 2026.</w:t>
-      </w:r>
-    </w:p>
-    <w:p>
-      <w:r>
-        <w:t xml:space="preserve">CLASSCRAFT STUDIOS. </w:t>
-      </w:r>
-      <w:proofErr w:type="spellStart"/>
-      <w:r>
-        <w:t>Classcraft</w:t>
-      </w:r>
-      <w:proofErr w:type="spellEnd"/>
-      <w:r>
-        <w:t>. Disponível em: https://www.classcraft.com/pt. Acesso em: 29 jul. 2026.</w:t>
-      </w:r>
-    </w:p>
-    <w:p>
-      <w:r>
-        <w:t xml:space="preserve">INSTITUTO AKATU. </w:t>
-      </w:r>
-      <w:proofErr w:type="spellStart"/>
-      <w:r>
-        <w:t>Edukatu</w:t>
-      </w:r>
-      <w:proofErr w:type="spellEnd"/>
-      <w:r>
-        <w:t>: rede de aprendizagem para o consumo consciente e a sustentabilidade. Disponível em: https://edukatu.org.br. Acesso em: 29 jul. 2026.</w:t>
-      </w:r>
-    </w:p>
-    <w:p>
-      <w:r>
-        <w:t>INVENTTA. Brainstorming: o que é e como fazer? Disponível em: https://inventta.net/brainstorming-o-que-e-e-como-fazer/. Acesso em: 18 jun. 2026.</w:t>
-      </w:r>
-    </w:p>
-    <w:p>
-      <w:r>
-        <w:t xml:space="preserve">INVENTTA. Design </w:t>
-      </w:r>
-      <w:proofErr w:type="spellStart"/>
-      <w:r>
-        <w:t>Thinking</w:t>
-      </w:r>
-      <w:proofErr w:type="spellEnd"/>
-      <w:r>
-        <w:t>: o que é e como aplicar na inovação. Disponível em: https://inventta.net/. Acesso em: 18 jun. 2026.</w:t>
-      </w:r>
-    </w:p>
-    <w:p>
-      <w:r>
-        <w:t xml:space="preserve">LARAVEL. </w:t>
-      </w:r>
-      <w:proofErr w:type="spellStart"/>
-      <w:r>
-        <w:t>Laravel</w:t>
-      </w:r>
-      <w:proofErr w:type="spellEnd"/>
-      <w:r>
-        <w:t xml:space="preserve"> Cloud. Disponível em: https://laravel.com/cloud. Acesso em: 18 jul. 2026.</w:t>
-      </w:r>
-    </w:p>
-    <w:p>
-      <w:r>
-        <w:t>LUCIDCHART. Diagrama de caso de uso UML: o que é, como fazer e exemplos. Disponível em: https://www.lucidchart.com/pages/pt/diagrama-de-caso-de-uso-uml. Acesso em: 18 jun. 2026.</w:t>
-      </w:r>
-    </w:p>
-    <w:p>
-      <w:r>
-        <w:t xml:space="preserve">MJV INNOVATION. Design </w:t>
-      </w:r>
-      <w:proofErr w:type="spellStart"/>
-      <w:r>
-        <w:t>Thinking</w:t>
-      </w:r>
-      <w:proofErr w:type="spellEnd"/>
-      <w:r>
-        <w:t>: o que são Cadernos de Sensibilização. Disponível em: https://www.mjvinnovation.com/pt-br/blog/design-thinking-que-sao-cadernos-sensibilizacao/. Acesso em: 18 jun. 2026.</w:t>
-      </w:r>
-    </w:p>
-    <w:p>
-      <w:r>
-        <w:t>MJV INNOVATION. Ideação: o que é, etapas e ferramentas. Disponível em: https://www.mjvinnovation.com/pt-br/blog/ideacao-no-design-thinking/. Acesso em: 18 jun. 2026.</w:t>
-      </w:r>
-    </w:p>
-    <w:p>
-      <w:r>
-        <w:t>MJV INNOVATION. Personas: entenda o conceito e conheça o seu cliente ideal. Disponível em: https://www.mjvinnovation.com/pt-br/blog/personas-uma-ferramenta-poderosa-no-design-thinking-2/. Acesso em: 18 jun. 2026.</w:t>
-      </w:r>
-    </w:p>
-    <w:p>
-      <w:r>
-        <w:lastRenderedPageBreak/>
-        <w:t>MJV TEAM. Personas: entenda o conceito e conheça o seu cliente. Disponível em: https://www.mjvinnovation.com/pt-br/blog/personas-uma-ferramenta-poderosa-no-design-thinking-2/. Acesso em: 18 jun. 2026.</w:t>
-      </w:r>
-    </w:p>
-    <w:p>
-      <w:r>
-        <w:t>MYSQL. MySQL. Disponível em: https://www.mysql.com. Acesso em: 20 jul. 2026.</w:t>
-      </w:r>
-    </w:p>
-    <w:p>
-      <w:r>
-        <w:t xml:space="preserve">PHP. PHP: Hypertext </w:t>
-      </w:r>
-      <w:proofErr w:type="spellStart"/>
-      <w:r>
-        <w:t>Preprocessor</w:t>
-      </w:r>
-      <w:proofErr w:type="spellEnd"/>
-      <w:r>
-        <w:t>. Disponível em: https://www.php.net. Acesso em: 18 jul. 2026.</w:t>
-      </w:r>
-    </w:p>
-    <w:p>
-      <w:pPr>
-        <w:rPr>
-          <w:lang w:val="en-US"/>
-        </w:rPr>
-      </w:pPr>
-      <w:r>
-        <w:t xml:space="preserve">PREFEITURA DA CIDADE DO RIO DE JANEIRO. Hortas Cariocas. Disponível em: https://carioca.rio/servicos/hortas-cariocas/. </w:t>
-      </w:r>
-      <w:proofErr w:type="spellStart"/>
-      <w:r>
-        <w:rPr>
-          <w:lang w:val="en-US"/>
-        </w:rPr>
-        <w:t>Acesso</w:t>
-      </w:r>
-      <w:proofErr w:type="spellEnd"/>
-      <w:r>
-        <w:rPr>
-          <w:lang w:val="en-US"/>
-        </w:rPr>
-        <w:t xml:space="preserve"> </w:t>
-      </w:r>
-      <w:proofErr w:type="spellStart"/>
-      <w:r>
-        <w:rPr>
-          <w:lang w:val="en-US"/>
-        </w:rPr>
-        <w:t>em</w:t>
-      </w:r>
-      <w:proofErr w:type="spellEnd"/>
-      <w:r>
-        <w:rPr>
-          <w:lang w:val="en-US"/>
-        </w:rPr>
-        <w:t xml:space="preserve">: 29 </w:t>
-      </w:r>
-      <w:proofErr w:type="spellStart"/>
-      <w:r>
-        <w:rPr>
-          <w:lang w:val="en-US"/>
-        </w:rPr>
-        <w:t>jul.</w:t>
-      </w:r>
-      <w:proofErr w:type="spellEnd"/>
-      <w:r>
-        <w:rPr>
-          <w:lang w:val="en-US"/>
-        </w:rPr>
-        <w:t xml:space="preserve"> 2026.</w:t>
-      </w:r>
-    </w:p>
-    <w:p>
-      <w:r>
-        <w:rPr>
-          <w:lang w:val="en-US"/>
-        </w:rPr>
-        <w:t xml:space="preserve">REACT. React – A library for web and native user interfaces. </w:t>
-      </w:r>
-      <w:r>
-        <w:t>Disponível em: https://react.dev/reference/react. Acesso em: 18 jul. 2026.</w:t>
-      </w:r>
-    </w:p>
-    <w:p>
-      <w:r>
-        <w:t>SÃO PAULO (Município). Secretaria Municipal de Educação. Hortas Escolares: implantação, manutenção e uso pedagógico. Manual de Normas e Procedimentos, [s.d.]. Disponível em: https://manual.sme.prefeitura.sp.gov.br. Acesso em: 29 jul. 2026.</w:t>
-      </w:r>
-    </w:p>
-    <w:p>
-      <w:pPr>
-        <w:rPr>
-          <w:lang w:val="en-US"/>
-        </w:rPr>
-      </w:pPr>
-      <w:r>
-        <w:t xml:space="preserve">SEMINÁRIO DE EDUCAÇÃO A DISTÂNCIA (SEADCO). Gamificação: uma Proposta de Aplicação da Plataforma </w:t>
-      </w:r>
-      <w:proofErr w:type="spellStart"/>
-      <w:r>
-        <w:t>Classcraft</w:t>
-      </w:r>
-      <w:proofErr w:type="spellEnd"/>
-      <w:r>
-        <w:t xml:space="preserve"> nas Aulas de Jogos Educativos do IFPI – Campus Teresina Zona Sul. Anais do Seminário de Educação a Distância. Disponível em: https://sol.sbc.org.br/index.php/seadco/article/view/20399. </w:t>
-      </w:r>
-      <w:proofErr w:type="spellStart"/>
-      <w:r>
-        <w:rPr>
-          <w:lang w:val="en-US"/>
-        </w:rPr>
-        <w:t>Acesso</w:t>
-      </w:r>
-      <w:proofErr w:type="spellEnd"/>
-      <w:r>
-        <w:rPr>
-          <w:lang w:val="en-US"/>
-        </w:rPr>
-        <w:t xml:space="preserve"> </w:t>
-      </w:r>
-      <w:proofErr w:type="spellStart"/>
-      <w:r>
-        <w:rPr>
-          <w:lang w:val="en-US"/>
-        </w:rPr>
-        <w:t>em</w:t>
-      </w:r>
-      <w:proofErr w:type="spellEnd"/>
-      <w:r>
-        <w:rPr>
-          <w:lang w:val="en-US"/>
-        </w:rPr>
-        <w:t xml:space="preserve">: 29 </w:t>
-      </w:r>
-      <w:proofErr w:type="spellStart"/>
-      <w:r>
-        <w:rPr>
-          <w:lang w:val="en-US"/>
-        </w:rPr>
-        <w:t>jul.</w:t>
-      </w:r>
-      <w:proofErr w:type="spellEnd"/>
-      <w:r>
-        <w:rPr>
-          <w:lang w:val="en-US"/>
-        </w:rPr>
-        <w:t xml:space="preserve"> 2026.</w:t>
-      </w:r>
-    </w:p>
-    <w:p>
-      <w:r>
-        <w:rPr>
-          <w:lang w:val="en-US"/>
-        </w:rPr>
-        <w:t xml:space="preserve">TYPESCRIPT. TypeScript: JavaScript with syntax for types. </w:t>
-      </w:r>
-      <w:r>
-        <w:t>Disponível em: https://www.typescriptlang.org. Acesso em: 18 jul. 2026.</w:t>
-      </w:r>
-    </w:p>
-    <w:p>
-      <w:r>
-        <w:t>VALENÇA, Adriana Rezende et al. Gamificação na Educação Básica: o uso de elementos dos jogos digitais como estratégia para potencializar a aprendizagem e a participação escolar. Revista Tópicos, Rio de Janeiro, v. 4, n. 34, p. 1-36, 2026. Disponível em: https://doi.org/10.70773/revistatopicos/782197964. Acesso em: 29 jul. 2026.</w:t>
-      </w:r>
-    </w:p>
-    <w:p>
-      <w:pPr>
-        <w:rPr>
-          <w:u w:val="single"/>
-        </w:rPr>
-      </w:pPr>
-      <w:r>
-        <w:t xml:space="preserve">ZENDESK. O que é Golden Circle: entenda o conceito de Simon </w:t>
-      </w:r>
-      <w:proofErr w:type="spellStart"/>
-      <w:r>
-        <w:t>Sinek</w:t>
-      </w:r>
-      <w:proofErr w:type="spellEnd"/>
-      <w:r>
-        <w:t>. Disponível em: https://www.zendesk.com.br/blog/o-que-e-golden-circle/. Acesso em: 18 jun. 2026.</w:t>
-      </w:r>
-    </w:p>
-    <w:p>
-      <w:pPr>
-        <w:pStyle w:val="Ttulo3"/>
-      </w:pPr>
-      <w:bookmarkStart w:id="60" w:name="_Toc236759087"/>
-      <w:r>
-        <w:lastRenderedPageBreak/>
-        <w:t>Soluções de gamificação aplicadas à educação</w:t>
-      </w:r>
-      <w:bookmarkEnd w:id="60"/>
-    </w:p>
-    <w:p>
-      <w:r>
-        <w:t xml:space="preserve">No campo das plataformas educacionais que utilizam gamificação, destaca-se o </w:t>
-      </w:r>
-      <w:proofErr w:type="spellStart"/>
-      <w:r>
-        <w:t>Kahoot</w:t>
-      </w:r>
-      <w:proofErr w:type="spellEnd"/>
-      <w:r>
-        <w:t xml:space="preserve">, amplamente utilizado em salas de aula brasileiras para aplicação de questionários </w:t>
-      </w:r>
-      <w:proofErr w:type="spellStart"/>
-      <w:r>
-        <w:t>gamificados</w:t>
-      </w:r>
-      <w:proofErr w:type="spellEnd"/>
-      <w:r>
-        <w:t xml:space="preserve"> com ranking (Almeida et al., 2023), embora sua gamificação seja pontual e restrita a perguntas e respostas. A literatura recente (Fadel et al., 2014; Valença et al., 2026) reforça que o planejamento de experiências </w:t>
-      </w:r>
-      <w:proofErr w:type="spellStart"/>
-      <w:r>
-        <w:t>gamificadas</w:t>
-      </w:r>
-      <w:proofErr w:type="spellEnd"/>
-      <w:r>
-        <w:t xml:space="preserve"> eficazes depende da articulação entre desafios, progressão, feedback e cooperação, e não apenas da presença isolada de pontos ou rankings.</w:t>
-      </w:r>
-    </w:p>
-    <w:p>
-      <w:pPr>
-        <w:pStyle w:val="Legenda"/>
-      </w:pPr>
-      <w:bookmarkStart w:id="61" w:name="_Toc236759192"/>
-      <w:r>
-        <w:t xml:space="preserve">Tabela </w:t>
-      </w:r>
-      <w:r>
-        <w:fldChar w:fldCharType="begin"/>
-      </w:r>
-      <w:r>
-        <w:instrText xml:space="preserve"> SEQ Tabela \* ARABIC </w:instrText>
-      </w:r>
-      <w:r>
-        <w:fldChar w:fldCharType="separate"/>
-      </w:r>
-      <w:r>
-        <w:rPr>
-          <w:noProof/>
-        </w:rPr>
-        <w:t>2</w:t>
-      </w:r>
-      <w:r>
-        <w:fldChar w:fldCharType="end"/>
-      </w:r>
-      <w:r>
-        <w:t xml:space="preserve">: </w:t>
-      </w:r>
-      <w:r>
-        <w:t xml:space="preserve">Semelhanças e </w:t>
-      </w:r>
-      <w:r>
-        <w:t>diferenças</w:t>
-      </w:r>
-      <w:r>
-        <w:t xml:space="preserve"> entre as soluções mais próximas e o </w:t>
-      </w:r>
-      <w:proofErr w:type="spellStart"/>
-      <w:r>
         <w:t>Viridis</w:t>
       </w:r>
-      <w:bookmarkEnd w:id="61"/>
+      <w:bookmarkEnd w:id="62"/>
       <w:proofErr w:type="spellEnd"/>
     </w:p>
     <w:tbl>
@@ -16481,6 +15944,7 @@
                 <w:szCs w:val="24"/>
                 <w:lang w:val="en-US"/>
               </w:rPr>
+              <w:lastRenderedPageBreak/>
               <w:t>Edukatu</w:t>
             </w:r>
           </w:p>
@@ -16638,15 +16102,7 @@
                 <w:sz w:val="24"/>
                 <w:szCs w:val="24"/>
               </w:rPr>
-              <w:t xml:space="preserve">Ferramenta genérica de gestão de turma, sem relação com </w:t>
-            </w:r>
-            <w:r>
-              <w:rPr>
-                <w:sz w:val="24"/>
-                <w:szCs w:val="24"/>
-              </w:rPr>
-              <w:lastRenderedPageBreak/>
-              <w:t>cultivo, hortas ou educação ambiental.</w:t>
+              <w:t>Ferramenta genérica de gestão de turma, sem relação com cultivo, hortas ou educação ambiental.</w:t>
             </w:r>
           </w:p>
         </w:tc>
@@ -16683,7 +16139,6 @@
                 <w:szCs w:val="24"/>
                 <w:lang w:val="en-US"/>
               </w:rPr>
-              <w:lastRenderedPageBreak/>
               <w:t>Kahoot</w:t>
             </w:r>
           </w:p>
@@ -16923,11 +16378,11 @@
       <w:pPr>
         <w:pStyle w:val="Ttulo3"/>
       </w:pPr>
-      <w:bookmarkStart w:id="62" w:name="_Toc236759088"/>
+      <w:bookmarkStart w:id="63" w:name="_Toc236864509"/>
       <w:r>
         <w:t>Comparação das funcionalidades e propostas</w:t>
       </w:r>
-      <w:bookmarkEnd w:id="62"/>
+      <w:bookmarkEnd w:id="63"/>
     </w:p>
     <w:p>
       <w:r>
@@ -16987,7 +16442,11 @@
       </w:r>
       <w:proofErr w:type="spellEnd"/>
       <w:r>
-        <w:t xml:space="preserve">); (3) programas institucionais presenciais de hortas escolares; e (4) soluções de aprendizagem </w:t>
+        <w:t xml:space="preserve">); (3) programas </w:t>
+      </w:r>
+      <w:r>
+        <w:lastRenderedPageBreak/>
+        <w:t xml:space="preserve">institucionais presenciais de hortas escolares; e (4) soluções de aprendizagem </w:t>
       </w:r>
       <w:proofErr w:type="spellStart"/>
       <w:r>
@@ -17018,19 +16477,15 @@
       <w:pPr>
         <w:pStyle w:val="Ttulo3"/>
       </w:pPr>
-      <w:bookmarkStart w:id="63" w:name="_Toc236759089"/>
+      <w:bookmarkStart w:id="64" w:name="_Toc236864510"/>
       <w:r>
         <w:t>Lacunas identificadas</w:t>
       </w:r>
-      <w:bookmarkEnd w:id="63"/>
-    </w:p>
-    <w:p>
-      <w:r>
-        <w:t xml:space="preserve">Existe uma lacuna na literatura e no mercado na combinação entre gamificação, trilha de aprendizagem sobre cultivo, gestão de atividades de horta e educação ambiental e alimentar em uma única plataforma voltada ao contexto escolar e institucional brasileiro. As soluções mapeadas cobrem partes isoladas, mas </w:t>
-      </w:r>
-      <w:r>
-        <w:lastRenderedPageBreak/>
-        <w:t>nenhuma integra simultaneamente: (i) pontuação obtida por atividades reais na horta; (</w:t>
+      <w:bookmarkEnd w:id="64"/>
+    </w:p>
+    <w:p>
+      <w:r>
+        <w:t>Existe uma lacuna na literatura e no mercado na combinação entre gamificação, trilha de aprendizagem sobre cultivo, gestão de atividades de horta e educação ambiental e alimentar em uma única plataforma voltada ao contexto escolar e institucional brasileiro. As soluções mapeadas cobrem partes isoladas, mas nenhuma integra simultaneamente: (i) pontuação obtida por atividades reais na horta; (</w:t>
       </w:r>
       <w:proofErr w:type="spellStart"/>
       <w:r>
@@ -17077,7 +16532,7 @@
       <w:pPr>
         <w:pStyle w:val="Ttulo3"/>
       </w:pPr>
-      <w:bookmarkStart w:id="64" w:name="_Toc236759090"/>
+      <w:bookmarkStart w:id="65" w:name="_Toc236864511"/>
       <w:r>
         <w:t xml:space="preserve">Diferenciais e posicionamento do </w:t>
       </w:r>
@@ -17085,7 +16540,7 @@
       <w:r>
         <w:t>Viridis</w:t>
       </w:r>
-      <w:bookmarkEnd w:id="64"/>
+      <w:bookmarkEnd w:id="65"/>
       <w:proofErr w:type="spellEnd"/>
     </w:p>
     <w:p>
@@ -17168,14 +16623,14 @@
           <w:szCs w:val="18"/>
         </w:rPr>
       </w:pPr>
-      <w:bookmarkStart w:id="65" w:name="_Toc236759091"/>
+      <w:bookmarkStart w:id="66" w:name="_Toc236864512"/>
       <w:r>
         <w:t xml:space="preserve">Planejamento </w:t>
       </w:r>
       <w:r>
         <w:t>Financeiro</w:t>
       </w:r>
-      <w:bookmarkEnd w:id="65"/>
+      <w:bookmarkEnd w:id="66"/>
     </w:p>
     <w:p>
       <w:pPr>
@@ -17215,20 +16670,45 @@
           <w:numId w:val="0"/>
         </w:numPr>
       </w:pPr>
-      <w:bookmarkStart w:id="66" w:name="_Toc236759092"/>
+      <w:bookmarkStart w:id="67" w:name="_Toc236864513"/>
       <w:r>
         <w:lastRenderedPageBreak/>
         <w:t>REFERÊNCIAS</w:t>
       </w:r>
-      <w:bookmarkEnd w:id="66"/>
+      <w:bookmarkEnd w:id="67"/>
     </w:p>
     <w:p>
       <w:pPr>
         <w:pStyle w:val="Referencias"/>
       </w:pPr>
       <w:r>
-        <w:br/>
-        <w:t>MORGADO, Fernanda. A horta escolar na educação ambiental e alimentar: experiência do Projeto Horta Viva nas escolas municipais de Florianópolis. 2006. 45 f. Relatório de Conclusão de Graduação (Graduação em Agronomia) – Universidade Federal de Santa Catarina, Florianópolis, 2006. Disponível em: https://repositorio.ufsc.br/bitstream/handle/123456789/118768/230911.pdf. Acesso em: 5 maio 2026.</w:t>
+        <w:t xml:space="preserve">ALMEIDA, A. B. B. et al. Gamificação com o uso do </w:t>
+      </w:r>
+      <w:proofErr w:type="spellStart"/>
+      <w:r>
+        <w:t>Kahoot</w:t>
+      </w:r>
+      <w:proofErr w:type="spellEnd"/>
+      <w:r>
+        <w:t xml:space="preserve">!: utilização de </w:t>
+      </w:r>
+      <w:proofErr w:type="spellStart"/>
+      <w:r>
+        <w:t>quizzes</w:t>
+      </w:r>
+      <w:proofErr w:type="spellEnd"/>
+      <w:r>
+        <w:t xml:space="preserve"> em sala de aula no Ensino Fundamental I. </w:t>
+      </w:r>
+      <w:r>
+        <w:rPr>
+          <w:i/>
+          <w:iCs/>
+        </w:rPr>
+        <w:t>Revista Foco</w:t>
+      </w:r>
+      <w:r>
+        <w:t>, v. 16, n. 11, e3782, 2023. Disponível em: https://doi.org/10.54751/revistafoco.v16n11-235. Acesso em: 29 jul. 2026.</w:t>
       </w:r>
     </w:p>
     <w:p>
@@ -17236,7 +16716,17 @@
         <w:pStyle w:val="Referencias"/>
       </w:pPr>
       <w:r>
-        <w:t>MORGADO, Fernanda. A horta escolar na educação ambiental e alimentar: experiência do Projeto Horta Viva nas escolas municipais de Florianópolis. 2006.</w:t>
+        <w:t xml:space="preserve">ALVES, José Matias (org.). Projeto de Integração do Conhecimento – PIC – 7.º ano. AZEVEDO, Daniela et al. In: </w:t>
+      </w:r>
+      <w:r>
+        <w:rPr>
+          <w:i/>
+          <w:iCs/>
+        </w:rPr>
+        <w:t>Projetos inovadores para a promoção do sucesso educativo</w:t>
+      </w:r>
+      <w:r>
+        <w:t>. Porto: Universidade Católica Portuguesa, 2018. p. 57-68. Disponível em: https://scholar.google.com/scholar?hl=pt-BR&amp;as_sdt=0%2C5&amp;q=O+impacto+de+projetos+inovadores+nas+escolas%21&amp;btnG=. Acesso em: 5 ago. 2026.</w:t>
       </w:r>
     </w:p>
     <w:p>
@@ -17244,7 +16734,109 @@
         <w:pStyle w:val="Referencias"/>
       </w:pPr>
       <w:r>
-        <w:t>GADOTTI, M. Educar para a sustentabilidade: uma contribuição à década da educação para o desenvolvimento sustentável. São Paulo: Editora e Livraria Instituto Paulo Freire, p. 61-86, 2008.</w:t>
+        <w:t xml:space="preserve">ASPARGO. </w:t>
+      </w:r>
+      <w:proofErr w:type="spellStart"/>
+      <w:r>
+        <w:rPr>
+          <w:i/>
+          <w:iCs/>
+        </w:rPr>
+        <w:t>AsparGo</w:t>
+      </w:r>
+      <w:proofErr w:type="spellEnd"/>
+      <w:r>
+        <w:rPr>
+          <w:i/>
+          <w:iCs/>
+        </w:rPr>
+        <w:t xml:space="preserve">: </w:t>
+      </w:r>
+      <w:proofErr w:type="spellStart"/>
+      <w:r>
+        <w:rPr>
+          <w:i/>
+          <w:iCs/>
+        </w:rPr>
+        <w:t>Learn</w:t>
+      </w:r>
+      <w:proofErr w:type="spellEnd"/>
+      <w:r>
+        <w:rPr>
+          <w:i/>
+          <w:iCs/>
+        </w:rPr>
+        <w:t xml:space="preserve"> </w:t>
+      </w:r>
+      <w:proofErr w:type="spellStart"/>
+      <w:r>
+        <w:rPr>
+          <w:i/>
+          <w:iCs/>
+        </w:rPr>
+        <w:t>How</w:t>
+      </w:r>
+      <w:proofErr w:type="spellEnd"/>
+      <w:r>
+        <w:rPr>
+          <w:i/>
+          <w:iCs/>
+        </w:rPr>
+        <w:t xml:space="preserve"> </w:t>
+      </w:r>
+      <w:proofErr w:type="spellStart"/>
+      <w:r>
+        <w:rPr>
+          <w:i/>
+          <w:iCs/>
+        </w:rPr>
+        <w:t>to</w:t>
+      </w:r>
+      <w:proofErr w:type="spellEnd"/>
+      <w:r>
+        <w:rPr>
+          <w:i/>
+          <w:iCs/>
+        </w:rPr>
+        <w:t xml:space="preserve"> Garden</w:t>
+      </w:r>
+      <w:r>
+        <w:t>. [</w:t>
+      </w:r>
+      <w:proofErr w:type="spellStart"/>
+      <w:r>
+        <w:t>S.l</w:t>
+      </w:r>
+      <w:proofErr w:type="spellEnd"/>
+      <w:r>
+        <w:t xml:space="preserve">.]: </w:t>
+      </w:r>
+      <w:proofErr w:type="spellStart"/>
+      <w:r>
+        <w:t>AsparGo</w:t>
+      </w:r>
+      <w:proofErr w:type="spellEnd"/>
+      <w:r>
+        <w:t xml:space="preserve"> </w:t>
+      </w:r>
+      <w:proofErr w:type="spellStart"/>
+      <w:r>
+        <w:t>Pty</w:t>
+      </w:r>
+      <w:proofErr w:type="spellEnd"/>
+      <w:r>
+        <w:t xml:space="preserve"> Ltd, [2023?]. Disponível em: </w:t>
+      </w:r>
+      <w:hyperlink r:id="rId20" w:tgtFrame="_new" w:history="1">
+        <w:r>
+          <w:rPr>
+            <w:rStyle w:val="Hyperlink"/>
+          </w:rPr>
+          <w:t>https://www.aspargo.com.au</w:t>
+        </w:r>
+      </w:hyperlink>
+      <w:r>
+        <w:t>. Acesso em: 29 jul. 2026.</w:t>
       </w:r>
     </w:p>
     <w:p>
@@ -17252,6 +16844,121 @@
         <w:pStyle w:val="Referencias"/>
       </w:pPr>
       <w:r>
+        <w:t xml:space="preserve">BARCELOS, Carlos. Diagrama de casos de uso. </w:t>
+      </w:r>
+      <w:r>
+        <w:rPr>
+          <w:i/>
+          <w:iCs/>
+        </w:rPr>
+        <w:t>Documentação UML</w:t>
+      </w:r>
+      <w:r>
+        <w:t xml:space="preserve">, </w:t>
+      </w:r>
+      <w:proofErr w:type="spellStart"/>
+      <w:r>
+        <w:t>Medium</w:t>
+      </w:r>
+      <w:proofErr w:type="spellEnd"/>
+      <w:r>
+        <w:t xml:space="preserve">, 2019. Disponível em: </w:t>
+      </w:r>
+      <w:hyperlink r:id="rId21" w:tgtFrame="_new" w:history="1">
+        <w:r>
+          <w:rPr>
+            <w:rStyle w:val="Hyperlink"/>
+          </w:rPr>
+          <w:t>https://medium.com/documentaçao-uml/diagrama-de-casos-de-uso-b13221668fed</w:t>
+        </w:r>
+      </w:hyperlink>
+      <w:r>
+        <w:t>. Acesso em: 18 jun. 2026.</w:t>
+      </w:r>
+    </w:p>
+    <w:p>
+      <w:pPr>
+        <w:pStyle w:val="Referencias"/>
+      </w:pPr>
+      <w:r>
+        <w:t xml:space="preserve">BRASIL. Fundo Nacional de Desenvolvimento da Educação. </w:t>
+      </w:r>
+      <w:r>
+        <w:rPr>
+          <w:i/>
+          <w:iCs/>
+        </w:rPr>
+        <w:t>Hortas Escolares</w:t>
+      </w:r>
+      <w:r>
+        <w:t xml:space="preserve">. Brasília: FNDE; WFP; FAO; ABC, [s.d.]. Disponível em: </w:t>
+      </w:r>
+      <w:hyperlink r:id="rId22" w:tgtFrame="_new" w:history="1">
+        <w:r>
+          <w:rPr>
+            <w:rStyle w:val="Hyperlink"/>
+          </w:rPr>
+          <w:t>https://www.gov.br/fnde/pt-br/acesso-a-informacao/acoes-e-programas/programas/pnae/manuais-e-cartilhas/hortas-escolares-fnde-wfp-fao-abc.pdf/view</w:t>
+        </w:r>
+      </w:hyperlink>
+      <w:r>
+        <w:t>. Acesso em: 29 jul. 2026.</w:t>
+      </w:r>
+    </w:p>
+    <w:p>
+      <w:pPr>
+        <w:pStyle w:val="Referencias"/>
+      </w:pPr>
+      <w:r>
+        <w:t xml:space="preserve">BRASIL. Ministério da Educação; Fundo Nacional de Desenvolvimento da Educação. </w:t>
+      </w:r>
+      <w:r>
+        <w:rPr>
+          <w:i/>
+          <w:iCs/>
+        </w:rPr>
+        <w:t>Projeto Educando com a Horta Escolar e a Alimentação Escolar Saudável</w:t>
+      </w:r>
+      <w:r>
+        <w:t xml:space="preserve">. Brasília: FNDE/MEC; UnB/CET, [s.d.]. Disponível em: </w:t>
+      </w:r>
+      <w:hyperlink r:id="rId23" w:tgtFrame="_new" w:history="1">
+        <w:r>
+          <w:rPr>
+            <w:rStyle w:val="Hyperlink"/>
+          </w:rPr>
+          <w:t>https://portaldoprofessor.mec.gov.br/storage/materiais/0000016885.pdf</w:t>
+        </w:r>
+      </w:hyperlink>
+      <w:r>
+        <w:t>. Acesso em: 29 jul. 2026.</w:t>
+      </w:r>
+    </w:p>
+    <w:p>
+      <w:pPr>
+        <w:pStyle w:val="Referencias"/>
+      </w:pPr>
+      <w:r>
+        <w:t xml:space="preserve">CLASSCRAFT STUDIOS. </w:t>
+      </w:r>
+      <w:proofErr w:type="spellStart"/>
+      <w:r>
+        <w:rPr>
+          <w:i/>
+          <w:iCs/>
+        </w:rPr>
+        <w:t>Classcraft</w:t>
+      </w:r>
+      <w:proofErr w:type="spellEnd"/>
+      <w:r>
+        <w:t>. Disponível em: https://www.classcraft.com/pt. Acesso em: 29 jul. 2026.</w:t>
+      </w:r>
+    </w:p>
+    <w:p>
+      <w:pPr>
+        <w:pStyle w:val="Referencias"/>
+      </w:pPr>
+      <w:r>
         <w:t xml:space="preserve">CONRADO, Thiago V.; MALUF, Wilson Roberto; SILVA, Ernani C. </w:t>
       </w:r>
       <w:proofErr w:type="spellStart"/>
@@ -17260,7 +16967,17 @@
       </w:r>
       <w:proofErr w:type="spellEnd"/>
       <w:r>
-        <w:t>; GOMES, Luiz Antônio Augusto. Horta Fácil: software para o planejamento, dimensionamento e gerenciamento de hortas em geral. Horticultura Brasileira, v. 29, n. 3, p. 435-441, 2011. Disponível em: https://www.scielo.br/j/hb/a/sFyrfcdfSkgD6kWQgjZpKWM/?lang=pt. Acesso em: 29 jul. 2026.</w:t>
+        <w:t xml:space="preserve">; GOMES, Luiz Antônio Augusto. Horta Fácil: software para o planejamento, dimensionamento e gerenciamento de hortas em geral. </w:t>
+      </w:r>
+      <w:r>
+        <w:rPr>
+          <w:i/>
+          <w:iCs/>
+        </w:rPr>
+        <w:t>Horticultura Brasileira</w:t>
+      </w:r>
+      <w:r>
+        <w:t>, v. 29, n. 3, p. 435-441, 2011. Disponível em: https://www.scielo.br/j/hb/a/sFyrfcdfSkgD6kWQgjZpKWM/?lang=pt. Acesso em: 29 jul. 2026.</w:t>
       </w:r>
     </w:p>
     <w:p>
@@ -17268,7 +16985,28 @@
         <w:pStyle w:val="Referencias"/>
       </w:pPr>
       <w:r>
-        <w:t>KANDLER, Rodrigo. EDUCAÇÃO AMBIENTAL: HORTA ESCOLAR, UMA EXPERIÊNCIA EM EDUCAÇÃO. Ágora: revista de divulgação científica, v. 16, n. 2esp., p. 642–645, 2012. Disponível em: https://www.periodicos.unc.br/index.php/agora/article/view/153. Acesso em: 10 jun. 2026.</w:t>
+        <w:t xml:space="preserve">ERWIN, Inc. </w:t>
+      </w:r>
+      <w:r>
+        <w:rPr>
+          <w:i/>
+          <w:iCs/>
+        </w:rPr>
+        <w:t>Modelagem conceitual de dados</w:t>
+      </w:r>
+      <w:r>
+        <w:t xml:space="preserve">. Disponível em: </w:t>
+      </w:r>
+      <w:hyperlink r:id="rId24" w:tgtFrame="_new" w:history="1">
+        <w:r>
+          <w:rPr>
+            <w:rStyle w:val="Hyperlink"/>
+          </w:rPr>
+          <w:t>https://www.erwin.com/br-pt/solutions/data-modeling/conceptual.aspx</w:t>
+        </w:r>
+      </w:hyperlink>
+      <w:r>
+        <w:t>. Acesso em: 17 jun. 2025.</w:t>
       </w:r>
     </w:p>
     <w:p>
@@ -17276,7 +17014,17 @@
         <w:pStyle w:val="Referencias"/>
       </w:pPr>
       <w:r>
-        <w:t>KANDLER, Rodrigo. Educação ambiental: horta escolar, uma experiência em educação. Ágora: revista de divulgação científica, v. 16, n. 2esp., p. 642–645, 2012. Disponível em: https://www.periodicos.unc.br/index.php/agora/article/view/153. Acesso em: 10 jun. 2026.</w:t>
+        <w:t xml:space="preserve">FADEL, Luciane Maria; ULBRICHT, Vania Ribas; BATISTA, Cláudia Regina; VANZIN, Tarcísio. </w:t>
+      </w:r>
+      <w:r>
+        <w:rPr>
+          <w:i/>
+          <w:iCs/>
+        </w:rPr>
+        <w:t>Gamificação na Educação</w:t>
+      </w:r>
+      <w:r>
+        <w:t>. São Paulo: Pimenta Cultural, 2014.</w:t>
       </w:r>
     </w:p>
     <w:p>
@@ -17284,6 +17032,1147 @@
         <w:pStyle w:val="Referencias"/>
       </w:pPr>
       <w:r>
+        <w:t xml:space="preserve">FERREIRA, Arthur; PEREIRA, Vanessa; FIORE, Fabiana. Princípios e Barreiras de Educação para Sustentabilidade Identificados nas Atividades do Projeto Escola </w:t>
+      </w:r>
+      <w:r>
+        <w:lastRenderedPageBreak/>
+        <w:t xml:space="preserve">Sustentável. </w:t>
+      </w:r>
+      <w:r>
+        <w:rPr>
+          <w:i/>
+          <w:iCs/>
+        </w:rPr>
+        <w:t>Ambiente &amp; Sociedade</w:t>
+      </w:r>
+      <w:r>
+        <w:t>, São Paulo, v. 27, p. 1-23, 2024. Disponível em: https://doi.org/10.1590/1809-4422asoc00052vu27L3AO. Acesso em: 5 maio 2026.</w:t>
+      </w:r>
+    </w:p>
+    <w:p>
+      <w:pPr>
+        <w:pStyle w:val="Referencias"/>
+      </w:pPr>
+      <w:r>
+        <w:t xml:space="preserve">GADOTTI, M. </w:t>
+      </w:r>
+      <w:r>
+        <w:rPr>
+          <w:i/>
+          <w:iCs/>
+        </w:rPr>
+        <w:t>Educar para a sustentabilidade: uma contribuição à década da educação para o desenvolvimento sustentável</w:t>
+      </w:r>
+      <w:r>
+        <w:t>. São Paulo: Editora e Livraria Instituto Paulo Freire, 2008. p. 61-86.</w:t>
+      </w:r>
+    </w:p>
+    <w:p>
+      <w:pPr>
+        <w:pStyle w:val="Referencias"/>
+      </w:pPr>
+      <w:r>
+        <w:t xml:space="preserve">INSTITUTO AKATU. </w:t>
+      </w:r>
+      <w:proofErr w:type="spellStart"/>
+      <w:r>
+        <w:rPr>
+          <w:i/>
+          <w:iCs/>
+        </w:rPr>
+        <w:t>Edukatu</w:t>
+      </w:r>
+      <w:proofErr w:type="spellEnd"/>
+      <w:r>
+        <w:rPr>
+          <w:i/>
+          <w:iCs/>
+        </w:rPr>
+        <w:t>: rede de aprendizagem para o consumo consciente e a sustentabilidade</w:t>
+      </w:r>
+      <w:r>
+        <w:t xml:space="preserve">. Disponível em: </w:t>
+      </w:r>
+      <w:hyperlink r:id="rId25" w:tgtFrame="_new" w:history="1">
+        <w:r>
+          <w:rPr>
+            <w:rStyle w:val="Hyperlink"/>
+          </w:rPr>
+          <w:t>https://edukatu.org.br</w:t>
+        </w:r>
+      </w:hyperlink>
+      <w:r>
+        <w:t>. Acesso em: 29 jul. 2026.</w:t>
+      </w:r>
+    </w:p>
+    <w:p>
+      <w:pPr>
+        <w:pStyle w:val="Referencias"/>
+      </w:pPr>
+      <w:r>
+        <w:t>INSTITUTO AKATU. Instituto Akatu lança aplicativo que incentiva alimentação saudável para jovens. [</w:t>
+      </w:r>
+      <w:proofErr w:type="spellStart"/>
+      <w:r>
+        <w:t>S.l</w:t>
+      </w:r>
+      <w:proofErr w:type="spellEnd"/>
+      <w:r>
+        <w:t xml:space="preserve">.], [2021?]. Disponível em: </w:t>
+      </w:r>
+      <w:hyperlink r:id="rId26" w:tgtFrame="_new" w:history="1">
+        <w:r>
+          <w:rPr>
+            <w:rStyle w:val="Hyperlink"/>
+          </w:rPr>
+          <w:t>https://akatu.org.br/instituto-akatu-lanca-aplicativo-que-incentiva-alimentacao-saudavel-para-jovens/</w:t>
+        </w:r>
+      </w:hyperlink>
+      <w:r>
+        <w:t>. Acesso em: 29 jul. 2026.</w:t>
+      </w:r>
+    </w:p>
+    <w:p>
+      <w:pPr>
+        <w:pStyle w:val="Referencias"/>
+      </w:pPr>
+      <w:r>
+        <w:t xml:space="preserve">INVENTTA. </w:t>
+      </w:r>
+      <w:r>
+        <w:rPr>
+          <w:i/>
+          <w:iCs/>
+        </w:rPr>
+        <w:t>Brainstorming: o que é e como fazer?</w:t>
+      </w:r>
+      <w:r>
+        <w:t xml:space="preserve"> Disponível em: </w:t>
+      </w:r>
+      <w:hyperlink r:id="rId27" w:tgtFrame="_new" w:history="1">
+        <w:r>
+          <w:rPr>
+            <w:rStyle w:val="Hyperlink"/>
+          </w:rPr>
+          <w:t>https://inventta.net/brainstorming-o-que-e-e-como-fazer/</w:t>
+        </w:r>
+      </w:hyperlink>
+      <w:r>
+        <w:t>. Acesso em: 18 jun. 2026.</w:t>
+      </w:r>
+    </w:p>
+    <w:p>
+      <w:pPr>
+        <w:pStyle w:val="Referencias"/>
+      </w:pPr>
+      <w:r>
+        <w:t xml:space="preserve">INVENTTA. </w:t>
+      </w:r>
+      <w:r>
+        <w:rPr>
+          <w:i/>
+          <w:iCs/>
+        </w:rPr>
+        <w:t xml:space="preserve">Design </w:t>
+      </w:r>
+      <w:proofErr w:type="spellStart"/>
+      <w:r>
+        <w:rPr>
+          <w:i/>
+          <w:iCs/>
+        </w:rPr>
+        <w:t>Thinking</w:t>
+      </w:r>
+      <w:proofErr w:type="spellEnd"/>
+      <w:r>
+        <w:rPr>
+          <w:i/>
+          <w:iCs/>
+        </w:rPr>
+        <w:t>: o que é e como aplicar na inovação</w:t>
+      </w:r>
+      <w:r>
+        <w:t xml:space="preserve">. Disponível em: </w:t>
+      </w:r>
+      <w:hyperlink r:id="rId28" w:tgtFrame="_new" w:history="1">
+        <w:r>
+          <w:rPr>
+            <w:rStyle w:val="Hyperlink"/>
+          </w:rPr>
+          <w:t>https://inventta.net/</w:t>
+        </w:r>
+      </w:hyperlink>
+      <w:r>
+        <w:t>. Acesso em: 18 jun. 2026.</w:t>
+      </w:r>
+    </w:p>
+    <w:p>
+      <w:pPr>
+        <w:pStyle w:val="Referencias"/>
+      </w:pPr>
+      <w:r>
+        <w:t xml:space="preserve">IPEA – INSTITUTO DE PESQUISA ECONÔMICA APLICADA. </w:t>
+      </w:r>
+      <w:r>
+        <w:rPr>
+          <w:i/>
+          <w:iCs/>
+        </w:rPr>
+        <w:t>ODS 4 – Educação de Qualidade</w:t>
+      </w:r>
+      <w:r>
+        <w:t xml:space="preserve">. Brasília, DF: Ipea, [2019?]. Disponível em: </w:t>
+      </w:r>
+      <w:hyperlink r:id="rId29" w:tgtFrame="_new" w:history="1">
+        <w:r>
+          <w:rPr>
+            <w:rStyle w:val="Hyperlink"/>
+          </w:rPr>
+          <w:t>https://www.ipea.gov.br/ods/ods4.html</w:t>
+        </w:r>
+      </w:hyperlink>
+      <w:r>
+        <w:t>. Acesso em: 7 maio 2026.</w:t>
+      </w:r>
+    </w:p>
+    <w:p>
+      <w:pPr>
+        <w:pStyle w:val="Referencias"/>
+      </w:pPr>
+      <w:r>
+        <w:t xml:space="preserve">KANDLER, Rodrigo. </w:t>
+      </w:r>
+      <w:r>
+        <w:rPr>
+          <w:i/>
+          <w:iCs/>
+        </w:rPr>
+        <w:t>Educação ambiental: horta escolar, uma experiência em educação</w:t>
+      </w:r>
+      <w:r>
+        <w:t xml:space="preserve">. </w:t>
+      </w:r>
+      <w:r>
+        <w:rPr>
+          <w:i/>
+          <w:iCs/>
+        </w:rPr>
+        <w:t>Ágora: revista de divulgação científica</w:t>
+      </w:r>
+      <w:r>
+        <w:t xml:space="preserve">, v. 16, n. 2esp., p. 642–645, 2012. Disponível em: </w:t>
+      </w:r>
+      <w:hyperlink r:id="rId30" w:tgtFrame="_new" w:history="1">
+        <w:r>
+          <w:rPr>
+            <w:rStyle w:val="Hyperlink"/>
+          </w:rPr>
+          <w:t>https://www.periodicos.unc.br/index.php/agora/article/view/153</w:t>
+        </w:r>
+      </w:hyperlink>
+      <w:r>
+        <w:t>. Acesso em: 10 jun. 2026.</w:t>
+      </w:r>
+    </w:p>
+    <w:p>
+      <w:pPr>
+        <w:pStyle w:val="Referencias"/>
+      </w:pPr>
+      <w:r>
+        <w:t xml:space="preserve">LARAVEL. </w:t>
+      </w:r>
+      <w:proofErr w:type="spellStart"/>
+      <w:r>
+        <w:rPr>
+          <w:i/>
+          <w:iCs/>
+        </w:rPr>
+        <w:t>Laravel</w:t>
+      </w:r>
+      <w:proofErr w:type="spellEnd"/>
+      <w:r>
+        <w:rPr>
+          <w:i/>
+          <w:iCs/>
+        </w:rPr>
+        <w:t xml:space="preserve"> Cloud</w:t>
+      </w:r>
+      <w:r>
+        <w:t xml:space="preserve">. Disponível em: </w:t>
+      </w:r>
+      <w:hyperlink r:id="rId31" w:tgtFrame="_new" w:history="1">
+        <w:r>
+          <w:rPr>
+            <w:rStyle w:val="Hyperlink"/>
+          </w:rPr>
+          <w:t>https://laravel.com/cloud</w:t>
+        </w:r>
+      </w:hyperlink>
+      <w:r>
+        <w:t>. Acesso em: 18 jul. 2026.</w:t>
+      </w:r>
+    </w:p>
+    <w:p>
+      <w:pPr>
+        <w:pStyle w:val="Referencias"/>
+      </w:pPr>
+      <w:r>
+        <w:t xml:space="preserve">LOPES, João Carlos </w:t>
+      </w:r>
+      <w:proofErr w:type="spellStart"/>
+      <w:r>
+        <w:t>Raguzzoni</w:t>
+      </w:r>
+      <w:proofErr w:type="spellEnd"/>
+      <w:r>
+        <w:t xml:space="preserve">. </w:t>
+      </w:r>
+      <w:r>
+        <w:rPr>
+          <w:i/>
+          <w:iCs/>
+        </w:rPr>
+        <w:t>Conhecimentos populares dos alunos como referência para o ensino de Botânica no Ensino Médio</w:t>
+      </w:r>
+      <w:r>
+        <w:t xml:space="preserve">. 2018. Dissertação (Mestrado) – Universidade Federal Rural do Rio de Janeiro (UFRRJ), Seropédica, 2018. Disponível em: </w:t>
+      </w:r>
+      <w:hyperlink r:id="rId32" w:tgtFrame="_new" w:history="1">
+        <w:r>
+          <w:rPr>
+            <w:rStyle w:val="Hyperlink"/>
+          </w:rPr>
+          <w:t>https://rima.ufrrj.br/jspui/handle/20.500.14407/14961</w:t>
+        </w:r>
+      </w:hyperlink>
+      <w:r>
+        <w:t>. Acesso em: 7 maio 2026.</w:t>
+      </w:r>
+    </w:p>
+    <w:p>
+      <w:pPr>
+        <w:pStyle w:val="Referencias"/>
+      </w:pPr>
+      <w:r>
+        <w:t xml:space="preserve">LUCIDCHART. </w:t>
+      </w:r>
+      <w:r>
+        <w:rPr>
+          <w:i/>
+          <w:iCs/>
+        </w:rPr>
+        <w:t>Diagrama de caso de uso UML: o que é, como fazer e exemplos</w:t>
+      </w:r>
+      <w:r>
+        <w:t xml:space="preserve">. Disponível em: </w:t>
+      </w:r>
+      <w:hyperlink r:id="rId33" w:tgtFrame="_new" w:history="1">
+        <w:r>
+          <w:rPr>
+            <w:rStyle w:val="Hyperlink"/>
+          </w:rPr>
+          <w:t>https://www.lucidchart.com/pages/pt/diagrama-de-caso-de-uso-uml</w:t>
+        </w:r>
+      </w:hyperlink>
+      <w:r>
+        <w:t>. Acesso em: 18 jun. 2026.</w:t>
+      </w:r>
+    </w:p>
+    <w:p>
+      <w:pPr>
+        <w:pStyle w:val="Referencias"/>
+      </w:pPr>
+      <w:r>
+        <w:t xml:space="preserve">MATOS, </w:t>
+      </w:r>
+      <w:proofErr w:type="spellStart"/>
+      <w:r>
+        <w:t>Janara</w:t>
+      </w:r>
+      <w:proofErr w:type="spellEnd"/>
+      <w:r>
+        <w:t xml:space="preserve"> de Camargo; GASPAR, Fabiana. </w:t>
+      </w:r>
+      <w:r>
+        <w:rPr>
+          <w:i/>
+          <w:iCs/>
+        </w:rPr>
+        <w:t xml:space="preserve">Green </w:t>
+      </w:r>
+      <w:proofErr w:type="spellStart"/>
+      <w:r>
+        <w:rPr>
+          <w:i/>
+          <w:iCs/>
+        </w:rPr>
+        <w:t>School</w:t>
+      </w:r>
+      <w:proofErr w:type="spellEnd"/>
+      <w:r>
+        <w:rPr>
+          <w:i/>
+          <w:iCs/>
+        </w:rPr>
+        <w:t>: aplicativo para gerenciamento de horta escolar sustentável</w:t>
+      </w:r>
+      <w:r>
+        <w:t xml:space="preserve">. </w:t>
+      </w:r>
+      <w:r>
+        <w:rPr>
+          <w:i/>
+          <w:iCs/>
+        </w:rPr>
+        <w:t>Ensino &amp; Pesquisa</w:t>
+      </w:r>
+      <w:r>
+        <w:t>, União da Vitória, v. 23, n. 1, p. 483-495, 2025. DOI: https://doi.org/10.33871/23594381.2025.23.1.9331. Acesso em: 29 jul. 2026.</w:t>
+      </w:r>
+    </w:p>
+    <w:p>
+      <w:pPr>
+        <w:pStyle w:val="Referencias"/>
+      </w:pPr>
+      <w:r>
+        <w:t xml:space="preserve">MJV INNOVATION. </w:t>
+      </w:r>
+      <w:r>
+        <w:rPr>
+          <w:i/>
+          <w:iCs/>
+        </w:rPr>
+        <w:t xml:space="preserve">Design </w:t>
+      </w:r>
+      <w:proofErr w:type="spellStart"/>
+      <w:r>
+        <w:rPr>
+          <w:i/>
+          <w:iCs/>
+        </w:rPr>
+        <w:t>Thinking</w:t>
+      </w:r>
+      <w:proofErr w:type="spellEnd"/>
+      <w:r>
+        <w:rPr>
+          <w:i/>
+          <w:iCs/>
+        </w:rPr>
+        <w:t>: o que são Cadernos de Sensibilização</w:t>
+      </w:r>
+      <w:r>
+        <w:t xml:space="preserve">. Disponível em: </w:t>
+      </w:r>
+      <w:hyperlink r:id="rId34" w:tgtFrame="_new" w:history="1">
+        <w:r>
+          <w:rPr>
+            <w:rStyle w:val="Hyperlink"/>
+          </w:rPr>
+          <w:t>https://www.mjvinnovation.com/pt-br/blog/design-thinking-que-sao-cadernos-sensibilizacao/</w:t>
+        </w:r>
+      </w:hyperlink>
+      <w:r>
+        <w:t>. Acesso em: 18 jun. 2026.</w:t>
+      </w:r>
+    </w:p>
+    <w:p>
+      <w:pPr>
+        <w:pStyle w:val="Referencias"/>
+      </w:pPr>
+      <w:r>
+        <w:lastRenderedPageBreak/>
+        <w:t xml:space="preserve">MJV INNOVATION. </w:t>
+      </w:r>
+      <w:r>
+        <w:rPr>
+          <w:i/>
+          <w:iCs/>
+        </w:rPr>
+        <w:t>Ideação: o que é, etapas e ferramentas</w:t>
+      </w:r>
+      <w:r>
+        <w:t xml:space="preserve">. Disponível em: </w:t>
+      </w:r>
+      <w:hyperlink r:id="rId35" w:tgtFrame="_new" w:history="1">
+        <w:r>
+          <w:rPr>
+            <w:rStyle w:val="Hyperlink"/>
+          </w:rPr>
+          <w:t>https://www.mjvinnovation.com/pt-br/blog/ideacao-no-design-thinking/</w:t>
+        </w:r>
+      </w:hyperlink>
+      <w:r>
+        <w:t>. Acesso em: 18 jun. 2026.</w:t>
+      </w:r>
+    </w:p>
+    <w:p>
+      <w:pPr>
+        <w:pStyle w:val="Referencias"/>
+      </w:pPr>
+      <w:r>
+        <w:t xml:space="preserve">MJV INNOVATION. </w:t>
+      </w:r>
+      <w:r>
+        <w:rPr>
+          <w:i/>
+          <w:iCs/>
+        </w:rPr>
+        <w:t>Personas: entenda o conceito e conheça o seu cliente ideal</w:t>
+      </w:r>
+      <w:r>
+        <w:t xml:space="preserve">. Disponível em: </w:t>
+      </w:r>
+      <w:hyperlink r:id="rId36" w:tgtFrame="_new" w:history="1">
+        <w:r>
+          <w:rPr>
+            <w:rStyle w:val="Hyperlink"/>
+          </w:rPr>
+          <w:t>https://www.mjvinnovation.com/pt-br/blog/personas-uma-ferramenta-poderosa-no-design-thinking-2/</w:t>
+        </w:r>
+      </w:hyperlink>
+      <w:r>
+        <w:t>. Acesso em: 18 jun. 2026.</w:t>
+      </w:r>
+    </w:p>
+    <w:p>
+      <w:pPr>
+        <w:pStyle w:val="Referencias"/>
+      </w:pPr>
+      <w:r>
+        <w:t xml:space="preserve">MOREIRA, G. L. da R.; KNOLL, G. F. Elementos de gamificação no aplicativo </w:t>
+      </w:r>
+      <w:proofErr w:type="spellStart"/>
+      <w:r>
+        <w:t>Duolingo</w:t>
+      </w:r>
+      <w:proofErr w:type="spellEnd"/>
+      <w:r>
+        <w:t xml:space="preserve">. </w:t>
+      </w:r>
+      <w:proofErr w:type="spellStart"/>
+      <w:r>
+        <w:rPr>
+          <w:i/>
+          <w:iCs/>
+        </w:rPr>
+        <w:t>Disciplinarum</w:t>
+      </w:r>
+      <w:proofErr w:type="spellEnd"/>
+      <w:r>
+        <w:rPr>
+          <w:i/>
+          <w:iCs/>
+        </w:rPr>
+        <w:t xml:space="preserve"> </w:t>
+      </w:r>
+      <w:proofErr w:type="spellStart"/>
+      <w:r>
+        <w:rPr>
+          <w:i/>
+          <w:iCs/>
+        </w:rPr>
+        <w:t>Scientia</w:t>
+      </w:r>
+      <w:proofErr w:type="spellEnd"/>
+      <w:r>
+        <w:rPr>
+          <w:i/>
+          <w:iCs/>
+        </w:rPr>
+        <w:t xml:space="preserve"> | Ciências Humanas</w:t>
+      </w:r>
+      <w:r>
+        <w:t xml:space="preserve">, Santa Maria (RS, Brasil), v. 19, n. 2, p. 205–214, 2019. Disponível em: </w:t>
+      </w:r>
+      <w:hyperlink r:id="rId37" w:tgtFrame="_new" w:history="1">
+        <w:r>
+          <w:rPr>
+            <w:rStyle w:val="Hyperlink"/>
+          </w:rPr>
+          <w:t>https://periodicos.ufn.edu.br/index.php/disciplinarumCH/article/view/2923</w:t>
+        </w:r>
+      </w:hyperlink>
+      <w:r>
+        <w:t>. Acesso em: 14 jun. 2026.</w:t>
+      </w:r>
+    </w:p>
+    <w:p>
+      <w:pPr>
+        <w:pStyle w:val="Referencias"/>
+      </w:pPr>
+      <w:r>
+        <w:t xml:space="preserve">MORGADO, Fernanda. </w:t>
+      </w:r>
+      <w:r>
+        <w:rPr>
+          <w:i/>
+          <w:iCs/>
+        </w:rPr>
+        <w:t>A horta escolar na educação ambiental e alimentar: experiência do Projeto Horta Viva nas escolas municipais de Florianópolis</w:t>
+      </w:r>
+      <w:r>
+        <w:t xml:space="preserve">. 2006. 45 f. Relatório de Conclusão de Graduação (Graduação em Agronomia) – Universidade Federal de Santa Catarina, Florianópolis, 2006. Disponível em: </w:t>
+      </w:r>
+      <w:hyperlink r:id="rId38" w:tgtFrame="_new" w:history="1">
+        <w:r>
+          <w:rPr>
+            <w:rStyle w:val="Hyperlink"/>
+          </w:rPr>
+          <w:t>https://repositorio.ufsc.br/bitstream/handle/123456789/118768/230911.pdf</w:t>
+        </w:r>
+      </w:hyperlink>
+      <w:r>
+        <w:t>. Acesso em: 5 maio 2026.</w:t>
+      </w:r>
+    </w:p>
+    <w:p>
+      <w:pPr>
+        <w:pStyle w:val="Referencias"/>
+      </w:pPr>
+      <w:r>
+        <w:t xml:space="preserve">MYSQL. </w:t>
+      </w:r>
+      <w:r>
+        <w:rPr>
+          <w:i/>
+          <w:iCs/>
+        </w:rPr>
+        <w:t>MySQL</w:t>
+      </w:r>
+      <w:r>
+        <w:t xml:space="preserve">. Disponível em: </w:t>
+      </w:r>
+      <w:hyperlink r:id="rId39" w:tgtFrame="_new" w:history="1">
+        <w:r>
+          <w:rPr>
+            <w:rStyle w:val="Hyperlink"/>
+          </w:rPr>
+          <w:t>https://www.mysql.com</w:t>
+        </w:r>
+      </w:hyperlink>
+      <w:r>
+        <w:t>. Acesso em: 20 jul. 2026.</w:t>
+      </w:r>
+    </w:p>
+    <w:p>
+      <w:pPr>
+        <w:pStyle w:val="Referencias"/>
+      </w:pPr>
+      <w:r>
+        <w:t xml:space="preserve">NUNES, Ana Teixeira. </w:t>
+      </w:r>
+      <w:r>
+        <w:rPr>
+          <w:i/>
+          <w:iCs/>
+        </w:rPr>
+        <w:t>A horta escolar como estratégia de ensino de Educação Ambiental em escolas públicas da Educação Básica de Catalão/GO</w:t>
+      </w:r>
+      <w:r>
+        <w:t>. 2025. Trabalho de Conclusão de Curso – Instituto Federal Goiano, Catalão, 2025. Disponível em: https://repositorio.ifgoiano.edu.br/items/1d444033-a591-4abe-8f6b-1c9eb83ebe9e. Acesso em: 7 maio 2026.</w:t>
+      </w:r>
+    </w:p>
+    <w:p>
+      <w:pPr>
+        <w:pStyle w:val="Referencias"/>
+      </w:pPr>
+      <w:r>
+        <w:t xml:space="preserve">OLIVEIRA, Paulo et al. </w:t>
+      </w:r>
+      <w:r>
+        <w:rPr>
+          <w:i/>
+          <w:iCs/>
+        </w:rPr>
+        <w:t>Sustentabilidade na educação: impactos e desafios</w:t>
+      </w:r>
+      <w:r>
+        <w:t xml:space="preserve">. </w:t>
+      </w:r>
+      <w:r>
+        <w:rPr>
+          <w:i/>
+          <w:iCs/>
+        </w:rPr>
+        <w:t>Revista Foco</w:t>
+      </w:r>
+      <w:r>
+        <w:t xml:space="preserve">, v. 18, n. 4, p. 1-11, 2025. Disponível em: </w:t>
+      </w:r>
+      <w:hyperlink r:id="rId40" w:tgtFrame="_new" w:history="1">
+        <w:r>
+          <w:rPr>
+            <w:rStyle w:val="Hyperlink"/>
+          </w:rPr>
+          <w:t>https://ojs.focopublicacoes.com.br/foco/article/view/8286/5856</w:t>
+        </w:r>
+      </w:hyperlink>
+      <w:r>
+        <w:t>. Acesso em: 5 maio 2026.</w:t>
+      </w:r>
+    </w:p>
+    <w:p>
+      <w:pPr>
+        <w:pStyle w:val="Referencias"/>
+      </w:pPr>
+      <w:r>
+        <w:t xml:space="preserve">PHP. </w:t>
+      </w:r>
+      <w:r>
+        <w:rPr>
+          <w:i/>
+          <w:iCs/>
+        </w:rPr>
+        <w:t xml:space="preserve">PHP: Hypertext </w:t>
+      </w:r>
+      <w:proofErr w:type="spellStart"/>
+      <w:r>
+        <w:rPr>
+          <w:i/>
+          <w:iCs/>
+        </w:rPr>
+        <w:t>Preprocessor</w:t>
+      </w:r>
+      <w:proofErr w:type="spellEnd"/>
+      <w:r>
+        <w:t xml:space="preserve">. Disponível em: </w:t>
+      </w:r>
+      <w:hyperlink r:id="rId41" w:tgtFrame="_new" w:history="1">
+        <w:r>
+          <w:rPr>
+            <w:rStyle w:val="Hyperlink"/>
+          </w:rPr>
+          <w:t>https://www.php.net</w:t>
+        </w:r>
+      </w:hyperlink>
+      <w:r>
+        <w:t>. Acesso em: 18 jul. 2026.</w:t>
+      </w:r>
+    </w:p>
+    <w:p>
+      <w:pPr>
+        <w:pStyle w:val="Referencias"/>
+      </w:pPr>
+      <w:r>
+        <w:t xml:space="preserve">PREFEITURA DA CIDADE DO RIO DE JANEIRO. </w:t>
+      </w:r>
+      <w:r>
+        <w:rPr>
+          <w:i/>
+          <w:iCs/>
+        </w:rPr>
+        <w:t>Hortas Cariocas</w:t>
+      </w:r>
+      <w:r>
+        <w:t xml:space="preserve">. Disponível em: </w:t>
+      </w:r>
+      <w:hyperlink r:id="rId42" w:tgtFrame="_new" w:history="1">
+        <w:r>
+          <w:rPr>
+            <w:rStyle w:val="Hyperlink"/>
+          </w:rPr>
+          <w:t>https://carioca.rio/servicos/hortas-cariocas/</w:t>
+        </w:r>
+      </w:hyperlink>
+      <w:r>
+        <w:t>. Acesso em: 29 jul. 2026.</w:t>
+      </w:r>
+    </w:p>
+    <w:p>
+      <w:pPr>
+        <w:pStyle w:val="Referencias"/>
+      </w:pPr>
+      <w:r>
+        <w:t xml:space="preserve">PRIETO-ANDREU, Joel Manuel; GOMEZ-ESCALONILLA-TORRIJOS, Juan Diego; SAID-HUNG, Elias. Gamificação, motivação e desempenho na educação: uma revisão sistemática. </w:t>
+      </w:r>
+      <w:r>
+        <w:rPr>
+          <w:i/>
+          <w:iCs/>
+        </w:rPr>
+        <w:t>Educare</w:t>
+      </w:r>
+      <w:r>
+        <w:t>, Heredia, v. 26, n. 1, p. 251-273, abr. 2022. Disponível em: http://www.scielo.sa.cr/scielo.php?script=sci_arttext&amp;pid=S1409-42582022000100251&amp;lng=en&amp;nrm=iso. DOI: http://dx.doi.org/10.15359/ree.26-1.14. Acesso em: 5 ago. 2026.</w:t>
+      </w:r>
+    </w:p>
+    <w:p>
+      <w:pPr>
+        <w:pStyle w:val="Referencias"/>
+      </w:pPr>
+      <w:r>
+        <w:t xml:space="preserve">REACT. </w:t>
+      </w:r>
+      <w:r>
+        <w:rPr>
+          <w:i/>
+          <w:iCs/>
+          <w:lang w:val="en-US"/>
+        </w:rPr>
+        <w:t>React – A library for web and native user interfaces</w:t>
+      </w:r>
+      <w:r>
+        <w:rPr>
+          <w:lang w:val="en-US"/>
+        </w:rPr>
+        <w:t xml:space="preserve">. </w:t>
+      </w:r>
+      <w:r>
+        <w:t xml:space="preserve">Disponível em: </w:t>
+      </w:r>
+      <w:hyperlink r:id="rId43" w:tgtFrame="_new" w:history="1">
+        <w:r>
+          <w:rPr>
+            <w:rStyle w:val="Hyperlink"/>
+          </w:rPr>
+          <w:t>https://react.dev/reference/react</w:t>
+        </w:r>
+      </w:hyperlink>
+      <w:r>
+        <w:t>. Acesso em: 18 jul. 2026.</w:t>
+      </w:r>
+    </w:p>
+    <w:p>
+      <w:pPr>
+        <w:pStyle w:val="Referencias"/>
+      </w:pPr>
+      <w:r>
+        <w:t xml:space="preserve">SÃO PAULO (Município). Secretaria Municipal de Educação. </w:t>
+      </w:r>
+      <w:r>
+        <w:rPr>
+          <w:i/>
+          <w:iCs/>
+        </w:rPr>
+        <w:t>Hortas Escolares: implantação, manutenção e uso pedagógico</w:t>
+      </w:r>
+      <w:r>
+        <w:t xml:space="preserve">. </w:t>
+      </w:r>
+      <w:r>
+        <w:rPr>
+          <w:i/>
+          <w:iCs/>
+        </w:rPr>
+        <w:t>Manual de Normas e Procedimentos</w:t>
+      </w:r>
+      <w:r>
+        <w:t xml:space="preserve">, </w:t>
+      </w:r>
+      <w:r>
+        <w:lastRenderedPageBreak/>
+        <w:t xml:space="preserve">[s.d.]. Disponível em: </w:t>
+      </w:r>
+      <w:hyperlink r:id="rId44" w:tgtFrame="_new" w:history="1">
+        <w:r>
+          <w:rPr>
+            <w:rStyle w:val="Hyperlink"/>
+          </w:rPr>
+          <w:t>https://manual.sme.prefeitura.sp.gov.br</w:t>
+        </w:r>
+      </w:hyperlink>
+      <w:r>
+        <w:t>. Acesso em: 29 jul. 2026.</w:t>
+      </w:r>
+    </w:p>
+    <w:p>
+      <w:pPr>
+        <w:pStyle w:val="Referencias"/>
+        <w:rPr>
+          <w:lang w:val="en-US"/>
+        </w:rPr>
+      </w:pPr>
+      <w:r>
+        <w:t xml:space="preserve">SEMINÁRIO DE EDUCAÇÃO A DISTÂNCIA (SEADCO). Gamificação: uma proposta de aplicação da plataforma </w:t>
+      </w:r>
+      <w:proofErr w:type="spellStart"/>
+      <w:r>
+        <w:t>Classcraft</w:t>
+      </w:r>
+      <w:proofErr w:type="spellEnd"/>
+      <w:r>
+        <w:t xml:space="preserve"> nas aulas de Jogos Educativos do IFPI – Campus Teresina Zona Sul. </w:t>
+      </w:r>
+      <w:r>
+        <w:rPr>
+          <w:i/>
+          <w:iCs/>
+        </w:rPr>
+        <w:t>Anais do Seminário de Educação a Distância</w:t>
+      </w:r>
+      <w:r>
+        <w:t xml:space="preserve">. Disponível em: https://sol.sbc.org.br/index.php/seadco/article/view/20399. </w:t>
+      </w:r>
+      <w:proofErr w:type="spellStart"/>
+      <w:r>
+        <w:rPr>
+          <w:lang w:val="en-US"/>
+        </w:rPr>
+        <w:t>Acesso</w:t>
+      </w:r>
+      <w:proofErr w:type="spellEnd"/>
+      <w:r>
+        <w:rPr>
+          <w:lang w:val="en-US"/>
+        </w:rPr>
+        <w:t xml:space="preserve"> </w:t>
+      </w:r>
+      <w:proofErr w:type="spellStart"/>
+      <w:r>
+        <w:rPr>
+          <w:lang w:val="en-US"/>
+        </w:rPr>
+        <w:t>em</w:t>
+      </w:r>
+      <w:proofErr w:type="spellEnd"/>
+      <w:r>
+        <w:rPr>
+          <w:lang w:val="en-US"/>
+        </w:rPr>
+        <w:t xml:space="preserve">: 29 </w:t>
+      </w:r>
+      <w:proofErr w:type="spellStart"/>
+      <w:r>
+        <w:rPr>
+          <w:lang w:val="en-US"/>
+        </w:rPr>
+        <w:t>jul.</w:t>
+      </w:r>
+      <w:proofErr w:type="spellEnd"/>
+      <w:r>
+        <w:rPr>
+          <w:lang w:val="en-US"/>
+        </w:rPr>
+        <w:t xml:space="preserve"> 2026.</w:t>
+      </w:r>
+    </w:p>
+    <w:p>
+      <w:pPr>
+        <w:pStyle w:val="Referencias"/>
+      </w:pPr>
+      <w:r>
+        <w:rPr>
+          <w:lang w:val="en-US"/>
+        </w:rPr>
+        <w:t xml:space="preserve">SHORTT, Mitchell et al. </w:t>
+      </w:r>
+      <w:r>
+        <w:rPr>
+          <w:i/>
+          <w:iCs/>
+          <w:lang w:val="en-US"/>
+        </w:rPr>
+        <w:t>Gamification in mobile-assisted language learning: a systematic review of Duolingo literature from public release of 2012 to early 2020</w:t>
+      </w:r>
+      <w:r>
+        <w:rPr>
+          <w:lang w:val="en-US"/>
+        </w:rPr>
+        <w:t xml:space="preserve">. </w:t>
+      </w:r>
+      <w:r>
+        <w:rPr>
+          <w:i/>
+          <w:iCs/>
+          <w:lang w:val="en-US"/>
+        </w:rPr>
+        <w:t>Computer Assisted Language Learning</w:t>
+      </w:r>
+      <w:r>
+        <w:rPr>
+          <w:lang w:val="en-US"/>
+        </w:rPr>
+        <w:t xml:space="preserve">, v. 36, n. 3, p. 517-554, 2023. DOI: 10.1080/09588221.2021.1933540. </w:t>
+      </w:r>
+      <w:proofErr w:type="spellStart"/>
+      <w:r>
+        <w:rPr>
+          <w:lang w:val="en-US"/>
+        </w:rPr>
+        <w:t>Disponível</w:t>
+      </w:r>
+      <w:proofErr w:type="spellEnd"/>
+      <w:r>
+        <w:rPr>
+          <w:lang w:val="en-US"/>
+        </w:rPr>
+        <w:t xml:space="preserve"> </w:t>
+      </w:r>
+      <w:proofErr w:type="spellStart"/>
+      <w:r>
+        <w:rPr>
+          <w:lang w:val="en-US"/>
+        </w:rPr>
+        <w:t>em</w:t>
+      </w:r>
+      <w:proofErr w:type="spellEnd"/>
+      <w:r>
+        <w:rPr>
+          <w:lang w:val="en-US"/>
+        </w:rPr>
+        <w:t xml:space="preserve">: https://www.researchgate.net/publication/351746804_Gamification_in_mobile-assisted_language_learning_A_systematic_review_of_Duolingo_literature_from_public_release_of_2012_to_early_2020#pf1f. </w:t>
+      </w:r>
+      <w:r>
+        <w:t>Acesso em: 11 jun. 2026.</w:t>
+      </w:r>
+    </w:p>
+    <w:p>
+      <w:pPr>
+        <w:pStyle w:val="Referencias"/>
+      </w:pPr>
+      <w:r>
+        <w:t xml:space="preserve">SILVA, </w:t>
+      </w:r>
+      <w:proofErr w:type="spellStart"/>
+      <w:r>
+        <w:t>Ediner</w:t>
+      </w:r>
+      <w:proofErr w:type="spellEnd"/>
+      <w:r>
+        <w:t xml:space="preserve"> Costa da. </w:t>
+      </w:r>
+      <w:r>
+        <w:rPr>
+          <w:i/>
+          <w:iCs/>
+        </w:rPr>
+        <w:t>A importância da catalogação, utilização e do cultivo de hortaliças e plantas medicinais para ensino e aprendizagem dos alunos em uma comunidade escolar</w:t>
+      </w:r>
+      <w:r>
+        <w:t xml:space="preserve">. 2021. Trabalho de Conclusão de Curso (Especialização em Ensino de Ciências) – Universidade da Integração Internacional da Lusofonia Afro-Brasileira (UNILAB), Redenção, 2021. Disponível em: </w:t>
+      </w:r>
+      <w:hyperlink r:id="rId45" w:tgtFrame="_new" w:history="1">
+        <w:r>
+          <w:rPr>
+            <w:rStyle w:val="Hyperlink"/>
+          </w:rPr>
+          <w:t>https://repositorio.unilab.edu.br/jspui/handle/123456789/6383</w:t>
+        </w:r>
+      </w:hyperlink>
+      <w:r>
+        <w:t>. Acesso em: 7 maio 2026.</w:t>
+      </w:r>
+    </w:p>
+    <w:p>
+      <w:pPr>
+        <w:pStyle w:val="Referencias"/>
+      </w:pPr>
+      <w:r>
+        <w:t xml:space="preserve">SILVA, José Erivelton de Souza et al. A horta escolar como ferramenta para o desenvolvimento da educação socioambiental e socioemocional. In: </w:t>
+      </w:r>
+      <w:r>
+        <w:rPr>
+          <w:i/>
+          <w:iCs/>
+        </w:rPr>
+        <w:t>Educação, meio ambiente e práticas pedagógicas</w:t>
+      </w:r>
+      <w:r>
+        <w:t xml:space="preserve">. São Luís: AYA Editora, 2021. Disponível em: </w:t>
+      </w:r>
+      <w:hyperlink r:id="rId46" w:tgtFrame="_new" w:history="1">
+        <w:r>
+          <w:rPr>
+            <w:rStyle w:val="Hyperlink"/>
+          </w:rPr>
+          <w:t>https://ayaeditora.com.br/livros/LF026C21.pdf</w:t>
+        </w:r>
+      </w:hyperlink>
+      <w:r>
+        <w:t>. Acesso em: 5 ago. 2026.</w:t>
+      </w:r>
+    </w:p>
+    <w:p>
+      <w:pPr>
+        <w:pStyle w:val="Referencias"/>
+      </w:pPr>
+      <w:r>
+        <w:rPr>
+          <w:lang w:val="en-US"/>
+        </w:rPr>
+        <w:t xml:space="preserve">TYPESCRIPT. </w:t>
+      </w:r>
+      <w:r>
+        <w:rPr>
+          <w:i/>
+          <w:iCs/>
+          <w:lang w:val="en-US"/>
+        </w:rPr>
+        <w:t>TypeScript: JavaScript with syntax for types</w:t>
+      </w:r>
+      <w:r>
+        <w:rPr>
+          <w:lang w:val="en-US"/>
+        </w:rPr>
+        <w:t xml:space="preserve">. </w:t>
+      </w:r>
+      <w:r>
+        <w:t xml:space="preserve">Disponível em: </w:t>
+      </w:r>
+      <w:hyperlink r:id="rId47" w:tgtFrame="_new" w:history="1">
+        <w:r>
+          <w:rPr>
+            <w:rStyle w:val="Hyperlink"/>
+          </w:rPr>
+          <w:t>https://www.typescriptlang.org</w:t>
+        </w:r>
+      </w:hyperlink>
+      <w:r>
+        <w:t>. Acesso em: 18 jul. 2026.</w:t>
+      </w:r>
+    </w:p>
+    <w:p>
+      <w:pPr>
+        <w:pStyle w:val="Referencias"/>
+      </w:pPr>
+      <w:r>
+        <w:t xml:space="preserve">VALENÇA, Adriana Rezende et al. Gamificação na Educação Básica: o uso de elementos dos jogos digitais como estratégia para potencializar a aprendizagem e a participação escolar. </w:t>
+      </w:r>
+      <w:r>
+        <w:rPr>
+          <w:i/>
+          <w:iCs/>
+        </w:rPr>
+        <w:t>Revista Tópicos</w:t>
+      </w:r>
+      <w:r>
+        <w:t>, Rio de Janeiro, v. 4, n. 34, p. 1-36, 2026. Disponível em: https://doi.org/10.70773/revistatopicos/782197964. Acesso em: 29 jul. 2026.</w:t>
+      </w:r>
+    </w:p>
+    <w:p>
+      <w:pPr>
+        <w:pStyle w:val="Referencias"/>
+      </w:pPr>
+      <w:r>
+        <w:t xml:space="preserve">VENDRAMINI, William James. Horta escolar como atividade pedagógica para o desenvolvimento do protagonismo estudantil. </w:t>
+      </w:r>
+      <w:r>
+        <w:rPr>
+          <w:i/>
+          <w:iCs/>
+        </w:rPr>
+        <w:t>Geografia: Ambiente, Educação e Sociedades</w:t>
+      </w:r>
+      <w:r>
+        <w:t xml:space="preserve">, v. 4, n. 8, p. 91-104, 2025. Disponível em: </w:t>
+      </w:r>
+      <w:hyperlink r:id="rId48" w:tgtFrame="_new" w:history="1">
+        <w:r>
+          <w:rPr>
+            <w:rStyle w:val="Hyperlink"/>
+          </w:rPr>
+          <w:t>https://periodicos.unemat.br/index.php/geoambes/article/view/14670</w:t>
+        </w:r>
+      </w:hyperlink>
+      <w:r>
+        <w:t>. Acesso em: 7 maio 2026.</w:t>
+      </w:r>
+    </w:p>
+    <w:p>
+      <w:pPr>
+        <w:pStyle w:val="Referencias"/>
+      </w:pPr>
+      <w:r>
         <w:t xml:space="preserve">VIANNA, Maurício; VIANNA, </w:t>
       </w:r>
       <w:proofErr w:type="spellStart"/>
@@ -17292,819 +18181,79 @@
       </w:r>
       <w:proofErr w:type="spellEnd"/>
       <w:r>
-        <w:t xml:space="preserve">; ADLER, Isabel K.; LUCENA, Brenda; RUSSO, Beatriz. Design </w:t>
+        <w:t xml:space="preserve">; ADLER, Isabel K.; LUCENA, Brenda; RUSSO, Beatriz. </w:t>
+      </w:r>
+      <w:r>
+        <w:rPr>
+          <w:i/>
+          <w:iCs/>
+        </w:rPr>
+        <w:t xml:space="preserve">Design </w:t>
       </w:r>
       <w:proofErr w:type="spellStart"/>
       <w:r>
+        <w:rPr>
+          <w:i/>
+          <w:iCs/>
+        </w:rPr>
         <w:t>Thinking</w:t>
       </w:r>
       <w:proofErr w:type="spellEnd"/>
       <w:r>
-        <w:t>: inovação em negócios. Rio de Janeiro: MJV Press, 2012.</w:t>
+        <w:rPr>
+          <w:i/>
+          <w:iCs/>
+        </w:rPr>
+        <w:t>: inovação em negócios</w:t>
+      </w:r>
+      <w:r>
+        <w:t>. Rio de Janeiro: MJV Press, 2012.</w:t>
       </w:r>
     </w:p>
     <w:p>
       <w:pPr>
         <w:pStyle w:val="Referencias"/>
-      </w:pPr>
-      <w:r>
-        <w:t>FADEL, Luciane Maria; ULBRICHT, Vania Ribas; BATISTA, Cláudia Regina; VANZIN, Tarcísio. Gamificação na Educação. São Paulo: Pimenta Cultural, 2014.</w:t>
-      </w:r>
-    </w:p>
-    <w:p>
-      <w:pPr>
-        <w:pStyle w:val="Referencias"/>
-      </w:pPr>
-      <w:r>
-        <w:t xml:space="preserve">LOPES, João Carlos </w:t>
+        <w:rPr>
+          <w:lang w:val="en-US"/>
+        </w:rPr>
+      </w:pPr>
+      <w:r>
+        <w:t xml:space="preserve">ZENDESK. </w:t>
+      </w:r>
+      <w:r>
+        <w:rPr>
+          <w:i/>
+          <w:iCs/>
+        </w:rPr>
+        <w:t xml:space="preserve">O que é Golden Circle: entenda o conceito de Simon </w:t>
       </w:r>
       <w:proofErr w:type="spellStart"/>
       <w:r>
-        <w:t>Raguzzoni</w:t>
+        <w:rPr>
+          <w:i/>
+          <w:iCs/>
+        </w:rPr>
+        <w:t>Sinek</w:t>
       </w:r>
       <w:proofErr w:type="spellEnd"/>
       <w:r>
-        <w:t>. Conhecimentos populares dos alunos como referência para o ensino de Botânica no Ensino Médio. 2018. Dissertação (Mestrado) – Universidade Federal Rural do Rio de Janeiro (UFRRJ), Seropédica, 2018. Disponível em: https://rima.ufrrj.br/jspui/handle/20.500.14407/14961. Acesso em: 7 maio 2026.</w:t>
-      </w:r>
-    </w:p>
-    <w:p>
-      <w:pPr>
-        <w:pStyle w:val="Referencias"/>
-      </w:pPr>
-      <w:r>
-        <w:t xml:space="preserve">BARCELOS, Carlos. Diagrama de casos de uso. Documentação UML, </w:t>
-      </w:r>
-      <w:proofErr w:type="spellStart"/>
-      <w:r>
-        <w:t>Medium</w:t>
-      </w:r>
-      <w:proofErr w:type="spellEnd"/>
-      <w:r>
-        <w:t>, 2019. Disponível em: https://medium.com/documentaçao-uml/diagrama-de-casos-de-uso-b13221668fed. Acesso em: 18 jun. 2026.</w:t>
-      </w:r>
-    </w:p>
-    <w:p>
-      <w:pPr>
-        <w:pStyle w:val="Referencias"/>
-      </w:pPr>
-      <w:r>
-        <w:lastRenderedPageBreak/>
-        <w:t>IPEA – INSTITUTO DE PESQUISA ECONÔMICA APLICADA. ODS 4 – Educação de Qualidade. Brasília, DF: Ipea, [2019?]. Disponível em: https://www.ipea.gov.br/ods/ods4.html. Acesso em: 7 maio 2026.</w:t>
-      </w:r>
-    </w:p>
-    <w:p>
-      <w:pPr>
-        <w:pStyle w:val="Referencias"/>
-      </w:pPr>
-      <w:r>
-        <w:t xml:space="preserve">MOREIRA, G. L. da R.; KNOLL, G. F. Elementos de gamificação no aplicativo </w:t>
-      </w:r>
-      <w:proofErr w:type="spellStart"/>
-      <w:r>
-        <w:t>Duolingo</w:t>
-      </w:r>
-      <w:proofErr w:type="spellEnd"/>
-      <w:r>
-        <w:t xml:space="preserve">. </w:t>
-      </w:r>
-      <w:proofErr w:type="spellStart"/>
-      <w:r>
-        <w:t>Disciplinarum</w:t>
-      </w:r>
-      <w:proofErr w:type="spellEnd"/>
-      <w:r>
-        <w:t xml:space="preserve"> </w:t>
-      </w:r>
-      <w:proofErr w:type="spellStart"/>
-      <w:r>
-        <w:t>Scientia</w:t>
-      </w:r>
-      <w:proofErr w:type="spellEnd"/>
-      <w:r>
-        <w:t xml:space="preserve"> | Ciências Humanas, Santa Maria (RS, Brasil), v. 19, n. 2, p. 205–214, 2019. Disponível em: https://periodicos.ufn.edu.br/index.php/disciplinarumCH/article/view/2923. Acesso em: 14 jun. 2026.</w:t>
-      </w:r>
-    </w:p>
-    <w:p>
-      <w:pPr>
-        <w:pStyle w:val="Referencias"/>
-      </w:pPr>
-      <w:r>
-        <w:t xml:space="preserve">MOREIRA, G. L. da R.; KNOLL, G. F. Elementos de gamificação no aplicativo </w:t>
-      </w:r>
-      <w:proofErr w:type="spellStart"/>
-      <w:r>
-        <w:t>Duolingo</w:t>
-      </w:r>
-      <w:proofErr w:type="spellEnd"/>
-      <w:r>
-        <w:t xml:space="preserve">. </w:t>
-      </w:r>
-      <w:proofErr w:type="spellStart"/>
-      <w:r>
-        <w:t>Disciplinarum</w:t>
-      </w:r>
-      <w:proofErr w:type="spellEnd"/>
-      <w:r>
-        <w:t xml:space="preserve"> </w:t>
-      </w:r>
-      <w:proofErr w:type="spellStart"/>
-      <w:r>
-        <w:t>Scientia</w:t>
-      </w:r>
-      <w:proofErr w:type="spellEnd"/>
-      <w:r>
-        <w:t xml:space="preserve"> | Ciências Humanas, Santa Maria (RS, Brasil), v. 19, n. 2, p. 205–214, 2019. Disponível em: https://periodicos.ufn.edu.br/index.php/disciplinarumCH/article/view/2923. Acesso em: 14 jun. 2026.</w:t>
-      </w:r>
-    </w:p>
-    <w:p>
-      <w:pPr>
-        <w:pStyle w:val="Referencias"/>
-      </w:pPr>
-      <w:r>
-        <w:t>INSTITUTO AKATU. Instituto Akatu lança aplicativo que incentiva alimentação saudável para jovens. [</w:t>
-      </w:r>
-      <w:proofErr w:type="spellStart"/>
-      <w:r>
-        <w:t>S.l</w:t>
-      </w:r>
-      <w:proofErr w:type="spellEnd"/>
-      <w:r>
-        <w:t>.], [2021?]. Disponível em: https://akatu.org.br/instituto-akatu-lanca-aplicativo-que-incentiva-alimentacao-saudavel-para-jovens/. Acesso em: 29 jul. 2026.</w:t>
-      </w:r>
-    </w:p>
-    <w:p>
-      <w:pPr>
-        <w:pStyle w:val="Referencias"/>
-      </w:pPr>
-      <w:r>
-        <w:t xml:space="preserve">SILVA, </w:t>
-      </w:r>
-      <w:proofErr w:type="spellStart"/>
-      <w:r>
-        <w:t>Ediner</w:t>
-      </w:r>
-      <w:proofErr w:type="spellEnd"/>
-      <w:r>
-        <w:t xml:space="preserve"> Costa da. A importância da catalogação, utilização e do cultivo de hortaliças e plantas medicinais para ensino e aprendizagem dos alunos em uma comunidade escolar. 2021. Trabalho de Conclusão de Curso (Especialização em Ensino de Ciências) – Universidade da Integração Internacional da Lusofonia Afro-Brasileira (UNILAB), Redenção, 2021. Disponível em: https://repositorio.unilab.edu.br/jspui/handle/123456789/6383. Acesso em: 7 maio 2026.</w:t>
-      </w:r>
-    </w:p>
-    <w:p>
-      <w:pPr>
-        <w:pStyle w:val="Referencias"/>
-      </w:pPr>
-      <w:r>
-        <w:t xml:space="preserve">SILVA, </w:t>
-      </w:r>
-      <w:proofErr w:type="spellStart"/>
-      <w:r>
-        <w:t>Ediner</w:t>
-      </w:r>
-      <w:proofErr w:type="spellEnd"/>
-      <w:r>
-        <w:t xml:space="preserve"> Costa da. A importância da catalogação, utilização e do cultivo de hortaliças e plantas medicinais para ensino e aprendizagem dos alunos em uma comunidade escolar. 2021. Trabalho de Conclusão de Curso (Especialização em Ensino de Ciências) – Universidade da Integração Internacional da Lusofonia Afro-Brasileira (UNILAB), Redenção, 2021. Disponível em: https://repositorio.unilab.edu.br/jspui/handle/123456789/6383. Acesso em: 7 maio 2026.</w:t>
-      </w:r>
-    </w:p>
-    <w:p>
-      <w:pPr>
-        <w:pStyle w:val="Referencias"/>
-      </w:pPr>
-      <w:r>
-        <w:t>ERWIN, Inc. Modelagem conceitual de dados. Disponível em: https://www.erwin.com/br-pt/solutions/data-modeling/conceptual.aspx. Acesso em: 17 jun. 2025.</w:t>
-      </w:r>
-    </w:p>
-    <w:p>
-      <w:pPr>
-        <w:pStyle w:val="Referencias"/>
-      </w:pPr>
-      <w:r>
-        <w:t xml:space="preserve">MATOS, </w:t>
-      </w:r>
-      <w:proofErr w:type="spellStart"/>
-      <w:r>
-        <w:t>Janara</w:t>
-      </w:r>
-      <w:proofErr w:type="spellEnd"/>
-      <w:r>
-        <w:t xml:space="preserve"> de Camargo; GASPAR, Fabiana. Green </w:t>
-      </w:r>
-      <w:proofErr w:type="spellStart"/>
-      <w:r>
-        <w:t>School</w:t>
-      </w:r>
-      <w:proofErr w:type="spellEnd"/>
-      <w:r>
-        <w:t>: aplicativo para gerenciamento de horta escolar sustentável. Ensino &amp; Pesquisa, União da Vitória, v. 23, n. 1, p. 483-495, 2025. DOI: https://doi.org/10.33871/23594381.2025.23.1.9331. Acesso em: 29 jul. 2026.</w:t>
-      </w:r>
-    </w:p>
-    <w:p>
-      <w:pPr>
-        <w:pStyle w:val="Referencias"/>
-      </w:pPr>
-      <w:r>
-        <w:t>NUNES, Ana Teixeira. A horta escolar como estratégia de ensino de Educação Ambiental em escolas públicas da Educação Básica de Catalão/GO. 2025. Trabalho de Conclusão de Curso – Instituto Federal Goiano, Catalão, 2025. Disponível em: https://repositorio.ifgoiano.edu.br/items/1d444033-a591-4abe-8f6b-1c9eb83ebe9e. Acesso em: 7 maio 2026.</w:t>
-      </w:r>
-    </w:p>
-    <w:p>
-      <w:pPr>
-        <w:pStyle w:val="Referencias"/>
-      </w:pPr>
-      <w:r>
-        <w:lastRenderedPageBreak/>
-        <w:t>OLIVEIRA, Paulo et al. SUSTENTABILIDADE NA EDUCAÇÃO: IMPACTOS E DESAFIOS. Revista Foco, v. 18, n. 4, p. 1-11, 2025. Disponível em: https://ojs.focopublicacoes.com.br/foco/article/view/8286/5856.  Acesso em: 5 maio 2026.</w:t>
-      </w:r>
-    </w:p>
-    <w:p>
-      <w:pPr>
-        <w:pStyle w:val="Referencias"/>
-      </w:pPr>
-      <w:r>
-        <w:t>VENDRAMINI, William James. Horta escolar como atividade pedagógica para o desenvolvimento do protagonismo estudantil. Geografia: Ambiente, Educação e Sociedades, v. 4, n. 8, p. 91-104, 2025. Disponível em: https://periodicos.unemat.br/index.php/geoambes/article/view/14670. Acesso em: 7 maio 2026.</w:t>
-      </w:r>
-    </w:p>
-    <w:p>
-      <w:pPr>
-        <w:pStyle w:val="Referencias"/>
-      </w:pPr>
-      <w:r>
-        <w:t>VENDRAMINI, William James. Horta escolar como atividade pedagógica para o desenvolvimento do protagonismo estudantil. Geografia: Ambiente, Educação e Sociedades, v. 4, n. 8, p. 91-104, 2025. Disponível em: https://periodicos.unemat.br/index.php/geoambes/article/view/14670. Acesso em: 7 maio 2026.</w:t>
-      </w:r>
-    </w:p>
-    <w:p>
-      <w:pPr>
-        <w:pStyle w:val="Referencias"/>
-      </w:pPr>
-      <w:r>
-        <w:t xml:space="preserve">ALMEIDA, A. B. B. et al. Gamificação com o uso do </w:t>
-      </w:r>
-      <w:proofErr w:type="spellStart"/>
-      <w:proofErr w:type="gramStart"/>
-      <w:r>
-        <w:t>Kahoot</w:t>
-      </w:r>
-      <w:proofErr w:type="spellEnd"/>
-      <w:r>
-        <w:t>!:</w:t>
-      </w:r>
-      <w:proofErr w:type="gramEnd"/>
-      <w:r>
-        <w:t xml:space="preserve"> utilização de </w:t>
-      </w:r>
-      <w:proofErr w:type="spellStart"/>
-      <w:r>
-        <w:t>quizzes</w:t>
-      </w:r>
-      <w:proofErr w:type="spellEnd"/>
-      <w:r>
-        <w:t xml:space="preserve"> em sala de aula no Ensino Fundamental I. Revista Foco, v. 16, n. 11, e3782, 2023. Disponível em: https://doi.org/10.54751/revistafoco.v16n11-235. Acesso em: 29 jul. 2026.</w:t>
-      </w:r>
-    </w:p>
-    <w:p>
-      <w:pPr>
-        <w:pStyle w:val="Referencias"/>
-      </w:pPr>
-      <w:r>
-        <w:rPr>
-          <w:lang w:val="en-US"/>
-        </w:rPr>
-        <w:t xml:space="preserve">ASPARGO. </w:t>
-      </w:r>
-      <w:proofErr w:type="spellStart"/>
-      <w:r>
-        <w:rPr>
-          <w:lang w:val="en-US"/>
-        </w:rPr>
-        <w:t>AsparGo</w:t>
-      </w:r>
-      <w:proofErr w:type="spellEnd"/>
-      <w:r>
-        <w:rPr>
-          <w:lang w:val="en-US"/>
-        </w:rPr>
-        <w:t xml:space="preserve">: Learn How to Garden. </w:t>
-      </w:r>
-      <w:r>
-        <w:t>[</w:t>
-      </w:r>
-      <w:proofErr w:type="spellStart"/>
-      <w:r>
-        <w:t>S.l</w:t>
-      </w:r>
-      <w:proofErr w:type="spellEnd"/>
-      <w:r>
-        <w:t xml:space="preserve">.]: </w:t>
-      </w:r>
-      <w:proofErr w:type="spellStart"/>
-      <w:r>
-        <w:t>AsparGo</w:t>
-      </w:r>
-      <w:proofErr w:type="spellEnd"/>
-      <w:r>
-        <w:t xml:space="preserve"> </w:t>
-      </w:r>
-      <w:proofErr w:type="spellStart"/>
-      <w:r>
-        <w:t>Pty</w:t>
-      </w:r>
-      <w:proofErr w:type="spellEnd"/>
-      <w:r>
-        <w:t xml:space="preserve"> Ltd, [2023?]. Disponível em: https://www.aspargo.com.au. Acesso em: 29 jul. 2026.</w:t>
-      </w:r>
-    </w:p>
-    <w:p>
-      <w:pPr>
-        <w:pStyle w:val="Referencias"/>
-        <w:rPr>
-          <w:lang w:val="en-US"/>
-        </w:rPr>
-      </w:pPr>
-      <w:r>
-        <w:rPr>
-          <w:lang w:val="en-US"/>
-        </w:rPr>
-        <w:t xml:space="preserve">SHORTT, Mitchell et al. Gamification in mobile-assisted language learning: a systematic review of Duolingo literature from public release of 2012 to early 2020. Computer Assisted Language Learning, v. 36, n. 3, p. 517-554, 2023. DOI: 10.1080/09588221.2021.1933540. </w:t>
-      </w:r>
-      <w:proofErr w:type="spellStart"/>
-      <w:r>
-        <w:rPr>
-          <w:lang w:val="en-US"/>
-        </w:rPr>
-        <w:t>Disponível</w:t>
-      </w:r>
-      <w:proofErr w:type="spellEnd"/>
-      <w:r>
-        <w:rPr>
-          <w:lang w:val="en-US"/>
-        </w:rPr>
-        <w:t xml:space="preserve"> </w:t>
-      </w:r>
-      <w:proofErr w:type="spellStart"/>
-      <w:r>
-        <w:rPr>
-          <w:lang w:val="en-US"/>
-        </w:rPr>
-        <w:t>em</w:t>
-      </w:r>
-      <w:proofErr w:type="spellEnd"/>
-      <w:r>
-        <w:rPr>
-          <w:lang w:val="en-US"/>
-        </w:rPr>
-        <w:t xml:space="preserve">: https://www.researchgate.net/publication/351746804_Gamification_in_mobile-assisted_language_learning_A_systematic_review_of_Duolingo_literature_from_public_release_of_2012_to_early_2020#pf1f. </w:t>
-      </w:r>
-      <w:proofErr w:type="spellStart"/>
-      <w:r>
-        <w:rPr>
-          <w:lang w:val="en-US"/>
-        </w:rPr>
-        <w:t>Acesso</w:t>
-      </w:r>
-      <w:proofErr w:type="spellEnd"/>
-      <w:r>
-        <w:rPr>
-          <w:lang w:val="en-US"/>
-        </w:rPr>
-        <w:t xml:space="preserve"> </w:t>
-      </w:r>
-      <w:proofErr w:type="spellStart"/>
-      <w:r>
-        <w:rPr>
-          <w:lang w:val="en-US"/>
-        </w:rPr>
-        <w:t>em</w:t>
-      </w:r>
-      <w:proofErr w:type="spellEnd"/>
-      <w:r>
-        <w:rPr>
-          <w:lang w:val="en-US"/>
-        </w:rPr>
-        <w:t>: 11 de jun. de 2026.</w:t>
-      </w:r>
-    </w:p>
-    <w:p>
-      <w:pPr>
-        <w:pStyle w:val="Referencias"/>
-      </w:pPr>
-      <w:r>
-        <w:rPr>
-          <w:lang w:val="en-US"/>
-        </w:rPr>
-        <w:t xml:space="preserve">SHORTT, M. et al. Gamification in mobile-assisted language learning: a systematic review of Duolingo literature. </w:t>
-      </w:r>
-      <w:r>
-        <w:t xml:space="preserve">Computer </w:t>
-      </w:r>
-      <w:proofErr w:type="spellStart"/>
-      <w:r>
-        <w:t>Assisted</w:t>
-      </w:r>
-      <w:proofErr w:type="spellEnd"/>
-      <w:r>
-        <w:t xml:space="preserve"> </w:t>
-      </w:r>
-      <w:proofErr w:type="spellStart"/>
-      <w:r>
-        <w:t>Language</w:t>
-      </w:r>
-      <w:proofErr w:type="spellEnd"/>
-      <w:r>
-        <w:t xml:space="preserve"> Learning, v. 36, n. 3, p. 517–554, 2023.</w:t>
-      </w:r>
-    </w:p>
-    <w:p>
-      <w:pPr>
-        <w:pStyle w:val="Referencias"/>
-      </w:pPr>
-      <w:r>
-        <w:t>FERREIRA, Arthur; PEREIRA, Vanessa; FIORE, Fabiana. Princípios e Barreiras de Educação para Sustentabilidade Identificados nas Atividades do Projeto Escola Sustentável. Ambiente &amp; Sociedade, São Paulo, v. 27, p. 1-23, 2024. Disponível em: https://doi.org/10.1590/1809-4422asoc00052vu27L3AO. Acesso em: 5 maio 2026.</w:t>
-      </w:r>
-    </w:p>
-    <w:p>
-      <w:pPr>
-        <w:pStyle w:val="Referencias"/>
-      </w:pPr>
-      <w:r>
-        <w:t>BRASIL. Fundo Nacional de Desenvolvimento da Educação. Hortas Escolares. Brasília: FNDE; WFP; FAO; ABC, [s.d.]. Disponível em: https://www.gov.br/fnde/pt-br/acesso-a-informacao/acoes-e-programas/programas/pnae/manuais-e-cartilhas/hortas-escolares-fnde-wfp-fao-abc.pdf/view. Acesso em: 29 jul. 2026.</w:t>
-      </w:r>
-    </w:p>
-    <w:p>
-      <w:pPr>
-        <w:pStyle w:val="Referencias"/>
-      </w:pPr>
-      <w:r>
-        <w:t xml:space="preserve">BRASIL. Ministério da Educação; Fundo Nacional de Desenvolvimento da Educação. Projeto Educando com a Horta Escolar e a Alimentação Escolar Saudável. Brasília: FNDE/MEC; UnB/CET, [s.d.]. Disponível em: </w:t>
-      </w:r>
-      <w:r>
-        <w:lastRenderedPageBreak/>
-        <w:t>https://portaldoprofessor.mec.gov.br/storage/materiais/0000016885.pdf. Acesso em: 29 jul. 2026.</w:t>
-      </w:r>
-    </w:p>
-    <w:p>
-      <w:pPr>
-        <w:pStyle w:val="Referencias"/>
-      </w:pPr>
-      <w:r>
-        <w:t xml:space="preserve">CLASSCRAFT STUDIOS. </w:t>
-      </w:r>
-      <w:proofErr w:type="spellStart"/>
-      <w:r>
-        <w:t>Classcraft</w:t>
-      </w:r>
-      <w:proofErr w:type="spellEnd"/>
-      <w:r>
-        <w:t>. Disponível em: https://www.classcraft.com/pt. Acesso em: 29 jul. 2026.</w:t>
-      </w:r>
-    </w:p>
-    <w:p>
-      <w:pPr>
-        <w:pStyle w:val="Referencias"/>
-      </w:pPr>
-      <w:r>
-        <w:t xml:space="preserve">INSTITUTO AKATU. </w:t>
-      </w:r>
-      <w:proofErr w:type="spellStart"/>
-      <w:r>
-        <w:t>Edukatu</w:t>
-      </w:r>
-      <w:proofErr w:type="spellEnd"/>
-      <w:r>
-        <w:t>: rede de aprendizagem para o consumo consciente e a sustentabilidade. Disponível em: https://edukatu.org.br. Acesso em: 29 jul. 2026.</w:t>
-      </w:r>
-    </w:p>
-    <w:p>
-      <w:pPr>
-        <w:pStyle w:val="Referencias"/>
-      </w:pPr>
-      <w:r>
-        <w:t>INVENTTA. Brainstorming: o que é e como fazer? Disponível em: https://inventta.net/brainstorming-o-que-e-e-como-fazer/. Acesso em: 18 jun. 2026.</w:t>
-      </w:r>
-    </w:p>
-    <w:p>
-      <w:pPr>
-        <w:pStyle w:val="Referencias"/>
-      </w:pPr>
-      <w:r>
-        <w:t xml:space="preserve">INVENTTA. Design </w:t>
-      </w:r>
-      <w:proofErr w:type="spellStart"/>
-      <w:r>
-        <w:t>Thinking</w:t>
-      </w:r>
-      <w:proofErr w:type="spellEnd"/>
-      <w:r>
-        <w:t>: o que é e como aplicar na inovação. Disponível em: https://inventta.net/. Acesso em: 18 jun. 2026.</w:t>
-      </w:r>
-    </w:p>
-    <w:p>
-      <w:pPr>
-        <w:pStyle w:val="Referencias"/>
-      </w:pPr>
-      <w:r>
-        <w:t xml:space="preserve">LARAVEL. </w:t>
-      </w:r>
-      <w:proofErr w:type="spellStart"/>
-      <w:r>
-        <w:t>Laravel</w:t>
-      </w:r>
-      <w:proofErr w:type="spellEnd"/>
-      <w:r>
-        <w:t xml:space="preserve"> Cloud. Disponível em: https://laravel.com/cloud. Acesso em: 18 jul. 2026.</w:t>
-      </w:r>
-    </w:p>
-    <w:p>
-      <w:pPr>
-        <w:pStyle w:val="Referencias"/>
-      </w:pPr>
-      <w:r>
-        <w:t>LUCIDCHART. Diagrama de caso de uso UML: o que é, como fazer e exemplos. Disponível em: https://www.lucidchart.com/pages/pt/diagrama-de-caso-de-uso-uml. Acesso em: 18 jun. 2026.</w:t>
-      </w:r>
-    </w:p>
-    <w:p>
-      <w:pPr>
-        <w:pStyle w:val="Referencias"/>
-      </w:pPr>
-      <w:r>
-        <w:t xml:space="preserve">MJV INNOVATION. Design </w:t>
-      </w:r>
-      <w:proofErr w:type="spellStart"/>
-      <w:r>
-        <w:t>Thinking</w:t>
-      </w:r>
-      <w:proofErr w:type="spellEnd"/>
-      <w:r>
-        <w:t>: o que são Cadernos de Sensibilização. Disponível em: https://www.mjvinnovation.com/pt-br/blog/design-thinking-que-sao-cadernos-sensibilizacao/. Acesso em: 18 jun. 2026.</w:t>
-      </w:r>
-    </w:p>
-    <w:p>
-      <w:pPr>
-        <w:pStyle w:val="Referencias"/>
-      </w:pPr>
-      <w:r>
-        <w:t>MJV INNOVATION. Ideação: o que é, etapas e ferramentas. Disponível em: https://www.mjvinnovation.com/pt-br/blog/ideacao-no-design-thinking/. Acesso em: 18 jun. 2026.</w:t>
-      </w:r>
-    </w:p>
-    <w:p>
-      <w:pPr>
-        <w:pStyle w:val="Referencias"/>
-      </w:pPr>
-      <w:r>
-        <w:t xml:space="preserve">MJV INNOVATION. Personas: entenda o conceito e conheça o seu cliente ideal. Disponível em: https://www.mjvinnovation.com/pt-br/blog/personas-uma-ferramenta-poderosa-no-design-thinking-2/. </w:t>
-      </w:r>
-      <w:r>
-        <w:t>Acesso em: 18 jun. 2026.</w:t>
-      </w:r>
-    </w:p>
-    <w:p>
-      <w:pPr>
-        <w:pStyle w:val="Referencias"/>
-      </w:pPr>
-      <w:r>
-        <w:t>MJV TEAM. Personas: entenda o conceito e conheça o seu cliente. Disponível em: https://www.mjvinnovation.com/pt-br/blog/personas-uma-ferramenta-poderosa-no-design-thinking-2/. Acesso em: 18 jun. 2026.</w:t>
-      </w:r>
-    </w:p>
-    <w:p>
-      <w:pPr>
-        <w:pStyle w:val="Referencias"/>
-      </w:pPr>
-      <w:r>
-        <w:t>MYSQL. MySQL. Disponível em: https://www.mysql.com. Acesso em: 20 jul. 2026.</w:t>
-      </w:r>
-    </w:p>
-    <w:p>
-      <w:pPr>
-        <w:pStyle w:val="Referencias"/>
-      </w:pPr>
-      <w:r>
-        <w:t xml:space="preserve">PHP. PHP: Hypertext </w:t>
-      </w:r>
-      <w:proofErr w:type="spellStart"/>
-      <w:r>
-        <w:t>Preprocessor</w:t>
-      </w:r>
-      <w:proofErr w:type="spellEnd"/>
-      <w:r>
-        <w:t>. Disponível em: https://www.php.net. Acesso em: 18 jul. 2026.</w:t>
-      </w:r>
-    </w:p>
-    <w:p>
-      <w:pPr>
-        <w:pStyle w:val="Referencias"/>
-        <w:rPr>
-          <w:lang w:val="en-US"/>
-        </w:rPr>
-      </w:pPr>
-      <w:r>
-        <w:t xml:space="preserve">PREFEITURA DA CIDADE DO RIO DE JANEIRO. Hortas Cariocas. Disponível em: https://carioca.rio/servicos/hortas-cariocas/. </w:t>
-      </w:r>
-      <w:proofErr w:type="spellStart"/>
-      <w:r>
-        <w:rPr>
-          <w:lang w:val="en-US"/>
-        </w:rPr>
-        <w:t>Acesso</w:t>
-      </w:r>
-      <w:proofErr w:type="spellEnd"/>
-      <w:r>
-        <w:rPr>
-          <w:lang w:val="en-US"/>
-        </w:rPr>
-        <w:t xml:space="preserve"> </w:t>
-      </w:r>
-      <w:proofErr w:type="spellStart"/>
-      <w:r>
-        <w:rPr>
-          <w:lang w:val="en-US"/>
-        </w:rPr>
-        <w:t>em</w:t>
-      </w:r>
-      <w:proofErr w:type="spellEnd"/>
-      <w:r>
-        <w:rPr>
-          <w:lang w:val="en-US"/>
-        </w:rPr>
-        <w:t xml:space="preserve">: 29 </w:t>
-      </w:r>
-      <w:proofErr w:type="spellStart"/>
-      <w:r>
-        <w:rPr>
-          <w:lang w:val="en-US"/>
-        </w:rPr>
-        <w:t>jul.</w:t>
-      </w:r>
-      <w:proofErr w:type="spellEnd"/>
-      <w:r>
-        <w:rPr>
-          <w:lang w:val="en-US"/>
-        </w:rPr>
-        <w:t xml:space="preserve"> 2026.</w:t>
-      </w:r>
-    </w:p>
-    <w:p>
-      <w:pPr>
-        <w:pStyle w:val="Referencias"/>
-      </w:pPr>
-      <w:r>
-        <w:rPr>
-          <w:lang w:val="en-US"/>
-        </w:rPr>
-        <w:t xml:space="preserve">REACT. React – A library for web and native user interfaces. </w:t>
-      </w:r>
-      <w:r>
-        <w:t>Disponível em: https://react.dev/reference/react. Acesso em: 18 jul. 2026.</w:t>
-      </w:r>
-    </w:p>
-    <w:p>
-      <w:pPr>
-        <w:pStyle w:val="Referencias"/>
-      </w:pPr>
-      <w:r>
-        <w:t xml:space="preserve">SÃO PAULO (Município). Secretaria Municipal de Educação. Hortas Escolares: implantação, manutenção e uso pedagógico. Manual de Normas e Procedimentos, </w:t>
-      </w:r>
-      <w:r>
-        <w:lastRenderedPageBreak/>
-        <w:t>[s.d.]. Disponível em: https://manual.sme.prefeitura.sp.gov.br. Acesso em: 29 jul. 2026.</w:t>
-      </w:r>
-    </w:p>
-    <w:p>
-      <w:pPr>
-        <w:pStyle w:val="Referencias"/>
-        <w:rPr>
-          <w:lang w:val="en-US"/>
-        </w:rPr>
-      </w:pPr>
-      <w:r>
-        <w:t xml:space="preserve">SEMINÁRIO DE EDUCAÇÃO A DISTÂNCIA (SEADCO). Gamificação: uma Proposta de Aplicação da Plataforma </w:t>
-      </w:r>
-      <w:proofErr w:type="spellStart"/>
-      <w:r>
-        <w:t>Classcraft</w:t>
-      </w:r>
-      <w:proofErr w:type="spellEnd"/>
-      <w:r>
-        <w:t xml:space="preserve"> nas Aulas de Jogos Educativos do IFPI – Campus Teresina Zona Sul. Anais do Seminário de Educação a Distância. Disponível em: https://sol.sbc.org.br/index.php/seadco/article/view/20399. </w:t>
-      </w:r>
-      <w:proofErr w:type="spellStart"/>
-      <w:r>
-        <w:rPr>
-          <w:lang w:val="en-US"/>
-        </w:rPr>
-        <w:t>Acesso</w:t>
-      </w:r>
-      <w:proofErr w:type="spellEnd"/>
-      <w:r>
-        <w:rPr>
-          <w:lang w:val="en-US"/>
-        </w:rPr>
-        <w:t xml:space="preserve"> </w:t>
-      </w:r>
-      <w:proofErr w:type="spellStart"/>
-      <w:r>
-        <w:rPr>
-          <w:lang w:val="en-US"/>
-        </w:rPr>
-        <w:t>em</w:t>
-      </w:r>
-      <w:proofErr w:type="spellEnd"/>
-      <w:r>
-        <w:rPr>
-          <w:lang w:val="en-US"/>
-        </w:rPr>
-        <w:t xml:space="preserve">: 29 </w:t>
-      </w:r>
-      <w:proofErr w:type="spellStart"/>
-      <w:r>
-        <w:rPr>
-          <w:lang w:val="en-US"/>
-        </w:rPr>
-        <w:t>jul.</w:t>
-      </w:r>
-      <w:proofErr w:type="spellEnd"/>
-      <w:r>
-        <w:rPr>
-          <w:lang w:val="en-US"/>
-        </w:rPr>
-        <w:t xml:space="preserve"> 2026.</w:t>
-      </w:r>
-    </w:p>
-    <w:p>
-      <w:pPr>
-        <w:pStyle w:val="Referencias"/>
-      </w:pPr>
-      <w:r>
-        <w:rPr>
-          <w:lang w:val="en-US"/>
-        </w:rPr>
-        <w:t xml:space="preserve">TYPESCRIPT. TypeScript: JavaScript with syntax for types. </w:t>
-      </w:r>
-      <w:r>
-        <w:t>Disponível em: https://www.typescriptlang.org. Acesso em: 18 jul. 2026.</w:t>
-      </w:r>
-    </w:p>
-    <w:p>
-      <w:pPr>
-        <w:pStyle w:val="Referencias"/>
-      </w:pPr>
-      <w:r>
-        <w:t xml:space="preserve">VALENÇA, Adriana Rezende et al. Gamificação na Educação Básica: o uso de elementos dos jogos digitais como estratégia para potencializar a aprendizagem e a participação escolar. Revista Tópicos, Rio de Janeiro, v. 4, n. 34, p. 1-36, 2026. Disponível em: https://doi.org/10.70773/revistatopicos/782197964. </w:t>
-      </w:r>
-      <w:r>
-        <w:t>Acesso em: 29 jul. 2026.</w:t>
-      </w:r>
-    </w:p>
-    <w:p>
-      <w:pPr>
-        <w:pStyle w:val="Referencias"/>
-        <w:rPr>
-          <w:lang w:val="en-US"/>
-        </w:rPr>
-      </w:pPr>
-      <w:r>
-        <w:t xml:space="preserve">ZENDESK. O que é Golden Circle: entenda o conceito de Simon </w:t>
-      </w:r>
-      <w:proofErr w:type="spellStart"/>
-      <w:r>
-        <w:t>Sinek</w:t>
-      </w:r>
-      <w:proofErr w:type="spellEnd"/>
-      <w:r>
-        <w:t xml:space="preserve">. Disponível em: https://www.zendesk.com.br/blog/o-que-e-golden-circle/. </w:t>
-      </w:r>
-      <w:proofErr w:type="spellStart"/>
-      <w:r>
-        <w:rPr>
-          <w:lang w:val="en-US"/>
-        </w:rPr>
-        <w:t>Acesso</w:t>
-      </w:r>
-      <w:proofErr w:type="spellEnd"/>
-      <w:r>
-        <w:rPr>
-          <w:lang w:val="en-US"/>
-        </w:rPr>
-        <w:t xml:space="preserve"> </w:t>
-      </w:r>
-      <w:proofErr w:type="spellStart"/>
-      <w:r>
-        <w:rPr>
-          <w:lang w:val="en-US"/>
-        </w:rPr>
-        <w:t>em</w:t>
-      </w:r>
-      <w:proofErr w:type="spellEnd"/>
-      <w:r>
-        <w:rPr>
-          <w:lang w:val="en-US"/>
-        </w:rPr>
-        <w:t>: 18 jun. 2026.</w:t>
-      </w:r>
-    </w:p>
-    <w:p>
-      <w:pPr>
-        <w:pStyle w:val="Referencias"/>
-      </w:pPr>
+        <w:t xml:space="preserve">. Disponível em: </w:t>
+      </w:r>
+      <w:hyperlink r:id="rId49" w:tgtFrame="_new" w:history="1">
+        <w:r>
+          <w:rPr>
+            <w:rStyle w:val="Hyperlink"/>
+          </w:rPr>
+          <w:t>https://www.zendesk.com.br/blog/o-que-e-golden-circle/</w:t>
+        </w:r>
+      </w:hyperlink>
+      <w:r>
+        <w:t>. Acesso em: 18 jun. 2026.</w:t>
+      </w:r>
     </w:p>
     <w:sectPr>
-      <w:headerReference w:type="default" r:id="rId20"/>
-      <w:footerReference w:type="default" r:id="rId21"/>
+      <w:headerReference w:type="default" r:id="rId50"/>
+      <w:footerReference w:type="default" r:id="rId51"/>
       <w:pgSz w:w="11906" w:h="16838"/>
       <w:pgMar w:top="1701" w:right="1134" w:bottom="1134" w:left="1701" w:header="709" w:footer="709" w:gutter="0"/>
       <w:cols w:space="708"/>
